--- a/standardschreiben/templates/Bankenanfrage.docx
+++ b/standardschreiben/templates/Bankenanfrage.docx
@@ -64,12 +64,9 @@
       <w:r>
         <w:t>Ich bitte um Mitteilung, ob und ggf. in welcher Höhe FELD_Schuldner_der_die</w:t>
       </w:r>
-    </w:p>
-    <w:p>
-      <w:pPr>
-        <w:spacing w:line="276" w:lineRule="auto"/>
-        <w:jc w:val="both"/>
-      </w:pPr>
+      <w:r>
+        <w:t xml:space="preserve"> </w:t>
+      </w:r>
       <w:r>
         <w:t>FELD_Schuldner_Schuldnerin Verbindlichkeiten gegenüber Ihrem Haus hat und welche</w:t>
       </w:r>
@@ -80,34 +77,13 @@
         <w:jc w:val="both"/>
       </w:pPr>
       <w:r>
-        <w:t>Sicherheiten hierfür bestehen. Bitte überlassen Sie mir die zugrundeliegenden Verträge und</w:t>
-      </w:r>
-      <w:r>
-        <w:t xml:space="preserve"> </w:t>
-      </w:r>
-      <w:r>
-        <w:t>Zweckerklärungen. Eine Schweigepflichtentbindungserklärung ist diesem Schreiben</w:t>
-      </w:r>
-      <w:r>
-        <w:t xml:space="preserve"> </w:t>
-      </w:r>
-      <w:r>
-        <w:t>als</w:t>
-      </w:r>
-      <w:r>
-        <w:t xml:space="preserve"> </w:t>
+        <w:t xml:space="preserve">Sicherheiten hierfür bestehen. Bitte überlassen Sie mir die zugrundeliegenden Verträge und Zweckerklärungen. Eine Schweigepflichtentbindungserklärung ist diesem Schreiben als </w:t>
       </w:r>
       <w:r>
         <w:rPr>
           <w:u w:val="single"/>
         </w:rPr>
-        <w:t>Anlage I</w:t>
-      </w:r>
-      <w:r>
-        <w:rPr>
-          <w:u w:val="single"/>
-        </w:rPr>
-        <w:t>I</w:t>
+        <w:t>Anlage II</w:t>
       </w:r>
       <w:r>
         <w:t xml:space="preserve"> beigefügt.</w:t>
@@ -125,19 +101,7 @@
         <w:jc w:val="both"/>
       </w:pPr>
       <w:r>
-        <w:t>Darüber hinaus bitte ich um Mitteilung, ob FELD_Schuldner_der_die</w:t>
-      </w:r>
-      <w:r>
-        <w:t xml:space="preserve"> </w:t>
-      </w:r>
-      <w:r>
-        <w:t>FELD_Schuldner_Schuldnerin in Ihrem Hause Kontoguthaben, Sparbücher, ein Depot oder</w:t>
-      </w:r>
-      <w:r>
-        <w:t xml:space="preserve"> </w:t>
-      </w:r>
-      <w:r>
-        <w:t>Wertschließfächer unterhält.</w:t>
+        <w:t>Darüber hinaus bitte ich um Mitteilung, ob FELD_Schuldner_der_die FELD_Schuldner_Schuldnerin in Ihrem Hause Kontoguthaben, Sparbücher, ein Depot oder Wertschließfächer unterhält.</w:t>
       </w:r>
     </w:p>
     <w:p>
@@ -161,124 +125,44 @@
         <w:t>mit ausgewiesenen Tagessalden</w:t>
       </w:r>
       <w:r>
-        <w:t xml:space="preserve"> im Format</w:t>
-      </w:r>
-      <w:r>
-        <w:t xml:space="preserve"> </w:t>
-      </w:r>
-      <w:r>
-        <w:t>Excel CSV, Excel CSV-CAMT V2, Excel CSV-CAMT V8 oder Excel CSV-MT940 aller Konten</w:t>
-      </w:r>
-      <w:r>
-        <w:t xml:space="preserve"> </w:t>
-      </w:r>
-      <w:r>
-        <w:t>der letzten zwölf Monate zukommen zu lassen.</w:t>
+        <w:t xml:space="preserve"> im Format Excel CSV, Excel CSV-CAMT V2, Excel CSV-CAMT V8 oder Excel CSV-MT940 aller Konten der letzten zwölf Monate zukommen zu lassen.</w:t>
       </w:r>
       <w:r>
         <w:rPr>
           <w:b/>
           <w:bCs/>
         </w:rPr>
-        <w:t xml:space="preserve"> Für den Fall, dass die Schuldnerin ihren</w:t>
-      </w:r>
-      <w:r>
-        <w:rPr>
-          <w:b/>
-          <w:bCs/>
-        </w:rPr>
-        <w:t xml:space="preserve"> </w:t>
-      </w:r>
-      <w:r>
-        <w:rPr>
-          <w:b/>
-          <w:bCs/>
-        </w:rPr>
-        <w:t>Zahlungsverkehr im Wege der Sammelüberweisung abgewickelt hat, bitten wir zusätzlich</w:t>
-      </w:r>
-      <w:r>
-        <w:rPr>
-          <w:b/>
-          <w:bCs/>
-        </w:rPr>
-        <w:t xml:space="preserve"> </w:t>
-      </w:r>
-      <w:r>
-        <w:rPr>
-          <w:b/>
-          <w:bCs/>
-        </w:rPr>
-        <w:t>um Überlassung von Regulierungslisten innerhalb des angeforderten Zeitraums. Die</w:t>
-      </w:r>
-      <w:r>
-        <w:rPr>
-          <w:b/>
-          <w:bCs/>
-        </w:rPr>
-        <w:t xml:space="preserve"> </w:t>
-      </w:r>
-      <w:r>
-        <w:rPr>
-          <w:b/>
-          <w:bCs/>
-        </w:rPr>
-        <w:t>Regulierungslisten bitten wir unter Ausweis von Zahlungsempfänger und vollständigem</w:t>
-      </w:r>
-      <w:r>
-        <w:rPr>
-          <w:b/>
-          <w:bCs/>
-        </w:rPr>
-        <w:t xml:space="preserve"> </w:t>
-      </w:r>
-      <w:r>
-        <w:rPr>
-          <w:b/>
-          <w:bCs/>
-        </w:rPr>
-        <w:t>Buchungstext und Betrag auszufertigen.</w:t>
-      </w:r>
-    </w:p>
-    <w:p>
-      <w:pPr>
-        <w:spacing w:line="276" w:lineRule="auto"/>
-        <w:jc w:val="both"/>
-      </w:pPr>
-    </w:p>
-    <w:p>
-      <w:pPr>
-        <w:spacing w:line="276" w:lineRule="auto"/>
-        <w:jc w:val="both"/>
-      </w:pPr>
-      <w:r>
-        <w:t>Ich übernehme die anfallenden Kosten. Sollte der Betrag 500,00 EUR überschreiten, bitte ich</w:t>
-      </w:r>
-      <w:r>
-        <w:t xml:space="preserve"> </w:t>
-      </w:r>
-      <w:r>
-        <w:t>um kurze Abstimmung.</w:t>
-      </w:r>
-    </w:p>
-    <w:p>
-      <w:pPr>
-        <w:spacing w:line="276" w:lineRule="auto"/>
-        <w:jc w:val="both"/>
-      </w:pPr>
-    </w:p>
-    <w:p>
-      <w:pPr>
-        <w:spacing w:line="276" w:lineRule="auto"/>
-        <w:jc w:val="both"/>
-      </w:pPr>
-      <w:r>
-        <w:t>Außerdem bitte ich um Überlassung einer Aufstellung aller erledigten und nicht erledigten</w:t>
-      </w:r>
-      <w:r>
-        <w:t xml:space="preserve"> </w:t>
-      </w:r>
-      <w:r>
-        <w:t>Vollstreckungsmaßnahmen mit den folgenden Informationen:</w:t>
+        <w:t xml:space="preserve"> Für den Fall, dass die Schuldnerin ihren Zahlungsverkehr im Wege der Sammelüberweisung abgewickelt hat, bitten wir zusätzlich um Überlassung von Regulierungslisten innerhalb des angeforderten Zeitraums. Die Regulierungslisten bitten wir unter Ausweis von Zahlungsempfänger und vollständigem Buchungstext und Betrag auszufertigen.</w:t>
+      </w:r>
+    </w:p>
+    <w:p>
+      <w:pPr>
+        <w:spacing w:line="276" w:lineRule="auto"/>
+        <w:jc w:val="both"/>
+      </w:pPr>
+    </w:p>
+    <w:p>
+      <w:pPr>
+        <w:spacing w:line="276" w:lineRule="auto"/>
+        <w:jc w:val="both"/>
+      </w:pPr>
+      <w:r>
+        <w:t>Ich übernehme die anfallenden Kosten. Sollte der Betrag 500,00 EUR überschreiten, bitte ich um kurze Abstimmung.</w:t>
+      </w:r>
+    </w:p>
+    <w:p>
+      <w:pPr>
+        <w:spacing w:line="276" w:lineRule="auto"/>
+        <w:jc w:val="both"/>
+      </w:pPr>
+    </w:p>
+    <w:p>
+      <w:pPr>
+        <w:spacing w:line="276" w:lineRule="auto"/>
+        <w:jc w:val="both"/>
+      </w:pPr>
+      <w:r>
+        <w:t>Außerdem bitte ich um Überlassung einer Aufstellung aller erledigten und nicht erledigten Vollstreckungsmaßnahmen mit den folgenden Informationen:</w:t>
       </w:r>
     </w:p>
     <w:p>
@@ -347,16 +231,7 @@
         <w:jc w:val="both"/>
       </w:pPr>
       <w:r>
-        <w:t>Da ich gehalten bin, das Gutachten kurzfristig fertigzustellen, wäre ich für eine</w:t>
-      </w:r>
-      <w:r>
-        <w:t xml:space="preserve"> </w:t>
-      </w:r>
-      <w:r>
-        <w:t>schnellstmögliche Rückmeldung, jedoch bis spätestens zum</w:t>
-      </w:r>
-      <w:r>
-        <w:t xml:space="preserve"> </w:t>
+        <w:t xml:space="preserve">Da ich gehalten bin, das Gutachten kurzfristig fertigzustellen, wäre ich für eine schnellstmögliche Rückmeldung, jedoch bis spätestens zum </w:t>
       </w:r>
       <w:r>
         <w:rPr>
@@ -366,10 +241,7 @@
         <w:t>FELD_ANSCHREIBEN_DAT_2</w:t>
       </w:r>
       <w:r>
-        <w:t xml:space="preserve"> </w:t>
-      </w:r>
-      <w:r>
-        <w:t>dankbar. Für Ihre Bemühungen bedanke ich mich bereits jetzt.</w:t>
+        <w:t xml:space="preserve"> dankbar. Für Ihre Bemühungen bedanke ich mich bereits jetzt.</w:t>
       </w:r>
     </w:p>
     <w:p>

--- a/standardschreiben/templates/Bankenanfrage.docx
+++ b/standardschreiben/templates/Bankenanfrage.docx
@@ -62,31 +62,7 @@
         <w:jc w:val="both"/>
       </w:pPr>
       <w:r>
-        <w:t>Ich bitte um Mitteilung, ob und ggf. in welcher Höhe FELD_Schuldner_der_die</w:t>
-      </w:r>
-      <w:r>
-        <w:t xml:space="preserve"> </w:t>
-      </w:r>
-      <w:r>
-        <w:t>FELD_Schuldner_Schuldnerin Verbindlichkeiten gegenüber Ihrem Haus hat und welche</w:t>
-      </w:r>
-    </w:p>
-    <w:p>
-      <w:pPr>
-        <w:spacing w:line="276" w:lineRule="auto"/>
-        <w:jc w:val="both"/>
-      </w:pPr>
-      <w:r>
-        <w:t xml:space="preserve">Sicherheiten hierfür bestehen. Bitte überlassen Sie mir die zugrundeliegenden Verträge und Zweckerklärungen. Eine Schweigepflichtentbindungserklärung ist diesem Schreiben als </w:t>
-      </w:r>
-      <w:r>
-        <w:rPr>
-          <w:u w:val="single"/>
-        </w:rPr>
-        <w:t>Anlage II</w:t>
-      </w:r>
-      <w:r>
-        <w:t xml:space="preserve"> beigefügt.</w:t>
+        <w:t xml:space="preserve">Ich bitte um Mitteilung, ob und ggf. in welcher Höhe FELD_Schuldner_der_die FELD_Schuldner_Schuldnerin Verbindlichkeiten gegenüber Ihrem Haus hat und welche Sicherheiten hierfür bestehen. Bitte überlassen Sie mir die zugrundeliegenden Verträge und Zweckerklärungen. Eine Schweigepflichtentbindungserklärung ist diesem Schreiben als Anlage II beigefügt.</w:t>
       </w:r>
     </w:p>
     <w:p>

--- a/standardschreiben/templates/Bankenanfrage.docx
+++ b/standardschreiben/templates/Bankenanfrage.docx
@@ -2,6 +2,2959 @@
 <file path=word/document.xml><?xml version="1.0" encoding="utf-8"?>
 <w:document xmlns:wpc="http://schemas.microsoft.com/office/word/2010/wordprocessingCanvas" xmlns:cx="http://schemas.microsoft.com/office/drawing/2014/chartex" xmlns:cx1="http://schemas.microsoft.com/office/drawing/2015/9/8/chartex" xmlns:cx2="http://schemas.microsoft.com/office/drawing/2015/10/21/chartex" xmlns:cx3="http://schemas.microsoft.com/office/drawing/2016/5/9/chartex" xmlns:cx4="http://schemas.microsoft.com/office/drawing/2016/5/10/chartex" xmlns:cx5="http://schemas.microsoft.com/office/drawing/2016/5/11/chartex" xmlns:cx6="http://schemas.microsoft.com/office/drawing/2016/5/12/chartex" xmlns:cx7="http://schemas.microsoft.com/office/drawing/2016/5/13/chartex" xmlns:cx8="http://schemas.microsoft.com/office/drawing/2016/5/14/chartex" xmlns:mc="http://schemas.openxmlformats.org/markup-compatibility/2006" xmlns:aink="http://schemas.microsoft.com/office/drawing/2016/ink" xmlns:am3d="http://schemas.microsoft.com/office/drawing/2017/model3d" xmlns:o="urn:schemas-microsoft-com:office:office" xmlns:oel="http://schemas.microsoft.com/office/2019/extlst" xmlns:r="http://schemas.openxmlformats.org/officeDocument/2006/relationships" xmlns:m="http://schemas.openxmlformats.org/officeDocument/2006/math" xmlns:v="urn:schemas-microsoft-com:vml" xmlns:wp14="http://schemas.microsoft.com/office/word/2010/wordprocessingDrawing" xmlns:wp="http://schemas.openxmlformats.org/drawingml/2006/wordprocessingDrawing" xmlns:w10="urn:schemas-microsoft-com:office:word" xmlns:w="http://schemas.openxmlformats.org/wordprocessingml/2006/main" xmlns:w14="http://schemas.microsoft.com/office/word/2010/wordml" xmlns:w15="http://schemas.microsoft.com/office/word/2012/wordml" xmlns:w16cex="http://schemas.microsoft.com/office/word/2018/wordml/cex" xmlns:w16cid="http://schemas.microsoft.com/office/word/2016/wordml/cid" xmlns:w16="http://schemas.microsoft.com/office/word/2018/wordml" xmlns:w16du="http://schemas.microsoft.com/office/word/2023/wordml/word16du" xmlns:w16sdtdh="http://schemas.microsoft.com/office/word/2020/wordml/sdtdatahash" xmlns:w16sdtfl="http://schemas.microsoft.com/office/word/2024/wordml/sdtformatlock" xmlns:w16se="http://schemas.microsoft.com/office/word/2015/wordml/symex" xmlns:wpg="http://schemas.microsoft.com/office/word/2010/wordprocessingGroup" xmlns:wpi="http://schemas.microsoft.com/office/word/2010/wordprocessingInk" xmlns:wne="http://schemas.microsoft.com/office/word/2006/wordml" xmlns:wps="http://schemas.microsoft.com/office/word/2010/wordprocessingShape" mc:Ignorable="w14 w15 w16se w16cid w16 w16cex w16sdtdh w16sdtfl w16du wp14">
   <w:body>
+    <w:sdt>
+      <w:sdtPr>
+        <w:tag w:val="briefkopf-sidebar"/>
+      </w:sdtPr>
+      <w:sdtContent>
+        <w:p>
+          <w:pPr>
+            <w:jc w:val="left"/>
+            <w:rPr>
+              <w:b/>
+            </w:rPr>
+          </w:pPr>
+          <w:r>
+            <w:rPr>
+              <w:noProof/>
+            </w:rPr>
+            <mc:AlternateContent>
+              <mc:Choice Requires="wps">
+                <w:drawing>
+                  <wp:anchor distT="0" distB="0" distL="114300" distR="114300" simplePos="0" relativeHeight="251659264" behindDoc="1" locked="0" layoutInCell="1" allowOverlap="1" wp14:anchorId="4E22A302" wp14:editId="1F3CC033">
+                    <wp:simplePos x="0" y="0"/>
+                    <wp:positionH relativeFrom="column">
+                      <wp:posOffset>4775835</wp:posOffset>
+                    </wp:positionH>
+                    <wp:positionV relativeFrom="margin">
+                      <wp:posOffset>3119120</wp:posOffset>
+                    </wp:positionV>
+                    <wp:extent cx="1990725" cy="6410325"/>
+                    <wp:effectExtent l="0" t="0" r="9525" b="9525"/>
+                    <wp:wrapSquare wrapText="bothSides"/>
+                    <wp:docPr id="2" name="Textfeld 2"/>
+                    <wp:cNvGraphicFramePr/>
+                    <a:graphic xmlns:a="http://schemas.openxmlformats.org/drawingml/2006/main">
+                      <a:graphicData uri="http://schemas.microsoft.com/office/word/2010/wordprocessingShape">
+                        <wps:wsp>
+                          <wps:cNvSpPr txBox="1"/>
+                          <wps:spPr>
+                            <a:xfrm>
+                              <a:off x="0" y="0"/>
+                              <a:ext cx="1990725" cy="6410325"/>
+                            </a:xfrm>
+                            <a:prstGeom prst="rect">
+                              <a:avLst/>
+                            </a:prstGeom>
+                            <a:solidFill>
+                              <a:sysClr val="window" lastClr="FFFFFF"/>
+                            </a:solidFill>
+                            <a:ln w="6350">
+                              <a:noFill/>
+                            </a:ln>
+                          </wps:spPr>
+                          <wps:txbx>
+                            <w:txbxContent>
+                              <w:p>
+                                <w:pPr>
+                                  <w:autoSpaceDE w:val="0"/>
+                                  <w:autoSpaceDN w:val="0"/>
+                                  <w:adjustRightInd w:val="0"/>
+                                  <w:jc w:val="left"/>
+                                  <w:rPr>
+                                    <w:rFonts w:eastAsia="Calibri" w:cs="CorporateSPro-Demi"/>
+                                    <w:b/>
+                                    <w:sz w:val="13"/>
+                                    <w:szCs w:val="13"/>
+                                    <w:lang w:eastAsia="de-DE"/>
+                                  </w:rPr>
+                                </w:pPr>
+                                <w:r>
+                                  <w:rPr>
+                                    <w:rFonts w:eastAsia="Calibri" w:cs="CorporateSPro-Demi"/>
+                                    <w:b/>
+                                    <w:sz w:val="13"/>
+                                    <w:szCs w:val="13"/>
+                                    <w:lang w:eastAsia="de-DE"/>
+                                  </w:rPr>
+                                  <w:t>www.tbs-insolvenzverwalter.de</w:t>
+                                </w:r>
+                              </w:p>
+                              <w:p>
+                                <w:pPr>
+                                  <w:autoSpaceDE w:val="0"/>
+                                  <w:autoSpaceDN w:val="0"/>
+                                  <w:adjustRightInd w:val="0"/>
+                                  <w:spacing w:line="276" w:lineRule="auto"/>
+                                  <w:jc w:val="left"/>
+                                  <w:rPr>
+                                    <w:rFonts w:eastAsia="Calibri" w:cs="CorporateSPro-Light"/>
+                                    <w:sz w:val="13"/>
+                                    <w:szCs w:val="13"/>
+                                    <w:lang w:eastAsia="de-DE"/>
+                                  </w:rPr>
+                                </w:pPr>
+                                <w:r>
+                                  <w:rPr>
+                                    <w:rFonts w:eastAsia="Calibri" w:cs="CorporateSPro-Light"/>
+                                    <w:sz w:val="13"/>
+                                    <w:szCs w:val="13"/>
+                                    <w:lang w:eastAsia="de-DE"/>
+                                  </w:rPr>
+                                  <w:t>Partnerschaftsregister des</w:t>
+                                </w:r>
+                              </w:p>
+                              <w:p>
+                                <w:pPr>
+                                  <w:pBdr>
+                                    <w:bottom w:val="single" w:sz="4" w:space="1" w:color="auto"/>
+                                  </w:pBdr>
+                                  <w:autoSpaceDE w:val="0"/>
+                                  <w:autoSpaceDN w:val="0"/>
+                                  <w:adjustRightInd w:val="0"/>
+                                  <w:spacing w:line="276" w:lineRule="auto"/>
+                                  <w:jc w:val="left"/>
+                                  <w:rPr>
+                                    <w:rFonts w:eastAsia="Calibri" w:cs="CorporateSPro-Light"/>
+                                    <w:sz w:val="13"/>
+                                    <w:szCs w:val="13"/>
+                                    <w:lang w:eastAsia="de-DE"/>
+                                  </w:rPr>
+                                </w:pPr>
+                                <w:r>
+                                  <w:rPr>
+                                    <w:rFonts w:eastAsia="Calibri" w:cs="CorporateSPro-Light"/>
+                                    <w:sz w:val="13"/>
+                                    <w:szCs w:val="13"/>
+                                    <w:lang w:eastAsia="de-DE"/>
+                                  </w:rPr>
+                                  <w:t>Amtsgericht Koblenz – PR 20203</w:t>
+                                </w:r>
+                              </w:p>
+                              <w:p>
+                                <w:pPr>
+                                  <w:pBdr>
+                                    <w:bottom w:val="single" w:sz="4" w:space="1" w:color="auto"/>
+                                  </w:pBdr>
+                                  <w:autoSpaceDE w:val="0"/>
+                                  <w:autoSpaceDN w:val="0"/>
+                                  <w:adjustRightInd w:val="0"/>
+                                  <w:spacing w:line="276" w:lineRule="auto"/>
+                                  <w:jc w:val="center"/>
+                                  <w:rPr>
+                                    <w:rFonts w:eastAsia="Calibri" w:cs="CorporateSPro-Light"/>
+                                    <w:sz w:val="13"/>
+                                    <w:szCs w:val="13"/>
+                                    <w:lang w:eastAsia="de-DE"/>
+                                  </w:rPr>
+                                </w:pPr>
+                              </w:p>
+                              <w:p>
+                                <w:pPr>
+                                  <w:pBdr>
+                                    <w:bottom w:val="single" w:sz="4" w:space="1" w:color="auto"/>
+                                  </w:pBdr>
+                                  <w:autoSpaceDE w:val="0"/>
+                                  <w:autoSpaceDN w:val="0"/>
+                                  <w:adjustRightInd w:val="0"/>
+                                  <w:spacing w:line="276" w:lineRule="auto"/>
+                                  <w:jc w:val="center"/>
+                                  <w:rPr>
+                                    <w:rFonts w:eastAsia="Calibri" w:cs="CorporateSPro-Light"/>
+                                    <w:sz w:val="13"/>
+                                    <w:szCs w:val="13"/>
+                                    <w:lang w:eastAsia="de-DE"/>
+                                  </w:rPr>
+                                </w:pPr>
+                              </w:p>
+                              <w:p>
+                                <w:pPr>
+                                  <w:pBdr>
+                                    <w:bottom w:val="single" w:sz="4" w:space="1" w:color="auto"/>
+                                  </w:pBdr>
+                                  <w:autoSpaceDE w:val="0"/>
+                                  <w:autoSpaceDN w:val="0"/>
+                                  <w:adjustRightInd w:val="0"/>
+                                  <w:spacing w:line="276" w:lineRule="auto"/>
+                                  <w:jc w:val="center"/>
+                                  <w:rPr>
+                                    <w:rFonts w:eastAsia="Calibri" w:cs="CorporateSPro-Light"/>
+                                    <w:sz w:val="13"/>
+                                    <w:szCs w:val="13"/>
+                                    <w:lang w:eastAsia="de-DE"/>
+                                  </w:rPr>
+                                </w:pPr>
+                              </w:p>
+                              <w:p>
+                                <w:pPr>
+                                  <w:pBdr>
+                                    <w:bottom w:val="single" w:sz="4" w:space="1" w:color="auto"/>
+                                  </w:pBdr>
+                                  <w:autoSpaceDE w:val="0"/>
+                                  <w:autoSpaceDN w:val="0"/>
+                                  <w:adjustRightInd w:val="0"/>
+                                  <w:spacing w:line="276" w:lineRule="auto"/>
+                                  <w:jc w:val="center"/>
+                                  <w:rPr>
+                                    <w:rFonts w:eastAsia="Calibri" w:cs="CorporateSPro-Light"/>
+                                    <w:sz w:val="13"/>
+                                    <w:szCs w:val="13"/>
+                                    <w:lang w:eastAsia="de-DE"/>
+                                  </w:rPr>
+                                </w:pPr>
+                              </w:p>
+                              <w:p>
+                                <w:pPr>
+                                  <w:pBdr>
+                                    <w:bottom w:val="single" w:sz="4" w:space="1" w:color="auto"/>
+                                  </w:pBdr>
+                                  <w:autoSpaceDE w:val="0"/>
+                                  <w:autoSpaceDN w:val="0"/>
+                                  <w:adjustRightInd w:val="0"/>
+                                  <w:spacing w:line="276" w:lineRule="auto"/>
+                                  <w:jc w:val="center"/>
+                                  <w:rPr>
+                                    <w:rFonts w:eastAsia="Calibri" w:cs="CorporateSPro-Light"/>
+                                    <w:sz w:val="13"/>
+                                    <w:szCs w:val="13"/>
+                                    <w:lang w:eastAsia="de-DE"/>
+                                  </w:rPr>
+                                </w:pPr>
+                              </w:p>
+                              <w:p>
+                                <w:pPr>
+                                  <w:pBdr>
+                                    <w:bottom w:val="single" w:sz="4" w:space="1" w:color="auto"/>
+                                  </w:pBdr>
+                                  <w:autoSpaceDE w:val="0"/>
+                                  <w:autoSpaceDN w:val="0"/>
+                                  <w:adjustRightInd w:val="0"/>
+                                  <w:spacing w:line="276" w:lineRule="auto"/>
+                                  <w:jc w:val="center"/>
+                                  <w:rPr>
+                                    <w:rFonts w:eastAsia="Calibri" w:cs="CorporateSPro-Light"/>
+                                    <w:sz w:val="13"/>
+                                    <w:szCs w:val="13"/>
+                                    <w:lang w:eastAsia="de-DE"/>
+                                  </w:rPr>
+                                </w:pPr>
+                              </w:p>
+                              <w:p>
+                                <w:pPr>
+                                  <w:pBdr>
+                                    <w:bottom w:val="single" w:sz="4" w:space="1" w:color="auto"/>
+                                  </w:pBdr>
+                                  <w:autoSpaceDE w:val="0"/>
+                                  <w:autoSpaceDN w:val="0"/>
+                                  <w:adjustRightInd w:val="0"/>
+                                  <w:spacing w:line="276" w:lineRule="auto"/>
+                                  <w:jc w:val="center"/>
+                                  <w:rPr>
+                                    <w:rFonts w:eastAsia="Calibri" w:cs="CorporateSPro-Light"/>
+                                    <w:sz w:val="13"/>
+                                    <w:szCs w:val="13"/>
+                                    <w:lang w:eastAsia="de-DE"/>
+                                  </w:rPr>
+                                </w:pPr>
+                              </w:p>
+                              <w:p>
+                                <w:pPr>
+                                  <w:autoSpaceDE w:val="0"/>
+                                  <w:autoSpaceDN w:val="0"/>
+                                  <w:adjustRightInd w:val="0"/>
+                                  <w:spacing w:line="276" w:lineRule="auto"/>
+                                  <w:jc w:val="left"/>
+                                  <w:rPr>
+                                    <w:rFonts w:eastAsia="Calibri" w:cs="CorporateSPro-Light"/>
+                                    <w:sz w:val="13"/>
+                                    <w:szCs w:val="13"/>
+                                    <w:lang w:eastAsia="de-DE"/>
+                                  </w:rPr>
+                                </w:pPr>
+                              </w:p>
+                              <w:p>
+                                <w:pPr>
+                                  <w:autoSpaceDE w:val="0"/>
+                                  <w:autoSpaceDN w:val="0"/>
+                                  <w:adjustRightInd w:val="0"/>
+                                  <w:jc w:val="left"/>
+                                  <w:rPr>
+                                    <w:rFonts w:eastAsia="Calibri" w:cs="CorporateSPro-Regular"/>
+                                    <w:sz w:val="13"/>
+                                    <w:szCs w:val="13"/>
+                                    <w:lang w:eastAsia="de-DE"/>
+                                  </w:rPr>
+                                </w:pPr>
+                                <w:bookmarkStart w:id="0" w:name="_Hlk217368252"/>
+                                <w:bookmarkStart w:id="1" w:name="_Hlk217368253"/>
+                                <w:bookmarkStart w:id="2" w:name="_Hlk217368337"/>
+                                <w:bookmarkStart w:id="3" w:name="_Hlk217368338"/>
+                                <w:bookmarkStart w:id="4" w:name="_Hlk217368401"/>
+                                <w:bookmarkStart w:id="5" w:name="_Hlk217368402"/>
+                                <w:bookmarkStart w:id="6" w:name="_Hlk217368434"/>
+                                <w:bookmarkStart w:id="7" w:name="_Hlk217368435"/>
+                                <w:bookmarkStart w:id="8" w:name="_Hlk217368465"/>
+                                <w:bookmarkStart w:id="9" w:name="_Hlk217368466"/>
+                                <w:r>
+                                  <w:rPr>
+                                    <w:rFonts w:eastAsia="Calibri" w:cs="CorporateSPro-Regular"/>
+                                    <w:sz w:val="13"/>
+                                    <w:szCs w:val="13"/>
+                                    <w:lang w:eastAsia="de-DE"/>
+                                  </w:rPr>
+                                  <w:t>PARTNER</w:t>
+                                </w:r>
+                              </w:p>
+                              <w:p>
+                                <w:pPr>
+                                  <w:autoSpaceDE w:val="0"/>
+                                  <w:autoSpaceDN w:val="0"/>
+                                  <w:adjustRightInd w:val="0"/>
+                                  <w:spacing w:line="240" w:lineRule="auto"/>
+                                  <w:jc w:val="left"/>
+                                  <w:rPr>
+                                    <w:rFonts w:eastAsia="Calibri" w:cs="CorporateSPro-Demi"/>
+                                    <w:b/>
+                                    <w:sz w:val="13"/>
+                                    <w:szCs w:val="13"/>
+                                    <w:lang w:eastAsia="de-DE"/>
+                                  </w:rPr>
+                                </w:pPr>
+                                <w:r>
+                                  <w:rPr>
+                                    <w:rFonts w:eastAsia="Calibri" w:cs="CorporateSPro-Demi"/>
+                                    <w:b/>
+                                    <w:sz w:val="13"/>
+                                    <w:szCs w:val="13"/>
+                                    <w:lang w:eastAsia="de-DE"/>
+                                  </w:rPr>
+                                  <w:t>Ingo Grünewald</w:t>
+                                </w:r>
+                              </w:p>
+                              <w:p>
+                                <w:pPr>
+                                  <w:autoSpaceDE w:val="0"/>
+                                  <w:autoSpaceDN w:val="0"/>
+                                  <w:adjustRightInd w:val="0"/>
+                                  <w:spacing w:line="240" w:lineRule="auto"/>
+                                  <w:jc w:val="left"/>
+                                  <w:rPr>
+                                    <w:rFonts w:eastAsia="Calibri" w:cs="CorporateSPro-Light"/>
+                                    <w:sz w:val="13"/>
+                                    <w:szCs w:val="13"/>
+                                    <w:lang w:eastAsia="de-DE"/>
+                                  </w:rPr>
+                                </w:pPr>
+                                <w:r>
+                                  <w:rPr>
+                                    <w:rFonts w:eastAsia="Calibri" w:cs="CorporateSPro-Light"/>
+                                    <w:sz w:val="13"/>
+                                    <w:szCs w:val="13"/>
+                                    <w:lang w:eastAsia="de-DE"/>
+                                  </w:rPr>
+                                  <w:t>Fachanwalt für Insolvenz- und Sanierungsrecht</w:t>
+                                </w:r>
+                              </w:p>
+                              <w:p>
+                                <w:pPr>
+                                  <w:autoSpaceDE w:val="0"/>
+                                  <w:autoSpaceDN w:val="0"/>
+                                  <w:adjustRightInd w:val="0"/>
+                                  <w:spacing w:line="240" w:lineRule="auto"/>
+                                  <w:jc w:val="left"/>
+                                  <w:rPr>
+                                    <w:rFonts w:eastAsia="Calibri" w:cs="CorporateSPro-Light"/>
+                                    <w:sz w:val="13"/>
+                                    <w:szCs w:val="13"/>
+                                    <w:lang w:eastAsia="de-DE"/>
+                                  </w:rPr>
+                                </w:pPr>
+                                <w:r>
+                                  <w:rPr>
+                                    <w:rFonts w:eastAsia="Calibri" w:cs="CorporateSPro-Light"/>
+                                    <w:sz w:val="13"/>
+                                    <w:szCs w:val="13"/>
+                                    <w:lang w:eastAsia="de-DE"/>
+                                  </w:rPr>
+                                  <w:t>Fachanwalt für Handels- und Gesellschaftsrecht</w:t>
+                                </w:r>
+                              </w:p>
+                              <w:p>
+                                <w:pPr>
+                                  <w:autoSpaceDE w:val="0"/>
+                                  <w:autoSpaceDN w:val="0"/>
+                                  <w:adjustRightInd w:val="0"/>
+                                  <w:spacing w:line="240" w:lineRule="auto"/>
+                                  <w:jc w:val="left"/>
+                                  <w:rPr>
+                                    <w:rFonts w:eastAsia="Calibri" w:cs="CorporateSPro-Demi"/>
+                                    <w:b/>
+                                    <w:sz w:val="13"/>
+                                    <w:szCs w:val="13"/>
+                                    <w:lang w:eastAsia="de-DE"/>
+                                  </w:rPr>
+                                </w:pPr>
+                              </w:p>
+                              <w:p>
+                                <w:pPr>
+                                  <w:autoSpaceDE w:val="0"/>
+                                  <w:autoSpaceDN w:val="0"/>
+                                  <w:adjustRightInd w:val="0"/>
+                                  <w:spacing w:line="240" w:lineRule="auto"/>
+                                  <w:jc w:val="left"/>
+                                  <w:rPr>
+                                    <w:rFonts w:eastAsia="Calibri" w:cs="CorporateSPro-Demi"/>
+                                    <w:b/>
+                                    <w:sz w:val="13"/>
+                                    <w:szCs w:val="13"/>
+                                    <w:lang w:val="en-GB" w:eastAsia="de-DE"/>
+                                  </w:rPr>
+                                </w:pPr>
+                                <w:r>
+                                  <w:rPr>
+                                    <w:rFonts w:eastAsia="Calibri" w:cs="CorporateSPro-Demi"/>
+                                    <w:b/>
+                                    <w:sz w:val="13"/>
+                                    <w:szCs w:val="13"/>
+                                    <w:lang w:val="en-GB" w:eastAsia="de-DE"/>
+                                  </w:rPr>
+                                  <w:t>Dr. Alexander Thomas Lamberty LL.M.</w:t>
+                                </w:r>
+                              </w:p>
+                              <w:p>
+                                <w:pPr>
+                                  <w:autoSpaceDE w:val="0"/>
+                                  <w:autoSpaceDN w:val="0"/>
+                                  <w:adjustRightInd w:val="0"/>
+                                  <w:spacing w:line="240" w:lineRule="auto"/>
+                                  <w:jc w:val="left"/>
+                                  <w:rPr>
+                                    <w:rFonts w:eastAsia="Calibri" w:cs="CorporateSPro-Light"/>
+                                    <w:sz w:val="13"/>
+                                    <w:szCs w:val="13"/>
+                                    <w:lang w:eastAsia="de-DE"/>
+                                  </w:rPr>
+                                </w:pPr>
+                                <w:r>
+                                  <w:rPr>
+                                    <w:rFonts w:eastAsia="Calibri" w:cs="CorporateSPro-Light"/>
+                                    <w:sz w:val="13"/>
+                                    <w:szCs w:val="13"/>
+                                    <w:lang w:eastAsia="de-DE"/>
+                                  </w:rPr>
+                                  <w:t>Fachanwalt für Insolvenz- und Sanierungsrecht</w:t>
+                                </w:r>
+                              </w:p>
+                              <w:p>
+                                <w:pPr>
+                                  <w:autoSpaceDE w:val="0"/>
+                                  <w:autoSpaceDN w:val="0"/>
+                                  <w:adjustRightInd w:val="0"/>
+                                  <w:spacing w:line="240" w:lineRule="auto"/>
+                                  <w:jc w:val="left"/>
+                                  <w:rPr>
+                                    <w:rFonts w:eastAsia="Calibri" w:cs="CorporateSPro-Demi"/>
+                                    <w:b/>
+                                    <w:sz w:val="13"/>
+                                    <w:szCs w:val="13"/>
+                                    <w:lang w:eastAsia="de-DE"/>
+                                  </w:rPr>
+                                </w:pPr>
+                              </w:p>
+                              <w:p>
+                                <w:pPr>
+                                  <w:autoSpaceDE w:val="0"/>
+                                  <w:autoSpaceDN w:val="0"/>
+                                  <w:adjustRightInd w:val="0"/>
+                                  <w:spacing w:line="240" w:lineRule="auto"/>
+                                  <w:jc w:val="left"/>
+                                  <w:rPr>
+                                    <w:rFonts w:eastAsia="Calibri" w:cs="CorporateSPro-Demi"/>
+                                    <w:b/>
+                                    <w:sz w:val="13"/>
+                                    <w:szCs w:val="13"/>
+                                    <w:lang w:eastAsia="de-DE"/>
+                                  </w:rPr>
+                                </w:pPr>
+                                <w:r>
+                                  <w:rPr>
+                                    <w:rFonts w:eastAsia="Calibri" w:cs="CorporateSPro-Demi"/>
+                                    <w:b/>
+                                    <w:sz w:val="13"/>
+                                    <w:szCs w:val="13"/>
+                                    <w:lang w:eastAsia="de-DE"/>
+                                  </w:rPr>
+                                  <w:t>Fatma Kreft</w:t>
+                                </w:r>
+                              </w:p>
+                              <w:p>
+                                <w:pPr>
+                                  <w:autoSpaceDE w:val="0"/>
+                                  <w:autoSpaceDN w:val="0"/>
+                                  <w:adjustRightInd w:val="0"/>
+                                  <w:spacing w:line="240" w:lineRule="auto"/>
+                                  <w:jc w:val="left"/>
+                                  <w:rPr>
+                                    <w:rFonts w:eastAsia="Calibri" w:cs="CorporateSPro-Light"/>
+                                    <w:sz w:val="13"/>
+                                    <w:szCs w:val="13"/>
+                                    <w:lang w:eastAsia="de-DE"/>
+                                  </w:rPr>
+                                </w:pPr>
+                                <w:r>
+                                  <w:rPr>
+                                    <w:rFonts w:eastAsia="Calibri" w:cs="CorporateSPro-Light"/>
+                                    <w:sz w:val="13"/>
+                                    <w:szCs w:val="13"/>
+                                    <w:lang w:eastAsia="de-DE"/>
+                                  </w:rPr>
+                                  <w:t>Fachanwältin für Insolvenz- und Sanierungsrecht</w:t>
+                                </w:r>
+                              </w:p>
+                              <w:p>
+                                <w:pPr>
+                                  <w:autoSpaceDE w:val="0"/>
+                                  <w:autoSpaceDN w:val="0"/>
+                                  <w:adjustRightInd w:val="0"/>
+                                  <w:spacing w:line="240" w:lineRule="auto"/>
+                                  <w:jc w:val="left"/>
+                                  <w:rPr>
+                                    <w:rFonts w:eastAsia="Calibri" w:cs="CorporateSPro-Light"/>
+                                    <w:sz w:val="13"/>
+                                    <w:szCs w:val="13"/>
+                                    <w:lang w:eastAsia="de-DE"/>
+                                  </w:rPr>
+                                </w:pPr>
+                                <w:r>
+                                  <w:rPr>
+                                    <w:rFonts w:eastAsia="Calibri" w:cs="CorporateSPro-Light"/>
+                                    <w:sz w:val="13"/>
+                                    <w:szCs w:val="13"/>
+                                    <w:lang w:eastAsia="de-DE"/>
+                                  </w:rPr>
+                                  <w:t>Fachanwältin für Steuerrecht</w:t>
+                                </w:r>
+                              </w:p>
+                              <w:p>
+                                <w:pPr>
+                                  <w:autoSpaceDE w:val="0"/>
+                                  <w:autoSpaceDN w:val="0"/>
+                                  <w:adjustRightInd w:val="0"/>
+                                  <w:spacing w:line="240" w:lineRule="auto"/>
+                                  <w:jc w:val="left"/>
+                                  <w:rPr>
+                                    <w:rFonts w:eastAsia="Calibri" w:cs="CorporateSPro-Light"/>
+                                    <w:sz w:val="13"/>
+                                    <w:szCs w:val="13"/>
+                                    <w:lang w:eastAsia="de-DE"/>
+                                  </w:rPr>
+                                </w:pPr>
+                              </w:p>
+                              <w:p>
+                                <w:pPr>
+                                  <w:autoSpaceDE w:val="0"/>
+                                  <w:autoSpaceDN w:val="0"/>
+                                  <w:adjustRightInd w:val="0"/>
+                                  <w:spacing w:line="240" w:lineRule="auto"/>
+                                  <w:jc w:val="left"/>
+                                  <w:rPr>
+                                    <w:rFonts w:eastAsia="Calibri" w:cs="CorporateSPro-Demi"/>
+                                    <w:b/>
+                                    <w:sz w:val="13"/>
+                                    <w:szCs w:val="13"/>
+                                    <w:lang w:eastAsia="de-DE"/>
+                                  </w:rPr>
+                                </w:pPr>
+                                <w:r>
+                                  <w:rPr>
+                                    <w:rFonts w:eastAsia="Calibri" w:cs="CorporateSPro-Demi"/>
+                                    <w:b/>
+                                    <w:sz w:val="13"/>
+                                    <w:szCs w:val="13"/>
+                                    <w:lang w:eastAsia="de-DE"/>
+                                  </w:rPr>
+                                  <w:t>Dr. Arne Löser</w:t>
+                                </w:r>
+                              </w:p>
+                              <w:p>
+                                <w:pPr>
+                                  <w:autoSpaceDE w:val="0"/>
+                                  <w:autoSpaceDN w:val="0"/>
+                                  <w:adjustRightInd w:val="0"/>
+                                  <w:spacing w:line="240" w:lineRule="auto"/>
+                                  <w:jc w:val="left"/>
+                                  <w:rPr>
+                                    <w:rFonts w:eastAsia="Calibri" w:cs="CorporateSPro-Light"/>
+                                    <w:sz w:val="13"/>
+                                    <w:szCs w:val="13"/>
+                                    <w:lang w:eastAsia="de-DE"/>
+                                  </w:rPr>
+                                </w:pPr>
+                                <w:r>
+                                  <w:rPr>
+                                    <w:rFonts w:eastAsia="Calibri" w:cs="CorporateSPro-Light"/>
+                                    <w:sz w:val="13"/>
+                                    <w:szCs w:val="13"/>
+                                    <w:lang w:eastAsia="de-DE"/>
+                                  </w:rPr>
+                                  <w:t>Fachanwalt für Insolvenz- und Sanierungsrecht</w:t>
+                                </w:r>
+                              </w:p>
+                              <w:p>
+                                <w:pPr>
+                                  <w:autoSpaceDE w:val="0"/>
+                                  <w:autoSpaceDN w:val="0"/>
+                                  <w:adjustRightInd w:val="0"/>
+                                  <w:spacing w:line="240" w:lineRule="auto"/>
+                                  <w:jc w:val="left"/>
+                                  <w:rPr>
+                                    <w:rFonts w:eastAsia="Calibri" w:cs="CorporateSPro-Light"/>
+                                    <w:sz w:val="13"/>
+                                    <w:szCs w:val="13"/>
+                                    <w:lang w:eastAsia="de-DE"/>
+                                  </w:rPr>
+                                </w:pPr>
+                                <w:r>
+                                  <w:rPr>
+                                    <w:rFonts w:eastAsia="Calibri" w:cs="CorporateSPro-Light"/>
+                                    <w:sz w:val="13"/>
+                                    <w:szCs w:val="13"/>
+                                    <w:lang w:eastAsia="de-DE"/>
+                                  </w:rPr>
+                                  <w:t>Fachanwalt für Handels- und Gesellschaftsrecht</w:t>
+                                </w:r>
+                              </w:p>
+                              <w:p>
+                                <w:pPr>
+                                  <w:autoSpaceDE w:val="0"/>
+                                  <w:autoSpaceDN w:val="0"/>
+                                  <w:adjustRightInd w:val="0"/>
+                                  <w:spacing w:line="240" w:lineRule="auto"/>
+                                  <w:jc w:val="left"/>
+                                  <w:rPr>
+                                    <w:rFonts w:eastAsia="Calibri" w:cs="CorporateSPro-Light"/>
+                                    <w:sz w:val="13"/>
+                                    <w:szCs w:val="13"/>
+                                    <w:lang w:eastAsia="de-DE"/>
+                                  </w:rPr>
+                                </w:pPr>
+                              </w:p>
+                              <w:p>
+                                <w:pPr>
+                                  <w:autoSpaceDE w:val="0"/>
+                                  <w:autoSpaceDN w:val="0"/>
+                                  <w:adjustRightInd w:val="0"/>
+                                  <w:spacing w:line="240" w:lineRule="auto"/>
+                                  <w:jc w:val="left"/>
+                                  <w:rPr>
+                                    <w:rFonts w:eastAsia="Calibri" w:cs="CorporateSPro-Demi"/>
+                                    <w:b/>
+                                    <w:sz w:val="13"/>
+                                    <w:szCs w:val="13"/>
+                                    <w:lang w:eastAsia="de-DE"/>
+                                  </w:rPr>
+                                </w:pPr>
+                                <w:r>
+                                  <w:rPr>
+                                    <w:rFonts w:eastAsia="Calibri" w:cs="CorporateSPro-Demi"/>
+                                    <w:b/>
+                                    <w:sz w:val="13"/>
+                                    <w:szCs w:val="13"/>
+                                    <w:lang w:eastAsia="de-DE"/>
+                                  </w:rPr>
+                                  <w:t>Dr. Thomas Thöne</w:t>
+                                </w:r>
+                              </w:p>
+                              <w:p>
+                                <w:pPr>
+                                  <w:autoSpaceDE w:val="0"/>
+                                  <w:autoSpaceDN w:val="0"/>
+                                  <w:adjustRightInd w:val="0"/>
+                                  <w:spacing w:line="240" w:lineRule="auto"/>
+                                  <w:jc w:val="left"/>
+                                  <w:rPr>
+                                    <w:rFonts w:eastAsia="Calibri" w:cs="CorporateSPro-Light"/>
+                                    <w:sz w:val="13"/>
+                                    <w:szCs w:val="13"/>
+                                    <w:lang w:eastAsia="de-DE"/>
+                                  </w:rPr>
+                                </w:pPr>
+                                <w:r>
+                                  <w:rPr>
+                                    <w:rFonts w:eastAsia="Calibri" w:cs="CorporateSPro-Light"/>
+                                    <w:sz w:val="13"/>
+                                    <w:szCs w:val="13"/>
+                                    <w:lang w:eastAsia="de-DE"/>
+                                  </w:rPr>
+                                  <w:t>Fachanwalt für Insolvenz- und Sanierungsrecht</w:t>
+                                </w:r>
+                              </w:p>
+                              <w:p>
+                                <w:pPr>
+                                  <w:autoSpaceDE w:val="0"/>
+                                  <w:autoSpaceDN w:val="0"/>
+                                  <w:adjustRightInd w:val="0"/>
+                                  <w:spacing w:line="240" w:lineRule="auto"/>
+                                  <w:jc w:val="left"/>
+                                  <w:rPr>
+                                    <w:rFonts w:eastAsia="Calibri" w:cs="CorporateSPro-Light"/>
+                                    <w:sz w:val="13"/>
+                                    <w:szCs w:val="13"/>
+                                    <w:lang w:eastAsia="de-DE"/>
+                                  </w:rPr>
+                                </w:pPr>
+                                <w:r>
+                                  <w:rPr>
+                                    <w:rFonts w:eastAsia="Calibri" w:cs="CorporateSPro-Light"/>
+                                    <w:sz w:val="13"/>
+                                    <w:szCs w:val="13"/>
+                                    <w:lang w:eastAsia="de-DE"/>
+                                  </w:rPr>
+                                  <w:t>Fachanwalt für Steuerrecht</w:t>
+                                </w:r>
+                              </w:p>
+                              <w:p>
+                                <w:pPr>
+                                  <w:autoSpaceDE w:val="0"/>
+                                  <w:autoSpaceDN w:val="0"/>
+                                  <w:adjustRightInd w:val="0"/>
+                                  <w:spacing w:line="240" w:lineRule="auto"/>
+                                  <w:jc w:val="left"/>
+                                  <w:rPr>
+                                    <w:rFonts w:eastAsia="Calibri" w:cs="CorporateSPro-Light"/>
+                                    <w:sz w:val="13"/>
+                                    <w:szCs w:val="13"/>
+                                    <w:lang w:eastAsia="de-DE"/>
+                                  </w:rPr>
+                                </w:pPr>
+                                <w:r>
+                                  <w:rPr>
+                                    <w:rFonts w:eastAsia="Calibri" w:cs="CorporateSPro-Light"/>
+                                    <w:sz w:val="13"/>
+                                    <w:szCs w:val="13"/>
+                                    <w:lang w:eastAsia="de-DE"/>
+                                  </w:rPr>
+                                  <w:t>Notar in Wiesbaden</w:t>
+                                </w:r>
+                              </w:p>
+                              <w:p>
+                                <w:pPr>
+                                  <w:pBdr>
+                                    <w:bottom w:val="single" w:sz="4" w:space="1" w:color="auto"/>
+                                  </w:pBdr>
+                                  <w:autoSpaceDE w:val="0"/>
+                                  <w:autoSpaceDN w:val="0"/>
+                                  <w:adjustRightInd w:val="0"/>
+                                  <w:spacing w:line="276" w:lineRule="auto"/>
+                                  <w:jc w:val="left"/>
+                                  <w:rPr>
+                                    <w:rFonts w:eastAsia="Calibri" w:cs="CorporateSPro-Light"/>
+                                    <w:sz w:val="13"/>
+                                    <w:szCs w:val="13"/>
+                                    <w:lang w:eastAsia="de-DE"/>
+                                  </w:rPr>
+                                </w:pPr>
+                              </w:p>
+                              <w:p>
+                                <w:pPr>
+                                  <w:autoSpaceDE w:val="0"/>
+                                  <w:autoSpaceDN w:val="0"/>
+                                  <w:adjustRightInd w:val="0"/>
+                                  <w:spacing w:line="276" w:lineRule="auto"/>
+                                  <w:jc w:val="left"/>
+                                  <w:rPr>
+                                    <w:rFonts w:eastAsia="Calibri" w:cs="CorporateSPro-Light"/>
+                                    <w:sz w:val="13"/>
+                                    <w:szCs w:val="13"/>
+                                    <w:lang w:eastAsia="de-DE"/>
+                                  </w:rPr>
+                                </w:pPr>
+                              </w:p>
+                              <w:p>
+                                <w:pPr>
+                                  <w:autoSpaceDE w:val="0"/>
+                                  <w:autoSpaceDN w:val="0"/>
+                                  <w:adjustRightInd w:val="0"/>
+                                  <w:jc w:val="left"/>
+                                  <w:rPr>
+                                    <w:rFonts w:eastAsia="Calibri" w:cs="CorporateSPro-Regular"/>
+                                    <w:sz w:val="13"/>
+                                    <w:szCs w:val="13"/>
+                                    <w:lang w:eastAsia="de-DE"/>
+                                  </w:rPr>
+                                </w:pPr>
+                                <w:r>
+                                  <w:rPr>
+                                    <w:rFonts w:eastAsia="Calibri" w:cs="CorporateSPro-Regular"/>
+                                    <w:sz w:val="13"/>
+                                    <w:szCs w:val="13"/>
+                                    <w:lang w:eastAsia="de-DE"/>
+                                  </w:rPr>
+                                  <w:t>ANGESTELLTE RECHTSANWÄLTE</w:t>
+                                </w:r>
+                              </w:p>
+                              <w:p>
+                                <w:pPr>
+                                  <w:autoSpaceDE w:val="0"/>
+                                  <w:autoSpaceDN w:val="0"/>
+                                  <w:adjustRightInd w:val="0"/>
+                                  <w:spacing w:line="240" w:lineRule="auto"/>
+                                  <w:jc w:val="left"/>
+                                  <w:rPr>
+                                    <w:rFonts w:eastAsia="Calibri" w:cs="CorporateSPro-Demi"/>
+                                    <w:b/>
+                                    <w:sz w:val="13"/>
+                                    <w:szCs w:val="13"/>
+                                    <w:lang w:eastAsia="de-DE"/>
+                                  </w:rPr>
+                                </w:pPr>
+                                <w:r>
+                                  <w:rPr>
+                                    <w:rFonts w:eastAsia="Calibri" w:cs="CorporateSPro-Demi"/>
+                                    <w:b/>
+                                    <w:sz w:val="13"/>
+                                    <w:szCs w:val="13"/>
+                                    <w:lang w:eastAsia="de-DE"/>
+                                  </w:rPr>
+                                  <w:t>Eva Meyer</w:t>
+                                </w:r>
+                              </w:p>
+                              <w:p>
+                                <w:pPr>
+                                  <w:autoSpaceDE w:val="0"/>
+                                  <w:autoSpaceDN w:val="0"/>
+                                  <w:adjustRightInd w:val="0"/>
+                                  <w:spacing w:line="240" w:lineRule="auto"/>
+                                  <w:jc w:val="left"/>
+                                  <w:rPr>
+                                    <w:rFonts w:eastAsia="Calibri" w:cs="CorporateSPro-Demi"/>
+                                    <w:sz w:val="13"/>
+                                    <w:szCs w:val="13"/>
+                                    <w:lang w:eastAsia="de-DE"/>
+                                  </w:rPr>
+                                </w:pPr>
+                                <w:r>
+                                  <w:rPr>
+                                    <w:rFonts w:eastAsia="Calibri" w:cs="CorporateSPro-Demi"/>
+                                    <w:sz w:val="13"/>
+                                    <w:szCs w:val="13"/>
+                                    <w:lang w:eastAsia="de-DE"/>
+                                  </w:rPr>
+                                  <w:t>Fachanwältin für Insolvenz- und Sanierungsrecht</w:t>
+                                </w:r>
+                              </w:p>
+                              <w:p>
+                                <w:pPr>
+                                  <w:autoSpaceDE w:val="0"/>
+                                  <w:autoSpaceDN w:val="0"/>
+                                  <w:adjustRightInd w:val="0"/>
+                                  <w:spacing w:line="240" w:lineRule="auto"/>
+                                  <w:jc w:val="left"/>
+                                  <w:rPr>
+                                    <w:rFonts w:eastAsia="Calibri" w:cs="CorporateSPro-Light"/>
+                                    <w:sz w:val="13"/>
+                                    <w:szCs w:val="13"/>
+                                    <w:lang w:eastAsia="de-DE"/>
+                                  </w:rPr>
+                                </w:pPr>
+                              </w:p>
+                              <w:p>
+                                <w:pPr>
+                                  <w:autoSpaceDE w:val="0"/>
+                                  <w:autoSpaceDN w:val="0"/>
+                                  <w:adjustRightInd w:val="0"/>
+                                  <w:spacing w:line="240" w:lineRule="auto"/>
+                                  <w:jc w:val="left"/>
+                                  <w:rPr>
+                                    <w:rFonts w:eastAsia="Calibri" w:cs="CorporateSPro-Demi"/>
+                                    <w:b/>
+                                    <w:sz w:val="13"/>
+                                    <w:szCs w:val="13"/>
+                                    <w:lang w:eastAsia="de-DE"/>
+                                  </w:rPr>
+                                </w:pPr>
+                                <w:r>
+                                  <w:rPr>
+                                    <w:rFonts w:eastAsia="Calibri" w:cs="CorporateSPro-Demi"/>
+                                    <w:b/>
+                                    <w:sz w:val="13"/>
+                                    <w:szCs w:val="13"/>
+                                    <w:lang w:eastAsia="de-DE"/>
+                                  </w:rPr>
+                                  <w:t>Bettina Dax</w:t>
+                                </w:r>
+                              </w:p>
+                              <w:p>
+                                <w:pPr>
+                                  <w:autoSpaceDE w:val="0"/>
+                                  <w:autoSpaceDN w:val="0"/>
+                                  <w:adjustRightInd w:val="0"/>
+                                  <w:spacing w:line="240" w:lineRule="auto"/>
+                                  <w:jc w:val="left"/>
+                                  <w:rPr>
+                                    <w:rFonts w:eastAsia="Calibri" w:cs="CorporateSPro-Light"/>
+                                    <w:sz w:val="13"/>
+                                    <w:szCs w:val="13"/>
+                                    <w:lang w:eastAsia="de-DE"/>
+                                  </w:rPr>
+                                </w:pPr>
+                                <w:r>
+                                  <w:rPr>
+                                    <w:rFonts w:eastAsia="Calibri" w:cs="CorporateSPro-Light"/>
+                                    <w:sz w:val="13"/>
+                                    <w:szCs w:val="13"/>
+                                    <w:lang w:eastAsia="de-DE"/>
+                                  </w:rPr>
+                                  <w:t>Rechtsanwältin</w:t>
+                                </w:r>
+                              </w:p>
+                              <w:p>
+                                <w:pPr>
+                                  <w:autoSpaceDE w:val="0"/>
+                                  <w:autoSpaceDN w:val="0"/>
+                                  <w:adjustRightInd w:val="0"/>
+                                  <w:spacing w:line="240" w:lineRule="auto"/>
+                                  <w:jc w:val="left"/>
+                                  <w:rPr>
+                                    <w:rFonts w:eastAsia="Calibri" w:cs="CorporateSPro-Demi"/>
+                                    <w:b/>
+                                    <w:sz w:val="13"/>
+                                    <w:szCs w:val="13"/>
+                                    <w:lang w:eastAsia="de-DE"/>
+                                  </w:rPr>
+                                </w:pPr>
+                              </w:p>
+                              <w:p>
+                                <w:pPr>
+                                  <w:autoSpaceDE w:val="0"/>
+                                  <w:autoSpaceDN w:val="0"/>
+                                  <w:adjustRightInd w:val="0"/>
+                                  <w:spacing w:line="240" w:lineRule="auto"/>
+                                  <w:jc w:val="left"/>
+                                  <w:rPr>
+                                    <w:rFonts w:eastAsia="Calibri" w:cs="CorporateSPro-Demi"/>
+                                    <w:b/>
+                                    <w:sz w:val="13"/>
+                                    <w:szCs w:val="13"/>
+                                    <w:lang w:eastAsia="de-DE"/>
+                                  </w:rPr>
+                                </w:pPr>
+                                <w:r>
+                                  <w:rPr>
+                                    <w:rFonts w:eastAsia="Calibri" w:cs="CorporateSPro-Demi"/>
+                                    <w:b/>
+                                    <w:sz w:val="13"/>
+                                    <w:szCs w:val="13"/>
+                                    <w:lang w:eastAsia="de-DE"/>
+                                  </w:rPr>
+                                  <w:t>Cornelia Kriege</w:t>
+                                </w:r>
+                              </w:p>
+                              <w:p>
+                                <w:pPr>
+                                  <w:autoSpaceDE w:val="0"/>
+                                  <w:autoSpaceDN w:val="0"/>
+                                  <w:adjustRightInd w:val="0"/>
+                                  <w:spacing w:line="240" w:lineRule="auto"/>
+                                  <w:jc w:val="left"/>
+                                  <w:rPr>
+                                    <w:rFonts w:eastAsia="Calibri" w:cs="CorporateSPro-Light"/>
+                                    <w:sz w:val="13"/>
+                                    <w:szCs w:val="13"/>
+                                    <w:lang w:eastAsia="de-DE"/>
+                                  </w:rPr>
+                                </w:pPr>
+                                <w:r>
+                                  <w:rPr>
+                                    <w:rFonts w:eastAsia="Calibri" w:cs="CorporateSPro-Light"/>
+                                    <w:sz w:val="13"/>
+                                    <w:szCs w:val="13"/>
+                                    <w:lang w:eastAsia="de-DE"/>
+                                  </w:rPr>
+                                  <w:t>Rechtsanwältin</w:t>
+                                </w:r>
+                              </w:p>
+                              <w:p>
+                                <w:pPr>
+                                  <w:autoSpaceDE w:val="0"/>
+                                  <w:autoSpaceDN w:val="0"/>
+                                  <w:adjustRightInd w:val="0"/>
+                                  <w:spacing w:line="240" w:lineRule="auto"/>
+                                  <w:jc w:val="left"/>
+                                  <w:rPr>
+                                    <w:rFonts w:eastAsia="Calibri" w:cs="CorporateSPro-Light"/>
+                                    <w:sz w:val="13"/>
+                                    <w:szCs w:val="13"/>
+                                    <w:lang w:eastAsia="de-DE"/>
+                                  </w:rPr>
+                                </w:pPr>
+                              </w:p>
+                              <w:p>
+                                <w:pPr>
+                                  <w:autoSpaceDE w:val="0"/>
+                                  <w:autoSpaceDN w:val="0"/>
+                                  <w:adjustRightInd w:val="0"/>
+                                  <w:spacing w:line="240" w:lineRule="auto"/>
+                                  <w:jc w:val="left"/>
+                                  <w:rPr>
+                                    <w:rFonts w:eastAsia="Calibri" w:cs="CorporateSPro-Demi"/>
+                                    <w:b/>
+                                    <w:sz w:val="13"/>
+                                    <w:szCs w:val="13"/>
+                                    <w:lang w:eastAsia="de-DE"/>
+                                  </w:rPr>
+                                </w:pPr>
+                                <w:r>
+                                  <w:rPr>
+                                    <w:rFonts w:eastAsia="Calibri" w:cs="CorporateSPro-Demi"/>
+                                    <w:b/>
+                                    <w:sz w:val="13"/>
+                                    <w:szCs w:val="13"/>
+                                    <w:lang w:eastAsia="de-DE"/>
+                                  </w:rPr>
+                                  <w:t>Lars Wacker</w:t>
+                                </w:r>
+                              </w:p>
+                              <w:p>
+                                <w:pPr>
+                                  <w:autoSpaceDE w:val="0"/>
+                                  <w:autoSpaceDN w:val="0"/>
+                                  <w:adjustRightInd w:val="0"/>
+                                  <w:spacing w:line="240" w:lineRule="auto"/>
+                                  <w:jc w:val="left"/>
+                                  <w:rPr>
+                                    <w:rFonts w:eastAsia="Calibri" w:cs="CorporateSPro-Light"/>
+                                    <w:sz w:val="13"/>
+                                    <w:szCs w:val="13"/>
+                                    <w:lang w:eastAsia="de-DE"/>
+                                  </w:rPr>
+                                </w:pPr>
+                                <w:r>
+                                  <w:rPr>
+                                    <w:rFonts w:eastAsia="Calibri" w:cs="CorporateSPro-Light"/>
+                                    <w:sz w:val="13"/>
+                                    <w:szCs w:val="13"/>
+                                    <w:lang w:eastAsia="de-DE"/>
+                                  </w:rPr>
+                                  <w:t>Rechtsanwalt</w:t>
+                                </w:r>
+                              </w:p>
+                              <w:p>
+                                <w:pPr>
+                                  <w:pBdr>
+                                    <w:bottom w:val="single" w:sz="4" w:space="1" w:color="auto"/>
+                                  </w:pBdr>
+                                  <w:autoSpaceDE w:val="0"/>
+                                  <w:autoSpaceDN w:val="0"/>
+                                  <w:adjustRightInd w:val="0"/>
+                                  <w:spacing w:line="276" w:lineRule="auto"/>
+                                  <w:jc w:val="left"/>
+                                  <w:rPr>
+                                    <w:rFonts w:eastAsia="Calibri" w:cs="CorporateSPro-Light"/>
+                                    <w:sz w:val="13"/>
+                                    <w:szCs w:val="13"/>
+                                    <w:lang w:eastAsia="de-DE"/>
+                                  </w:rPr>
+                                </w:pPr>
+                              </w:p>
+                              <w:p>
+                                <w:pPr>
+                                  <w:autoSpaceDE w:val="0"/>
+                                  <w:autoSpaceDN w:val="0"/>
+                                  <w:adjustRightInd w:val="0"/>
+                                  <w:spacing w:line="276" w:lineRule="auto"/>
+                                  <w:jc w:val="left"/>
+                                  <w:rPr>
+                                    <w:rFonts w:eastAsia="Calibri" w:cs="CorporateSPro-Light"/>
+                                    <w:sz w:val="13"/>
+                                    <w:szCs w:val="13"/>
+                                    <w:lang w:eastAsia="de-DE"/>
+                                  </w:rPr>
+                                </w:pPr>
+                              </w:p>
+                              <w:p>
+                                <w:pPr>
+                                  <w:autoSpaceDE w:val="0"/>
+                                  <w:autoSpaceDN w:val="0"/>
+                                  <w:adjustRightInd w:val="0"/>
+                                  <w:jc w:val="left"/>
+                                  <w:rPr>
+                                    <w:rFonts w:eastAsia="Calibri" w:cs="CorporateSPro-Regular"/>
+                                    <w:sz w:val="13"/>
+                                    <w:szCs w:val="13"/>
+                                    <w:lang w:eastAsia="de-DE"/>
+                                  </w:rPr>
+                                </w:pPr>
+                                <w:r>
+                                  <w:rPr>
+                                    <w:rFonts w:eastAsia="Calibri" w:cs="CorporateSPro-Regular"/>
+                                    <w:sz w:val="13"/>
+                                    <w:szCs w:val="13"/>
+                                    <w:lang w:eastAsia="de-DE"/>
+                                  </w:rPr>
+                                  <w:t>OF COUNSEL</w:t>
+                                </w:r>
+                              </w:p>
+                              <w:p>
+                                <w:pPr>
+                                  <w:autoSpaceDE w:val="0"/>
+                                  <w:autoSpaceDN w:val="0"/>
+                                  <w:adjustRightInd w:val="0"/>
+                                  <w:spacing w:line="240" w:lineRule="auto"/>
+                                  <w:jc w:val="left"/>
+                                  <w:rPr>
+                                    <w:rFonts w:eastAsia="Calibri" w:cs="CorporateSPro-Demi"/>
+                                    <w:b/>
+                                    <w:sz w:val="13"/>
+                                    <w:szCs w:val="13"/>
+                                    <w:lang w:eastAsia="de-DE"/>
+                                  </w:rPr>
+                                </w:pPr>
+                                <w:r>
+                                  <w:rPr>
+                                    <w:rFonts w:eastAsia="Calibri" w:cs="CorporateSPro-Demi"/>
+                                    <w:b/>
+                                    <w:sz w:val="13"/>
+                                    <w:szCs w:val="13"/>
+                                    <w:lang w:eastAsia="de-DE"/>
+                                  </w:rPr>
+                                  <w:t>Justizrat Prof. Dr. Dr. Thomas B. Schmidt M.A.</w:t>
+                                </w:r>
+                              </w:p>
+                              <w:p>
+                                <w:pPr>
+                                  <w:autoSpaceDE w:val="0"/>
+                                  <w:autoSpaceDN w:val="0"/>
+                                  <w:adjustRightInd w:val="0"/>
+                                  <w:spacing w:line="240" w:lineRule="auto"/>
+                                  <w:jc w:val="left"/>
+                                  <w:rPr>
+                                    <w:rFonts w:eastAsia="Calibri" w:cs="CorporateSPro-Light"/>
+                                    <w:sz w:val="13"/>
+                                    <w:szCs w:val="13"/>
+                                    <w:lang w:eastAsia="de-DE"/>
+                                  </w:rPr>
+                                </w:pPr>
+                                <w:r>
+                                  <w:rPr>
+                                    <w:rFonts w:eastAsia="Calibri" w:cs="CorporateSPro-Light"/>
+                                    <w:sz w:val="13"/>
+                                    <w:szCs w:val="13"/>
+                                    <w:lang w:eastAsia="de-DE"/>
+                                  </w:rPr>
+                                  <w:t>Fachanwalt für Insolvenz- und Sanierungsrecht</w:t>
+                                </w:r>
+                              </w:p>
+                              <w:p>
+                                <w:pPr>
+                                  <w:pBdr>
+                                    <w:bottom w:val="single" w:sz="4" w:space="1" w:color="auto"/>
+                                  </w:pBdr>
+                                  <w:autoSpaceDE w:val="0"/>
+                                  <w:autoSpaceDN w:val="0"/>
+                                  <w:adjustRightInd w:val="0"/>
+                                  <w:spacing w:line="276" w:lineRule="auto"/>
+                                  <w:jc w:val="left"/>
+                                  <w:rPr>
+                                    <w:rFonts w:eastAsia="Calibri" w:cs="CorporateSPro-Light"/>
+                                    <w:sz w:val="13"/>
+                                    <w:szCs w:val="13"/>
+                                    <w:lang w:eastAsia="de-DE"/>
+                                  </w:rPr>
+                                </w:pPr>
+                              </w:p>
+                              <w:p>
+                                <w:pPr>
+                                  <w:autoSpaceDE w:val="0"/>
+                                  <w:autoSpaceDN w:val="0"/>
+                                  <w:adjustRightInd w:val="0"/>
+                                  <w:spacing w:line="276" w:lineRule="auto"/>
+                                  <w:jc w:val="left"/>
+                                  <w:rPr>
+                                    <w:rFonts w:eastAsia="Calibri" w:cs="CorporateSPro-Light"/>
+                                    <w:sz w:val="13"/>
+                                    <w:szCs w:val="13"/>
+                                    <w:lang w:eastAsia="de-DE"/>
+                                  </w:rPr>
+                                </w:pPr>
+                              </w:p>
+                              <w:p>
+                                <w:pPr>
+                                  <w:autoSpaceDE w:val="0"/>
+                                  <w:autoSpaceDN w:val="0"/>
+                                  <w:adjustRightInd w:val="0"/>
+                                  <w:jc w:val="left"/>
+                                  <w:rPr>
+                                    <w:rFonts w:eastAsia="Calibri" w:cs="CorporateSPro-Regular"/>
+                                    <w:sz w:val="13"/>
+                                    <w:szCs w:val="13"/>
+                                    <w:lang w:eastAsia="de-DE"/>
+                                  </w:rPr>
+                                </w:pPr>
+                                <w:r>
+                                  <w:rPr>
+                                    <w:rFonts w:eastAsia="Calibri" w:cs="CorporateSPro-Regular"/>
+                                    <w:sz w:val="13"/>
+                                    <w:szCs w:val="13"/>
+                                    <w:lang w:eastAsia="de-DE"/>
+                                  </w:rPr>
+                                  <w:t>STANDORTE</w:t>
+                                </w:r>
+                              </w:p>
+                              <w:p>
+                                <w:pPr>
+                                  <w:autoSpaceDE w:val="0"/>
+                                  <w:autoSpaceDN w:val="0"/>
+                                  <w:adjustRightInd w:val="0"/>
+                                  <w:spacing w:line="240" w:lineRule="auto"/>
+                                  <w:rPr>
+                                    <w:rFonts w:eastAsia="Calibri" w:cs="CorporateSPro-Demi"/>
+                                    <w:sz w:val="13"/>
+                                    <w:szCs w:val="13"/>
+                                    <w:lang w:eastAsia="de-DE"/>
+                                  </w:rPr>
+                                </w:pPr>
+                                <w:r>
+                                  <w:rPr>
+                                    <w:rFonts w:eastAsia="Calibri" w:cs="CorporateSPro-Demi"/>
+                                    <w:sz w:val="13"/>
+                                    <w:szCs w:val="13"/>
+                                    <w:lang w:eastAsia="de-DE"/>
+                                  </w:rPr>
+                                  <w:t>Trier</w:t>
+                                </w:r>
+                                <w:r>
+                                  <w:rPr>
+                                    <w:rFonts w:eastAsia="Calibri" w:cs="CorporateSPro-Demi"/>
+                                    <w:sz w:val="13"/>
+                                    <w:szCs w:val="13"/>
+                                    <w:lang w:eastAsia="de-DE"/>
+                                  </w:rPr>
+                                  <w:tab/>
+                                </w:r>
+                                <w:r>
+                                  <w:rPr>
+                                    <w:rFonts w:eastAsia="Calibri" w:cs="CorporateSPro-Demi"/>
+                                    <w:sz w:val="13"/>
+                                    <w:szCs w:val="13"/>
+                                    <w:lang w:eastAsia="de-DE"/>
+                                  </w:rPr>
+                                  <w:tab/>
+                                  <w:t>Bad Kreuznach</w:t>
+                                </w:r>
+                              </w:p>
+                              <w:p>
+                                <w:pPr>
+                                  <w:autoSpaceDE w:val="0"/>
+                                  <w:autoSpaceDN w:val="0"/>
+                                  <w:adjustRightInd w:val="0"/>
+                                  <w:spacing w:line="240" w:lineRule="auto"/>
+                                  <w:rPr>
+                                    <w:rFonts w:eastAsia="Calibri" w:cs="CorporateSPro-Demi"/>
+                                    <w:sz w:val="13"/>
+                                    <w:szCs w:val="13"/>
+                                    <w:lang w:eastAsia="de-DE"/>
+                                  </w:rPr>
+                                </w:pPr>
+                                <w:r>
+                                  <w:rPr>
+                                    <w:rFonts w:eastAsia="Calibri" w:cs="CorporateSPro-Demi"/>
+                                    <w:sz w:val="13"/>
+                                    <w:szCs w:val="13"/>
+                                    <w:lang w:eastAsia="de-DE"/>
+                                  </w:rPr>
+                                  <w:t>Frankfurt am Main</w:t>
+                                </w:r>
+                                <w:r>
+                                  <w:rPr>
+                                    <w:rFonts w:eastAsia="Calibri" w:cs="CorporateSPro-Demi"/>
+                                    <w:sz w:val="13"/>
+                                    <w:szCs w:val="13"/>
+                                    <w:lang w:eastAsia="de-DE"/>
+                                  </w:rPr>
+                                  <w:tab/>
+                                  <w:t>Zell/Mosel</w:t>
+                                </w:r>
+                              </w:p>
+                              <w:p>
+                                <w:pPr>
+                                  <w:autoSpaceDE w:val="0"/>
+                                  <w:autoSpaceDN w:val="0"/>
+                                  <w:adjustRightInd w:val="0"/>
+                                  <w:spacing w:line="240" w:lineRule="auto"/>
+                                  <w:rPr>
+                                    <w:rFonts w:eastAsia="Calibri" w:cs="CorporateSPro-Demi"/>
+                                    <w:sz w:val="13"/>
+                                    <w:szCs w:val="13"/>
+                                    <w:lang w:eastAsia="de-DE"/>
+                                  </w:rPr>
+                                </w:pPr>
+                                <w:r>
+                                  <w:rPr>
+                                    <w:rFonts w:eastAsia="Calibri" w:cs="CorporateSPro-Demi"/>
+                                    <w:sz w:val="13"/>
+                                    <w:szCs w:val="13"/>
+                                    <w:lang w:eastAsia="de-DE"/>
+                                  </w:rPr>
+                                  <w:t>Idar-Oberstein</w:t>
+                                </w:r>
+                                <w:r>
+                                  <w:rPr>
+                                    <w:rFonts w:eastAsia="Calibri" w:cs="CorporateSPro-Demi"/>
+                                    <w:sz w:val="13"/>
+                                    <w:szCs w:val="13"/>
+                                    <w:lang w:eastAsia="de-DE"/>
+                                  </w:rPr>
+                                  <w:tab/>
+                                  <w:t>Koblenz</w:t>
+                                </w:r>
+                              </w:p>
+                              <w:p>
+                                <w:pPr>
+                                  <w:autoSpaceDE w:val="0"/>
+                                  <w:autoSpaceDN w:val="0"/>
+                                  <w:adjustRightInd w:val="0"/>
+                                  <w:spacing w:line="240" w:lineRule="auto"/>
+                                  <w:rPr>
+                                    <w:rFonts w:eastAsia="Calibri" w:cs="CorporateSPro-Demi"/>
+                                    <w:sz w:val="13"/>
+                                    <w:szCs w:val="13"/>
+                                    <w:lang w:eastAsia="de-DE"/>
+                                  </w:rPr>
+                                </w:pPr>
+                                <w:r>
+                                  <w:rPr>
+                                    <w:rFonts w:eastAsia="Calibri" w:cs="CorporateSPro-Demi"/>
+                                    <w:sz w:val="13"/>
+                                    <w:szCs w:val="13"/>
+                                    <w:lang w:eastAsia="de-DE"/>
+                                  </w:rPr>
+                                  <w:t>Langgöns</w:t>
+                                </w:r>
+                                <w:r>
+                                  <w:rPr>
+                                    <w:rFonts w:eastAsia="Calibri" w:cs="CorporateSPro-Demi"/>
+                                    <w:sz w:val="13"/>
+                                    <w:szCs w:val="13"/>
+                                    <w:lang w:eastAsia="de-DE"/>
+                                  </w:rPr>
+                                  <w:tab/>
+                                </w:r>
+                                <w:r>
+                                  <w:rPr>
+                                    <w:rFonts w:eastAsia="Calibri" w:cs="CorporateSPro-Demi"/>
+                                    <w:sz w:val="13"/>
+                                    <w:szCs w:val="13"/>
+                                    <w:lang w:eastAsia="de-DE"/>
+                                  </w:rPr>
+                                  <w:tab/>
+                                  <w:t>Limburg/Lahn</w:t>
+                                </w:r>
+                              </w:p>
+                              <w:p>
+                                <w:pPr>
+                                  <w:autoSpaceDE w:val="0"/>
+                                  <w:autoSpaceDN w:val="0"/>
+                                  <w:adjustRightInd w:val="0"/>
+                                  <w:spacing w:line="240" w:lineRule="auto"/>
+                                  <w:rPr>
+                                    <w:rFonts w:eastAsia="Calibri" w:cs="CorporateSPro-Demi"/>
+                                    <w:sz w:val="9"/>
+                                    <w:szCs w:val="9"/>
+                                    <w:lang w:eastAsia="de-DE"/>
+                                  </w:rPr>
+                                </w:pPr>
+                                <w:r>
+                                  <w:rPr>
+                                    <w:rFonts w:eastAsia="Calibri" w:cs="CorporateSPro-Demi"/>
+                                    <w:sz w:val="13"/>
+                                    <w:szCs w:val="13"/>
+                                    <w:lang w:eastAsia="de-DE"/>
+                                  </w:rPr>
+                                  <w:t>Mainz</w:t>
+                                </w:r>
+                                <w:r>
+                                  <w:rPr>
+                                    <w:rFonts w:eastAsia="Calibri" w:cs="CorporateSPro-Demi"/>
+                                    <w:sz w:val="13"/>
+                                    <w:szCs w:val="13"/>
+                                    <w:lang w:eastAsia="de-DE"/>
+                                  </w:rPr>
+                                  <w:tab/>
+                                </w:r>
+                                <w:r>
+                                  <w:rPr>
+                                    <w:rFonts w:eastAsia="Calibri" w:cs="CorporateSPro-Demi"/>
+                                    <w:sz w:val="13"/>
+                                    <w:szCs w:val="13"/>
+                                    <w:lang w:eastAsia="de-DE"/>
+                                  </w:rPr>
+                                  <w:tab/>
+                                  <w:t>Wiesbaden</w:t>
+                                </w:r>
+                                <w:bookmarkEnd w:id="0"/>
+                                <w:bookmarkEnd w:id="1"/>
+                                <w:bookmarkEnd w:id="2"/>
+                                <w:bookmarkEnd w:id="3"/>
+                                <w:bookmarkEnd w:id="4"/>
+                                <w:bookmarkEnd w:id="5"/>
+                                <w:bookmarkEnd w:id="6"/>
+                                <w:bookmarkEnd w:id="7"/>
+                                <w:bookmarkEnd w:id="8"/>
+                                <w:bookmarkEnd w:id="9"/>
+                              </w:p>
+                            </w:txbxContent>
+                          </wps:txbx>
+                          <wps:bodyPr rot="0" spcFirstLastPara="0" vertOverflow="overflow" horzOverflow="overflow" vert="horz" wrap="square" lIns="91440" tIns="45720" rIns="91440" bIns="45720" numCol="1" spcCol="0" rtlCol="0" fromWordArt="0" anchor="t" anchorCtr="0" forceAA="0" compatLnSpc="1">
+                            <a:prstTxWarp prst="textNoShape">
+                              <a:avLst/>
+                            </a:prstTxWarp>
+                            <a:noAutofit/>
+                          </wps:bodyPr>
+                        </wps:wsp>
+                      </a:graphicData>
+                    </a:graphic>
+                    <wp14:sizeRelH relativeFrom="margin">
+                      <wp14:pctWidth>0</wp14:pctWidth>
+                    </wp14:sizeRelH>
+                    <wp14:sizeRelV relativeFrom="margin">
+                      <wp14:pctHeight>0</wp14:pctHeight>
+                    </wp14:sizeRelV>
+                  </wp:anchor>
+                </w:drawing>
+              </mc:Choice>
+              <mc:Fallback>
+                <w:pict>
+                  <v:shapetype w14:anchorId="4E22A302" id="_x0000_t202" coordsize="21600,21600" o:spt="202" path="m,l,21600r21600,l21600,xe">
+                    <v:stroke joinstyle="miter"/>
+                    <v:path gradientshapeok="t" o:connecttype="rect"/>
+                  </v:shapetype>
+                  <v:shape id="Textfeld 2" o:spid="_x0000_s1026" type="#_x0000_t202" style="position:absolute;margin-left:376.05pt;margin-top:245.6pt;width:156.75pt;height:504.75pt;z-index:-251657216;visibility:visible;mso-wrap-style:square;mso-width-percent:0;mso-height-percent:0;mso-wrap-distance-left:9pt;mso-wrap-distance-top:0;mso-wrap-distance-right:9pt;mso-wrap-distance-bottom:0;mso-position-horizontal:absolute;mso-position-horizontal-relative:text;mso-position-vertical:absolute;mso-position-vertical-relative:margin;mso-width-percent:0;mso-height-percent:0;mso-width-relative:margin;mso-height-relative:margin;v-text-anchor:top" o:gfxdata="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" fillcolor="window" stroked="f" strokeweight=".5pt">
+                    <v:textbox>
+                      <w:txbxContent>
+                        <w:p>
+                          <w:pPr>
+                            <w:autoSpaceDE w:val="0"/>
+                            <w:autoSpaceDN w:val="0"/>
+                            <w:adjustRightInd w:val="0"/>
+                            <w:jc w:val="left"/>
+                            <w:rPr>
+                              <w:rFonts w:eastAsia="Calibri" w:cs="CorporateSPro-Demi"/>
+                              <w:b/>
+                              <w:sz w:val="13"/>
+                              <w:szCs w:val="13"/>
+                              <w:lang w:eastAsia="de-DE"/>
+                            </w:rPr>
+                          </w:pPr>
+                          <w:r>
+                            <w:rPr>
+                              <w:rFonts w:eastAsia="Calibri" w:cs="CorporateSPro-Demi"/>
+                              <w:b/>
+                              <w:sz w:val="13"/>
+                              <w:szCs w:val="13"/>
+                              <w:lang w:eastAsia="de-DE"/>
+                            </w:rPr>
+                            <w:t>www.tbs-insolvenzverwalter.de</w:t>
+                          </w:r>
+                        </w:p>
+                        <w:p>
+                          <w:pPr>
+                            <w:autoSpaceDE w:val="0"/>
+                            <w:autoSpaceDN w:val="0"/>
+                            <w:adjustRightInd w:val="0"/>
+                            <w:spacing w:line="276" w:lineRule="auto"/>
+                            <w:jc w:val="left"/>
+                            <w:rPr>
+                              <w:rFonts w:eastAsia="Calibri" w:cs="CorporateSPro-Light"/>
+                              <w:sz w:val="13"/>
+                              <w:szCs w:val="13"/>
+                              <w:lang w:eastAsia="de-DE"/>
+                            </w:rPr>
+                          </w:pPr>
+                          <w:r>
+                            <w:rPr>
+                              <w:rFonts w:eastAsia="Calibri" w:cs="CorporateSPro-Light"/>
+                              <w:sz w:val="13"/>
+                              <w:szCs w:val="13"/>
+                              <w:lang w:eastAsia="de-DE"/>
+                            </w:rPr>
+                            <w:t>Partnerschaftsregister des</w:t>
+                          </w:r>
+                        </w:p>
+                        <w:p>
+                          <w:pPr>
+                            <w:pBdr>
+                              <w:bottom w:val="single" w:sz="4" w:space="1" w:color="auto"/>
+                            </w:pBdr>
+                            <w:autoSpaceDE w:val="0"/>
+                            <w:autoSpaceDN w:val="0"/>
+                            <w:adjustRightInd w:val="0"/>
+                            <w:spacing w:line="276" w:lineRule="auto"/>
+                            <w:jc w:val="left"/>
+                            <w:rPr>
+                              <w:rFonts w:eastAsia="Calibri" w:cs="CorporateSPro-Light"/>
+                              <w:sz w:val="13"/>
+                              <w:szCs w:val="13"/>
+                              <w:lang w:eastAsia="de-DE"/>
+                            </w:rPr>
+                          </w:pPr>
+                          <w:r>
+                            <w:rPr>
+                              <w:rFonts w:eastAsia="Calibri" w:cs="CorporateSPro-Light"/>
+                              <w:sz w:val="13"/>
+                              <w:szCs w:val="13"/>
+                              <w:lang w:eastAsia="de-DE"/>
+                            </w:rPr>
+                            <w:t>Amtsgericht Koblenz – PR 20203</w:t>
+                          </w:r>
+                        </w:p>
+                        <w:p>
+                          <w:pPr>
+                            <w:pBdr>
+                              <w:bottom w:val="single" w:sz="4" w:space="1" w:color="auto"/>
+                            </w:pBdr>
+                            <w:autoSpaceDE w:val="0"/>
+                            <w:autoSpaceDN w:val="0"/>
+                            <w:adjustRightInd w:val="0"/>
+                            <w:spacing w:line="276" w:lineRule="auto"/>
+                            <w:jc w:val="center"/>
+                            <w:rPr>
+                              <w:rFonts w:eastAsia="Calibri" w:cs="CorporateSPro-Light"/>
+                              <w:sz w:val="13"/>
+                              <w:szCs w:val="13"/>
+                              <w:lang w:eastAsia="de-DE"/>
+                            </w:rPr>
+                          </w:pPr>
+                        </w:p>
+                        <w:p>
+                          <w:pPr>
+                            <w:pBdr>
+                              <w:bottom w:val="single" w:sz="4" w:space="1" w:color="auto"/>
+                            </w:pBdr>
+                            <w:autoSpaceDE w:val="0"/>
+                            <w:autoSpaceDN w:val="0"/>
+                            <w:adjustRightInd w:val="0"/>
+                            <w:spacing w:line="276" w:lineRule="auto"/>
+                            <w:jc w:val="center"/>
+                            <w:rPr>
+                              <w:rFonts w:eastAsia="Calibri" w:cs="CorporateSPro-Light"/>
+                              <w:sz w:val="13"/>
+                              <w:szCs w:val="13"/>
+                              <w:lang w:eastAsia="de-DE"/>
+                            </w:rPr>
+                          </w:pPr>
+                        </w:p>
+                        <w:p>
+                          <w:pPr>
+                            <w:pBdr>
+                              <w:bottom w:val="single" w:sz="4" w:space="1" w:color="auto"/>
+                            </w:pBdr>
+                            <w:autoSpaceDE w:val="0"/>
+                            <w:autoSpaceDN w:val="0"/>
+                            <w:adjustRightInd w:val="0"/>
+                            <w:spacing w:line="276" w:lineRule="auto"/>
+                            <w:jc w:val="center"/>
+                            <w:rPr>
+                              <w:rFonts w:eastAsia="Calibri" w:cs="CorporateSPro-Light"/>
+                              <w:sz w:val="13"/>
+                              <w:szCs w:val="13"/>
+                              <w:lang w:eastAsia="de-DE"/>
+                            </w:rPr>
+                          </w:pPr>
+                        </w:p>
+                        <w:p>
+                          <w:pPr>
+                            <w:pBdr>
+                              <w:bottom w:val="single" w:sz="4" w:space="1" w:color="auto"/>
+                            </w:pBdr>
+                            <w:autoSpaceDE w:val="0"/>
+                            <w:autoSpaceDN w:val="0"/>
+                            <w:adjustRightInd w:val="0"/>
+                            <w:spacing w:line="276" w:lineRule="auto"/>
+                            <w:jc w:val="center"/>
+                            <w:rPr>
+                              <w:rFonts w:eastAsia="Calibri" w:cs="CorporateSPro-Light"/>
+                              <w:sz w:val="13"/>
+                              <w:szCs w:val="13"/>
+                              <w:lang w:eastAsia="de-DE"/>
+                            </w:rPr>
+                          </w:pPr>
+                        </w:p>
+                        <w:p>
+                          <w:pPr>
+                            <w:pBdr>
+                              <w:bottom w:val="single" w:sz="4" w:space="1" w:color="auto"/>
+                            </w:pBdr>
+                            <w:autoSpaceDE w:val="0"/>
+                            <w:autoSpaceDN w:val="0"/>
+                            <w:adjustRightInd w:val="0"/>
+                            <w:spacing w:line="276" w:lineRule="auto"/>
+                            <w:jc w:val="center"/>
+                            <w:rPr>
+                              <w:rFonts w:eastAsia="Calibri" w:cs="CorporateSPro-Light"/>
+                              <w:sz w:val="13"/>
+                              <w:szCs w:val="13"/>
+                              <w:lang w:eastAsia="de-DE"/>
+                            </w:rPr>
+                          </w:pPr>
+                        </w:p>
+                        <w:p>
+                          <w:pPr>
+                            <w:pBdr>
+                              <w:bottom w:val="single" w:sz="4" w:space="1" w:color="auto"/>
+                            </w:pBdr>
+                            <w:autoSpaceDE w:val="0"/>
+                            <w:autoSpaceDN w:val="0"/>
+                            <w:adjustRightInd w:val="0"/>
+                            <w:spacing w:line="276" w:lineRule="auto"/>
+                            <w:jc w:val="center"/>
+                            <w:rPr>
+                              <w:rFonts w:eastAsia="Calibri" w:cs="CorporateSPro-Light"/>
+                              <w:sz w:val="13"/>
+                              <w:szCs w:val="13"/>
+                              <w:lang w:eastAsia="de-DE"/>
+                            </w:rPr>
+                          </w:pPr>
+                        </w:p>
+                        <w:p>
+                          <w:pPr>
+                            <w:pBdr>
+                              <w:bottom w:val="single" w:sz="4" w:space="1" w:color="auto"/>
+                            </w:pBdr>
+                            <w:autoSpaceDE w:val="0"/>
+                            <w:autoSpaceDN w:val="0"/>
+                            <w:adjustRightInd w:val="0"/>
+                            <w:spacing w:line="276" w:lineRule="auto"/>
+                            <w:jc w:val="center"/>
+                            <w:rPr>
+                              <w:rFonts w:eastAsia="Calibri" w:cs="CorporateSPro-Light"/>
+                              <w:sz w:val="13"/>
+                              <w:szCs w:val="13"/>
+                              <w:lang w:eastAsia="de-DE"/>
+                            </w:rPr>
+                          </w:pPr>
+                        </w:p>
+                        <w:p>
+                          <w:pPr>
+                            <w:autoSpaceDE w:val="0"/>
+                            <w:autoSpaceDN w:val="0"/>
+                            <w:adjustRightInd w:val="0"/>
+                            <w:spacing w:line="276" w:lineRule="auto"/>
+                            <w:jc w:val="left"/>
+                            <w:rPr>
+                              <w:rFonts w:eastAsia="Calibri" w:cs="CorporateSPro-Light"/>
+                              <w:sz w:val="13"/>
+                              <w:szCs w:val="13"/>
+                              <w:lang w:eastAsia="de-DE"/>
+                            </w:rPr>
+                          </w:pPr>
+                        </w:p>
+                        <w:p>
+                          <w:pPr>
+                            <w:autoSpaceDE w:val="0"/>
+                            <w:autoSpaceDN w:val="0"/>
+                            <w:adjustRightInd w:val="0"/>
+                            <w:jc w:val="left"/>
+                            <w:rPr>
+                              <w:rFonts w:eastAsia="Calibri" w:cs="CorporateSPro-Regular"/>
+                              <w:sz w:val="13"/>
+                              <w:szCs w:val="13"/>
+                              <w:lang w:eastAsia="de-DE"/>
+                            </w:rPr>
+                          </w:pPr>
+                          <w:bookmarkStart w:id="10" w:name="_Hlk217368252"/>
+                          <w:bookmarkStart w:id="11" w:name="_Hlk217368253"/>
+                          <w:bookmarkStart w:id="12" w:name="_Hlk217368337"/>
+                          <w:bookmarkStart w:id="13" w:name="_Hlk217368338"/>
+                          <w:bookmarkStart w:id="14" w:name="_Hlk217368401"/>
+                          <w:bookmarkStart w:id="15" w:name="_Hlk217368402"/>
+                          <w:bookmarkStart w:id="16" w:name="_Hlk217368434"/>
+                          <w:bookmarkStart w:id="17" w:name="_Hlk217368435"/>
+                          <w:bookmarkStart w:id="18" w:name="_Hlk217368465"/>
+                          <w:bookmarkStart w:id="19" w:name="_Hlk217368466"/>
+                          <w:r>
+                            <w:rPr>
+                              <w:rFonts w:eastAsia="Calibri" w:cs="CorporateSPro-Regular"/>
+                              <w:sz w:val="13"/>
+                              <w:szCs w:val="13"/>
+                              <w:lang w:eastAsia="de-DE"/>
+                            </w:rPr>
+                            <w:t>PARTNER</w:t>
+                          </w:r>
+                        </w:p>
+                        <w:p>
+                          <w:pPr>
+                            <w:autoSpaceDE w:val="0"/>
+                            <w:autoSpaceDN w:val="0"/>
+                            <w:adjustRightInd w:val="0"/>
+                            <w:spacing w:line="240" w:lineRule="auto"/>
+                            <w:jc w:val="left"/>
+                            <w:rPr>
+                              <w:rFonts w:eastAsia="Calibri" w:cs="CorporateSPro-Demi"/>
+                              <w:b/>
+                              <w:sz w:val="13"/>
+                              <w:szCs w:val="13"/>
+                              <w:lang w:eastAsia="de-DE"/>
+                            </w:rPr>
+                          </w:pPr>
+                          <w:r>
+                            <w:rPr>
+                              <w:rFonts w:eastAsia="Calibri" w:cs="CorporateSPro-Demi"/>
+                              <w:b/>
+                              <w:sz w:val="13"/>
+                              <w:szCs w:val="13"/>
+                              <w:lang w:eastAsia="de-DE"/>
+                            </w:rPr>
+                            <w:t>Ingo Grünewald</w:t>
+                          </w:r>
+                        </w:p>
+                        <w:p>
+                          <w:pPr>
+                            <w:autoSpaceDE w:val="0"/>
+                            <w:autoSpaceDN w:val="0"/>
+                            <w:adjustRightInd w:val="0"/>
+                            <w:spacing w:line="240" w:lineRule="auto"/>
+                            <w:jc w:val="left"/>
+                            <w:rPr>
+                              <w:rFonts w:eastAsia="Calibri" w:cs="CorporateSPro-Light"/>
+                              <w:sz w:val="13"/>
+                              <w:szCs w:val="13"/>
+                              <w:lang w:eastAsia="de-DE"/>
+                            </w:rPr>
+                          </w:pPr>
+                          <w:r>
+                            <w:rPr>
+                              <w:rFonts w:eastAsia="Calibri" w:cs="CorporateSPro-Light"/>
+                              <w:sz w:val="13"/>
+                              <w:szCs w:val="13"/>
+                              <w:lang w:eastAsia="de-DE"/>
+                            </w:rPr>
+                            <w:t>Fachanwalt für Insolvenz- und Sanierungsrecht</w:t>
+                          </w:r>
+                        </w:p>
+                        <w:p>
+                          <w:pPr>
+                            <w:autoSpaceDE w:val="0"/>
+                            <w:autoSpaceDN w:val="0"/>
+                            <w:adjustRightInd w:val="0"/>
+                            <w:spacing w:line="240" w:lineRule="auto"/>
+                            <w:jc w:val="left"/>
+                            <w:rPr>
+                              <w:rFonts w:eastAsia="Calibri" w:cs="CorporateSPro-Light"/>
+                              <w:sz w:val="13"/>
+                              <w:szCs w:val="13"/>
+                              <w:lang w:eastAsia="de-DE"/>
+                            </w:rPr>
+                          </w:pPr>
+                          <w:r>
+                            <w:rPr>
+                              <w:rFonts w:eastAsia="Calibri" w:cs="CorporateSPro-Light"/>
+                              <w:sz w:val="13"/>
+                              <w:szCs w:val="13"/>
+                              <w:lang w:eastAsia="de-DE"/>
+                            </w:rPr>
+                            <w:t>Fachanwalt für Handels- und Gesellschaftsrecht</w:t>
+                          </w:r>
+                        </w:p>
+                        <w:p>
+                          <w:pPr>
+                            <w:autoSpaceDE w:val="0"/>
+                            <w:autoSpaceDN w:val="0"/>
+                            <w:adjustRightInd w:val="0"/>
+                            <w:spacing w:line="240" w:lineRule="auto"/>
+                            <w:jc w:val="left"/>
+                            <w:rPr>
+                              <w:rFonts w:eastAsia="Calibri" w:cs="CorporateSPro-Demi"/>
+                              <w:b/>
+                              <w:sz w:val="13"/>
+                              <w:szCs w:val="13"/>
+                              <w:lang w:eastAsia="de-DE"/>
+                            </w:rPr>
+                          </w:pPr>
+                        </w:p>
+                        <w:p>
+                          <w:pPr>
+                            <w:autoSpaceDE w:val="0"/>
+                            <w:autoSpaceDN w:val="0"/>
+                            <w:adjustRightInd w:val="0"/>
+                            <w:spacing w:line="240" w:lineRule="auto"/>
+                            <w:jc w:val="left"/>
+                            <w:rPr>
+                              <w:rFonts w:eastAsia="Calibri" w:cs="CorporateSPro-Demi"/>
+                              <w:b/>
+                              <w:sz w:val="13"/>
+                              <w:szCs w:val="13"/>
+                              <w:lang w:val="en-GB" w:eastAsia="de-DE"/>
+                            </w:rPr>
+                          </w:pPr>
+                          <w:r>
+                            <w:rPr>
+                              <w:rFonts w:eastAsia="Calibri" w:cs="CorporateSPro-Demi"/>
+                              <w:b/>
+                              <w:sz w:val="13"/>
+                              <w:szCs w:val="13"/>
+                              <w:lang w:val="en-GB" w:eastAsia="de-DE"/>
+                            </w:rPr>
+                            <w:t>Dr. Alexander Thomas Lamberty LL.M.</w:t>
+                          </w:r>
+                        </w:p>
+                        <w:p>
+                          <w:pPr>
+                            <w:autoSpaceDE w:val="0"/>
+                            <w:autoSpaceDN w:val="0"/>
+                            <w:adjustRightInd w:val="0"/>
+                            <w:spacing w:line="240" w:lineRule="auto"/>
+                            <w:jc w:val="left"/>
+                            <w:rPr>
+                              <w:rFonts w:eastAsia="Calibri" w:cs="CorporateSPro-Light"/>
+                              <w:sz w:val="13"/>
+                              <w:szCs w:val="13"/>
+                              <w:lang w:eastAsia="de-DE"/>
+                            </w:rPr>
+                          </w:pPr>
+                          <w:r>
+                            <w:rPr>
+                              <w:rFonts w:eastAsia="Calibri" w:cs="CorporateSPro-Light"/>
+                              <w:sz w:val="13"/>
+                              <w:szCs w:val="13"/>
+                              <w:lang w:eastAsia="de-DE"/>
+                            </w:rPr>
+                            <w:t>Fachanwalt für Insolvenz- und Sanierungsrecht</w:t>
+                          </w:r>
+                        </w:p>
+                        <w:p>
+                          <w:pPr>
+                            <w:autoSpaceDE w:val="0"/>
+                            <w:autoSpaceDN w:val="0"/>
+                            <w:adjustRightInd w:val="0"/>
+                            <w:spacing w:line="240" w:lineRule="auto"/>
+                            <w:jc w:val="left"/>
+                            <w:rPr>
+                              <w:rFonts w:eastAsia="Calibri" w:cs="CorporateSPro-Demi"/>
+                              <w:b/>
+                              <w:sz w:val="13"/>
+                              <w:szCs w:val="13"/>
+                              <w:lang w:eastAsia="de-DE"/>
+                            </w:rPr>
+                          </w:pPr>
+                        </w:p>
+                        <w:p>
+                          <w:pPr>
+                            <w:autoSpaceDE w:val="0"/>
+                            <w:autoSpaceDN w:val="0"/>
+                            <w:adjustRightInd w:val="0"/>
+                            <w:spacing w:line="240" w:lineRule="auto"/>
+                            <w:jc w:val="left"/>
+                            <w:rPr>
+                              <w:rFonts w:eastAsia="Calibri" w:cs="CorporateSPro-Demi"/>
+                              <w:b/>
+                              <w:sz w:val="13"/>
+                              <w:szCs w:val="13"/>
+                              <w:lang w:eastAsia="de-DE"/>
+                            </w:rPr>
+                          </w:pPr>
+                          <w:r>
+                            <w:rPr>
+                              <w:rFonts w:eastAsia="Calibri" w:cs="CorporateSPro-Demi"/>
+                              <w:b/>
+                              <w:sz w:val="13"/>
+                              <w:szCs w:val="13"/>
+                              <w:lang w:eastAsia="de-DE"/>
+                            </w:rPr>
+                            <w:t>Fatma Kreft</w:t>
+                          </w:r>
+                        </w:p>
+                        <w:p>
+                          <w:pPr>
+                            <w:autoSpaceDE w:val="0"/>
+                            <w:autoSpaceDN w:val="0"/>
+                            <w:adjustRightInd w:val="0"/>
+                            <w:spacing w:line="240" w:lineRule="auto"/>
+                            <w:jc w:val="left"/>
+                            <w:rPr>
+                              <w:rFonts w:eastAsia="Calibri" w:cs="CorporateSPro-Light"/>
+                              <w:sz w:val="13"/>
+                              <w:szCs w:val="13"/>
+                              <w:lang w:eastAsia="de-DE"/>
+                            </w:rPr>
+                          </w:pPr>
+                          <w:r>
+                            <w:rPr>
+                              <w:rFonts w:eastAsia="Calibri" w:cs="CorporateSPro-Light"/>
+                              <w:sz w:val="13"/>
+                              <w:szCs w:val="13"/>
+                              <w:lang w:eastAsia="de-DE"/>
+                            </w:rPr>
+                            <w:t>Fachanwältin für Insolvenz- und Sanierungsrecht</w:t>
+                          </w:r>
+                        </w:p>
+                        <w:p>
+                          <w:pPr>
+                            <w:autoSpaceDE w:val="0"/>
+                            <w:autoSpaceDN w:val="0"/>
+                            <w:adjustRightInd w:val="0"/>
+                            <w:spacing w:line="240" w:lineRule="auto"/>
+                            <w:jc w:val="left"/>
+                            <w:rPr>
+                              <w:rFonts w:eastAsia="Calibri" w:cs="CorporateSPro-Light"/>
+                              <w:sz w:val="13"/>
+                              <w:szCs w:val="13"/>
+                              <w:lang w:eastAsia="de-DE"/>
+                            </w:rPr>
+                          </w:pPr>
+                          <w:r>
+                            <w:rPr>
+                              <w:rFonts w:eastAsia="Calibri" w:cs="CorporateSPro-Light"/>
+                              <w:sz w:val="13"/>
+                              <w:szCs w:val="13"/>
+                              <w:lang w:eastAsia="de-DE"/>
+                            </w:rPr>
+                            <w:t>Fachanwältin für Steuerrecht</w:t>
+                          </w:r>
+                        </w:p>
+                        <w:p>
+                          <w:pPr>
+                            <w:autoSpaceDE w:val="0"/>
+                            <w:autoSpaceDN w:val="0"/>
+                            <w:adjustRightInd w:val="0"/>
+                            <w:spacing w:line="240" w:lineRule="auto"/>
+                            <w:jc w:val="left"/>
+                            <w:rPr>
+                              <w:rFonts w:eastAsia="Calibri" w:cs="CorporateSPro-Light"/>
+                              <w:sz w:val="13"/>
+                              <w:szCs w:val="13"/>
+                              <w:lang w:eastAsia="de-DE"/>
+                            </w:rPr>
+                          </w:pPr>
+                        </w:p>
+                        <w:p>
+                          <w:pPr>
+                            <w:autoSpaceDE w:val="0"/>
+                            <w:autoSpaceDN w:val="0"/>
+                            <w:adjustRightInd w:val="0"/>
+                            <w:spacing w:line="240" w:lineRule="auto"/>
+                            <w:jc w:val="left"/>
+                            <w:rPr>
+                              <w:rFonts w:eastAsia="Calibri" w:cs="CorporateSPro-Demi"/>
+                              <w:b/>
+                              <w:sz w:val="13"/>
+                              <w:szCs w:val="13"/>
+                              <w:lang w:eastAsia="de-DE"/>
+                            </w:rPr>
+                          </w:pPr>
+                          <w:r>
+                            <w:rPr>
+                              <w:rFonts w:eastAsia="Calibri" w:cs="CorporateSPro-Demi"/>
+                              <w:b/>
+                              <w:sz w:val="13"/>
+                              <w:szCs w:val="13"/>
+                              <w:lang w:eastAsia="de-DE"/>
+                            </w:rPr>
+                            <w:t>Dr. Arne Löser</w:t>
+                          </w:r>
+                        </w:p>
+                        <w:p>
+                          <w:pPr>
+                            <w:autoSpaceDE w:val="0"/>
+                            <w:autoSpaceDN w:val="0"/>
+                            <w:adjustRightInd w:val="0"/>
+                            <w:spacing w:line="240" w:lineRule="auto"/>
+                            <w:jc w:val="left"/>
+                            <w:rPr>
+                              <w:rFonts w:eastAsia="Calibri" w:cs="CorporateSPro-Light"/>
+                              <w:sz w:val="13"/>
+                              <w:szCs w:val="13"/>
+                              <w:lang w:eastAsia="de-DE"/>
+                            </w:rPr>
+                          </w:pPr>
+                          <w:r>
+                            <w:rPr>
+                              <w:rFonts w:eastAsia="Calibri" w:cs="CorporateSPro-Light"/>
+                              <w:sz w:val="13"/>
+                              <w:szCs w:val="13"/>
+                              <w:lang w:eastAsia="de-DE"/>
+                            </w:rPr>
+                            <w:t>Fachanwalt für Insolvenz- und Sanierungsrecht</w:t>
+                          </w:r>
+                        </w:p>
+                        <w:p>
+                          <w:pPr>
+                            <w:autoSpaceDE w:val="0"/>
+                            <w:autoSpaceDN w:val="0"/>
+                            <w:adjustRightInd w:val="0"/>
+                            <w:spacing w:line="240" w:lineRule="auto"/>
+                            <w:jc w:val="left"/>
+                            <w:rPr>
+                              <w:rFonts w:eastAsia="Calibri" w:cs="CorporateSPro-Light"/>
+                              <w:sz w:val="13"/>
+                              <w:szCs w:val="13"/>
+                              <w:lang w:eastAsia="de-DE"/>
+                            </w:rPr>
+                          </w:pPr>
+                          <w:r>
+                            <w:rPr>
+                              <w:rFonts w:eastAsia="Calibri" w:cs="CorporateSPro-Light"/>
+                              <w:sz w:val="13"/>
+                              <w:szCs w:val="13"/>
+                              <w:lang w:eastAsia="de-DE"/>
+                            </w:rPr>
+                            <w:t>Fachanwalt für Handels- und Gesellschaftsrecht</w:t>
+                          </w:r>
+                        </w:p>
+                        <w:p>
+                          <w:pPr>
+                            <w:autoSpaceDE w:val="0"/>
+                            <w:autoSpaceDN w:val="0"/>
+                            <w:adjustRightInd w:val="0"/>
+                            <w:spacing w:line="240" w:lineRule="auto"/>
+                            <w:jc w:val="left"/>
+                            <w:rPr>
+                              <w:rFonts w:eastAsia="Calibri" w:cs="CorporateSPro-Light"/>
+                              <w:sz w:val="13"/>
+                              <w:szCs w:val="13"/>
+                              <w:lang w:eastAsia="de-DE"/>
+                            </w:rPr>
+                          </w:pPr>
+                        </w:p>
+                        <w:p>
+                          <w:pPr>
+                            <w:autoSpaceDE w:val="0"/>
+                            <w:autoSpaceDN w:val="0"/>
+                            <w:adjustRightInd w:val="0"/>
+                            <w:spacing w:line="240" w:lineRule="auto"/>
+                            <w:jc w:val="left"/>
+                            <w:rPr>
+                              <w:rFonts w:eastAsia="Calibri" w:cs="CorporateSPro-Demi"/>
+                              <w:b/>
+                              <w:sz w:val="13"/>
+                              <w:szCs w:val="13"/>
+                              <w:lang w:eastAsia="de-DE"/>
+                            </w:rPr>
+                          </w:pPr>
+                          <w:r>
+                            <w:rPr>
+                              <w:rFonts w:eastAsia="Calibri" w:cs="CorporateSPro-Demi"/>
+                              <w:b/>
+                              <w:sz w:val="13"/>
+                              <w:szCs w:val="13"/>
+                              <w:lang w:eastAsia="de-DE"/>
+                            </w:rPr>
+                            <w:t>Dr. Thomas Thöne</w:t>
+                          </w:r>
+                        </w:p>
+                        <w:p>
+                          <w:pPr>
+                            <w:autoSpaceDE w:val="0"/>
+                            <w:autoSpaceDN w:val="0"/>
+                            <w:adjustRightInd w:val="0"/>
+                            <w:spacing w:line="240" w:lineRule="auto"/>
+                            <w:jc w:val="left"/>
+                            <w:rPr>
+                              <w:rFonts w:eastAsia="Calibri" w:cs="CorporateSPro-Light"/>
+                              <w:sz w:val="13"/>
+                              <w:szCs w:val="13"/>
+                              <w:lang w:eastAsia="de-DE"/>
+                            </w:rPr>
+                          </w:pPr>
+                          <w:r>
+                            <w:rPr>
+                              <w:rFonts w:eastAsia="Calibri" w:cs="CorporateSPro-Light"/>
+                              <w:sz w:val="13"/>
+                              <w:szCs w:val="13"/>
+                              <w:lang w:eastAsia="de-DE"/>
+                            </w:rPr>
+                            <w:t>Fachanwalt für Insolvenz- und Sanierungsrecht</w:t>
+                          </w:r>
+                        </w:p>
+                        <w:p>
+                          <w:pPr>
+                            <w:autoSpaceDE w:val="0"/>
+                            <w:autoSpaceDN w:val="0"/>
+                            <w:adjustRightInd w:val="0"/>
+                            <w:spacing w:line="240" w:lineRule="auto"/>
+                            <w:jc w:val="left"/>
+                            <w:rPr>
+                              <w:rFonts w:eastAsia="Calibri" w:cs="CorporateSPro-Light"/>
+                              <w:sz w:val="13"/>
+                              <w:szCs w:val="13"/>
+                              <w:lang w:eastAsia="de-DE"/>
+                            </w:rPr>
+                          </w:pPr>
+                          <w:r>
+                            <w:rPr>
+                              <w:rFonts w:eastAsia="Calibri" w:cs="CorporateSPro-Light"/>
+                              <w:sz w:val="13"/>
+                              <w:szCs w:val="13"/>
+                              <w:lang w:eastAsia="de-DE"/>
+                            </w:rPr>
+                            <w:t>Fachanwalt für Steuerrecht</w:t>
+                          </w:r>
+                        </w:p>
+                        <w:p>
+                          <w:pPr>
+                            <w:autoSpaceDE w:val="0"/>
+                            <w:autoSpaceDN w:val="0"/>
+                            <w:adjustRightInd w:val="0"/>
+                            <w:spacing w:line="240" w:lineRule="auto"/>
+                            <w:jc w:val="left"/>
+                            <w:rPr>
+                              <w:rFonts w:eastAsia="Calibri" w:cs="CorporateSPro-Light"/>
+                              <w:sz w:val="13"/>
+                              <w:szCs w:val="13"/>
+                              <w:lang w:eastAsia="de-DE"/>
+                            </w:rPr>
+                          </w:pPr>
+                          <w:r>
+                            <w:rPr>
+                              <w:rFonts w:eastAsia="Calibri" w:cs="CorporateSPro-Light"/>
+                              <w:sz w:val="13"/>
+                              <w:szCs w:val="13"/>
+                              <w:lang w:eastAsia="de-DE"/>
+                            </w:rPr>
+                            <w:t>Notar in Wiesbaden</w:t>
+                          </w:r>
+                        </w:p>
+                        <w:p>
+                          <w:pPr>
+                            <w:pBdr>
+                              <w:bottom w:val="single" w:sz="4" w:space="1" w:color="auto"/>
+                            </w:pBdr>
+                            <w:autoSpaceDE w:val="0"/>
+                            <w:autoSpaceDN w:val="0"/>
+                            <w:adjustRightInd w:val="0"/>
+                            <w:spacing w:line="276" w:lineRule="auto"/>
+                            <w:jc w:val="left"/>
+                            <w:rPr>
+                              <w:rFonts w:eastAsia="Calibri" w:cs="CorporateSPro-Light"/>
+                              <w:sz w:val="13"/>
+                              <w:szCs w:val="13"/>
+                              <w:lang w:eastAsia="de-DE"/>
+                            </w:rPr>
+                          </w:pPr>
+                        </w:p>
+                        <w:p>
+                          <w:pPr>
+                            <w:autoSpaceDE w:val="0"/>
+                            <w:autoSpaceDN w:val="0"/>
+                            <w:adjustRightInd w:val="0"/>
+                            <w:spacing w:line="276" w:lineRule="auto"/>
+                            <w:jc w:val="left"/>
+                            <w:rPr>
+                              <w:rFonts w:eastAsia="Calibri" w:cs="CorporateSPro-Light"/>
+                              <w:sz w:val="13"/>
+                              <w:szCs w:val="13"/>
+                              <w:lang w:eastAsia="de-DE"/>
+                            </w:rPr>
+                          </w:pPr>
+                        </w:p>
+                        <w:p>
+                          <w:pPr>
+                            <w:autoSpaceDE w:val="0"/>
+                            <w:autoSpaceDN w:val="0"/>
+                            <w:adjustRightInd w:val="0"/>
+                            <w:jc w:val="left"/>
+                            <w:rPr>
+                              <w:rFonts w:eastAsia="Calibri" w:cs="CorporateSPro-Regular"/>
+                              <w:sz w:val="13"/>
+                              <w:szCs w:val="13"/>
+                              <w:lang w:eastAsia="de-DE"/>
+                            </w:rPr>
+                          </w:pPr>
+                          <w:r>
+                            <w:rPr>
+                              <w:rFonts w:eastAsia="Calibri" w:cs="CorporateSPro-Regular"/>
+                              <w:sz w:val="13"/>
+                              <w:szCs w:val="13"/>
+                              <w:lang w:eastAsia="de-DE"/>
+                            </w:rPr>
+                            <w:t>ANGESTELLTE RECHTSANWÄLTE</w:t>
+                          </w:r>
+                        </w:p>
+                        <w:p>
+                          <w:pPr>
+                            <w:autoSpaceDE w:val="0"/>
+                            <w:autoSpaceDN w:val="0"/>
+                            <w:adjustRightInd w:val="0"/>
+                            <w:spacing w:line="240" w:lineRule="auto"/>
+                            <w:jc w:val="left"/>
+                            <w:rPr>
+                              <w:rFonts w:eastAsia="Calibri" w:cs="CorporateSPro-Demi"/>
+                              <w:b/>
+                              <w:sz w:val="13"/>
+                              <w:szCs w:val="13"/>
+                              <w:lang w:eastAsia="de-DE"/>
+                            </w:rPr>
+                          </w:pPr>
+                          <w:r>
+                            <w:rPr>
+                              <w:rFonts w:eastAsia="Calibri" w:cs="CorporateSPro-Demi"/>
+                              <w:b/>
+                              <w:sz w:val="13"/>
+                              <w:szCs w:val="13"/>
+                              <w:lang w:eastAsia="de-DE"/>
+                            </w:rPr>
+                            <w:t>Eva Meyer</w:t>
+                          </w:r>
+                        </w:p>
+                        <w:p>
+                          <w:pPr>
+                            <w:autoSpaceDE w:val="0"/>
+                            <w:autoSpaceDN w:val="0"/>
+                            <w:adjustRightInd w:val="0"/>
+                            <w:spacing w:line="240" w:lineRule="auto"/>
+                            <w:jc w:val="left"/>
+                            <w:rPr>
+                              <w:rFonts w:eastAsia="Calibri" w:cs="CorporateSPro-Demi"/>
+                              <w:sz w:val="13"/>
+                              <w:szCs w:val="13"/>
+                              <w:lang w:eastAsia="de-DE"/>
+                            </w:rPr>
+                          </w:pPr>
+                          <w:r>
+                            <w:rPr>
+                              <w:rFonts w:eastAsia="Calibri" w:cs="CorporateSPro-Demi"/>
+                              <w:sz w:val="13"/>
+                              <w:szCs w:val="13"/>
+                              <w:lang w:eastAsia="de-DE"/>
+                            </w:rPr>
+                            <w:t>Fachanwältin für Insolvenz- und Sanierungsrecht</w:t>
+                          </w:r>
+                        </w:p>
+                        <w:p>
+                          <w:pPr>
+                            <w:autoSpaceDE w:val="0"/>
+                            <w:autoSpaceDN w:val="0"/>
+                            <w:adjustRightInd w:val="0"/>
+                            <w:spacing w:line="240" w:lineRule="auto"/>
+                            <w:jc w:val="left"/>
+                            <w:rPr>
+                              <w:rFonts w:eastAsia="Calibri" w:cs="CorporateSPro-Light"/>
+                              <w:sz w:val="13"/>
+                              <w:szCs w:val="13"/>
+                              <w:lang w:eastAsia="de-DE"/>
+                            </w:rPr>
+                          </w:pPr>
+                        </w:p>
+                        <w:p>
+                          <w:pPr>
+                            <w:autoSpaceDE w:val="0"/>
+                            <w:autoSpaceDN w:val="0"/>
+                            <w:adjustRightInd w:val="0"/>
+                            <w:spacing w:line="240" w:lineRule="auto"/>
+                            <w:jc w:val="left"/>
+                            <w:rPr>
+                              <w:rFonts w:eastAsia="Calibri" w:cs="CorporateSPro-Demi"/>
+                              <w:b/>
+                              <w:sz w:val="13"/>
+                              <w:szCs w:val="13"/>
+                              <w:lang w:eastAsia="de-DE"/>
+                            </w:rPr>
+                          </w:pPr>
+                          <w:r>
+                            <w:rPr>
+                              <w:rFonts w:eastAsia="Calibri" w:cs="CorporateSPro-Demi"/>
+                              <w:b/>
+                              <w:sz w:val="13"/>
+                              <w:szCs w:val="13"/>
+                              <w:lang w:eastAsia="de-DE"/>
+                            </w:rPr>
+                            <w:t>Bettina Dax</w:t>
+                          </w:r>
+                        </w:p>
+                        <w:p>
+                          <w:pPr>
+                            <w:autoSpaceDE w:val="0"/>
+                            <w:autoSpaceDN w:val="0"/>
+                            <w:adjustRightInd w:val="0"/>
+                            <w:spacing w:line="240" w:lineRule="auto"/>
+                            <w:jc w:val="left"/>
+                            <w:rPr>
+                              <w:rFonts w:eastAsia="Calibri" w:cs="CorporateSPro-Light"/>
+                              <w:sz w:val="13"/>
+                              <w:szCs w:val="13"/>
+                              <w:lang w:eastAsia="de-DE"/>
+                            </w:rPr>
+                          </w:pPr>
+                          <w:r>
+                            <w:rPr>
+                              <w:rFonts w:eastAsia="Calibri" w:cs="CorporateSPro-Light"/>
+                              <w:sz w:val="13"/>
+                              <w:szCs w:val="13"/>
+                              <w:lang w:eastAsia="de-DE"/>
+                            </w:rPr>
+                            <w:t>Rechtsanwältin</w:t>
+                          </w:r>
+                        </w:p>
+                        <w:p>
+                          <w:pPr>
+                            <w:autoSpaceDE w:val="0"/>
+                            <w:autoSpaceDN w:val="0"/>
+                            <w:adjustRightInd w:val="0"/>
+                            <w:spacing w:line="240" w:lineRule="auto"/>
+                            <w:jc w:val="left"/>
+                            <w:rPr>
+                              <w:rFonts w:eastAsia="Calibri" w:cs="CorporateSPro-Demi"/>
+                              <w:b/>
+                              <w:sz w:val="13"/>
+                              <w:szCs w:val="13"/>
+                              <w:lang w:eastAsia="de-DE"/>
+                            </w:rPr>
+                          </w:pPr>
+                        </w:p>
+                        <w:p>
+                          <w:pPr>
+                            <w:autoSpaceDE w:val="0"/>
+                            <w:autoSpaceDN w:val="0"/>
+                            <w:adjustRightInd w:val="0"/>
+                            <w:spacing w:line="240" w:lineRule="auto"/>
+                            <w:jc w:val="left"/>
+                            <w:rPr>
+                              <w:rFonts w:eastAsia="Calibri" w:cs="CorporateSPro-Demi"/>
+                              <w:b/>
+                              <w:sz w:val="13"/>
+                              <w:szCs w:val="13"/>
+                              <w:lang w:eastAsia="de-DE"/>
+                            </w:rPr>
+                          </w:pPr>
+                          <w:r>
+                            <w:rPr>
+                              <w:rFonts w:eastAsia="Calibri" w:cs="CorporateSPro-Demi"/>
+                              <w:b/>
+                              <w:sz w:val="13"/>
+                              <w:szCs w:val="13"/>
+                              <w:lang w:eastAsia="de-DE"/>
+                            </w:rPr>
+                            <w:t>Cornelia Kriege</w:t>
+                          </w:r>
+                        </w:p>
+                        <w:p>
+                          <w:pPr>
+                            <w:autoSpaceDE w:val="0"/>
+                            <w:autoSpaceDN w:val="0"/>
+                            <w:adjustRightInd w:val="0"/>
+                            <w:spacing w:line="240" w:lineRule="auto"/>
+                            <w:jc w:val="left"/>
+                            <w:rPr>
+                              <w:rFonts w:eastAsia="Calibri" w:cs="CorporateSPro-Light"/>
+                              <w:sz w:val="13"/>
+                              <w:szCs w:val="13"/>
+                              <w:lang w:eastAsia="de-DE"/>
+                            </w:rPr>
+                          </w:pPr>
+                          <w:r>
+                            <w:rPr>
+                              <w:rFonts w:eastAsia="Calibri" w:cs="CorporateSPro-Light"/>
+                              <w:sz w:val="13"/>
+                              <w:szCs w:val="13"/>
+                              <w:lang w:eastAsia="de-DE"/>
+                            </w:rPr>
+                            <w:t>Rechtsanwältin</w:t>
+                          </w:r>
+                        </w:p>
+                        <w:p>
+                          <w:pPr>
+                            <w:autoSpaceDE w:val="0"/>
+                            <w:autoSpaceDN w:val="0"/>
+                            <w:adjustRightInd w:val="0"/>
+                            <w:spacing w:line="240" w:lineRule="auto"/>
+                            <w:jc w:val="left"/>
+                            <w:rPr>
+                              <w:rFonts w:eastAsia="Calibri" w:cs="CorporateSPro-Light"/>
+                              <w:sz w:val="13"/>
+                              <w:szCs w:val="13"/>
+                              <w:lang w:eastAsia="de-DE"/>
+                            </w:rPr>
+                          </w:pPr>
+                        </w:p>
+                        <w:p>
+                          <w:pPr>
+                            <w:autoSpaceDE w:val="0"/>
+                            <w:autoSpaceDN w:val="0"/>
+                            <w:adjustRightInd w:val="0"/>
+                            <w:spacing w:line="240" w:lineRule="auto"/>
+                            <w:jc w:val="left"/>
+                            <w:rPr>
+                              <w:rFonts w:eastAsia="Calibri" w:cs="CorporateSPro-Demi"/>
+                              <w:b/>
+                              <w:sz w:val="13"/>
+                              <w:szCs w:val="13"/>
+                              <w:lang w:eastAsia="de-DE"/>
+                            </w:rPr>
+                          </w:pPr>
+                          <w:r>
+                            <w:rPr>
+                              <w:rFonts w:eastAsia="Calibri" w:cs="CorporateSPro-Demi"/>
+                              <w:b/>
+                              <w:sz w:val="13"/>
+                              <w:szCs w:val="13"/>
+                              <w:lang w:eastAsia="de-DE"/>
+                            </w:rPr>
+                            <w:t>Lars Wacker</w:t>
+                          </w:r>
+                        </w:p>
+                        <w:p>
+                          <w:pPr>
+                            <w:autoSpaceDE w:val="0"/>
+                            <w:autoSpaceDN w:val="0"/>
+                            <w:adjustRightInd w:val="0"/>
+                            <w:spacing w:line="240" w:lineRule="auto"/>
+                            <w:jc w:val="left"/>
+                            <w:rPr>
+                              <w:rFonts w:eastAsia="Calibri" w:cs="CorporateSPro-Light"/>
+                              <w:sz w:val="13"/>
+                              <w:szCs w:val="13"/>
+                              <w:lang w:eastAsia="de-DE"/>
+                            </w:rPr>
+                          </w:pPr>
+                          <w:r>
+                            <w:rPr>
+                              <w:rFonts w:eastAsia="Calibri" w:cs="CorporateSPro-Light"/>
+                              <w:sz w:val="13"/>
+                              <w:szCs w:val="13"/>
+                              <w:lang w:eastAsia="de-DE"/>
+                            </w:rPr>
+                            <w:t>Rechtsanwalt</w:t>
+                          </w:r>
+                        </w:p>
+                        <w:p>
+                          <w:pPr>
+                            <w:pBdr>
+                              <w:bottom w:val="single" w:sz="4" w:space="1" w:color="auto"/>
+                            </w:pBdr>
+                            <w:autoSpaceDE w:val="0"/>
+                            <w:autoSpaceDN w:val="0"/>
+                            <w:adjustRightInd w:val="0"/>
+                            <w:spacing w:line="276" w:lineRule="auto"/>
+                            <w:jc w:val="left"/>
+                            <w:rPr>
+                              <w:rFonts w:eastAsia="Calibri" w:cs="CorporateSPro-Light"/>
+                              <w:sz w:val="13"/>
+                              <w:szCs w:val="13"/>
+                              <w:lang w:eastAsia="de-DE"/>
+                            </w:rPr>
+                          </w:pPr>
+                        </w:p>
+                        <w:p>
+                          <w:pPr>
+                            <w:autoSpaceDE w:val="0"/>
+                            <w:autoSpaceDN w:val="0"/>
+                            <w:adjustRightInd w:val="0"/>
+                            <w:spacing w:line="276" w:lineRule="auto"/>
+                            <w:jc w:val="left"/>
+                            <w:rPr>
+                              <w:rFonts w:eastAsia="Calibri" w:cs="CorporateSPro-Light"/>
+                              <w:sz w:val="13"/>
+                              <w:szCs w:val="13"/>
+                              <w:lang w:eastAsia="de-DE"/>
+                            </w:rPr>
+                          </w:pPr>
+                        </w:p>
+                        <w:p>
+                          <w:pPr>
+                            <w:autoSpaceDE w:val="0"/>
+                            <w:autoSpaceDN w:val="0"/>
+                            <w:adjustRightInd w:val="0"/>
+                            <w:jc w:val="left"/>
+                            <w:rPr>
+                              <w:rFonts w:eastAsia="Calibri" w:cs="CorporateSPro-Regular"/>
+                              <w:sz w:val="13"/>
+                              <w:szCs w:val="13"/>
+                              <w:lang w:eastAsia="de-DE"/>
+                            </w:rPr>
+                          </w:pPr>
+                          <w:r>
+                            <w:rPr>
+                              <w:rFonts w:eastAsia="Calibri" w:cs="CorporateSPro-Regular"/>
+                              <w:sz w:val="13"/>
+                              <w:szCs w:val="13"/>
+                              <w:lang w:eastAsia="de-DE"/>
+                            </w:rPr>
+                            <w:t>OF COUNSEL</w:t>
+                          </w:r>
+                        </w:p>
+                        <w:p>
+                          <w:pPr>
+                            <w:autoSpaceDE w:val="0"/>
+                            <w:autoSpaceDN w:val="0"/>
+                            <w:adjustRightInd w:val="0"/>
+                            <w:spacing w:line="240" w:lineRule="auto"/>
+                            <w:jc w:val="left"/>
+                            <w:rPr>
+                              <w:rFonts w:eastAsia="Calibri" w:cs="CorporateSPro-Demi"/>
+                              <w:b/>
+                              <w:sz w:val="13"/>
+                              <w:szCs w:val="13"/>
+                              <w:lang w:eastAsia="de-DE"/>
+                            </w:rPr>
+                          </w:pPr>
+                          <w:r>
+                            <w:rPr>
+                              <w:rFonts w:eastAsia="Calibri" w:cs="CorporateSPro-Demi"/>
+                              <w:b/>
+                              <w:sz w:val="13"/>
+                              <w:szCs w:val="13"/>
+                              <w:lang w:eastAsia="de-DE"/>
+                            </w:rPr>
+                            <w:t>Justizrat Prof. Dr. Dr. Thomas B. Schmidt M.A.</w:t>
+                          </w:r>
+                        </w:p>
+                        <w:p>
+                          <w:pPr>
+                            <w:autoSpaceDE w:val="0"/>
+                            <w:autoSpaceDN w:val="0"/>
+                            <w:adjustRightInd w:val="0"/>
+                            <w:spacing w:line="240" w:lineRule="auto"/>
+                            <w:jc w:val="left"/>
+                            <w:rPr>
+                              <w:rFonts w:eastAsia="Calibri" w:cs="CorporateSPro-Light"/>
+                              <w:sz w:val="13"/>
+                              <w:szCs w:val="13"/>
+                              <w:lang w:eastAsia="de-DE"/>
+                            </w:rPr>
+                          </w:pPr>
+                          <w:r>
+                            <w:rPr>
+                              <w:rFonts w:eastAsia="Calibri" w:cs="CorporateSPro-Light"/>
+                              <w:sz w:val="13"/>
+                              <w:szCs w:val="13"/>
+                              <w:lang w:eastAsia="de-DE"/>
+                            </w:rPr>
+                            <w:t>Fachanwalt für Insolvenz- und Sanierungsrecht</w:t>
+                          </w:r>
+                        </w:p>
+                        <w:p>
+                          <w:pPr>
+                            <w:pBdr>
+                              <w:bottom w:val="single" w:sz="4" w:space="1" w:color="auto"/>
+                            </w:pBdr>
+                            <w:autoSpaceDE w:val="0"/>
+                            <w:autoSpaceDN w:val="0"/>
+                            <w:adjustRightInd w:val="0"/>
+                            <w:spacing w:line="276" w:lineRule="auto"/>
+                            <w:jc w:val="left"/>
+                            <w:rPr>
+                              <w:rFonts w:eastAsia="Calibri" w:cs="CorporateSPro-Light"/>
+                              <w:sz w:val="13"/>
+                              <w:szCs w:val="13"/>
+                              <w:lang w:eastAsia="de-DE"/>
+                            </w:rPr>
+                          </w:pPr>
+                        </w:p>
+                        <w:p>
+                          <w:pPr>
+                            <w:autoSpaceDE w:val="0"/>
+                            <w:autoSpaceDN w:val="0"/>
+                            <w:adjustRightInd w:val="0"/>
+                            <w:spacing w:line="276" w:lineRule="auto"/>
+                            <w:jc w:val="left"/>
+                            <w:rPr>
+                              <w:rFonts w:eastAsia="Calibri" w:cs="CorporateSPro-Light"/>
+                              <w:sz w:val="13"/>
+                              <w:szCs w:val="13"/>
+                              <w:lang w:eastAsia="de-DE"/>
+                            </w:rPr>
+                          </w:pPr>
+                        </w:p>
+                        <w:p>
+                          <w:pPr>
+                            <w:autoSpaceDE w:val="0"/>
+                            <w:autoSpaceDN w:val="0"/>
+                            <w:adjustRightInd w:val="0"/>
+                            <w:jc w:val="left"/>
+                            <w:rPr>
+                              <w:rFonts w:eastAsia="Calibri" w:cs="CorporateSPro-Regular"/>
+                              <w:sz w:val="13"/>
+                              <w:szCs w:val="13"/>
+                              <w:lang w:eastAsia="de-DE"/>
+                            </w:rPr>
+                          </w:pPr>
+                          <w:r>
+                            <w:rPr>
+                              <w:rFonts w:eastAsia="Calibri" w:cs="CorporateSPro-Regular"/>
+                              <w:sz w:val="13"/>
+                              <w:szCs w:val="13"/>
+                              <w:lang w:eastAsia="de-DE"/>
+                            </w:rPr>
+                            <w:t>STANDORTE</w:t>
+                          </w:r>
+                        </w:p>
+                        <w:p>
+                          <w:pPr>
+                            <w:autoSpaceDE w:val="0"/>
+                            <w:autoSpaceDN w:val="0"/>
+                            <w:adjustRightInd w:val="0"/>
+                            <w:spacing w:line="240" w:lineRule="auto"/>
+                            <w:rPr>
+                              <w:rFonts w:eastAsia="Calibri" w:cs="CorporateSPro-Demi"/>
+                              <w:sz w:val="13"/>
+                              <w:szCs w:val="13"/>
+                              <w:lang w:eastAsia="de-DE"/>
+                            </w:rPr>
+                          </w:pPr>
+                          <w:r>
+                            <w:rPr>
+                              <w:rFonts w:eastAsia="Calibri" w:cs="CorporateSPro-Demi"/>
+                              <w:sz w:val="13"/>
+                              <w:szCs w:val="13"/>
+                              <w:lang w:eastAsia="de-DE"/>
+                            </w:rPr>
+                            <w:t>Trier</w:t>
+                          </w:r>
+                          <w:r>
+                            <w:rPr>
+                              <w:rFonts w:eastAsia="Calibri" w:cs="CorporateSPro-Demi"/>
+                              <w:sz w:val="13"/>
+                              <w:szCs w:val="13"/>
+                              <w:lang w:eastAsia="de-DE"/>
+                            </w:rPr>
+                            <w:tab/>
+                          </w:r>
+                          <w:r>
+                            <w:rPr>
+                              <w:rFonts w:eastAsia="Calibri" w:cs="CorporateSPro-Demi"/>
+                              <w:sz w:val="13"/>
+                              <w:szCs w:val="13"/>
+                              <w:lang w:eastAsia="de-DE"/>
+                            </w:rPr>
+                            <w:tab/>
+                            <w:t>Bad Kreuznach</w:t>
+                          </w:r>
+                        </w:p>
+                        <w:p>
+                          <w:pPr>
+                            <w:autoSpaceDE w:val="0"/>
+                            <w:autoSpaceDN w:val="0"/>
+                            <w:adjustRightInd w:val="0"/>
+                            <w:spacing w:line="240" w:lineRule="auto"/>
+                            <w:rPr>
+                              <w:rFonts w:eastAsia="Calibri" w:cs="CorporateSPro-Demi"/>
+                              <w:sz w:val="13"/>
+                              <w:szCs w:val="13"/>
+                              <w:lang w:eastAsia="de-DE"/>
+                            </w:rPr>
+                          </w:pPr>
+                          <w:r>
+                            <w:rPr>
+                              <w:rFonts w:eastAsia="Calibri" w:cs="CorporateSPro-Demi"/>
+                              <w:sz w:val="13"/>
+                              <w:szCs w:val="13"/>
+                              <w:lang w:eastAsia="de-DE"/>
+                            </w:rPr>
+                            <w:t>Frankfurt am Main</w:t>
+                          </w:r>
+                          <w:r>
+                            <w:rPr>
+                              <w:rFonts w:eastAsia="Calibri" w:cs="CorporateSPro-Demi"/>
+                              <w:sz w:val="13"/>
+                              <w:szCs w:val="13"/>
+                              <w:lang w:eastAsia="de-DE"/>
+                            </w:rPr>
+                            <w:tab/>
+                            <w:t>Zell/Mosel</w:t>
+                          </w:r>
+                        </w:p>
+                        <w:p>
+                          <w:pPr>
+                            <w:autoSpaceDE w:val="0"/>
+                            <w:autoSpaceDN w:val="0"/>
+                            <w:adjustRightInd w:val="0"/>
+                            <w:spacing w:line="240" w:lineRule="auto"/>
+                            <w:rPr>
+                              <w:rFonts w:eastAsia="Calibri" w:cs="CorporateSPro-Demi"/>
+                              <w:sz w:val="13"/>
+                              <w:szCs w:val="13"/>
+                              <w:lang w:eastAsia="de-DE"/>
+                            </w:rPr>
+                          </w:pPr>
+                          <w:r>
+                            <w:rPr>
+                              <w:rFonts w:eastAsia="Calibri" w:cs="CorporateSPro-Demi"/>
+                              <w:sz w:val="13"/>
+                              <w:szCs w:val="13"/>
+                              <w:lang w:eastAsia="de-DE"/>
+                            </w:rPr>
+                            <w:t>Idar-Oberstein</w:t>
+                          </w:r>
+                          <w:r>
+                            <w:rPr>
+                              <w:rFonts w:eastAsia="Calibri" w:cs="CorporateSPro-Demi"/>
+                              <w:sz w:val="13"/>
+                              <w:szCs w:val="13"/>
+                              <w:lang w:eastAsia="de-DE"/>
+                            </w:rPr>
+                            <w:tab/>
+                            <w:t>Koblenz</w:t>
+                          </w:r>
+                        </w:p>
+                        <w:p>
+                          <w:pPr>
+                            <w:autoSpaceDE w:val="0"/>
+                            <w:autoSpaceDN w:val="0"/>
+                            <w:adjustRightInd w:val="0"/>
+                            <w:spacing w:line="240" w:lineRule="auto"/>
+                            <w:rPr>
+                              <w:rFonts w:eastAsia="Calibri" w:cs="CorporateSPro-Demi"/>
+                              <w:sz w:val="13"/>
+                              <w:szCs w:val="13"/>
+                              <w:lang w:eastAsia="de-DE"/>
+                            </w:rPr>
+                          </w:pPr>
+                          <w:r>
+                            <w:rPr>
+                              <w:rFonts w:eastAsia="Calibri" w:cs="CorporateSPro-Demi"/>
+                              <w:sz w:val="13"/>
+                              <w:szCs w:val="13"/>
+                              <w:lang w:eastAsia="de-DE"/>
+                            </w:rPr>
+                            <w:t>Langgöns</w:t>
+                          </w:r>
+                          <w:r>
+                            <w:rPr>
+                              <w:rFonts w:eastAsia="Calibri" w:cs="CorporateSPro-Demi"/>
+                              <w:sz w:val="13"/>
+                              <w:szCs w:val="13"/>
+                              <w:lang w:eastAsia="de-DE"/>
+                            </w:rPr>
+                            <w:tab/>
+                          </w:r>
+                          <w:r>
+                            <w:rPr>
+                              <w:rFonts w:eastAsia="Calibri" w:cs="CorporateSPro-Demi"/>
+                              <w:sz w:val="13"/>
+                              <w:szCs w:val="13"/>
+                              <w:lang w:eastAsia="de-DE"/>
+                            </w:rPr>
+                            <w:tab/>
+                            <w:t>Limburg/Lahn</w:t>
+                          </w:r>
+                        </w:p>
+                        <w:p>
+                          <w:pPr>
+                            <w:autoSpaceDE w:val="0"/>
+                            <w:autoSpaceDN w:val="0"/>
+                            <w:adjustRightInd w:val="0"/>
+                            <w:spacing w:line="240" w:lineRule="auto"/>
+                            <w:rPr>
+                              <w:rFonts w:eastAsia="Calibri" w:cs="CorporateSPro-Demi"/>
+                              <w:sz w:val="9"/>
+                              <w:szCs w:val="9"/>
+                              <w:lang w:eastAsia="de-DE"/>
+                            </w:rPr>
+                          </w:pPr>
+                          <w:r>
+                            <w:rPr>
+                              <w:rFonts w:eastAsia="Calibri" w:cs="CorporateSPro-Demi"/>
+                              <w:sz w:val="13"/>
+                              <w:szCs w:val="13"/>
+                              <w:lang w:eastAsia="de-DE"/>
+                            </w:rPr>
+                            <w:t>Mainz</w:t>
+                          </w:r>
+                          <w:r>
+                            <w:rPr>
+                              <w:rFonts w:eastAsia="Calibri" w:cs="CorporateSPro-Demi"/>
+                              <w:sz w:val="13"/>
+                              <w:szCs w:val="13"/>
+                              <w:lang w:eastAsia="de-DE"/>
+                            </w:rPr>
+                            <w:tab/>
+                          </w:r>
+                          <w:r>
+                            <w:rPr>
+                              <w:rFonts w:eastAsia="Calibri" w:cs="CorporateSPro-Demi"/>
+                              <w:sz w:val="13"/>
+                              <w:szCs w:val="13"/>
+                              <w:lang w:eastAsia="de-DE"/>
+                            </w:rPr>
+                            <w:tab/>
+                            <w:t>Wiesbaden</w:t>
+                          </w:r>
+                          <w:bookmarkEnd w:id="10"/>
+                          <w:bookmarkEnd w:id="11"/>
+                          <w:bookmarkEnd w:id="12"/>
+                          <w:bookmarkEnd w:id="13"/>
+                          <w:bookmarkEnd w:id="14"/>
+                          <w:bookmarkEnd w:id="15"/>
+                          <w:bookmarkEnd w:id="16"/>
+                          <w:bookmarkEnd w:id="17"/>
+                          <w:bookmarkEnd w:id="18"/>
+                          <w:bookmarkEnd w:id="19"/>
+                        </w:p>
+                      </w:txbxContent>
+                    </v:textbox>
+                    <w10:wrap type="square" anchory="margin"/>
+                  </v:shape>
+                </w:pict>
+              </mc:Fallback>
+            </mc:AlternateContent>
+          </w:r>
+          <w:r>
+            <w:rPr>
+              <w:b/>
+            </w:rPr>
+            <w:t xml:space="preserve">per </w:t>
+          </w:r>
+          <w:proofErr w:type="spellStart"/>
+          <w:r>
+            <w:rPr>
+              <w:b/>
+            </w:rPr>
+            <w:t>beA</w:t>
+          </w:r>
+          <w:proofErr w:type="spellEnd"/>
+        </w:p>
+      </w:sdtContent>
+    </w:sdt>
+    <w:sdt>
+      <w:sdtPr>
+        <w:tag w:val="briefkopf-siegel-dekra"/>
+      </w:sdtPr>
+      <w:sdtContent>
+        <w:sdt>
+          <w:sdtPr>
+            <w:tag w:val="briefkopf-siegel-vid"/>
+          </w:sdtPr>
+          <w:sdtContent>
+            <w:p>
+              <w:pPr>
+                <w:jc w:val="left"/>
+                <w:rPr>
+                  <w:b/>
+                </w:rPr>
+              </w:pPr>
+              <w:r>
+                <w:rPr>
+                  <w:noProof/>
+                </w:rPr>
+                <w:drawing>
+                  <wp:anchor distT="0" distB="0" distL="114300" distR="114300" simplePos="0" relativeHeight="251661312" behindDoc="0" locked="1" layoutInCell="1" allowOverlap="1" wp14:anchorId="6AABFA21" wp14:editId="67882B81">
+                    <wp:simplePos x="0" y="0"/>
+                    <wp:positionH relativeFrom="column">
+                      <wp:posOffset>5670550</wp:posOffset>
+                    </wp:positionH>
+                    <wp:positionV relativeFrom="page">
+                      <wp:posOffset>4544695</wp:posOffset>
+                    </wp:positionV>
+                    <wp:extent cx="427355" cy="597535"/>
+                    <wp:effectExtent l="0" t="0" r="0" b="0"/>
+                    <wp:wrapNone/>
+                    <wp:docPr id="4" name="Grafik 1" descr="Kein Aktenzeichen Audit _ QMISO- Siegel  bis 2025"/>
+                    <wp:cNvGraphicFramePr>
+                      <a:graphicFrameLocks xmlns:a="http://schemas.openxmlformats.org/drawingml/2006/main" noChangeAspect="1"/>
+                    </wp:cNvGraphicFramePr>
+                    <a:graphic xmlns:a="http://schemas.openxmlformats.org/drawingml/2006/main">
+                      <a:graphicData uri="http://schemas.openxmlformats.org/drawingml/2006/picture">
+                        <pic:pic xmlns:pic="http://schemas.openxmlformats.org/drawingml/2006/picture">
+                          <pic:nvPicPr>
+                            <pic:cNvPr id="0" name="Grafik 1" descr="Kein Aktenzeichen Audit _ QMISO- Siegel  bis 2025"/>
+                            <pic:cNvPicPr>
+                              <a:picLocks noChangeAspect="1" noChangeArrowheads="1"/>
+                            </pic:cNvPicPr>
+                          </pic:nvPicPr>
+                          <pic:blipFill>
+                            <a:blip r:embed="rId8" cstate="print">
+                              <a:extLst>
+                                <a:ext uri="{28A0092B-C50C-407E-A947-70E740481C1C}">
+                                  <a14:useLocalDpi xmlns:a14="http://schemas.microsoft.com/office/drawing/2010/main" val="0"/>
+                                </a:ext>
+                              </a:extLst>
+                            </a:blip>
+                            <a:srcRect/>
+                            <a:stretch>
+                              <a:fillRect/>
+                            </a:stretch>
+                          </pic:blipFill>
+                          <pic:spPr bwMode="auto">
+                            <a:xfrm>
+                              <a:off x="0" y="0"/>
+                              <a:ext cx="427355" cy="597535"/>
+                            </a:xfrm>
+                            <a:prstGeom prst="rect">
+                              <a:avLst/>
+                            </a:prstGeom>
+                            <a:noFill/>
+                          </pic:spPr>
+                        </pic:pic>
+                      </a:graphicData>
+                    </a:graphic>
+                    <wp14:sizeRelH relativeFrom="margin">
+                      <wp14:pctWidth>0</wp14:pctWidth>
+                    </wp14:sizeRelH>
+                    <wp14:sizeRelV relativeFrom="margin">
+                      <wp14:pctHeight>0</wp14:pctHeight>
+                    </wp14:sizeRelV>
+                  </wp:anchor>
+                </w:drawing>
+              </w:r>
+              <w:r>
+                <w:rPr>
+                  <w:noProof/>
+                </w:rPr>
+                <w:drawing>
+                  <wp:anchor distT="0" distB="0" distL="114300" distR="114300" simplePos="0" relativeHeight="251660288" behindDoc="0" locked="1" layoutInCell="1" allowOverlap="1" wp14:anchorId="58E7BFEE" wp14:editId="1FD6858E">
+                    <wp:simplePos x="0" y="0"/>
+                    <wp:positionH relativeFrom="column">
+                      <wp:posOffset>4864735</wp:posOffset>
+                    </wp:positionH>
+                    <wp:positionV relativeFrom="page">
+                      <wp:posOffset>4545965</wp:posOffset>
+                    </wp:positionV>
+                    <wp:extent cx="579120" cy="597535"/>
+                    <wp:effectExtent l="0" t="0" r="0" b="0"/>
+                    <wp:wrapNone/>
+                    <wp:docPr id="3" name="Grafik 4"/>
+                    <wp:cNvGraphicFramePr>
+                      <a:graphicFrameLocks xmlns:a="http://schemas.openxmlformats.org/drawingml/2006/main" noChangeAspect="1"/>
+                    </wp:cNvGraphicFramePr>
+                    <a:graphic xmlns:a="http://schemas.openxmlformats.org/drawingml/2006/main">
+                      <a:graphicData uri="http://schemas.openxmlformats.org/drawingml/2006/picture">
+                        <pic:pic xmlns:pic="http://schemas.openxmlformats.org/drawingml/2006/picture">
+                          <pic:nvPicPr>
+                            <pic:cNvPr id="0" name="Grafik 4"/>
+                            <pic:cNvPicPr>
+                              <a:picLocks noChangeAspect="1" noChangeArrowheads="1"/>
+                            </pic:cNvPicPr>
+                          </pic:nvPicPr>
+                          <pic:blipFill>
+                            <a:blip r:embed="rId9">
+                              <a:extLst>
+                                <a:ext uri="{28A0092B-C50C-407E-A947-70E740481C1C}">
+                                  <a14:useLocalDpi xmlns:a14="http://schemas.microsoft.com/office/drawing/2010/main" val="0"/>
+                                </a:ext>
+                              </a:extLst>
+                            </a:blip>
+                            <a:srcRect/>
+                            <a:stretch>
+                              <a:fillRect/>
+                            </a:stretch>
+                          </pic:blipFill>
+                          <pic:spPr bwMode="auto">
+                            <a:xfrm>
+                              <a:off x="0" y="0"/>
+                              <a:ext cx="579120" cy="597535"/>
+                            </a:xfrm>
+                            <a:prstGeom prst="rect">
+                              <a:avLst/>
+                            </a:prstGeom>
+                            <a:noFill/>
+                          </pic:spPr>
+                        </pic:pic>
+                      </a:graphicData>
+                    </a:graphic>
+                    <wp14:sizeRelH relativeFrom="page">
+                      <wp14:pctWidth>0</wp14:pctWidth>
+                    </wp14:sizeRelH>
+                    <wp14:sizeRelV relativeFrom="page">
+                      <wp14:pctHeight>0</wp14:pctHeight>
+                    </wp14:sizeRelV>
+                  </wp:anchor>
+                </w:drawing>
+              </w:r>
+            </w:p>
+          </w:sdtContent>
+        </w:sdt>
+      </w:sdtContent>
+    </w:sdt>
     <w:p>
       <w:pPr>
         <w:spacing w:line="276" w:lineRule="auto"/>
@@ -11,6 +2964,400 @@
         <w:t>FELD_Bet_AnredeHoeflichOV</w:t>
       </w:r>
     </w:p>
+    <w:sdt>
+      <w:sdtPr>
+        <w:tag w:val="briefkopf-sachbearbeiter"/>
+      </w:sdtPr>
+      <w:sdtContent>
+        <w:p>
+          <w:pPr>
+            <w:framePr w:w="5525" w:h="387" w:hRule="exact" w:wrap="notBeside" w:vAnchor="page" w:hAnchor="page" w:x="1135" w:y="3063" w:anchorLock="1"/>
+            <w:shd w:val="solid" w:color="FFFFFF" w:fill="FFFFFF"/>
+            <w:spacing w:line="240" w:lineRule="auto"/>
+            <w:jc w:val="left"/>
+            <w:rPr>
+              <w:sz w:val="12"/>
+              <w:szCs w:val="12"/>
+            </w:rPr>
+          </w:pPr>
+          <w:r>
+            <w:rPr>
+              <w:sz w:val="12"/>
+              <w:szCs w:val="12"/>
+            </w:rPr>
+            <w:t>Prof. Dr. Dr. Thomas B. Schmidt Insolvenzverwalter Rechtsanwälte Partnerschaft mbB</w:t>
+          </w:r>
+        </w:p>
+        <w:p>
+          <w:pPr>
+            <w:framePr w:w="5525" w:h="387" w:hRule="exact" w:wrap="notBeside" w:vAnchor="page" w:hAnchor="page" w:x="1135" w:y="3063" w:anchorLock="1"/>
+            <w:shd w:val="solid" w:color="FFFFFF" w:fill="FFFFFF"/>
+            <w:spacing w:line="240" w:lineRule="auto"/>
+            <w:jc w:val="left"/>
+            <w:rPr>
+              <w:sz w:val="12"/>
+              <w:szCs w:val="12"/>
+            </w:rPr>
+          </w:pPr>
+          <w:r>
+            <w:rPr>
+              <w:sz w:val="12"/>
+              <w:szCs w:val="12"/>
+            </w:rPr>
+            <w:t>Kornmarkt</w:t>
+          </w:r>
+          <w:r>
+            <w:rPr>
+              <w:sz w:val="12"/>
+              <w:szCs w:val="12"/>
+            </w:rPr>
+            <w:t xml:space="preserve"> </w:t>
+          </w:r>
+          <w:r>
+            <w:rPr>
+              <w:sz w:val="12"/>
+              <w:szCs w:val="12"/>
+            </w:rPr>
+            <w:t>4</w:t>
+          </w:r>
+          <w:r>
+            <w:rPr>
+              <w:sz w:val="12"/>
+              <w:szCs w:val="12"/>
+            </w:rPr>
+            <w:t xml:space="preserve"> </w:t>
+          </w:r>
+          <w:r>
+            <w:rPr>
+              <w:rFonts w:cs="Avenir-Light"/>
+              <w:color w:val="3B3838"/>
+              <w:sz w:val="12"/>
+              <w:szCs w:val="12"/>
+            </w:rPr>
+            <w:t xml:space="preserve">∙ </w:t>
+          </w:r>
+          <w:r>
+            <w:rPr>
+              <w:sz w:val="12"/>
+              <w:szCs w:val="12"/>
+            </w:rPr>
+            <w:t>D-</w:t>
+          </w:r>
+          <w:r>
+            <w:rPr>
+              <w:sz w:val="12"/>
+              <w:szCs w:val="12"/>
+            </w:rPr>
+            <w:t>54290</w:t>
+          </w:r>
+          <w:r>
+            <w:rPr>
+              <w:sz w:val="12"/>
+              <w:szCs w:val="12"/>
+            </w:rPr>
+            <w:t xml:space="preserve"> </w:t>
+          </w:r>
+          <w:r>
+            <w:rPr>
+              <w:sz w:val="12"/>
+              <w:szCs w:val="12"/>
+            </w:rPr>
+            <w:t>Trier</w:t>
+          </w:r>
+          <w:r>
+            <w:rPr>
+              <w:sz w:val="12"/>
+              <w:szCs w:val="12"/>
+            </w:rPr>
+            <w:t xml:space="preserve"> </w:t>
+          </w:r>
+        </w:p>
+        <w:p/>
+        <w:p>
+          <w:pPr>
+            <w:framePr w:w="4537" w:h="2656" w:hRule="exact" w:wrap="notBeside" w:vAnchor="page" w:hAnchor="page" w:x="6961" w:y="3466"/>
+            <w:shd w:val="solid" w:color="FFFFFF" w:fill="FFFFFF"/>
+            <w:spacing w:line="240" w:lineRule="auto"/>
+            <w:jc w:val="right"/>
+            <w:rPr>
+              <w:sz w:val="14"/>
+              <w:szCs w:val="14"/>
+            </w:rPr>
+          </w:pPr>
+          <w:r>
+            <w:rPr>
+              <w:sz w:val="14"/>
+              <w:szCs w:val="14"/>
+            </w:rPr>
+            <w:t>Sachbearbeiter/in</w:t>
+          </w:r>
+        </w:p>
+        <w:p>
+          <w:pPr>
+            <w:framePr w:w="4537" w:h="2656" w:hRule="exact" w:wrap="notBeside" w:vAnchor="page" w:hAnchor="page" w:x="6961" w:y="3466"/>
+            <w:shd w:val="solid" w:color="FFFFFF" w:fill="FFFFFF"/>
+            <w:spacing w:line="240" w:lineRule="auto"/>
+            <w:jc w:val="right"/>
+            <w:rPr>
+              <w:b/>
+              <w:sz w:val="16"/>
+              <w:szCs w:val="16"/>
+            </w:rPr>
+          </w:pPr>
+          <w:r>
+            <w:rPr>
+              <w:b/>
+              <w:sz w:val="16"/>
+              <w:szCs w:val="16"/>
+            </w:rPr>
+            <w:t>RA Ingo Grünewald</w:t>
+          </w:r>
+          <w:r>
+            <w:rPr>
+              <w:b/>
+              <w:sz w:val="16"/>
+              <w:szCs w:val="16"/>
+            </w:rPr>
+            <w:t xml:space="preserve"> </w:t>
+          </w:r>
+        </w:p>
+        <w:p>
+          <w:pPr>
+            <w:framePr w:w="4537" w:h="2656" w:hRule="exact" w:wrap="notBeside" w:vAnchor="page" w:hAnchor="page" w:x="6961" w:y="3466"/>
+            <w:shd w:val="solid" w:color="FFFFFF" w:fill="FFFFFF"/>
+            <w:spacing w:line="240" w:lineRule="auto"/>
+            <w:jc w:val="right"/>
+            <w:rPr>
+              <w:sz w:val="14"/>
+              <w:szCs w:val="14"/>
+            </w:rPr>
+          </w:pPr>
+          <w:r>
+            <w:rPr>
+              <w:sz w:val="14"/>
+              <w:szCs w:val="14"/>
+            </w:rPr>
+            <w:t>Durchwahl</w:t>
+          </w:r>
+        </w:p>
+        <w:p>
+          <w:pPr>
+            <w:framePr w:w="4537" w:h="2656" w:hRule="exact" w:wrap="notBeside" w:vAnchor="page" w:hAnchor="page" w:x="6961" w:y="3466"/>
+            <w:shd w:val="solid" w:color="FFFFFF" w:fill="FFFFFF"/>
+            <w:spacing w:line="240" w:lineRule="auto"/>
+            <w:jc w:val="right"/>
+            <w:rPr>
+              <w:b/>
+              <w:sz w:val="16"/>
+              <w:szCs w:val="16"/>
+            </w:rPr>
+          </w:pPr>
+          <w:r>
+            <w:rPr>
+              <w:b/>
+              <w:sz w:val="16"/>
+              <w:szCs w:val="16"/>
+            </w:rPr>
+            <w:t>0651 / 170 830 - 131</w:t>
+          </w:r>
+          <w:r>
+            <w:rPr>
+              <w:b/>
+              <w:sz w:val="16"/>
+              <w:szCs w:val="16"/>
+            </w:rPr>
+            <w:t xml:space="preserve"> </w:t>
+          </w:r>
+        </w:p>
+        <w:p>
+          <w:pPr>
+            <w:framePr w:w="4537" w:h="2656" w:hRule="exact" w:wrap="notBeside" w:vAnchor="page" w:hAnchor="page" w:x="6961" w:y="3466"/>
+            <w:shd w:val="solid" w:color="FFFFFF" w:fill="FFFFFF"/>
+            <w:spacing w:line="240" w:lineRule="auto"/>
+            <w:jc w:val="right"/>
+            <w:rPr>
+              <w:sz w:val="14"/>
+              <w:szCs w:val="14"/>
+            </w:rPr>
+          </w:pPr>
+          <w:r>
+            <w:rPr>
+              <w:sz w:val="14"/>
+              <w:szCs w:val="14"/>
+            </w:rPr>
+            <w:t>Standort</w:t>
+          </w:r>
+        </w:p>
+        <w:p>
+          <w:pPr>
+            <w:framePr w:w="4537" w:h="2656" w:hRule="exact" w:wrap="notBeside" w:vAnchor="page" w:hAnchor="page" w:x="6961" w:y="3466"/>
+            <w:shd w:val="solid" w:color="FFFFFF" w:fill="FFFFFF"/>
+            <w:spacing w:line="240" w:lineRule="auto"/>
+            <w:jc w:val="right"/>
+            <w:rPr>
+              <w:b/>
+              <w:sz w:val="16"/>
+              <w:szCs w:val="16"/>
+            </w:rPr>
+          </w:pPr>
+          <w:r>
+            <w:rPr>
+              <w:b/>
+              <w:sz w:val="16"/>
+              <w:szCs w:val="16"/>
+            </w:rPr>
+            <w:t>0651 / 170 830 - 0</w:t>
+          </w:r>
+          <w:r>
+            <w:rPr>
+              <w:b/>
+              <w:sz w:val="16"/>
+              <w:szCs w:val="16"/>
+            </w:rPr>
+            <w:t xml:space="preserve"> </w:t>
+          </w:r>
+        </w:p>
+        <w:p>
+          <w:pPr>
+            <w:framePr w:w="4537" w:h="2656" w:hRule="exact" w:wrap="notBeside" w:vAnchor="page" w:hAnchor="page" w:x="6961" w:y="3466"/>
+            <w:shd w:val="solid" w:color="FFFFFF" w:fill="FFFFFF"/>
+            <w:spacing w:line="240" w:lineRule="auto"/>
+            <w:jc w:val="right"/>
+            <w:rPr>
+              <w:sz w:val="14"/>
+              <w:szCs w:val="14"/>
+            </w:rPr>
+          </w:pPr>
+          <w:r>
+            <w:rPr>
+              <w:sz w:val="14"/>
+              <w:szCs w:val="14"/>
+            </w:rPr>
+            <w:t>E-Mail</w:t>
+          </w:r>
+        </w:p>
+        <w:p>
+          <w:pPr>
+            <w:framePr w:w="4537" w:h="2656" w:hRule="exact" w:wrap="notBeside" w:vAnchor="page" w:hAnchor="page" w:x="6961" w:y="3466"/>
+            <w:shd w:val="solid" w:color="FFFFFF" w:fill="FFFFFF"/>
+            <w:spacing w:line="240" w:lineRule="auto"/>
+            <w:jc w:val="right"/>
+            <w:rPr>
+              <w:b/>
+              <w:sz w:val="16"/>
+              <w:szCs w:val="16"/>
+            </w:rPr>
+          </w:pPr>
+          <w:r>
+            <w:rPr>
+              <w:b/>
+              <w:sz w:val="16"/>
+              <w:szCs w:val="16"/>
+            </w:rPr>
+            <w:t>Ingo.Gruenewald</w:t>
+          </w:r>
+          <w:r>
+            <w:rPr>
+              <w:b/>
+              <w:sz w:val="16"/>
+              <w:szCs w:val="16"/>
+            </w:rPr>
+            <w:t>@tbs-insolvenzverwalter.de</w:t>
+          </w:r>
+          <w:r>
+            <w:rPr>
+              <w:b/>
+              <w:sz w:val="16"/>
+              <w:szCs w:val="16"/>
+            </w:rPr>
+            <w:t xml:space="preserve"> </w:t>
+          </w:r>
+        </w:p>
+        <w:p>
+          <w:pPr>
+            <w:framePr w:w="4537" w:h="2656" w:hRule="exact" w:wrap="notBeside" w:vAnchor="page" w:hAnchor="page" w:x="6961" w:y="3466"/>
+            <w:shd w:val="solid" w:color="FFFFFF" w:fill="FFFFFF"/>
+            <w:spacing w:line="240" w:lineRule="auto"/>
+            <w:jc w:val="right"/>
+            <w:rPr>
+              <w:sz w:val="14"/>
+              <w:szCs w:val="14"/>
+            </w:rPr>
+          </w:pPr>
+          <w:r>
+            <w:rPr>
+              <w:sz w:val="14"/>
+              <w:szCs w:val="14"/>
+            </w:rPr>
+            <w:t>Mein Zeichen</w:t>
+          </w:r>
+        </w:p>
+        <w:p>
+          <w:pPr>
+            <w:framePr w:w="4537" w:h="2656" w:hRule="exact" w:wrap="notBeside" w:vAnchor="page" w:hAnchor="page" w:x="6961" w:y="3466"/>
+            <w:shd w:val="solid" w:color="FFFFFF" w:fill="FFFFFF"/>
+            <w:spacing w:line="240" w:lineRule="auto"/>
+            <w:jc w:val="right"/>
+            <w:rPr>
+              <w:b/>
+              <w:sz w:val="16"/>
+              <w:szCs w:val="16"/>
+            </w:rPr>
+          </w:pPr>
+          <w:r>
+            <w:rPr>
+              <w:b/>
+              <w:sz w:val="16"/>
+              <w:szCs w:val="16"/>
+            </w:rPr>
+            <w:t>Amtsgericht Trier</w:t>
+          </w:r>
+          <w:r>
+            <w:rPr>
+              <w:b/>
+              <w:sz w:val="16"/>
+              <w:szCs w:val="16"/>
+            </w:rPr>
+            <w:t xml:space="preserve">, Az. </w:t>
+          </w:r>
+          <w:r>
+            <w:rPr>
+              <w:b/>
+              <w:sz w:val="16"/>
+              <w:szCs w:val="16"/>
+            </w:rPr>
+            <w:t>23 IN 156/25</w:t>
+          </w:r>
+          <w:r>
+            <w:rPr>
+              <w:b/>
+              <w:sz w:val="16"/>
+              <w:szCs w:val="16"/>
+            </w:rPr>
+            <w:t xml:space="preserve"> </w:t>
+          </w:r>
+        </w:p>
+        <w:p>
+          <w:pPr>
+            <w:framePr w:w="4537" w:h="2656" w:hRule="exact" w:wrap="notBeside" w:vAnchor="page" w:hAnchor="page" w:x="6961" w:y="3466"/>
+            <w:shd w:val="solid" w:color="FFFFFF" w:fill="FFFFFF"/>
+            <w:spacing w:line="240" w:lineRule="auto"/>
+            <w:jc w:val="right"/>
+            <w:rPr>
+              <w:sz w:val="14"/>
+              <w:szCs w:val="14"/>
+            </w:rPr>
+          </w:pPr>
+          <w:r>
+            <w:rPr>
+              <w:sz w:val="14"/>
+              <w:szCs w:val="14"/>
+            </w:rPr>
+            <w:t>Ihr Zeichen</w:t>
+          </w:r>
+        </w:p>
+      </w:sdtContent>
+    </w:sdt>
     <w:p>
       <w:pPr>
         <w:spacing w:line="276" w:lineRule="auto"/>
@@ -321,13 +3668,604 @@
       </w:pPr>
     </w:p>
     <w:sectPr>
+      <w:headerReference w:type="first" r:id="rId100"/>
+      <w:headerReference w:type="default" r:id="rId102"/>
+      <w:footerReference w:type="first" r:id="rId101"/>
+      <w:footerReference w:type="default" r:id="rId103"/>
       <w:pgSz w:w="11906" w:h="16838"/>
       <w:pgMar w:top="1440" w:right="1440" w:bottom="1440" w:left="1440" w:header="708" w:footer="708" w:gutter="0"/>
       <w:cols w:space="708"/>
       <w:docGrid w:linePitch="360"/>
+      <w:titlePg/>
     </w:sectPr>
   </w:body>
 </w:document>
+</file>
+
+<file path=word/footer1.xml><?xml version="1.0" encoding="utf-8"?>
+<w:ftr xmlns:wpc="http://schemas.microsoft.com/office/word/2010/wordprocessingCanvas" xmlns:cx="http://schemas.microsoft.com/office/drawing/2014/chartex" xmlns:cx1="http://schemas.microsoft.com/office/drawing/2015/9/8/chartex" xmlns:cx2="http://schemas.microsoft.com/office/drawing/2015/10/21/chartex" xmlns:cx3="http://schemas.microsoft.com/office/drawing/2016/5/9/chartex" xmlns:cx4="http://schemas.microsoft.com/office/drawing/2016/5/10/chartex" xmlns:cx5="http://schemas.microsoft.com/office/drawing/2016/5/11/chartex" xmlns:cx6="http://schemas.microsoft.com/office/drawing/2016/5/12/chartex" xmlns:cx7="http://schemas.microsoft.com/office/drawing/2016/5/13/chartex" xmlns:cx8="http://schemas.microsoft.com/office/drawing/2016/5/14/chartex" xmlns:mc="http://schemas.openxmlformats.org/markup-compatibility/2006" xmlns:aink="http://schemas.microsoft.com/office/drawing/2016/ink" xmlns:am3d="http://schemas.microsoft.com/office/drawing/2017/model3d" xmlns:o="urn:schemas-microsoft-com:office:office" xmlns:oel="http://schemas.microsoft.com/office/2019/extlst" xmlns:r="http://schemas.openxmlformats.org/officeDocument/2006/relationships" xmlns:m="http://schemas.openxmlformats.org/officeDocument/2006/math" xmlns:v="urn:schemas-microsoft-com:vml" xmlns:wp14="http://schemas.microsoft.com/office/word/2010/wordprocessingDrawing" xmlns:wp="http://schemas.openxmlformats.org/drawingml/2006/wordprocessingDrawing" xmlns:w10="urn:schemas-microsoft-com:office:word" xmlns:w="http://schemas.openxmlformats.org/wordprocessingml/2006/main" xmlns:w14="http://schemas.microsoft.com/office/word/2010/wordml" xmlns:w15="http://schemas.microsoft.com/office/word/2012/wordml" xmlns:w16cex="http://schemas.microsoft.com/office/word/2018/wordml/cex" xmlns:w16cid="http://schemas.microsoft.com/office/word/2016/wordml/cid" xmlns:w16="http://schemas.microsoft.com/office/word/2018/wordml" xmlns:w16du="http://schemas.microsoft.com/office/word/2023/wordml/word16du" xmlns:w16sdtdh="http://schemas.microsoft.com/office/word/2020/wordml/sdtdatahash" xmlns:w16sdtfl="http://schemas.microsoft.com/office/word/2024/wordml/sdtformatlock" xmlns:w16se="http://schemas.microsoft.com/office/word/2015/wordml/symex" xmlns:wpg="http://schemas.microsoft.com/office/word/2010/wordprocessingGroup" xmlns:wpi="http://schemas.microsoft.com/office/word/2010/wordprocessingInk" xmlns:wne="http://schemas.microsoft.com/office/word/2006/wordml" xmlns:wps="http://schemas.microsoft.com/office/word/2010/wordprocessingShape" mc:Ignorable="w14 w15 w16se w16cid w16 w16cex w16sdtdh w16sdtfl w16du wp14">
+  <w:p>
+    <w:pPr>
+      <w:pStyle w:val="Footer"/>
+      <w:jc w:val="center"/>
+      <w:rPr>
+        <w:rFonts w:eastAsia="Calibri" w:cs="Avenir-Medium"/>
+        <w:b/>
+        <w:bCs/>
+        <w:color w:val="000000"/>
+        <w:sz w:val="16"/>
+        <w:szCs w:val="14"/>
+      </w:rPr>
+    </w:pPr>
+    <w:r>
+      <w:rPr>
+        <w:rFonts w:eastAsia="Calibri" w:cs="Avenir-Medium"/>
+        <w:color w:val="000000"/>
+        <w:sz w:val="16"/>
+        <w:szCs w:val="14"/>
+      </w:rPr>
+      <w:t xml:space="preserve">Seite </w:t>
+    </w:r>
+    <w:r>
+      <w:rPr>
+        <w:rFonts w:eastAsia="Calibri" w:cs="Avenir-Medium"/>
+        <w:b/>
+        <w:bCs/>
+        <w:color w:val="000000"/>
+        <w:sz w:val="16"/>
+        <w:szCs w:val="14"/>
+      </w:rPr>
+      <w:fldChar w:fldCharType="begin"/>
+    </w:r>
+    <w:r>
+      <w:rPr>
+        <w:rFonts w:eastAsia="Calibri" w:cs="Avenir-Medium"/>
+        <w:b/>
+        <w:bCs/>
+        <w:color w:val="000000"/>
+        <w:sz w:val="16"/>
+        <w:szCs w:val="14"/>
+      </w:rPr>
+      <w:instrText>PAGE  \* Arabic  \* MERGEFORMAT</w:instrText>
+    </w:r>
+    <w:r>
+      <w:rPr>
+        <w:rFonts w:eastAsia="Calibri" w:cs="Avenir-Medium"/>
+        <w:b/>
+        <w:bCs/>
+        <w:color w:val="000000"/>
+        <w:sz w:val="16"/>
+        <w:szCs w:val="14"/>
+      </w:rPr>
+      <w:fldChar w:fldCharType="separate"/>
+    </w:r>
+    <w:r>
+      <w:rPr>
+        <w:rFonts w:eastAsia="Calibri" w:cs="Avenir-Medium"/>
+        <w:b/>
+        <w:bCs/>
+        <w:noProof/>
+        <w:color w:val="000000"/>
+        <w:sz w:val="16"/>
+        <w:szCs w:val="14"/>
+      </w:rPr>
+      <w:t>2</w:t>
+    </w:r>
+    <w:r>
+      <w:rPr>
+        <w:rFonts w:eastAsia="Calibri" w:cs="Avenir-Medium"/>
+        <w:b/>
+        <w:bCs/>
+        <w:color w:val="000000"/>
+        <w:sz w:val="16"/>
+        <w:szCs w:val="14"/>
+      </w:rPr>
+      <w:fldChar w:fldCharType="end"/>
+    </w:r>
+    <w:r>
+      <w:rPr>
+        <w:rFonts w:eastAsia="Calibri" w:cs="Avenir-Medium"/>
+        <w:color w:val="000000"/>
+        <w:sz w:val="16"/>
+        <w:szCs w:val="14"/>
+      </w:rPr>
+      <w:t xml:space="preserve"> von </w:t>
+    </w:r>
+    <w:r>
+      <w:rPr>
+        <w:rFonts w:eastAsia="Calibri" w:cs="Avenir-Medium"/>
+        <w:b/>
+        <w:bCs/>
+        <w:color w:val="000000"/>
+        <w:sz w:val="16"/>
+        <w:szCs w:val="14"/>
+      </w:rPr>
+      <w:fldChar w:fldCharType="begin"/>
+    </w:r>
+    <w:r>
+      <w:rPr>
+        <w:rFonts w:eastAsia="Calibri" w:cs="Avenir-Medium"/>
+        <w:b/>
+        <w:bCs/>
+        <w:color w:val="000000"/>
+        <w:sz w:val="16"/>
+        <w:szCs w:val="14"/>
+      </w:rPr>
+      <w:instrText>NUMPAGES  \* Arabic  \* MERGEFORMAT</w:instrText>
+    </w:r>
+    <w:r>
+      <w:rPr>
+        <w:rFonts w:eastAsia="Calibri" w:cs="Avenir-Medium"/>
+        <w:b/>
+        <w:bCs/>
+        <w:color w:val="000000"/>
+        <w:sz w:val="16"/>
+        <w:szCs w:val="14"/>
+      </w:rPr>
+      <w:fldChar w:fldCharType="separate"/>
+    </w:r>
+    <w:r>
+      <w:rPr>
+        <w:rFonts w:eastAsia="Calibri" w:cs="Avenir-Medium"/>
+        <w:b/>
+        <w:bCs/>
+        <w:noProof/>
+        <w:color w:val="000000"/>
+        <w:sz w:val="16"/>
+        <w:szCs w:val="14"/>
+      </w:rPr>
+      <w:t>2</w:t>
+    </w:r>
+    <w:r>
+      <w:rPr>
+        <w:rFonts w:eastAsia="Calibri" w:cs="Avenir-Medium"/>
+        <w:b/>
+        <w:bCs/>
+        <w:color w:val="000000"/>
+        <w:sz w:val="16"/>
+        <w:szCs w:val="14"/>
+      </w:rPr>
+      <w:fldChar w:fldCharType="end"/>
+    </w:r>
+  </w:p>
+  <w:p>
+    <w:pPr>
+      <w:pStyle w:val="Footer"/>
+    </w:pPr>
+    <w:r>
+      <w:rPr>
+        <w:noProof/>
+        <w:lang w:eastAsia="de-DE"/>
+      </w:rPr>
+      <w:drawing>
+        <wp:anchor distT="0" distB="0" distL="114300" distR="114300" simplePos="0" relativeHeight="251663872" behindDoc="1" locked="1" layoutInCell="1" allowOverlap="1" wp14:anchorId="7B9D598B" wp14:editId="5E811996">
+          <wp:simplePos x="0" y="0"/>
+          <wp:positionH relativeFrom="leftMargin">
+            <wp:posOffset>-156210</wp:posOffset>
+          </wp:positionH>
+          <wp:positionV relativeFrom="margin">
+            <wp:posOffset>9455785</wp:posOffset>
+          </wp:positionV>
+          <wp:extent cx="7253605" cy="341630"/>
+          <wp:effectExtent l="0" t="0" r="0" b="1270"/>
+          <wp:wrapNone/>
+          <wp:docPr id="1" name="Grafik 1"/>
+          <wp:cNvGraphicFramePr>
+            <a:graphicFrameLocks xmlns:a="http://schemas.openxmlformats.org/drawingml/2006/main" noChangeAspect="1"/>
+          </wp:cNvGraphicFramePr>
+          <a:graphic xmlns:a="http://schemas.openxmlformats.org/drawingml/2006/main">
+            <a:graphicData uri="http://schemas.openxmlformats.org/drawingml/2006/picture">
+              <pic:pic xmlns:pic="http://schemas.openxmlformats.org/drawingml/2006/picture">
+                <pic:nvPicPr>
+                  <pic:cNvPr id="1" name=""/>
+                  <pic:cNvPicPr/>
+                </pic:nvPicPr>
+                <pic:blipFill>
+                  <a:blip r:embed="rId1"/>
+                  <a:stretch>
+                    <a:fillRect/>
+                  </a:stretch>
+                </pic:blipFill>
+                <pic:spPr>
+                  <a:xfrm>
+                    <a:off x="0" y="0"/>
+                    <a:ext cx="7253605" cy="341630"/>
+                  </a:xfrm>
+                  <a:prstGeom prst="rect">
+                    <a:avLst/>
+                  </a:prstGeom>
+                </pic:spPr>
+              </pic:pic>
+            </a:graphicData>
+          </a:graphic>
+          <wp14:sizeRelH relativeFrom="margin">
+            <wp14:pctWidth>0</wp14:pctWidth>
+          </wp14:sizeRelH>
+          <wp14:sizeRelV relativeFrom="margin">
+            <wp14:pctHeight>0</wp14:pctHeight>
+          </wp14:sizeRelV>
+        </wp:anchor>
+      </w:drawing>
+    </w:r>
+  </w:p>
+</w:ftr>
+</file>
+
+<file path=word/footer2.xml><?xml version="1.0" encoding="utf-8"?>
+<w:ftr xmlns:wpc="http://schemas.microsoft.com/office/word/2010/wordprocessingCanvas" xmlns:cx="http://schemas.microsoft.com/office/drawing/2014/chartex" xmlns:cx1="http://schemas.microsoft.com/office/drawing/2015/9/8/chartex" xmlns:cx2="http://schemas.microsoft.com/office/drawing/2015/10/21/chartex" xmlns:cx3="http://schemas.microsoft.com/office/drawing/2016/5/9/chartex" xmlns:cx4="http://schemas.microsoft.com/office/drawing/2016/5/10/chartex" xmlns:cx5="http://schemas.microsoft.com/office/drawing/2016/5/11/chartex" xmlns:cx6="http://schemas.microsoft.com/office/drawing/2016/5/12/chartex" xmlns:cx7="http://schemas.microsoft.com/office/drawing/2016/5/13/chartex" xmlns:cx8="http://schemas.microsoft.com/office/drawing/2016/5/14/chartex" xmlns:mc="http://schemas.openxmlformats.org/markup-compatibility/2006" xmlns:aink="http://schemas.microsoft.com/office/drawing/2016/ink" xmlns:am3d="http://schemas.microsoft.com/office/drawing/2017/model3d" xmlns:o="urn:schemas-microsoft-com:office:office" xmlns:oel="http://schemas.microsoft.com/office/2019/extlst" xmlns:r="http://schemas.openxmlformats.org/officeDocument/2006/relationships" xmlns:m="http://schemas.openxmlformats.org/officeDocument/2006/math" xmlns:v="urn:schemas-microsoft-com:vml" xmlns:wp14="http://schemas.microsoft.com/office/word/2010/wordprocessingDrawing" xmlns:wp="http://schemas.openxmlformats.org/drawingml/2006/wordprocessingDrawing" xmlns:w10="urn:schemas-microsoft-com:office:word" xmlns:w="http://schemas.openxmlformats.org/wordprocessingml/2006/main" xmlns:w14="http://schemas.microsoft.com/office/word/2010/wordml" xmlns:w15="http://schemas.microsoft.com/office/word/2012/wordml" xmlns:w16cex="http://schemas.microsoft.com/office/word/2018/wordml/cex" xmlns:w16cid="http://schemas.microsoft.com/office/word/2016/wordml/cid" xmlns:w16="http://schemas.microsoft.com/office/word/2018/wordml" xmlns:w16du="http://schemas.microsoft.com/office/word/2023/wordml/word16du" xmlns:w16sdtdh="http://schemas.microsoft.com/office/word/2020/wordml/sdtdatahash" xmlns:w16sdtfl="http://schemas.microsoft.com/office/word/2024/wordml/sdtformatlock" xmlns:w16se="http://schemas.microsoft.com/office/word/2015/wordml/symex" xmlns:wpg="http://schemas.microsoft.com/office/word/2010/wordprocessingGroup" xmlns:wpi="http://schemas.microsoft.com/office/word/2010/wordprocessingInk" xmlns:wne="http://schemas.microsoft.com/office/word/2006/wordml" xmlns:wps="http://schemas.microsoft.com/office/word/2010/wordprocessingShape" mc:Ignorable="w14 w15 w16se w16cid w16 w16cex w16sdtdh w16sdtfl w16du wp14">
+  <w:p>
+    <w:pPr>
+      <w:pStyle w:val="Footer"/>
+    </w:pPr>
+    <w:r>
+      <w:rPr>
+        <w:noProof/>
+        <w:lang w:eastAsia="de-DE"/>
+      </w:rPr>
+      <w:drawing>
+        <wp:anchor distT="0" distB="0" distL="114300" distR="114300" simplePos="0" relativeHeight="251665920" behindDoc="1" locked="1" layoutInCell="1" allowOverlap="1" wp14:anchorId="3256D2D6" wp14:editId="47E32985">
+          <wp:simplePos x="0" y="0"/>
+          <wp:positionH relativeFrom="leftMargin">
+            <wp:posOffset>-148590</wp:posOffset>
+          </wp:positionH>
+          <wp:positionV relativeFrom="margin">
+            <wp:posOffset>9448165</wp:posOffset>
+          </wp:positionV>
+          <wp:extent cx="7253605" cy="341630"/>
+          <wp:effectExtent l="0" t="0" r="0" b="1270"/>
+          <wp:wrapNone/>
+          <wp:docPr id="7" name="Grafik 7"/>
+          <wp:cNvGraphicFramePr>
+            <a:graphicFrameLocks xmlns:a="http://schemas.openxmlformats.org/drawingml/2006/main" noChangeAspect="1"/>
+          </wp:cNvGraphicFramePr>
+          <a:graphic xmlns:a="http://schemas.openxmlformats.org/drawingml/2006/main">
+            <a:graphicData uri="http://schemas.openxmlformats.org/drawingml/2006/picture">
+              <pic:pic xmlns:pic="http://schemas.openxmlformats.org/drawingml/2006/picture">
+                <pic:nvPicPr>
+                  <pic:cNvPr id="1" name=""/>
+                  <pic:cNvPicPr/>
+                </pic:nvPicPr>
+                <pic:blipFill>
+                  <a:blip r:embed="rId1"/>
+                  <a:stretch>
+                    <a:fillRect/>
+                  </a:stretch>
+                </pic:blipFill>
+                <pic:spPr>
+                  <a:xfrm>
+                    <a:off x="0" y="0"/>
+                    <a:ext cx="7253605" cy="341630"/>
+                  </a:xfrm>
+                  <a:prstGeom prst="rect">
+                    <a:avLst/>
+                  </a:prstGeom>
+                </pic:spPr>
+              </pic:pic>
+            </a:graphicData>
+          </a:graphic>
+          <wp14:sizeRelH relativeFrom="margin">
+            <wp14:pctWidth>0</wp14:pctWidth>
+          </wp14:sizeRelH>
+          <wp14:sizeRelV relativeFrom="margin">
+            <wp14:pctHeight>0</wp14:pctHeight>
+          </wp14:sizeRelV>
+        </wp:anchor>
+      </w:drawing>
+    </w:r>
+  </w:p>
+</w:ftr>
+</file>
+
+<file path=word/header1.xml><?xml version="1.0" encoding="utf-8"?>
+<w:hdr xmlns:wpc="http://schemas.microsoft.com/office/word/2010/wordprocessingCanvas" xmlns:cx="http://schemas.microsoft.com/office/drawing/2014/chartex" xmlns:cx1="http://schemas.microsoft.com/office/drawing/2015/9/8/chartex" xmlns:cx2="http://schemas.microsoft.com/office/drawing/2015/10/21/chartex" xmlns:cx3="http://schemas.microsoft.com/office/drawing/2016/5/9/chartex" xmlns:cx4="http://schemas.microsoft.com/office/drawing/2016/5/10/chartex" xmlns:cx5="http://schemas.microsoft.com/office/drawing/2016/5/11/chartex" xmlns:cx6="http://schemas.microsoft.com/office/drawing/2016/5/12/chartex" xmlns:cx7="http://schemas.microsoft.com/office/drawing/2016/5/13/chartex" xmlns:cx8="http://schemas.microsoft.com/office/drawing/2016/5/14/chartex" xmlns:mc="http://schemas.openxmlformats.org/markup-compatibility/2006" xmlns:aink="http://schemas.microsoft.com/office/drawing/2016/ink" xmlns:am3d="http://schemas.microsoft.com/office/drawing/2017/model3d" xmlns:o="urn:schemas-microsoft-com:office:office" xmlns:oel="http://schemas.microsoft.com/office/2019/extlst" xmlns:r="http://schemas.openxmlformats.org/officeDocument/2006/relationships" xmlns:m="http://schemas.openxmlformats.org/officeDocument/2006/math" xmlns:v="urn:schemas-microsoft-com:vml" xmlns:wp14="http://schemas.microsoft.com/office/word/2010/wordprocessingDrawing" xmlns:wp="http://schemas.openxmlformats.org/drawingml/2006/wordprocessingDrawing" xmlns:w10="urn:schemas-microsoft-com:office:word" xmlns:w="http://schemas.openxmlformats.org/wordprocessingml/2006/main" xmlns:w14="http://schemas.microsoft.com/office/word/2010/wordml" xmlns:w15="http://schemas.microsoft.com/office/word/2012/wordml" xmlns:w16cex="http://schemas.microsoft.com/office/word/2018/wordml/cex" xmlns:w16cid="http://schemas.microsoft.com/office/word/2016/wordml/cid" xmlns:w16="http://schemas.microsoft.com/office/word/2018/wordml" xmlns:w16du="http://schemas.microsoft.com/office/word/2023/wordml/word16du" xmlns:w16sdtdh="http://schemas.microsoft.com/office/word/2020/wordml/sdtdatahash" xmlns:w16sdtfl="http://schemas.microsoft.com/office/word/2024/wordml/sdtformatlock" xmlns:w16se="http://schemas.microsoft.com/office/word/2015/wordml/symex" xmlns:wpg="http://schemas.microsoft.com/office/word/2010/wordprocessingGroup" xmlns:wpi="http://schemas.microsoft.com/office/word/2010/wordprocessingInk" xmlns:wne="http://schemas.microsoft.com/office/word/2006/wordml" xmlns:wps="http://schemas.microsoft.com/office/word/2010/wordprocessingShape" mc:Ignorable="w14 w15 w16se w16cid w16 w16cex w16sdtdh w16sdtfl w16du wp14">
+  <w:p>
+    <w:pPr>
+      <w:pStyle w:val="Header"/>
+      <w:tabs>
+        <w:tab w:val="clear" w:pos="4536"/>
+      </w:tabs>
+    </w:pPr>
+  </w:p>
+</w:hdr>
+</file>
+
+<file path=word/header2.xml><?xml version="1.0" encoding="utf-8"?>
+<w:hdr xmlns:wpc="http://schemas.microsoft.com/office/word/2010/wordprocessingCanvas" xmlns:cx="http://schemas.microsoft.com/office/drawing/2014/chartex" xmlns:cx1="http://schemas.microsoft.com/office/drawing/2015/9/8/chartex" xmlns:cx2="http://schemas.microsoft.com/office/drawing/2015/10/21/chartex" xmlns:cx3="http://schemas.microsoft.com/office/drawing/2016/5/9/chartex" xmlns:cx4="http://schemas.microsoft.com/office/drawing/2016/5/10/chartex" xmlns:cx5="http://schemas.microsoft.com/office/drawing/2016/5/11/chartex" xmlns:cx6="http://schemas.microsoft.com/office/drawing/2016/5/12/chartex" xmlns:cx7="http://schemas.microsoft.com/office/drawing/2016/5/13/chartex" xmlns:cx8="http://schemas.microsoft.com/office/drawing/2016/5/14/chartex" xmlns:mc="http://schemas.openxmlformats.org/markup-compatibility/2006" xmlns:aink="http://schemas.microsoft.com/office/drawing/2016/ink" xmlns:am3d="http://schemas.microsoft.com/office/drawing/2017/model3d" xmlns:o="urn:schemas-microsoft-com:office:office" xmlns:oel="http://schemas.microsoft.com/office/2019/extlst" xmlns:r="http://schemas.openxmlformats.org/officeDocument/2006/relationships" xmlns:m="http://schemas.openxmlformats.org/officeDocument/2006/math" xmlns:v="urn:schemas-microsoft-com:vml" xmlns:wp14="http://schemas.microsoft.com/office/word/2010/wordprocessingDrawing" xmlns:wp="http://schemas.openxmlformats.org/drawingml/2006/wordprocessingDrawing" xmlns:w10="urn:schemas-microsoft-com:office:word" xmlns:w="http://schemas.openxmlformats.org/wordprocessingml/2006/main" xmlns:w14="http://schemas.microsoft.com/office/word/2010/wordml" xmlns:w15="http://schemas.microsoft.com/office/word/2012/wordml" xmlns:w16cex="http://schemas.microsoft.com/office/word/2018/wordml/cex" xmlns:w16cid="http://schemas.microsoft.com/office/word/2016/wordml/cid" xmlns:w16="http://schemas.microsoft.com/office/word/2018/wordml" xmlns:w16du="http://schemas.microsoft.com/office/word/2023/wordml/word16du" xmlns:w16sdtdh="http://schemas.microsoft.com/office/word/2020/wordml/sdtdatahash" xmlns:w16sdtfl="http://schemas.microsoft.com/office/word/2024/wordml/sdtformatlock" xmlns:w16se="http://schemas.microsoft.com/office/word/2015/wordml/symex" xmlns:wpg="http://schemas.microsoft.com/office/word/2010/wordprocessingGroup" xmlns:wpi="http://schemas.microsoft.com/office/word/2010/wordprocessingInk" xmlns:wne="http://schemas.microsoft.com/office/word/2006/wordml" xmlns:wps="http://schemas.microsoft.com/office/word/2010/wordprocessingShape" mc:Ignorable="w14 w15 w16se w16cid w16 w16cex w16sdtdh w16sdtfl w16du wp14">
+  <w:p>
+    <w:pPr>
+      <w:pStyle w:val="Header"/>
+    </w:pPr>
+    <w:r>
+      <w:rPr>
+        <w:noProof/>
+        <w:vertAlign w:val="subscript"/>
+        <w:lang w:eastAsia="de-DE"/>
+      </w:rPr>
+      <w:drawing>
+        <wp:anchor distT="0" distB="0" distL="114300" distR="114300" simplePos="0" relativeHeight="251659776" behindDoc="1" locked="0" layoutInCell="1" allowOverlap="1" wp14:anchorId="19BF8582" wp14:editId="637182EC">
+          <wp:simplePos x="0" y="0"/>
+          <wp:positionH relativeFrom="column">
+            <wp:posOffset>-711835</wp:posOffset>
+          </wp:positionH>
+          <wp:positionV relativeFrom="paragraph">
+            <wp:posOffset>373380</wp:posOffset>
+          </wp:positionV>
+          <wp:extent cx="7206615" cy="960755"/>
+          <wp:effectExtent l="0" t="0" r="0" b="0"/>
+          <wp:wrapNone/>
+          <wp:docPr id="6" name="Grafik 6"/>
+          <wp:cNvGraphicFramePr>
+            <a:graphicFrameLocks xmlns:a="http://schemas.openxmlformats.org/drawingml/2006/main" noChangeAspect="1"/>
+          </wp:cNvGraphicFramePr>
+          <a:graphic xmlns:a="http://schemas.openxmlformats.org/drawingml/2006/main">
+            <a:graphicData uri="http://schemas.openxmlformats.org/drawingml/2006/picture">
+              <pic:pic xmlns:pic="http://schemas.openxmlformats.org/drawingml/2006/picture">
+                <pic:nvPicPr>
+                  <pic:cNvPr id="1" name=""/>
+                  <pic:cNvPicPr/>
+                </pic:nvPicPr>
+                <pic:blipFill>
+                  <a:blip r:embed="rId1"/>
+                  <a:stretch>
+                    <a:fillRect/>
+                  </a:stretch>
+                </pic:blipFill>
+                <pic:spPr>
+                  <a:xfrm>
+                    <a:off x="0" y="0"/>
+                    <a:ext cx="7206615" cy="960755"/>
+                  </a:xfrm>
+                  <a:prstGeom prst="rect">
+                    <a:avLst/>
+                  </a:prstGeom>
+                </pic:spPr>
+              </pic:pic>
+            </a:graphicData>
+          </a:graphic>
+          <wp14:sizeRelH relativeFrom="margin">
+            <wp14:pctWidth>0</wp14:pctWidth>
+          </wp14:sizeRelH>
+          <wp14:sizeRelV relativeFrom="margin">
+            <wp14:pctHeight>0</wp14:pctHeight>
+          </wp14:sizeRelV>
+        </wp:anchor>
+      </w:drawing>
+    </w:r>
+    <w:r>
+      <w:rPr>
+        <w:rFonts w:ascii="Times New Roman" w:eastAsia="Calibri" w:hAnsi="Times New Roman"/>
+        <w:noProof/>
+        <w:sz w:val="24"/>
+        <w:szCs w:val="24"/>
+        <w:lang w:eastAsia="de-DE"/>
+      </w:rPr>
+      <mc:AlternateContent>
+        <mc:Choice Requires="wps">
+          <w:drawing>
+            <wp:anchor distT="0" distB="0" distL="114300" distR="114300" simplePos="0" relativeHeight="251661824" behindDoc="0" locked="1" layoutInCell="1" allowOverlap="1" wp14:anchorId="14B88881" wp14:editId="404F21BB">
+              <wp:simplePos x="0" y="0"/>
+              <wp:positionH relativeFrom="column">
+                <wp:posOffset>-672465</wp:posOffset>
+              </wp:positionH>
+              <wp:positionV relativeFrom="paragraph">
+                <wp:posOffset>7800975</wp:posOffset>
+              </wp:positionV>
+              <wp:extent cx="504825" cy="2470785"/>
+              <wp:effectExtent l="0" t="0" r="9525" b="5715"/>
+              <wp:wrapNone/>
+              <wp:docPr id="10" name="Textfeld 10"/>
+              <wp:cNvGraphicFramePr>
+                <a:graphicFrameLocks xmlns:a="http://schemas.openxmlformats.org/drawingml/2006/main"/>
+              </wp:cNvGraphicFramePr>
+              <a:graphic xmlns:a="http://schemas.openxmlformats.org/drawingml/2006/main">
+                <a:graphicData uri="http://schemas.microsoft.com/office/word/2010/wordprocessingShape">
+                  <wps:wsp>
+                    <wps:cNvSpPr txBox="1">
+                      <a:spLocks noChangeArrowheads="1"/>
+                    </wps:cNvSpPr>
+                    <wps:spPr bwMode="auto">
+                      <a:xfrm>
+                        <a:off x="0" y="0"/>
+                        <a:ext cx="504825" cy="2470785"/>
+                      </a:xfrm>
+                      <a:prstGeom prst="rect">
+                        <a:avLst/>
+                      </a:prstGeom>
+                      <a:solidFill>
+                        <a:srgbClr val="FFFFFF"/>
+                      </a:solidFill>
+                      <a:ln>
+                        <a:noFill/>
+                      </a:ln>
+                      <a:extLst>
+                        <a:ext uri="{91240B29-F687-4F45-9708-019B960494DF}">
+                          <a14:hiddenLine xmlns:a14="http://schemas.microsoft.com/office/drawing/2010/main" w="9525">
+                            <a:solidFill>
+                              <a:srgbClr val="000000"/>
+                            </a:solidFill>
+                            <a:miter lim="800000"/>
+                            <a:headEnd/>
+                            <a:tailEnd/>
+                          </a14:hiddenLine>
+                        </a:ext>
+                      </a:extLst>
+                    </wps:spPr>
+                    <wps:txbx>
+                      <w:txbxContent>
+                        <w:p>
+                          <w:pPr>
+                            <w:spacing w:line="276" w:lineRule="auto"/>
+                            <w:jc w:val="center"/>
+                            <w:rPr>
+                              <w:rFonts w:ascii="Code 39" w:eastAsiaTheme="minorEastAsia" w:hAnsi="Code 39" w:cs="Arial"/>
+                              <w:sz w:val="18"/>
+                              <w:szCs w:val="18"/>
+                              <w:lang w:val="en-US" w:eastAsia="de-DE"/>
+                            </w:rPr>
+                          </w:pPr>
+                          <w:r>
+                            <w:rPr>
+                              <w:rFonts w:ascii="Code 39" w:hAnsi="Code 39" w:cs="Arial"/>
+                              <w:sz w:val="18"/>
+                              <w:szCs w:val="18"/>
+                              <w:lang w:val="en-US"/>
+                            </w:rPr>
+                            <w:t>*Y0003AC1E*</w:t>
+                          </w:r>
+                          <w:r>
+                            <w:rPr>
+                              <w:rFonts w:ascii="Code 39" w:hAnsi="Code 39" w:cs="Arial"/>
+                              <w:sz w:val="18"/>
+                              <w:szCs w:val="18"/>
+                              <w:lang w:val="en-US"/>
+                            </w:rPr>
+                            <w:t xml:space="preserve"> </w:t>
+                          </w:r>
+                        </w:p>
+                        <w:p>
+                          <w:pPr>
+                            <w:spacing w:line="276" w:lineRule="auto"/>
+                            <w:jc w:val="center"/>
+                            <w:rPr>
+                              <w:rFonts w:ascii="Arial" w:hAnsi="Arial" w:cs="Arial"/>
+                              <w:sz w:val="18"/>
+                              <w:szCs w:val="18"/>
+                              <w:lang w:val="en-US"/>
+                            </w:rPr>
+                          </w:pPr>
+                          <w:r>
+                            <w:rPr>
+                              <w:rFonts w:ascii="Arial" w:hAnsi="Arial" w:cs="Arial"/>
+                              <w:sz w:val="18"/>
+                              <w:szCs w:val="18"/>
+                              <w:lang w:val="en-US"/>
+                            </w:rPr>
+                            <w:t>*Y0003AC1E*</w:t>
+                          </w:r>
+                          <w:r>
+                            <w:rPr>
+                              <w:rFonts w:ascii="Arial" w:hAnsi="Arial" w:cs="Arial"/>
+                              <w:sz w:val="18"/>
+                              <w:szCs w:val="18"/>
+                              <w:lang w:val="en-US"/>
+                            </w:rPr>
+                            <w:t xml:space="preserve"> </w:t>
+                          </w:r>
+                        </w:p>
+                        <w:p>
+                          <w:pPr>
+                            <w:spacing w:line="276" w:lineRule="auto"/>
+                            <w:rPr>
+                              <w:sz w:val="18"/>
+                              <w:szCs w:val="18"/>
+                            </w:rPr>
+                          </w:pPr>
+                        </w:p>
+                      </w:txbxContent>
+                    </wps:txbx>
+                    <wps:bodyPr rot="0" vert="vert270" wrap="square" lIns="91440" tIns="45720" rIns="91440" bIns="45720" anchor="ctr" anchorCtr="0" upright="1">
+                      <a:noAutofit/>
+                    </wps:bodyPr>
+                  </wps:wsp>
+                </a:graphicData>
+              </a:graphic>
+              <wp14:sizeRelH relativeFrom="page">
+                <wp14:pctWidth>0</wp14:pctWidth>
+              </wp14:sizeRelH>
+              <wp14:sizeRelV relativeFrom="page">
+                <wp14:pctHeight>0</wp14:pctHeight>
+              </wp14:sizeRelV>
+            </wp:anchor>
+          </w:drawing>
+        </mc:Choice>
+        <mc:Fallback>
+          <w:pict>
+            <v:shapetype w14:anchorId="14B88881" id="_x0000_t202" coordsize="21600,21600" o:spt="202" path="m,l,21600r21600,l21600,xe">
+              <v:stroke joinstyle="miter"/>
+              <v:path gradientshapeok="t" o:connecttype="rect"/>
+            </v:shapetype>
+            <v:shape id="Textfeld 10" o:spid="_x0000_s1027" type="#_x0000_t202" style="position:absolute;left:0;text-align:left;margin-left:-52.95pt;margin-top:614.25pt;width:39.75pt;height:194.55pt;z-index:251661824;visibility:visible;mso-wrap-style:square;mso-width-percent:0;mso-height-percent:0;mso-wrap-distance-left:9pt;mso-wrap-distance-top:0;mso-wrap-distance-right:9pt;mso-wrap-distance-bottom:0;mso-position-horizontal:absolute;mso-position-horizontal-relative:text;mso-position-vertical:absolute;mso-position-vertical-relative:text;mso-width-percent:0;mso-height-percent:0;mso-width-relative:page;mso-height-relative:page;v-text-anchor:middle" o:gfxdata="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" stroked="f">
+              <v:textbox style="layout-flow:vertical;mso-layout-flow-alt:bottom-to-top">
+                <w:txbxContent>
+                  <w:p>
+                    <w:pPr>
+                      <w:spacing w:line="276" w:lineRule="auto"/>
+                      <w:jc w:val="center"/>
+                      <w:rPr>
+                        <w:rFonts w:ascii="Code 39" w:eastAsiaTheme="minorEastAsia" w:hAnsi="Code 39" w:cs="Arial"/>
+                        <w:sz w:val="18"/>
+                        <w:szCs w:val="18"/>
+                        <w:lang w:val="en-US" w:eastAsia="de-DE"/>
+                      </w:rPr>
+                    </w:pPr>
+                    <w:r>
+                      <w:rPr>
+                        <w:rFonts w:ascii="Code 39" w:hAnsi="Code 39" w:cs="Arial"/>
+                        <w:sz w:val="18"/>
+                        <w:szCs w:val="18"/>
+                        <w:lang w:val="en-US"/>
+                      </w:rPr>
+                      <w:t>*Y0003AC1E*</w:t>
+                    </w:r>
+                    <w:r>
+                      <w:rPr>
+                        <w:rFonts w:ascii="Code 39" w:hAnsi="Code 39" w:cs="Arial"/>
+                        <w:sz w:val="18"/>
+                        <w:szCs w:val="18"/>
+                        <w:lang w:val="en-US"/>
+                      </w:rPr>
+                      <w:t xml:space="preserve"> </w:t>
+                    </w:r>
+                  </w:p>
+                  <w:p>
+                    <w:pPr>
+                      <w:spacing w:line="276" w:lineRule="auto"/>
+                      <w:jc w:val="center"/>
+                      <w:rPr>
+                        <w:rFonts w:ascii="Arial" w:hAnsi="Arial" w:cs="Arial"/>
+                        <w:sz w:val="18"/>
+                        <w:szCs w:val="18"/>
+                        <w:lang w:val="en-US"/>
+                      </w:rPr>
+                    </w:pPr>
+                    <w:r>
+                      <w:rPr>
+                        <w:rFonts w:ascii="Arial" w:hAnsi="Arial" w:cs="Arial"/>
+                        <w:sz w:val="18"/>
+                        <w:szCs w:val="18"/>
+                        <w:lang w:val="en-US"/>
+                      </w:rPr>
+                      <w:t>*Y0003AC1E*</w:t>
+                    </w:r>
+                    <w:r>
+                      <w:rPr>
+                        <w:rFonts w:ascii="Arial" w:hAnsi="Arial" w:cs="Arial"/>
+                        <w:sz w:val="18"/>
+                        <w:szCs w:val="18"/>
+                        <w:lang w:val="en-US"/>
+                      </w:rPr>
+                      <w:t xml:space="preserve"> </w:t>
+                    </w:r>
+                  </w:p>
+                  <w:p>
+                    <w:pPr>
+                      <w:spacing w:line="276" w:lineRule="auto"/>
+                      <w:rPr>
+                        <w:sz w:val="18"/>
+                        <w:szCs w:val="18"/>
+                      </w:rPr>
+                    </w:pPr>
+                  </w:p>
+                </w:txbxContent>
+              </v:textbox>
+              <w10:anchorlock/>
+            </v:shape>
+          </w:pict>
+        </mc:Fallback>
+      </mc:AlternateContent>
+    </w:r>
+  </w:p>
+</w:hdr>
 </file>
 
 <file path=word/styles.xml><?xml version="1.0" encoding="utf-8"?>

--- a/standardschreiben/templates/Bankenanfrage.docx
+++ b/standardschreiben/templates/Bankenanfrage.docx
@@ -2852,7 +2852,7 @@
                             </pic:cNvPicPr>
                           </pic:nvPicPr>
                           <pic:blipFill>
-                            <a:blip r:embed="rId8" cstate="print">
+                            <a:blip r:embed="rId500" cstate="print">
                               <a:extLst>
                                 <a:ext uri="{28A0092B-C50C-407E-A947-70E740481C1C}">
                                   <a14:useLocalDpi xmlns:a14="http://schemas.microsoft.com/office/drawing/2010/main" val="0"/>
@@ -2916,7 +2916,7 @@
                             </pic:cNvPicPr>
                           </pic:nvPicPr>
                           <pic:blipFill>
-                            <a:blip r:embed="rId9">
+                            <a:blip r:embed="rId501">
                               <a:extLst>
                                 <a:ext uri="{28A0092B-C50C-407E-A947-70E740481C1C}">
                                   <a14:useLocalDpi xmlns:a14="http://schemas.microsoft.com/office/drawing/2010/main" val="0"/>

--- a/standardschreiben/templates/Bankenanfrage.docx
+++ b/standardschreiben/templates/Bankenanfrage.docx
@@ -2,6 +2,92 @@
 <file path=word/document.xml><?xml version="1.0" encoding="utf-8"?>
 <w:document xmlns:wpc="http://schemas.microsoft.com/office/word/2010/wordprocessingCanvas" xmlns:cx="http://schemas.microsoft.com/office/drawing/2014/chartex" xmlns:cx1="http://schemas.microsoft.com/office/drawing/2015/9/8/chartex" xmlns:cx2="http://schemas.microsoft.com/office/drawing/2015/10/21/chartex" xmlns:cx3="http://schemas.microsoft.com/office/drawing/2016/5/9/chartex" xmlns:cx4="http://schemas.microsoft.com/office/drawing/2016/5/10/chartex" xmlns:cx5="http://schemas.microsoft.com/office/drawing/2016/5/11/chartex" xmlns:cx6="http://schemas.microsoft.com/office/drawing/2016/5/12/chartex" xmlns:cx7="http://schemas.microsoft.com/office/drawing/2016/5/13/chartex" xmlns:cx8="http://schemas.microsoft.com/office/drawing/2016/5/14/chartex" xmlns:mc="http://schemas.openxmlformats.org/markup-compatibility/2006" xmlns:aink="http://schemas.microsoft.com/office/drawing/2016/ink" xmlns:am3d="http://schemas.microsoft.com/office/drawing/2017/model3d" xmlns:o="urn:schemas-microsoft-com:office:office" xmlns:oel="http://schemas.microsoft.com/office/2019/extlst" xmlns:r="http://schemas.openxmlformats.org/officeDocument/2006/relationships" xmlns:m="http://schemas.openxmlformats.org/officeDocument/2006/math" xmlns:v="urn:schemas-microsoft-com:vml" xmlns:wp14="http://schemas.microsoft.com/office/word/2010/wordprocessingDrawing" xmlns:wp="http://schemas.openxmlformats.org/drawingml/2006/wordprocessingDrawing" xmlns:w10="urn:schemas-microsoft-com:office:word" xmlns:w="http://schemas.openxmlformats.org/wordprocessingml/2006/main" xmlns:w14="http://schemas.microsoft.com/office/word/2010/wordml" xmlns:w15="http://schemas.microsoft.com/office/word/2012/wordml" xmlns:w16cex="http://schemas.microsoft.com/office/word/2018/wordml/cex" xmlns:w16cid="http://schemas.microsoft.com/office/word/2016/wordml/cid" xmlns:w16="http://schemas.microsoft.com/office/word/2018/wordml" xmlns:w16du="http://schemas.microsoft.com/office/word/2023/wordml/word16du" xmlns:w16sdtdh="http://schemas.microsoft.com/office/word/2020/wordml/sdtdatahash" xmlns:w16sdtfl="http://schemas.microsoft.com/office/word/2024/wordml/sdtformatlock" xmlns:w16se="http://schemas.microsoft.com/office/word/2015/wordml/symex" xmlns:wpg="http://schemas.microsoft.com/office/word/2010/wordprocessingGroup" xmlns:wpi="http://schemas.microsoft.com/office/word/2010/wordprocessingInk" xmlns:wne="http://schemas.microsoft.com/office/word/2006/wordml" xmlns:wps="http://schemas.microsoft.com/office/word/2010/wordprocessingShape" mc:Ignorable="w14 w15 w16se w16cid w16 w16cex w16sdtdh w16sdtfl w16du wp14">
   <w:body>
+    <w:sdt>
+      <w:sdtPr>
+        <w:tag w:val="briefkopf-empfaenger"/>
+      </w:sdtPr>
+      <w:sdtContent>
+        <w:p>
+          <w:pPr>
+            <w:framePr w:w="5103" w:h="2279" w:hRule="exact" w:wrap="notBeside" w:vAnchor="page" w:hAnchor="page" w:x="1135" w:y="2966" w:anchorLock="1"/>
+            <w:shd w:val="solid" w:color="FFFFFF" w:fill="FFFFFF"/>
+            <w:spacing w:line="240" w:lineRule="auto"/>
+            <w:jc w:val="left"/>
+          </w:pPr>
+        </w:p>
+        <w:p>
+          <w:pPr>
+            <w:framePr w:w="5103" w:h="2279" w:hRule="exact" w:wrap="notBeside" w:vAnchor="page" w:hAnchor="page" w:x="1135" w:y="2966" w:anchorLock="1"/>
+            <w:shd w:val="solid" w:color="FFFFFF" w:fill="FFFFFF"/>
+            <w:spacing w:line="240" w:lineRule="auto"/>
+            <w:jc w:val="left"/>
+          </w:pPr>
+        </w:p>
+        <w:p>
+          <w:pPr>
+            <w:framePr w:w="5103" w:h="2279" w:hRule="exact" w:wrap="notBeside" w:vAnchor="page" w:hAnchor="page" w:x="1135" w:y="2966" w:anchorLock="1"/>
+            <w:shd w:val="solid" w:color="FFFFFF" w:fill="FFFFFF"/>
+            <w:spacing w:line="240" w:lineRule="auto"/>
+            <w:jc w:val="left"/>
+          </w:pPr>
+          <w:r>
+            <w:t>Amtsgericht Trier</w:t>
+          </w:r>
+        </w:p>
+        <w:p>
+          <w:pPr>
+            <w:framePr w:w="5103" w:h="2279" w:hRule="exact" w:wrap="notBeside" w:vAnchor="page" w:hAnchor="page" w:x="1135" w:y="2966" w:anchorLock="1"/>
+            <w:shd w:val="solid" w:color="FFFFFF" w:fill="FFFFFF"/>
+            <w:spacing w:line="240" w:lineRule="auto"/>
+            <w:jc w:val="left"/>
+          </w:pPr>
+          <w:r>
+            <w:t>-Insolvenzgericht-</w:t>
+          </w:r>
+        </w:p>
+        <w:p>
+          <w:pPr>
+            <w:framePr w:w="5103" w:h="2279" w:hRule="exact" w:wrap="notBeside" w:vAnchor="page" w:hAnchor="page" w:x="1135" w:y="2966" w:anchorLock="1"/>
+            <w:shd w:val="solid" w:color="FFFFFF" w:fill="FFFFFF"/>
+            <w:spacing w:line="240" w:lineRule="auto"/>
+            <w:jc w:val="left"/>
+          </w:pPr>
+          <w:r>
+            <w:t>Justizstraße 2-6</w:t>
+          </w:r>
+        </w:p>
+        <w:p>
+          <w:pPr>
+            <w:framePr w:w="5103" w:h="2279" w:hRule="exact" w:wrap="notBeside" w:vAnchor="page" w:hAnchor="page" w:x="1135" w:y="2966" w:anchorLock="1"/>
+            <w:shd w:val="solid" w:color="FFFFFF" w:fill="FFFFFF"/>
+            <w:spacing w:line="240" w:lineRule="auto"/>
+            <w:jc w:val="left"/>
+          </w:pPr>
+        </w:p>
+        <w:p>
+          <w:pPr>
+            <w:framePr w:w="5103" w:h="2279" w:hRule="exact" w:wrap="notBeside" w:vAnchor="page" w:hAnchor="page" w:x="1135" w:y="2966" w:anchorLock="1"/>
+            <w:shd w:val="solid" w:color="FFFFFF" w:fill="FFFFFF"/>
+            <w:spacing w:line="240" w:lineRule="auto"/>
+            <w:jc w:val="left"/>
+          </w:pPr>
+          <w:r>
+            <w:t>54290 Trier</w:t>
+          </w:r>
+          <w:r>
+            <w:t xml:space="preserve"> </w:t>
+          </w:r>
+        </w:p>
+        <w:p>
+          <w:pPr>
+            <w:framePr w:w="5103" w:h="2279" w:hRule="exact" w:wrap="notBeside" w:vAnchor="page" w:hAnchor="page" w:x="1135" w:y="2966" w:anchorLock="1"/>
+            <w:shd w:val="solid" w:color="FFFFFF" w:fill="FFFFFF"/>
+            <w:spacing w:line="240" w:lineRule="auto"/>
+            <w:jc w:val="left"/>
+          </w:pPr>
+        </w:p>
+      </w:sdtContent>
+    </w:sdt>
     <w:sdt>
       <w:sdtPr>
         <w:tag w:val="briefkopf-sidebar"/>

--- a/standardschreiben/templates/Bankenanfrage.docx
+++ b/standardschreiben/templates/Bankenanfrage.docx
@@ -2938,7 +2938,7 @@
                             </pic:cNvPicPr>
                           </pic:nvPicPr>
                           <pic:blipFill>
-                            <a:blip r:embed="rId500" cstate="print">
+                            <a:blip r:embed="rId502" cstate="print">
                               <a:extLst>
                                 <a:ext uri="{28A0092B-C50C-407E-A947-70E740481C1C}">
                                   <a14:useLocalDpi xmlns:a14="http://schemas.microsoft.com/office/drawing/2010/main" val="0"/>
@@ -3002,7 +3002,7 @@
                             </pic:cNvPicPr>
                           </pic:nvPicPr>
                           <pic:blipFill>
-                            <a:blip r:embed="rId501">
+                            <a:blip r:embed="rId503">
                               <a:extLst>
                                 <a:ext uri="{28A0092B-C50C-407E-A947-70E740481C1C}">
                                   <a14:useLocalDpi xmlns:a14="http://schemas.microsoft.com/office/drawing/2010/main" val="0"/>
@@ -3041,15 +3041,149 @@
         </w:sdt>
       </w:sdtContent>
     </w:sdt>
-    <w:p>
-      <w:pPr>
-        <w:spacing w:line="276" w:lineRule="auto"/>
-        <w:jc w:val="both"/>
-      </w:pPr>
-      <w:r>
-        <w:t>FELD_Bet_AnredeHoeflichOV</w:t>
-      </w:r>
-    </w:p>
+    <w:sdt>
+      <w:sdtPr>
+        <w:tag w:val="briefkopf-siegel-vid"/>
+      </w:sdtPr>
+      <w:sdtContent>
+        <w:p>
+          <w:pPr>
+            <w:jc w:val="left"/>
+            <w:rPr>
+              <w:b/>
+            </w:rPr>
+          </w:pPr>
+          <w:r>
+            <w:rPr>
+              <w:noProof/>
+            </w:rPr>
+            <w:drawing>
+              <wp:anchor distT="0" distB="0" distL="114300" distR="114300" simplePos="0" relativeHeight="251661312" behindDoc="0" locked="1" layoutInCell="1" allowOverlap="1" wp14:anchorId="6AABFA21" wp14:editId="67882B81">
+                <wp:simplePos x="0" y="0"/>
+                <wp:positionH relativeFrom="column">
+                  <wp:posOffset>5670550</wp:posOffset>
+                </wp:positionH>
+                <wp:positionV relativeFrom="page">
+                  <wp:posOffset>4544695</wp:posOffset>
+                </wp:positionV>
+                <wp:extent cx="427355" cy="597535"/>
+                <wp:effectExtent l="0" t="0" r="0" b="0"/>
+                <wp:wrapNone/>
+                <wp:docPr id="4" name="Grafik 1" descr="Kein Aktenzeichen Audit _ QMISO- Siegel  bis 2025"/>
+                <wp:cNvGraphicFramePr>
+                  <a:graphicFrameLocks xmlns:a="http://schemas.openxmlformats.org/drawingml/2006/main" noChangeAspect="1"/>
+                </wp:cNvGraphicFramePr>
+                <a:graphic xmlns:a="http://schemas.openxmlformats.org/drawingml/2006/main">
+                  <a:graphicData uri="http://schemas.openxmlformats.org/drawingml/2006/picture">
+                    <pic:pic xmlns:pic="http://schemas.openxmlformats.org/drawingml/2006/picture">
+                      <pic:nvPicPr>
+                        <pic:cNvPr id="0" name="Grafik 1" descr="Kein Aktenzeichen Audit _ QMISO- Siegel  bis 2025"/>
+                        <pic:cNvPicPr>
+                          <a:picLocks noChangeAspect="1" noChangeArrowheads="1"/>
+                        </pic:cNvPicPr>
+                      </pic:nvPicPr>
+                      <pic:blipFill>
+                        <a:blip r:embed="rId502" cstate="print">
+                          <a:extLst>
+                            <a:ext uri="{28A0092B-C50C-407E-A947-70E740481C1C}">
+                              <a14:useLocalDpi xmlns:a14="http://schemas.microsoft.com/office/drawing/2010/main" val="0"/>
+                            </a:ext>
+                          </a:extLst>
+                        </a:blip>
+                        <a:srcRect/>
+                        <a:stretch>
+                          <a:fillRect/>
+                        </a:stretch>
+                      </pic:blipFill>
+                      <pic:spPr bwMode="auto">
+                        <a:xfrm>
+                          <a:off x="0" y="0"/>
+                          <a:ext cx="427355" cy="597535"/>
+                        </a:xfrm>
+                        <a:prstGeom prst="rect">
+                          <a:avLst/>
+                        </a:prstGeom>
+                        <a:noFill/>
+                      </pic:spPr>
+                    </pic:pic>
+                  </a:graphicData>
+                </a:graphic>
+                <wp14:sizeRelH relativeFrom="margin">
+                  <wp14:pctWidth>0</wp14:pctWidth>
+                </wp14:sizeRelH>
+                <wp14:sizeRelV relativeFrom="margin">
+                  <wp14:pctHeight>0</wp14:pctHeight>
+                </wp14:sizeRelV>
+              </wp:anchor>
+            </w:drawing>
+          </w:r>
+          <w:r>
+            <w:rPr>
+              <w:noProof/>
+            </w:rPr>
+            <w:drawing>
+              <wp:anchor distT="0" distB="0" distL="114300" distR="114300" simplePos="0" relativeHeight="251660288" behindDoc="0" locked="1" layoutInCell="1" allowOverlap="1" wp14:anchorId="58E7BFEE" wp14:editId="1FD6858E">
+                <wp:simplePos x="0" y="0"/>
+                <wp:positionH relativeFrom="column">
+                  <wp:posOffset>4864735</wp:posOffset>
+                </wp:positionH>
+                <wp:positionV relativeFrom="page">
+                  <wp:posOffset>4545965</wp:posOffset>
+                </wp:positionV>
+                <wp:extent cx="579120" cy="597535"/>
+                <wp:effectExtent l="0" t="0" r="0" b="0"/>
+                <wp:wrapNone/>
+                <wp:docPr id="3" name="Grafik 4"/>
+                <wp:cNvGraphicFramePr>
+                  <a:graphicFrameLocks xmlns:a="http://schemas.openxmlformats.org/drawingml/2006/main" noChangeAspect="1"/>
+                </wp:cNvGraphicFramePr>
+                <a:graphic xmlns:a="http://schemas.openxmlformats.org/drawingml/2006/main">
+                  <a:graphicData uri="http://schemas.openxmlformats.org/drawingml/2006/picture">
+                    <pic:pic xmlns:pic="http://schemas.openxmlformats.org/drawingml/2006/picture">
+                      <pic:nvPicPr>
+                        <pic:cNvPr id="0" name="Grafik 4"/>
+                        <pic:cNvPicPr>
+                          <a:picLocks noChangeAspect="1" noChangeArrowheads="1"/>
+                        </pic:cNvPicPr>
+                      </pic:nvPicPr>
+                      <pic:blipFill>
+                        <a:blip r:embed="rId503">
+                          <a:extLst>
+                            <a:ext uri="{28A0092B-C50C-407E-A947-70E740481C1C}">
+                              <a14:useLocalDpi xmlns:a14="http://schemas.microsoft.com/office/drawing/2010/main" val="0"/>
+                            </a:ext>
+                          </a:extLst>
+                        </a:blip>
+                        <a:srcRect/>
+                        <a:stretch>
+                          <a:fillRect/>
+                        </a:stretch>
+                      </pic:blipFill>
+                      <pic:spPr bwMode="auto">
+                        <a:xfrm>
+                          <a:off x="0" y="0"/>
+                          <a:ext cx="579120" cy="597535"/>
+                        </a:xfrm>
+                        <a:prstGeom prst="rect">
+                          <a:avLst/>
+                        </a:prstGeom>
+                        <a:noFill/>
+                      </pic:spPr>
+                    </pic:pic>
+                  </a:graphicData>
+                </a:graphic>
+                <wp14:sizeRelH relativeFrom="page">
+                  <wp14:pctWidth>0</wp14:pctWidth>
+                </wp14:sizeRelH>
+                <wp14:sizeRelV relativeFrom="page">
+                  <wp14:pctHeight>0</wp14:pctHeight>
+                </wp14:sizeRelV>
+              </wp:anchor>
+            </w:drawing>
+          </w:r>
+        </w:p>
+      </w:sdtContent>
+    </w:sdt>
     <w:sdt>
       <w:sdtPr>
         <w:tag w:val="briefkopf-sachbearbeiter"/>
@@ -3444,6 +3578,27 @@
         </w:p>
       </w:sdtContent>
     </w:sdt>
+    <w:p/>
+    <w:p/>
+    <w:p/>
+    <w:p/>
+    <w:p/>
+    <w:p/>
+    <w:p/>
+    <w:p/>
+    <w:p/>
+    <w:p/>
+    <w:p/>
+    <w:p/>
+    <w:p>
+      <w:pPr>
+        <w:spacing w:line="276" w:lineRule="auto"/>
+        <w:jc w:val="both"/>
+      </w:pPr>
+      <w:r>
+        <w:t>FELD_Bet_AnredeHoeflichOV</w:t>
+      </w:r>
+    </w:p>
     <w:p>
       <w:pPr>
         <w:spacing w:line="276" w:lineRule="auto"/>
@@ -3754,10 +3909,10 @@
       </w:pPr>
     </w:p>
     <w:sectPr>
-      <w:headerReference w:type="first" r:id="rId100"/>
-      <w:headerReference w:type="default" r:id="rId102"/>
-      <w:footerReference w:type="first" r:id="rId101"/>
-      <w:footerReference w:type="default" r:id="rId103"/>
+      <w:headerReference w:type="first" r:id="rId104"/>
+      <w:headerReference w:type="default" r:id="rId106"/>
+      <w:footerReference w:type="first" r:id="rId105"/>
+      <w:footerReference w:type="default" r:id="rId107"/>
       <w:pgSz w:w="11906" w:h="16838"/>
       <w:pgMar w:top="1440" w:right="1440" w:bottom="1440" w:left="1440" w:header="708" w:footer="708" w:gutter="0"/>
       <w:cols w:space="708"/>

--- a/standardschreiben/templates/Bankenanfrage.docx
+++ b/standardschreiben/templates/Bankenanfrage.docx
@@ -600,7 +600,7 @@
                                     <w:szCs w:val="13"/>
                                     <w:lang w:eastAsia="de-DE"/>
                                   </w:rPr>
-                                  <w:t>www.tbs-insolvenzverwalter.de</w:t>
+                                  <w:t xml:space="preserve">www.tbs-insolvenzverwalter.de</w:t>
                                 </w:r>
                               </w:p>
                               <w:p>
@@ -624,209 +624,7 @@
                                     <w:szCs w:val="13"/>
                                     <w:lang w:eastAsia="de-DE"/>
                                   </w:rPr>
-                                  <w:t>Partnerschaftsregister des</w:t>
-                                </w:r>
-                              </w:p>
-                              <w:p>
-                                <w:pPr>
-                                  <w:pBdr>
-                                    <w:bottom w:val="single" w:sz="4" w:space="1" w:color="auto"/>
-                                  </w:pBdr>
-                                  <w:autoSpaceDE w:val="0"/>
-                                  <w:autoSpaceDN w:val="0"/>
-                                  <w:adjustRightInd w:val="0"/>
-                                  <w:spacing w:line="360" w:lineRule="auto"/>
-                                  <w:jc w:val="left"/>
-                                  <w:rPr>
-                                    <w:rFonts w:eastAsia="Calibri" w:cs="CorporateSPro-Light"/>
-                                    <w:sz w:val="22"/>
-                                    <w:szCs w:val="13"/>
-                                    <w:lang w:eastAsia="de-DE"/>
-                                  </w:rPr>
-                                </w:pPr>
-                                <w:r>
-                                  <w:rPr>
-                                    <w:rFonts w:eastAsia="Calibri" w:cs="CorporateSPro-Light"/>
-                                    <w:sz w:val="13"/>
-                                    <w:szCs w:val="13"/>
-                                    <w:lang w:eastAsia="de-DE"/>
-                                  </w:rPr>
-                                  <w:t>Amtsgericht Koblenz – PR 20203</w:t>
-                                </w:r>
-                              </w:p>
-                              <w:p>
-                                <w:pPr>
-                                  <w:pBdr>
-                                    <w:bottom w:val="single" w:sz="4" w:space="1" w:color="auto"/>
-                                  </w:pBdr>
-                                  <w:autoSpaceDE w:val="0"/>
-                                  <w:autoSpaceDN w:val="0"/>
-                                  <w:adjustRightInd w:val="0"/>
-                                  <w:spacing w:line="360" w:lineRule="auto"/>
-                                  <w:jc w:val="center"/>
-                                  <w:rPr>
-                                    <w:rFonts w:eastAsia="Calibri" w:cs="CorporateSPro-Light"/>
-                                    <w:sz w:val="22"/>
-                                    <w:szCs w:val="13"/>
-                                    <w:lang w:eastAsia="de-DE"/>
-                                  </w:rPr>
-                                </w:pPr>
-                              </w:p>
-                              <w:p>
-                                <w:pPr>
-                                  <w:pBdr>
-                                    <w:bottom w:val="single" w:sz="4" w:space="1" w:color="auto"/>
-                                  </w:pBdr>
-                                  <w:autoSpaceDE w:val="0"/>
-                                  <w:autoSpaceDN w:val="0"/>
-                                  <w:adjustRightInd w:val="0"/>
-                                  <w:spacing w:line="360" w:lineRule="auto"/>
-                                  <w:jc w:val="center"/>
-                                  <w:rPr>
-                                    <w:rFonts w:eastAsia="Calibri" w:cs="CorporateSPro-Light"/>
-                                    <w:sz w:val="22"/>
-                                    <w:szCs w:val="13"/>
-                                    <w:lang w:eastAsia="de-DE"/>
-                                  </w:rPr>
-                                </w:pPr>
-                              </w:p>
-                              <w:p>
-                                <w:pPr>
-                                  <w:pBdr>
-                                    <w:bottom w:val="single" w:sz="4" w:space="1" w:color="auto"/>
-                                  </w:pBdr>
-                                  <w:autoSpaceDE w:val="0"/>
-                                  <w:autoSpaceDN w:val="0"/>
-                                  <w:adjustRightInd w:val="0"/>
-                                  <w:spacing w:line="360" w:lineRule="auto"/>
-                                  <w:jc w:val="center"/>
-                                  <w:rPr>
-                                    <w:rFonts w:eastAsia="Calibri" w:cs="CorporateSPro-Light"/>
-                                    <w:sz w:val="22"/>
-                                    <w:szCs w:val="13"/>
-                                    <w:lang w:eastAsia="de-DE"/>
-                                  </w:rPr>
-                                </w:pPr>
-                              </w:p>
-                              <w:p>
-                                <w:pPr>
-                                  <w:pBdr>
-                                    <w:bottom w:val="single" w:sz="4" w:space="1" w:color="auto"/>
-                                  </w:pBdr>
-                                  <w:autoSpaceDE w:val="0"/>
-                                  <w:autoSpaceDN w:val="0"/>
-                                  <w:adjustRightInd w:val="0"/>
-                                  <w:spacing w:line="360" w:lineRule="auto"/>
-                                  <w:jc w:val="center"/>
-                                  <w:rPr>
-                                    <w:rFonts w:eastAsia="Calibri" w:cs="CorporateSPro-Light"/>
-                                    <w:sz w:val="22"/>
-                                    <w:szCs w:val="13"/>
-                                    <w:lang w:eastAsia="de-DE"/>
-                                  </w:rPr>
-                                </w:pPr>
-                              </w:p>
-                              <w:p>
-                                <w:pPr>
-                                  <w:pBdr>
-                                    <w:bottom w:val="single" w:sz="4" w:space="1" w:color="auto"/>
-                                  </w:pBdr>
-                                  <w:autoSpaceDE w:val="0"/>
-                                  <w:autoSpaceDN w:val="0"/>
-                                  <w:adjustRightInd w:val="0"/>
-                                  <w:spacing w:line="360" w:lineRule="auto"/>
-                                  <w:jc w:val="center"/>
-                                  <w:rPr>
-                                    <w:rFonts w:eastAsia="Calibri" w:cs="CorporateSPro-Light"/>
-                                    <w:sz w:val="22"/>
-                                    <w:szCs w:val="13"/>
-                                    <w:lang w:eastAsia="de-DE"/>
-                                  </w:rPr>
-                                </w:pPr>
-                              </w:p>
-                              <w:p>
-                                <w:pPr>
-                                  <w:pBdr>
-                                    <w:bottom w:val="single" w:sz="4" w:space="1" w:color="auto"/>
-                                  </w:pBdr>
-                                  <w:autoSpaceDE w:val="0"/>
-                                  <w:autoSpaceDN w:val="0"/>
-                                  <w:adjustRightInd w:val="0"/>
-                                  <w:spacing w:line="360" w:lineRule="auto"/>
-                                  <w:jc w:val="center"/>
-                                  <w:rPr>
-                                    <w:rFonts w:eastAsia="Calibri" w:cs="CorporateSPro-Light"/>
-                                    <w:sz w:val="22"/>
-                                    <w:szCs w:val="13"/>
-                                    <w:lang w:eastAsia="de-DE"/>
-                                  </w:rPr>
-                                </w:pPr>
-                              </w:p>
-                              <w:p>
-                                <w:pPr>
-                                  <w:pBdr>
-                                    <w:bottom w:val="single" w:sz="4" w:space="1" w:color="auto"/>
-                                  </w:pBdr>
-                                  <w:autoSpaceDE w:val="0"/>
-                                  <w:autoSpaceDN w:val="0"/>
-                                  <w:adjustRightInd w:val="0"/>
-                                  <w:spacing w:line="360" w:lineRule="auto"/>
-                                  <w:jc w:val="center"/>
-                                  <w:rPr>
-                                    <w:rFonts w:eastAsia="Calibri" w:cs="CorporateSPro-Light"/>
-                                    <w:sz w:val="22"/>
-                                    <w:szCs w:val="13"/>
-                                    <w:lang w:eastAsia="de-DE"/>
-                                  </w:rPr>
-                                </w:pPr>
-                              </w:p>
-                              <w:p>
-                                <w:pPr>
-                                  <w:autoSpaceDE w:val="0"/>
-                                  <w:autoSpaceDN w:val="0"/>
-                                  <w:adjustRightInd w:val="0"/>
-                                  <w:spacing w:line="360" w:lineRule="auto"/>
-                                  <w:jc w:val="left"/>
-                                  <w:rPr>
-                                    <w:rFonts w:eastAsia="Calibri" w:cs="CorporateSPro-Light"/>
-                                    <w:sz w:val="22"/>
-                                    <w:szCs w:val="13"/>
-                                    <w:lang w:eastAsia="de-DE"/>
-                                  </w:rPr>
-                                </w:pPr>
-                              </w:p>
-                              <w:p>
-                                <w:pPr>
-                                  <w:autoSpaceDE w:val="0"/>
-                                  <w:autoSpaceDN w:val="0"/>
-                                  <w:adjustRightInd w:val="0"/>
-                                  <w:jc w:val="left"/>
-                                  <w:rPr>
-                                    <w:rFonts w:eastAsia="Calibri" w:cs="CorporateSPro-Regular"/>
-                                    <w:sz w:val="22"/>
-                                    <w:szCs w:val="13"/>
-                                    <w:lang w:eastAsia="de-DE"/>
-                                  </w:rPr>
-                                  <w:spacing w:line="360" w:lineRule="auto"/>
-                                </w:pPr>
-                                <w:bookmarkStart w:id="0" w:name="_Hlk217368252"/>
-                                <w:bookmarkStart w:id="1" w:name="_Hlk217368253"/>
-                                <w:bookmarkStart w:id="2" w:name="_Hlk217368337"/>
-                                <w:bookmarkStart w:id="3" w:name="_Hlk217368338"/>
-                                <w:bookmarkStart w:id="4" w:name="_Hlk217368401"/>
-                                <w:bookmarkStart w:id="5" w:name="_Hlk217368402"/>
-                                <w:bookmarkStart w:id="6" w:name="_Hlk217368434"/>
-                                <w:bookmarkStart w:id="7" w:name="_Hlk217368435"/>
-                                <w:bookmarkStart w:id="8" w:name="_Hlk217368465"/>
-                                <w:bookmarkStart w:id="9" w:name="_Hlk217368466"/>
-                                <w:r>
-                                  <w:rPr>
-                                    <w:rFonts w:eastAsia="Calibri" w:cs="CorporateSPro-Regular"/>
-                                    <w:sz w:val="13"/>
-                                    <w:szCs w:val="13"/>
-                                    <w:lang w:eastAsia="de-DE"/>
-                                  </w:rPr>
-                                  <w:t>PARTNER</w:t>
+                                  <w:t xml:space="preserve">Partnerschaftsregister des</w:t>
                                 </w:r>
                               </w:p>
                               <w:p>
@@ -837,8 +635,7 @@
                                   <w:spacing w:line="360" w:lineRule="auto"/>
                                   <w:jc w:val="left"/>
                                   <w:rPr>
-                                    <w:rFonts w:eastAsia="Calibri" w:cs="CorporateSPro-Demi"/>
-                                    <w:b/>
+                                    <w:rFonts w:eastAsia="Calibri" w:cs="CorporateSPro-Light"/>
                                     <w:sz w:val="22"/>
                                     <w:szCs w:val="13"/>
                                     <w:lang w:eastAsia="de-DE"/>
@@ -846,13 +643,12 @@
                                 </w:pPr>
                                 <w:r>
                                   <w:rPr>
-                                    <w:rFonts w:eastAsia="Calibri" w:cs="CorporateSPro-Demi"/>
-                                    <w:b/>
+                                    <w:rFonts w:eastAsia="Calibri" w:cs="CorporateSPro-Light"/>
                                     <w:sz w:val="13"/>
                                     <w:szCs w:val="13"/>
                                     <w:lang w:eastAsia="de-DE"/>
                                   </w:rPr>
-                                  <w:t>Ingo Grünewald</w:t>
+                                  <w:t xml:space="preserve">Amtsgericht Koblenz – PR 20203</w:t>
                                 </w:r>
                               </w:p>
                               <w:p>
@@ -876,7 +672,7 @@
                                     <w:szCs w:val="13"/>
                                     <w:lang w:eastAsia="de-DE"/>
                                   </w:rPr>
-                                  <w:t>Fachanwalt für Insolvenz- und Sanierungsrecht</w:t>
+                                  <w:t xml:space="preserve"/>
                                 </w:r>
                               </w:p>
                               <w:p>
@@ -900,7 +696,7 @@
                                     <w:szCs w:val="13"/>
                                     <w:lang w:eastAsia="de-DE"/>
                                   </w:rPr>
-                                  <w:t>Fachanwalt für Handels- und Gesellschaftsrecht</w:t>
+                                  <w:t xml:space="preserve"/>
                                 </w:r>
                               </w:p>
                               <w:p>
@@ -911,38 +707,20 @@
                                   <w:spacing w:line="360" w:lineRule="auto"/>
                                   <w:jc w:val="left"/>
                                   <w:rPr>
-                                    <w:rFonts w:eastAsia="Calibri" w:cs="CorporateSPro-Demi"/>
-                                    <w:b/>
+                                    <w:rFonts w:eastAsia="Calibri" w:cs="CorporateSPro-Light"/>
                                     <w:sz w:val="22"/>
                                     <w:szCs w:val="13"/>
                                     <w:lang w:eastAsia="de-DE"/>
-                                  </w:rPr>
-                                </w:pPr>
-                              </w:p>
-                              <w:p>
-                                <w:pPr>
-                                  <w:autoSpaceDE w:val="0"/>
-                                  <w:autoSpaceDN w:val="0"/>
-                                  <w:adjustRightInd w:val="0"/>
-                                  <w:spacing w:line="360" w:lineRule="auto"/>
-                                  <w:jc w:val="left"/>
-                                  <w:rPr>
-                                    <w:rFonts w:eastAsia="Calibri" w:cs="CorporateSPro-Demi"/>
-                                    <w:b/>
-                                    <w:sz w:val="22"/>
-                                    <w:szCs w:val="13"/>
-                                    <w:lang w:val="en-GB" w:eastAsia="de-DE"/>
                                   </w:rPr>
                                 </w:pPr>
                                 <w:r>
                                   <w:rPr>
-                                    <w:rFonts w:eastAsia="Calibri" w:cs="CorporateSPro-Demi"/>
-                                    <w:b/>
+                                    <w:rFonts w:eastAsia="Calibri" w:cs="CorporateSPro-Light"/>
                                     <w:sz w:val="13"/>
                                     <w:szCs w:val="13"/>
-                                    <w:lang w:val="en-GB" w:eastAsia="de-DE"/>
-                                  </w:rPr>
-                                  <w:t>Dr. Alexander Thomas Lamberty LL.M.</w:t>
+                                    <w:lang w:eastAsia="de-DE"/>
+                                  </w:rPr>
+                                  <w:t xml:space="preserve"/>
                                 </w:r>
                               </w:p>
                               <w:p>
@@ -966,7 +744,33 @@
                                     <w:szCs w:val="13"/>
                                     <w:lang w:eastAsia="de-DE"/>
                                   </w:rPr>
-                                  <w:t>Fachanwalt für Insolvenz- und Sanierungsrecht</w:t>
+                                  <w:t xml:space="preserve">PARTNER</w:t>
+                                </w:r>
+                              </w:p>
+                              <w:p>
+                                <w:pPr>
+                                  <w:autoSpaceDE w:val="0"/>
+                                  <w:autoSpaceDN w:val="0"/>
+                                  <w:adjustRightInd w:val="0"/>
+                                  <w:jc w:val="left"/>
+                                  <w:rPr>
+                                    <w:rFonts w:eastAsia="Calibri" w:cs="CorporateSPro-Demi"/>
+                                    <w:b/>
+                                    <w:sz w:val="22"/>
+                                    <w:szCs w:val="13"/>
+                                    <w:lang w:eastAsia="de-DE"/>
+                                  </w:rPr>
+                                  <w:spacing w:line="360" w:lineRule="auto"/>
+                                </w:pPr>
+                                <w:r>
+                                  <w:rPr>
+                                    <w:rFonts w:eastAsia="Calibri" w:cs="CorporateSPro-Demi"/>
+                                    <w:b/>
+                                    <w:sz w:val="13"/>
+                                    <w:szCs w:val="13"/>
+                                    <w:lang w:eastAsia="de-DE"/>
+                                  </w:rPr>
+                                  <w:t xml:space="preserve">Ingo Grünewald</w:t>
                                 </w:r>
                               </w:p>
                               <w:p>
@@ -977,24 +781,7 @@
                                   <w:spacing w:line="360" w:lineRule="auto"/>
                                   <w:jc w:val="left"/>
                                   <w:rPr>
-                                    <w:rFonts w:eastAsia="Calibri" w:cs="CorporateSPro-Demi"/>
-                                    <w:b/>
-                                    <w:sz w:val="22"/>
-                                    <w:szCs w:val="13"/>
-                                    <w:lang w:eastAsia="de-DE"/>
-                                  </w:rPr>
-                                </w:pPr>
-                              </w:p>
-                              <w:p>
-                                <w:pPr>
-                                  <w:autoSpaceDE w:val="0"/>
-                                  <w:autoSpaceDN w:val="0"/>
-                                  <w:adjustRightInd w:val="0"/>
-                                  <w:spacing w:line="360" w:lineRule="auto"/>
-                                  <w:jc w:val="left"/>
-                                  <w:rPr>
-                                    <w:rFonts w:eastAsia="Calibri" w:cs="CorporateSPro-Demi"/>
-                                    <w:b/>
+                                    <w:rFonts w:eastAsia="Calibri" w:cs="CorporateSPro-Light"/>
                                     <w:sz w:val="22"/>
                                     <w:szCs w:val="13"/>
                                     <w:lang w:eastAsia="de-DE"/>
@@ -1002,13 +789,12 @@
                                 </w:pPr>
                                 <w:r>
                                   <w:rPr>
-                                    <w:rFonts w:eastAsia="Calibri" w:cs="CorporateSPro-Demi"/>
-                                    <w:b/>
+                                    <w:rFonts w:eastAsia="Calibri" w:cs="CorporateSPro-Light"/>
                                     <w:sz w:val="13"/>
                                     <w:szCs w:val="13"/>
                                     <w:lang w:eastAsia="de-DE"/>
                                   </w:rPr>
-                                  <w:t>Fatma Kreft</w:t>
+                                  <w:t xml:space="preserve">Fachanwalt für Insolvenz- und Sanierungsrecht</w:t>
                                 </w:r>
                               </w:p>
                               <w:p>
@@ -1032,7 +818,7 @@
                                     <w:szCs w:val="13"/>
                                     <w:lang w:eastAsia="de-DE"/>
                                   </w:rPr>
-                                  <w:t>Fachanwältin für Insolvenz- und Sanierungsrecht</w:t>
+                                  <w:t xml:space="preserve">Fachanwalt für Handels- und Gesellschaftsrecht</w:t>
                                 </w:r>
                               </w:p>
                               <w:p>
@@ -1056,7 +842,33 @@
                                     <w:szCs w:val="13"/>
                                     <w:lang w:eastAsia="de-DE"/>
                                   </w:rPr>
-                                  <w:t>Fachanwältin für Steuerrecht</w:t>
+                                  <w:t xml:space="preserve"/>
+                                </w:r>
+                              </w:p>
+                              <w:p>
+                                <w:pPr>
+                                  <w:autoSpaceDE w:val="0"/>
+                                  <w:autoSpaceDN w:val="0"/>
+                                  <w:adjustRightInd w:val="0"/>
+                                  <w:jc w:val="left"/>
+                                  <w:rPr>
+                                    <w:rFonts w:eastAsia="Calibri" w:cs="CorporateSPro-Demi"/>
+                                    <w:b/>
+                                    <w:sz w:val="22"/>
+                                    <w:szCs w:val="13"/>
+                                    <w:lang w:eastAsia="de-DE"/>
+                                  </w:rPr>
+                                  <w:spacing w:line="360" w:lineRule="auto"/>
+                                </w:pPr>
+                                <w:r>
+                                  <w:rPr>
+                                    <w:rFonts w:eastAsia="Calibri" w:cs="CorporateSPro-Demi"/>
+                                    <w:b/>
+                                    <w:sz w:val="13"/>
+                                    <w:szCs w:val="13"/>
+                                    <w:lang w:eastAsia="de-DE"/>
+                                  </w:rPr>
+                                  <w:t xml:space="preserve">Dr. Alexander Thomas Lamberty LL.M.</w:t>
                                 </w:r>
                               </w:p>
                               <w:p>
@@ -1073,31 +885,14 @@
                                     <w:lang w:eastAsia="de-DE"/>
                                   </w:rPr>
                                 </w:pPr>
-                              </w:p>
-                              <w:p>
-                                <w:pPr>
-                                  <w:autoSpaceDE w:val="0"/>
-                                  <w:autoSpaceDN w:val="0"/>
-                                  <w:adjustRightInd w:val="0"/>
-                                  <w:spacing w:line="360" w:lineRule="auto"/>
-                                  <w:jc w:val="left"/>
-                                  <w:rPr>
-                                    <w:rFonts w:eastAsia="Calibri" w:cs="CorporateSPro-Demi"/>
-                                    <w:b/>
-                                    <w:sz w:val="22"/>
-                                    <w:szCs w:val="13"/>
-                                    <w:lang w:eastAsia="de-DE"/>
-                                  </w:rPr>
-                                </w:pPr>
                                 <w:r>
                                   <w:rPr>
-                                    <w:rFonts w:eastAsia="Calibri" w:cs="CorporateSPro-Demi"/>
-                                    <w:b/>
+                                    <w:rFonts w:eastAsia="Calibri" w:cs="CorporateSPro-Light"/>
                                     <w:sz w:val="13"/>
                                     <w:szCs w:val="13"/>
                                     <w:lang w:eastAsia="de-DE"/>
                                   </w:rPr>
-                                  <w:t>Dr. Arne Löser</w:t>
+                                  <w:t xml:space="preserve">Fachanwalt für Insolvenz- und Sanierungsrecht</w:t>
                                 </w:r>
                               </w:p>
                               <w:p>
@@ -1121,7 +916,33 @@
                                     <w:szCs w:val="13"/>
                                     <w:lang w:eastAsia="de-DE"/>
                                   </w:rPr>
-                                  <w:t>Fachanwalt für Insolvenz- und Sanierungsrecht</w:t>
+                                  <w:t xml:space="preserve"/>
+                                </w:r>
+                              </w:p>
+                              <w:p>
+                                <w:pPr>
+                                  <w:autoSpaceDE w:val="0"/>
+                                  <w:autoSpaceDN w:val="0"/>
+                                  <w:adjustRightInd w:val="0"/>
+                                  <w:jc w:val="left"/>
+                                  <w:rPr>
+                                    <w:rFonts w:eastAsia="Calibri" w:cs="CorporateSPro-Demi"/>
+                                    <w:b/>
+                                    <w:sz w:val="22"/>
+                                    <w:szCs w:val="13"/>
+                                    <w:lang w:eastAsia="de-DE"/>
+                                  </w:rPr>
+                                  <w:spacing w:line="360" w:lineRule="auto"/>
+                                </w:pPr>
+                                <w:r>
+                                  <w:rPr>
+                                    <w:rFonts w:eastAsia="Calibri" w:cs="CorporateSPro-Demi"/>
+                                    <w:b/>
+                                    <w:sz w:val="13"/>
+                                    <w:szCs w:val="13"/>
+                                    <w:lang w:eastAsia="de-DE"/>
+                                  </w:rPr>
+                                  <w:t xml:space="preserve">Fatma Kreft</w:t>
                                 </w:r>
                               </w:p>
                               <w:p>
@@ -1145,7 +966,7 @@
                                     <w:szCs w:val="13"/>
                                     <w:lang w:eastAsia="de-DE"/>
                                   </w:rPr>
-                                  <w:t>Fachanwalt für Handels- und Gesellschaftsrecht</w:t>
+                                  <w:t xml:space="preserve">Fachanwältin für Insolvenz- und Sanierungsrecht</w:t>
                                 </w:r>
                               </w:p>
                               <w:p>
@@ -1162,31 +983,14 @@
                                     <w:lang w:eastAsia="de-DE"/>
                                   </w:rPr>
                                 </w:pPr>
-                              </w:p>
-                              <w:p>
-                                <w:pPr>
-                                  <w:autoSpaceDE w:val="0"/>
-                                  <w:autoSpaceDN w:val="0"/>
-                                  <w:adjustRightInd w:val="0"/>
-                                  <w:spacing w:line="360" w:lineRule="auto"/>
-                                  <w:jc w:val="left"/>
-                                  <w:rPr>
-                                    <w:rFonts w:eastAsia="Calibri" w:cs="CorporateSPro-Demi"/>
-                                    <w:b/>
-                                    <w:sz w:val="22"/>
-                                    <w:szCs w:val="13"/>
-                                    <w:lang w:eastAsia="de-DE"/>
-                                  </w:rPr>
-                                </w:pPr>
                                 <w:r>
                                   <w:rPr>
-                                    <w:rFonts w:eastAsia="Calibri" w:cs="CorporateSPro-Demi"/>
-                                    <w:b/>
+                                    <w:rFonts w:eastAsia="Calibri" w:cs="CorporateSPro-Light"/>
                                     <w:sz w:val="13"/>
                                     <w:szCs w:val="13"/>
                                     <w:lang w:eastAsia="de-DE"/>
                                   </w:rPr>
-                                  <w:t>Dr. Thomas Thöne</w:t>
+                                  <w:t xml:space="preserve">Fachanwältin für Steuerrecht</w:t>
                                 </w:r>
                               </w:p>
                               <w:p>
@@ -1210,7 +1014,33 @@
                                     <w:szCs w:val="13"/>
                                     <w:lang w:eastAsia="de-DE"/>
                                   </w:rPr>
-                                  <w:t>Fachanwalt für Insolvenz- und Sanierungsrecht</w:t>
+                                  <w:t xml:space="preserve"/>
+                                </w:r>
+                              </w:p>
+                              <w:p>
+                                <w:pPr>
+                                  <w:autoSpaceDE w:val="0"/>
+                                  <w:autoSpaceDN w:val="0"/>
+                                  <w:adjustRightInd w:val="0"/>
+                                  <w:jc w:val="left"/>
+                                  <w:rPr>
+                                    <w:rFonts w:eastAsia="Calibri" w:cs="CorporateSPro-Demi"/>
+                                    <w:b/>
+                                    <w:sz w:val="22"/>
+                                    <w:szCs w:val="13"/>
+                                    <w:lang w:eastAsia="de-DE"/>
+                                  </w:rPr>
+                                  <w:spacing w:line="360" w:lineRule="auto"/>
+                                </w:pPr>
+                                <w:r>
+                                  <w:rPr>
+                                    <w:rFonts w:eastAsia="Calibri" w:cs="CorporateSPro-Demi"/>
+                                    <w:b/>
+                                    <w:sz w:val="13"/>
+                                    <w:szCs w:val="13"/>
+                                    <w:lang w:eastAsia="de-DE"/>
+                                  </w:rPr>
+                                  <w:t xml:space="preserve">Dr. Arne Löser</w:t>
                                 </w:r>
                               </w:p>
                               <w:p>
@@ -1234,7 +1064,7 @@
                                     <w:szCs w:val="13"/>
                                     <w:lang w:eastAsia="de-DE"/>
                                   </w:rPr>
-                                  <w:t>Fachanwalt für Steuerrecht</w:t>
+                                  <w:t xml:space="preserve">Fachanwalt für Insolvenz- und Sanierungsrecht</w:t>
                                 </w:r>
                               </w:p>
                               <w:p>
@@ -1258,64 +1088,7 @@
                                     <w:szCs w:val="13"/>
                                     <w:lang w:eastAsia="de-DE"/>
                                   </w:rPr>
-                                  <w:t>Notar in Wiesbaden</w:t>
-                                </w:r>
-                              </w:p>
-                              <w:p>
-                                <w:pPr>
-                                  <w:pBdr>
-                                    <w:bottom w:val="single" w:sz="4" w:space="1" w:color="auto"/>
-                                  </w:pBdr>
-                                  <w:autoSpaceDE w:val="0"/>
-                                  <w:autoSpaceDN w:val="0"/>
-                                  <w:adjustRightInd w:val="0"/>
-                                  <w:spacing w:line="360" w:lineRule="auto"/>
-                                  <w:jc w:val="left"/>
-                                  <w:rPr>
-                                    <w:rFonts w:eastAsia="Calibri" w:cs="CorporateSPro-Light"/>
-                                    <w:sz w:val="22"/>
-                                    <w:szCs w:val="13"/>
-                                    <w:lang w:eastAsia="de-DE"/>
-                                  </w:rPr>
-                                </w:pPr>
-                              </w:p>
-                              <w:p>
-                                <w:pPr>
-                                  <w:autoSpaceDE w:val="0"/>
-                                  <w:autoSpaceDN w:val="0"/>
-                                  <w:adjustRightInd w:val="0"/>
-                                  <w:spacing w:line="360" w:lineRule="auto"/>
-                                  <w:jc w:val="left"/>
-                                  <w:rPr>
-                                    <w:rFonts w:eastAsia="Calibri" w:cs="CorporateSPro-Light"/>
-                                    <w:sz w:val="22"/>
-                                    <w:szCs w:val="13"/>
-                                    <w:lang w:eastAsia="de-DE"/>
-                                  </w:rPr>
-                                </w:pPr>
-                              </w:p>
-                              <w:p>
-                                <w:pPr>
-                                  <w:autoSpaceDE w:val="0"/>
-                                  <w:autoSpaceDN w:val="0"/>
-                                  <w:adjustRightInd w:val="0"/>
-                                  <w:jc w:val="left"/>
-                                  <w:rPr>
-                                    <w:rFonts w:eastAsia="Calibri" w:cs="CorporateSPro-Regular"/>
-                                    <w:sz w:val="22"/>
-                                    <w:szCs w:val="13"/>
-                                    <w:lang w:eastAsia="de-DE"/>
-                                  </w:rPr>
-                                  <w:spacing w:line="360" w:lineRule="auto"/>
-                                </w:pPr>
-                                <w:r>
-                                  <w:rPr>
-                                    <w:rFonts w:eastAsia="Calibri" w:cs="CorporateSPro-Regular"/>
-                                    <w:sz w:val="13"/>
-                                    <w:szCs w:val="13"/>
-                                    <w:lang w:eastAsia="de-DE"/>
-                                  </w:rPr>
-                                  <w:t>ANGESTELLTE RECHTSANWÄLTE</w:t>
+                                  <w:t xml:space="preserve">Fachanwalt für Handels- und Gesellschaftsrecht</w:t>
                                 </w:r>
                               </w:p>
                               <w:p>
@@ -1326,12 +1099,36 @@
                                   <w:spacing w:line="360" w:lineRule="auto"/>
                                   <w:jc w:val="left"/>
                                   <w:rPr>
+                                    <w:rFonts w:eastAsia="Calibri" w:cs="CorporateSPro-Light"/>
+                                    <w:sz w:val="22"/>
+                                    <w:szCs w:val="13"/>
+                                    <w:lang w:eastAsia="de-DE"/>
+                                  </w:rPr>
+                                </w:pPr>
+                                <w:r>
+                                  <w:rPr>
+                                    <w:rFonts w:eastAsia="Calibri" w:cs="CorporateSPro-Light"/>
+                                    <w:sz w:val="13"/>
+                                    <w:szCs w:val="13"/>
+                                    <w:lang w:eastAsia="de-DE"/>
+                                  </w:rPr>
+                                  <w:t xml:space="preserve"/>
+                                </w:r>
+                              </w:p>
+                              <w:p>
+                                <w:pPr>
+                                  <w:autoSpaceDE w:val="0"/>
+                                  <w:autoSpaceDN w:val="0"/>
+                                  <w:adjustRightInd w:val="0"/>
+                                  <w:jc w:val="left"/>
+                                  <w:rPr>
                                     <w:rFonts w:eastAsia="Calibri" w:cs="CorporateSPro-Demi"/>
                                     <w:b/>
                                     <w:sz w:val="22"/>
                                     <w:szCs w:val="13"/>
                                     <w:lang w:eastAsia="de-DE"/>
                                   </w:rPr>
+                                  <w:spacing w:line="360" w:lineRule="auto"/>
                                 </w:pPr>
                                 <w:r>
                                   <w:rPr>
@@ -1341,7 +1138,7 @@
                                     <w:szCs w:val="13"/>
                                     <w:lang w:eastAsia="de-DE"/>
                                   </w:rPr>
-                                  <w:t>Eva Meyer</w:t>
+                                  <w:t xml:space="preserve">Thorsten Lex</w:t>
                                 </w:r>
                               </w:p>
                               <w:p>
@@ -1352,7 +1149,7 @@
                                   <w:spacing w:line="360" w:lineRule="auto"/>
                                   <w:jc w:val="left"/>
                                   <w:rPr>
-                                    <w:rFonts w:eastAsia="Calibri" w:cs="CorporateSPro-Demi"/>
+                                    <w:rFonts w:eastAsia="Calibri" w:cs="CorporateSPro-Light"/>
                                     <w:sz w:val="22"/>
                                     <w:szCs w:val="13"/>
                                     <w:lang w:eastAsia="de-DE"/>
@@ -1360,12 +1157,12 @@
                                 </w:pPr>
                                 <w:r>
                                   <w:rPr>
-                                    <w:rFonts w:eastAsia="Calibri" w:cs="CorporateSPro-Demi"/>
+                                    <w:rFonts w:eastAsia="Calibri" w:cs="CorporateSPro-Light"/>
                                     <w:sz w:val="13"/>
                                     <w:szCs w:val="13"/>
                                     <w:lang w:eastAsia="de-DE"/>
                                   </w:rPr>
-                                  <w:t>Fachanwältin für Insolvenz- und Sanierungsrecht</w:t>
+                                  <w:t xml:space="preserve">Fachanwalt für Business</w:t>
                                 </w:r>
                               </w:p>
                               <w:p>
@@ -1382,31 +1179,14 @@
                                     <w:lang w:eastAsia="de-DE"/>
                                   </w:rPr>
                                 </w:pPr>
-                              </w:p>
-                              <w:p>
-                                <w:pPr>
-                                  <w:autoSpaceDE w:val="0"/>
-                                  <w:autoSpaceDN w:val="0"/>
-                                  <w:adjustRightInd w:val="0"/>
-                                  <w:spacing w:line="360" w:lineRule="auto"/>
-                                  <w:jc w:val="left"/>
-                                  <w:rPr>
-                                    <w:rFonts w:eastAsia="Calibri" w:cs="CorporateSPro-Demi"/>
-                                    <w:b/>
-                                    <w:sz w:val="22"/>
-                                    <w:szCs w:val="13"/>
-                                    <w:lang w:eastAsia="de-DE"/>
-                                  </w:rPr>
-                                </w:pPr>
                                 <w:r>
                                   <w:rPr>
-                                    <w:rFonts w:eastAsia="Calibri" w:cs="CorporateSPro-Demi"/>
-                                    <w:b/>
+                                    <w:rFonts w:eastAsia="Calibri" w:cs="CorporateSPro-Light"/>
                                     <w:sz w:val="13"/>
                                     <w:szCs w:val="13"/>
                                     <w:lang w:eastAsia="de-DE"/>
                                   </w:rPr>
-                                  <w:t>Bettina Dax</w:t>
+                                  <w:t xml:space="preserve"/>
                                 </w:r>
                               </w:p>
                               <w:p>
@@ -1430,7 +1210,7 @@
                                     <w:szCs w:val="13"/>
                                     <w:lang w:eastAsia="de-DE"/>
                                   </w:rPr>
-                                  <w:t>Rechtsanwältin</w:t>
+                                  <w:t xml:space="preserve"/>
                                 </w:r>
                               </w:p>
                               <w:p>
@@ -1441,20 +1221,27 @@
                                   <w:spacing w:line="360" w:lineRule="auto"/>
                                   <w:jc w:val="left"/>
                                   <w:rPr>
-                                    <w:rFonts w:eastAsia="Calibri" w:cs="CorporateSPro-Demi"/>
-                                    <w:b/>
+                                    <w:rFonts w:eastAsia="Calibri" w:cs="CorporateSPro-Light"/>
                                     <w:sz w:val="22"/>
                                     <w:szCs w:val="13"/>
                                     <w:lang w:eastAsia="de-DE"/>
                                   </w:rPr>
                                 </w:pPr>
+                                <w:r>
+                                  <w:rPr>
+                                    <w:rFonts w:eastAsia="Calibri" w:cs="CorporateSPro-Light"/>
+                                    <w:sz w:val="13"/>
+                                    <w:szCs w:val="13"/>
+                                    <w:lang w:eastAsia="de-DE"/>
+                                  </w:rPr>
+                                  <w:t xml:space="preserve">ANGESTELLTE RECHTSANWÄLTE</w:t>
+                                </w:r>
                               </w:p>
                               <w:p>
                                 <w:pPr>
                                   <w:autoSpaceDE w:val="0"/>
                                   <w:autoSpaceDN w:val="0"/>
                                   <w:adjustRightInd w:val="0"/>
-                                  <w:spacing w:line="360" w:lineRule="auto"/>
                                   <w:jc w:val="left"/>
                                   <w:rPr>
                                     <w:rFonts w:eastAsia="Calibri" w:cs="CorporateSPro-Demi"/>
@@ -1463,6 +1250,7 @@
                                     <w:szCs w:val="13"/>
                                     <w:lang w:eastAsia="de-DE"/>
                                   </w:rPr>
+                                  <w:spacing w:line="360" w:lineRule="auto"/>
                                 </w:pPr>
                                 <w:r>
                                   <w:rPr>
@@ -1472,7 +1260,7 @@
                                     <w:szCs w:val="13"/>
                                     <w:lang w:eastAsia="de-DE"/>
                                   </w:rPr>
-                                  <w:t>Cornelia Kriege</w:t>
+                                  <w:t xml:space="preserve">Eva Meyer</w:t>
                                 </w:r>
                               </w:p>
                               <w:p>
@@ -1496,7 +1284,7 @@
                                     <w:szCs w:val="13"/>
                                     <w:lang w:eastAsia="de-DE"/>
                                   </w:rPr>
-                                  <w:t>Rechtsanwältin</w:t>
+                                  <w:t xml:space="preserve">Fachanwältin für Insolvenz- und Sanierungsrecht</w:t>
                                 </w:r>
                               </w:p>
                               <w:p>
@@ -1513,13 +1301,21 @@
                                     <w:lang w:eastAsia="de-DE"/>
                                   </w:rPr>
                                 </w:pPr>
+                                <w:r>
+                                  <w:rPr>
+                                    <w:rFonts w:eastAsia="Calibri" w:cs="CorporateSPro-Light"/>
+                                    <w:sz w:val="13"/>
+                                    <w:szCs w:val="13"/>
+                                    <w:lang w:eastAsia="de-DE"/>
+                                  </w:rPr>
+                                  <w:t xml:space="preserve"/>
+                                </w:r>
                               </w:p>
                               <w:p>
                                 <w:pPr>
                                   <w:autoSpaceDE w:val="0"/>
                                   <w:autoSpaceDN w:val="0"/>
                                   <w:adjustRightInd w:val="0"/>
-                                  <w:spacing w:line="360" w:lineRule="auto"/>
                                   <w:jc w:val="left"/>
                                   <w:rPr>
                                     <w:rFonts w:eastAsia="Calibri" w:cs="CorporateSPro-Demi"/>
@@ -1528,6 +1324,7 @@
                                     <w:szCs w:val="13"/>
                                     <w:lang w:eastAsia="de-DE"/>
                                   </w:rPr>
+                                  <w:spacing w:line="360" w:lineRule="auto"/>
                                 </w:pPr>
                                 <w:r>
                                   <w:rPr>
@@ -1537,7 +1334,7 @@
                                     <w:szCs w:val="13"/>
                                     <w:lang w:eastAsia="de-DE"/>
                                   </w:rPr>
-                                  <w:t>Lars Wacker</w:t>
+                                  <w:t xml:space="preserve">Bettina Dax</w:t>
                                 </w:r>
                               </w:p>
                               <w:p>
@@ -1561,64 +1358,7 @@
                                     <w:szCs w:val="13"/>
                                     <w:lang w:eastAsia="de-DE"/>
                                   </w:rPr>
-                                  <w:t>Rechtsanwalt</w:t>
-                                </w:r>
-                              </w:p>
-                              <w:p>
-                                <w:pPr>
-                                  <w:pBdr>
-                                    <w:bottom w:val="single" w:sz="4" w:space="1" w:color="auto"/>
-                                  </w:pBdr>
-                                  <w:autoSpaceDE w:val="0"/>
-                                  <w:autoSpaceDN w:val="0"/>
-                                  <w:adjustRightInd w:val="0"/>
-                                  <w:spacing w:line="360" w:lineRule="auto"/>
-                                  <w:jc w:val="left"/>
-                                  <w:rPr>
-                                    <w:rFonts w:eastAsia="Calibri" w:cs="CorporateSPro-Light"/>
-                                    <w:sz w:val="22"/>
-                                    <w:szCs w:val="13"/>
-                                    <w:lang w:eastAsia="de-DE"/>
-                                  </w:rPr>
-                                </w:pPr>
-                              </w:p>
-                              <w:p>
-                                <w:pPr>
-                                  <w:autoSpaceDE w:val="0"/>
-                                  <w:autoSpaceDN w:val="0"/>
-                                  <w:adjustRightInd w:val="0"/>
-                                  <w:spacing w:line="360" w:lineRule="auto"/>
-                                  <w:jc w:val="left"/>
-                                  <w:rPr>
-                                    <w:rFonts w:eastAsia="Calibri" w:cs="CorporateSPro-Light"/>
-                                    <w:sz w:val="22"/>
-                                    <w:szCs w:val="13"/>
-                                    <w:lang w:eastAsia="de-DE"/>
-                                  </w:rPr>
-                                </w:pPr>
-                              </w:p>
-                              <w:p>
-                                <w:pPr>
-                                  <w:autoSpaceDE w:val="0"/>
-                                  <w:autoSpaceDN w:val="0"/>
-                                  <w:adjustRightInd w:val="0"/>
-                                  <w:jc w:val="left"/>
-                                  <w:rPr>
-                                    <w:rFonts w:eastAsia="Calibri" w:cs="CorporateSPro-Regular"/>
-                                    <w:sz w:val="22"/>
-                                    <w:szCs w:val="13"/>
-                                    <w:lang w:eastAsia="de-DE"/>
-                                  </w:rPr>
-                                  <w:spacing w:line="360" w:lineRule="auto"/>
-                                </w:pPr>
-                                <w:r>
-                                  <w:rPr>
-                                    <w:rFonts w:eastAsia="Calibri" w:cs="CorporateSPro-Regular"/>
-                                    <w:sz w:val="13"/>
-                                    <w:szCs w:val="13"/>
-                                    <w:lang w:eastAsia="de-DE"/>
-                                  </w:rPr>
-                                  <w:t>OF COUNSEL</w:t>
+                                  <w:t xml:space="preserve">Rechtsanwältin</w:t>
                                 </w:r>
                               </w:p>
                               <w:p>
@@ -1629,12 +1369,36 @@
                                   <w:spacing w:line="360" w:lineRule="auto"/>
                                   <w:jc w:val="left"/>
                                   <w:rPr>
+                                    <w:rFonts w:eastAsia="Calibri" w:cs="CorporateSPro-Light"/>
+                                    <w:sz w:val="22"/>
+                                    <w:szCs w:val="13"/>
+                                    <w:lang w:eastAsia="de-DE"/>
+                                  </w:rPr>
+                                </w:pPr>
+                                <w:r>
+                                  <w:rPr>
+                                    <w:rFonts w:eastAsia="Calibri" w:cs="CorporateSPro-Light"/>
+                                    <w:sz w:val="13"/>
+                                    <w:szCs w:val="13"/>
+                                    <w:lang w:eastAsia="de-DE"/>
+                                  </w:rPr>
+                                  <w:t xml:space="preserve"/>
+                                </w:r>
+                              </w:p>
+                              <w:p>
+                                <w:pPr>
+                                  <w:autoSpaceDE w:val="0"/>
+                                  <w:autoSpaceDN w:val="0"/>
+                                  <w:adjustRightInd w:val="0"/>
+                                  <w:jc w:val="left"/>
+                                  <w:rPr>
                                     <w:rFonts w:eastAsia="Calibri" w:cs="CorporateSPro-Demi"/>
                                     <w:b/>
                                     <w:sz w:val="22"/>
                                     <w:szCs w:val="13"/>
                                     <w:lang w:eastAsia="de-DE"/>
                                   </w:rPr>
+                                  <w:spacing w:line="360" w:lineRule="auto"/>
                                 </w:pPr>
                                 <w:r>
                                   <w:rPr>
@@ -1644,7 +1408,7 @@
                                     <w:szCs w:val="13"/>
                                     <w:lang w:eastAsia="de-DE"/>
                                   </w:rPr>
-                                  <w:t>Justizrat Prof. Dr. Dr. Thomas B. Schmidt M.A.</w:t>
+                                  <w:t xml:space="preserve">Cornelia Kriege</w:t>
                                 </w:r>
                               </w:p>
                               <w:p>
@@ -1668,26 +1432,8 @@
                                     <w:szCs w:val="13"/>
                                     <w:lang w:eastAsia="de-DE"/>
                                   </w:rPr>
-                                  <w:t>Fachanwalt für Insolvenz- und Sanierungsrecht</w:t>
+                                  <w:t xml:space="preserve">Rechtsanwältin</w:t>
                                 </w:r>
-                              </w:p>
-                              <w:p>
-                                <w:pPr>
-                                  <w:pBdr>
-                                    <w:bottom w:val="single" w:sz="4" w:space="1" w:color="auto"/>
-                                  </w:pBdr>
-                                  <w:autoSpaceDE w:val="0"/>
-                                  <w:autoSpaceDN w:val="0"/>
-                                  <w:adjustRightInd w:val="0"/>
-                                  <w:spacing w:line="360" w:lineRule="auto"/>
-                                  <w:jc w:val="left"/>
-                                  <w:rPr>
-                                    <w:rFonts w:eastAsia="Calibri" w:cs="CorporateSPro-Light"/>
-                                    <w:sz w:val="22"/>
-                                    <w:szCs w:val="13"/>
-                                    <w:lang w:eastAsia="de-DE"/>
-                                  </w:rPr>
-                                </w:pPr>
                               </w:p>
                               <w:p>
                                 <w:pPr>
@@ -1703,6 +1449,15 @@
                                     <w:lang w:eastAsia="de-DE"/>
                                   </w:rPr>
                                 </w:pPr>
+                                <w:r>
+                                  <w:rPr>
+                                    <w:rFonts w:eastAsia="Calibri" w:cs="CorporateSPro-Light"/>
+                                    <w:sz w:val="13"/>
+                                    <w:szCs w:val="13"/>
+                                    <w:lang w:eastAsia="de-DE"/>
+                                  </w:rPr>
+                                  <w:t xml:space="preserve"/>
+                                </w:r>
                               </w:p>
                               <w:p>
                                 <w:pPr>
@@ -1711,7 +1466,8 @@
                                   <w:adjustRightInd w:val="0"/>
                                   <w:jc w:val="left"/>
                                   <w:rPr>
-                                    <w:rFonts w:eastAsia="Calibri" w:cs="CorporateSPro-Regular"/>
+                                    <w:rFonts w:eastAsia="Calibri" w:cs="CorporateSPro-Demi"/>
+                                    <w:b/>
                                     <w:sz w:val="22"/>
                                     <w:szCs w:val="13"/>
                                     <w:lang w:eastAsia="de-DE"/>
@@ -1720,12 +1476,13 @@
                                 </w:pPr>
                                 <w:r>
                                   <w:rPr>
-                                    <w:rFonts w:eastAsia="Calibri" w:cs="CorporateSPro-Regular"/>
+                                    <w:rFonts w:eastAsia="Calibri" w:cs="CorporateSPro-Demi"/>
+                                    <w:b/>
                                     <w:sz w:val="13"/>
                                     <w:szCs w:val="13"/>
                                     <w:lang w:eastAsia="de-DE"/>
                                   </w:rPr>
-                                  <w:t>STANDORTE</w:t>
+                                  <w:t xml:space="preserve">Lars Wacker</w:t>
                                 </w:r>
                               </w:p>
                               <w:p>
@@ -1734,8 +1491,9 @@
                                   <w:autoSpaceDN w:val="0"/>
                                   <w:adjustRightInd w:val="0"/>
                                   <w:spacing w:line="360" w:lineRule="auto"/>
-                                  <w:rPr>
-                                    <w:rFonts w:eastAsia="Calibri" w:cs="CorporateSPro-Demi"/>
+                                  <w:jc w:val="left"/>
+                                  <w:rPr>
+                                    <w:rFonts w:eastAsia="Calibri" w:cs="CorporateSPro-Light"/>
                                     <w:sz w:val="22"/>
                                     <w:szCs w:val="13"/>
                                     <w:lang w:eastAsia="de-DE"/>
@@ -1743,31 +1501,12 @@
                                 </w:pPr>
                                 <w:r>
                                   <w:rPr>
-                                    <w:rFonts w:eastAsia="Calibri" w:cs="CorporateSPro-Demi"/>
+                                    <w:rFonts w:eastAsia="Calibri" w:cs="CorporateSPro-Light"/>
                                     <w:sz w:val="13"/>
                                     <w:szCs w:val="13"/>
                                     <w:lang w:eastAsia="de-DE"/>
                                   </w:rPr>
-                                  <w:t>Trier</w:t>
-                                </w:r>
-                                <w:r>
-                                  <w:rPr>
-                                    <w:rFonts w:eastAsia="Calibri" w:cs="CorporateSPro-Demi"/>
-                                    <w:sz w:val="13"/>
-                                    <w:szCs w:val="13"/>
-                                    <w:lang w:eastAsia="de-DE"/>
-                                  </w:rPr>
-                                  <w:tab/>
-                                </w:r>
-                                <w:r>
-                                  <w:rPr>
-                                    <w:rFonts w:eastAsia="Calibri" w:cs="CorporateSPro-Demi"/>
-                                    <w:sz w:val="13"/>
-                                    <w:szCs w:val="13"/>
-                                    <w:lang w:eastAsia="de-DE"/>
-                                  </w:rPr>
-                                  <w:tab/>
-                                  <w:t>Bad Kreuznach</w:t>
+                                  <w:t xml:space="preserve">Rechtsanwalt</w:t>
                                 </w:r>
                               </w:p>
                               <w:p>
@@ -1776,8 +1515,9 @@
                                   <w:autoSpaceDN w:val="0"/>
                                   <w:adjustRightInd w:val="0"/>
                                   <w:spacing w:line="360" w:lineRule="auto"/>
-                                  <w:rPr>
-                                    <w:rFonts w:eastAsia="Calibri" w:cs="CorporateSPro-Demi"/>
+                                  <w:jc w:val="left"/>
+                                  <w:rPr>
+                                    <w:rFonts w:eastAsia="Calibri" w:cs="CorporateSPro-Light"/>
                                     <w:sz w:val="22"/>
                                     <w:szCs w:val="13"/>
                                     <w:lang w:eastAsia="de-DE"/>
@@ -1785,22 +1525,12 @@
                                 </w:pPr>
                                 <w:r>
                                   <w:rPr>
-                                    <w:rFonts w:eastAsia="Calibri" w:cs="CorporateSPro-Demi"/>
+                                    <w:rFonts w:eastAsia="Calibri" w:cs="CorporateSPro-Light"/>
                                     <w:sz w:val="13"/>
                                     <w:szCs w:val="13"/>
                                     <w:lang w:eastAsia="de-DE"/>
                                   </w:rPr>
-                                  <w:t>Frankfurt am Main</w:t>
-                                </w:r>
-                                <w:r>
-                                  <w:rPr>
-                                    <w:rFonts w:eastAsia="Calibri" w:cs="CorporateSPro-Demi"/>
-                                    <w:sz w:val="13"/>
-                                    <w:szCs w:val="13"/>
-                                    <w:lang w:eastAsia="de-DE"/>
-                                  </w:rPr>
-                                  <w:tab/>
-                                  <w:t>Zell/Mosel</w:t>
+                                  <w:t xml:space="preserve"/>
                                 </w:r>
                               </w:p>
                               <w:p>
@@ -1809,8 +1539,9 @@
                                   <w:autoSpaceDN w:val="0"/>
                                   <w:adjustRightInd w:val="0"/>
                                   <w:spacing w:line="360" w:lineRule="auto"/>
-                                  <w:rPr>
-                                    <w:rFonts w:eastAsia="Calibri" w:cs="CorporateSPro-Demi"/>
+                                  <w:jc w:val="left"/>
+                                  <w:rPr>
+                                    <w:rFonts w:eastAsia="Calibri" w:cs="CorporateSPro-Light"/>
                                     <w:sz w:val="22"/>
                                     <w:szCs w:val="13"/>
                                     <w:lang w:eastAsia="de-DE"/>
@@ -1818,22 +1549,12 @@
                                 </w:pPr>
                                 <w:r>
                                   <w:rPr>
-                                    <w:rFonts w:eastAsia="Calibri" w:cs="CorporateSPro-Demi"/>
+                                    <w:rFonts w:eastAsia="Calibri" w:cs="CorporateSPro-Light"/>
                                     <w:sz w:val="13"/>
                                     <w:szCs w:val="13"/>
                                     <w:lang w:eastAsia="de-DE"/>
                                   </w:rPr>
-                                  <w:t>Idar-Oberstein</w:t>
-                                </w:r>
-                                <w:r>
-                                  <w:rPr>
-                                    <w:rFonts w:eastAsia="Calibri" w:cs="CorporateSPro-Demi"/>
-                                    <w:sz w:val="13"/>
-                                    <w:szCs w:val="13"/>
-                                    <w:lang w:eastAsia="de-DE"/>
-                                  </w:rPr>
-                                  <w:tab/>
-                                  <w:t>Koblenz</w:t>
+                                  <w:t xml:space="preserve"/>
                                 </w:r>
                               </w:p>
                               <w:p>
@@ -1842,8 +1563,9 @@
                                   <w:autoSpaceDN w:val="0"/>
                                   <w:adjustRightInd w:val="0"/>
                                   <w:spacing w:line="360" w:lineRule="auto"/>
-                                  <w:rPr>
-                                    <w:rFonts w:eastAsia="Calibri" w:cs="CorporateSPro-Demi"/>
+                                  <w:jc w:val="left"/>
+                                  <w:rPr>
+                                    <w:rFonts w:eastAsia="Calibri" w:cs="CorporateSPro-Light"/>
                                     <w:sz w:val="22"/>
                                     <w:szCs w:val="13"/>
                                     <w:lang w:eastAsia="de-DE"/>
@@ -1851,31 +1573,38 @@
                                 </w:pPr>
                                 <w:r>
                                   <w:rPr>
+                                    <w:rFonts w:eastAsia="Calibri" w:cs="CorporateSPro-Light"/>
+                                    <w:sz w:val="13"/>
+                                    <w:szCs w:val="13"/>
+                                    <w:lang w:eastAsia="de-DE"/>
+                                  </w:rPr>
+                                  <w:t xml:space="preserve">OF COUNSEL</w:t>
+                                </w:r>
+                              </w:p>
+                              <w:p>
+                                <w:pPr>
+                                  <w:autoSpaceDE w:val="0"/>
+                                  <w:autoSpaceDN w:val="0"/>
+                                  <w:adjustRightInd w:val="0"/>
+                                  <w:jc w:val="left"/>
+                                  <w:rPr>
                                     <w:rFonts w:eastAsia="Calibri" w:cs="CorporateSPro-Demi"/>
+                                    <w:b/>
+                                    <w:sz w:val="22"/>
+                                    <w:szCs w:val="13"/>
+                                    <w:lang w:eastAsia="de-DE"/>
+                                  </w:rPr>
+                                  <w:spacing w:line="360" w:lineRule="auto"/>
+                                </w:pPr>
+                                <w:r>
+                                  <w:rPr>
+                                    <w:rFonts w:eastAsia="Calibri" w:cs="CorporateSPro-Demi"/>
+                                    <w:b/>
                                     <w:sz w:val="13"/>
                                     <w:szCs w:val="13"/>
                                     <w:lang w:eastAsia="de-DE"/>
                                   </w:rPr>
-                                  <w:t>Langgöns</w:t>
-                                </w:r>
-                                <w:r>
-                                  <w:rPr>
-                                    <w:rFonts w:eastAsia="Calibri" w:cs="CorporateSPro-Demi"/>
-                                    <w:sz w:val="13"/>
-                                    <w:szCs w:val="13"/>
-                                    <w:lang w:eastAsia="de-DE"/>
-                                  </w:rPr>
-                                  <w:tab/>
-                                </w:r>
-                                <w:r>
-                                  <w:rPr>
-                                    <w:rFonts w:eastAsia="Calibri" w:cs="CorporateSPro-Demi"/>
-                                    <w:sz w:val="13"/>
-                                    <w:szCs w:val="13"/>
-                                    <w:lang w:eastAsia="de-DE"/>
-                                  </w:rPr>
-                                  <w:tab/>
-                                  <w:t>Limburg/Lahn</w:t>
+                                  <w:t xml:space="preserve">Justizrat Prof. Dr. Dr. Thomas B. Schmidt M.A.</w:t>
                                 </w:r>
                               </w:p>
                               <w:p>
@@ -1884,51 +1613,215 @@
                                   <w:autoSpaceDN w:val="0"/>
                                   <w:adjustRightInd w:val="0"/>
                                   <w:spacing w:line="360" w:lineRule="auto"/>
-                                  <w:rPr>
-                                    <w:rFonts w:eastAsia="Calibri" w:cs="CorporateSPro-Demi"/>
+                                  <w:jc w:val="left"/>
+                                  <w:rPr>
+                                    <w:rFonts w:eastAsia="Calibri" w:cs="CorporateSPro-Light"/>
                                     <w:sz w:val="22"/>
-                                    <w:szCs w:val="9"/>
+                                    <w:szCs w:val="13"/>
                                     <w:lang w:eastAsia="de-DE"/>
                                   </w:rPr>
                                 </w:pPr>
                                 <w:r>
                                   <w:rPr>
-                                    <w:rFonts w:eastAsia="Calibri" w:cs="CorporateSPro-Demi"/>
+                                    <w:rFonts w:eastAsia="Calibri" w:cs="CorporateSPro-Light"/>
                                     <w:sz w:val="13"/>
                                     <w:szCs w:val="13"/>
                                     <w:lang w:eastAsia="de-DE"/>
                                   </w:rPr>
-                                  <w:t>Mainz</w:t>
+                                  <w:t xml:space="preserve">Fachanwalt für Insolvenz- und Sanierungsrecht</w:t>
                                 </w:r>
+                              </w:p>
+                              <w:p>
+                                <w:pPr>
+                                  <w:autoSpaceDE w:val="0"/>
+                                  <w:autoSpaceDN w:val="0"/>
+                                  <w:adjustRightInd w:val="0"/>
+                                  <w:spacing w:line="360" w:lineRule="auto"/>
+                                  <w:jc w:val="left"/>
+                                  <w:rPr>
+                                    <w:rFonts w:eastAsia="Calibri" w:cs="CorporateSPro-Light"/>
+                                    <w:sz w:val="22"/>
+                                    <w:szCs w:val="13"/>
+                                    <w:lang w:eastAsia="de-DE"/>
+                                  </w:rPr>
+                                </w:pPr>
                                 <w:r>
                                   <w:rPr>
-                                    <w:rFonts w:eastAsia="Calibri" w:cs="CorporateSPro-Demi"/>
+                                    <w:rFonts w:eastAsia="Calibri" w:cs="CorporateSPro-Light"/>
                                     <w:sz w:val="13"/>
                                     <w:szCs w:val="13"/>
                                     <w:lang w:eastAsia="de-DE"/>
                                   </w:rPr>
-                                  <w:tab/>
+                                  <w:t xml:space="preserve"/>
                                 </w:r>
+                              </w:p>
+                              <w:p>
+                                <w:pPr>
+                                  <w:autoSpaceDE w:val="0"/>
+                                  <w:autoSpaceDN w:val="0"/>
+                                  <w:adjustRightInd w:val="0"/>
+                                  <w:spacing w:line="360" w:lineRule="auto"/>
+                                  <w:jc w:val="left"/>
+                                  <w:rPr>
+                                    <w:rFonts w:eastAsia="Calibri" w:cs="CorporateSPro-Light"/>
+                                    <w:sz w:val="22"/>
+                                    <w:szCs w:val="13"/>
+                                    <w:lang w:eastAsia="de-DE"/>
+                                  </w:rPr>
+                                </w:pPr>
                                 <w:r>
                                   <w:rPr>
-                                    <w:rFonts w:eastAsia="Calibri" w:cs="CorporateSPro-Demi"/>
+                                    <w:rFonts w:eastAsia="Calibri" w:cs="CorporateSPro-Light"/>
                                     <w:sz w:val="13"/>
                                     <w:szCs w:val="13"/>
                                     <w:lang w:eastAsia="de-DE"/>
                                   </w:rPr>
-                                  <w:tab/>
-                                  <w:t>Wiesbaden</w:t>
+                                  <w:t xml:space="preserve"/>
                                 </w:r>
-                                <w:bookmarkEnd w:id="0"/>
-                                <w:bookmarkEnd w:id="1"/>
-                                <w:bookmarkEnd w:id="2"/>
-                                <w:bookmarkEnd w:id="3"/>
-                                <w:bookmarkEnd w:id="4"/>
-                                <w:bookmarkEnd w:id="5"/>
-                                <w:bookmarkEnd w:id="6"/>
-                                <w:bookmarkEnd w:id="7"/>
-                                <w:bookmarkEnd w:id="8"/>
-                                <w:bookmarkEnd w:id="9"/>
+                              </w:p>
+                              <w:p>
+                                <w:pPr>
+                                  <w:autoSpaceDE w:val="0"/>
+                                  <w:autoSpaceDN w:val="0"/>
+                                  <w:adjustRightInd w:val="0"/>
+                                  <w:spacing w:line="360" w:lineRule="auto"/>
+                                  <w:jc w:val="left"/>
+                                  <w:rPr>
+                                    <w:rFonts w:eastAsia="Calibri" w:cs="CorporateSPro-Light"/>
+                                    <w:sz w:val="22"/>
+                                    <w:szCs w:val="13"/>
+                                    <w:lang w:eastAsia="de-DE"/>
+                                  </w:rPr>
+                                </w:pPr>
+                                <w:r>
+                                  <w:rPr>
+                                    <w:rFonts w:eastAsia="Calibri" w:cs="CorporateSPro-Light"/>
+                                    <w:sz w:val="13"/>
+                                    <w:szCs w:val="13"/>
+                                    <w:lang w:eastAsia="de-DE"/>
+                                  </w:rPr>
+                                  <w:t xml:space="preserve">STANDORTE</w:t>
+                                </w:r>
+                              </w:p>
+                              <w:p>
+                                <w:pPr>
+                                  <w:autoSpaceDE w:val="0"/>
+                                  <w:autoSpaceDN w:val="0"/>
+                                  <w:adjustRightInd w:val="0"/>
+                                  <w:spacing w:line="360" w:lineRule="auto"/>
+                                  <w:jc w:val="left"/>
+                                  <w:rPr>
+                                    <w:rFonts w:eastAsia="Calibri" w:cs="CorporateSPro-Light"/>
+                                    <w:sz w:val="22"/>
+                                    <w:szCs w:val="13"/>
+                                    <w:lang w:eastAsia="de-DE"/>
+                                  </w:rPr>
+                                </w:pPr>
+                                <w:r>
+                                  <w:rPr>
+                                    <w:rFonts w:eastAsia="Calibri" w:cs="CorporateSPro-Light"/>
+                                    <w:sz w:val="13"/>
+                                    <w:szCs w:val="13"/>
+                                    <w:lang w:eastAsia="de-DE"/>
+                                  </w:rPr>
+                                  <w:t xml:space="preserve">Trier		Zell/Mosel</w:t>
+                                </w:r>
+                              </w:p>
+                              <w:p>
+                                <w:pPr>
+                                  <w:autoSpaceDE w:val="0"/>
+                                  <w:autoSpaceDN w:val="0"/>
+                                  <w:adjustRightInd w:val="0"/>
+                                  <w:spacing w:line="360" w:lineRule="auto"/>
+                                  <w:jc w:val="left"/>
+                                  <w:rPr>
+                                    <w:rFonts w:eastAsia="Calibri" w:cs="CorporateSPro-Light"/>
+                                    <w:sz w:val="22"/>
+                                    <w:szCs w:val="13"/>
+                                    <w:lang w:eastAsia="de-DE"/>
+                                  </w:rPr>
+                                </w:pPr>
+                                <w:r>
+                                  <w:rPr>
+                                    <w:rFonts w:eastAsia="Calibri" w:cs="CorporateSPro-Light"/>
+                                    <w:sz w:val="13"/>
+                                    <w:szCs w:val="13"/>
+                                    <w:lang w:eastAsia="de-DE"/>
+                                  </w:rPr>
+                                  <w:t xml:space="preserve">Wiesbaden		Koblenz</w:t>
+                                </w:r>
+                              </w:p>
+                              <w:p>
+                                <w:pPr>
+                                  <w:autoSpaceDE w:val="0"/>
+                                  <w:autoSpaceDN w:val="0"/>
+                                  <w:adjustRightInd w:val="0"/>
+                                  <w:spacing w:line="360" w:lineRule="auto"/>
+                                  <w:jc w:val="left"/>
+                                  <w:rPr>
+                                    <w:rFonts w:eastAsia="Calibri" w:cs="CorporateSPro-Light"/>
+                                    <w:sz w:val="22"/>
+                                    <w:szCs w:val="13"/>
+                                    <w:lang w:eastAsia="de-DE"/>
+                                  </w:rPr>
+                                </w:pPr>
+                                <w:r>
+                                  <w:rPr>
+                                    <w:rFonts w:eastAsia="Calibri" w:cs="CorporateSPro-Light"/>
+                                    <w:sz w:val="13"/>
+                                    <w:szCs w:val="13"/>
+                                    <w:lang w:eastAsia="de-DE"/>
+                                  </w:rPr>
+                                  <w:t xml:space="preserve">Bad Kreuznach		Frankfurt am Main</w:t>
+                                </w:r>
+                              </w:p>
+                              <w:p>
+                                <w:pPr>
+                                  <w:autoSpaceDE w:val="0"/>
+                                  <w:autoSpaceDN w:val="0"/>
+                                  <w:adjustRightInd w:val="0"/>
+                                  <w:spacing w:line="360" w:lineRule="auto"/>
+                                  <w:jc w:val="left"/>
+                                  <w:rPr>
+                                    <w:rFonts w:eastAsia="Calibri" w:cs="CorporateSPro-Light"/>
+                                    <w:sz w:val="22"/>
+                                    <w:szCs w:val="13"/>
+                                    <w:lang w:eastAsia="de-DE"/>
+                                  </w:rPr>
+                                </w:pPr>
+                                <w:r>
+                                  <w:rPr>
+                                    <w:rFonts w:eastAsia="Calibri" w:cs="CorporateSPro-Light"/>
+                                    <w:sz w:val="13"/>
+                                    <w:szCs w:val="13"/>
+                                    <w:lang w:eastAsia="de-DE"/>
+                                  </w:rPr>
+                                  <w:t xml:space="preserve">Idar-Oberstein		Langgöns</w:t>
+                                </w:r>
+                              </w:p>
+                              <w:p>
+                                <w:pPr>
+                                  <w:autoSpaceDE w:val="0"/>
+                                  <w:autoSpaceDN w:val="0"/>
+                                  <w:adjustRightInd w:val="0"/>
+                                  <w:spacing w:line="360" w:lineRule="auto"/>
+                                  <w:jc w:val="left"/>
+                                  <w:rPr>
+                                    <w:rFonts w:eastAsia="Calibri" w:cs="CorporateSPro-Light"/>
+                                    <w:sz w:val="22"/>
+                                    <w:szCs w:val="13"/>
+                                    <w:lang w:eastAsia="de-DE"/>
+                                  </w:rPr>
+                                </w:pPr>
+                                <w:r>
+                                  <w:rPr>
+                                    <w:rFonts w:eastAsia="Calibri" w:cs="CorporateSPro-Light"/>
+                                    <w:sz w:val="13"/>
+                                    <w:szCs w:val="13"/>
+                                    <w:lang w:eastAsia="de-DE"/>
+                                  </w:rPr>
+                                  <w:t xml:space="preserve">Limburg/Lahn		Mainz</w:t>
+                                </w:r>
                               </w:p>
                             </w:txbxContent>
                           </wps:txbx>
@@ -1982,7 +1875,7 @@
                               <w:szCs w:val="13"/>
                               <w:lang w:eastAsia="de-DE"/>
                             </w:rPr>
-                            <w:t>www.tbs-insolvenzverwalter.de</w:t>
+                            <w:t xml:space="preserve">www.tbs-insolvenzverwalter.de</w:t>
                           </w:r>
                         </w:p>
                         <w:p>
@@ -2006,209 +1899,7 @@
                               <w:szCs w:val="13"/>
                               <w:lang w:eastAsia="de-DE"/>
                             </w:rPr>
-                            <w:t>Partnerschaftsregister des</w:t>
-                          </w:r>
-                        </w:p>
-                        <w:p>
-                          <w:pPr>
-                            <w:pBdr>
-                              <w:bottom w:val="single" w:sz="4" w:space="1" w:color="auto"/>
-                            </w:pBdr>
-                            <w:autoSpaceDE w:val="0"/>
-                            <w:autoSpaceDN w:val="0"/>
-                            <w:adjustRightInd w:val="0"/>
-                            <w:spacing w:line="360" w:lineRule="auto"/>
-                            <w:jc w:val="left"/>
-                            <w:rPr>
-                              <w:rFonts w:eastAsia="Calibri" w:cs="CorporateSPro-Light"/>
-                              <w:sz w:val="22"/>
-                              <w:szCs w:val="13"/>
-                              <w:lang w:eastAsia="de-DE"/>
-                            </w:rPr>
-                          </w:pPr>
-                          <w:r>
-                            <w:rPr>
-                              <w:rFonts w:eastAsia="Calibri" w:cs="CorporateSPro-Light"/>
-                              <w:sz w:val="13"/>
-                              <w:szCs w:val="13"/>
-                              <w:lang w:eastAsia="de-DE"/>
-                            </w:rPr>
-                            <w:t>Amtsgericht Koblenz – PR 20203</w:t>
-                          </w:r>
-                        </w:p>
-                        <w:p>
-                          <w:pPr>
-                            <w:pBdr>
-                              <w:bottom w:val="single" w:sz="4" w:space="1" w:color="auto"/>
-                            </w:pBdr>
-                            <w:autoSpaceDE w:val="0"/>
-                            <w:autoSpaceDN w:val="0"/>
-                            <w:adjustRightInd w:val="0"/>
-                            <w:spacing w:line="360" w:lineRule="auto"/>
-                            <w:jc w:val="center"/>
-                            <w:rPr>
-                              <w:rFonts w:eastAsia="Calibri" w:cs="CorporateSPro-Light"/>
-                              <w:sz w:val="22"/>
-                              <w:szCs w:val="13"/>
-                              <w:lang w:eastAsia="de-DE"/>
-                            </w:rPr>
-                          </w:pPr>
-                        </w:p>
-                        <w:p>
-                          <w:pPr>
-                            <w:pBdr>
-                              <w:bottom w:val="single" w:sz="4" w:space="1" w:color="auto"/>
-                            </w:pBdr>
-                            <w:autoSpaceDE w:val="0"/>
-                            <w:autoSpaceDN w:val="0"/>
-                            <w:adjustRightInd w:val="0"/>
-                            <w:spacing w:line="360" w:lineRule="auto"/>
-                            <w:jc w:val="center"/>
-                            <w:rPr>
-                              <w:rFonts w:eastAsia="Calibri" w:cs="CorporateSPro-Light"/>
-                              <w:sz w:val="22"/>
-                              <w:szCs w:val="13"/>
-                              <w:lang w:eastAsia="de-DE"/>
-                            </w:rPr>
-                          </w:pPr>
-                        </w:p>
-                        <w:p>
-                          <w:pPr>
-                            <w:pBdr>
-                              <w:bottom w:val="single" w:sz="4" w:space="1" w:color="auto"/>
-                            </w:pBdr>
-                            <w:autoSpaceDE w:val="0"/>
-                            <w:autoSpaceDN w:val="0"/>
-                            <w:adjustRightInd w:val="0"/>
-                            <w:spacing w:line="360" w:lineRule="auto"/>
-                            <w:jc w:val="center"/>
-                            <w:rPr>
-                              <w:rFonts w:eastAsia="Calibri" w:cs="CorporateSPro-Light"/>
-                              <w:sz w:val="22"/>
-                              <w:szCs w:val="13"/>
-                              <w:lang w:eastAsia="de-DE"/>
-                            </w:rPr>
-                          </w:pPr>
-                        </w:p>
-                        <w:p>
-                          <w:pPr>
-                            <w:pBdr>
-                              <w:bottom w:val="single" w:sz="4" w:space="1" w:color="auto"/>
-                            </w:pBdr>
-                            <w:autoSpaceDE w:val="0"/>
-                            <w:autoSpaceDN w:val="0"/>
-                            <w:adjustRightInd w:val="0"/>
-                            <w:spacing w:line="360" w:lineRule="auto"/>
-                            <w:jc w:val="center"/>
-                            <w:rPr>
-                              <w:rFonts w:eastAsia="Calibri" w:cs="CorporateSPro-Light"/>
-                              <w:sz w:val="22"/>
-                              <w:szCs w:val="13"/>
-                              <w:lang w:eastAsia="de-DE"/>
-                            </w:rPr>
-                          </w:pPr>
-                        </w:p>
-                        <w:p>
-                          <w:pPr>
-                            <w:pBdr>
-                              <w:bottom w:val="single" w:sz="4" w:space="1" w:color="auto"/>
-                            </w:pBdr>
-                            <w:autoSpaceDE w:val="0"/>
-                            <w:autoSpaceDN w:val="0"/>
-                            <w:adjustRightInd w:val="0"/>
-                            <w:spacing w:line="360" w:lineRule="auto"/>
-                            <w:jc w:val="center"/>
-                            <w:rPr>
-                              <w:rFonts w:eastAsia="Calibri" w:cs="CorporateSPro-Light"/>
-                              <w:sz w:val="22"/>
-                              <w:szCs w:val="13"/>
-                              <w:lang w:eastAsia="de-DE"/>
-                            </w:rPr>
-                          </w:pPr>
-                        </w:p>
-                        <w:p>
-                          <w:pPr>
-                            <w:pBdr>
-                              <w:bottom w:val="single" w:sz="4" w:space="1" w:color="auto"/>
-                            </w:pBdr>
-                            <w:autoSpaceDE w:val="0"/>
-                            <w:autoSpaceDN w:val="0"/>
-                            <w:adjustRightInd w:val="0"/>
-                            <w:spacing w:line="360" w:lineRule="auto"/>
-                            <w:jc w:val="center"/>
-                            <w:rPr>
-                              <w:rFonts w:eastAsia="Calibri" w:cs="CorporateSPro-Light"/>
-                              <w:sz w:val="22"/>
-                              <w:szCs w:val="13"/>
-                              <w:lang w:eastAsia="de-DE"/>
-                            </w:rPr>
-                          </w:pPr>
-                        </w:p>
-                        <w:p>
-                          <w:pPr>
-                            <w:pBdr>
-                              <w:bottom w:val="single" w:sz="4" w:space="1" w:color="auto"/>
-                            </w:pBdr>
-                            <w:autoSpaceDE w:val="0"/>
-                            <w:autoSpaceDN w:val="0"/>
-                            <w:adjustRightInd w:val="0"/>
-                            <w:spacing w:line="360" w:lineRule="auto"/>
-                            <w:jc w:val="center"/>
-                            <w:rPr>
-                              <w:rFonts w:eastAsia="Calibri" w:cs="CorporateSPro-Light"/>
-                              <w:sz w:val="22"/>
-                              <w:szCs w:val="13"/>
-                              <w:lang w:eastAsia="de-DE"/>
-                            </w:rPr>
-                          </w:pPr>
-                        </w:p>
-                        <w:p>
-                          <w:pPr>
-                            <w:autoSpaceDE w:val="0"/>
-                            <w:autoSpaceDN w:val="0"/>
-                            <w:adjustRightInd w:val="0"/>
-                            <w:spacing w:line="360" w:lineRule="auto"/>
-                            <w:jc w:val="left"/>
-                            <w:rPr>
-                              <w:rFonts w:eastAsia="Calibri" w:cs="CorporateSPro-Light"/>
-                              <w:sz w:val="22"/>
-                              <w:szCs w:val="13"/>
-                              <w:lang w:eastAsia="de-DE"/>
-                            </w:rPr>
-                          </w:pPr>
-                        </w:p>
-                        <w:p>
-                          <w:pPr>
-                            <w:autoSpaceDE w:val="0"/>
-                            <w:autoSpaceDN w:val="0"/>
-                            <w:adjustRightInd w:val="0"/>
-                            <w:jc w:val="left"/>
-                            <w:rPr>
-                              <w:rFonts w:eastAsia="Calibri" w:cs="CorporateSPro-Regular"/>
-                              <w:sz w:val="22"/>
-                              <w:szCs w:val="13"/>
-                              <w:lang w:eastAsia="de-DE"/>
-                            </w:rPr>
-                            <w:spacing w:line="360" w:lineRule="auto"/>
-                          </w:pPr>
-                          <w:bookmarkStart w:id="10" w:name="_Hlk217368252"/>
-                          <w:bookmarkStart w:id="11" w:name="_Hlk217368253"/>
-                          <w:bookmarkStart w:id="12" w:name="_Hlk217368337"/>
-                          <w:bookmarkStart w:id="13" w:name="_Hlk217368338"/>
-                          <w:bookmarkStart w:id="14" w:name="_Hlk217368401"/>
-                          <w:bookmarkStart w:id="15" w:name="_Hlk217368402"/>
-                          <w:bookmarkStart w:id="16" w:name="_Hlk217368434"/>
-                          <w:bookmarkStart w:id="17" w:name="_Hlk217368435"/>
-                          <w:bookmarkStart w:id="18" w:name="_Hlk217368465"/>
-                          <w:bookmarkStart w:id="19" w:name="_Hlk217368466"/>
-                          <w:r>
-                            <w:rPr>
-                              <w:rFonts w:eastAsia="Calibri" w:cs="CorporateSPro-Regular"/>
-                              <w:sz w:val="13"/>
-                              <w:szCs w:val="13"/>
-                              <w:lang w:eastAsia="de-DE"/>
-                            </w:rPr>
-                            <w:t>PARTNER</w:t>
+                            <w:t xml:space="preserve">Partnerschaftsregister des</w:t>
                           </w:r>
                         </w:p>
                         <w:p>
@@ -2219,8 +1910,7 @@
                             <w:spacing w:line="360" w:lineRule="auto"/>
                             <w:jc w:val="left"/>
                             <w:rPr>
-                              <w:rFonts w:eastAsia="Calibri" w:cs="CorporateSPro-Demi"/>
-                              <w:b/>
+                              <w:rFonts w:eastAsia="Calibri" w:cs="CorporateSPro-Light"/>
                               <w:sz w:val="22"/>
                               <w:szCs w:val="13"/>
                               <w:lang w:eastAsia="de-DE"/>
@@ -2228,13 +1918,12 @@
                           </w:pPr>
                           <w:r>
                             <w:rPr>
-                              <w:rFonts w:eastAsia="Calibri" w:cs="CorporateSPro-Demi"/>
-                              <w:b/>
+                              <w:rFonts w:eastAsia="Calibri" w:cs="CorporateSPro-Light"/>
                               <w:sz w:val="13"/>
                               <w:szCs w:val="13"/>
                               <w:lang w:eastAsia="de-DE"/>
                             </w:rPr>
-                            <w:t>Ingo Grünewald</w:t>
+                            <w:t xml:space="preserve">Amtsgericht Koblenz – PR 20203</w:t>
                           </w:r>
                         </w:p>
                         <w:p>
@@ -2258,7 +1947,7 @@
                               <w:szCs w:val="13"/>
                               <w:lang w:eastAsia="de-DE"/>
                             </w:rPr>
-                            <w:t>Fachanwalt für Insolvenz- und Sanierungsrecht</w:t>
+                            <w:t xml:space="preserve"/>
                           </w:r>
                         </w:p>
                         <w:p>
@@ -2282,7 +1971,7 @@
                               <w:szCs w:val="13"/>
                               <w:lang w:eastAsia="de-DE"/>
                             </w:rPr>
-                            <w:t>Fachanwalt für Handels- und Gesellschaftsrecht</w:t>
+                            <w:t xml:space="preserve"/>
                           </w:r>
                         </w:p>
                         <w:p>
@@ -2293,38 +1982,20 @@
                             <w:spacing w:line="360" w:lineRule="auto"/>
                             <w:jc w:val="left"/>
                             <w:rPr>
-                              <w:rFonts w:eastAsia="Calibri" w:cs="CorporateSPro-Demi"/>
-                              <w:b/>
+                              <w:rFonts w:eastAsia="Calibri" w:cs="CorporateSPro-Light"/>
                               <w:sz w:val="22"/>
                               <w:szCs w:val="13"/>
                               <w:lang w:eastAsia="de-DE"/>
-                            </w:rPr>
-                          </w:pPr>
-                        </w:p>
-                        <w:p>
-                          <w:pPr>
-                            <w:autoSpaceDE w:val="0"/>
-                            <w:autoSpaceDN w:val="0"/>
-                            <w:adjustRightInd w:val="0"/>
-                            <w:spacing w:line="360" w:lineRule="auto"/>
-                            <w:jc w:val="left"/>
-                            <w:rPr>
-                              <w:rFonts w:eastAsia="Calibri" w:cs="CorporateSPro-Demi"/>
-                              <w:b/>
-                              <w:sz w:val="22"/>
-                              <w:szCs w:val="13"/>
-                              <w:lang w:val="en-GB" w:eastAsia="de-DE"/>
                             </w:rPr>
                           </w:pPr>
                           <w:r>
                             <w:rPr>
-                              <w:rFonts w:eastAsia="Calibri" w:cs="CorporateSPro-Demi"/>
-                              <w:b/>
+                              <w:rFonts w:eastAsia="Calibri" w:cs="CorporateSPro-Light"/>
                               <w:sz w:val="13"/>
                               <w:szCs w:val="13"/>
-                              <w:lang w:val="en-GB" w:eastAsia="de-DE"/>
-                            </w:rPr>
-                            <w:t>Dr. Alexander Thomas Lamberty LL.M.</w:t>
+                              <w:lang w:eastAsia="de-DE"/>
+                            </w:rPr>
+                            <w:t xml:space="preserve"/>
                           </w:r>
                         </w:p>
                         <w:p>
@@ -2348,7 +2019,33 @@
                               <w:szCs w:val="13"/>
                               <w:lang w:eastAsia="de-DE"/>
                             </w:rPr>
-                            <w:t>Fachanwalt für Insolvenz- und Sanierungsrecht</w:t>
+                            <w:t xml:space="preserve">PARTNER</w:t>
+                          </w:r>
+                        </w:p>
+                        <w:p>
+                          <w:pPr>
+                            <w:autoSpaceDE w:val="0"/>
+                            <w:autoSpaceDN w:val="0"/>
+                            <w:adjustRightInd w:val="0"/>
+                            <w:jc w:val="left"/>
+                            <w:rPr>
+                              <w:rFonts w:eastAsia="Calibri" w:cs="CorporateSPro-Demi"/>
+                              <w:b/>
+                              <w:sz w:val="22"/>
+                              <w:szCs w:val="13"/>
+                              <w:lang w:eastAsia="de-DE"/>
+                            </w:rPr>
+                            <w:spacing w:line="360" w:lineRule="auto"/>
+                          </w:pPr>
+                          <w:r>
+                            <w:rPr>
+                              <w:rFonts w:eastAsia="Calibri" w:cs="CorporateSPro-Demi"/>
+                              <w:b/>
+                              <w:sz w:val="13"/>
+                              <w:szCs w:val="13"/>
+                              <w:lang w:eastAsia="de-DE"/>
+                            </w:rPr>
+                            <w:t xml:space="preserve">Ingo Grünewald</w:t>
                           </w:r>
                         </w:p>
                         <w:p>
@@ -2359,24 +2056,7 @@
                             <w:spacing w:line="360" w:lineRule="auto"/>
                             <w:jc w:val="left"/>
                             <w:rPr>
-                              <w:rFonts w:eastAsia="Calibri" w:cs="CorporateSPro-Demi"/>
-                              <w:b/>
-                              <w:sz w:val="22"/>
-                              <w:szCs w:val="13"/>
-                              <w:lang w:eastAsia="de-DE"/>
-                            </w:rPr>
-                          </w:pPr>
-                        </w:p>
-                        <w:p>
-                          <w:pPr>
-                            <w:autoSpaceDE w:val="0"/>
-                            <w:autoSpaceDN w:val="0"/>
-                            <w:adjustRightInd w:val="0"/>
-                            <w:spacing w:line="360" w:lineRule="auto"/>
-                            <w:jc w:val="left"/>
-                            <w:rPr>
-                              <w:rFonts w:eastAsia="Calibri" w:cs="CorporateSPro-Demi"/>
-                              <w:b/>
+                              <w:rFonts w:eastAsia="Calibri" w:cs="CorporateSPro-Light"/>
                               <w:sz w:val="22"/>
                               <w:szCs w:val="13"/>
                               <w:lang w:eastAsia="de-DE"/>
@@ -2384,13 +2064,12 @@
                           </w:pPr>
                           <w:r>
                             <w:rPr>
-                              <w:rFonts w:eastAsia="Calibri" w:cs="CorporateSPro-Demi"/>
-                              <w:b/>
+                              <w:rFonts w:eastAsia="Calibri" w:cs="CorporateSPro-Light"/>
                               <w:sz w:val="13"/>
                               <w:szCs w:val="13"/>
                               <w:lang w:eastAsia="de-DE"/>
                             </w:rPr>
-                            <w:t>Fatma Kreft</w:t>
+                            <w:t xml:space="preserve">Fachanwalt für Insolvenz- und Sanierungsrecht</w:t>
                           </w:r>
                         </w:p>
                         <w:p>
@@ -2414,7 +2093,7 @@
                               <w:szCs w:val="13"/>
                               <w:lang w:eastAsia="de-DE"/>
                             </w:rPr>
-                            <w:t>Fachanwältin für Insolvenz- und Sanierungsrecht</w:t>
+                            <w:t xml:space="preserve">Fachanwalt für Handels- und Gesellschaftsrecht</w:t>
                           </w:r>
                         </w:p>
                         <w:p>
@@ -2438,7 +2117,33 @@
                               <w:szCs w:val="13"/>
                               <w:lang w:eastAsia="de-DE"/>
                             </w:rPr>
-                            <w:t>Fachanwältin für Steuerrecht</w:t>
+                            <w:t xml:space="preserve"/>
+                          </w:r>
+                        </w:p>
+                        <w:p>
+                          <w:pPr>
+                            <w:autoSpaceDE w:val="0"/>
+                            <w:autoSpaceDN w:val="0"/>
+                            <w:adjustRightInd w:val="0"/>
+                            <w:jc w:val="left"/>
+                            <w:rPr>
+                              <w:rFonts w:eastAsia="Calibri" w:cs="CorporateSPro-Demi"/>
+                              <w:b/>
+                              <w:sz w:val="22"/>
+                              <w:szCs w:val="13"/>
+                              <w:lang w:eastAsia="de-DE"/>
+                            </w:rPr>
+                            <w:spacing w:line="360" w:lineRule="auto"/>
+                          </w:pPr>
+                          <w:r>
+                            <w:rPr>
+                              <w:rFonts w:eastAsia="Calibri" w:cs="CorporateSPro-Demi"/>
+                              <w:b/>
+                              <w:sz w:val="13"/>
+                              <w:szCs w:val="13"/>
+                              <w:lang w:eastAsia="de-DE"/>
+                            </w:rPr>
+                            <w:t xml:space="preserve">Dr. Alexander Thomas Lamberty LL.M.</w:t>
                           </w:r>
                         </w:p>
                         <w:p>
@@ -2455,31 +2160,14 @@
                               <w:lang w:eastAsia="de-DE"/>
                             </w:rPr>
                           </w:pPr>
-                        </w:p>
-                        <w:p>
-                          <w:pPr>
-                            <w:autoSpaceDE w:val="0"/>
-                            <w:autoSpaceDN w:val="0"/>
-                            <w:adjustRightInd w:val="0"/>
-                            <w:spacing w:line="360" w:lineRule="auto"/>
-                            <w:jc w:val="left"/>
-                            <w:rPr>
-                              <w:rFonts w:eastAsia="Calibri" w:cs="CorporateSPro-Demi"/>
-                              <w:b/>
-                              <w:sz w:val="22"/>
-                              <w:szCs w:val="13"/>
-                              <w:lang w:eastAsia="de-DE"/>
-                            </w:rPr>
-                          </w:pPr>
                           <w:r>
                             <w:rPr>
-                              <w:rFonts w:eastAsia="Calibri" w:cs="CorporateSPro-Demi"/>
-                              <w:b/>
+                              <w:rFonts w:eastAsia="Calibri" w:cs="CorporateSPro-Light"/>
                               <w:sz w:val="13"/>
                               <w:szCs w:val="13"/>
                               <w:lang w:eastAsia="de-DE"/>
                             </w:rPr>
-                            <w:t>Dr. Arne Löser</w:t>
+                            <w:t xml:space="preserve">Fachanwalt für Insolvenz- und Sanierungsrecht</w:t>
                           </w:r>
                         </w:p>
                         <w:p>
@@ -2503,7 +2191,33 @@
                               <w:szCs w:val="13"/>
                               <w:lang w:eastAsia="de-DE"/>
                             </w:rPr>
-                            <w:t>Fachanwalt für Insolvenz- und Sanierungsrecht</w:t>
+                            <w:t xml:space="preserve"/>
+                          </w:r>
+                        </w:p>
+                        <w:p>
+                          <w:pPr>
+                            <w:autoSpaceDE w:val="0"/>
+                            <w:autoSpaceDN w:val="0"/>
+                            <w:adjustRightInd w:val="0"/>
+                            <w:jc w:val="left"/>
+                            <w:rPr>
+                              <w:rFonts w:eastAsia="Calibri" w:cs="CorporateSPro-Demi"/>
+                              <w:b/>
+                              <w:sz w:val="22"/>
+                              <w:szCs w:val="13"/>
+                              <w:lang w:eastAsia="de-DE"/>
+                            </w:rPr>
+                            <w:spacing w:line="360" w:lineRule="auto"/>
+                          </w:pPr>
+                          <w:r>
+                            <w:rPr>
+                              <w:rFonts w:eastAsia="Calibri" w:cs="CorporateSPro-Demi"/>
+                              <w:b/>
+                              <w:sz w:val="13"/>
+                              <w:szCs w:val="13"/>
+                              <w:lang w:eastAsia="de-DE"/>
+                            </w:rPr>
+                            <w:t xml:space="preserve">Fatma Kreft</w:t>
                           </w:r>
                         </w:p>
                         <w:p>
@@ -2527,7 +2241,7 @@
                               <w:szCs w:val="13"/>
                               <w:lang w:eastAsia="de-DE"/>
                             </w:rPr>
-                            <w:t>Fachanwalt für Handels- und Gesellschaftsrecht</w:t>
+                            <w:t xml:space="preserve">Fachanwältin für Insolvenz- und Sanierungsrecht</w:t>
                           </w:r>
                         </w:p>
                         <w:p>
@@ -2544,31 +2258,14 @@
                               <w:lang w:eastAsia="de-DE"/>
                             </w:rPr>
                           </w:pPr>
-                        </w:p>
-                        <w:p>
-                          <w:pPr>
-                            <w:autoSpaceDE w:val="0"/>
-                            <w:autoSpaceDN w:val="0"/>
-                            <w:adjustRightInd w:val="0"/>
-                            <w:spacing w:line="360" w:lineRule="auto"/>
-                            <w:jc w:val="left"/>
-                            <w:rPr>
-                              <w:rFonts w:eastAsia="Calibri" w:cs="CorporateSPro-Demi"/>
-                              <w:b/>
-                              <w:sz w:val="22"/>
-                              <w:szCs w:val="13"/>
-                              <w:lang w:eastAsia="de-DE"/>
-                            </w:rPr>
-                          </w:pPr>
                           <w:r>
                             <w:rPr>
-                              <w:rFonts w:eastAsia="Calibri" w:cs="CorporateSPro-Demi"/>
-                              <w:b/>
+                              <w:rFonts w:eastAsia="Calibri" w:cs="CorporateSPro-Light"/>
                               <w:sz w:val="13"/>
                               <w:szCs w:val="13"/>
                               <w:lang w:eastAsia="de-DE"/>
                             </w:rPr>
-                            <w:t>Dr. Thomas Thöne</w:t>
+                            <w:t xml:space="preserve">Fachanwältin für Steuerrecht</w:t>
                           </w:r>
                         </w:p>
                         <w:p>
@@ -2592,7 +2289,33 @@
                               <w:szCs w:val="13"/>
                               <w:lang w:eastAsia="de-DE"/>
                             </w:rPr>
-                            <w:t>Fachanwalt für Insolvenz- und Sanierungsrecht</w:t>
+                            <w:t xml:space="preserve"/>
+                          </w:r>
+                        </w:p>
+                        <w:p>
+                          <w:pPr>
+                            <w:autoSpaceDE w:val="0"/>
+                            <w:autoSpaceDN w:val="0"/>
+                            <w:adjustRightInd w:val="0"/>
+                            <w:jc w:val="left"/>
+                            <w:rPr>
+                              <w:rFonts w:eastAsia="Calibri" w:cs="CorporateSPro-Demi"/>
+                              <w:b/>
+                              <w:sz w:val="22"/>
+                              <w:szCs w:val="13"/>
+                              <w:lang w:eastAsia="de-DE"/>
+                            </w:rPr>
+                            <w:spacing w:line="360" w:lineRule="auto"/>
+                          </w:pPr>
+                          <w:r>
+                            <w:rPr>
+                              <w:rFonts w:eastAsia="Calibri" w:cs="CorporateSPro-Demi"/>
+                              <w:b/>
+                              <w:sz w:val="13"/>
+                              <w:szCs w:val="13"/>
+                              <w:lang w:eastAsia="de-DE"/>
+                            </w:rPr>
+                            <w:t xml:space="preserve">Dr. Arne Löser</w:t>
                           </w:r>
                         </w:p>
                         <w:p>
@@ -2616,7 +2339,7 @@
                               <w:szCs w:val="13"/>
                               <w:lang w:eastAsia="de-DE"/>
                             </w:rPr>
-                            <w:t>Fachanwalt für Steuerrecht</w:t>
+                            <w:t xml:space="preserve">Fachanwalt für Insolvenz- und Sanierungsrecht</w:t>
                           </w:r>
                         </w:p>
                         <w:p>
@@ -2640,64 +2363,7 @@
                               <w:szCs w:val="13"/>
                               <w:lang w:eastAsia="de-DE"/>
                             </w:rPr>
-                            <w:t>Notar in Wiesbaden</w:t>
-                          </w:r>
-                        </w:p>
-                        <w:p>
-                          <w:pPr>
-                            <w:pBdr>
-                              <w:bottom w:val="single" w:sz="4" w:space="1" w:color="auto"/>
-                            </w:pBdr>
-                            <w:autoSpaceDE w:val="0"/>
-                            <w:autoSpaceDN w:val="0"/>
-                            <w:adjustRightInd w:val="0"/>
-                            <w:spacing w:line="360" w:lineRule="auto"/>
-                            <w:jc w:val="left"/>
-                            <w:rPr>
-                              <w:rFonts w:eastAsia="Calibri" w:cs="CorporateSPro-Light"/>
-                              <w:sz w:val="22"/>
-                              <w:szCs w:val="13"/>
-                              <w:lang w:eastAsia="de-DE"/>
-                            </w:rPr>
-                          </w:pPr>
-                        </w:p>
-                        <w:p>
-                          <w:pPr>
-                            <w:autoSpaceDE w:val="0"/>
-                            <w:autoSpaceDN w:val="0"/>
-                            <w:adjustRightInd w:val="0"/>
-                            <w:spacing w:line="360" w:lineRule="auto"/>
-                            <w:jc w:val="left"/>
-                            <w:rPr>
-                              <w:rFonts w:eastAsia="Calibri" w:cs="CorporateSPro-Light"/>
-                              <w:sz w:val="22"/>
-                              <w:szCs w:val="13"/>
-                              <w:lang w:eastAsia="de-DE"/>
-                            </w:rPr>
-                          </w:pPr>
-                        </w:p>
-                        <w:p>
-                          <w:pPr>
-                            <w:autoSpaceDE w:val="0"/>
-                            <w:autoSpaceDN w:val="0"/>
-                            <w:adjustRightInd w:val="0"/>
-                            <w:jc w:val="left"/>
-                            <w:rPr>
-                              <w:rFonts w:eastAsia="Calibri" w:cs="CorporateSPro-Regular"/>
-                              <w:sz w:val="22"/>
-                              <w:szCs w:val="13"/>
-                              <w:lang w:eastAsia="de-DE"/>
-                            </w:rPr>
-                            <w:spacing w:line="360" w:lineRule="auto"/>
-                          </w:pPr>
-                          <w:r>
-                            <w:rPr>
-                              <w:rFonts w:eastAsia="Calibri" w:cs="CorporateSPro-Regular"/>
-                              <w:sz w:val="13"/>
-                              <w:szCs w:val="13"/>
-                              <w:lang w:eastAsia="de-DE"/>
-                            </w:rPr>
-                            <w:t>ANGESTELLTE RECHTSANWÄLTE</w:t>
+                            <w:t xml:space="preserve">Fachanwalt für Handels- und Gesellschaftsrecht</w:t>
                           </w:r>
                         </w:p>
                         <w:p>
@@ -2708,12 +2374,36 @@
                             <w:spacing w:line="360" w:lineRule="auto"/>
                             <w:jc w:val="left"/>
                             <w:rPr>
+                              <w:rFonts w:eastAsia="Calibri" w:cs="CorporateSPro-Light"/>
+                              <w:sz w:val="22"/>
+                              <w:szCs w:val="13"/>
+                              <w:lang w:eastAsia="de-DE"/>
+                            </w:rPr>
+                          </w:pPr>
+                          <w:r>
+                            <w:rPr>
+                              <w:rFonts w:eastAsia="Calibri" w:cs="CorporateSPro-Light"/>
+                              <w:sz w:val="13"/>
+                              <w:szCs w:val="13"/>
+                              <w:lang w:eastAsia="de-DE"/>
+                            </w:rPr>
+                            <w:t xml:space="preserve"/>
+                          </w:r>
+                        </w:p>
+                        <w:p>
+                          <w:pPr>
+                            <w:autoSpaceDE w:val="0"/>
+                            <w:autoSpaceDN w:val="0"/>
+                            <w:adjustRightInd w:val="0"/>
+                            <w:jc w:val="left"/>
+                            <w:rPr>
                               <w:rFonts w:eastAsia="Calibri" w:cs="CorporateSPro-Demi"/>
                               <w:b/>
                               <w:sz w:val="22"/>
                               <w:szCs w:val="13"/>
                               <w:lang w:eastAsia="de-DE"/>
                             </w:rPr>
+                            <w:spacing w:line="360" w:lineRule="auto"/>
                           </w:pPr>
                           <w:r>
                             <w:rPr>
@@ -2723,7 +2413,7 @@
                               <w:szCs w:val="13"/>
                               <w:lang w:eastAsia="de-DE"/>
                             </w:rPr>
-                            <w:t>Eva Meyer</w:t>
+                            <w:t xml:space="preserve">Thorsten Lex</w:t>
                           </w:r>
                         </w:p>
                         <w:p>
@@ -2734,7 +2424,7 @@
                             <w:spacing w:line="360" w:lineRule="auto"/>
                             <w:jc w:val="left"/>
                             <w:rPr>
-                              <w:rFonts w:eastAsia="Calibri" w:cs="CorporateSPro-Demi"/>
+                              <w:rFonts w:eastAsia="Calibri" w:cs="CorporateSPro-Light"/>
                               <w:sz w:val="22"/>
                               <w:szCs w:val="13"/>
                               <w:lang w:eastAsia="de-DE"/>
@@ -2742,12 +2432,12 @@
                           </w:pPr>
                           <w:r>
                             <w:rPr>
-                              <w:rFonts w:eastAsia="Calibri" w:cs="CorporateSPro-Demi"/>
+                              <w:rFonts w:eastAsia="Calibri" w:cs="CorporateSPro-Light"/>
                               <w:sz w:val="13"/>
                               <w:szCs w:val="13"/>
                               <w:lang w:eastAsia="de-DE"/>
                             </w:rPr>
-                            <w:t>Fachanwältin für Insolvenz- und Sanierungsrecht</w:t>
+                            <w:t xml:space="preserve">Fachanwalt für Business</w:t>
                           </w:r>
                         </w:p>
                         <w:p>
@@ -2764,31 +2454,14 @@
                               <w:lang w:eastAsia="de-DE"/>
                             </w:rPr>
                           </w:pPr>
-                        </w:p>
-                        <w:p>
-                          <w:pPr>
-                            <w:autoSpaceDE w:val="0"/>
-                            <w:autoSpaceDN w:val="0"/>
-                            <w:adjustRightInd w:val="0"/>
-                            <w:spacing w:line="360" w:lineRule="auto"/>
-                            <w:jc w:val="left"/>
-                            <w:rPr>
-                              <w:rFonts w:eastAsia="Calibri" w:cs="CorporateSPro-Demi"/>
-                              <w:b/>
-                              <w:sz w:val="22"/>
-                              <w:szCs w:val="13"/>
-                              <w:lang w:eastAsia="de-DE"/>
-                            </w:rPr>
-                          </w:pPr>
                           <w:r>
                             <w:rPr>
-                              <w:rFonts w:eastAsia="Calibri" w:cs="CorporateSPro-Demi"/>
-                              <w:b/>
+                              <w:rFonts w:eastAsia="Calibri" w:cs="CorporateSPro-Light"/>
                               <w:sz w:val="13"/>
                               <w:szCs w:val="13"/>
                               <w:lang w:eastAsia="de-DE"/>
                             </w:rPr>
-                            <w:t>Bettina Dax</w:t>
+                            <w:t xml:space="preserve"/>
                           </w:r>
                         </w:p>
                         <w:p>
@@ -2812,7 +2485,7 @@
                               <w:szCs w:val="13"/>
                               <w:lang w:eastAsia="de-DE"/>
                             </w:rPr>
-                            <w:t>Rechtsanwältin</w:t>
+                            <w:t xml:space="preserve"/>
                           </w:r>
                         </w:p>
                         <w:p>
@@ -2823,20 +2496,27 @@
                             <w:spacing w:line="360" w:lineRule="auto"/>
                             <w:jc w:val="left"/>
                             <w:rPr>
-                              <w:rFonts w:eastAsia="Calibri" w:cs="CorporateSPro-Demi"/>
-                              <w:b/>
+                              <w:rFonts w:eastAsia="Calibri" w:cs="CorporateSPro-Light"/>
                               <w:sz w:val="22"/>
                               <w:szCs w:val="13"/>
                               <w:lang w:eastAsia="de-DE"/>
                             </w:rPr>
                           </w:pPr>
+                          <w:r>
+                            <w:rPr>
+                              <w:rFonts w:eastAsia="Calibri" w:cs="CorporateSPro-Light"/>
+                              <w:sz w:val="13"/>
+                              <w:szCs w:val="13"/>
+                              <w:lang w:eastAsia="de-DE"/>
+                            </w:rPr>
+                            <w:t xml:space="preserve">ANGESTELLTE RECHTSANWÄLTE</w:t>
+                          </w:r>
                         </w:p>
                         <w:p>
                           <w:pPr>
                             <w:autoSpaceDE w:val="0"/>
                             <w:autoSpaceDN w:val="0"/>
                             <w:adjustRightInd w:val="0"/>
-                            <w:spacing w:line="360" w:lineRule="auto"/>
                             <w:jc w:val="left"/>
                             <w:rPr>
                               <w:rFonts w:eastAsia="Calibri" w:cs="CorporateSPro-Demi"/>
@@ -2845,6 +2525,7 @@
                               <w:szCs w:val="13"/>
                               <w:lang w:eastAsia="de-DE"/>
                             </w:rPr>
+                            <w:spacing w:line="360" w:lineRule="auto"/>
                           </w:pPr>
                           <w:r>
                             <w:rPr>
@@ -2854,7 +2535,7 @@
                               <w:szCs w:val="13"/>
                               <w:lang w:eastAsia="de-DE"/>
                             </w:rPr>
-                            <w:t>Cornelia Kriege</w:t>
+                            <w:t xml:space="preserve">Eva Meyer</w:t>
                           </w:r>
                         </w:p>
                         <w:p>
@@ -2878,7 +2559,7 @@
                               <w:szCs w:val="13"/>
                               <w:lang w:eastAsia="de-DE"/>
                             </w:rPr>
-                            <w:t>Rechtsanwältin</w:t>
+                            <w:t xml:space="preserve">Fachanwältin für Insolvenz- und Sanierungsrecht</w:t>
                           </w:r>
                         </w:p>
                         <w:p>
@@ -2895,13 +2576,21 @@
                               <w:lang w:eastAsia="de-DE"/>
                             </w:rPr>
                           </w:pPr>
+                          <w:r>
+                            <w:rPr>
+                              <w:rFonts w:eastAsia="Calibri" w:cs="CorporateSPro-Light"/>
+                              <w:sz w:val="13"/>
+                              <w:szCs w:val="13"/>
+                              <w:lang w:eastAsia="de-DE"/>
+                            </w:rPr>
+                            <w:t xml:space="preserve"/>
+                          </w:r>
                         </w:p>
                         <w:p>
                           <w:pPr>
                             <w:autoSpaceDE w:val="0"/>
                             <w:autoSpaceDN w:val="0"/>
                             <w:adjustRightInd w:val="0"/>
-                            <w:spacing w:line="360" w:lineRule="auto"/>
                             <w:jc w:val="left"/>
                             <w:rPr>
                               <w:rFonts w:eastAsia="Calibri" w:cs="CorporateSPro-Demi"/>
@@ -2910,6 +2599,7 @@
                               <w:szCs w:val="13"/>
                               <w:lang w:eastAsia="de-DE"/>
                             </w:rPr>
+                            <w:spacing w:line="360" w:lineRule="auto"/>
                           </w:pPr>
                           <w:r>
                             <w:rPr>
@@ -2919,7 +2609,7 @@
                               <w:szCs w:val="13"/>
                               <w:lang w:eastAsia="de-DE"/>
                             </w:rPr>
-                            <w:t>Lars Wacker</w:t>
+                            <w:t xml:space="preserve">Bettina Dax</w:t>
                           </w:r>
                         </w:p>
                         <w:p>
@@ -2943,64 +2633,7 @@
                               <w:szCs w:val="13"/>
                               <w:lang w:eastAsia="de-DE"/>
                             </w:rPr>
-                            <w:t>Rechtsanwalt</w:t>
-                          </w:r>
-                        </w:p>
-                        <w:p>
-                          <w:pPr>
-                            <w:pBdr>
-                              <w:bottom w:val="single" w:sz="4" w:space="1" w:color="auto"/>
-                            </w:pBdr>
-                            <w:autoSpaceDE w:val="0"/>
-                            <w:autoSpaceDN w:val="0"/>
-                            <w:adjustRightInd w:val="0"/>
-                            <w:spacing w:line="360" w:lineRule="auto"/>
-                            <w:jc w:val="left"/>
-                            <w:rPr>
-                              <w:rFonts w:eastAsia="Calibri" w:cs="CorporateSPro-Light"/>
-                              <w:sz w:val="22"/>
-                              <w:szCs w:val="13"/>
-                              <w:lang w:eastAsia="de-DE"/>
-                            </w:rPr>
-                          </w:pPr>
-                        </w:p>
-                        <w:p>
-                          <w:pPr>
-                            <w:autoSpaceDE w:val="0"/>
-                            <w:autoSpaceDN w:val="0"/>
-                            <w:adjustRightInd w:val="0"/>
-                            <w:spacing w:line="360" w:lineRule="auto"/>
-                            <w:jc w:val="left"/>
-                            <w:rPr>
-                              <w:rFonts w:eastAsia="Calibri" w:cs="CorporateSPro-Light"/>
-                              <w:sz w:val="22"/>
-                              <w:szCs w:val="13"/>
-                              <w:lang w:eastAsia="de-DE"/>
-                            </w:rPr>
-                          </w:pPr>
-                        </w:p>
-                        <w:p>
-                          <w:pPr>
-                            <w:autoSpaceDE w:val="0"/>
-                            <w:autoSpaceDN w:val="0"/>
-                            <w:adjustRightInd w:val="0"/>
-                            <w:jc w:val="left"/>
-                            <w:rPr>
-                              <w:rFonts w:eastAsia="Calibri" w:cs="CorporateSPro-Regular"/>
-                              <w:sz w:val="22"/>
-                              <w:szCs w:val="13"/>
-                              <w:lang w:eastAsia="de-DE"/>
-                            </w:rPr>
-                            <w:spacing w:line="360" w:lineRule="auto"/>
-                          </w:pPr>
-                          <w:r>
-                            <w:rPr>
-                              <w:rFonts w:eastAsia="Calibri" w:cs="CorporateSPro-Regular"/>
-                              <w:sz w:val="13"/>
-                              <w:szCs w:val="13"/>
-                              <w:lang w:eastAsia="de-DE"/>
-                            </w:rPr>
-                            <w:t>OF COUNSEL</w:t>
+                            <w:t xml:space="preserve">Rechtsanwältin</w:t>
                           </w:r>
                         </w:p>
                         <w:p>
@@ -3011,12 +2644,36 @@
                             <w:spacing w:line="360" w:lineRule="auto"/>
                             <w:jc w:val="left"/>
                             <w:rPr>
+                              <w:rFonts w:eastAsia="Calibri" w:cs="CorporateSPro-Light"/>
+                              <w:sz w:val="22"/>
+                              <w:szCs w:val="13"/>
+                              <w:lang w:eastAsia="de-DE"/>
+                            </w:rPr>
+                          </w:pPr>
+                          <w:r>
+                            <w:rPr>
+                              <w:rFonts w:eastAsia="Calibri" w:cs="CorporateSPro-Light"/>
+                              <w:sz w:val="13"/>
+                              <w:szCs w:val="13"/>
+                              <w:lang w:eastAsia="de-DE"/>
+                            </w:rPr>
+                            <w:t xml:space="preserve"/>
+                          </w:r>
+                        </w:p>
+                        <w:p>
+                          <w:pPr>
+                            <w:autoSpaceDE w:val="0"/>
+                            <w:autoSpaceDN w:val="0"/>
+                            <w:adjustRightInd w:val="0"/>
+                            <w:jc w:val="left"/>
+                            <w:rPr>
                               <w:rFonts w:eastAsia="Calibri" w:cs="CorporateSPro-Demi"/>
                               <w:b/>
                               <w:sz w:val="22"/>
                               <w:szCs w:val="13"/>
                               <w:lang w:eastAsia="de-DE"/>
                             </w:rPr>
+                            <w:spacing w:line="360" w:lineRule="auto"/>
                           </w:pPr>
                           <w:r>
                             <w:rPr>
@@ -3026,7 +2683,7 @@
                               <w:szCs w:val="13"/>
                               <w:lang w:eastAsia="de-DE"/>
                             </w:rPr>
-                            <w:t>Justizrat Prof. Dr. Dr. Thomas B. Schmidt M.A.</w:t>
+                            <w:t xml:space="preserve">Cornelia Kriege</w:t>
                           </w:r>
                         </w:p>
                         <w:p>
@@ -3050,26 +2707,8 @@
                               <w:szCs w:val="13"/>
                               <w:lang w:eastAsia="de-DE"/>
                             </w:rPr>
-                            <w:t>Fachanwalt für Insolvenz- und Sanierungsrecht</w:t>
+                            <w:t xml:space="preserve">Rechtsanwältin</w:t>
                           </w:r>
-                        </w:p>
-                        <w:p>
-                          <w:pPr>
-                            <w:pBdr>
-                              <w:bottom w:val="single" w:sz="4" w:space="1" w:color="auto"/>
-                            </w:pBdr>
-                            <w:autoSpaceDE w:val="0"/>
-                            <w:autoSpaceDN w:val="0"/>
-                            <w:adjustRightInd w:val="0"/>
-                            <w:spacing w:line="360" w:lineRule="auto"/>
-                            <w:jc w:val="left"/>
-                            <w:rPr>
-                              <w:rFonts w:eastAsia="Calibri" w:cs="CorporateSPro-Light"/>
-                              <w:sz w:val="22"/>
-                              <w:szCs w:val="13"/>
-                              <w:lang w:eastAsia="de-DE"/>
-                            </w:rPr>
-                          </w:pPr>
                         </w:p>
                         <w:p>
                           <w:pPr>
@@ -3085,6 +2724,15 @@
                               <w:lang w:eastAsia="de-DE"/>
                             </w:rPr>
                           </w:pPr>
+                          <w:r>
+                            <w:rPr>
+                              <w:rFonts w:eastAsia="Calibri" w:cs="CorporateSPro-Light"/>
+                              <w:sz w:val="13"/>
+                              <w:szCs w:val="13"/>
+                              <w:lang w:eastAsia="de-DE"/>
+                            </w:rPr>
+                            <w:t xml:space="preserve"/>
+                          </w:r>
                         </w:p>
                         <w:p>
                           <w:pPr>
@@ -3093,7 +2741,8 @@
                             <w:adjustRightInd w:val="0"/>
                             <w:jc w:val="left"/>
                             <w:rPr>
-                              <w:rFonts w:eastAsia="Calibri" w:cs="CorporateSPro-Regular"/>
+                              <w:rFonts w:eastAsia="Calibri" w:cs="CorporateSPro-Demi"/>
+                              <w:b/>
                               <w:sz w:val="22"/>
                               <w:szCs w:val="13"/>
                               <w:lang w:eastAsia="de-DE"/>
@@ -3102,12 +2751,13 @@
                           </w:pPr>
                           <w:r>
                             <w:rPr>
-                              <w:rFonts w:eastAsia="Calibri" w:cs="CorporateSPro-Regular"/>
+                              <w:rFonts w:eastAsia="Calibri" w:cs="CorporateSPro-Demi"/>
+                              <w:b/>
                               <w:sz w:val="13"/>
                               <w:szCs w:val="13"/>
                               <w:lang w:eastAsia="de-DE"/>
                             </w:rPr>
-                            <w:t>STANDORTE</w:t>
+                            <w:t xml:space="preserve">Lars Wacker</w:t>
                           </w:r>
                         </w:p>
                         <w:p>
@@ -3116,8 +2766,9 @@
                             <w:autoSpaceDN w:val="0"/>
                             <w:adjustRightInd w:val="0"/>
                             <w:spacing w:line="360" w:lineRule="auto"/>
-                            <w:rPr>
-                              <w:rFonts w:eastAsia="Calibri" w:cs="CorporateSPro-Demi"/>
+                            <w:jc w:val="left"/>
+                            <w:rPr>
+                              <w:rFonts w:eastAsia="Calibri" w:cs="CorporateSPro-Light"/>
                               <w:sz w:val="22"/>
                               <w:szCs w:val="13"/>
                               <w:lang w:eastAsia="de-DE"/>
@@ -3125,31 +2776,12 @@
                           </w:pPr>
                           <w:r>
                             <w:rPr>
-                              <w:rFonts w:eastAsia="Calibri" w:cs="CorporateSPro-Demi"/>
+                              <w:rFonts w:eastAsia="Calibri" w:cs="CorporateSPro-Light"/>
                               <w:sz w:val="13"/>
                               <w:szCs w:val="13"/>
                               <w:lang w:eastAsia="de-DE"/>
                             </w:rPr>
-                            <w:t>Trier</w:t>
-                          </w:r>
-                          <w:r>
-                            <w:rPr>
-                              <w:rFonts w:eastAsia="Calibri" w:cs="CorporateSPro-Demi"/>
-                              <w:sz w:val="13"/>
-                              <w:szCs w:val="13"/>
-                              <w:lang w:eastAsia="de-DE"/>
-                            </w:rPr>
-                            <w:tab/>
-                          </w:r>
-                          <w:r>
-                            <w:rPr>
-                              <w:rFonts w:eastAsia="Calibri" w:cs="CorporateSPro-Demi"/>
-                              <w:sz w:val="13"/>
-                              <w:szCs w:val="13"/>
-                              <w:lang w:eastAsia="de-DE"/>
-                            </w:rPr>
-                            <w:tab/>
-                            <w:t>Bad Kreuznach</w:t>
+                            <w:t xml:space="preserve">Rechtsanwalt</w:t>
                           </w:r>
                         </w:p>
                         <w:p>
@@ -3158,8 +2790,9 @@
                             <w:autoSpaceDN w:val="0"/>
                             <w:adjustRightInd w:val="0"/>
                             <w:spacing w:line="360" w:lineRule="auto"/>
-                            <w:rPr>
-                              <w:rFonts w:eastAsia="Calibri" w:cs="CorporateSPro-Demi"/>
+                            <w:jc w:val="left"/>
+                            <w:rPr>
+                              <w:rFonts w:eastAsia="Calibri" w:cs="CorporateSPro-Light"/>
                               <w:sz w:val="22"/>
                               <w:szCs w:val="13"/>
                               <w:lang w:eastAsia="de-DE"/>
@@ -3167,22 +2800,12 @@
                           </w:pPr>
                           <w:r>
                             <w:rPr>
-                              <w:rFonts w:eastAsia="Calibri" w:cs="CorporateSPro-Demi"/>
+                              <w:rFonts w:eastAsia="Calibri" w:cs="CorporateSPro-Light"/>
                               <w:sz w:val="13"/>
                               <w:szCs w:val="13"/>
                               <w:lang w:eastAsia="de-DE"/>
                             </w:rPr>
-                            <w:t>Frankfurt am Main</w:t>
-                          </w:r>
-                          <w:r>
-                            <w:rPr>
-                              <w:rFonts w:eastAsia="Calibri" w:cs="CorporateSPro-Demi"/>
-                              <w:sz w:val="13"/>
-                              <w:szCs w:val="13"/>
-                              <w:lang w:eastAsia="de-DE"/>
-                            </w:rPr>
-                            <w:tab/>
-                            <w:t>Zell/Mosel</w:t>
+                            <w:t xml:space="preserve"/>
                           </w:r>
                         </w:p>
                         <w:p>
@@ -3191,8 +2814,9 @@
                             <w:autoSpaceDN w:val="0"/>
                             <w:adjustRightInd w:val="0"/>
                             <w:spacing w:line="360" w:lineRule="auto"/>
-                            <w:rPr>
-                              <w:rFonts w:eastAsia="Calibri" w:cs="CorporateSPro-Demi"/>
+                            <w:jc w:val="left"/>
+                            <w:rPr>
+                              <w:rFonts w:eastAsia="Calibri" w:cs="CorporateSPro-Light"/>
                               <w:sz w:val="22"/>
                               <w:szCs w:val="13"/>
                               <w:lang w:eastAsia="de-DE"/>
@@ -3200,22 +2824,12 @@
                           </w:pPr>
                           <w:r>
                             <w:rPr>
-                              <w:rFonts w:eastAsia="Calibri" w:cs="CorporateSPro-Demi"/>
+                              <w:rFonts w:eastAsia="Calibri" w:cs="CorporateSPro-Light"/>
                               <w:sz w:val="13"/>
                               <w:szCs w:val="13"/>
                               <w:lang w:eastAsia="de-DE"/>
                             </w:rPr>
-                            <w:t>Idar-Oberstein</w:t>
-                          </w:r>
-                          <w:r>
-                            <w:rPr>
-                              <w:rFonts w:eastAsia="Calibri" w:cs="CorporateSPro-Demi"/>
-                              <w:sz w:val="13"/>
-                              <w:szCs w:val="13"/>
-                              <w:lang w:eastAsia="de-DE"/>
-                            </w:rPr>
-                            <w:tab/>
-                            <w:t>Koblenz</w:t>
+                            <w:t xml:space="preserve"/>
                           </w:r>
                         </w:p>
                         <w:p>
@@ -3224,8 +2838,9 @@
                             <w:autoSpaceDN w:val="0"/>
                             <w:adjustRightInd w:val="0"/>
                             <w:spacing w:line="360" w:lineRule="auto"/>
-                            <w:rPr>
-                              <w:rFonts w:eastAsia="Calibri" w:cs="CorporateSPro-Demi"/>
+                            <w:jc w:val="left"/>
+                            <w:rPr>
+                              <w:rFonts w:eastAsia="Calibri" w:cs="CorporateSPro-Light"/>
                               <w:sz w:val="22"/>
                               <w:szCs w:val="13"/>
                               <w:lang w:eastAsia="de-DE"/>
@@ -3233,31 +2848,38 @@
                           </w:pPr>
                           <w:r>
                             <w:rPr>
+                              <w:rFonts w:eastAsia="Calibri" w:cs="CorporateSPro-Light"/>
+                              <w:sz w:val="13"/>
+                              <w:szCs w:val="13"/>
+                              <w:lang w:eastAsia="de-DE"/>
+                            </w:rPr>
+                            <w:t xml:space="preserve">OF COUNSEL</w:t>
+                          </w:r>
+                        </w:p>
+                        <w:p>
+                          <w:pPr>
+                            <w:autoSpaceDE w:val="0"/>
+                            <w:autoSpaceDN w:val="0"/>
+                            <w:adjustRightInd w:val="0"/>
+                            <w:jc w:val="left"/>
+                            <w:rPr>
                               <w:rFonts w:eastAsia="Calibri" w:cs="CorporateSPro-Demi"/>
+                              <w:b/>
+                              <w:sz w:val="22"/>
+                              <w:szCs w:val="13"/>
+                              <w:lang w:eastAsia="de-DE"/>
+                            </w:rPr>
+                            <w:spacing w:line="360" w:lineRule="auto"/>
+                          </w:pPr>
+                          <w:r>
+                            <w:rPr>
+                              <w:rFonts w:eastAsia="Calibri" w:cs="CorporateSPro-Demi"/>
+                              <w:b/>
                               <w:sz w:val="13"/>
                               <w:szCs w:val="13"/>
                               <w:lang w:eastAsia="de-DE"/>
                             </w:rPr>
-                            <w:t>Langgöns</w:t>
-                          </w:r>
-                          <w:r>
-                            <w:rPr>
-                              <w:rFonts w:eastAsia="Calibri" w:cs="CorporateSPro-Demi"/>
-                              <w:sz w:val="13"/>
-                              <w:szCs w:val="13"/>
-                              <w:lang w:eastAsia="de-DE"/>
-                            </w:rPr>
-                            <w:tab/>
-                          </w:r>
-                          <w:r>
-                            <w:rPr>
-                              <w:rFonts w:eastAsia="Calibri" w:cs="CorporateSPro-Demi"/>
-                              <w:sz w:val="13"/>
-                              <w:szCs w:val="13"/>
-                              <w:lang w:eastAsia="de-DE"/>
-                            </w:rPr>
-                            <w:tab/>
-                            <w:t>Limburg/Lahn</w:t>
+                            <w:t xml:space="preserve">Justizrat Prof. Dr. Dr. Thomas B. Schmidt M.A.</w:t>
                           </w:r>
                         </w:p>
                         <w:p>
@@ -3266,51 +2888,215 @@
                             <w:autoSpaceDN w:val="0"/>
                             <w:adjustRightInd w:val="0"/>
                             <w:spacing w:line="360" w:lineRule="auto"/>
-                            <w:rPr>
-                              <w:rFonts w:eastAsia="Calibri" w:cs="CorporateSPro-Demi"/>
+                            <w:jc w:val="left"/>
+                            <w:rPr>
+                              <w:rFonts w:eastAsia="Calibri" w:cs="CorporateSPro-Light"/>
                               <w:sz w:val="22"/>
-                              <w:szCs w:val="9"/>
+                              <w:szCs w:val="13"/>
                               <w:lang w:eastAsia="de-DE"/>
                             </w:rPr>
                           </w:pPr>
                           <w:r>
                             <w:rPr>
-                              <w:rFonts w:eastAsia="Calibri" w:cs="CorporateSPro-Demi"/>
+                              <w:rFonts w:eastAsia="Calibri" w:cs="CorporateSPro-Light"/>
                               <w:sz w:val="13"/>
                               <w:szCs w:val="13"/>
                               <w:lang w:eastAsia="de-DE"/>
                             </w:rPr>
-                            <w:t>Mainz</w:t>
+                            <w:t xml:space="preserve">Fachanwalt für Insolvenz- und Sanierungsrecht</w:t>
                           </w:r>
+                        </w:p>
+                        <w:p>
+                          <w:pPr>
+                            <w:autoSpaceDE w:val="0"/>
+                            <w:autoSpaceDN w:val="0"/>
+                            <w:adjustRightInd w:val="0"/>
+                            <w:spacing w:line="360" w:lineRule="auto"/>
+                            <w:jc w:val="left"/>
+                            <w:rPr>
+                              <w:rFonts w:eastAsia="Calibri" w:cs="CorporateSPro-Light"/>
+                              <w:sz w:val="22"/>
+                              <w:szCs w:val="13"/>
+                              <w:lang w:eastAsia="de-DE"/>
+                            </w:rPr>
+                          </w:pPr>
                           <w:r>
                             <w:rPr>
-                              <w:rFonts w:eastAsia="Calibri" w:cs="CorporateSPro-Demi"/>
+                              <w:rFonts w:eastAsia="Calibri" w:cs="CorporateSPro-Light"/>
                               <w:sz w:val="13"/>
                               <w:szCs w:val="13"/>
                               <w:lang w:eastAsia="de-DE"/>
                             </w:rPr>
-                            <w:tab/>
+                            <w:t xml:space="preserve"/>
                           </w:r>
+                        </w:p>
+                        <w:p>
+                          <w:pPr>
+                            <w:autoSpaceDE w:val="0"/>
+                            <w:autoSpaceDN w:val="0"/>
+                            <w:adjustRightInd w:val="0"/>
+                            <w:spacing w:line="360" w:lineRule="auto"/>
+                            <w:jc w:val="left"/>
+                            <w:rPr>
+                              <w:rFonts w:eastAsia="Calibri" w:cs="CorporateSPro-Light"/>
+                              <w:sz w:val="22"/>
+                              <w:szCs w:val="13"/>
+                              <w:lang w:eastAsia="de-DE"/>
+                            </w:rPr>
+                          </w:pPr>
                           <w:r>
                             <w:rPr>
-                              <w:rFonts w:eastAsia="Calibri" w:cs="CorporateSPro-Demi"/>
+                              <w:rFonts w:eastAsia="Calibri" w:cs="CorporateSPro-Light"/>
                               <w:sz w:val="13"/>
                               <w:szCs w:val="13"/>
                               <w:lang w:eastAsia="de-DE"/>
                             </w:rPr>
-                            <w:tab/>
-                            <w:t>Wiesbaden</w:t>
+                            <w:t xml:space="preserve"/>
                           </w:r>
-                          <w:bookmarkEnd w:id="10"/>
-                          <w:bookmarkEnd w:id="11"/>
-                          <w:bookmarkEnd w:id="12"/>
-                          <w:bookmarkEnd w:id="13"/>
-                          <w:bookmarkEnd w:id="14"/>
-                          <w:bookmarkEnd w:id="15"/>
-                          <w:bookmarkEnd w:id="16"/>
-                          <w:bookmarkEnd w:id="17"/>
-                          <w:bookmarkEnd w:id="18"/>
-                          <w:bookmarkEnd w:id="19"/>
+                        </w:p>
+                        <w:p>
+                          <w:pPr>
+                            <w:autoSpaceDE w:val="0"/>
+                            <w:autoSpaceDN w:val="0"/>
+                            <w:adjustRightInd w:val="0"/>
+                            <w:spacing w:line="360" w:lineRule="auto"/>
+                            <w:jc w:val="left"/>
+                            <w:rPr>
+                              <w:rFonts w:eastAsia="Calibri" w:cs="CorporateSPro-Light"/>
+                              <w:sz w:val="22"/>
+                              <w:szCs w:val="13"/>
+                              <w:lang w:eastAsia="de-DE"/>
+                            </w:rPr>
+                          </w:pPr>
+                          <w:r>
+                            <w:rPr>
+                              <w:rFonts w:eastAsia="Calibri" w:cs="CorporateSPro-Light"/>
+                              <w:sz w:val="13"/>
+                              <w:szCs w:val="13"/>
+                              <w:lang w:eastAsia="de-DE"/>
+                            </w:rPr>
+                            <w:t xml:space="preserve">STANDORTE</w:t>
+                          </w:r>
+                        </w:p>
+                        <w:p>
+                          <w:pPr>
+                            <w:autoSpaceDE w:val="0"/>
+                            <w:autoSpaceDN w:val="0"/>
+                            <w:adjustRightInd w:val="0"/>
+                            <w:spacing w:line="360" w:lineRule="auto"/>
+                            <w:jc w:val="left"/>
+                            <w:rPr>
+                              <w:rFonts w:eastAsia="Calibri" w:cs="CorporateSPro-Light"/>
+                              <w:sz w:val="22"/>
+                              <w:szCs w:val="13"/>
+                              <w:lang w:eastAsia="de-DE"/>
+                            </w:rPr>
+                          </w:pPr>
+                          <w:r>
+                            <w:rPr>
+                              <w:rFonts w:eastAsia="Calibri" w:cs="CorporateSPro-Light"/>
+                              <w:sz w:val="13"/>
+                              <w:szCs w:val="13"/>
+                              <w:lang w:eastAsia="de-DE"/>
+                            </w:rPr>
+                            <w:t xml:space="preserve">Trier		Zell/Mosel</w:t>
+                          </w:r>
+                        </w:p>
+                        <w:p>
+                          <w:pPr>
+                            <w:autoSpaceDE w:val="0"/>
+                            <w:autoSpaceDN w:val="0"/>
+                            <w:adjustRightInd w:val="0"/>
+                            <w:spacing w:line="360" w:lineRule="auto"/>
+                            <w:jc w:val="left"/>
+                            <w:rPr>
+                              <w:rFonts w:eastAsia="Calibri" w:cs="CorporateSPro-Light"/>
+                              <w:sz w:val="22"/>
+                              <w:szCs w:val="13"/>
+                              <w:lang w:eastAsia="de-DE"/>
+                            </w:rPr>
+                          </w:pPr>
+                          <w:r>
+                            <w:rPr>
+                              <w:rFonts w:eastAsia="Calibri" w:cs="CorporateSPro-Light"/>
+                              <w:sz w:val="13"/>
+                              <w:szCs w:val="13"/>
+                              <w:lang w:eastAsia="de-DE"/>
+                            </w:rPr>
+                            <w:t xml:space="preserve">Wiesbaden		Koblenz</w:t>
+                          </w:r>
+                        </w:p>
+                        <w:p>
+                          <w:pPr>
+                            <w:autoSpaceDE w:val="0"/>
+                            <w:autoSpaceDN w:val="0"/>
+                            <w:adjustRightInd w:val="0"/>
+                            <w:spacing w:line="360" w:lineRule="auto"/>
+                            <w:jc w:val="left"/>
+                            <w:rPr>
+                              <w:rFonts w:eastAsia="Calibri" w:cs="CorporateSPro-Light"/>
+                              <w:sz w:val="22"/>
+                              <w:szCs w:val="13"/>
+                              <w:lang w:eastAsia="de-DE"/>
+                            </w:rPr>
+                          </w:pPr>
+                          <w:r>
+                            <w:rPr>
+                              <w:rFonts w:eastAsia="Calibri" w:cs="CorporateSPro-Light"/>
+                              <w:sz w:val="13"/>
+                              <w:szCs w:val="13"/>
+                              <w:lang w:eastAsia="de-DE"/>
+                            </w:rPr>
+                            <w:t xml:space="preserve">Bad Kreuznach		Frankfurt am Main</w:t>
+                          </w:r>
+                        </w:p>
+                        <w:p>
+                          <w:pPr>
+                            <w:autoSpaceDE w:val="0"/>
+                            <w:autoSpaceDN w:val="0"/>
+                            <w:adjustRightInd w:val="0"/>
+                            <w:spacing w:line="360" w:lineRule="auto"/>
+                            <w:jc w:val="left"/>
+                            <w:rPr>
+                              <w:rFonts w:eastAsia="Calibri" w:cs="CorporateSPro-Light"/>
+                              <w:sz w:val="22"/>
+                              <w:szCs w:val="13"/>
+                              <w:lang w:eastAsia="de-DE"/>
+                            </w:rPr>
+                          </w:pPr>
+                          <w:r>
+                            <w:rPr>
+                              <w:rFonts w:eastAsia="Calibri" w:cs="CorporateSPro-Light"/>
+                              <w:sz w:val="13"/>
+                              <w:szCs w:val="13"/>
+                              <w:lang w:eastAsia="de-DE"/>
+                            </w:rPr>
+                            <w:t xml:space="preserve">Idar-Oberstein		Langgöns</w:t>
+                          </w:r>
+                        </w:p>
+                        <w:p>
+                          <w:pPr>
+                            <w:autoSpaceDE w:val="0"/>
+                            <w:autoSpaceDN w:val="0"/>
+                            <w:adjustRightInd w:val="0"/>
+                            <w:spacing w:line="360" w:lineRule="auto"/>
+                            <w:jc w:val="left"/>
+                            <w:rPr>
+                              <w:rFonts w:eastAsia="Calibri" w:cs="CorporateSPro-Light"/>
+                              <w:sz w:val="22"/>
+                              <w:szCs w:val="13"/>
+                              <w:lang w:eastAsia="de-DE"/>
+                            </w:rPr>
+                          </w:pPr>
+                          <w:r>
+                            <w:rPr>
+                              <w:rFonts w:eastAsia="Calibri" w:cs="CorporateSPro-Light"/>
+                              <w:sz w:val="13"/>
+                              <w:szCs w:val="13"/>
+                              <w:lang w:eastAsia="de-DE"/>
+                            </w:rPr>
+                            <w:t xml:space="preserve">Limburg/Lahn		Mainz</w:t>
+                          </w:r>
                         </w:p>
                       </w:txbxContent>
                     </v:textbox>

--- a/standardschreiben/templates/Bankenanfrage.docx
+++ b/standardschreiben/templates/Bankenanfrage.docx
@@ -600,7 +600,7 @@
                                     <w:szCs w:val="13"/>
                                     <w:lang w:eastAsia="de-DE"/>
                                   </w:rPr>
-                                  <w:t xml:space="preserve">www.tbs-insolvenzverwalter.de</w:t>
+                                  <w:t>www.tbs-insolvenzverwalter.de</w:t>
                                 </w:r>
                               </w:p>
                               <w:p>
@@ -624,11 +624,14 @@
                                     <w:szCs w:val="13"/>
                                     <w:lang w:eastAsia="de-DE"/>
                                   </w:rPr>
-                                  <w:t xml:space="preserve">Partnerschaftsregister des</w:t>
+                                  <w:t>Partnerschaftsregister des</w:t>
                                 </w:r>
                               </w:p>
                               <w:p>
                                 <w:pPr>
+                                  <w:pBdr>
+                                    <w:bottom w:val="single" w:sz="4" w:space="1" w:color="auto"/>
+                                  </w:pBdr>
                                   <w:autoSpaceDE w:val="0"/>
                                   <w:autoSpaceDN w:val="0"/>
                                   <w:adjustRightInd w:val="0"/>
@@ -648,11 +651,137 @@
                                     <w:szCs w:val="13"/>
                                     <w:lang w:eastAsia="de-DE"/>
                                   </w:rPr>
-                                  <w:t xml:space="preserve">Amtsgericht Koblenz – PR 20203</w:t>
+                                  <w:t>Amtsgericht Koblenz – PR 20203</w:t>
                                 </w:r>
                               </w:p>
                               <w:p>
                                 <w:pPr>
+                                  <w:pBdr>
+                                    <w:bottom w:val="single" w:sz="4" w:space="1" w:color="auto"/>
+                                  </w:pBdr>
+                                  <w:autoSpaceDE w:val="0"/>
+                                  <w:autoSpaceDN w:val="0"/>
+                                  <w:adjustRightInd w:val="0"/>
+                                  <w:spacing w:line="360" w:lineRule="auto"/>
+                                  <w:jc w:val="center"/>
+                                  <w:rPr>
+                                    <w:rFonts w:eastAsia="Calibri" w:cs="CorporateSPro-Light"/>
+                                    <w:sz w:val="22"/>
+                                    <w:szCs w:val="13"/>
+                                    <w:lang w:eastAsia="de-DE"/>
+                                  </w:rPr>
+                                </w:pPr>
+                              </w:p>
+                              <w:p>
+                                <w:pPr>
+                                  <w:pBdr>
+                                    <w:bottom w:val="single" w:sz="4" w:space="1" w:color="auto"/>
+                                  </w:pBdr>
+                                  <w:autoSpaceDE w:val="0"/>
+                                  <w:autoSpaceDN w:val="0"/>
+                                  <w:adjustRightInd w:val="0"/>
+                                  <w:spacing w:line="360" w:lineRule="auto"/>
+                                  <w:jc w:val="center"/>
+                                  <w:rPr>
+                                    <w:rFonts w:eastAsia="Calibri" w:cs="CorporateSPro-Light"/>
+                                    <w:sz w:val="22"/>
+                                    <w:szCs w:val="13"/>
+                                    <w:lang w:eastAsia="de-DE"/>
+                                  </w:rPr>
+                                </w:pPr>
+                              </w:p>
+                              <w:p>
+                                <w:pPr>
+                                  <w:pBdr>
+                                    <w:bottom w:val="single" w:sz="4" w:space="1" w:color="auto"/>
+                                  </w:pBdr>
+                                  <w:autoSpaceDE w:val="0"/>
+                                  <w:autoSpaceDN w:val="0"/>
+                                  <w:adjustRightInd w:val="0"/>
+                                  <w:spacing w:line="360" w:lineRule="auto"/>
+                                  <w:jc w:val="center"/>
+                                  <w:rPr>
+                                    <w:rFonts w:eastAsia="Calibri" w:cs="CorporateSPro-Light"/>
+                                    <w:sz w:val="22"/>
+                                    <w:szCs w:val="13"/>
+                                    <w:lang w:eastAsia="de-DE"/>
+                                  </w:rPr>
+                                </w:pPr>
+                              </w:p>
+                              <w:p>
+                                <w:pPr>
+                                  <w:pBdr>
+                                    <w:bottom w:val="single" w:sz="4" w:space="1" w:color="auto"/>
+                                  </w:pBdr>
+                                  <w:autoSpaceDE w:val="0"/>
+                                  <w:autoSpaceDN w:val="0"/>
+                                  <w:adjustRightInd w:val="0"/>
+                                  <w:spacing w:line="360" w:lineRule="auto"/>
+                                  <w:jc w:val="center"/>
+                                  <w:rPr>
+                                    <w:rFonts w:eastAsia="Calibri" w:cs="CorporateSPro-Light"/>
+                                    <w:sz w:val="22"/>
+                                    <w:szCs w:val="13"/>
+                                    <w:lang w:eastAsia="de-DE"/>
+                                  </w:rPr>
+                                </w:pPr>
+                              </w:p>
+                              <w:p>
+                                <w:pPr>
+                                  <w:pBdr>
+                                    <w:bottom w:val="single" w:sz="4" w:space="1" w:color="auto"/>
+                                  </w:pBdr>
+                                  <w:autoSpaceDE w:val="0"/>
+                                  <w:autoSpaceDN w:val="0"/>
+                                  <w:adjustRightInd w:val="0"/>
+                                  <w:spacing w:line="360" w:lineRule="auto"/>
+                                  <w:jc w:val="center"/>
+                                  <w:rPr>
+                                    <w:rFonts w:eastAsia="Calibri" w:cs="CorporateSPro-Light"/>
+                                    <w:sz w:val="22"/>
+                                    <w:szCs w:val="13"/>
+                                    <w:lang w:eastAsia="de-DE"/>
+                                  </w:rPr>
+                                </w:pPr>
+                              </w:p>
+                              <w:p>
+                                <w:pPr>
+                                  <w:pBdr>
+                                    <w:bottom w:val="single" w:sz="4" w:space="1" w:color="auto"/>
+                                  </w:pBdr>
+                                  <w:autoSpaceDE w:val="0"/>
+                                  <w:autoSpaceDN w:val="0"/>
+                                  <w:adjustRightInd w:val="0"/>
+                                  <w:spacing w:line="360" w:lineRule="auto"/>
+                                  <w:jc w:val="center"/>
+                                  <w:rPr>
+                                    <w:rFonts w:eastAsia="Calibri" w:cs="CorporateSPro-Light"/>
+                                    <w:sz w:val="22"/>
+                                    <w:szCs w:val="13"/>
+                                    <w:lang w:eastAsia="de-DE"/>
+                                  </w:rPr>
+                                </w:pPr>
+                              </w:p>
+                              <w:p>
+                                <w:pPr>
+                                  <w:pBdr>
+                                    <w:bottom w:val="single" w:sz="4" w:space="1" w:color="auto"/>
+                                  </w:pBdr>
+                                  <w:autoSpaceDE w:val="0"/>
+                                  <w:autoSpaceDN w:val="0"/>
+                                  <w:adjustRightInd w:val="0"/>
+                                  <w:spacing w:line="360" w:lineRule="auto"/>
+                                  <w:jc w:val="center"/>
+                                  <w:rPr>
+                                    <w:rFonts w:eastAsia="Calibri" w:cs="CorporateSPro-Light"/>
+                                    <w:sz w:val="22"/>
+                                    <w:szCs w:val="13"/>
+                                    <w:lang w:eastAsia="de-DE"/>
+                                  </w:rPr>
+                                </w:pPr>
+                              </w:p>
+                              <w:p>
+                                <w:pPr>
                                   <w:autoSpaceDE w:val="0"/>
                                   <w:autoSpaceDN w:val="0"/>
                                   <w:adjustRightInd w:val="0"/>
@@ -665,14 +794,39 @@
                                     <w:lang w:eastAsia="de-DE"/>
                                   </w:rPr>
                                 </w:pPr>
+                              </w:p>
+                              <w:p>
+                                <w:pPr>
+                                  <w:autoSpaceDE w:val="0"/>
+                                  <w:autoSpaceDN w:val="0"/>
+                                  <w:adjustRightInd w:val="0"/>
+                                  <w:jc w:val="left"/>
+                                  <w:rPr>
+                                    <w:rFonts w:eastAsia="Calibri" w:cs="CorporateSPro-Regular"/>
+                                    <w:sz w:val="22"/>
+                                    <w:szCs w:val="13"/>
+                                    <w:lang w:eastAsia="de-DE"/>
+                                  </w:rPr>
+                                  <w:spacing w:line="360" w:lineRule="auto"/>
+                                </w:pPr>
+                                <w:bookmarkStart w:id="0" w:name="_Hlk217368252"/>
+                                <w:bookmarkStart w:id="1" w:name="_Hlk217368253"/>
+                                <w:bookmarkStart w:id="2" w:name="_Hlk217368337"/>
+                                <w:bookmarkStart w:id="3" w:name="_Hlk217368338"/>
+                                <w:bookmarkStart w:id="4" w:name="_Hlk217368401"/>
+                                <w:bookmarkStart w:id="5" w:name="_Hlk217368402"/>
+                                <w:bookmarkStart w:id="6" w:name="_Hlk217368434"/>
+                                <w:bookmarkStart w:id="7" w:name="_Hlk217368435"/>
+                                <w:bookmarkStart w:id="8" w:name="_Hlk217368465"/>
+                                <w:bookmarkStart w:id="9" w:name="_Hlk217368466"/>
                                 <w:r>
                                   <w:rPr>
-                                    <w:rFonts w:eastAsia="Calibri" w:cs="CorporateSPro-Light"/>
+                                    <w:rFonts w:eastAsia="Calibri" w:cs="CorporateSPro-Regular"/>
                                     <w:sz w:val="13"/>
                                     <w:szCs w:val="13"/>
                                     <w:lang w:eastAsia="de-DE"/>
                                   </w:rPr>
-                                  <w:t xml:space="preserve"/>
+                                  <w:t>PARTNER</w:t>
                                 </w:r>
                               </w:p>
                               <w:p>
@@ -681,77 +835,6 @@
                                   <w:autoSpaceDN w:val="0"/>
                                   <w:adjustRightInd w:val="0"/>
                                   <w:spacing w:line="360" w:lineRule="auto"/>
-                                  <w:jc w:val="left"/>
-                                  <w:rPr>
-                                    <w:rFonts w:eastAsia="Calibri" w:cs="CorporateSPro-Light"/>
-                                    <w:sz w:val="22"/>
-                                    <w:szCs w:val="13"/>
-                                    <w:lang w:eastAsia="de-DE"/>
-                                  </w:rPr>
-                                </w:pPr>
-                                <w:r>
-                                  <w:rPr>
-                                    <w:rFonts w:eastAsia="Calibri" w:cs="CorporateSPro-Light"/>
-                                    <w:sz w:val="13"/>
-                                    <w:szCs w:val="13"/>
-                                    <w:lang w:eastAsia="de-DE"/>
-                                  </w:rPr>
-                                  <w:t xml:space="preserve"/>
-                                </w:r>
-                              </w:p>
-                              <w:p>
-                                <w:pPr>
-                                  <w:autoSpaceDE w:val="0"/>
-                                  <w:autoSpaceDN w:val="0"/>
-                                  <w:adjustRightInd w:val="0"/>
-                                  <w:spacing w:line="360" w:lineRule="auto"/>
-                                  <w:jc w:val="left"/>
-                                  <w:rPr>
-                                    <w:rFonts w:eastAsia="Calibri" w:cs="CorporateSPro-Light"/>
-                                    <w:sz w:val="22"/>
-                                    <w:szCs w:val="13"/>
-                                    <w:lang w:eastAsia="de-DE"/>
-                                  </w:rPr>
-                                </w:pPr>
-                                <w:r>
-                                  <w:rPr>
-                                    <w:rFonts w:eastAsia="Calibri" w:cs="CorporateSPro-Light"/>
-                                    <w:sz w:val="13"/>
-                                    <w:szCs w:val="13"/>
-                                    <w:lang w:eastAsia="de-DE"/>
-                                  </w:rPr>
-                                  <w:t xml:space="preserve"/>
-                                </w:r>
-                              </w:p>
-                              <w:p>
-                                <w:pPr>
-                                  <w:autoSpaceDE w:val="0"/>
-                                  <w:autoSpaceDN w:val="0"/>
-                                  <w:adjustRightInd w:val="0"/>
-                                  <w:spacing w:line="360" w:lineRule="auto"/>
-                                  <w:jc w:val="left"/>
-                                  <w:rPr>
-                                    <w:rFonts w:eastAsia="Calibri" w:cs="CorporateSPro-Light"/>
-                                    <w:sz w:val="22"/>
-                                    <w:szCs w:val="13"/>
-                                    <w:lang w:eastAsia="de-DE"/>
-                                  </w:rPr>
-                                </w:pPr>
-                                <w:r>
-                                  <w:rPr>
-                                    <w:rFonts w:eastAsia="Calibri" w:cs="CorporateSPro-Light"/>
-                                    <w:sz w:val="13"/>
-                                    <w:szCs w:val="13"/>
-                                    <w:lang w:eastAsia="de-DE"/>
-                                  </w:rPr>
-                                  <w:t xml:space="preserve">PARTNER</w:t>
-                                </w:r>
-                              </w:p>
-                              <w:p>
-                                <w:pPr>
-                                  <w:autoSpaceDE w:val="0"/>
-                                  <w:autoSpaceDN w:val="0"/>
-                                  <w:adjustRightInd w:val="0"/>
                                   <w:jc w:val="left"/>
                                   <w:rPr>
                                     <w:rFonts w:eastAsia="Calibri" w:cs="CorporateSPro-Demi"/>
@@ -760,7 +843,6 @@
                                     <w:szCs w:val="13"/>
                                     <w:lang w:eastAsia="de-DE"/>
                                   </w:rPr>
-                                  <w:spacing w:line="360" w:lineRule="auto"/>
                                 </w:pPr>
                                 <w:r>
                                   <w:rPr>
@@ -770,7 +852,7 @@
                                     <w:szCs w:val="13"/>
                                     <w:lang w:eastAsia="de-DE"/>
                                   </w:rPr>
-                                  <w:t xml:space="preserve">Ingo Grünewald</w:t>
+                                  <w:t>Ingo Grünewald</w:t>
                                 </w:r>
                               </w:p>
                               <w:p>
@@ -794,7 +876,7 @@
                                     <w:szCs w:val="13"/>
                                     <w:lang w:eastAsia="de-DE"/>
                                   </w:rPr>
-                                  <w:t xml:space="preserve">Fachanwalt für Insolvenz- und Sanierungsrecht</w:t>
+                                  <w:t>Fachanwalt für Insolvenz- und Sanierungsrecht</w:t>
                                 </w:r>
                               </w:p>
                               <w:p>
@@ -818,7 +900,7 @@
                                     <w:szCs w:val="13"/>
                                     <w:lang w:eastAsia="de-DE"/>
                                   </w:rPr>
-                                  <w:t xml:space="preserve">Fachanwalt für Handels- und Gesellschaftsrecht</w:t>
+                                  <w:t>Fachanwalt für Handels- und Gesellschaftsrecht</w:t>
                                 </w:r>
                               </w:p>
                               <w:p>
@@ -827,29 +909,6 @@
                                   <w:autoSpaceDN w:val="0"/>
                                   <w:adjustRightInd w:val="0"/>
                                   <w:spacing w:line="360" w:lineRule="auto"/>
-                                  <w:jc w:val="left"/>
-                                  <w:rPr>
-                                    <w:rFonts w:eastAsia="Calibri" w:cs="CorporateSPro-Light"/>
-                                    <w:sz w:val="22"/>
-                                    <w:szCs w:val="13"/>
-                                    <w:lang w:eastAsia="de-DE"/>
-                                  </w:rPr>
-                                </w:pPr>
-                                <w:r>
-                                  <w:rPr>
-                                    <w:rFonts w:eastAsia="Calibri" w:cs="CorporateSPro-Light"/>
-                                    <w:sz w:val="13"/>
-                                    <w:szCs w:val="13"/>
-                                    <w:lang w:eastAsia="de-DE"/>
-                                  </w:rPr>
-                                  <w:t xml:space="preserve"/>
-                                </w:r>
-                              </w:p>
-                              <w:p>
-                                <w:pPr>
-                                  <w:autoSpaceDE w:val="0"/>
-                                  <w:autoSpaceDN w:val="0"/>
-                                  <w:adjustRightInd w:val="0"/>
                                   <w:jc w:val="left"/>
                                   <w:rPr>
                                     <w:rFonts w:eastAsia="Calibri" w:cs="CorporateSPro-Demi"/>
@@ -858,7 +917,22 @@
                                     <w:szCs w:val="13"/>
                                     <w:lang w:eastAsia="de-DE"/>
                                   </w:rPr>
-                                  <w:spacing w:line="360" w:lineRule="auto"/>
+                                </w:pPr>
+                              </w:p>
+                              <w:p>
+                                <w:pPr>
+                                  <w:autoSpaceDE w:val="0"/>
+                                  <w:autoSpaceDN w:val="0"/>
+                                  <w:adjustRightInd w:val="0"/>
+                                  <w:spacing w:line="360" w:lineRule="auto"/>
+                                  <w:jc w:val="left"/>
+                                  <w:rPr>
+                                    <w:rFonts w:eastAsia="Calibri" w:cs="CorporateSPro-Demi"/>
+                                    <w:b/>
+                                    <w:sz w:val="22"/>
+                                    <w:szCs w:val="13"/>
+                                    <w:lang w:val="en-GB" w:eastAsia="de-DE"/>
+                                  </w:rPr>
                                 </w:pPr>
                                 <w:r>
                                   <w:rPr>
@@ -866,9 +940,9 @@
                                     <w:b/>
                                     <w:sz w:val="13"/>
                                     <w:szCs w:val="13"/>
-                                    <w:lang w:eastAsia="de-DE"/>
-                                  </w:rPr>
-                                  <w:t xml:space="preserve">Dr. Alexander Thomas Lamberty LL.M.</w:t>
+                                    <w:lang w:val="en-GB" w:eastAsia="de-DE"/>
+                                  </w:rPr>
+                                  <w:t>Dr. Alexander Thomas Lamberty LL.M.</w:t>
                                 </w:r>
                               </w:p>
                               <w:p>
@@ -892,7 +966,7 @@
                                     <w:szCs w:val="13"/>
                                     <w:lang w:eastAsia="de-DE"/>
                                   </w:rPr>
-                                  <w:t xml:space="preserve">Fachanwalt für Insolvenz- und Sanierungsrecht</w:t>
+                                  <w:t>Fachanwalt für Insolvenz- und Sanierungsrecht</w:t>
                                 </w:r>
                               </w:p>
                               <w:p>
@@ -901,29 +975,6 @@
                                   <w:autoSpaceDN w:val="0"/>
                                   <w:adjustRightInd w:val="0"/>
                                   <w:spacing w:line="360" w:lineRule="auto"/>
-                                  <w:jc w:val="left"/>
-                                  <w:rPr>
-                                    <w:rFonts w:eastAsia="Calibri" w:cs="CorporateSPro-Light"/>
-                                    <w:sz w:val="22"/>
-                                    <w:szCs w:val="13"/>
-                                    <w:lang w:eastAsia="de-DE"/>
-                                  </w:rPr>
-                                </w:pPr>
-                                <w:r>
-                                  <w:rPr>
-                                    <w:rFonts w:eastAsia="Calibri" w:cs="CorporateSPro-Light"/>
-                                    <w:sz w:val="13"/>
-                                    <w:szCs w:val="13"/>
-                                    <w:lang w:eastAsia="de-DE"/>
-                                  </w:rPr>
-                                  <w:t xml:space="preserve"/>
-                                </w:r>
-                              </w:p>
-                              <w:p>
-                                <w:pPr>
-                                  <w:autoSpaceDE w:val="0"/>
-                                  <w:autoSpaceDN w:val="0"/>
-                                  <w:adjustRightInd w:val="0"/>
                                   <w:jc w:val="left"/>
                                   <w:rPr>
                                     <w:rFonts w:eastAsia="Calibri" w:cs="CorporateSPro-Demi"/>
@@ -932,7 +983,22 @@
                                     <w:szCs w:val="13"/>
                                     <w:lang w:eastAsia="de-DE"/>
                                   </w:rPr>
-                                  <w:spacing w:line="360" w:lineRule="auto"/>
+                                </w:pPr>
+                              </w:p>
+                              <w:p>
+                                <w:pPr>
+                                  <w:autoSpaceDE w:val="0"/>
+                                  <w:autoSpaceDN w:val="0"/>
+                                  <w:adjustRightInd w:val="0"/>
+                                  <w:spacing w:line="360" w:lineRule="auto"/>
+                                  <w:jc w:val="left"/>
+                                  <w:rPr>
+                                    <w:rFonts w:eastAsia="Calibri" w:cs="CorporateSPro-Demi"/>
+                                    <w:b/>
+                                    <w:sz w:val="22"/>
+                                    <w:szCs w:val="13"/>
+                                    <w:lang w:eastAsia="de-DE"/>
+                                  </w:rPr>
                                 </w:pPr>
                                 <w:r>
                                   <w:rPr>
@@ -942,7 +1008,7 @@
                                     <w:szCs w:val="13"/>
                                     <w:lang w:eastAsia="de-DE"/>
                                   </w:rPr>
-                                  <w:t xml:space="preserve">Fatma Kreft</w:t>
+                                  <w:t>Fatma Kreft</w:t>
                                 </w:r>
                               </w:p>
                               <w:p>
@@ -966,7 +1032,7 @@
                                     <w:szCs w:val="13"/>
                                     <w:lang w:eastAsia="de-DE"/>
                                   </w:rPr>
-                                  <w:t xml:space="preserve">Fachanwältin für Insolvenz- und Sanierungsrecht</w:t>
+                                  <w:t>Fachanwältin für Insolvenz- und Sanierungsrecht</w:t>
                                 </w:r>
                               </w:p>
                               <w:p>
@@ -990,7 +1056,7 @@
                                     <w:szCs w:val="13"/>
                                     <w:lang w:eastAsia="de-DE"/>
                                   </w:rPr>
-                                  <w:t xml:space="preserve">Fachanwältin für Steuerrecht</w:t>
+                                  <w:t>Fachanwältin für Steuerrecht</w:t>
                                 </w:r>
                               </w:p>
                               <w:p>
@@ -1007,21 +1073,13 @@
                                     <w:lang w:eastAsia="de-DE"/>
                                   </w:rPr>
                                 </w:pPr>
-                                <w:r>
-                                  <w:rPr>
-                                    <w:rFonts w:eastAsia="Calibri" w:cs="CorporateSPro-Light"/>
-                                    <w:sz w:val="13"/>
-                                    <w:szCs w:val="13"/>
-                                    <w:lang w:eastAsia="de-DE"/>
-                                  </w:rPr>
-                                  <w:t xml:space="preserve"/>
-                                </w:r>
-                              </w:p>
-                              <w:p>
-                                <w:pPr>
-                                  <w:autoSpaceDE w:val="0"/>
-                                  <w:autoSpaceDN w:val="0"/>
-                                  <w:adjustRightInd w:val="0"/>
+                              </w:p>
+                              <w:p>
+                                <w:pPr>
+                                  <w:autoSpaceDE w:val="0"/>
+                                  <w:autoSpaceDN w:val="0"/>
+                                  <w:adjustRightInd w:val="0"/>
+                                  <w:spacing w:line="360" w:lineRule="auto"/>
                                   <w:jc w:val="left"/>
                                   <w:rPr>
                                     <w:rFonts w:eastAsia="Calibri" w:cs="CorporateSPro-Demi"/>
@@ -1030,7 +1088,6 @@
                                     <w:szCs w:val="13"/>
                                     <w:lang w:eastAsia="de-DE"/>
                                   </w:rPr>
-                                  <w:spacing w:line="360" w:lineRule="auto"/>
                                 </w:pPr>
                                 <w:r>
                                   <w:rPr>
@@ -1040,7 +1097,7 @@
                                     <w:szCs w:val="13"/>
                                     <w:lang w:eastAsia="de-DE"/>
                                   </w:rPr>
-                                  <w:t xml:space="preserve">Dr. Arne Löser</w:t>
+                                  <w:t>Dr. Arne Löser</w:t>
                                 </w:r>
                               </w:p>
                               <w:p>
@@ -1064,7 +1121,7 @@
                                     <w:szCs w:val="13"/>
                                     <w:lang w:eastAsia="de-DE"/>
                                   </w:rPr>
-                                  <w:t xml:space="preserve">Fachanwalt für Insolvenz- und Sanierungsrecht</w:t>
+                                  <w:t>Fachanwalt für Insolvenz- und Sanierungsrecht</w:t>
                                 </w:r>
                               </w:p>
                               <w:p>
@@ -1088,7 +1145,7 @@
                                     <w:szCs w:val="13"/>
                                     <w:lang w:eastAsia="de-DE"/>
                                   </w:rPr>
-                                  <w:t xml:space="preserve">Fachanwalt für Handels- und Gesellschaftsrecht</w:t>
+                                  <w:t>Fachanwalt für Handels- und Gesellschaftsrecht</w:t>
                                 </w:r>
                               </w:p>
                               <w:p>
@@ -1105,21 +1162,13 @@
                                     <w:lang w:eastAsia="de-DE"/>
                                   </w:rPr>
                                 </w:pPr>
-                                <w:r>
-                                  <w:rPr>
-                                    <w:rFonts w:eastAsia="Calibri" w:cs="CorporateSPro-Light"/>
-                                    <w:sz w:val="13"/>
-                                    <w:szCs w:val="13"/>
-                                    <w:lang w:eastAsia="de-DE"/>
-                                  </w:rPr>
-                                  <w:t xml:space="preserve"/>
-                                </w:r>
-                              </w:p>
-                              <w:p>
-                                <w:pPr>
-                                  <w:autoSpaceDE w:val="0"/>
-                                  <w:autoSpaceDN w:val="0"/>
-                                  <w:adjustRightInd w:val="0"/>
+                              </w:p>
+                              <w:p>
+                                <w:pPr>
+                                  <w:autoSpaceDE w:val="0"/>
+                                  <w:autoSpaceDN w:val="0"/>
+                                  <w:adjustRightInd w:val="0"/>
+                                  <w:spacing w:line="360" w:lineRule="auto"/>
                                   <w:jc w:val="left"/>
                                   <w:rPr>
                                     <w:rFonts w:eastAsia="Calibri" w:cs="CorporateSPro-Demi"/>
@@ -1128,7 +1177,6 @@
                                     <w:szCs w:val="13"/>
                                     <w:lang w:eastAsia="de-DE"/>
                                   </w:rPr>
-                                  <w:spacing w:line="360" w:lineRule="auto"/>
                                 </w:pPr>
                                 <w:r>
                                   <w:rPr>
@@ -1138,7 +1186,7 @@
                                     <w:szCs w:val="13"/>
                                     <w:lang w:eastAsia="de-DE"/>
                                   </w:rPr>
-                                  <w:t xml:space="preserve">Thorsten Lex</w:t>
+                                  <w:t>Dr. Thomas Thöne</w:t>
                                 </w:r>
                               </w:p>
                               <w:p>
@@ -1162,7 +1210,7 @@
                                     <w:szCs w:val="13"/>
                                     <w:lang w:eastAsia="de-DE"/>
                                   </w:rPr>
-                                  <w:t xml:space="preserve">Fachanwalt für Business</w:t>
+                                  <w:t>Fachanwalt für Insolvenz- und Sanierungsrecht</w:t>
                                 </w:r>
                               </w:p>
                               <w:p>
@@ -1186,7 +1234,7 @@
                                     <w:szCs w:val="13"/>
                                     <w:lang w:eastAsia="de-DE"/>
                                   </w:rPr>
-                                  <w:t xml:space="preserve"/>
+                                  <w:t>Fachanwalt für Steuerrecht</w:t>
                                 </w:r>
                               </w:p>
                               <w:p>
@@ -1210,11 +1258,14 @@
                                     <w:szCs w:val="13"/>
                                     <w:lang w:eastAsia="de-DE"/>
                                   </w:rPr>
-                                  <w:t xml:space="preserve"/>
+                                  <w:t>Notar in Wiesbaden</w:t>
                                 </w:r>
                               </w:p>
                               <w:p>
                                 <w:pPr>
+                                  <w:pBdr>
+                                    <w:bottom w:val="single" w:sz="4" w:space="1" w:color="auto"/>
+                                  </w:pBdr>
                                   <w:autoSpaceDE w:val="0"/>
                                   <w:autoSpaceDN w:val="0"/>
                                   <w:adjustRightInd w:val="0"/>
@@ -1227,14 +1278,44 @@
                                     <w:lang w:eastAsia="de-DE"/>
                                   </w:rPr>
                                 </w:pPr>
+                              </w:p>
+                              <w:p>
+                                <w:pPr>
+                                  <w:autoSpaceDE w:val="0"/>
+                                  <w:autoSpaceDN w:val="0"/>
+                                  <w:adjustRightInd w:val="0"/>
+                                  <w:spacing w:line="360" w:lineRule="auto"/>
+                                  <w:jc w:val="left"/>
+                                  <w:rPr>
+                                    <w:rFonts w:eastAsia="Calibri" w:cs="CorporateSPro-Light"/>
+                                    <w:sz w:val="22"/>
+                                    <w:szCs w:val="13"/>
+                                    <w:lang w:eastAsia="de-DE"/>
+                                  </w:rPr>
+                                </w:pPr>
+                              </w:p>
+                              <w:p>
+                                <w:pPr>
+                                  <w:autoSpaceDE w:val="0"/>
+                                  <w:autoSpaceDN w:val="0"/>
+                                  <w:adjustRightInd w:val="0"/>
+                                  <w:jc w:val="left"/>
+                                  <w:rPr>
+                                    <w:rFonts w:eastAsia="Calibri" w:cs="CorporateSPro-Regular"/>
+                                    <w:sz w:val="22"/>
+                                    <w:szCs w:val="13"/>
+                                    <w:lang w:eastAsia="de-DE"/>
+                                  </w:rPr>
+                                  <w:spacing w:line="360" w:lineRule="auto"/>
+                                </w:pPr>
                                 <w:r>
                                   <w:rPr>
-                                    <w:rFonts w:eastAsia="Calibri" w:cs="CorporateSPro-Light"/>
+                                    <w:rFonts w:eastAsia="Calibri" w:cs="CorporateSPro-Regular"/>
                                     <w:sz w:val="13"/>
                                     <w:szCs w:val="13"/>
                                     <w:lang w:eastAsia="de-DE"/>
                                   </w:rPr>
-                                  <w:t xml:space="preserve">ANGESTELLTE RECHTSANWÄLTE</w:t>
+                                  <w:t>ANGESTELLTE RECHTSANWÄLTE</w:t>
                                 </w:r>
                               </w:p>
                               <w:p>
@@ -1242,6 +1323,7 @@
                                   <w:autoSpaceDE w:val="0"/>
                                   <w:autoSpaceDN w:val="0"/>
                                   <w:adjustRightInd w:val="0"/>
+                                  <w:spacing w:line="360" w:lineRule="auto"/>
                                   <w:jc w:val="left"/>
                                   <w:rPr>
                                     <w:rFonts w:eastAsia="Calibri" w:cs="CorporateSPro-Demi"/>
@@ -1250,7 +1332,6 @@
                                     <w:szCs w:val="13"/>
                                     <w:lang w:eastAsia="de-DE"/>
                                   </w:rPr>
-                                  <w:spacing w:line="360" w:lineRule="auto"/>
                                 </w:pPr>
                                 <w:r>
                                   <w:rPr>
@@ -1260,7 +1341,7 @@
                                     <w:szCs w:val="13"/>
                                     <w:lang w:eastAsia="de-DE"/>
                                   </w:rPr>
-                                  <w:t xml:space="preserve">Eva Meyer</w:t>
+                                  <w:t>Eva Meyer</w:t>
                                 </w:r>
                               </w:p>
                               <w:p>
@@ -1271,51 +1352,43 @@
                                   <w:spacing w:line="360" w:lineRule="auto"/>
                                   <w:jc w:val="left"/>
                                   <w:rPr>
+                                    <w:rFonts w:eastAsia="Calibri" w:cs="CorporateSPro-Demi"/>
+                                    <w:sz w:val="22"/>
+                                    <w:szCs w:val="13"/>
+                                    <w:lang w:eastAsia="de-DE"/>
+                                  </w:rPr>
+                                </w:pPr>
+                                <w:r>
+                                  <w:rPr>
+                                    <w:rFonts w:eastAsia="Calibri" w:cs="CorporateSPro-Demi"/>
+                                    <w:sz w:val="13"/>
+                                    <w:szCs w:val="13"/>
+                                    <w:lang w:eastAsia="de-DE"/>
+                                  </w:rPr>
+                                  <w:t>Fachanwältin für Insolvenz- und Sanierungsrecht</w:t>
+                                </w:r>
+                              </w:p>
+                              <w:p>
+                                <w:pPr>
+                                  <w:autoSpaceDE w:val="0"/>
+                                  <w:autoSpaceDN w:val="0"/>
+                                  <w:adjustRightInd w:val="0"/>
+                                  <w:spacing w:line="360" w:lineRule="auto"/>
+                                  <w:jc w:val="left"/>
+                                  <w:rPr>
                                     <w:rFonts w:eastAsia="Calibri" w:cs="CorporateSPro-Light"/>
                                     <w:sz w:val="22"/>
                                     <w:szCs w:val="13"/>
                                     <w:lang w:eastAsia="de-DE"/>
                                   </w:rPr>
                                 </w:pPr>
-                                <w:r>
-                                  <w:rPr>
-                                    <w:rFonts w:eastAsia="Calibri" w:cs="CorporateSPro-Light"/>
-                                    <w:sz w:val="13"/>
-                                    <w:szCs w:val="13"/>
-                                    <w:lang w:eastAsia="de-DE"/>
-                                  </w:rPr>
-                                  <w:t xml:space="preserve">Fachanwältin für Insolvenz- und Sanierungsrecht</w:t>
-                                </w:r>
-                              </w:p>
-                              <w:p>
-                                <w:pPr>
-                                  <w:autoSpaceDE w:val="0"/>
-                                  <w:autoSpaceDN w:val="0"/>
-                                  <w:adjustRightInd w:val="0"/>
-                                  <w:spacing w:line="360" w:lineRule="auto"/>
-                                  <w:jc w:val="left"/>
-                                  <w:rPr>
-                                    <w:rFonts w:eastAsia="Calibri" w:cs="CorporateSPro-Light"/>
-                                    <w:sz w:val="22"/>
-                                    <w:szCs w:val="13"/>
-                                    <w:lang w:eastAsia="de-DE"/>
-                                  </w:rPr>
-                                </w:pPr>
-                                <w:r>
-                                  <w:rPr>
-                                    <w:rFonts w:eastAsia="Calibri" w:cs="CorporateSPro-Light"/>
-                                    <w:sz w:val="13"/>
-                                    <w:szCs w:val="13"/>
-                                    <w:lang w:eastAsia="de-DE"/>
-                                  </w:rPr>
-                                  <w:t xml:space="preserve"/>
-                                </w:r>
-                              </w:p>
-                              <w:p>
-                                <w:pPr>
-                                  <w:autoSpaceDE w:val="0"/>
-                                  <w:autoSpaceDN w:val="0"/>
-                                  <w:adjustRightInd w:val="0"/>
+                              </w:p>
+                              <w:p>
+                                <w:pPr>
+                                  <w:autoSpaceDE w:val="0"/>
+                                  <w:autoSpaceDN w:val="0"/>
+                                  <w:adjustRightInd w:val="0"/>
+                                  <w:spacing w:line="360" w:lineRule="auto"/>
                                   <w:jc w:val="left"/>
                                   <w:rPr>
                                     <w:rFonts w:eastAsia="Calibri" w:cs="CorporateSPro-Demi"/>
@@ -1324,7 +1397,6 @@
                                     <w:szCs w:val="13"/>
                                     <w:lang w:eastAsia="de-DE"/>
                                   </w:rPr>
-                                  <w:spacing w:line="360" w:lineRule="auto"/>
                                 </w:pPr>
                                 <w:r>
                                   <w:rPr>
@@ -1334,7 +1406,7 @@
                                     <w:szCs w:val="13"/>
                                     <w:lang w:eastAsia="de-DE"/>
                                   </w:rPr>
-                                  <w:t xml:space="preserve">Bettina Dax</w:t>
+                                  <w:t>Bettina Dax</w:t>
                                 </w:r>
                               </w:p>
                               <w:p>
@@ -1358,7 +1430,7 @@
                                     <w:szCs w:val="13"/>
                                     <w:lang w:eastAsia="de-DE"/>
                                   </w:rPr>
-                                  <w:t xml:space="preserve">Rechtsanwältin</w:t>
+                                  <w:t>Rechtsanwältin</w:t>
                                 </w:r>
                               </w:p>
                               <w:p>
@@ -1367,29 +1439,6 @@
                                   <w:autoSpaceDN w:val="0"/>
                                   <w:adjustRightInd w:val="0"/>
                                   <w:spacing w:line="360" w:lineRule="auto"/>
-                                  <w:jc w:val="left"/>
-                                  <w:rPr>
-                                    <w:rFonts w:eastAsia="Calibri" w:cs="CorporateSPro-Light"/>
-                                    <w:sz w:val="22"/>
-                                    <w:szCs w:val="13"/>
-                                    <w:lang w:eastAsia="de-DE"/>
-                                  </w:rPr>
-                                </w:pPr>
-                                <w:r>
-                                  <w:rPr>
-                                    <w:rFonts w:eastAsia="Calibri" w:cs="CorporateSPro-Light"/>
-                                    <w:sz w:val="13"/>
-                                    <w:szCs w:val="13"/>
-                                    <w:lang w:eastAsia="de-DE"/>
-                                  </w:rPr>
-                                  <w:t xml:space="preserve"/>
-                                </w:r>
-                              </w:p>
-                              <w:p>
-                                <w:pPr>
-                                  <w:autoSpaceDE w:val="0"/>
-                                  <w:autoSpaceDN w:val="0"/>
-                                  <w:adjustRightInd w:val="0"/>
                                   <w:jc w:val="left"/>
                                   <w:rPr>
                                     <w:rFonts w:eastAsia="Calibri" w:cs="CorporateSPro-Demi"/>
@@ -1398,7 +1447,22 @@
                                     <w:szCs w:val="13"/>
                                     <w:lang w:eastAsia="de-DE"/>
                                   </w:rPr>
-                                  <w:spacing w:line="360" w:lineRule="auto"/>
+                                </w:pPr>
+                              </w:p>
+                              <w:p>
+                                <w:pPr>
+                                  <w:autoSpaceDE w:val="0"/>
+                                  <w:autoSpaceDN w:val="0"/>
+                                  <w:adjustRightInd w:val="0"/>
+                                  <w:spacing w:line="360" w:lineRule="auto"/>
+                                  <w:jc w:val="left"/>
+                                  <w:rPr>
+                                    <w:rFonts w:eastAsia="Calibri" w:cs="CorporateSPro-Demi"/>
+                                    <w:b/>
+                                    <w:sz w:val="22"/>
+                                    <w:szCs w:val="13"/>
+                                    <w:lang w:eastAsia="de-DE"/>
+                                  </w:rPr>
                                 </w:pPr>
                                 <w:r>
                                   <w:rPr>
@@ -1408,7 +1472,7 @@
                                     <w:szCs w:val="13"/>
                                     <w:lang w:eastAsia="de-DE"/>
                                   </w:rPr>
-                                  <w:t xml:space="preserve">Cornelia Kriege</w:t>
+                                  <w:t>Cornelia Kriege</w:t>
                                 </w:r>
                               </w:p>
                               <w:p>
@@ -1432,7 +1496,7 @@
                                     <w:szCs w:val="13"/>
                                     <w:lang w:eastAsia="de-DE"/>
                                   </w:rPr>
-                                  <w:t xml:space="preserve">Rechtsanwältin</w:t>
+                                  <w:t>Rechtsanwältin</w:t>
                                 </w:r>
                               </w:p>
                               <w:p>
@@ -1449,21 +1513,13 @@
                                     <w:lang w:eastAsia="de-DE"/>
                                   </w:rPr>
                                 </w:pPr>
-                                <w:r>
-                                  <w:rPr>
-                                    <w:rFonts w:eastAsia="Calibri" w:cs="CorporateSPro-Light"/>
-                                    <w:sz w:val="13"/>
-                                    <w:szCs w:val="13"/>
-                                    <w:lang w:eastAsia="de-DE"/>
-                                  </w:rPr>
-                                  <w:t xml:space="preserve"/>
-                                </w:r>
-                              </w:p>
-                              <w:p>
-                                <w:pPr>
-                                  <w:autoSpaceDE w:val="0"/>
-                                  <w:autoSpaceDN w:val="0"/>
-                                  <w:adjustRightInd w:val="0"/>
+                              </w:p>
+                              <w:p>
+                                <w:pPr>
+                                  <w:autoSpaceDE w:val="0"/>
+                                  <w:autoSpaceDN w:val="0"/>
+                                  <w:adjustRightInd w:val="0"/>
+                                  <w:spacing w:line="360" w:lineRule="auto"/>
                                   <w:jc w:val="left"/>
                                   <w:rPr>
                                     <w:rFonts w:eastAsia="Calibri" w:cs="CorporateSPro-Demi"/>
@@ -1472,7 +1528,6 @@
                                     <w:szCs w:val="13"/>
                                     <w:lang w:eastAsia="de-DE"/>
                                   </w:rPr>
-                                  <w:spacing w:line="360" w:lineRule="auto"/>
                                 </w:pPr>
                                 <w:r>
                                   <w:rPr>
@@ -1482,7 +1537,7 @@
                                     <w:szCs w:val="13"/>
                                     <w:lang w:eastAsia="de-DE"/>
                                   </w:rPr>
-                                  <w:t xml:space="preserve">Lars Wacker</w:t>
+                                  <w:t>Lars Wacker</w:t>
                                 </w:r>
                               </w:p>
                               <w:p>
@@ -1506,11 +1561,14 @@
                                     <w:szCs w:val="13"/>
                                     <w:lang w:eastAsia="de-DE"/>
                                   </w:rPr>
-                                  <w:t xml:space="preserve">Rechtsanwalt</w:t>
+                                  <w:t>Rechtsanwalt</w:t>
                                 </w:r>
                               </w:p>
                               <w:p>
                                 <w:pPr>
+                                  <w:pBdr>
+                                    <w:bottom w:val="single" w:sz="4" w:space="1" w:color="auto"/>
+                                  </w:pBdr>
                                   <w:autoSpaceDE w:val="0"/>
                                   <w:autoSpaceDN w:val="0"/>
                                   <w:adjustRightInd w:val="0"/>
@@ -1523,14 +1581,44 @@
                                     <w:lang w:eastAsia="de-DE"/>
                                   </w:rPr>
                                 </w:pPr>
+                              </w:p>
+                              <w:p>
+                                <w:pPr>
+                                  <w:autoSpaceDE w:val="0"/>
+                                  <w:autoSpaceDN w:val="0"/>
+                                  <w:adjustRightInd w:val="0"/>
+                                  <w:spacing w:line="360" w:lineRule="auto"/>
+                                  <w:jc w:val="left"/>
+                                  <w:rPr>
+                                    <w:rFonts w:eastAsia="Calibri" w:cs="CorporateSPro-Light"/>
+                                    <w:sz w:val="22"/>
+                                    <w:szCs w:val="13"/>
+                                    <w:lang w:eastAsia="de-DE"/>
+                                  </w:rPr>
+                                </w:pPr>
+                              </w:p>
+                              <w:p>
+                                <w:pPr>
+                                  <w:autoSpaceDE w:val="0"/>
+                                  <w:autoSpaceDN w:val="0"/>
+                                  <w:adjustRightInd w:val="0"/>
+                                  <w:jc w:val="left"/>
+                                  <w:rPr>
+                                    <w:rFonts w:eastAsia="Calibri" w:cs="CorporateSPro-Regular"/>
+                                    <w:sz w:val="22"/>
+                                    <w:szCs w:val="13"/>
+                                    <w:lang w:eastAsia="de-DE"/>
+                                  </w:rPr>
+                                  <w:spacing w:line="360" w:lineRule="auto"/>
+                                </w:pPr>
                                 <w:r>
                                   <w:rPr>
-                                    <w:rFonts w:eastAsia="Calibri" w:cs="CorporateSPro-Light"/>
+                                    <w:rFonts w:eastAsia="Calibri" w:cs="CorporateSPro-Regular"/>
                                     <w:sz w:val="13"/>
                                     <w:szCs w:val="13"/>
                                     <w:lang w:eastAsia="de-DE"/>
                                   </w:rPr>
-                                  <w:t xml:space="preserve"/>
+                                  <w:t>OF COUNSEL</w:t>
                                 </w:r>
                               </w:p>
                               <w:p>
@@ -1539,53 +1627,6 @@
                                   <w:autoSpaceDN w:val="0"/>
                                   <w:adjustRightInd w:val="0"/>
                                   <w:spacing w:line="360" w:lineRule="auto"/>
-                                  <w:jc w:val="left"/>
-                                  <w:rPr>
-                                    <w:rFonts w:eastAsia="Calibri" w:cs="CorporateSPro-Light"/>
-                                    <w:sz w:val="22"/>
-                                    <w:szCs w:val="13"/>
-                                    <w:lang w:eastAsia="de-DE"/>
-                                  </w:rPr>
-                                </w:pPr>
-                                <w:r>
-                                  <w:rPr>
-                                    <w:rFonts w:eastAsia="Calibri" w:cs="CorporateSPro-Light"/>
-                                    <w:sz w:val="13"/>
-                                    <w:szCs w:val="13"/>
-                                    <w:lang w:eastAsia="de-DE"/>
-                                  </w:rPr>
-                                  <w:t xml:space="preserve"/>
-                                </w:r>
-                              </w:p>
-                              <w:p>
-                                <w:pPr>
-                                  <w:autoSpaceDE w:val="0"/>
-                                  <w:autoSpaceDN w:val="0"/>
-                                  <w:adjustRightInd w:val="0"/>
-                                  <w:spacing w:line="360" w:lineRule="auto"/>
-                                  <w:jc w:val="left"/>
-                                  <w:rPr>
-                                    <w:rFonts w:eastAsia="Calibri" w:cs="CorporateSPro-Light"/>
-                                    <w:sz w:val="22"/>
-                                    <w:szCs w:val="13"/>
-                                    <w:lang w:eastAsia="de-DE"/>
-                                  </w:rPr>
-                                </w:pPr>
-                                <w:r>
-                                  <w:rPr>
-                                    <w:rFonts w:eastAsia="Calibri" w:cs="CorporateSPro-Light"/>
-                                    <w:sz w:val="13"/>
-                                    <w:szCs w:val="13"/>
-                                    <w:lang w:eastAsia="de-DE"/>
-                                  </w:rPr>
-                                  <w:t xml:space="preserve">OF COUNSEL</w:t>
-                                </w:r>
-                              </w:p>
-                              <w:p>
-                                <w:pPr>
-                                  <w:autoSpaceDE w:val="0"/>
-                                  <w:autoSpaceDN w:val="0"/>
-                                  <w:adjustRightInd w:val="0"/>
                                   <w:jc w:val="left"/>
                                   <w:rPr>
                                     <w:rFonts w:eastAsia="Calibri" w:cs="CorporateSPro-Demi"/>
@@ -1594,7 +1635,6 @@
                                     <w:szCs w:val="13"/>
                                     <w:lang w:eastAsia="de-DE"/>
                                   </w:rPr>
-                                  <w:spacing w:line="360" w:lineRule="auto"/>
                                 </w:pPr>
                                 <w:r>
                                   <w:rPr>
@@ -1604,7 +1644,7 @@
                                     <w:szCs w:val="13"/>
                                     <w:lang w:eastAsia="de-DE"/>
                                   </w:rPr>
-                                  <w:t xml:space="preserve">Justizrat Prof. Dr. Dr. Thomas B. Schmidt M.A.</w:t>
+                                  <w:t>Justizrat Prof. Dr. Dr. Thomas B. Schmidt M.A.</w:t>
                                 </w:r>
                               </w:p>
                               <w:p>
@@ -1628,11 +1668,14 @@
                                     <w:szCs w:val="13"/>
                                     <w:lang w:eastAsia="de-DE"/>
                                   </w:rPr>
-                                  <w:t xml:space="preserve">Fachanwalt für Insolvenz- und Sanierungsrecht</w:t>
+                                  <w:t>Fachanwalt für Insolvenz- und Sanierungsrecht</w:t>
                                 </w:r>
                               </w:p>
                               <w:p>
                                 <w:pPr>
+                                  <w:pBdr>
+                                    <w:bottom w:val="single" w:sz="4" w:space="1" w:color="auto"/>
+                                  </w:pBdr>
                                   <w:autoSpaceDE w:val="0"/>
                                   <w:autoSpaceDN w:val="0"/>
                                   <w:adjustRightInd w:val="0"/>
@@ -1645,14 +1688,44 @@
                                     <w:lang w:eastAsia="de-DE"/>
                                   </w:rPr>
                                 </w:pPr>
+                              </w:p>
+                              <w:p>
+                                <w:pPr>
+                                  <w:autoSpaceDE w:val="0"/>
+                                  <w:autoSpaceDN w:val="0"/>
+                                  <w:adjustRightInd w:val="0"/>
+                                  <w:spacing w:line="360" w:lineRule="auto"/>
+                                  <w:jc w:val="left"/>
+                                  <w:rPr>
+                                    <w:rFonts w:eastAsia="Calibri" w:cs="CorporateSPro-Light"/>
+                                    <w:sz w:val="22"/>
+                                    <w:szCs w:val="13"/>
+                                    <w:lang w:eastAsia="de-DE"/>
+                                  </w:rPr>
+                                </w:pPr>
+                              </w:p>
+                              <w:p>
+                                <w:pPr>
+                                  <w:autoSpaceDE w:val="0"/>
+                                  <w:autoSpaceDN w:val="0"/>
+                                  <w:adjustRightInd w:val="0"/>
+                                  <w:jc w:val="left"/>
+                                  <w:rPr>
+                                    <w:rFonts w:eastAsia="Calibri" w:cs="CorporateSPro-Regular"/>
+                                    <w:sz w:val="22"/>
+                                    <w:szCs w:val="13"/>
+                                    <w:lang w:eastAsia="de-DE"/>
+                                  </w:rPr>
+                                  <w:spacing w:line="360" w:lineRule="auto"/>
+                                </w:pPr>
                                 <w:r>
                                   <w:rPr>
-                                    <w:rFonts w:eastAsia="Calibri" w:cs="CorporateSPro-Light"/>
+                                    <w:rFonts w:eastAsia="Calibri" w:cs="CorporateSPro-Regular"/>
                                     <w:sz w:val="13"/>
                                     <w:szCs w:val="13"/>
                                     <w:lang w:eastAsia="de-DE"/>
                                   </w:rPr>
-                                  <w:t xml:space="preserve"/>
+                                  <w:t>STANDORTE</w:t>
                                 </w:r>
                               </w:p>
                               <w:p>
@@ -1661,9 +1734,8 @@
                                   <w:autoSpaceDN w:val="0"/>
                                   <w:adjustRightInd w:val="0"/>
                                   <w:spacing w:line="360" w:lineRule="auto"/>
-                                  <w:jc w:val="left"/>
-                                  <w:rPr>
-                                    <w:rFonts w:eastAsia="Calibri" w:cs="CorporateSPro-Light"/>
+                                  <w:rPr>
+                                    <w:rFonts w:eastAsia="Calibri" w:cs="CorporateSPro-Demi"/>
                                     <w:sz w:val="22"/>
                                     <w:szCs w:val="13"/>
                                     <w:lang w:eastAsia="de-DE"/>
@@ -1671,60 +1743,31 @@
                                 </w:pPr>
                                 <w:r>
                                   <w:rPr>
-                                    <w:rFonts w:eastAsia="Calibri" w:cs="CorporateSPro-Light"/>
+                                    <w:rFonts w:eastAsia="Calibri" w:cs="CorporateSPro-Demi"/>
                                     <w:sz w:val="13"/>
                                     <w:szCs w:val="13"/>
                                     <w:lang w:eastAsia="de-DE"/>
                                   </w:rPr>
-                                  <w:t xml:space="preserve"/>
+                                  <w:t>Trier</w:t>
                                 </w:r>
-                              </w:p>
-                              <w:p>
-                                <w:pPr>
-                                  <w:autoSpaceDE w:val="0"/>
-                                  <w:autoSpaceDN w:val="0"/>
-                                  <w:adjustRightInd w:val="0"/>
-                                  <w:spacing w:line="360" w:lineRule="auto"/>
-                                  <w:jc w:val="left"/>
-                                  <w:rPr>
-                                    <w:rFonts w:eastAsia="Calibri" w:cs="CorporateSPro-Light"/>
-                                    <w:sz w:val="22"/>
-                                    <w:szCs w:val="13"/>
-                                    <w:lang w:eastAsia="de-DE"/>
-                                  </w:rPr>
-                                </w:pPr>
                                 <w:r>
                                   <w:rPr>
-                                    <w:rFonts w:eastAsia="Calibri" w:cs="CorporateSPro-Light"/>
+                                    <w:rFonts w:eastAsia="Calibri" w:cs="CorporateSPro-Demi"/>
                                     <w:sz w:val="13"/>
                                     <w:szCs w:val="13"/>
                                     <w:lang w:eastAsia="de-DE"/>
                                   </w:rPr>
-                                  <w:t xml:space="preserve">STANDORTE</w:t>
+                                  <w:tab/>
                                 </w:r>
-                              </w:p>
-                              <w:p>
-                                <w:pPr>
-                                  <w:autoSpaceDE w:val="0"/>
-                                  <w:autoSpaceDN w:val="0"/>
-                                  <w:adjustRightInd w:val="0"/>
-                                  <w:spacing w:line="360" w:lineRule="auto"/>
-                                  <w:jc w:val="left"/>
-                                  <w:rPr>
-                                    <w:rFonts w:eastAsia="Calibri" w:cs="CorporateSPro-Light"/>
-                                    <w:sz w:val="22"/>
-                                    <w:szCs w:val="13"/>
-                                    <w:lang w:eastAsia="de-DE"/>
-                                  </w:rPr>
-                                </w:pPr>
                                 <w:r>
                                   <w:rPr>
-                                    <w:rFonts w:eastAsia="Calibri" w:cs="CorporateSPro-Light"/>
+                                    <w:rFonts w:eastAsia="Calibri" w:cs="CorporateSPro-Demi"/>
                                     <w:sz w:val="13"/>
                                     <w:szCs w:val="13"/>
                                     <w:lang w:eastAsia="de-DE"/>
                                   </w:rPr>
-                                  <w:t xml:space="preserve">Trier		Zell/Mosel</w:t>
+                                  <w:tab/>
+                                  <w:t>Bad Kreuznach</w:t>
                                 </w:r>
                               </w:p>
                               <w:p>
@@ -1733,9 +1776,8 @@
                                   <w:autoSpaceDN w:val="0"/>
                                   <w:adjustRightInd w:val="0"/>
                                   <w:spacing w:line="360" w:lineRule="auto"/>
-                                  <w:jc w:val="left"/>
-                                  <w:rPr>
-                                    <w:rFonts w:eastAsia="Calibri" w:cs="CorporateSPro-Light"/>
+                                  <w:rPr>
+                                    <w:rFonts w:eastAsia="Calibri" w:cs="CorporateSPro-Demi"/>
                                     <w:sz w:val="22"/>
                                     <w:szCs w:val="13"/>
                                     <w:lang w:eastAsia="de-DE"/>
@@ -1743,36 +1785,22 @@
                                 </w:pPr>
                                 <w:r>
                                   <w:rPr>
-                                    <w:rFonts w:eastAsia="Calibri" w:cs="CorporateSPro-Light"/>
+                                    <w:rFonts w:eastAsia="Calibri" w:cs="CorporateSPro-Demi"/>
                                     <w:sz w:val="13"/>
                                     <w:szCs w:val="13"/>
                                     <w:lang w:eastAsia="de-DE"/>
                                   </w:rPr>
-                                  <w:t xml:space="preserve">Wiesbaden		Koblenz</w:t>
+                                  <w:t>Frankfurt am Main</w:t>
                                 </w:r>
-                              </w:p>
-                              <w:p>
-                                <w:pPr>
-                                  <w:autoSpaceDE w:val="0"/>
-                                  <w:autoSpaceDN w:val="0"/>
-                                  <w:adjustRightInd w:val="0"/>
-                                  <w:spacing w:line="360" w:lineRule="auto"/>
-                                  <w:jc w:val="left"/>
-                                  <w:rPr>
-                                    <w:rFonts w:eastAsia="Calibri" w:cs="CorporateSPro-Light"/>
-                                    <w:sz w:val="22"/>
-                                    <w:szCs w:val="13"/>
-                                    <w:lang w:eastAsia="de-DE"/>
-                                  </w:rPr>
-                                </w:pPr>
                                 <w:r>
                                   <w:rPr>
-                                    <w:rFonts w:eastAsia="Calibri" w:cs="CorporateSPro-Light"/>
+                                    <w:rFonts w:eastAsia="Calibri" w:cs="CorporateSPro-Demi"/>
                                     <w:sz w:val="13"/>
                                     <w:szCs w:val="13"/>
                                     <w:lang w:eastAsia="de-DE"/>
                                   </w:rPr>
-                                  <w:t xml:space="preserve">Bad Kreuznach		Frankfurt am Main</w:t>
+                                  <w:tab/>
+                                  <w:t>Zell/Mosel</w:t>
                                 </w:r>
                               </w:p>
                               <w:p>
@@ -1781,9 +1809,8 @@
                                   <w:autoSpaceDN w:val="0"/>
                                   <w:adjustRightInd w:val="0"/>
                                   <w:spacing w:line="360" w:lineRule="auto"/>
-                                  <w:jc w:val="left"/>
-                                  <w:rPr>
-                                    <w:rFonts w:eastAsia="Calibri" w:cs="CorporateSPro-Light"/>
+                                  <w:rPr>
+                                    <w:rFonts w:eastAsia="Calibri" w:cs="CorporateSPro-Demi"/>
                                     <w:sz w:val="22"/>
                                     <w:szCs w:val="13"/>
                                     <w:lang w:eastAsia="de-DE"/>
@@ -1791,37 +1818,117 @@
                                 </w:pPr>
                                 <w:r>
                                   <w:rPr>
-                                    <w:rFonts w:eastAsia="Calibri" w:cs="CorporateSPro-Light"/>
+                                    <w:rFonts w:eastAsia="Calibri" w:cs="CorporateSPro-Demi"/>
                                     <w:sz w:val="13"/>
                                     <w:szCs w:val="13"/>
                                     <w:lang w:eastAsia="de-DE"/>
                                   </w:rPr>
-                                  <w:t xml:space="preserve">Idar-Oberstein		Langgöns</w:t>
+                                  <w:t>Idar-Oberstein</w:t>
                                 </w:r>
-                              </w:p>
-                              <w:p>
-                                <w:pPr>
-                                  <w:autoSpaceDE w:val="0"/>
-                                  <w:autoSpaceDN w:val="0"/>
-                                  <w:adjustRightInd w:val="0"/>
-                                  <w:spacing w:line="360" w:lineRule="auto"/>
-                                  <w:jc w:val="left"/>
-                                  <w:rPr>
-                                    <w:rFonts w:eastAsia="Calibri" w:cs="CorporateSPro-Light"/>
-                                    <w:sz w:val="22"/>
-                                    <w:szCs w:val="13"/>
-                                    <w:lang w:eastAsia="de-DE"/>
-                                  </w:rPr>
-                                </w:pPr>
                                 <w:r>
                                   <w:rPr>
-                                    <w:rFonts w:eastAsia="Calibri" w:cs="CorporateSPro-Light"/>
+                                    <w:rFonts w:eastAsia="Calibri" w:cs="CorporateSPro-Demi"/>
                                     <w:sz w:val="13"/>
                                     <w:szCs w:val="13"/>
                                     <w:lang w:eastAsia="de-DE"/>
                                   </w:rPr>
-                                  <w:t xml:space="preserve">Limburg/Lahn		Mainz</w:t>
+                                  <w:tab/>
+                                  <w:t>Koblenz</w:t>
                                 </w:r>
+                              </w:p>
+                              <w:p>
+                                <w:pPr>
+                                  <w:autoSpaceDE w:val="0"/>
+                                  <w:autoSpaceDN w:val="0"/>
+                                  <w:adjustRightInd w:val="0"/>
+                                  <w:spacing w:line="360" w:lineRule="auto"/>
+                                  <w:rPr>
+                                    <w:rFonts w:eastAsia="Calibri" w:cs="CorporateSPro-Demi"/>
+                                    <w:sz w:val="22"/>
+                                    <w:szCs w:val="13"/>
+                                    <w:lang w:eastAsia="de-DE"/>
+                                  </w:rPr>
+                                </w:pPr>
+                                <w:r>
+                                  <w:rPr>
+                                    <w:rFonts w:eastAsia="Calibri" w:cs="CorporateSPro-Demi"/>
+                                    <w:sz w:val="13"/>
+                                    <w:szCs w:val="13"/>
+                                    <w:lang w:eastAsia="de-DE"/>
+                                  </w:rPr>
+                                  <w:t>Langgöns</w:t>
+                                </w:r>
+                                <w:r>
+                                  <w:rPr>
+                                    <w:rFonts w:eastAsia="Calibri" w:cs="CorporateSPro-Demi"/>
+                                    <w:sz w:val="13"/>
+                                    <w:szCs w:val="13"/>
+                                    <w:lang w:eastAsia="de-DE"/>
+                                  </w:rPr>
+                                  <w:tab/>
+                                </w:r>
+                                <w:r>
+                                  <w:rPr>
+                                    <w:rFonts w:eastAsia="Calibri" w:cs="CorporateSPro-Demi"/>
+                                    <w:sz w:val="13"/>
+                                    <w:szCs w:val="13"/>
+                                    <w:lang w:eastAsia="de-DE"/>
+                                  </w:rPr>
+                                  <w:tab/>
+                                  <w:t>Limburg/Lahn</w:t>
+                                </w:r>
+                              </w:p>
+                              <w:p>
+                                <w:pPr>
+                                  <w:autoSpaceDE w:val="0"/>
+                                  <w:autoSpaceDN w:val="0"/>
+                                  <w:adjustRightInd w:val="0"/>
+                                  <w:spacing w:line="360" w:lineRule="auto"/>
+                                  <w:rPr>
+                                    <w:rFonts w:eastAsia="Calibri" w:cs="CorporateSPro-Demi"/>
+                                    <w:sz w:val="22"/>
+                                    <w:szCs w:val="9"/>
+                                    <w:lang w:eastAsia="de-DE"/>
+                                  </w:rPr>
+                                </w:pPr>
+                                <w:r>
+                                  <w:rPr>
+                                    <w:rFonts w:eastAsia="Calibri" w:cs="CorporateSPro-Demi"/>
+                                    <w:sz w:val="13"/>
+                                    <w:szCs w:val="13"/>
+                                    <w:lang w:eastAsia="de-DE"/>
+                                  </w:rPr>
+                                  <w:t>Mainz</w:t>
+                                </w:r>
+                                <w:r>
+                                  <w:rPr>
+                                    <w:rFonts w:eastAsia="Calibri" w:cs="CorporateSPro-Demi"/>
+                                    <w:sz w:val="13"/>
+                                    <w:szCs w:val="13"/>
+                                    <w:lang w:eastAsia="de-DE"/>
+                                  </w:rPr>
+                                  <w:tab/>
+                                </w:r>
+                                <w:r>
+                                  <w:rPr>
+                                    <w:rFonts w:eastAsia="Calibri" w:cs="CorporateSPro-Demi"/>
+                                    <w:sz w:val="13"/>
+                                    <w:szCs w:val="13"/>
+                                    <w:lang w:eastAsia="de-DE"/>
+                                  </w:rPr>
+                                  <w:tab/>
+                                  <w:t>Wiesbaden</w:t>
+                                </w:r>
+                                <w:bookmarkEnd w:id="0"/>
+                                <w:bookmarkEnd w:id="1"/>
+                                <w:bookmarkEnd w:id="2"/>
+                                <w:bookmarkEnd w:id="3"/>
+                                <w:bookmarkEnd w:id="4"/>
+                                <w:bookmarkEnd w:id="5"/>
+                                <w:bookmarkEnd w:id="6"/>
+                                <w:bookmarkEnd w:id="7"/>
+                                <w:bookmarkEnd w:id="8"/>
+                                <w:bookmarkEnd w:id="9"/>
                               </w:p>
                             </w:txbxContent>
                           </wps:txbx>
@@ -1875,7 +1982,7 @@
                               <w:szCs w:val="13"/>
                               <w:lang w:eastAsia="de-DE"/>
                             </w:rPr>
-                            <w:t xml:space="preserve">www.tbs-insolvenzverwalter.de</w:t>
+                            <w:t>www.tbs-insolvenzverwalter.de</w:t>
                           </w:r>
                         </w:p>
                         <w:p>
@@ -1899,11 +2006,14 @@
                               <w:szCs w:val="13"/>
                               <w:lang w:eastAsia="de-DE"/>
                             </w:rPr>
-                            <w:t xml:space="preserve">Partnerschaftsregister des</w:t>
+                            <w:t>Partnerschaftsregister des</w:t>
                           </w:r>
                         </w:p>
                         <w:p>
                           <w:pPr>
+                            <w:pBdr>
+                              <w:bottom w:val="single" w:sz="4" w:space="1" w:color="auto"/>
+                            </w:pBdr>
                             <w:autoSpaceDE w:val="0"/>
                             <w:autoSpaceDN w:val="0"/>
                             <w:adjustRightInd w:val="0"/>
@@ -1923,11 +2033,137 @@
                               <w:szCs w:val="13"/>
                               <w:lang w:eastAsia="de-DE"/>
                             </w:rPr>
-                            <w:t xml:space="preserve">Amtsgericht Koblenz – PR 20203</w:t>
+                            <w:t>Amtsgericht Koblenz – PR 20203</w:t>
                           </w:r>
                         </w:p>
                         <w:p>
                           <w:pPr>
+                            <w:pBdr>
+                              <w:bottom w:val="single" w:sz="4" w:space="1" w:color="auto"/>
+                            </w:pBdr>
+                            <w:autoSpaceDE w:val="0"/>
+                            <w:autoSpaceDN w:val="0"/>
+                            <w:adjustRightInd w:val="0"/>
+                            <w:spacing w:line="360" w:lineRule="auto"/>
+                            <w:jc w:val="center"/>
+                            <w:rPr>
+                              <w:rFonts w:eastAsia="Calibri" w:cs="CorporateSPro-Light"/>
+                              <w:sz w:val="22"/>
+                              <w:szCs w:val="13"/>
+                              <w:lang w:eastAsia="de-DE"/>
+                            </w:rPr>
+                          </w:pPr>
+                        </w:p>
+                        <w:p>
+                          <w:pPr>
+                            <w:pBdr>
+                              <w:bottom w:val="single" w:sz="4" w:space="1" w:color="auto"/>
+                            </w:pBdr>
+                            <w:autoSpaceDE w:val="0"/>
+                            <w:autoSpaceDN w:val="0"/>
+                            <w:adjustRightInd w:val="0"/>
+                            <w:spacing w:line="360" w:lineRule="auto"/>
+                            <w:jc w:val="center"/>
+                            <w:rPr>
+                              <w:rFonts w:eastAsia="Calibri" w:cs="CorporateSPro-Light"/>
+                              <w:sz w:val="22"/>
+                              <w:szCs w:val="13"/>
+                              <w:lang w:eastAsia="de-DE"/>
+                            </w:rPr>
+                          </w:pPr>
+                        </w:p>
+                        <w:p>
+                          <w:pPr>
+                            <w:pBdr>
+                              <w:bottom w:val="single" w:sz="4" w:space="1" w:color="auto"/>
+                            </w:pBdr>
+                            <w:autoSpaceDE w:val="0"/>
+                            <w:autoSpaceDN w:val="0"/>
+                            <w:adjustRightInd w:val="0"/>
+                            <w:spacing w:line="360" w:lineRule="auto"/>
+                            <w:jc w:val="center"/>
+                            <w:rPr>
+                              <w:rFonts w:eastAsia="Calibri" w:cs="CorporateSPro-Light"/>
+                              <w:sz w:val="22"/>
+                              <w:szCs w:val="13"/>
+                              <w:lang w:eastAsia="de-DE"/>
+                            </w:rPr>
+                          </w:pPr>
+                        </w:p>
+                        <w:p>
+                          <w:pPr>
+                            <w:pBdr>
+                              <w:bottom w:val="single" w:sz="4" w:space="1" w:color="auto"/>
+                            </w:pBdr>
+                            <w:autoSpaceDE w:val="0"/>
+                            <w:autoSpaceDN w:val="0"/>
+                            <w:adjustRightInd w:val="0"/>
+                            <w:spacing w:line="360" w:lineRule="auto"/>
+                            <w:jc w:val="center"/>
+                            <w:rPr>
+                              <w:rFonts w:eastAsia="Calibri" w:cs="CorporateSPro-Light"/>
+                              <w:sz w:val="22"/>
+                              <w:szCs w:val="13"/>
+                              <w:lang w:eastAsia="de-DE"/>
+                            </w:rPr>
+                          </w:pPr>
+                        </w:p>
+                        <w:p>
+                          <w:pPr>
+                            <w:pBdr>
+                              <w:bottom w:val="single" w:sz="4" w:space="1" w:color="auto"/>
+                            </w:pBdr>
+                            <w:autoSpaceDE w:val="0"/>
+                            <w:autoSpaceDN w:val="0"/>
+                            <w:adjustRightInd w:val="0"/>
+                            <w:spacing w:line="360" w:lineRule="auto"/>
+                            <w:jc w:val="center"/>
+                            <w:rPr>
+                              <w:rFonts w:eastAsia="Calibri" w:cs="CorporateSPro-Light"/>
+                              <w:sz w:val="22"/>
+                              <w:szCs w:val="13"/>
+                              <w:lang w:eastAsia="de-DE"/>
+                            </w:rPr>
+                          </w:pPr>
+                        </w:p>
+                        <w:p>
+                          <w:pPr>
+                            <w:pBdr>
+                              <w:bottom w:val="single" w:sz="4" w:space="1" w:color="auto"/>
+                            </w:pBdr>
+                            <w:autoSpaceDE w:val="0"/>
+                            <w:autoSpaceDN w:val="0"/>
+                            <w:adjustRightInd w:val="0"/>
+                            <w:spacing w:line="360" w:lineRule="auto"/>
+                            <w:jc w:val="center"/>
+                            <w:rPr>
+                              <w:rFonts w:eastAsia="Calibri" w:cs="CorporateSPro-Light"/>
+                              <w:sz w:val="22"/>
+                              <w:szCs w:val="13"/>
+                              <w:lang w:eastAsia="de-DE"/>
+                            </w:rPr>
+                          </w:pPr>
+                        </w:p>
+                        <w:p>
+                          <w:pPr>
+                            <w:pBdr>
+                              <w:bottom w:val="single" w:sz="4" w:space="1" w:color="auto"/>
+                            </w:pBdr>
+                            <w:autoSpaceDE w:val="0"/>
+                            <w:autoSpaceDN w:val="0"/>
+                            <w:adjustRightInd w:val="0"/>
+                            <w:spacing w:line="360" w:lineRule="auto"/>
+                            <w:jc w:val="center"/>
+                            <w:rPr>
+                              <w:rFonts w:eastAsia="Calibri" w:cs="CorporateSPro-Light"/>
+                              <w:sz w:val="22"/>
+                              <w:szCs w:val="13"/>
+                              <w:lang w:eastAsia="de-DE"/>
+                            </w:rPr>
+                          </w:pPr>
+                        </w:p>
+                        <w:p>
+                          <w:pPr>
                             <w:autoSpaceDE w:val="0"/>
                             <w:autoSpaceDN w:val="0"/>
                             <w:adjustRightInd w:val="0"/>
@@ -1940,14 +2176,39 @@
                               <w:lang w:eastAsia="de-DE"/>
                             </w:rPr>
                           </w:pPr>
+                        </w:p>
+                        <w:p>
+                          <w:pPr>
+                            <w:autoSpaceDE w:val="0"/>
+                            <w:autoSpaceDN w:val="0"/>
+                            <w:adjustRightInd w:val="0"/>
+                            <w:jc w:val="left"/>
+                            <w:rPr>
+                              <w:rFonts w:eastAsia="Calibri" w:cs="CorporateSPro-Regular"/>
+                              <w:sz w:val="22"/>
+                              <w:szCs w:val="13"/>
+                              <w:lang w:eastAsia="de-DE"/>
+                            </w:rPr>
+                            <w:spacing w:line="360" w:lineRule="auto"/>
+                          </w:pPr>
+                          <w:bookmarkStart w:id="10" w:name="_Hlk217368252"/>
+                          <w:bookmarkStart w:id="11" w:name="_Hlk217368253"/>
+                          <w:bookmarkStart w:id="12" w:name="_Hlk217368337"/>
+                          <w:bookmarkStart w:id="13" w:name="_Hlk217368338"/>
+                          <w:bookmarkStart w:id="14" w:name="_Hlk217368401"/>
+                          <w:bookmarkStart w:id="15" w:name="_Hlk217368402"/>
+                          <w:bookmarkStart w:id="16" w:name="_Hlk217368434"/>
+                          <w:bookmarkStart w:id="17" w:name="_Hlk217368435"/>
+                          <w:bookmarkStart w:id="18" w:name="_Hlk217368465"/>
+                          <w:bookmarkStart w:id="19" w:name="_Hlk217368466"/>
                           <w:r>
                             <w:rPr>
-                              <w:rFonts w:eastAsia="Calibri" w:cs="CorporateSPro-Light"/>
+                              <w:rFonts w:eastAsia="Calibri" w:cs="CorporateSPro-Regular"/>
                               <w:sz w:val="13"/>
                               <w:szCs w:val="13"/>
                               <w:lang w:eastAsia="de-DE"/>
                             </w:rPr>
-                            <w:t xml:space="preserve"/>
+                            <w:t>PARTNER</w:t>
                           </w:r>
                         </w:p>
                         <w:p>
@@ -1956,77 +2217,6 @@
                             <w:autoSpaceDN w:val="0"/>
                             <w:adjustRightInd w:val="0"/>
                             <w:spacing w:line="360" w:lineRule="auto"/>
-                            <w:jc w:val="left"/>
-                            <w:rPr>
-                              <w:rFonts w:eastAsia="Calibri" w:cs="CorporateSPro-Light"/>
-                              <w:sz w:val="22"/>
-                              <w:szCs w:val="13"/>
-                              <w:lang w:eastAsia="de-DE"/>
-                            </w:rPr>
-                          </w:pPr>
-                          <w:r>
-                            <w:rPr>
-                              <w:rFonts w:eastAsia="Calibri" w:cs="CorporateSPro-Light"/>
-                              <w:sz w:val="13"/>
-                              <w:szCs w:val="13"/>
-                              <w:lang w:eastAsia="de-DE"/>
-                            </w:rPr>
-                            <w:t xml:space="preserve"/>
-                          </w:r>
-                        </w:p>
-                        <w:p>
-                          <w:pPr>
-                            <w:autoSpaceDE w:val="0"/>
-                            <w:autoSpaceDN w:val="0"/>
-                            <w:adjustRightInd w:val="0"/>
-                            <w:spacing w:line="360" w:lineRule="auto"/>
-                            <w:jc w:val="left"/>
-                            <w:rPr>
-                              <w:rFonts w:eastAsia="Calibri" w:cs="CorporateSPro-Light"/>
-                              <w:sz w:val="22"/>
-                              <w:szCs w:val="13"/>
-                              <w:lang w:eastAsia="de-DE"/>
-                            </w:rPr>
-                          </w:pPr>
-                          <w:r>
-                            <w:rPr>
-                              <w:rFonts w:eastAsia="Calibri" w:cs="CorporateSPro-Light"/>
-                              <w:sz w:val="13"/>
-                              <w:szCs w:val="13"/>
-                              <w:lang w:eastAsia="de-DE"/>
-                            </w:rPr>
-                            <w:t xml:space="preserve"/>
-                          </w:r>
-                        </w:p>
-                        <w:p>
-                          <w:pPr>
-                            <w:autoSpaceDE w:val="0"/>
-                            <w:autoSpaceDN w:val="0"/>
-                            <w:adjustRightInd w:val="0"/>
-                            <w:spacing w:line="360" w:lineRule="auto"/>
-                            <w:jc w:val="left"/>
-                            <w:rPr>
-                              <w:rFonts w:eastAsia="Calibri" w:cs="CorporateSPro-Light"/>
-                              <w:sz w:val="22"/>
-                              <w:szCs w:val="13"/>
-                              <w:lang w:eastAsia="de-DE"/>
-                            </w:rPr>
-                          </w:pPr>
-                          <w:r>
-                            <w:rPr>
-                              <w:rFonts w:eastAsia="Calibri" w:cs="CorporateSPro-Light"/>
-                              <w:sz w:val="13"/>
-                              <w:szCs w:val="13"/>
-                              <w:lang w:eastAsia="de-DE"/>
-                            </w:rPr>
-                            <w:t xml:space="preserve">PARTNER</w:t>
-                          </w:r>
-                        </w:p>
-                        <w:p>
-                          <w:pPr>
-                            <w:autoSpaceDE w:val="0"/>
-                            <w:autoSpaceDN w:val="0"/>
-                            <w:adjustRightInd w:val="0"/>
                             <w:jc w:val="left"/>
                             <w:rPr>
                               <w:rFonts w:eastAsia="Calibri" w:cs="CorporateSPro-Demi"/>
@@ -2035,7 +2225,6 @@
                               <w:szCs w:val="13"/>
                               <w:lang w:eastAsia="de-DE"/>
                             </w:rPr>
-                            <w:spacing w:line="360" w:lineRule="auto"/>
                           </w:pPr>
                           <w:r>
                             <w:rPr>
@@ -2045,7 +2234,7 @@
                               <w:szCs w:val="13"/>
                               <w:lang w:eastAsia="de-DE"/>
                             </w:rPr>
-                            <w:t xml:space="preserve">Ingo Grünewald</w:t>
+                            <w:t>Ingo Grünewald</w:t>
                           </w:r>
                         </w:p>
                         <w:p>
@@ -2069,7 +2258,7 @@
                               <w:szCs w:val="13"/>
                               <w:lang w:eastAsia="de-DE"/>
                             </w:rPr>
-                            <w:t xml:space="preserve">Fachanwalt für Insolvenz- und Sanierungsrecht</w:t>
+                            <w:t>Fachanwalt für Insolvenz- und Sanierungsrecht</w:t>
                           </w:r>
                         </w:p>
                         <w:p>
@@ -2093,7 +2282,7 @@
                               <w:szCs w:val="13"/>
                               <w:lang w:eastAsia="de-DE"/>
                             </w:rPr>
-                            <w:t xml:space="preserve">Fachanwalt für Handels- und Gesellschaftsrecht</w:t>
+                            <w:t>Fachanwalt für Handels- und Gesellschaftsrecht</w:t>
                           </w:r>
                         </w:p>
                         <w:p>
@@ -2102,29 +2291,6 @@
                             <w:autoSpaceDN w:val="0"/>
                             <w:adjustRightInd w:val="0"/>
                             <w:spacing w:line="360" w:lineRule="auto"/>
-                            <w:jc w:val="left"/>
-                            <w:rPr>
-                              <w:rFonts w:eastAsia="Calibri" w:cs="CorporateSPro-Light"/>
-                              <w:sz w:val="22"/>
-                              <w:szCs w:val="13"/>
-                              <w:lang w:eastAsia="de-DE"/>
-                            </w:rPr>
-                          </w:pPr>
-                          <w:r>
-                            <w:rPr>
-                              <w:rFonts w:eastAsia="Calibri" w:cs="CorporateSPro-Light"/>
-                              <w:sz w:val="13"/>
-                              <w:szCs w:val="13"/>
-                              <w:lang w:eastAsia="de-DE"/>
-                            </w:rPr>
-                            <w:t xml:space="preserve"/>
-                          </w:r>
-                        </w:p>
-                        <w:p>
-                          <w:pPr>
-                            <w:autoSpaceDE w:val="0"/>
-                            <w:autoSpaceDN w:val="0"/>
-                            <w:adjustRightInd w:val="0"/>
                             <w:jc w:val="left"/>
                             <w:rPr>
                               <w:rFonts w:eastAsia="Calibri" w:cs="CorporateSPro-Demi"/>
@@ -2133,7 +2299,22 @@
                               <w:szCs w:val="13"/>
                               <w:lang w:eastAsia="de-DE"/>
                             </w:rPr>
-                            <w:spacing w:line="360" w:lineRule="auto"/>
+                          </w:pPr>
+                        </w:p>
+                        <w:p>
+                          <w:pPr>
+                            <w:autoSpaceDE w:val="0"/>
+                            <w:autoSpaceDN w:val="0"/>
+                            <w:adjustRightInd w:val="0"/>
+                            <w:spacing w:line="360" w:lineRule="auto"/>
+                            <w:jc w:val="left"/>
+                            <w:rPr>
+                              <w:rFonts w:eastAsia="Calibri" w:cs="CorporateSPro-Demi"/>
+                              <w:b/>
+                              <w:sz w:val="22"/>
+                              <w:szCs w:val="13"/>
+                              <w:lang w:val="en-GB" w:eastAsia="de-DE"/>
+                            </w:rPr>
                           </w:pPr>
                           <w:r>
                             <w:rPr>
@@ -2141,9 +2322,9 @@
                               <w:b/>
                               <w:sz w:val="13"/>
                               <w:szCs w:val="13"/>
-                              <w:lang w:eastAsia="de-DE"/>
-                            </w:rPr>
-                            <w:t xml:space="preserve">Dr. Alexander Thomas Lamberty LL.M.</w:t>
+                              <w:lang w:val="en-GB" w:eastAsia="de-DE"/>
+                            </w:rPr>
+                            <w:t>Dr. Alexander Thomas Lamberty LL.M.</w:t>
                           </w:r>
                         </w:p>
                         <w:p>
@@ -2167,7 +2348,7 @@
                               <w:szCs w:val="13"/>
                               <w:lang w:eastAsia="de-DE"/>
                             </w:rPr>
-                            <w:t xml:space="preserve">Fachanwalt für Insolvenz- und Sanierungsrecht</w:t>
+                            <w:t>Fachanwalt für Insolvenz- und Sanierungsrecht</w:t>
                           </w:r>
                         </w:p>
                         <w:p>
@@ -2176,29 +2357,6 @@
                             <w:autoSpaceDN w:val="0"/>
                             <w:adjustRightInd w:val="0"/>
                             <w:spacing w:line="360" w:lineRule="auto"/>
-                            <w:jc w:val="left"/>
-                            <w:rPr>
-                              <w:rFonts w:eastAsia="Calibri" w:cs="CorporateSPro-Light"/>
-                              <w:sz w:val="22"/>
-                              <w:szCs w:val="13"/>
-                              <w:lang w:eastAsia="de-DE"/>
-                            </w:rPr>
-                          </w:pPr>
-                          <w:r>
-                            <w:rPr>
-                              <w:rFonts w:eastAsia="Calibri" w:cs="CorporateSPro-Light"/>
-                              <w:sz w:val="13"/>
-                              <w:szCs w:val="13"/>
-                              <w:lang w:eastAsia="de-DE"/>
-                            </w:rPr>
-                            <w:t xml:space="preserve"/>
-                          </w:r>
-                        </w:p>
-                        <w:p>
-                          <w:pPr>
-                            <w:autoSpaceDE w:val="0"/>
-                            <w:autoSpaceDN w:val="0"/>
-                            <w:adjustRightInd w:val="0"/>
                             <w:jc w:val="left"/>
                             <w:rPr>
                               <w:rFonts w:eastAsia="Calibri" w:cs="CorporateSPro-Demi"/>
@@ -2207,7 +2365,22 @@
                               <w:szCs w:val="13"/>
                               <w:lang w:eastAsia="de-DE"/>
                             </w:rPr>
-                            <w:spacing w:line="360" w:lineRule="auto"/>
+                          </w:pPr>
+                        </w:p>
+                        <w:p>
+                          <w:pPr>
+                            <w:autoSpaceDE w:val="0"/>
+                            <w:autoSpaceDN w:val="0"/>
+                            <w:adjustRightInd w:val="0"/>
+                            <w:spacing w:line="360" w:lineRule="auto"/>
+                            <w:jc w:val="left"/>
+                            <w:rPr>
+                              <w:rFonts w:eastAsia="Calibri" w:cs="CorporateSPro-Demi"/>
+                              <w:b/>
+                              <w:sz w:val="22"/>
+                              <w:szCs w:val="13"/>
+                              <w:lang w:eastAsia="de-DE"/>
+                            </w:rPr>
                           </w:pPr>
                           <w:r>
                             <w:rPr>
@@ -2217,7 +2390,7 @@
                               <w:szCs w:val="13"/>
                               <w:lang w:eastAsia="de-DE"/>
                             </w:rPr>
-                            <w:t xml:space="preserve">Fatma Kreft</w:t>
+                            <w:t>Fatma Kreft</w:t>
                           </w:r>
                         </w:p>
                         <w:p>
@@ -2241,7 +2414,7 @@
                               <w:szCs w:val="13"/>
                               <w:lang w:eastAsia="de-DE"/>
                             </w:rPr>
-                            <w:t xml:space="preserve">Fachanwältin für Insolvenz- und Sanierungsrecht</w:t>
+                            <w:t>Fachanwältin für Insolvenz- und Sanierungsrecht</w:t>
                           </w:r>
                         </w:p>
                         <w:p>
@@ -2265,7 +2438,7 @@
                               <w:szCs w:val="13"/>
                               <w:lang w:eastAsia="de-DE"/>
                             </w:rPr>
-                            <w:t xml:space="preserve">Fachanwältin für Steuerrecht</w:t>
+                            <w:t>Fachanwältin für Steuerrecht</w:t>
                           </w:r>
                         </w:p>
                         <w:p>
@@ -2282,21 +2455,13 @@
                               <w:lang w:eastAsia="de-DE"/>
                             </w:rPr>
                           </w:pPr>
-                          <w:r>
-                            <w:rPr>
-                              <w:rFonts w:eastAsia="Calibri" w:cs="CorporateSPro-Light"/>
-                              <w:sz w:val="13"/>
-                              <w:szCs w:val="13"/>
-                              <w:lang w:eastAsia="de-DE"/>
-                            </w:rPr>
-                            <w:t xml:space="preserve"/>
-                          </w:r>
-                        </w:p>
-                        <w:p>
-                          <w:pPr>
-                            <w:autoSpaceDE w:val="0"/>
-                            <w:autoSpaceDN w:val="0"/>
-                            <w:adjustRightInd w:val="0"/>
+                        </w:p>
+                        <w:p>
+                          <w:pPr>
+                            <w:autoSpaceDE w:val="0"/>
+                            <w:autoSpaceDN w:val="0"/>
+                            <w:adjustRightInd w:val="0"/>
+                            <w:spacing w:line="360" w:lineRule="auto"/>
                             <w:jc w:val="left"/>
                             <w:rPr>
                               <w:rFonts w:eastAsia="Calibri" w:cs="CorporateSPro-Demi"/>
@@ -2305,7 +2470,6 @@
                               <w:szCs w:val="13"/>
                               <w:lang w:eastAsia="de-DE"/>
                             </w:rPr>
-                            <w:spacing w:line="360" w:lineRule="auto"/>
                           </w:pPr>
                           <w:r>
                             <w:rPr>
@@ -2315,7 +2479,7 @@
                               <w:szCs w:val="13"/>
                               <w:lang w:eastAsia="de-DE"/>
                             </w:rPr>
-                            <w:t xml:space="preserve">Dr. Arne Löser</w:t>
+                            <w:t>Dr. Arne Löser</w:t>
                           </w:r>
                         </w:p>
                         <w:p>
@@ -2339,7 +2503,7 @@
                               <w:szCs w:val="13"/>
                               <w:lang w:eastAsia="de-DE"/>
                             </w:rPr>
-                            <w:t xml:space="preserve">Fachanwalt für Insolvenz- und Sanierungsrecht</w:t>
+                            <w:t>Fachanwalt für Insolvenz- und Sanierungsrecht</w:t>
                           </w:r>
                         </w:p>
                         <w:p>
@@ -2363,7 +2527,7 @@
                               <w:szCs w:val="13"/>
                               <w:lang w:eastAsia="de-DE"/>
                             </w:rPr>
-                            <w:t xml:space="preserve">Fachanwalt für Handels- und Gesellschaftsrecht</w:t>
+                            <w:t>Fachanwalt für Handels- und Gesellschaftsrecht</w:t>
                           </w:r>
                         </w:p>
                         <w:p>
@@ -2380,21 +2544,13 @@
                               <w:lang w:eastAsia="de-DE"/>
                             </w:rPr>
                           </w:pPr>
-                          <w:r>
-                            <w:rPr>
-                              <w:rFonts w:eastAsia="Calibri" w:cs="CorporateSPro-Light"/>
-                              <w:sz w:val="13"/>
-                              <w:szCs w:val="13"/>
-                              <w:lang w:eastAsia="de-DE"/>
-                            </w:rPr>
-                            <w:t xml:space="preserve"/>
-                          </w:r>
-                        </w:p>
-                        <w:p>
-                          <w:pPr>
-                            <w:autoSpaceDE w:val="0"/>
-                            <w:autoSpaceDN w:val="0"/>
-                            <w:adjustRightInd w:val="0"/>
+                        </w:p>
+                        <w:p>
+                          <w:pPr>
+                            <w:autoSpaceDE w:val="0"/>
+                            <w:autoSpaceDN w:val="0"/>
+                            <w:adjustRightInd w:val="0"/>
+                            <w:spacing w:line="360" w:lineRule="auto"/>
                             <w:jc w:val="left"/>
                             <w:rPr>
                               <w:rFonts w:eastAsia="Calibri" w:cs="CorporateSPro-Demi"/>
@@ -2403,7 +2559,6 @@
                               <w:szCs w:val="13"/>
                               <w:lang w:eastAsia="de-DE"/>
                             </w:rPr>
-                            <w:spacing w:line="360" w:lineRule="auto"/>
                           </w:pPr>
                           <w:r>
                             <w:rPr>
@@ -2413,7 +2568,7 @@
                               <w:szCs w:val="13"/>
                               <w:lang w:eastAsia="de-DE"/>
                             </w:rPr>
-                            <w:t xml:space="preserve">Thorsten Lex</w:t>
+                            <w:t>Dr. Thomas Thöne</w:t>
                           </w:r>
                         </w:p>
                         <w:p>
@@ -2437,7 +2592,7 @@
                               <w:szCs w:val="13"/>
                               <w:lang w:eastAsia="de-DE"/>
                             </w:rPr>
-                            <w:t xml:space="preserve">Fachanwalt für Business</w:t>
+                            <w:t>Fachanwalt für Insolvenz- und Sanierungsrecht</w:t>
                           </w:r>
                         </w:p>
                         <w:p>
@@ -2461,7 +2616,7 @@
                               <w:szCs w:val="13"/>
                               <w:lang w:eastAsia="de-DE"/>
                             </w:rPr>
-                            <w:t xml:space="preserve"/>
+                            <w:t>Fachanwalt für Steuerrecht</w:t>
                           </w:r>
                         </w:p>
                         <w:p>
@@ -2485,11 +2640,14 @@
                               <w:szCs w:val="13"/>
                               <w:lang w:eastAsia="de-DE"/>
                             </w:rPr>
-                            <w:t xml:space="preserve"/>
+                            <w:t>Notar in Wiesbaden</w:t>
                           </w:r>
                         </w:p>
                         <w:p>
                           <w:pPr>
+                            <w:pBdr>
+                              <w:bottom w:val="single" w:sz="4" w:space="1" w:color="auto"/>
+                            </w:pBdr>
                             <w:autoSpaceDE w:val="0"/>
                             <w:autoSpaceDN w:val="0"/>
                             <w:adjustRightInd w:val="0"/>
@@ -2502,14 +2660,44 @@
                               <w:lang w:eastAsia="de-DE"/>
                             </w:rPr>
                           </w:pPr>
+                        </w:p>
+                        <w:p>
+                          <w:pPr>
+                            <w:autoSpaceDE w:val="0"/>
+                            <w:autoSpaceDN w:val="0"/>
+                            <w:adjustRightInd w:val="0"/>
+                            <w:spacing w:line="360" w:lineRule="auto"/>
+                            <w:jc w:val="left"/>
+                            <w:rPr>
+                              <w:rFonts w:eastAsia="Calibri" w:cs="CorporateSPro-Light"/>
+                              <w:sz w:val="22"/>
+                              <w:szCs w:val="13"/>
+                              <w:lang w:eastAsia="de-DE"/>
+                            </w:rPr>
+                          </w:pPr>
+                        </w:p>
+                        <w:p>
+                          <w:pPr>
+                            <w:autoSpaceDE w:val="0"/>
+                            <w:autoSpaceDN w:val="0"/>
+                            <w:adjustRightInd w:val="0"/>
+                            <w:jc w:val="left"/>
+                            <w:rPr>
+                              <w:rFonts w:eastAsia="Calibri" w:cs="CorporateSPro-Regular"/>
+                              <w:sz w:val="22"/>
+                              <w:szCs w:val="13"/>
+                              <w:lang w:eastAsia="de-DE"/>
+                            </w:rPr>
+                            <w:spacing w:line="360" w:lineRule="auto"/>
+                          </w:pPr>
                           <w:r>
                             <w:rPr>
-                              <w:rFonts w:eastAsia="Calibri" w:cs="CorporateSPro-Light"/>
+                              <w:rFonts w:eastAsia="Calibri" w:cs="CorporateSPro-Regular"/>
                               <w:sz w:val="13"/>
                               <w:szCs w:val="13"/>
                               <w:lang w:eastAsia="de-DE"/>
                             </w:rPr>
-                            <w:t xml:space="preserve">ANGESTELLTE RECHTSANWÄLTE</w:t>
+                            <w:t>ANGESTELLTE RECHTSANWÄLTE</w:t>
                           </w:r>
                         </w:p>
                         <w:p>
@@ -2517,6 +2705,7 @@
                             <w:autoSpaceDE w:val="0"/>
                             <w:autoSpaceDN w:val="0"/>
                             <w:adjustRightInd w:val="0"/>
+                            <w:spacing w:line="360" w:lineRule="auto"/>
                             <w:jc w:val="left"/>
                             <w:rPr>
                               <w:rFonts w:eastAsia="Calibri" w:cs="CorporateSPro-Demi"/>
@@ -2525,7 +2714,6 @@
                               <w:szCs w:val="13"/>
                               <w:lang w:eastAsia="de-DE"/>
                             </w:rPr>
-                            <w:spacing w:line="360" w:lineRule="auto"/>
                           </w:pPr>
                           <w:r>
                             <w:rPr>
@@ -2535,7 +2723,7 @@
                               <w:szCs w:val="13"/>
                               <w:lang w:eastAsia="de-DE"/>
                             </w:rPr>
-                            <w:t xml:space="preserve">Eva Meyer</w:t>
+                            <w:t>Eva Meyer</w:t>
                           </w:r>
                         </w:p>
                         <w:p>
@@ -2546,51 +2734,43 @@
                             <w:spacing w:line="360" w:lineRule="auto"/>
                             <w:jc w:val="left"/>
                             <w:rPr>
+                              <w:rFonts w:eastAsia="Calibri" w:cs="CorporateSPro-Demi"/>
+                              <w:sz w:val="22"/>
+                              <w:szCs w:val="13"/>
+                              <w:lang w:eastAsia="de-DE"/>
+                            </w:rPr>
+                          </w:pPr>
+                          <w:r>
+                            <w:rPr>
+                              <w:rFonts w:eastAsia="Calibri" w:cs="CorporateSPro-Demi"/>
+                              <w:sz w:val="13"/>
+                              <w:szCs w:val="13"/>
+                              <w:lang w:eastAsia="de-DE"/>
+                            </w:rPr>
+                            <w:t>Fachanwältin für Insolvenz- und Sanierungsrecht</w:t>
+                          </w:r>
+                        </w:p>
+                        <w:p>
+                          <w:pPr>
+                            <w:autoSpaceDE w:val="0"/>
+                            <w:autoSpaceDN w:val="0"/>
+                            <w:adjustRightInd w:val="0"/>
+                            <w:spacing w:line="360" w:lineRule="auto"/>
+                            <w:jc w:val="left"/>
+                            <w:rPr>
                               <w:rFonts w:eastAsia="Calibri" w:cs="CorporateSPro-Light"/>
                               <w:sz w:val="22"/>
                               <w:szCs w:val="13"/>
                               <w:lang w:eastAsia="de-DE"/>
                             </w:rPr>
                           </w:pPr>
-                          <w:r>
-                            <w:rPr>
-                              <w:rFonts w:eastAsia="Calibri" w:cs="CorporateSPro-Light"/>
-                              <w:sz w:val="13"/>
-                              <w:szCs w:val="13"/>
-                              <w:lang w:eastAsia="de-DE"/>
-                            </w:rPr>
-                            <w:t xml:space="preserve">Fachanwältin für Insolvenz- und Sanierungsrecht</w:t>
-                          </w:r>
-                        </w:p>
-                        <w:p>
-                          <w:pPr>
-                            <w:autoSpaceDE w:val="0"/>
-                            <w:autoSpaceDN w:val="0"/>
-                            <w:adjustRightInd w:val="0"/>
-                            <w:spacing w:line="360" w:lineRule="auto"/>
-                            <w:jc w:val="left"/>
-                            <w:rPr>
-                              <w:rFonts w:eastAsia="Calibri" w:cs="CorporateSPro-Light"/>
-                              <w:sz w:val="22"/>
-                              <w:szCs w:val="13"/>
-                              <w:lang w:eastAsia="de-DE"/>
-                            </w:rPr>
-                          </w:pPr>
-                          <w:r>
-                            <w:rPr>
-                              <w:rFonts w:eastAsia="Calibri" w:cs="CorporateSPro-Light"/>
-                              <w:sz w:val="13"/>
-                              <w:szCs w:val="13"/>
-                              <w:lang w:eastAsia="de-DE"/>
-                            </w:rPr>
-                            <w:t xml:space="preserve"/>
-                          </w:r>
-                        </w:p>
-                        <w:p>
-                          <w:pPr>
-                            <w:autoSpaceDE w:val="0"/>
-                            <w:autoSpaceDN w:val="0"/>
-                            <w:adjustRightInd w:val="0"/>
+                        </w:p>
+                        <w:p>
+                          <w:pPr>
+                            <w:autoSpaceDE w:val="0"/>
+                            <w:autoSpaceDN w:val="0"/>
+                            <w:adjustRightInd w:val="0"/>
+                            <w:spacing w:line="360" w:lineRule="auto"/>
                             <w:jc w:val="left"/>
                             <w:rPr>
                               <w:rFonts w:eastAsia="Calibri" w:cs="CorporateSPro-Demi"/>
@@ -2599,7 +2779,6 @@
                               <w:szCs w:val="13"/>
                               <w:lang w:eastAsia="de-DE"/>
                             </w:rPr>
-                            <w:spacing w:line="360" w:lineRule="auto"/>
                           </w:pPr>
                           <w:r>
                             <w:rPr>
@@ -2609,7 +2788,7 @@
                               <w:szCs w:val="13"/>
                               <w:lang w:eastAsia="de-DE"/>
                             </w:rPr>
-                            <w:t xml:space="preserve">Bettina Dax</w:t>
+                            <w:t>Bettina Dax</w:t>
                           </w:r>
                         </w:p>
                         <w:p>
@@ -2633,7 +2812,7 @@
                               <w:szCs w:val="13"/>
                               <w:lang w:eastAsia="de-DE"/>
                             </w:rPr>
-                            <w:t xml:space="preserve">Rechtsanwältin</w:t>
+                            <w:t>Rechtsanwältin</w:t>
                           </w:r>
                         </w:p>
                         <w:p>
@@ -2642,29 +2821,6 @@
                             <w:autoSpaceDN w:val="0"/>
                             <w:adjustRightInd w:val="0"/>
                             <w:spacing w:line="360" w:lineRule="auto"/>
-                            <w:jc w:val="left"/>
-                            <w:rPr>
-                              <w:rFonts w:eastAsia="Calibri" w:cs="CorporateSPro-Light"/>
-                              <w:sz w:val="22"/>
-                              <w:szCs w:val="13"/>
-                              <w:lang w:eastAsia="de-DE"/>
-                            </w:rPr>
-                          </w:pPr>
-                          <w:r>
-                            <w:rPr>
-                              <w:rFonts w:eastAsia="Calibri" w:cs="CorporateSPro-Light"/>
-                              <w:sz w:val="13"/>
-                              <w:szCs w:val="13"/>
-                              <w:lang w:eastAsia="de-DE"/>
-                            </w:rPr>
-                            <w:t xml:space="preserve"/>
-                          </w:r>
-                        </w:p>
-                        <w:p>
-                          <w:pPr>
-                            <w:autoSpaceDE w:val="0"/>
-                            <w:autoSpaceDN w:val="0"/>
-                            <w:adjustRightInd w:val="0"/>
                             <w:jc w:val="left"/>
                             <w:rPr>
                               <w:rFonts w:eastAsia="Calibri" w:cs="CorporateSPro-Demi"/>
@@ -2673,7 +2829,22 @@
                               <w:szCs w:val="13"/>
                               <w:lang w:eastAsia="de-DE"/>
                             </w:rPr>
-                            <w:spacing w:line="360" w:lineRule="auto"/>
+                          </w:pPr>
+                        </w:p>
+                        <w:p>
+                          <w:pPr>
+                            <w:autoSpaceDE w:val="0"/>
+                            <w:autoSpaceDN w:val="0"/>
+                            <w:adjustRightInd w:val="0"/>
+                            <w:spacing w:line="360" w:lineRule="auto"/>
+                            <w:jc w:val="left"/>
+                            <w:rPr>
+                              <w:rFonts w:eastAsia="Calibri" w:cs="CorporateSPro-Demi"/>
+                              <w:b/>
+                              <w:sz w:val="22"/>
+                              <w:szCs w:val="13"/>
+                              <w:lang w:eastAsia="de-DE"/>
+                            </w:rPr>
                           </w:pPr>
                           <w:r>
                             <w:rPr>
@@ -2683,7 +2854,7 @@
                               <w:szCs w:val="13"/>
                               <w:lang w:eastAsia="de-DE"/>
                             </w:rPr>
-                            <w:t xml:space="preserve">Cornelia Kriege</w:t>
+                            <w:t>Cornelia Kriege</w:t>
                           </w:r>
                         </w:p>
                         <w:p>
@@ -2707,7 +2878,7 @@
                               <w:szCs w:val="13"/>
                               <w:lang w:eastAsia="de-DE"/>
                             </w:rPr>
-                            <w:t xml:space="preserve">Rechtsanwältin</w:t>
+                            <w:t>Rechtsanwältin</w:t>
                           </w:r>
                         </w:p>
                         <w:p>
@@ -2724,21 +2895,13 @@
                               <w:lang w:eastAsia="de-DE"/>
                             </w:rPr>
                           </w:pPr>
-                          <w:r>
-                            <w:rPr>
-                              <w:rFonts w:eastAsia="Calibri" w:cs="CorporateSPro-Light"/>
-                              <w:sz w:val="13"/>
-                              <w:szCs w:val="13"/>
-                              <w:lang w:eastAsia="de-DE"/>
-                            </w:rPr>
-                            <w:t xml:space="preserve"/>
-                          </w:r>
-                        </w:p>
-                        <w:p>
-                          <w:pPr>
-                            <w:autoSpaceDE w:val="0"/>
-                            <w:autoSpaceDN w:val="0"/>
-                            <w:adjustRightInd w:val="0"/>
+                        </w:p>
+                        <w:p>
+                          <w:pPr>
+                            <w:autoSpaceDE w:val="0"/>
+                            <w:autoSpaceDN w:val="0"/>
+                            <w:adjustRightInd w:val="0"/>
+                            <w:spacing w:line="360" w:lineRule="auto"/>
                             <w:jc w:val="left"/>
                             <w:rPr>
                               <w:rFonts w:eastAsia="Calibri" w:cs="CorporateSPro-Demi"/>
@@ -2747,7 +2910,6 @@
                               <w:szCs w:val="13"/>
                               <w:lang w:eastAsia="de-DE"/>
                             </w:rPr>
-                            <w:spacing w:line="360" w:lineRule="auto"/>
                           </w:pPr>
                           <w:r>
                             <w:rPr>
@@ -2757,7 +2919,7 @@
                               <w:szCs w:val="13"/>
                               <w:lang w:eastAsia="de-DE"/>
                             </w:rPr>
-                            <w:t xml:space="preserve">Lars Wacker</w:t>
+                            <w:t>Lars Wacker</w:t>
                           </w:r>
                         </w:p>
                         <w:p>
@@ -2781,11 +2943,14 @@
                               <w:szCs w:val="13"/>
                               <w:lang w:eastAsia="de-DE"/>
                             </w:rPr>
-                            <w:t xml:space="preserve">Rechtsanwalt</w:t>
+                            <w:t>Rechtsanwalt</w:t>
                           </w:r>
                         </w:p>
                         <w:p>
                           <w:pPr>
+                            <w:pBdr>
+                              <w:bottom w:val="single" w:sz="4" w:space="1" w:color="auto"/>
+                            </w:pBdr>
                             <w:autoSpaceDE w:val="0"/>
                             <w:autoSpaceDN w:val="0"/>
                             <w:adjustRightInd w:val="0"/>
@@ -2798,14 +2963,44 @@
                               <w:lang w:eastAsia="de-DE"/>
                             </w:rPr>
                           </w:pPr>
+                        </w:p>
+                        <w:p>
+                          <w:pPr>
+                            <w:autoSpaceDE w:val="0"/>
+                            <w:autoSpaceDN w:val="0"/>
+                            <w:adjustRightInd w:val="0"/>
+                            <w:spacing w:line="360" w:lineRule="auto"/>
+                            <w:jc w:val="left"/>
+                            <w:rPr>
+                              <w:rFonts w:eastAsia="Calibri" w:cs="CorporateSPro-Light"/>
+                              <w:sz w:val="22"/>
+                              <w:szCs w:val="13"/>
+                              <w:lang w:eastAsia="de-DE"/>
+                            </w:rPr>
+                          </w:pPr>
+                        </w:p>
+                        <w:p>
+                          <w:pPr>
+                            <w:autoSpaceDE w:val="0"/>
+                            <w:autoSpaceDN w:val="0"/>
+                            <w:adjustRightInd w:val="0"/>
+                            <w:jc w:val="left"/>
+                            <w:rPr>
+                              <w:rFonts w:eastAsia="Calibri" w:cs="CorporateSPro-Regular"/>
+                              <w:sz w:val="22"/>
+                              <w:szCs w:val="13"/>
+                              <w:lang w:eastAsia="de-DE"/>
+                            </w:rPr>
+                            <w:spacing w:line="360" w:lineRule="auto"/>
+                          </w:pPr>
                           <w:r>
                             <w:rPr>
-                              <w:rFonts w:eastAsia="Calibri" w:cs="CorporateSPro-Light"/>
+                              <w:rFonts w:eastAsia="Calibri" w:cs="CorporateSPro-Regular"/>
                               <w:sz w:val="13"/>
                               <w:szCs w:val="13"/>
                               <w:lang w:eastAsia="de-DE"/>
                             </w:rPr>
-                            <w:t xml:space="preserve"/>
+                            <w:t>OF COUNSEL</w:t>
                           </w:r>
                         </w:p>
                         <w:p>
@@ -2814,53 +3009,6 @@
                             <w:autoSpaceDN w:val="0"/>
                             <w:adjustRightInd w:val="0"/>
                             <w:spacing w:line="360" w:lineRule="auto"/>
-                            <w:jc w:val="left"/>
-                            <w:rPr>
-                              <w:rFonts w:eastAsia="Calibri" w:cs="CorporateSPro-Light"/>
-                              <w:sz w:val="22"/>
-                              <w:szCs w:val="13"/>
-                              <w:lang w:eastAsia="de-DE"/>
-                            </w:rPr>
-                          </w:pPr>
-                          <w:r>
-                            <w:rPr>
-                              <w:rFonts w:eastAsia="Calibri" w:cs="CorporateSPro-Light"/>
-                              <w:sz w:val="13"/>
-                              <w:szCs w:val="13"/>
-                              <w:lang w:eastAsia="de-DE"/>
-                            </w:rPr>
-                            <w:t xml:space="preserve"/>
-                          </w:r>
-                        </w:p>
-                        <w:p>
-                          <w:pPr>
-                            <w:autoSpaceDE w:val="0"/>
-                            <w:autoSpaceDN w:val="0"/>
-                            <w:adjustRightInd w:val="0"/>
-                            <w:spacing w:line="360" w:lineRule="auto"/>
-                            <w:jc w:val="left"/>
-                            <w:rPr>
-                              <w:rFonts w:eastAsia="Calibri" w:cs="CorporateSPro-Light"/>
-                              <w:sz w:val="22"/>
-                              <w:szCs w:val="13"/>
-                              <w:lang w:eastAsia="de-DE"/>
-                            </w:rPr>
-                          </w:pPr>
-                          <w:r>
-                            <w:rPr>
-                              <w:rFonts w:eastAsia="Calibri" w:cs="CorporateSPro-Light"/>
-                              <w:sz w:val="13"/>
-                              <w:szCs w:val="13"/>
-                              <w:lang w:eastAsia="de-DE"/>
-                            </w:rPr>
-                            <w:t xml:space="preserve">OF COUNSEL</w:t>
-                          </w:r>
-                        </w:p>
-                        <w:p>
-                          <w:pPr>
-                            <w:autoSpaceDE w:val="0"/>
-                            <w:autoSpaceDN w:val="0"/>
-                            <w:adjustRightInd w:val="0"/>
                             <w:jc w:val="left"/>
                             <w:rPr>
                               <w:rFonts w:eastAsia="Calibri" w:cs="CorporateSPro-Demi"/>
@@ -2869,7 +3017,6 @@
                               <w:szCs w:val="13"/>
                               <w:lang w:eastAsia="de-DE"/>
                             </w:rPr>
-                            <w:spacing w:line="360" w:lineRule="auto"/>
                           </w:pPr>
                           <w:r>
                             <w:rPr>
@@ -2879,7 +3026,7 @@
                               <w:szCs w:val="13"/>
                               <w:lang w:eastAsia="de-DE"/>
                             </w:rPr>
-                            <w:t xml:space="preserve">Justizrat Prof. Dr. Dr. Thomas B. Schmidt M.A.</w:t>
+                            <w:t>Justizrat Prof. Dr. Dr. Thomas B. Schmidt M.A.</w:t>
                           </w:r>
                         </w:p>
                         <w:p>
@@ -2903,11 +3050,14 @@
                               <w:szCs w:val="13"/>
                               <w:lang w:eastAsia="de-DE"/>
                             </w:rPr>
-                            <w:t xml:space="preserve">Fachanwalt für Insolvenz- und Sanierungsrecht</w:t>
+                            <w:t>Fachanwalt für Insolvenz- und Sanierungsrecht</w:t>
                           </w:r>
                         </w:p>
                         <w:p>
                           <w:pPr>
+                            <w:pBdr>
+                              <w:bottom w:val="single" w:sz="4" w:space="1" w:color="auto"/>
+                            </w:pBdr>
                             <w:autoSpaceDE w:val="0"/>
                             <w:autoSpaceDN w:val="0"/>
                             <w:adjustRightInd w:val="0"/>
@@ -2920,14 +3070,44 @@
                               <w:lang w:eastAsia="de-DE"/>
                             </w:rPr>
                           </w:pPr>
+                        </w:p>
+                        <w:p>
+                          <w:pPr>
+                            <w:autoSpaceDE w:val="0"/>
+                            <w:autoSpaceDN w:val="0"/>
+                            <w:adjustRightInd w:val="0"/>
+                            <w:spacing w:line="360" w:lineRule="auto"/>
+                            <w:jc w:val="left"/>
+                            <w:rPr>
+                              <w:rFonts w:eastAsia="Calibri" w:cs="CorporateSPro-Light"/>
+                              <w:sz w:val="22"/>
+                              <w:szCs w:val="13"/>
+                              <w:lang w:eastAsia="de-DE"/>
+                            </w:rPr>
+                          </w:pPr>
+                        </w:p>
+                        <w:p>
+                          <w:pPr>
+                            <w:autoSpaceDE w:val="0"/>
+                            <w:autoSpaceDN w:val="0"/>
+                            <w:adjustRightInd w:val="0"/>
+                            <w:jc w:val="left"/>
+                            <w:rPr>
+                              <w:rFonts w:eastAsia="Calibri" w:cs="CorporateSPro-Regular"/>
+                              <w:sz w:val="22"/>
+                              <w:szCs w:val="13"/>
+                              <w:lang w:eastAsia="de-DE"/>
+                            </w:rPr>
+                            <w:spacing w:line="360" w:lineRule="auto"/>
+                          </w:pPr>
                           <w:r>
                             <w:rPr>
-                              <w:rFonts w:eastAsia="Calibri" w:cs="CorporateSPro-Light"/>
+                              <w:rFonts w:eastAsia="Calibri" w:cs="CorporateSPro-Regular"/>
                               <w:sz w:val="13"/>
                               <w:szCs w:val="13"/>
                               <w:lang w:eastAsia="de-DE"/>
                             </w:rPr>
-                            <w:t xml:space="preserve"/>
+                            <w:t>STANDORTE</w:t>
                           </w:r>
                         </w:p>
                         <w:p>
@@ -2936,9 +3116,8 @@
                             <w:autoSpaceDN w:val="0"/>
                             <w:adjustRightInd w:val="0"/>
                             <w:spacing w:line="360" w:lineRule="auto"/>
-                            <w:jc w:val="left"/>
-                            <w:rPr>
-                              <w:rFonts w:eastAsia="Calibri" w:cs="CorporateSPro-Light"/>
+                            <w:rPr>
+                              <w:rFonts w:eastAsia="Calibri" w:cs="CorporateSPro-Demi"/>
                               <w:sz w:val="22"/>
                               <w:szCs w:val="13"/>
                               <w:lang w:eastAsia="de-DE"/>
@@ -2946,60 +3125,31 @@
                           </w:pPr>
                           <w:r>
                             <w:rPr>
-                              <w:rFonts w:eastAsia="Calibri" w:cs="CorporateSPro-Light"/>
+                              <w:rFonts w:eastAsia="Calibri" w:cs="CorporateSPro-Demi"/>
                               <w:sz w:val="13"/>
                               <w:szCs w:val="13"/>
                               <w:lang w:eastAsia="de-DE"/>
                             </w:rPr>
-                            <w:t xml:space="preserve"/>
+                            <w:t>Trier</w:t>
                           </w:r>
-                        </w:p>
-                        <w:p>
-                          <w:pPr>
-                            <w:autoSpaceDE w:val="0"/>
-                            <w:autoSpaceDN w:val="0"/>
-                            <w:adjustRightInd w:val="0"/>
-                            <w:spacing w:line="360" w:lineRule="auto"/>
-                            <w:jc w:val="left"/>
-                            <w:rPr>
-                              <w:rFonts w:eastAsia="Calibri" w:cs="CorporateSPro-Light"/>
-                              <w:sz w:val="22"/>
-                              <w:szCs w:val="13"/>
-                              <w:lang w:eastAsia="de-DE"/>
-                            </w:rPr>
-                          </w:pPr>
                           <w:r>
                             <w:rPr>
-                              <w:rFonts w:eastAsia="Calibri" w:cs="CorporateSPro-Light"/>
+                              <w:rFonts w:eastAsia="Calibri" w:cs="CorporateSPro-Demi"/>
                               <w:sz w:val="13"/>
                               <w:szCs w:val="13"/>
                               <w:lang w:eastAsia="de-DE"/>
                             </w:rPr>
-                            <w:t xml:space="preserve">STANDORTE</w:t>
+                            <w:tab/>
                           </w:r>
-                        </w:p>
-                        <w:p>
-                          <w:pPr>
-                            <w:autoSpaceDE w:val="0"/>
-                            <w:autoSpaceDN w:val="0"/>
-                            <w:adjustRightInd w:val="0"/>
-                            <w:spacing w:line="360" w:lineRule="auto"/>
-                            <w:jc w:val="left"/>
-                            <w:rPr>
-                              <w:rFonts w:eastAsia="Calibri" w:cs="CorporateSPro-Light"/>
-                              <w:sz w:val="22"/>
-                              <w:szCs w:val="13"/>
-                              <w:lang w:eastAsia="de-DE"/>
-                            </w:rPr>
-                          </w:pPr>
                           <w:r>
                             <w:rPr>
-                              <w:rFonts w:eastAsia="Calibri" w:cs="CorporateSPro-Light"/>
+                              <w:rFonts w:eastAsia="Calibri" w:cs="CorporateSPro-Demi"/>
                               <w:sz w:val="13"/>
                               <w:szCs w:val="13"/>
                               <w:lang w:eastAsia="de-DE"/>
                             </w:rPr>
-                            <w:t xml:space="preserve">Trier		Zell/Mosel</w:t>
+                            <w:tab/>
+                            <w:t>Bad Kreuznach</w:t>
                           </w:r>
                         </w:p>
                         <w:p>
@@ -3008,9 +3158,8 @@
                             <w:autoSpaceDN w:val="0"/>
                             <w:adjustRightInd w:val="0"/>
                             <w:spacing w:line="360" w:lineRule="auto"/>
-                            <w:jc w:val="left"/>
-                            <w:rPr>
-                              <w:rFonts w:eastAsia="Calibri" w:cs="CorporateSPro-Light"/>
+                            <w:rPr>
+                              <w:rFonts w:eastAsia="Calibri" w:cs="CorporateSPro-Demi"/>
                               <w:sz w:val="22"/>
                               <w:szCs w:val="13"/>
                               <w:lang w:eastAsia="de-DE"/>
@@ -3018,36 +3167,22 @@
                           </w:pPr>
                           <w:r>
                             <w:rPr>
-                              <w:rFonts w:eastAsia="Calibri" w:cs="CorporateSPro-Light"/>
+                              <w:rFonts w:eastAsia="Calibri" w:cs="CorporateSPro-Demi"/>
                               <w:sz w:val="13"/>
                               <w:szCs w:val="13"/>
                               <w:lang w:eastAsia="de-DE"/>
                             </w:rPr>
-                            <w:t xml:space="preserve">Wiesbaden		Koblenz</w:t>
+                            <w:t>Frankfurt am Main</w:t>
                           </w:r>
-                        </w:p>
-                        <w:p>
-                          <w:pPr>
-                            <w:autoSpaceDE w:val="0"/>
-                            <w:autoSpaceDN w:val="0"/>
-                            <w:adjustRightInd w:val="0"/>
-                            <w:spacing w:line="360" w:lineRule="auto"/>
-                            <w:jc w:val="left"/>
-                            <w:rPr>
-                              <w:rFonts w:eastAsia="Calibri" w:cs="CorporateSPro-Light"/>
-                              <w:sz w:val="22"/>
-                              <w:szCs w:val="13"/>
-                              <w:lang w:eastAsia="de-DE"/>
-                            </w:rPr>
-                          </w:pPr>
                           <w:r>
                             <w:rPr>
-                              <w:rFonts w:eastAsia="Calibri" w:cs="CorporateSPro-Light"/>
+                              <w:rFonts w:eastAsia="Calibri" w:cs="CorporateSPro-Demi"/>
                               <w:sz w:val="13"/>
                               <w:szCs w:val="13"/>
                               <w:lang w:eastAsia="de-DE"/>
                             </w:rPr>
-                            <w:t xml:space="preserve">Bad Kreuznach		Frankfurt am Main</w:t>
+                            <w:tab/>
+                            <w:t>Zell/Mosel</w:t>
                           </w:r>
                         </w:p>
                         <w:p>
@@ -3056,9 +3191,8 @@
                             <w:autoSpaceDN w:val="0"/>
                             <w:adjustRightInd w:val="0"/>
                             <w:spacing w:line="360" w:lineRule="auto"/>
-                            <w:jc w:val="left"/>
-                            <w:rPr>
-                              <w:rFonts w:eastAsia="Calibri" w:cs="CorporateSPro-Light"/>
+                            <w:rPr>
+                              <w:rFonts w:eastAsia="Calibri" w:cs="CorporateSPro-Demi"/>
                               <w:sz w:val="22"/>
                               <w:szCs w:val="13"/>
                               <w:lang w:eastAsia="de-DE"/>
@@ -3066,37 +3200,117 @@
                           </w:pPr>
                           <w:r>
                             <w:rPr>
-                              <w:rFonts w:eastAsia="Calibri" w:cs="CorporateSPro-Light"/>
+                              <w:rFonts w:eastAsia="Calibri" w:cs="CorporateSPro-Demi"/>
                               <w:sz w:val="13"/>
                               <w:szCs w:val="13"/>
                               <w:lang w:eastAsia="de-DE"/>
                             </w:rPr>
-                            <w:t xml:space="preserve">Idar-Oberstein		Langgöns</w:t>
+                            <w:t>Idar-Oberstein</w:t>
                           </w:r>
-                        </w:p>
-                        <w:p>
-                          <w:pPr>
-                            <w:autoSpaceDE w:val="0"/>
-                            <w:autoSpaceDN w:val="0"/>
-                            <w:adjustRightInd w:val="0"/>
-                            <w:spacing w:line="360" w:lineRule="auto"/>
-                            <w:jc w:val="left"/>
-                            <w:rPr>
-                              <w:rFonts w:eastAsia="Calibri" w:cs="CorporateSPro-Light"/>
-                              <w:sz w:val="22"/>
-                              <w:szCs w:val="13"/>
-                              <w:lang w:eastAsia="de-DE"/>
-                            </w:rPr>
-                          </w:pPr>
                           <w:r>
                             <w:rPr>
-                              <w:rFonts w:eastAsia="Calibri" w:cs="CorporateSPro-Light"/>
+                              <w:rFonts w:eastAsia="Calibri" w:cs="CorporateSPro-Demi"/>
                               <w:sz w:val="13"/>
                               <w:szCs w:val="13"/>
                               <w:lang w:eastAsia="de-DE"/>
                             </w:rPr>
-                            <w:t xml:space="preserve">Limburg/Lahn		Mainz</w:t>
+                            <w:tab/>
+                            <w:t>Koblenz</w:t>
                           </w:r>
+                        </w:p>
+                        <w:p>
+                          <w:pPr>
+                            <w:autoSpaceDE w:val="0"/>
+                            <w:autoSpaceDN w:val="0"/>
+                            <w:adjustRightInd w:val="0"/>
+                            <w:spacing w:line="360" w:lineRule="auto"/>
+                            <w:rPr>
+                              <w:rFonts w:eastAsia="Calibri" w:cs="CorporateSPro-Demi"/>
+                              <w:sz w:val="22"/>
+                              <w:szCs w:val="13"/>
+                              <w:lang w:eastAsia="de-DE"/>
+                            </w:rPr>
+                          </w:pPr>
+                          <w:r>
+                            <w:rPr>
+                              <w:rFonts w:eastAsia="Calibri" w:cs="CorporateSPro-Demi"/>
+                              <w:sz w:val="13"/>
+                              <w:szCs w:val="13"/>
+                              <w:lang w:eastAsia="de-DE"/>
+                            </w:rPr>
+                            <w:t>Langgöns</w:t>
+                          </w:r>
+                          <w:r>
+                            <w:rPr>
+                              <w:rFonts w:eastAsia="Calibri" w:cs="CorporateSPro-Demi"/>
+                              <w:sz w:val="13"/>
+                              <w:szCs w:val="13"/>
+                              <w:lang w:eastAsia="de-DE"/>
+                            </w:rPr>
+                            <w:tab/>
+                          </w:r>
+                          <w:r>
+                            <w:rPr>
+                              <w:rFonts w:eastAsia="Calibri" w:cs="CorporateSPro-Demi"/>
+                              <w:sz w:val="13"/>
+                              <w:szCs w:val="13"/>
+                              <w:lang w:eastAsia="de-DE"/>
+                            </w:rPr>
+                            <w:tab/>
+                            <w:t>Limburg/Lahn</w:t>
+                          </w:r>
+                        </w:p>
+                        <w:p>
+                          <w:pPr>
+                            <w:autoSpaceDE w:val="0"/>
+                            <w:autoSpaceDN w:val="0"/>
+                            <w:adjustRightInd w:val="0"/>
+                            <w:spacing w:line="360" w:lineRule="auto"/>
+                            <w:rPr>
+                              <w:rFonts w:eastAsia="Calibri" w:cs="CorporateSPro-Demi"/>
+                              <w:sz w:val="22"/>
+                              <w:szCs w:val="9"/>
+                              <w:lang w:eastAsia="de-DE"/>
+                            </w:rPr>
+                          </w:pPr>
+                          <w:r>
+                            <w:rPr>
+                              <w:rFonts w:eastAsia="Calibri" w:cs="CorporateSPro-Demi"/>
+                              <w:sz w:val="13"/>
+                              <w:szCs w:val="13"/>
+                              <w:lang w:eastAsia="de-DE"/>
+                            </w:rPr>
+                            <w:t>Mainz</w:t>
+                          </w:r>
+                          <w:r>
+                            <w:rPr>
+                              <w:rFonts w:eastAsia="Calibri" w:cs="CorporateSPro-Demi"/>
+                              <w:sz w:val="13"/>
+                              <w:szCs w:val="13"/>
+                              <w:lang w:eastAsia="de-DE"/>
+                            </w:rPr>
+                            <w:tab/>
+                          </w:r>
+                          <w:r>
+                            <w:rPr>
+                              <w:rFonts w:eastAsia="Calibri" w:cs="CorporateSPro-Demi"/>
+                              <w:sz w:val="13"/>
+                              <w:szCs w:val="13"/>
+                              <w:lang w:eastAsia="de-DE"/>
+                            </w:rPr>
+                            <w:tab/>
+                            <w:t>Wiesbaden</w:t>
+                          </w:r>
+                          <w:bookmarkEnd w:id="10"/>
+                          <w:bookmarkEnd w:id="11"/>
+                          <w:bookmarkEnd w:id="12"/>
+                          <w:bookmarkEnd w:id="13"/>
+                          <w:bookmarkEnd w:id="14"/>
+                          <w:bookmarkEnd w:id="15"/>
+                          <w:bookmarkEnd w:id="16"/>
+                          <w:bookmarkEnd w:id="17"/>
+                          <w:bookmarkEnd w:id="18"/>
+                          <w:bookmarkEnd w:id="19"/>
                         </w:p>
                       </w:txbxContent>
                     </v:textbox>

--- a/standardschreiben/templates/Bankenanfrage.docx
+++ b/standardschreiben/templates/Bankenanfrage.docx
@@ -2,6 +2,3526 @@
 <file path=word/document.xml><?xml version="1.0" encoding="utf-8"?>
 <w:document xmlns:wpc="http://schemas.microsoft.com/office/word/2010/wordprocessingCanvas" xmlns:cx="http://schemas.microsoft.com/office/drawing/2014/chartex" xmlns:cx1="http://schemas.microsoft.com/office/drawing/2015/9/8/chartex" xmlns:cx2="http://schemas.microsoft.com/office/drawing/2015/10/21/chartex" xmlns:cx3="http://schemas.microsoft.com/office/drawing/2016/5/9/chartex" xmlns:cx4="http://schemas.microsoft.com/office/drawing/2016/5/10/chartex" xmlns:cx5="http://schemas.microsoft.com/office/drawing/2016/5/11/chartex" xmlns:cx6="http://schemas.microsoft.com/office/drawing/2016/5/12/chartex" xmlns:cx7="http://schemas.microsoft.com/office/drawing/2016/5/13/chartex" xmlns:cx8="http://schemas.microsoft.com/office/drawing/2016/5/14/chartex" xmlns:mc="http://schemas.openxmlformats.org/markup-compatibility/2006" xmlns:aink="http://schemas.microsoft.com/office/drawing/2016/ink" xmlns:am3d="http://schemas.microsoft.com/office/drawing/2017/model3d" xmlns:o="urn:schemas-microsoft-com:office:office" xmlns:oel="http://schemas.microsoft.com/office/2019/extlst" xmlns:r="http://schemas.openxmlformats.org/officeDocument/2006/relationships" xmlns:m="http://schemas.openxmlformats.org/officeDocument/2006/math" xmlns:v="urn:schemas-microsoft-com:vml" xmlns:wp14="http://schemas.microsoft.com/office/word/2010/wordprocessingDrawing" xmlns:wp="http://schemas.openxmlformats.org/drawingml/2006/wordprocessingDrawing" xmlns:w10="urn:schemas-microsoft-com:office:word" xmlns:w="http://schemas.openxmlformats.org/wordprocessingml/2006/main" xmlns:w14="http://schemas.microsoft.com/office/word/2010/wordml" xmlns:w15="http://schemas.microsoft.com/office/word/2012/wordml" xmlns:w16cex="http://schemas.microsoft.com/office/word/2018/wordml/cex" xmlns:w16cid="http://schemas.microsoft.com/office/word/2016/wordml/cid" xmlns:w16="http://schemas.microsoft.com/office/word/2018/wordml" xmlns:w16du="http://schemas.microsoft.com/office/word/2023/wordml/word16du" xmlns:w16sdtdh="http://schemas.microsoft.com/office/word/2020/wordml/sdtdatahash" xmlns:w16sdtfl="http://schemas.microsoft.com/office/word/2024/wordml/sdtformatlock" xmlns:w16se="http://schemas.microsoft.com/office/word/2015/wordml/symex" xmlns:wpg="http://schemas.microsoft.com/office/word/2010/wordprocessingGroup" xmlns:wpi="http://schemas.microsoft.com/office/word/2010/wordprocessingInk" xmlns:wne="http://schemas.microsoft.com/office/word/2006/wordml" xmlns:wps="http://schemas.microsoft.com/office/word/2010/wordprocessingShape" mc:Ignorable="w14 w15 w16se w16cid w16 w16cex w16sdtdh w16sdtfl w16du wp14">
   <w:body>
+    <w:sdt>
+      <w:sdtPr>
+        <w:tag w:val="briefkopf-block"/>
+      </w:sdtPr>
+      <w:sdtContent>
+        <w:p>
+          <w:pPr>
+            <w:framePr w:w="5103" w:h="2279" w:hRule="exact" w:wrap="notBeside" w:vAnchor="page" w:hAnchor="page" w:x="1135" w:y="2966" w:anchorLock="1"/>
+            <w:shd w:val="solid" w:color="FFFFFF" w:fill="FFFFFF"/>
+            <w:spacing w:line="360" w:lineRule="auto"/>
+            <w:jc w:val="left"/>
+            <w:rPr>
+              <w:sz w:val="22"/>
+            </w:rPr>
+          </w:pPr>
+        </w:p>
+        <w:p>
+          <w:pPr>
+            <w:framePr w:w="5103" w:h="2279" w:hRule="exact" w:wrap="notBeside" w:vAnchor="page" w:hAnchor="page" w:x="1135" w:y="2966" w:anchorLock="1"/>
+            <w:shd w:val="solid" w:color="FFFFFF" w:fill="FFFFFF"/>
+            <w:spacing w:line="360" w:lineRule="auto"/>
+            <w:jc w:val="left"/>
+            <w:rPr>
+              <w:sz w:val="22"/>
+            </w:rPr>
+          </w:pPr>
+        </w:p>
+        <w:p>
+          <w:pPr>
+            <w:framePr w:w="5103" w:h="2279" w:hRule="exact" w:wrap="notBeside" w:vAnchor="page" w:hAnchor="page" w:x="1135" w:y="2966" w:anchorLock="1"/>
+            <w:shd w:val="solid" w:color="FFFFFF" w:fill="FFFFFF"/>
+            <w:spacing w:line="360" w:lineRule="auto"/>
+            <w:jc w:val="left"/>
+            <w:rPr>
+              <w:sz w:val="22"/>
+            </w:rPr>
+          </w:pPr>
+          <w:r>
+            <w:t xml:space="preserve">Amtsgericht </w:t>
+          </w:r>
+          <w:proofErr w:type="spellStart"/>
+          <w:r>
+            <w:t>FELD_Gericht_Ort</w:t>
+          </w:r>
+          <w:proofErr w:type="spellEnd"/>
+        </w:p>
+        <w:p>
+          <w:pPr>
+            <w:framePr w:w="5103" w:h="2279" w:hRule="exact" w:wrap="notBeside" w:vAnchor="page" w:hAnchor="page" w:x="1135" w:y="2966" w:anchorLock="1"/>
+            <w:shd w:val="solid" w:color="FFFFFF" w:fill="FFFFFF"/>
+            <w:spacing w:line="360" w:lineRule="auto"/>
+            <w:jc w:val="left"/>
+            <w:rPr>
+              <w:sz w:val="22"/>
+            </w:rPr>
+          </w:pPr>
+          <w:r>
+            <w:t>-Insolvenzgericht-</w:t>
+          </w:r>
+        </w:p>
+        <w:p>
+          <w:pPr>
+            <w:framePr w:w="5103" w:h="2279" w:hRule="exact" w:wrap="notBeside" w:vAnchor="page" w:hAnchor="page" w:x="1135" w:y="2966" w:anchorLock="1"/>
+            <w:shd w:val="solid" w:color="FFFFFF" w:fill="FFFFFF"/>
+            <w:spacing w:line="360" w:lineRule="auto"/>
+            <w:jc w:val="left"/>
+            <w:rPr>
+              <w:sz w:val="22"/>
+            </w:rPr>
+          </w:pPr>
+          <w:proofErr w:type="spellStart"/>
+          <w:r>
+            <w:t>FELD_Gericht_Adresse</w:t>
+          </w:r>
+          <w:proofErr w:type="spellEnd"/>
+        </w:p>
+        <w:p>
+          <w:pPr>
+            <w:framePr w:w="5103" w:h="2279" w:hRule="exact" w:wrap="notBeside" w:vAnchor="page" w:hAnchor="page" w:x="1135" w:y="2966" w:anchorLock="1"/>
+            <w:shd w:val="solid" w:color="FFFFFF" w:fill="FFFFFF"/>
+            <w:spacing w:line="360" w:lineRule="auto"/>
+            <w:jc w:val="left"/>
+            <w:rPr>
+              <w:sz w:val="22"/>
+            </w:rPr>
+          </w:pPr>
+        </w:p>
+        <w:p>
+          <w:pPr>
+            <w:framePr w:w="5103" w:h="2279" w:hRule="exact" w:wrap="notBeside" w:vAnchor="page" w:hAnchor="page" w:x="1135" w:y="2966" w:anchorLock="1"/>
+            <w:shd w:val="solid" w:color="FFFFFF" w:fill="FFFFFF"/>
+            <w:spacing w:line="360" w:lineRule="auto"/>
+            <w:jc w:val="left"/>
+            <w:rPr>
+              <w:sz w:val="22"/>
+            </w:rPr>
+          </w:pPr>
+          <w:proofErr w:type="spellStart"/>
+          <w:r>
+            <w:t>FELD_Gericht_PLZ_Ort</w:t>
+          </w:r>
+          <w:proofErr w:type="spellEnd"/>
+        </w:p>
+        <w:p>
+          <w:pPr>
+            <w:framePr w:w="5103" w:h="2279" w:hRule="exact" w:wrap="notBeside" w:vAnchor="page" w:hAnchor="page" w:x="1135" w:y="2966" w:anchorLock="1"/>
+            <w:shd w:val="solid" w:color="FFFFFF" w:fill="FFFFFF"/>
+            <w:spacing w:line="360" w:lineRule="auto"/>
+            <w:jc w:val="left"/>
+            <w:rPr>
+              <w:sz w:val="22"/>
+            </w:rPr>
+          </w:pPr>
+        </w:p>
+        <w:p>
+          <w:pPr>
+            <w:framePr w:w="5525" w:h="387" w:hRule="exact" w:wrap="notBeside" w:vAnchor="page" w:hAnchor="page" w:x="1135" w:y="3063" w:anchorLock="1"/>
+            <w:shd w:val="solid" w:color="FFFFFF" w:fill="FFFFFF"/>
+            <w:spacing w:line="360" w:lineRule="auto"/>
+            <w:jc w:val="left"/>
+            <w:rPr>
+              <w:sz w:val="22"/>
+              <w:szCs w:val="12"/>
+            </w:rPr>
+          </w:pPr>
+          <w:r>
+            <w:rPr>
+              <w:sz w:val="12"/>
+              <w:szCs w:val="12"/>
+            </w:rPr>
+            <w:t>Prof. Dr. Dr. Thomas B. Schmidt Insolvenzverwalter Rechtsanwälte Partnerschaft mbB</w:t>
+          </w:r>
+        </w:p>
+        <w:p>
+          <w:pPr>
+            <w:framePr w:w="5525" w:h="387" w:hRule="exact" w:wrap="notBeside" w:vAnchor="page" w:hAnchor="page" w:x="1135" w:y="3063" w:anchorLock="1"/>
+            <w:shd w:val="solid" w:color="FFFFFF" w:fill="FFFFFF"/>
+            <w:spacing w:line="360" w:lineRule="auto"/>
+            <w:jc w:val="left"/>
+            <w:rPr>
+              <w:sz w:val="22"/>
+              <w:szCs w:val="12"/>
+            </w:rPr>
+          </w:pPr>
+          <w:r>
+            <w:rPr>
+              <w:sz w:val="12"/>
+              <w:szCs w:val="12"/>
+            </w:rPr>
+            <w:t>Kornmarkt</w:t>
+          </w:r>
+          <w:r>
+            <w:rPr>
+              <w:sz w:val="12"/>
+              <w:szCs w:val="12"/>
+            </w:rPr>
+            <w:t xml:space="preserve"> </w:t>
+          </w:r>
+          <w:r>
+            <w:rPr>
+              <w:sz w:val="12"/>
+              <w:szCs w:val="12"/>
+            </w:rPr>
+            <w:t>4</w:t>
+          </w:r>
+          <w:r>
+            <w:rPr>
+              <w:sz w:val="12"/>
+              <w:szCs w:val="12"/>
+            </w:rPr>
+            <w:t xml:space="preserve"> </w:t>
+          </w:r>
+          <w:r>
+            <w:rPr>
+              <w:rFonts w:cs="Avenir-Light"/>
+              <w:color w:val="3B3838"/>
+              <w:sz w:val="12"/>
+              <w:szCs w:val="12"/>
+            </w:rPr>
+            <w:t xml:space="preserve">∙ </w:t>
+          </w:r>
+          <w:r>
+            <w:rPr>
+              <w:sz w:val="12"/>
+              <w:szCs w:val="12"/>
+            </w:rPr>
+            <w:t>D-</w:t>
+          </w:r>
+          <w:r>
+            <w:rPr>
+              <w:sz w:val="12"/>
+              <w:szCs w:val="12"/>
+            </w:rPr>
+            <w:t>54290</w:t>
+          </w:r>
+          <w:r>
+            <w:rPr>
+              <w:sz w:val="12"/>
+              <w:szCs w:val="12"/>
+            </w:rPr>
+            <w:t xml:space="preserve"> </w:t>
+          </w:r>
+          <w:r>
+            <w:rPr>
+              <w:sz w:val="12"/>
+              <w:szCs w:val="12"/>
+            </w:rPr>
+            <w:t>Trier</w:t>
+          </w:r>
+          <w:r>
+            <w:rPr>
+              <w:sz w:val="12"/>
+              <w:szCs w:val="12"/>
+            </w:rPr>
+            <w:t xml:space="preserve"> </w:t>
+          </w:r>
+        </w:p>
+        <w:p>
+          <w:pPr>
+            <w:spacing w:line="360" w:lineRule="auto"/>
+            <w:rPr>
+              <w:sz w:val="22"/>
+            </w:rPr>
+          </w:pPr>
+        </w:p>
+        <w:p>
+          <w:pPr>
+            <w:framePr w:w="4537" w:h="2656" w:hRule="exact" w:wrap="notBeside" w:vAnchor="page" w:hAnchor="page" w:x="6961" w:y="3466"/>
+            <w:shd w:val="solid" w:color="FFFFFF" w:fill="FFFFFF"/>
+            <w:spacing w:line="360" w:lineRule="auto"/>
+            <w:jc w:val="right"/>
+            <w:rPr>
+              <w:sz w:val="22"/>
+              <w:szCs w:val="14"/>
+            </w:rPr>
+          </w:pPr>
+          <w:r>
+            <w:rPr>
+              <w:sz w:val="14"/>
+              <w:szCs w:val="14"/>
+            </w:rPr>
+            <w:t>Sachbearbeiter/in</w:t>
+          </w:r>
+        </w:p>
+        <w:p>
+          <w:pPr>
+            <w:framePr w:w="4537" w:h="2656" w:hRule="exact" w:wrap="notBeside" w:vAnchor="page" w:hAnchor="page" w:x="6961" w:y="3466"/>
+            <w:shd w:val="solid" w:color="FFFFFF" w:fill="FFFFFF"/>
+            <w:spacing w:line="360" w:lineRule="auto"/>
+            <w:jc w:val="right"/>
+            <w:rPr>
+              <w:b/>
+              <w:sz w:val="22"/>
+              <w:szCs w:val="16"/>
+            </w:rPr>
+          </w:pPr>
+          <w:proofErr w:type="spellStart"/>
+          <w:r>
+            <w:rPr>
+              <w:b/>
+              <w:sz w:val="16"/>
+              <w:szCs w:val="16"/>
+            </w:rPr>
+            <w:t>FELD_Sachbearbeiter_Name</w:t>
+          </w:r>
+          <w:proofErr w:type="spellEnd"/>
+        </w:p>
+        <w:p>
+          <w:pPr>
+            <w:framePr w:w="4537" w:h="2656" w:hRule="exact" w:wrap="notBeside" w:vAnchor="page" w:hAnchor="page" w:x="6961" w:y="3466"/>
+            <w:shd w:val="solid" w:color="FFFFFF" w:fill="FFFFFF"/>
+            <w:spacing w:line="360" w:lineRule="auto"/>
+            <w:jc w:val="right"/>
+            <w:rPr>
+              <w:sz w:val="22"/>
+              <w:szCs w:val="14"/>
+            </w:rPr>
+          </w:pPr>
+          <w:r>
+            <w:rPr>
+              <w:sz w:val="14"/>
+              <w:szCs w:val="14"/>
+            </w:rPr>
+            <w:t>Durchwahl</w:t>
+          </w:r>
+        </w:p>
+        <w:p>
+          <w:pPr>
+            <w:framePr w:w="4537" w:h="2656" w:hRule="exact" w:wrap="notBeside" w:vAnchor="page" w:hAnchor="page" w:x="6961" w:y="3466"/>
+            <w:shd w:val="solid" w:color="FFFFFF" w:fill="FFFFFF"/>
+            <w:spacing w:line="360" w:lineRule="auto"/>
+            <w:jc w:val="right"/>
+            <w:rPr>
+              <w:b/>
+              <w:sz w:val="22"/>
+              <w:szCs w:val="16"/>
+            </w:rPr>
+          </w:pPr>
+          <w:proofErr w:type="spellStart"/>
+          <w:r>
+            <w:rPr>
+              <w:b/>
+              <w:sz w:val="16"/>
+              <w:szCs w:val="16"/>
+            </w:rPr>
+            <w:t>FELD_Sachbearbeiter_Durchwahl</w:t>
+          </w:r>
+          <w:proofErr w:type="spellEnd"/>
+        </w:p>
+        <w:p>
+          <w:pPr>
+            <w:framePr w:w="4537" w:h="2656" w:hRule="exact" w:wrap="notBeside" w:vAnchor="page" w:hAnchor="page" w:x="6961" w:y="3466"/>
+            <w:shd w:val="solid" w:color="FFFFFF" w:fill="FFFFFF"/>
+            <w:spacing w:line="360" w:lineRule="auto"/>
+            <w:jc w:val="right"/>
+            <w:rPr>
+              <w:sz w:val="22"/>
+              <w:szCs w:val="14"/>
+            </w:rPr>
+          </w:pPr>
+          <w:r>
+            <w:rPr>
+              <w:sz w:val="14"/>
+              <w:szCs w:val="14"/>
+            </w:rPr>
+            <w:t>Standort</w:t>
+          </w:r>
+        </w:p>
+        <w:p>
+          <w:pPr>
+            <w:framePr w:w="4537" w:h="2656" w:hRule="exact" w:wrap="notBeside" w:vAnchor="page" w:hAnchor="page" w:x="6961" w:y="3466"/>
+            <w:shd w:val="solid" w:color="FFFFFF" w:fill="FFFFFF"/>
+            <w:spacing w:line="360" w:lineRule="auto"/>
+            <w:jc w:val="right"/>
+            <w:rPr>
+              <w:b/>
+              <w:sz w:val="22"/>
+              <w:szCs w:val="16"/>
+            </w:rPr>
+          </w:pPr>
+          <w:proofErr w:type="spellStart"/>
+          <w:r>
+            <w:rPr>
+              <w:b/>
+              <w:sz w:val="16"/>
+              <w:szCs w:val="16"/>
+            </w:rPr>
+            <w:t>FELD_Standort_Telefon</w:t>
+          </w:r>
+          <w:proofErr w:type="spellEnd"/>
+        </w:p>
+        <w:p>
+          <w:pPr>
+            <w:framePr w:w="4537" w:h="2656" w:hRule="exact" w:wrap="notBeside" w:vAnchor="page" w:hAnchor="page" w:x="6961" w:y="3466"/>
+            <w:shd w:val="solid" w:color="FFFFFF" w:fill="FFFFFF"/>
+            <w:spacing w:line="360" w:lineRule="auto"/>
+            <w:jc w:val="right"/>
+            <w:rPr>
+              <w:sz w:val="22"/>
+              <w:szCs w:val="14"/>
+            </w:rPr>
+          </w:pPr>
+          <w:r>
+            <w:rPr>
+              <w:sz w:val="14"/>
+              <w:szCs w:val="14"/>
+            </w:rPr>
+            <w:t>E-Mail</w:t>
+          </w:r>
+        </w:p>
+        <w:p>
+          <w:pPr>
+            <w:framePr w:w="4537" w:h="2656" w:hRule="exact" w:wrap="notBeside" w:vAnchor="page" w:hAnchor="page" w:x="6961" w:y="3466"/>
+            <w:shd w:val="solid" w:color="FFFFFF" w:fill="FFFFFF"/>
+            <w:spacing w:line="360" w:lineRule="auto"/>
+            <w:jc w:val="right"/>
+            <w:rPr>
+              <w:b/>
+              <w:sz w:val="22"/>
+              <w:szCs w:val="16"/>
+            </w:rPr>
+          </w:pPr>
+          <w:proofErr w:type="spellStart"/>
+          <w:r>
+            <w:rPr>
+              <w:b/>
+              <w:sz w:val="16"/>
+              <w:szCs w:val="16"/>
+            </w:rPr>
+            <w:t>FELD_Sachbearbeiter_</w:t>
+          </w:r>
+          <w:proofErr w:type="gramStart"/>
+          <w:r>
+            <w:rPr>
+              <w:b/>
+              <w:sz w:val="16"/>
+              <w:szCs w:val="16"/>
+            </w:rPr>
+            <w:t>Email</w:t>
+          </w:r>
+          <w:proofErr w:type="spellEnd"/>
+          <w:proofErr w:type="gramEnd"/>
+        </w:p>
+        <w:p>
+          <w:pPr>
+            <w:framePr w:w="4537" w:h="2656" w:hRule="exact" w:wrap="notBeside" w:vAnchor="page" w:hAnchor="page" w:x="6961" w:y="3466"/>
+            <w:shd w:val="solid" w:color="FFFFFF" w:fill="FFFFFF"/>
+            <w:spacing w:line="360" w:lineRule="auto"/>
+            <w:jc w:val="right"/>
+            <w:rPr>
+              <w:sz w:val="22"/>
+              <w:szCs w:val="14"/>
+            </w:rPr>
+          </w:pPr>
+          <w:r>
+            <w:rPr>
+              <w:sz w:val="14"/>
+              <w:szCs w:val="14"/>
+            </w:rPr>
+            <w:t>Mein Zeichen</w:t>
+          </w:r>
+        </w:p>
+        <w:p>
+          <w:pPr>
+            <w:framePr w:w="4537" w:h="2656" w:hRule="exact" w:wrap="notBeside" w:vAnchor="page" w:hAnchor="page" w:x="6961" w:y="3466"/>
+            <w:shd w:val="solid" w:color="FFFFFF" w:fill="FFFFFF"/>
+            <w:spacing w:line="360" w:lineRule="auto"/>
+            <w:jc w:val="right"/>
+            <w:rPr>
+              <w:b/>
+              <w:sz w:val="22"/>
+              <w:szCs w:val="16"/>
+            </w:rPr>
+          </w:pPr>
+          <w:proofErr w:type="spellStart"/>
+          <w:r>
+            <w:rPr>
+              <w:b/>
+              <w:sz w:val="16"/>
+              <w:szCs w:val="16"/>
+            </w:rPr>
+            <w:t>FELD_Mein_Zeichen</w:t>
+          </w:r>
+          <w:proofErr w:type="spellEnd"/>
+        </w:p>
+        <w:p>
+          <w:pPr>
+            <w:framePr w:w="4537" w:h="2656" w:hRule="exact" w:wrap="notBeside" w:vAnchor="page" w:hAnchor="page" w:x="6961" w:y="3466"/>
+            <w:shd w:val="solid" w:color="FFFFFF" w:fill="FFFFFF"/>
+            <w:spacing w:line="360" w:lineRule="auto"/>
+            <w:jc w:val="right"/>
+            <w:rPr>
+              <w:sz w:val="22"/>
+              <w:szCs w:val="14"/>
+            </w:rPr>
+          </w:pPr>
+          <w:r>
+            <w:rPr>
+              <w:sz w:val="14"/>
+              <w:szCs w:val="14"/>
+            </w:rPr>
+            <w:t>Ihr Zeichen</w:t>
+          </w:r>
+        </w:p>
+        <w:p>
+          <w:pPr>
+            <w:framePr w:w="4537" w:h="2656" w:hRule="exact" w:wrap="notBeside" w:vAnchor="page" w:hAnchor="page" w:x="6961" w:y="3466"/>
+            <w:shd w:val="solid" w:color="FFFFFF" w:fill="FFFFFF"/>
+            <w:spacing w:line="360" w:lineRule="auto"/>
+            <w:jc w:val="right"/>
+            <w:rPr>
+              <w:b/>
+              <w:sz w:val="22"/>
+              <w:szCs w:val="14"/>
+            </w:rPr>
+          </w:pPr>
+          <w:proofErr w:type="spellStart"/>
+          <w:r>
+            <w:rPr>
+              <w:b/>
+              <w:sz w:val="16"/>
+              <w:szCs w:val="16"/>
+            </w:rPr>
+            <w:t>FELD_Ihr_Zeichen</w:t>
+          </w:r>
+          <w:proofErr w:type="spellEnd"/>
+        </w:p>
+        <w:p>
+          <w:pPr>
+            <w:framePr w:w="4537" w:h="2656" w:hRule="exact" w:wrap="notBeside" w:vAnchor="page" w:hAnchor="page" w:x="6961" w:y="3466"/>
+            <w:shd w:val="solid" w:color="FFFFFF" w:fill="FFFFFF"/>
+            <w:spacing w:line="360" w:lineRule="auto"/>
+            <w:jc w:val="right"/>
+            <w:rPr>
+              <w:b/>
+              <w:sz w:val="22"/>
+              <w:szCs w:val="14"/>
+            </w:rPr>
+          </w:pPr>
+        </w:p>
+        <w:p>
+          <w:pPr>
+            <w:spacing w:line="360" w:lineRule="auto"/>
+            <w:rPr>
+              <w:sz w:val="22"/>
+            </w:rPr>
+          </w:pPr>
+        </w:p>
+        <w:p>
+          <w:pPr>
+            <w:spacing w:line="360" w:lineRule="auto"/>
+            <w:rPr>
+              <w:sz w:val="22"/>
+            </w:rPr>
+          </w:pPr>
+        </w:p>
+        <w:p>
+          <w:pPr>
+            <w:jc w:val="left"/>
+            <w:spacing w:line="360" w:lineRule="auto"/>
+            <w:rPr>
+              <w:sz w:val="22"/>
+            </w:rPr>
+          </w:pPr>
+        </w:p>
+        <w:p>
+          <w:pPr>
+            <w:jc w:val="left"/>
+            <w:rPr>
+              <w:b/>
+              <w:sz w:val="22"/>
+            </w:rPr>
+            <w:spacing w:line="360" w:lineRule="auto"/>
+          </w:pPr>
+          <w:r>
+            <w:rPr>
+              <w:noProof/>
+            </w:rPr>
+            <mc:AlternateContent>
+              <mc:Choice Requires="wps">
+                <w:drawing>
+                  <wp:anchor distT="0" distB="0" distL="114300" distR="114300" simplePos="0" relativeHeight="251659264" behindDoc="1" locked="0" layoutInCell="1" allowOverlap="1" wp14:anchorId="4E22A302" wp14:editId="1F3CC033">
+                    <wp:simplePos x="0" y="0"/>
+                    <wp:positionH relativeFrom="column">
+                      <wp:posOffset>4775835</wp:posOffset>
+                    </wp:positionH>
+                    <wp:positionV relativeFrom="margin">
+                      <wp:posOffset>3119120</wp:posOffset>
+                    </wp:positionV>
+                    <wp:extent cx="1990725" cy="6410325"/>
+                    <wp:effectExtent l="0" t="0" r="9525" b="9525"/>
+                    <wp:wrapSquare wrapText="bothSides"/>
+                    <wp:docPr id="1" name="Textfeld 2"/>
+                    <wp:cNvGraphicFramePr/>
+                    <a:graphic xmlns:a="http://schemas.openxmlformats.org/drawingml/2006/main">
+                      <a:graphicData uri="http://schemas.microsoft.com/office/word/2010/wordprocessingShape">
+                        <wps:wsp>
+                          <wps:cNvSpPr txBox="1"/>
+                          <wps:spPr>
+                            <a:xfrm>
+                              <a:off x="0" y="0"/>
+                              <a:ext cx="1990725" cy="6410325"/>
+                            </a:xfrm>
+                            <a:prstGeom prst="rect">
+                              <a:avLst/>
+                            </a:prstGeom>
+                            <a:solidFill>
+                              <a:sysClr val="window" lastClr="FFFFFF"/>
+                            </a:solidFill>
+                            <a:ln w="6350">
+                              <a:noFill/>
+                            </a:ln>
+                          </wps:spPr>
+                          <wps:txbx>
+                            <w:txbxContent>
+                              <w:p>
+                                <w:pPr>
+                                  <w:autoSpaceDE w:val="0"/>
+                                  <w:autoSpaceDN w:val="0"/>
+                                  <w:adjustRightInd w:val="0"/>
+                                  <w:jc w:val="left"/>
+                                  <w:rPr>
+                                    <w:rFonts w:eastAsia="Calibri" w:cs="CorporateSPro-Demi"/>
+                                    <w:b/>
+                                    <w:sz w:val="22"/>
+                                    <w:szCs w:val="13"/>
+                                    <w:lang w:eastAsia="de-DE"/>
+                                  </w:rPr>
+                                  <w:spacing w:line="360" w:lineRule="auto"/>
+                                </w:pPr>
+                                <w:r>
+                                  <w:rPr>
+                                    <w:rFonts w:eastAsia="Calibri" w:cs="CorporateSPro-Demi"/>
+                                    <w:b/>
+                                    <w:sz w:val="13"/>
+                                    <w:szCs w:val="13"/>
+                                    <w:lang w:eastAsia="de-DE"/>
+                                  </w:rPr>
+                                  <w:t>www.tbs-insolvenzverwalter.de</w:t>
+                                </w:r>
+                              </w:p>
+                              <w:p>
+                                <w:pPr>
+                                  <w:autoSpaceDE w:val="0"/>
+                                  <w:autoSpaceDN w:val="0"/>
+                                  <w:adjustRightInd w:val="0"/>
+                                  <w:spacing w:line="360" w:lineRule="auto"/>
+                                  <w:jc w:val="left"/>
+                                  <w:rPr>
+                                    <w:rFonts w:eastAsia="Calibri" w:cs="CorporateSPro-Light"/>
+                                    <w:sz w:val="22"/>
+                                    <w:szCs w:val="13"/>
+                                    <w:lang w:eastAsia="de-DE"/>
+                                  </w:rPr>
+                                </w:pPr>
+                                <w:r>
+                                  <w:rPr>
+                                    <w:rFonts w:eastAsia="Calibri" w:cs="CorporateSPro-Light"/>
+                                    <w:sz w:val="13"/>
+                                    <w:szCs w:val="13"/>
+                                    <w:lang w:eastAsia="de-DE"/>
+                                  </w:rPr>
+                                  <w:t>Partnerschaftsregister des</w:t>
+                                </w:r>
+                              </w:p>
+                              <w:p>
+                                <w:pPr>
+                                  <w:pBdr>
+                                    <w:bottom w:val="single" w:sz="4" w:space="1" w:color="auto"/>
+                                  </w:pBdr>
+                                  <w:autoSpaceDE w:val="0"/>
+                                  <w:autoSpaceDN w:val="0"/>
+                                  <w:adjustRightInd w:val="0"/>
+                                  <w:spacing w:line="360" w:lineRule="auto"/>
+                                  <w:jc w:val="left"/>
+                                  <w:rPr>
+                                    <w:rFonts w:eastAsia="Calibri" w:cs="CorporateSPro-Light"/>
+                                    <w:sz w:val="22"/>
+                                    <w:szCs w:val="13"/>
+                                    <w:lang w:eastAsia="de-DE"/>
+                                  </w:rPr>
+                                </w:pPr>
+                                <w:r>
+                                  <w:rPr>
+                                    <w:rFonts w:eastAsia="Calibri" w:cs="CorporateSPro-Light"/>
+                                    <w:sz w:val="13"/>
+                                    <w:szCs w:val="13"/>
+                                    <w:lang w:eastAsia="de-DE"/>
+                                  </w:rPr>
+                                  <w:t>Amtsgericht Koblenz – PR 20203</w:t>
+                                </w:r>
+                              </w:p>
+                              <w:p>
+                                <w:pPr>
+                                  <w:pBdr>
+                                    <w:bottom w:val="single" w:sz="4" w:space="1" w:color="auto"/>
+                                  </w:pBdr>
+                                  <w:autoSpaceDE w:val="0"/>
+                                  <w:autoSpaceDN w:val="0"/>
+                                  <w:adjustRightInd w:val="0"/>
+                                  <w:spacing w:line="360" w:lineRule="auto"/>
+                                  <w:jc w:val="center"/>
+                                  <w:rPr>
+                                    <w:rFonts w:eastAsia="Calibri" w:cs="CorporateSPro-Light"/>
+                                    <w:sz w:val="22"/>
+                                    <w:szCs w:val="13"/>
+                                    <w:lang w:eastAsia="de-DE"/>
+                                  </w:rPr>
+                                </w:pPr>
+                              </w:p>
+                              <w:p>
+                                <w:pPr>
+                                  <w:pBdr>
+                                    <w:bottom w:val="single" w:sz="4" w:space="1" w:color="auto"/>
+                                  </w:pBdr>
+                                  <w:autoSpaceDE w:val="0"/>
+                                  <w:autoSpaceDN w:val="0"/>
+                                  <w:adjustRightInd w:val="0"/>
+                                  <w:spacing w:line="360" w:lineRule="auto"/>
+                                  <w:jc w:val="center"/>
+                                  <w:rPr>
+                                    <w:rFonts w:eastAsia="Calibri" w:cs="CorporateSPro-Light"/>
+                                    <w:sz w:val="22"/>
+                                    <w:szCs w:val="13"/>
+                                    <w:lang w:eastAsia="de-DE"/>
+                                  </w:rPr>
+                                </w:pPr>
+                              </w:p>
+                              <w:p>
+                                <w:pPr>
+                                  <w:pBdr>
+                                    <w:bottom w:val="single" w:sz="4" w:space="1" w:color="auto"/>
+                                  </w:pBdr>
+                                  <w:autoSpaceDE w:val="0"/>
+                                  <w:autoSpaceDN w:val="0"/>
+                                  <w:adjustRightInd w:val="0"/>
+                                  <w:spacing w:line="360" w:lineRule="auto"/>
+                                  <w:jc w:val="center"/>
+                                  <w:rPr>
+                                    <w:rFonts w:eastAsia="Calibri" w:cs="CorporateSPro-Light"/>
+                                    <w:sz w:val="22"/>
+                                    <w:szCs w:val="13"/>
+                                    <w:lang w:eastAsia="de-DE"/>
+                                  </w:rPr>
+                                </w:pPr>
+                              </w:p>
+                              <w:p>
+                                <w:pPr>
+                                  <w:pBdr>
+                                    <w:bottom w:val="single" w:sz="4" w:space="1" w:color="auto"/>
+                                  </w:pBdr>
+                                  <w:autoSpaceDE w:val="0"/>
+                                  <w:autoSpaceDN w:val="0"/>
+                                  <w:adjustRightInd w:val="0"/>
+                                  <w:spacing w:line="360" w:lineRule="auto"/>
+                                  <w:jc w:val="center"/>
+                                  <w:rPr>
+                                    <w:rFonts w:eastAsia="Calibri" w:cs="CorporateSPro-Light"/>
+                                    <w:sz w:val="22"/>
+                                    <w:szCs w:val="13"/>
+                                    <w:lang w:eastAsia="de-DE"/>
+                                  </w:rPr>
+                                </w:pPr>
+                              </w:p>
+                              <w:p>
+                                <w:pPr>
+                                  <w:pBdr>
+                                    <w:bottom w:val="single" w:sz="4" w:space="1" w:color="auto"/>
+                                  </w:pBdr>
+                                  <w:autoSpaceDE w:val="0"/>
+                                  <w:autoSpaceDN w:val="0"/>
+                                  <w:adjustRightInd w:val="0"/>
+                                  <w:spacing w:line="360" w:lineRule="auto"/>
+                                  <w:jc w:val="center"/>
+                                  <w:rPr>
+                                    <w:rFonts w:eastAsia="Calibri" w:cs="CorporateSPro-Light"/>
+                                    <w:sz w:val="22"/>
+                                    <w:szCs w:val="13"/>
+                                    <w:lang w:eastAsia="de-DE"/>
+                                  </w:rPr>
+                                </w:pPr>
+                              </w:p>
+                              <w:p>
+                                <w:pPr>
+                                  <w:pBdr>
+                                    <w:bottom w:val="single" w:sz="4" w:space="1" w:color="auto"/>
+                                  </w:pBdr>
+                                  <w:autoSpaceDE w:val="0"/>
+                                  <w:autoSpaceDN w:val="0"/>
+                                  <w:adjustRightInd w:val="0"/>
+                                  <w:spacing w:line="360" w:lineRule="auto"/>
+                                  <w:jc w:val="center"/>
+                                  <w:rPr>
+                                    <w:rFonts w:eastAsia="Calibri" w:cs="CorporateSPro-Light"/>
+                                    <w:sz w:val="22"/>
+                                    <w:szCs w:val="13"/>
+                                    <w:lang w:eastAsia="de-DE"/>
+                                  </w:rPr>
+                                </w:pPr>
+                              </w:p>
+                              <w:p>
+                                <w:pPr>
+                                  <w:pBdr>
+                                    <w:bottom w:val="single" w:sz="4" w:space="1" w:color="auto"/>
+                                  </w:pBdr>
+                                  <w:autoSpaceDE w:val="0"/>
+                                  <w:autoSpaceDN w:val="0"/>
+                                  <w:adjustRightInd w:val="0"/>
+                                  <w:spacing w:line="360" w:lineRule="auto"/>
+                                  <w:jc w:val="center"/>
+                                  <w:rPr>
+                                    <w:rFonts w:eastAsia="Calibri" w:cs="CorporateSPro-Light"/>
+                                    <w:sz w:val="22"/>
+                                    <w:szCs w:val="13"/>
+                                    <w:lang w:eastAsia="de-DE"/>
+                                  </w:rPr>
+                                </w:pPr>
+                              </w:p>
+                              <w:p>
+                                <w:pPr>
+                                  <w:autoSpaceDE w:val="0"/>
+                                  <w:autoSpaceDN w:val="0"/>
+                                  <w:adjustRightInd w:val="0"/>
+                                  <w:spacing w:line="360" w:lineRule="auto"/>
+                                  <w:jc w:val="left"/>
+                                  <w:rPr>
+                                    <w:rFonts w:eastAsia="Calibri" w:cs="CorporateSPro-Light"/>
+                                    <w:sz w:val="22"/>
+                                    <w:szCs w:val="13"/>
+                                    <w:lang w:eastAsia="de-DE"/>
+                                  </w:rPr>
+                                </w:pPr>
+                              </w:p>
+                              <w:p>
+                                <w:pPr>
+                                  <w:autoSpaceDE w:val="0"/>
+                                  <w:autoSpaceDN w:val="0"/>
+                                  <w:adjustRightInd w:val="0"/>
+                                  <w:jc w:val="left"/>
+                                  <w:rPr>
+                                    <w:rFonts w:eastAsia="Calibri" w:cs="CorporateSPro-Regular"/>
+                                    <w:sz w:val="22"/>
+                                    <w:szCs w:val="13"/>
+                                    <w:lang w:eastAsia="de-DE"/>
+                                  </w:rPr>
+                                  <w:spacing w:line="360" w:lineRule="auto"/>
+                                </w:pPr>
+                                <w:bookmarkStart w:id="0" w:name="_Hlk217368252"/>
+                                <w:bookmarkStart w:id="1" w:name="_Hlk217368253"/>
+                                <w:bookmarkStart w:id="2" w:name="_Hlk217368337"/>
+                                <w:bookmarkStart w:id="3" w:name="_Hlk217368338"/>
+                                <w:bookmarkStart w:id="4" w:name="_Hlk217368401"/>
+                                <w:bookmarkStart w:id="5" w:name="_Hlk217368402"/>
+                                <w:bookmarkStart w:id="6" w:name="_Hlk217368434"/>
+                                <w:bookmarkStart w:id="7" w:name="_Hlk217368435"/>
+                                <w:bookmarkStart w:id="8" w:name="_Hlk217368465"/>
+                                <w:bookmarkStart w:id="9" w:name="_Hlk217368466"/>
+                                <w:r>
+                                  <w:rPr>
+                                    <w:rFonts w:eastAsia="Calibri" w:cs="CorporateSPro-Regular"/>
+                                    <w:sz w:val="13"/>
+                                    <w:szCs w:val="13"/>
+                                    <w:lang w:eastAsia="de-DE"/>
+                                  </w:rPr>
+                                  <w:t>PARTNER</w:t>
+                                </w:r>
+                              </w:p>
+                              <w:p>
+                                <w:pPr>
+                                  <w:autoSpaceDE w:val="0"/>
+                                  <w:autoSpaceDN w:val="0"/>
+                                  <w:adjustRightInd w:val="0"/>
+                                  <w:spacing w:line="360" w:lineRule="auto"/>
+                                  <w:jc w:val="left"/>
+                                  <w:rPr>
+                                    <w:rFonts w:eastAsia="Calibri" w:cs="CorporateSPro-Demi"/>
+                                    <w:b/>
+                                    <w:sz w:val="22"/>
+                                    <w:szCs w:val="13"/>
+                                    <w:lang w:eastAsia="de-DE"/>
+                                  </w:rPr>
+                                </w:pPr>
+                                <w:r>
+                                  <w:rPr>
+                                    <w:rFonts w:eastAsia="Calibri" w:cs="CorporateSPro-Demi"/>
+                                    <w:b/>
+                                    <w:sz w:val="13"/>
+                                    <w:szCs w:val="13"/>
+                                    <w:lang w:eastAsia="de-DE"/>
+                                  </w:rPr>
+                                  <w:t>Ingo Grünewald</w:t>
+                                </w:r>
+                              </w:p>
+                              <w:p>
+                                <w:pPr>
+                                  <w:autoSpaceDE w:val="0"/>
+                                  <w:autoSpaceDN w:val="0"/>
+                                  <w:adjustRightInd w:val="0"/>
+                                  <w:spacing w:line="360" w:lineRule="auto"/>
+                                  <w:jc w:val="left"/>
+                                  <w:rPr>
+                                    <w:rFonts w:eastAsia="Calibri" w:cs="CorporateSPro-Light"/>
+                                    <w:sz w:val="22"/>
+                                    <w:szCs w:val="13"/>
+                                    <w:lang w:eastAsia="de-DE"/>
+                                  </w:rPr>
+                                </w:pPr>
+                                <w:r>
+                                  <w:rPr>
+                                    <w:rFonts w:eastAsia="Calibri" w:cs="CorporateSPro-Light"/>
+                                    <w:sz w:val="13"/>
+                                    <w:szCs w:val="13"/>
+                                    <w:lang w:eastAsia="de-DE"/>
+                                  </w:rPr>
+                                  <w:t>Fachanwalt für Insolvenz- und Sanierungsrecht</w:t>
+                                </w:r>
+                              </w:p>
+                              <w:p>
+                                <w:pPr>
+                                  <w:autoSpaceDE w:val="0"/>
+                                  <w:autoSpaceDN w:val="0"/>
+                                  <w:adjustRightInd w:val="0"/>
+                                  <w:spacing w:line="360" w:lineRule="auto"/>
+                                  <w:jc w:val="left"/>
+                                  <w:rPr>
+                                    <w:rFonts w:eastAsia="Calibri" w:cs="CorporateSPro-Light"/>
+                                    <w:sz w:val="22"/>
+                                    <w:szCs w:val="13"/>
+                                    <w:lang w:eastAsia="de-DE"/>
+                                  </w:rPr>
+                                </w:pPr>
+                                <w:r>
+                                  <w:rPr>
+                                    <w:rFonts w:eastAsia="Calibri" w:cs="CorporateSPro-Light"/>
+                                    <w:sz w:val="13"/>
+                                    <w:szCs w:val="13"/>
+                                    <w:lang w:eastAsia="de-DE"/>
+                                  </w:rPr>
+                                  <w:t>Fachanwalt für Handels- und Gesellschaftsrecht</w:t>
+                                </w:r>
+                              </w:p>
+                              <w:p>
+                                <w:pPr>
+                                  <w:autoSpaceDE w:val="0"/>
+                                  <w:autoSpaceDN w:val="0"/>
+                                  <w:adjustRightInd w:val="0"/>
+                                  <w:spacing w:line="360" w:lineRule="auto"/>
+                                  <w:jc w:val="left"/>
+                                  <w:rPr>
+                                    <w:rFonts w:eastAsia="Calibri" w:cs="CorporateSPro-Demi"/>
+                                    <w:b/>
+                                    <w:sz w:val="22"/>
+                                    <w:szCs w:val="13"/>
+                                    <w:lang w:eastAsia="de-DE"/>
+                                  </w:rPr>
+                                </w:pPr>
+                              </w:p>
+                              <w:p>
+                                <w:pPr>
+                                  <w:autoSpaceDE w:val="0"/>
+                                  <w:autoSpaceDN w:val="0"/>
+                                  <w:adjustRightInd w:val="0"/>
+                                  <w:spacing w:line="360" w:lineRule="auto"/>
+                                  <w:jc w:val="left"/>
+                                  <w:rPr>
+                                    <w:rFonts w:eastAsia="Calibri" w:cs="CorporateSPro-Demi"/>
+                                    <w:b/>
+                                    <w:sz w:val="22"/>
+                                    <w:szCs w:val="13"/>
+                                    <w:lang w:val="en-GB" w:eastAsia="de-DE"/>
+                                  </w:rPr>
+                                </w:pPr>
+                                <w:r>
+                                  <w:rPr>
+                                    <w:rFonts w:eastAsia="Calibri" w:cs="CorporateSPro-Demi"/>
+                                    <w:b/>
+                                    <w:sz w:val="13"/>
+                                    <w:szCs w:val="13"/>
+                                    <w:lang w:val="en-GB" w:eastAsia="de-DE"/>
+                                  </w:rPr>
+                                  <w:t>Dr. Alexander Thomas Lamberty LL.M.</w:t>
+                                </w:r>
+                              </w:p>
+                              <w:p>
+                                <w:pPr>
+                                  <w:autoSpaceDE w:val="0"/>
+                                  <w:autoSpaceDN w:val="0"/>
+                                  <w:adjustRightInd w:val="0"/>
+                                  <w:spacing w:line="360" w:lineRule="auto"/>
+                                  <w:jc w:val="left"/>
+                                  <w:rPr>
+                                    <w:rFonts w:eastAsia="Calibri" w:cs="CorporateSPro-Light"/>
+                                    <w:sz w:val="22"/>
+                                    <w:szCs w:val="13"/>
+                                    <w:lang w:eastAsia="de-DE"/>
+                                  </w:rPr>
+                                </w:pPr>
+                                <w:r>
+                                  <w:rPr>
+                                    <w:rFonts w:eastAsia="Calibri" w:cs="CorporateSPro-Light"/>
+                                    <w:sz w:val="13"/>
+                                    <w:szCs w:val="13"/>
+                                    <w:lang w:eastAsia="de-DE"/>
+                                  </w:rPr>
+                                  <w:t>Fachanwalt für Insolvenz- und Sanierungsrecht</w:t>
+                                </w:r>
+                              </w:p>
+                              <w:p>
+                                <w:pPr>
+                                  <w:autoSpaceDE w:val="0"/>
+                                  <w:autoSpaceDN w:val="0"/>
+                                  <w:adjustRightInd w:val="0"/>
+                                  <w:spacing w:line="360" w:lineRule="auto"/>
+                                  <w:jc w:val="left"/>
+                                  <w:rPr>
+                                    <w:rFonts w:eastAsia="Calibri" w:cs="CorporateSPro-Demi"/>
+                                    <w:b/>
+                                    <w:sz w:val="22"/>
+                                    <w:szCs w:val="13"/>
+                                    <w:lang w:eastAsia="de-DE"/>
+                                  </w:rPr>
+                                </w:pPr>
+                              </w:p>
+                              <w:p>
+                                <w:pPr>
+                                  <w:autoSpaceDE w:val="0"/>
+                                  <w:autoSpaceDN w:val="0"/>
+                                  <w:adjustRightInd w:val="0"/>
+                                  <w:spacing w:line="360" w:lineRule="auto"/>
+                                  <w:jc w:val="left"/>
+                                  <w:rPr>
+                                    <w:rFonts w:eastAsia="Calibri" w:cs="CorporateSPro-Demi"/>
+                                    <w:b/>
+                                    <w:sz w:val="22"/>
+                                    <w:szCs w:val="13"/>
+                                    <w:lang w:eastAsia="de-DE"/>
+                                  </w:rPr>
+                                </w:pPr>
+                                <w:r>
+                                  <w:rPr>
+                                    <w:rFonts w:eastAsia="Calibri" w:cs="CorporateSPro-Demi"/>
+                                    <w:b/>
+                                    <w:sz w:val="13"/>
+                                    <w:szCs w:val="13"/>
+                                    <w:lang w:eastAsia="de-DE"/>
+                                  </w:rPr>
+                                  <w:t>Fatma Kreft</w:t>
+                                </w:r>
+                              </w:p>
+                              <w:p>
+                                <w:pPr>
+                                  <w:autoSpaceDE w:val="0"/>
+                                  <w:autoSpaceDN w:val="0"/>
+                                  <w:adjustRightInd w:val="0"/>
+                                  <w:spacing w:line="360" w:lineRule="auto"/>
+                                  <w:jc w:val="left"/>
+                                  <w:rPr>
+                                    <w:rFonts w:eastAsia="Calibri" w:cs="CorporateSPro-Light"/>
+                                    <w:sz w:val="22"/>
+                                    <w:szCs w:val="13"/>
+                                    <w:lang w:eastAsia="de-DE"/>
+                                  </w:rPr>
+                                </w:pPr>
+                                <w:r>
+                                  <w:rPr>
+                                    <w:rFonts w:eastAsia="Calibri" w:cs="CorporateSPro-Light"/>
+                                    <w:sz w:val="13"/>
+                                    <w:szCs w:val="13"/>
+                                    <w:lang w:eastAsia="de-DE"/>
+                                  </w:rPr>
+                                  <w:t>Fachanwältin für Insolvenz- und Sanierungsrecht</w:t>
+                                </w:r>
+                              </w:p>
+                              <w:p>
+                                <w:pPr>
+                                  <w:autoSpaceDE w:val="0"/>
+                                  <w:autoSpaceDN w:val="0"/>
+                                  <w:adjustRightInd w:val="0"/>
+                                  <w:spacing w:line="360" w:lineRule="auto"/>
+                                  <w:jc w:val="left"/>
+                                  <w:rPr>
+                                    <w:rFonts w:eastAsia="Calibri" w:cs="CorporateSPro-Light"/>
+                                    <w:sz w:val="22"/>
+                                    <w:szCs w:val="13"/>
+                                    <w:lang w:eastAsia="de-DE"/>
+                                  </w:rPr>
+                                </w:pPr>
+                                <w:r>
+                                  <w:rPr>
+                                    <w:rFonts w:eastAsia="Calibri" w:cs="CorporateSPro-Light"/>
+                                    <w:sz w:val="13"/>
+                                    <w:szCs w:val="13"/>
+                                    <w:lang w:eastAsia="de-DE"/>
+                                  </w:rPr>
+                                  <w:t>Fachanwältin für Steuerrecht</w:t>
+                                </w:r>
+                              </w:p>
+                              <w:p>
+                                <w:pPr>
+                                  <w:autoSpaceDE w:val="0"/>
+                                  <w:autoSpaceDN w:val="0"/>
+                                  <w:adjustRightInd w:val="0"/>
+                                  <w:spacing w:line="360" w:lineRule="auto"/>
+                                  <w:jc w:val="left"/>
+                                  <w:rPr>
+                                    <w:rFonts w:eastAsia="Calibri" w:cs="CorporateSPro-Light"/>
+                                    <w:sz w:val="22"/>
+                                    <w:szCs w:val="13"/>
+                                    <w:lang w:eastAsia="de-DE"/>
+                                  </w:rPr>
+                                </w:pPr>
+                              </w:p>
+                              <w:p>
+                                <w:pPr>
+                                  <w:autoSpaceDE w:val="0"/>
+                                  <w:autoSpaceDN w:val="0"/>
+                                  <w:adjustRightInd w:val="0"/>
+                                  <w:spacing w:line="360" w:lineRule="auto"/>
+                                  <w:jc w:val="left"/>
+                                  <w:rPr>
+                                    <w:rFonts w:eastAsia="Calibri" w:cs="CorporateSPro-Demi"/>
+                                    <w:b/>
+                                    <w:sz w:val="22"/>
+                                    <w:szCs w:val="13"/>
+                                    <w:lang w:eastAsia="de-DE"/>
+                                  </w:rPr>
+                                </w:pPr>
+                                <w:r>
+                                  <w:rPr>
+                                    <w:rFonts w:eastAsia="Calibri" w:cs="CorporateSPro-Demi"/>
+                                    <w:b/>
+                                    <w:sz w:val="13"/>
+                                    <w:szCs w:val="13"/>
+                                    <w:lang w:eastAsia="de-DE"/>
+                                  </w:rPr>
+                                  <w:t>Dr. Arne Löser</w:t>
+                                </w:r>
+                              </w:p>
+                              <w:p>
+                                <w:pPr>
+                                  <w:autoSpaceDE w:val="0"/>
+                                  <w:autoSpaceDN w:val="0"/>
+                                  <w:adjustRightInd w:val="0"/>
+                                  <w:spacing w:line="360" w:lineRule="auto"/>
+                                  <w:jc w:val="left"/>
+                                  <w:rPr>
+                                    <w:rFonts w:eastAsia="Calibri" w:cs="CorporateSPro-Light"/>
+                                    <w:sz w:val="22"/>
+                                    <w:szCs w:val="13"/>
+                                    <w:lang w:eastAsia="de-DE"/>
+                                  </w:rPr>
+                                </w:pPr>
+                                <w:r>
+                                  <w:rPr>
+                                    <w:rFonts w:eastAsia="Calibri" w:cs="CorporateSPro-Light"/>
+                                    <w:sz w:val="13"/>
+                                    <w:szCs w:val="13"/>
+                                    <w:lang w:eastAsia="de-DE"/>
+                                  </w:rPr>
+                                  <w:t>Fachanwalt für Insolvenz- und Sanierungsrecht</w:t>
+                                </w:r>
+                              </w:p>
+                              <w:p>
+                                <w:pPr>
+                                  <w:autoSpaceDE w:val="0"/>
+                                  <w:autoSpaceDN w:val="0"/>
+                                  <w:adjustRightInd w:val="0"/>
+                                  <w:spacing w:line="360" w:lineRule="auto"/>
+                                  <w:jc w:val="left"/>
+                                  <w:rPr>
+                                    <w:rFonts w:eastAsia="Calibri" w:cs="CorporateSPro-Light"/>
+                                    <w:sz w:val="22"/>
+                                    <w:szCs w:val="13"/>
+                                    <w:lang w:eastAsia="de-DE"/>
+                                  </w:rPr>
+                                </w:pPr>
+                                <w:r>
+                                  <w:rPr>
+                                    <w:rFonts w:eastAsia="Calibri" w:cs="CorporateSPro-Light"/>
+                                    <w:sz w:val="13"/>
+                                    <w:szCs w:val="13"/>
+                                    <w:lang w:eastAsia="de-DE"/>
+                                  </w:rPr>
+                                  <w:t>Fachanwalt für Handels- und Gesellschaftsrecht</w:t>
+                                </w:r>
+                              </w:p>
+                              <w:p>
+                                <w:pPr>
+                                  <w:autoSpaceDE w:val="0"/>
+                                  <w:autoSpaceDN w:val="0"/>
+                                  <w:adjustRightInd w:val="0"/>
+                                  <w:spacing w:line="360" w:lineRule="auto"/>
+                                  <w:jc w:val="left"/>
+                                  <w:rPr>
+                                    <w:rFonts w:eastAsia="Calibri" w:cs="CorporateSPro-Light"/>
+                                    <w:sz w:val="22"/>
+                                    <w:szCs w:val="13"/>
+                                    <w:lang w:eastAsia="de-DE"/>
+                                  </w:rPr>
+                                </w:pPr>
+                              </w:p>
+                              <w:p>
+                                <w:pPr>
+                                  <w:autoSpaceDE w:val="0"/>
+                                  <w:autoSpaceDN w:val="0"/>
+                                  <w:adjustRightInd w:val="0"/>
+                                  <w:spacing w:line="360" w:lineRule="auto"/>
+                                  <w:jc w:val="left"/>
+                                  <w:rPr>
+                                    <w:rFonts w:eastAsia="Calibri" w:cs="CorporateSPro-Demi"/>
+                                    <w:b/>
+                                    <w:sz w:val="22"/>
+                                    <w:szCs w:val="13"/>
+                                    <w:lang w:eastAsia="de-DE"/>
+                                  </w:rPr>
+                                </w:pPr>
+                                <w:r>
+                                  <w:rPr>
+                                    <w:rFonts w:eastAsia="Calibri" w:cs="CorporateSPro-Demi"/>
+                                    <w:b/>
+                                    <w:sz w:val="13"/>
+                                    <w:szCs w:val="13"/>
+                                    <w:lang w:eastAsia="de-DE"/>
+                                  </w:rPr>
+                                  <w:t>Dr. Thomas Thöne</w:t>
+                                </w:r>
+                              </w:p>
+                              <w:p>
+                                <w:pPr>
+                                  <w:autoSpaceDE w:val="0"/>
+                                  <w:autoSpaceDN w:val="0"/>
+                                  <w:adjustRightInd w:val="0"/>
+                                  <w:spacing w:line="360" w:lineRule="auto"/>
+                                  <w:jc w:val="left"/>
+                                  <w:rPr>
+                                    <w:rFonts w:eastAsia="Calibri" w:cs="CorporateSPro-Light"/>
+                                    <w:sz w:val="22"/>
+                                    <w:szCs w:val="13"/>
+                                    <w:lang w:eastAsia="de-DE"/>
+                                  </w:rPr>
+                                </w:pPr>
+                                <w:r>
+                                  <w:rPr>
+                                    <w:rFonts w:eastAsia="Calibri" w:cs="CorporateSPro-Light"/>
+                                    <w:sz w:val="13"/>
+                                    <w:szCs w:val="13"/>
+                                    <w:lang w:eastAsia="de-DE"/>
+                                  </w:rPr>
+                                  <w:t>Fachanwalt für Insolvenz- und Sanierungsrecht</w:t>
+                                </w:r>
+                              </w:p>
+                              <w:p>
+                                <w:pPr>
+                                  <w:autoSpaceDE w:val="0"/>
+                                  <w:autoSpaceDN w:val="0"/>
+                                  <w:adjustRightInd w:val="0"/>
+                                  <w:spacing w:line="360" w:lineRule="auto"/>
+                                  <w:jc w:val="left"/>
+                                  <w:rPr>
+                                    <w:rFonts w:eastAsia="Calibri" w:cs="CorporateSPro-Light"/>
+                                    <w:sz w:val="22"/>
+                                    <w:szCs w:val="13"/>
+                                    <w:lang w:eastAsia="de-DE"/>
+                                  </w:rPr>
+                                </w:pPr>
+                                <w:r>
+                                  <w:rPr>
+                                    <w:rFonts w:eastAsia="Calibri" w:cs="CorporateSPro-Light"/>
+                                    <w:sz w:val="13"/>
+                                    <w:szCs w:val="13"/>
+                                    <w:lang w:eastAsia="de-DE"/>
+                                  </w:rPr>
+                                  <w:t>Fachanwalt für Steuerrecht</w:t>
+                                </w:r>
+                              </w:p>
+                              <w:p>
+                                <w:pPr>
+                                  <w:autoSpaceDE w:val="0"/>
+                                  <w:autoSpaceDN w:val="0"/>
+                                  <w:adjustRightInd w:val="0"/>
+                                  <w:spacing w:line="360" w:lineRule="auto"/>
+                                  <w:jc w:val="left"/>
+                                  <w:rPr>
+                                    <w:rFonts w:eastAsia="Calibri" w:cs="CorporateSPro-Light"/>
+                                    <w:sz w:val="22"/>
+                                    <w:szCs w:val="13"/>
+                                    <w:lang w:eastAsia="de-DE"/>
+                                  </w:rPr>
+                                </w:pPr>
+                                <w:r>
+                                  <w:rPr>
+                                    <w:rFonts w:eastAsia="Calibri" w:cs="CorporateSPro-Light"/>
+                                    <w:sz w:val="13"/>
+                                    <w:szCs w:val="13"/>
+                                    <w:lang w:eastAsia="de-DE"/>
+                                  </w:rPr>
+                                  <w:t>Notar in Wiesbaden</w:t>
+                                </w:r>
+                              </w:p>
+                              <w:p>
+                                <w:pPr>
+                                  <w:pBdr>
+                                    <w:bottom w:val="single" w:sz="4" w:space="1" w:color="auto"/>
+                                  </w:pBdr>
+                                  <w:autoSpaceDE w:val="0"/>
+                                  <w:autoSpaceDN w:val="0"/>
+                                  <w:adjustRightInd w:val="0"/>
+                                  <w:spacing w:line="360" w:lineRule="auto"/>
+                                  <w:jc w:val="left"/>
+                                  <w:rPr>
+                                    <w:rFonts w:eastAsia="Calibri" w:cs="CorporateSPro-Light"/>
+                                    <w:sz w:val="22"/>
+                                    <w:szCs w:val="13"/>
+                                    <w:lang w:eastAsia="de-DE"/>
+                                  </w:rPr>
+                                </w:pPr>
+                              </w:p>
+                              <w:p>
+                                <w:pPr>
+                                  <w:autoSpaceDE w:val="0"/>
+                                  <w:autoSpaceDN w:val="0"/>
+                                  <w:adjustRightInd w:val="0"/>
+                                  <w:spacing w:line="360" w:lineRule="auto"/>
+                                  <w:jc w:val="left"/>
+                                  <w:rPr>
+                                    <w:rFonts w:eastAsia="Calibri" w:cs="CorporateSPro-Light"/>
+                                    <w:sz w:val="22"/>
+                                    <w:szCs w:val="13"/>
+                                    <w:lang w:eastAsia="de-DE"/>
+                                  </w:rPr>
+                                </w:pPr>
+                              </w:p>
+                              <w:p>
+                                <w:pPr>
+                                  <w:autoSpaceDE w:val="0"/>
+                                  <w:autoSpaceDN w:val="0"/>
+                                  <w:adjustRightInd w:val="0"/>
+                                  <w:jc w:val="left"/>
+                                  <w:rPr>
+                                    <w:rFonts w:eastAsia="Calibri" w:cs="CorporateSPro-Regular"/>
+                                    <w:sz w:val="22"/>
+                                    <w:szCs w:val="13"/>
+                                    <w:lang w:eastAsia="de-DE"/>
+                                  </w:rPr>
+                                  <w:spacing w:line="360" w:lineRule="auto"/>
+                                </w:pPr>
+                                <w:r>
+                                  <w:rPr>
+                                    <w:rFonts w:eastAsia="Calibri" w:cs="CorporateSPro-Regular"/>
+                                    <w:sz w:val="13"/>
+                                    <w:szCs w:val="13"/>
+                                    <w:lang w:eastAsia="de-DE"/>
+                                  </w:rPr>
+                                  <w:t>ANGESTELLTE RECHTSANWÄLTE</w:t>
+                                </w:r>
+                              </w:p>
+                              <w:p>
+                                <w:pPr>
+                                  <w:autoSpaceDE w:val="0"/>
+                                  <w:autoSpaceDN w:val="0"/>
+                                  <w:adjustRightInd w:val="0"/>
+                                  <w:spacing w:line="360" w:lineRule="auto"/>
+                                  <w:jc w:val="left"/>
+                                  <w:rPr>
+                                    <w:rFonts w:eastAsia="Calibri" w:cs="CorporateSPro-Demi"/>
+                                    <w:b/>
+                                    <w:sz w:val="22"/>
+                                    <w:szCs w:val="13"/>
+                                    <w:lang w:eastAsia="de-DE"/>
+                                  </w:rPr>
+                                </w:pPr>
+                                <w:r>
+                                  <w:rPr>
+                                    <w:rFonts w:eastAsia="Calibri" w:cs="CorporateSPro-Demi"/>
+                                    <w:b/>
+                                    <w:sz w:val="13"/>
+                                    <w:szCs w:val="13"/>
+                                    <w:lang w:eastAsia="de-DE"/>
+                                  </w:rPr>
+                                  <w:t>Eva Meyer</w:t>
+                                </w:r>
+                              </w:p>
+                              <w:p>
+                                <w:pPr>
+                                  <w:autoSpaceDE w:val="0"/>
+                                  <w:autoSpaceDN w:val="0"/>
+                                  <w:adjustRightInd w:val="0"/>
+                                  <w:spacing w:line="360" w:lineRule="auto"/>
+                                  <w:jc w:val="left"/>
+                                  <w:rPr>
+                                    <w:rFonts w:eastAsia="Calibri" w:cs="CorporateSPro-Demi"/>
+                                    <w:sz w:val="22"/>
+                                    <w:szCs w:val="13"/>
+                                    <w:lang w:eastAsia="de-DE"/>
+                                  </w:rPr>
+                                </w:pPr>
+                                <w:r>
+                                  <w:rPr>
+                                    <w:rFonts w:eastAsia="Calibri" w:cs="CorporateSPro-Demi"/>
+                                    <w:sz w:val="13"/>
+                                    <w:szCs w:val="13"/>
+                                    <w:lang w:eastAsia="de-DE"/>
+                                  </w:rPr>
+                                  <w:t>Fachanwältin für Insolvenz- und Sanierungsrecht</w:t>
+                                </w:r>
+                              </w:p>
+                              <w:p>
+                                <w:pPr>
+                                  <w:autoSpaceDE w:val="0"/>
+                                  <w:autoSpaceDN w:val="0"/>
+                                  <w:adjustRightInd w:val="0"/>
+                                  <w:spacing w:line="360" w:lineRule="auto"/>
+                                  <w:jc w:val="left"/>
+                                  <w:rPr>
+                                    <w:rFonts w:eastAsia="Calibri" w:cs="CorporateSPro-Light"/>
+                                    <w:sz w:val="22"/>
+                                    <w:szCs w:val="13"/>
+                                    <w:lang w:eastAsia="de-DE"/>
+                                  </w:rPr>
+                                </w:pPr>
+                              </w:p>
+                              <w:p>
+                                <w:pPr>
+                                  <w:autoSpaceDE w:val="0"/>
+                                  <w:autoSpaceDN w:val="0"/>
+                                  <w:adjustRightInd w:val="0"/>
+                                  <w:spacing w:line="360" w:lineRule="auto"/>
+                                  <w:jc w:val="left"/>
+                                  <w:rPr>
+                                    <w:rFonts w:eastAsia="Calibri" w:cs="CorporateSPro-Demi"/>
+                                    <w:b/>
+                                    <w:sz w:val="22"/>
+                                    <w:szCs w:val="13"/>
+                                    <w:lang w:eastAsia="de-DE"/>
+                                  </w:rPr>
+                                </w:pPr>
+                                <w:r>
+                                  <w:rPr>
+                                    <w:rFonts w:eastAsia="Calibri" w:cs="CorporateSPro-Demi"/>
+                                    <w:b/>
+                                    <w:sz w:val="13"/>
+                                    <w:szCs w:val="13"/>
+                                    <w:lang w:eastAsia="de-DE"/>
+                                  </w:rPr>
+                                  <w:t>Bettina Dax</w:t>
+                                </w:r>
+                              </w:p>
+                              <w:p>
+                                <w:pPr>
+                                  <w:autoSpaceDE w:val="0"/>
+                                  <w:autoSpaceDN w:val="0"/>
+                                  <w:adjustRightInd w:val="0"/>
+                                  <w:spacing w:line="360" w:lineRule="auto"/>
+                                  <w:jc w:val="left"/>
+                                  <w:rPr>
+                                    <w:rFonts w:eastAsia="Calibri" w:cs="CorporateSPro-Light"/>
+                                    <w:sz w:val="22"/>
+                                    <w:szCs w:val="13"/>
+                                    <w:lang w:eastAsia="de-DE"/>
+                                  </w:rPr>
+                                </w:pPr>
+                                <w:r>
+                                  <w:rPr>
+                                    <w:rFonts w:eastAsia="Calibri" w:cs="CorporateSPro-Light"/>
+                                    <w:sz w:val="13"/>
+                                    <w:szCs w:val="13"/>
+                                    <w:lang w:eastAsia="de-DE"/>
+                                  </w:rPr>
+                                  <w:t>Rechtsanwältin</w:t>
+                                </w:r>
+                              </w:p>
+                              <w:p>
+                                <w:pPr>
+                                  <w:autoSpaceDE w:val="0"/>
+                                  <w:autoSpaceDN w:val="0"/>
+                                  <w:adjustRightInd w:val="0"/>
+                                  <w:spacing w:line="360" w:lineRule="auto"/>
+                                  <w:jc w:val="left"/>
+                                  <w:rPr>
+                                    <w:rFonts w:eastAsia="Calibri" w:cs="CorporateSPro-Demi"/>
+                                    <w:b/>
+                                    <w:sz w:val="22"/>
+                                    <w:szCs w:val="13"/>
+                                    <w:lang w:eastAsia="de-DE"/>
+                                  </w:rPr>
+                                </w:pPr>
+                              </w:p>
+                              <w:p>
+                                <w:pPr>
+                                  <w:autoSpaceDE w:val="0"/>
+                                  <w:autoSpaceDN w:val="0"/>
+                                  <w:adjustRightInd w:val="0"/>
+                                  <w:spacing w:line="360" w:lineRule="auto"/>
+                                  <w:jc w:val="left"/>
+                                  <w:rPr>
+                                    <w:rFonts w:eastAsia="Calibri" w:cs="CorporateSPro-Demi"/>
+                                    <w:b/>
+                                    <w:sz w:val="22"/>
+                                    <w:szCs w:val="13"/>
+                                    <w:lang w:eastAsia="de-DE"/>
+                                  </w:rPr>
+                                </w:pPr>
+                                <w:r>
+                                  <w:rPr>
+                                    <w:rFonts w:eastAsia="Calibri" w:cs="CorporateSPro-Demi"/>
+                                    <w:b/>
+                                    <w:sz w:val="13"/>
+                                    <w:szCs w:val="13"/>
+                                    <w:lang w:eastAsia="de-DE"/>
+                                  </w:rPr>
+                                  <w:t>Cornelia Kriege</w:t>
+                                </w:r>
+                              </w:p>
+                              <w:p>
+                                <w:pPr>
+                                  <w:autoSpaceDE w:val="0"/>
+                                  <w:autoSpaceDN w:val="0"/>
+                                  <w:adjustRightInd w:val="0"/>
+                                  <w:spacing w:line="360" w:lineRule="auto"/>
+                                  <w:jc w:val="left"/>
+                                  <w:rPr>
+                                    <w:rFonts w:eastAsia="Calibri" w:cs="CorporateSPro-Light"/>
+                                    <w:sz w:val="22"/>
+                                    <w:szCs w:val="13"/>
+                                    <w:lang w:eastAsia="de-DE"/>
+                                  </w:rPr>
+                                </w:pPr>
+                                <w:r>
+                                  <w:rPr>
+                                    <w:rFonts w:eastAsia="Calibri" w:cs="CorporateSPro-Light"/>
+                                    <w:sz w:val="13"/>
+                                    <w:szCs w:val="13"/>
+                                    <w:lang w:eastAsia="de-DE"/>
+                                  </w:rPr>
+                                  <w:t>Rechtsanwältin</w:t>
+                                </w:r>
+                              </w:p>
+                              <w:p>
+                                <w:pPr>
+                                  <w:autoSpaceDE w:val="0"/>
+                                  <w:autoSpaceDN w:val="0"/>
+                                  <w:adjustRightInd w:val="0"/>
+                                  <w:spacing w:line="360" w:lineRule="auto"/>
+                                  <w:jc w:val="left"/>
+                                  <w:rPr>
+                                    <w:rFonts w:eastAsia="Calibri" w:cs="CorporateSPro-Light"/>
+                                    <w:sz w:val="22"/>
+                                    <w:szCs w:val="13"/>
+                                    <w:lang w:eastAsia="de-DE"/>
+                                  </w:rPr>
+                                </w:pPr>
+                              </w:p>
+                              <w:p>
+                                <w:pPr>
+                                  <w:autoSpaceDE w:val="0"/>
+                                  <w:autoSpaceDN w:val="0"/>
+                                  <w:adjustRightInd w:val="0"/>
+                                  <w:spacing w:line="360" w:lineRule="auto"/>
+                                  <w:jc w:val="left"/>
+                                  <w:rPr>
+                                    <w:rFonts w:eastAsia="Calibri" w:cs="CorporateSPro-Demi"/>
+                                    <w:b/>
+                                    <w:sz w:val="22"/>
+                                    <w:szCs w:val="13"/>
+                                    <w:lang w:eastAsia="de-DE"/>
+                                  </w:rPr>
+                                </w:pPr>
+                                <w:r>
+                                  <w:rPr>
+                                    <w:rFonts w:eastAsia="Calibri" w:cs="CorporateSPro-Demi"/>
+                                    <w:b/>
+                                    <w:sz w:val="13"/>
+                                    <w:szCs w:val="13"/>
+                                    <w:lang w:eastAsia="de-DE"/>
+                                  </w:rPr>
+                                  <w:t>Lars Wacker</w:t>
+                                </w:r>
+                              </w:p>
+                              <w:p>
+                                <w:pPr>
+                                  <w:autoSpaceDE w:val="0"/>
+                                  <w:autoSpaceDN w:val="0"/>
+                                  <w:adjustRightInd w:val="0"/>
+                                  <w:spacing w:line="360" w:lineRule="auto"/>
+                                  <w:jc w:val="left"/>
+                                  <w:rPr>
+                                    <w:rFonts w:eastAsia="Calibri" w:cs="CorporateSPro-Light"/>
+                                    <w:sz w:val="22"/>
+                                    <w:szCs w:val="13"/>
+                                    <w:lang w:eastAsia="de-DE"/>
+                                  </w:rPr>
+                                </w:pPr>
+                                <w:r>
+                                  <w:rPr>
+                                    <w:rFonts w:eastAsia="Calibri" w:cs="CorporateSPro-Light"/>
+                                    <w:sz w:val="13"/>
+                                    <w:szCs w:val="13"/>
+                                    <w:lang w:eastAsia="de-DE"/>
+                                  </w:rPr>
+                                  <w:t>Rechtsanwalt</w:t>
+                                </w:r>
+                              </w:p>
+                              <w:p>
+                                <w:pPr>
+                                  <w:pBdr>
+                                    <w:bottom w:val="single" w:sz="4" w:space="1" w:color="auto"/>
+                                  </w:pBdr>
+                                  <w:autoSpaceDE w:val="0"/>
+                                  <w:autoSpaceDN w:val="0"/>
+                                  <w:adjustRightInd w:val="0"/>
+                                  <w:spacing w:line="360" w:lineRule="auto"/>
+                                  <w:jc w:val="left"/>
+                                  <w:rPr>
+                                    <w:rFonts w:eastAsia="Calibri" w:cs="CorporateSPro-Light"/>
+                                    <w:sz w:val="22"/>
+                                    <w:szCs w:val="13"/>
+                                    <w:lang w:eastAsia="de-DE"/>
+                                  </w:rPr>
+                                </w:pPr>
+                              </w:p>
+                              <w:p>
+                                <w:pPr>
+                                  <w:autoSpaceDE w:val="0"/>
+                                  <w:autoSpaceDN w:val="0"/>
+                                  <w:adjustRightInd w:val="0"/>
+                                  <w:spacing w:line="360" w:lineRule="auto"/>
+                                  <w:jc w:val="left"/>
+                                  <w:rPr>
+                                    <w:rFonts w:eastAsia="Calibri" w:cs="CorporateSPro-Light"/>
+                                    <w:sz w:val="22"/>
+                                    <w:szCs w:val="13"/>
+                                    <w:lang w:eastAsia="de-DE"/>
+                                  </w:rPr>
+                                </w:pPr>
+                              </w:p>
+                              <w:p>
+                                <w:pPr>
+                                  <w:autoSpaceDE w:val="0"/>
+                                  <w:autoSpaceDN w:val="0"/>
+                                  <w:adjustRightInd w:val="0"/>
+                                  <w:jc w:val="left"/>
+                                  <w:rPr>
+                                    <w:rFonts w:eastAsia="Calibri" w:cs="CorporateSPro-Regular"/>
+                                    <w:sz w:val="22"/>
+                                    <w:szCs w:val="13"/>
+                                    <w:lang w:eastAsia="de-DE"/>
+                                  </w:rPr>
+                                  <w:spacing w:line="360" w:lineRule="auto"/>
+                                </w:pPr>
+                                <w:r>
+                                  <w:rPr>
+                                    <w:rFonts w:eastAsia="Calibri" w:cs="CorporateSPro-Regular"/>
+                                    <w:sz w:val="13"/>
+                                    <w:szCs w:val="13"/>
+                                    <w:lang w:eastAsia="de-DE"/>
+                                  </w:rPr>
+                                  <w:t>OF COUNSEL</w:t>
+                                </w:r>
+                              </w:p>
+                              <w:p>
+                                <w:pPr>
+                                  <w:autoSpaceDE w:val="0"/>
+                                  <w:autoSpaceDN w:val="0"/>
+                                  <w:adjustRightInd w:val="0"/>
+                                  <w:spacing w:line="360" w:lineRule="auto"/>
+                                  <w:jc w:val="left"/>
+                                  <w:rPr>
+                                    <w:rFonts w:eastAsia="Calibri" w:cs="CorporateSPro-Demi"/>
+                                    <w:b/>
+                                    <w:sz w:val="22"/>
+                                    <w:szCs w:val="13"/>
+                                    <w:lang w:eastAsia="de-DE"/>
+                                  </w:rPr>
+                                </w:pPr>
+                                <w:r>
+                                  <w:rPr>
+                                    <w:rFonts w:eastAsia="Calibri" w:cs="CorporateSPro-Demi"/>
+                                    <w:b/>
+                                    <w:sz w:val="13"/>
+                                    <w:szCs w:val="13"/>
+                                    <w:lang w:eastAsia="de-DE"/>
+                                  </w:rPr>
+                                  <w:t>Justizrat Prof. Dr. Dr. Thomas B. Schmidt M.A.</w:t>
+                                </w:r>
+                              </w:p>
+                              <w:p>
+                                <w:pPr>
+                                  <w:autoSpaceDE w:val="0"/>
+                                  <w:autoSpaceDN w:val="0"/>
+                                  <w:adjustRightInd w:val="0"/>
+                                  <w:spacing w:line="360" w:lineRule="auto"/>
+                                  <w:jc w:val="left"/>
+                                  <w:rPr>
+                                    <w:rFonts w:eastAsia="Calibri" w:cs="CorporateSPro-Light"/>
+                                    <w:sz w:val="22"/>
+                                    <w:szCs w:val="13"/>
+                                    <w:lang w:eastAsia="de-DE"/>
+                                  </w:rPr>
+                                </w:pPr>
+                                <w:r>
+                                  <w:rPr>
+                                    <w:rFonts w:eastAsia="Calibri" w:cs="CorporateSPro-Light"/>
+                                    <w:sz w:val="13"/>
+                                    <w:szCs w:val="13"/>
+                                    <w:lang w:eastAsia="de-DE"/>
+                                  </w:rPr>
+                                  <w:t>Fachanwalt für Insolvenz- und Sanierungsrecht</w:t>
+                                </w:r>
+                              </w:p>
+                              <w:p>
+                                <w:pPr>
+                                  <w:pBdr>
+                                    <w:bottom w:val="single" w:sz="4" w:space="1" w:color="auto"/>
+                                  </w:pBdr>
+                                  <w:autoSpaceDE w:val="0"/>
+                                  <w:autoSpaceDN w:val="0"/>
+                                  <w:adjustRightInd w:val="0"/>
+                                  <w:spacing w:line="360" w:lineRule="auto"/>
+                                  <w:jc w:val="left"/>
+                                  <w:rPr>
+                                    <w:rFonts w:eastAsia="Calibri" w:cs="CorporateSPro-Light"/>
+                                    <w:sz w:val="22"/>
+                                    <w:szCs w:val="13"/>
+                                    <w:lang w:eastAsia="de-DE"/>
+                                  </w:rPr>
+                                </w:pPr>
+                              </w:p>
+                              <w:p>
+                                <w:pPr>
+                                  <w:autoSpaceDE w:val="0"/>
+                                  <w:autoSpaceDN w:val="0"/>
+                                  <w:adjustRightInd w:val="0"/>
+                                  <w:spacing w:line="360" w:lineRule="auto"/>
+                                  <w:jc w:val="left"/>
+                                  <w:rPr>
+                                    <w:rFonts w:eastAsia="Calibri" w:cs="CorporateSPro-Light"/>
+                                    <w:sz w:val="22"/>
+                                    <w:szCs w:val="13"/>
+                                    <w:lang w:eastAsia="de-DE"/>
+                                  </w:rPr>
+                                </w:pPr>
+                              </w:p>
+                              <w:p>
+                                <w:pPr>
+                                  <w:autoSpaceDE w:val="0"/>
+                                  <w:autoSpaceDN w:val="0"/>
+                                  <w:adjustRightInd w:val="0"/>
+                                  <w:jc w:val="left"/>
+                                  <w:rPr>
+                                    <w:rFonts w:eastAsia="Calibri" w:cs="CorporateSPro-Regular"/>
+                                    <w:sz w:val="22"/>
+                                    <w:szCs w:val="13"/>
+                                    <w:lang w:eastAsia="de-DE"/>
+                                  </w:rPr>
+                                  <w:spacing w:line="360" w:lineRule="auto"/>
+                                </w:pPr>
+                                <w:r>
+                                  <w:rPr>
+                                    <w:rFonts w:eastAsia="Calibri" w:cs="CorporateSPro-Regular"/>
+                                    <w:sz w:val="13"/>
+                                    <w:szCs w:val="13"/>
+                                    <w:lang w:eastAsia="de-DE"/>
+                                  </w:rPr>
+                                  <w:t>STANDORTE</w:t>
+                                </w:r>
+                              </w:p>
+                              <w:p>
+                                <w:pPr>
+                                  <w:autoSpaceDE w:val="0"/>
+                                  <w:autoSpaceDN w:val="0"/>
+                                  <w:adjustRightInd w:val="0"/>
+                                  <w:spacing w:line="360" w:lineRule="auto"/>
+                                  <w:rPr>
+                                    <w:rFonts w:eastAsia="Calibri" w:cs="CorporateSPro-Demi"/>
+                                    <w:sz w:val="22"/>
+                                    <w:szCs w:val="13"/>
+                                    <w:lang w:eastAsia="de-DE"/>
+                                  </w:rPr>
+                                </w:pPr>
+                                <w:r>
+                                  <w:rPr>
+                                    <w:rFonts w:eastAsia="Calibri" w:cs="CorporateSPro-Demi"/>
+                                    <w:sz w:val="13"/>
+                                    <w:szCs w:val="13"/>
+                                    <w:lang w:eastAsia="de-DE"/>
+                                  </w:rPr>
+                                  <w:t>Trier</w:t>
+                                </w:r>
+                                <w:r>
+                                  <w:rPr>
+                                    <w:rFonts w:eastAsia="Calibri" w:cs="CorporateSPro-Demi"/>
+                                    <w:sz w:val="13"/>
+                                    <w:szCs w:val="13"/>
+                                    <w:lang w:eastAsia="de-DE"/>
+                                  </w:rPr>
+                                  <w:tab/>
+                                </w:r>
+                                <w:r>
+                                  <w:rPr>
+                                    <w:rFonts w:eastAsia="Calibri" w:cs="CorporateSPro-Demi"/>
+                                    <w:sz w:val="13"/>
+                                    <w:szCs w:val="13"/>
+                                    <w:lang w:eastAsia="de-DE"/>
+                                  </w:rPr>
+                                  <w:tab/>
+                                  <w:t>Bad Kreuznach</w:t>
+                                </w:r>
+                              </w:p>
+                              <w:p>
+                                <w:pPr>
+                                  <w:autoSpaceDE w:val="0"/>
+                                  <w:autoSpaceDN w:val="0"/>
+                                  <w:adjustRightInd w:val="0"/>
+                                  <w:spacing w:line="360" w:lineRule="auto"/>
+                                  <w:rPr>
+                                    <w:rFonts w:eastAsia="Calibri" w:cs="CorporateSPro-Demi"/>
+                                    <w:sz w:val="22"/>
+                                    <w:szCs w:val="13"/>
+                                    <w:lang w:eastAsia="de-DE"/>
+                                  </w:rPr>
+                                </w:pPr>
+                                <w:r>
+                                  <w:rPr>
+                                    <w:rFonts w:eastAsia="Calibri" w:cs="CorporateSPro-Demi"/>
+                                    <w:sz w:val="13"/>
+                                    <w:szCs w:val="13"/>
+                                    <w:lang w:eastAsia="de-DE"/>
+                                  </w:rPr>
+                                  <w:t>Frankfurt am Main</w:t>
+                                </w:r>
+                                <w:r>
+                                  <w:rPr>
+                                    <w:rFonts w:eastAsia="Calibri" w:cs="CorporateSPro-Demi"/>
+                                    <w:sz w:val="13"/>
+                                    <w:szCs w:val="13"/>
+                                    <w:lang w:eastAsia="de-DE"/>
+                                  </w:rPr>
+                                  <w:tab/>
+                                  <w:t>Zell/Mosel</w:t>
+                                </w:r>
+                              </w:p>
+                              <w:p>
+                                <w:pPr>
+                                  <w:autoSpaceDE w:val="0"/>
+                                  <w:autoSpaceDN w:val="0"/>
+                                  <w:adjustRightInd w:val="0"/>
+                                  <w:spacing w:line="360" w:lineRule="auto"/>
+                                  <w:rPr>
+                                    <w:rFonts w:eastAsia="Calibri" w:cs="CorporateSPro-Demi"/>
+                                    <w:sz w:val="22"/>
+                                    <w:szCs w:val="13"/>
+                                    <w:lang w:eastAsia="de-DE"/>
+                                  </w:rPr>
+                                </w:pPr>
+                                <w:r>
+                                  <w:rPr>
+                                    <w:rFonts w:eastAsia="Calibri" w:cs="CorporateSPro-Demi"/>
+                                    <w:sz w:val="13"/>
+                                    <w:szCs w:val="13"/>
+                                    <w:lang w:eastAsia="de-DE"/>
+                                  </w:rPr>
+                                  <w:t>Idar-Oberstein</w:t>
+                                </w:r>
+                                <w:r>
+                                  <w:rPr>
+                                    <w:rFonts w:eastAsia="Calibri" w:cs="CorporateSPro-Demi"/>
+                                    <w:sz w:val="13"/>
+                                    <w:szCs w:val="13"/>
+                                    <w:lang w:eastAsia="de-DE"/>
+                                  </w:rPr>
+                                  <w:tab/>
+                                  <w:t>Koblenz</w:t>
+                                </w:r>
+                              </w:p>
+                              <w:p>
+                                <w:pPr>
+                                  <w:autoSpaceDE w:val="0"/>
+                                  <w:autoSpaceDN w:val="0"/>
+                                  <w:adjustRightInd w:val="0"/>
+                                  <w:spacing w:line="360" w:lineRule="auto"/>
+                                  <w:rPr>
+                                    <w:rFonts w:eastAsia="Calibri" w:cs="CorporateSPro-Demi"/>
+                                    <w:sz w:val="22"/>
+                                    <w:szCs w:val="13"/>
+                                    <w:lang w:eastAsia="de-DE"/>
+                                  </w:rPr>
+                                </w:pPr>
+                                <w:r>
+                                  <w:rPr>
+                                    <w:rFonts w:eastAsia="Calibri" w:cs="CorporateSPro-Demi"/>
+                                    <w:sz w:val="13"/>
+                                    <w:szCs w:val="13"/>
+                                    <w:lang w:eastAsia="de-DE"/>
+                                  </w:rPr>
+                                  <w:t>Langgöns</w:t>
+                                </w:r>
+                                <w:r>
+                                  <w:rPr>
+                                    <w:rFonts w:eastAsia="Calibri" w:cs="CorporateSPro-Demi"/>
+                                    <w:sz w:val="13"/>
+                                    <w:szCs w:val="13"/>
+                                    <w:lang w:eastAsia="de-DE"/>
+                                  </w:rPr>
+                                  <w:tab/>
+                                </w:r>
+                                <w:r>
+                                  <w:rPr>
+                                    <w:rFonts w:eastAsia="Calibri" w:cs="CorporateSPro-Demi"/>
+                                    <w:sz w:val="13"/>
+                                    <w:szCs w:val="13"/>
+                                    <w:lang w:eastAsia="de-DE"/>
+                                  </w:rPr>
+                                  <w:tab/>
+                                  <w:t>Limburg/Lahn</w:t>
+                                </w:r>
+                              </w:p>
+                              <w:p>
+                                <w:pPr>
+                                  <w:autoSpaceDE w:val="0"/>
+                                  <w:autoSpaceDN w:val="0"/>
+                                  <w:adjustRightInd w:val="0"/>
+                                  <w:spacing w:line="360" w:lineRule="auto"/>
+                                  <w:rPr>
+                                    <w:rFonts w:eastAsia="Calibri" w:cs="CorporateSPro-Demi"/>
+                                    <w:sz w:val="22"/>
+                                    <w:szCs w:val="9"/>
+                                    <w:lang w:eastAsia="de-DE"/>
+                                  </w:rPr>
+                                </w:pPr>
+                                <w:r>
+                                  <w:rPr>
+                                    <w:rFonts w:eastAsia="Calibri" w:cs="CorporateSPro-Demi"/>
+                                    <w:sz w:val="13"/>
+                                    <w:szCs w:val="13"/>
+                                    <w:lang w:eastAsia="de-DE"/>
+                                  </w:rPr>
+                                  <w:t>Mainz</w:t>
+                                </w:r>
+                                <w:r>
+                                  <w:rPr>
+                                    <w:rFonts w:eastAsia="Calibri" w:cs="CorporateSPro-Demi"/>
+                                    <w:sz w:val="13"/>
+                                    <w:szCs w:val="13"/>
+                                    <w:lang w:eastAsia="de-DE"/>
+                                  </w:rPr>
+                                  <w:tab/>
+                                </w:r>
+                                <w:r>
+                                  <w:rPr>
+                                    <w:rFonts w:eastAsia="Calibri" w:cs="CorporateSPro-Demi"/>
+                                    <w:sz w:val="13"/>
+                                    <w:szCs w:val="13"/>
+                                    <w:lang w:eastAsia="de-DE"/>
+                                  </w:rPr>
+                                  <w:tab/>
+                                  <w:t>Wiesbaden</w:t>
+                                </w:r>
+                                <w:bookmarkEnd w:id="0"/>
+                                <w:bookmarkEnd w:id="1"/>
+                                <w:bookmarkEnd w:id="2"/>
+                                <w:bookmarkEnd w:id="3"/>
+                                <w:bookmarkEnd w:id="4"/>
+                                <w:bookmarkEnd w:id="5"/>
+                                <w:bookmarkEnd w:id="6"/>
+                                <w:bookmarkEnd w:id="7"/>
+                                <w:bookmarkEnd w:id="8"/>
+                                <w:bookmarkEnd w:id="9"/>
+                              </w:p>
+                            </w:txbxContent>
+                          </wps:txbx>
+                          <wps:bodyPr rot="0" spcFirstLastPara="0" vertOverflow="overflow" horzOverflow="overflow" vert="horz" wrap="square" lIns="91440" tIns="45720" rIns="91440" bIns="45720" numCol="1" spcCol="0" rtlCol="0" fromWordArt="0" anchor="t" anchorCtr="0" forceAA="0" compatLnSpc="1">
+                            <a:prstTxWarp prst="textNoShape">
+                              <a:avLst/>
+                            </a:prstTxWarp>
+                            <a:noAutofit/>
+                          </wps:bodyPr>
+                        </wps:wsp>
+                      </a:graphicData>
+                    </a:graphic>
+                    <wp14:sizeRelH relativeFrom="margin">
+                      <wp14:pctWidth>0</wp14:pctWidth>
+                    </wp14:sizeRelH>
+                    <wp14:sizeRelV relativeFrom="margin">
+                      <wp14:pctHeight>0</wp14:pctHeight>
+                    </wp14:sizeRelV>
+                  </wp:anchor>
+                </w:drawing>
+              </mc:Choice>
+              <mc:Fallback>
+                <w:pict>
+                  <v:shapetype w14:anchorId="4E22A302" id="_x0000_t202" coordsize="21600,21600" o:spt="202" path="m,l,21600r21600,l21600,xe">
+                    <v:stroke joinstyle="miter"/>
+                    <v:path gradientshapeok="t" o:connecttype="rect"/>
+                  </v:shapetype>
+                  <v:shape id="Textfeld 2" o:spid="_x0000_s1026" type="#_x0000_t202" style="position:absolute;margin-left:376.05pt;margin-top:245.6pt;width:156.75pt;height:504.75pt;z-index:-251657216;visibility:visible;mso-wrap-style:square;mso-width-percent:0;mso-height-percent:0;mso-wrap-distance-left:9pt;mso-wrap-distance-top:0;mso-wrap-distance-right:9pt;mso-wrap-distance-bottom:0;mso-position-horizontal:absolute;mso-position-horizontal-relative:text;mso-position-vertical:absolute;mso-position-vertical-relative:margin;mso-width-percent:0;mso-height-percent:0;mso-width-relative:margin;mso-height-relative:margin;v-text-anchor:top" o:gfxdata="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" fillcolor="window" stroked="f" strokeweight=".5pt">
+                    <v:textbox>
+                      <w:txbxContent>
+                        <w:p>
+                          <w:pPr>
+                            <w:autoSpaceDE w:val="0"/>
+                            <w:autoSpaceDN w:val="0"/>
+                            <w:adjustRightInd w:val="0"/>
+                            <w:jc w:val="left"/>
+                            <w:rPr>
+                              <w:rFonts w:eastAsia="Calibri" w:cs="CorporateSPro-Demi"/>
+                              <w:b/>
+                              <w:sz w:val="22"/>
+                              <w:szCs w:val="13"/>
+                              <w:lang w:eastAsia="de-DE"/>
+                            </w:rPr>
+                            <w:spacing w:line="360" w:lineRule="auto"/>
+                          </w:pPr>
+                          <w:r>
+                            <w:rPr>
+                              <w:rFonts w:eastAsia="Calibri" w:cs="CorporateSPro-Demi"/>
+                              <w:b/>
+                              <w:sz w:val="13"/>
+                              <w:szCs w:val="13"/>
+                              <w:lang w:eastAsia="de-DE"/>
+                            </w:rPr>
+                            <w:t>www.tbs-insolvenzverwalter.de</w:t>
+                          </w:r>
+                        </w:p>
+                        <w:p>
+                          <w:pPr>
+                            <w:autoSpaceDE w:val="0"/>
+                            <w:autoSpaceDN w:val="0"/>
+                            <w:adjustRightInd w:val="0"/>
+                            <w:spacing w:line="360" w:lineRule="auto"/>
+                            <w:jc w:val="left"/>
+                            <w:rPr>
+                              <w:rFonts w:eastAsia="Calibri" w:cs="CorporateSPro-Light"/>
+                              <w:sz w:val="22"/>
+                              <w:szCs w:val="13"/>
+                              <w:lang w:eastAsia="de-DE"/>
+                            </w:rPr>
+                          </w:pPr>
+                          <w:r>
+                            <w:rPr>
+                              <w:rFonts w:eastAsia="Calibri" w:cs="CorporateSPro-Light"/>
+                              <w:sz w:val="13"/>
+                              <w:szCs w:val="13"/>
+                              <w:lang w:eastAsia="de-DE"/>
+                            </w:rPr>
+                            <w:t>Partnerschaftsregister des</w:t>
+                          </w:r>
+                        </w:p>
+                        <w:p>
+                          <w:pPr>
+                            <w:pBdr>
+                              <w:bottom w:val="single" w:sz="4" w:space="1" w:color="auto"/>
+                            </w:pBdr>
+                            <w:autoSpaceDE w:val="0"/>
+                            <w:autoSpaceDN w:val="0"/>
+                            <w:adjustRightInd w:val="0"/>
+                            <w:spacing w:line="360" w:lineRule="auto"/>
+                            <w:jc w:val="left"/>
+                            <w:rPr>
+                              <w:rFonts w:eastAsia="Calibri" w:cs="CorporateSPro-Light"/>
+                              <w:sz w:val="22"/>
+                              <w:szCs w:val="13"/>
+                              <w:lang w:eastAsia="de-DE"/>
+                            </w:rPr>
+                          </w:pPr>
+                          <w:r>
+                            <w:rPr>
+                              <w:rFonts w:eastAsia="Calibri" w:cs="CorporateSPro-Light"/>
+                              <w:sz w:val="13"/>
+                              <w:szCs w:val="13"/>
+                              <w:lang w:eastAsia="de-DE"/>
+                            </w:rPr>
+                            <w:t>Amtsgericht Koblenz – PR 20203</w:t>
+                          </w:r>
+                        </w:p>
+                        <w:p>
+                          <w:pPr>
+                            <w:pBdr>
+                              <w:bottom w:val="single" w:sz="4" w:space="1" w:color="auto"/>
+                            </w:pBdr>
+                            <w:autoSpaceDE w:val="0"/>
+                            <w:autoSpaceDN w:val="0"/>
+                            <w:adjustRightInd w:val="0"/>
+                            <w:spacing w:line="360" w:lineRule="auto"/>
+                            <w:jc w:val="center"/>
+                            <w:rPr>
+                              <w:rFonts w:eastAsia="Calibri" w:cs="CorporateSPro-Light"/>
+                              <w:sz w:val="22"/>
+                              <w:szCs w:val="13"/>
+                              <w:lang w:eastAsia="de-DE"/>
+                            </w:rPr>
+                          </w:pPr>
+                        </w:p>
+                        <w:p>
+                          <w:pPr>
+                            <w:pBdr>
+                              <w:bottom w:val="single" w:sz="4" w:space="1" w:color="auto"/>
+                            </w:pBdr>
+                            <w:autoSpaceDE w:val="0"/>
+                            <w:autoSpaceDN w:val="0"/>
+                            <w:adjustRightInd w:val="0"/>
+                            <w:spacing w:line="360" w:lineRule="auto"/>
+                            <w:jc w:val="center"/>
+                            <w:rPr>
+                              <w:rFonts w:eastAsia="Calibri" w:cs="CorporateSPro-Light"/>
+                              <w:sz w:val="22"/>
+                              <w:szCs w:val="13"/>
+                              <w:lang w:eastAsia="de-DE"/>
+                            </w:rPr>
+                          </w:pPr>
+                        </w:p>
+                        <w:p>
+                          <w:pPr>
+                            <w:pBdr>
+                              <w:bottom w:val="single" w:sz="4" w:space="1" w:color="auto"/>
+                            </w:pBdr>
+                            <w:autoSpaceDE w:val="0"/>
+                            <w:autoSpaceDN w:val="0"/>
+                            <w:adjustRightInd w:val="0"/>
+                            <w:spacing w:line="360" w:lineRule="auto"/>
+                            <w:jc w:val="center"/>
+                            <w:rPr>
+                              <w:rFonts w:eastAsia="Calibri" w:cs="CorporateSPro-Light"/>
+                              <w:sz w:val="22"/>
+                              <w:szCs w:val="13"/>
+                              <w:lang w:eastAsia="de-DE"/>
+                            </w:rPr>
+                          </w:pPr>
+                        </w:p>
+                        <w:p>
+                          <w:pPr>
+                            <w:pBdr>
+                              <w:bottom w:val="single" w:sz="4" w:space="1" w:color="auto"/>
+                            </w:pBdr>
+                            <w:autoSpaceDE w:val="0"/>
+                            <w:autoSpaceDN w:val="0"/>
+                            <w:adjustRightInd w:val="0"/>
+                            <w:spacing w:line="360" w:lineRule="auto"/>
+                            <w:jc w:val="center"/>
+                            <w:rPr>
+                              <w:rFonts w:eastAsia="Calibri" w:cs="CorporateSPro-Light"/>
+                              <w:sz w:val="22"/>
+                              <w:szCs w:val="13"/>
+                              <w:lang w:eastAsia="de-DE"/>
+                            </w:rPr>
+                          </w:pPr>
+                        </w:p>
+                        <w:p>
+                          <w:pPr>
+                            <w:pBdr>
+                              <w:bottom w:val="single" w:sz="4" w:space="1" w:color="auto"/>
+                            </w:pBdr>
+                            <w:autoSpaceDE w:val="0"/>
+                            <w:autoSpaceDN w:val="0"/>
+                            <w:adjustRightInd w:val="0"/>
+                            <w:spacing w:line="360" w:lineRule="auto"/>
+                            <w:jc w:val="center"/>
+                            <w:rPr>
+                              <w:rFonts w:eastAsia="Calibri" w:cs="CorporateSPro-Light"/>
+                              <w:sz w:val="22"/>
+                              <w:szCs w:val="13"/>
+                              <w:lang w:eastAsia="de-DE"/>
+                            </w:rPr>
+                          </w:pPr>
+                        </w:p>
+                        <w:p>
+                          <w:pPr>
+                            <w:pBdr>
+                              <w:bottom w:val="single" w:sz="4" w:space="1" w:color="auto"/>
+                            </w:pBdr>
+                            <w:autoSpaceDE w:val="0"/>
+                            <w:autoSpaceDN w:val="0"/>
+                            <w:adjustRightInd w:val="0"/>
+                            <w:spacing w:line="360" w:lineRule="auto"/>
+                            <w:jc w:val="center"/>
+                            <w:rPr>
+                              <w:rFonts w:eastAsia="Calibri" w:cs="CorporateSPro-Light"/>
+                              <w:sz w:val="22"/>
+                              <w:szCs w:val="13"/>
+                              <w:lang w:eastAsia="de-DE"/>
+                            </w:rPr>
+                          </w:pPr>
+                        </w:p>
+                        <w:p>
+                          <w:pPr>
+                            <w:pBdr>
+                              <w:bottom w:val="single" w:sz="4" w:space="1" w:color="auto"/>
+                            </w:pBdr>
+                            <w:autoSpaceDE w:val="0"/>
+                            <w:autoSpaceDN w:val="0"/>
+                            <w:adjustRightInd w:val="0"/>
+                            <w:spacing w:line="360" w:lineRule="auto"/>
+                            <w:jc w:val="center"/>
+                            <w:rPr>
+                              <w:rFonts w:eastAsia="Calibri" w:cs="CorporateSPro-Light"/>
+                              <w:sz w:val="22"/>
+                              <w:szCs w:val="13"/>
+                              <w:lang w:eastAsia="de-DE"/>
+                            </w:rPr>
+                          </w:pPr>
+                        </w:p>
+                        <w:p>
+                          <w:pPr>
+                            <w:autoSpaceDE w:val="0"/>
+                            <w:autoSpaceDN w:val="0"/>
+                            <w:adjustRightInd w:val="0"/>
+                            <w:spacing w:line="360" w:lineRule="auto"/>
+                            <w:jc w:val="left"/>
+                            <w:rPr>
+                              <w:rFonts w:eastAsia="Calibri" w:cs="CorporateSPro-Light"/>
+                              <w:sz w:val="22"/>
+                              <w:szCs w:val="13"/>
+                              <w:lang w:eastAsia="de-DE"/>
+                            </w:rPr>
+                          </w:pPr>
+                        </w:p>
+                        <w:p>
+                          <w:pPr>
+                            <w:autoSpaceDE w:val="0"/>
+                            <w:autoSpaceDN w:val="0"/>
+                            <w:adjustRightInd w:val="0"/>
+                            <w:jc w:val="left"/>
+                            <w:rPr>
+                              <w:rFonts w:eastAsia="Calibri" w:cs="CorporateSPro-Regular"/>
+                              <w:sz w:val="22"/>
+                              <w:szCs w:val="13"/>
+                              <w:lang w:eastAsia="de-DE"/>
+                            </w:rPr>
+                            <w:spacing w:line="360" w:lineRule="auto"/>
+                          </w:pPr>
+                          <w:bookmarkStart w:id="10" w:name="_Hlk217368252"/>
+                          <w:bookmarkStart w:id="11" w:name="_Hlk217368253"/>
+                          <w:bookmarkStart w:id="12" w:name="_Hlk217368337"/>
+                          <w:bookmarkStart w:id="13" w:name="_Hlk217368338"/>
+                          <w:bookmarkStart w:id="14" w:name="_Hlk217368401"/>
+                          <w:bookmarkStart w:id="15" w:name="_Hlk217368402"/>
+                          <w:bookmarkStart w:id="16" w:name="_Hlk217368434"/>
+                          <w:bookmarkStart w:id="17" w:name="_Hlk217368435"/>
+                          <w:bookmarkStart w:id="18" w:name="_Hlk217368465"/>
+                          <w:bookmarkStart w:id="19" w:name="_Hlk217368466"/>
+                          <w:r>
+                            <w:rPr>
+                              <w:rFonts w:eastAsia="Calibri" w:cs="CorporateSPro-Regular"/>
+                              <w:sz w:val="13"/>
+                              <w:szCs w:val="13"/>
+                              <w:lang w:eastAsia="de-DE"/>
+                            </w:rPr>
+                            <w:t>PARTNER</w:t>
+                          </w:r>
+                        </w:p>
+                        <w:p>
+                          <w:pPr>
+                            <w:autoSpaceDE w:val="0"/>
+                            <w:autoSpaceDN w:val="0"/>
+                            <w:adjustRightInd w:val="0"/>
+                            <w:spacing w:line="360" w:lineRule="auto"/>
+                            <w:jc w:val="left"/>
+                            <w:rPr>
+                              <w:rFonts w:eastAsia="Calibri" w:cs="CorporateSPro-Demi"/>
+                              <w:b/>
+                              <w:sz w:val="22"/>
+                              <w:szCs w:val="13"/>
+                              <w:lang w:eastAsia="de-DE"/>
+                            </w:rPr>
+                          </w:pPr>
+                          <w:r>
+                            <w:rPr>
+                              <w:rFonts w:eastAsia="Calibri" w:cs="CorporateSPro-Demi"/>
+                              <w:b/>
+                              <w:sz w:val="13"/>
+                              <w:szCs w:val="13"/>
+                              <w:lang w:eastAsia="de-DE"/>
+                            </w:rPr>
+                            <w:t>Ingo Grünewald</w:t>
+                          </w:r>
+                        </w:p>
+                        <w:p>
+                          <w:pPr>
+                            <w:autoSpaceDE w:val="0"/>
+                            <w:autoSpaceDN w:val="0"/>
+                            <w:adjustRightInd w:val="0"/>
+                            <w:spacing w:line="360" w:lineRule="auto"/>
+                            <w:jc w:val="left"/>
+                            <w:rPr>
+                              <w:rFonts w:eastAsia="Calibri" w:cs="CorporateSPro-Light"/>
+                              <w:sz w:val="22"/>
+                              <w:szCs w:val="13"/>
+                              <w:lang w:eastAsia="de-DE"/>
+                            </w:rPr>
+                          </w:pPr>
+                          <w:r>
+                            <w:rPr>
+                              <w:rFonts w:eastAsia="Calibri" w:cs="CorporateSPro-Light"/>
+                              <w:sz w:val="13"/>
+                              <w:szCs w:val="13"/>
+                              <w:lang w:eastAsia="de-DE"/>
+                            </w:rPr>
+                            <w:t>Fachanwalt für Insolvenz- und Sanierungsrecht</w:t>
+                          </w:r>
+                        </w:p>
+                        <w:p>
+                          <w:pPr>
+                            <w:autoSpaceDE w:val="0"/>
+                            <w:autoSpaceDN w:val="0"/>
+                            <w:adjustRightInd w:val="0"/>
+                            <w:spacing w:line="360" w:lineRule="auto"/>
+                            <w:jc w:val="left"/>
+                            <w:rPr>
+                              <w:rFonts w:eastAsia="Calibri" w:cs="CorporateSPro-Light"/>
+                              <w:sz w:val="22"/>
+                              <w:szCs w:val="13"/>
+                              <w:lang w:eastAsia="de-DE"/>
+                            </w:rPr>
+                          </w:pPr>
+                          <w:r>
+                            <w:rPr>
+                              <w:rFonts w:eastAsia="Calibri" w:cs="CorporateSPro-Light"/>
+                              <w:sz w:val="13"/>
+                              <w:szCs w:val="13"/>
+                              <w:lang w:eastAsia="de-DE"/>
+                            </w:rPr>
+                            <w:t>Fachanwalt für Handels- und Gesellschaftsrecht</w:t>
+                          </w:r>
+                        </w:p>
+                        <w:p>
+                          <w:pPr>
+                            <w:autoSpaceDE w:val="0"/>
+                            <w:autoSpaceDN w:val="0"/>
+                            <w:adjustRightInd w:val="0"/>
+                            <w:spacing w:line="360" w:lineRule="auto"/>
+                            <w:jc w:val="left"/>
+                            <w:rPr>
+                              <w:rFonts w:eastAsia="Calibri" w:cs="CorporateSPro-Demi"/>
+                              <w:b/>
+                              <w:sz w:val="22"/>
+                              <w:szCs w:val="13"/>
+                              <w:lang w:eastAsia="de-DE"/>
+                            </w:rPr>
+                          </w:pPr>
+                        </w:p>
+                        <w:p>
+                          <w:pPr>
+                            <w:autoSpaceDE w:val="0"/>
+                            <w:autoSpaceDN w:val="0"/>
+                            <w:adjustRightInd w:val="0"/>
+                            <w:spacing w:line="360" w:lineRule="auto"/>
+                            <w:jc w:val="left"/>
+                            <w:rPr>
+                              <w:rFonts w:eastAsia="Calibri" w:cs="CorporateSPro-Demi"/>
+                              <w:b/>
+                              <w:sz w:val="22"/>
+                              <w:szCs w:val="13"/>
+                              <w:lang w:val="en-GB" w:eastAsia="de-DE"/>
+                            </w:rPr>
+                          </w:pPr>
+                          <w:r>
+                            <w:rPr>
+                              <w:rFonts w:eastAsia="Calibri" w:cs="CorporateSPro-Demi"/>
+                              <w:b/>
+                              <w:sz w:val="13"/>
+                              <w:szCs w:val="13"/>
+                              <w:lang w:val="en-GB" w:eastAsia="de-DE"/>
+                            </w:rPr>
+                            <w:t>Dr. Alexander Thomas Lamberty LL.M.</w:t>
+                          </w:r>
+                        </w:p>
+                        <w:p>
+                          <w:pPr>
+                            <w:autoSpaceDE w:val="0"/>
+                            <w:autoSpaceDN w:val="0"/>
+                            <w:adjustRightInd w:val="0"/>
+                            <w:spacing w:line="360" w:lineRule="auto"/>
+                            <w:jc w:val="left"/>
+                            <w:rPr>
+                              <w:rFonts w:eastAsia="Calibri" w:cs="CorporateSPro-Light"/>
+                              <w:sz w:val="22"/>
+                              <w:szCs w:val="13"/>
+                              <w:lang w:eastAsia="de-DE"/>
+                            </w:rPr>
+                          </w:pPr>
+                          <w:r>
+                            <w:rPr>
+                              <w:rFonts w:eastAsia="Calibri" w:cs="CorporateSPro-Light"/>
+                              <w:sz w:val="13"/>
+                              <w:szCs w:val="13"/>
+                              <w:lang w:eastAsia="de-DE"/>
+                            </w:rPr>
+                            <w:t>Fachanwalt für Insolvenz- und Sanierungsrecht</w:t>
+                          </w:r>
+                        </w:p>
+                        <w:p>
+                          <w:pPr>
+                            <w:autoSpaceDE w:val="0"/>
+                            <w:autoSpaceDN w:val="0"/>
+                            <w:adjustRightInd w:val="0"/>
+                            <w:spacing w:line="360" w:lineRule="auto"/>
+                            <w:jc w:val="left"/>
+                            <w:rPr>
+                              <w:rFonts w:eastAsia="Calibri" w:cs="CorporateSPro-Demi"/>
+                              <w:b/>
+                              <w:sz w:val="22"/>
+                              <w:szCs w:val="13"/>
+                              <w:lang w:eastAsia="de-DE"/>
+                            </w:rPr>
+                          </w:pPr>
+                        </w:p>
+                        <w:p>
+                          <w:pPr>
+                            <w:autoSpaceDE w:val="0"/>
+                            <w:autoSpaceDN w:val="0"/>
+                            <w:adjustRightInd w:val="0"/>
+                            <w:spacing w:line="360" w:lineRule="auto"/>
+                            <w:jc w:val="left"/>
+                            <w:rPr>
+                              <w:rFonts w:eastAsia="Calibri" w:cs="CorporateSPro-Demi"/>
+                              <w:b/>
+                              <w:sz w:val="22"/>
+                              <w:szCs w:val="13"/>
+                              <w:lang w:eastAsia="de-DE"/>
+                            </w:rPr>
+                          </w:pPr>
+                          <w:r>
+                            <w:rPr>
+                              <w:rFonts w:eastAsia="Calibri" w:cs="CorporateSPro-Demi"/>
+                              <w:b/>
+                              <w:sz w:val="13"/>
+                              <w:szCs w:val="13"/>
+                              <w:lang w:eastAsia="de-DE"/>
+                            </w:rPr>
+                            <w:t>Fatma Kreft</w:t>
+                          </w:r>
+                        </w:p>
+                        <w:p>
+                          <w:pPr>
+                            <w:autoSpaceDE w:val="0"/>
+                            <w:autoSpaceDN w:val="0"/>
+                            <w:adjustRightInd w:val="0"/>
+                            <w:spacing w:line="360" w:lineRule="auto"/>
+                            <w:jc w:val="left"/>
+                            <w:rPr>
+                              <w:rFonts w:eastAsia="Calibri" w:cs="CorporateSPro-Light"/>
+                              <w:sz w:val="22"/>
+                              <w:szCs w:val="13"/>
+                              <w:lang w:eastAsia="de-DE"/>
+                            </w:rPr>
+                          </w:pPr>
+                          <w:r>
+                            <w:rPr>
+                              <w:rFonts w:eastAsia="Calibri" w:cs="CorporateSPro-Light"/>
+                              <w:sz w:val="13"/>
+                              <w:szCs w:val="13"/>
+                              <w:lang w:eastAsia="de-DE"/>
+                            </w:rPr>
+                            <w:t>Fachanwältin für Insolvenz- und Sanierungsrecht</w:t>
+                          </w:r>
+                        </w:p>
+                        <w:p>
+                          <w:pPr>
+                            <w:autoSpaceDE w:val="0"/>
+                            <w:autoSpaceDN w:val="0"/>
+                            <w:adjustRightInd w:val="0"/>
+                            <w:spacing w:line="360" w:lineRule="auto"/>
+                            <w:jc w:val="left"/>
+                            <w:rPr>
+                              <w:rFonts w:eastAsia="Calibri" w:cs="CorporateSPro-Light"/>
+                              <w:sz w:val="22"/>
+                              <w:szCs w:val="13"/>
+                              <w:lang w:eastAsia="de-DE"/>
+                            </w:rPr>
+                          </w:pPr>
+                          <w:r>
+                            <w:rPr>
+                              <w:rFonts w:eastAsia="Calibri" w:cs="CorporateSPro-Light"/>
+                              <w:sz w:val="13"/>
+                              <w:szCs w:val="13"/>
+                              <w:lang w:eastAsia="de-DE"/>
+                            </w:rPr>
+                            <w:t>Fachanwältin für Steuerrecht</w:t>
+                          </w:r>
+                        </w:p>
+                        <w:p>
+                          <w:pPr>
+                            <w:autoSpaceDE w:val="0"/>
+                            <w:autoSpaceDN w:val="0"/>
+                            <w:adjustRightInd w:val="0"/>
+                            <w:spacing w:line="360" w:lineRule="auto"/>
+                            <w:jc w:val="left"/>
+                            <w:rPr>
+                              <w:rFonts w:eastAsia="Calibri" w:cs="CorporateSPro-Light"/>
+                              <w:sz w:val="22"/>
+                              <w:szCs w:val="13"/>
+                              <w:lang w:eastAsia="de-DE"/>
+                            </w:rPr>
+                          </w:pPr>
+                        </w:p>
+                        <w:p>
+                          <w:pPr>
+                            <w:autoSpaceDE w:val="0"/>
+                            <w:autoSpaceDN w:val="0"/>
+                            <w:adjustRightInd w:val="0"/>
+                            <w:spacing w:line="360" w:lineRule="auto"/>
+                            <w:jc w:val="left"/>
+                            <w:rPr>
+                              <w:rFonts w:eastAsia="Calibri" w:cs="CorporateSPro-Demi"/>
+                              <w:b/>
+                              <w:sz w:val="22"/>
+                              <w:szCs w:val="13"/>
+                              <w:lang w:eastAsia="de-DE"/>
+                            </w:rPr>
+                          </w:pPr>
+                          <w:r>
+                            <w:rPr>
+                              <w:rFonts w:eastAsia="Calibri" w:cs="CorporateSPro-Demi"/>
+                              <w:b/>
+                              <w:sz w:val="13"/>
+                              <w:szCs w:val="13"/>
+                              <w:lang w:eastAsia="de-DE"/>
+                            </w:rPr>
+                            <w:t>Dr. Arne Löser</w:t>
+                          </w:r>
+                        </w:p>
+                        <w:p>
+                          <w:pPr>
+                            <w:autoSpaceDE w:val="0"/>
+                            <w:autoSpaceDN w:val="0"/>
+                            <w:adjustRightInd w:val="0"/>
+                            <w:spacing w:line="360" w:lineRule="auto"/>
+                            <w:jc w:val="left"/>
+                            <w:rPr>
+                              <w:rFonts w:eastAsia="Calibri" w:cs="CorporateSPro-Light"/>
+                              <w:sz w:val="22"/>
+                              <w:szCs w:val="13"/>
+                              <w:lang w:eastAsia="de-DE"/>
+                            </w:rPr>
+                          </w:pPr>
+                          <w:r>
+                            <w:rPr>
+                              <w:rFonts w:eastAsia="Calibri" w:cs="CorporateSPro-Light"/>
+                              <w:sz w:val="13"/>
+                              <w:szCs w:val="13"/>
+                              <w:lang w:eastAsia="de-DE"/>
+                            </w:rPr>
+                            <w:t>Fachanwalt für Insolvenz- und Sanierungsrecht</w:t>
+                          </w:r>
+                        </w:p>
+                        <w:p>
+                          <w:pPr>
+                            <w:autoSpaceDE w:val="0"/>
+                            <w:autoSpaceDN w:val="0"/>
+                            <w:adjustRightInd w:val="0"/>
+                            <w:spacing w:line="360" w:lineRule="auto"/>
+                            <w:jc w:val="left"/>
+                            <w:rPr>
+                              <w:rFonts w:eastAsia="Calibri" w:cs="CorporateSPro-Light"/>
+                              <w:sz w:val="22"/>
+                              <w:szCs w:val="13"/>
+                              <w:lang w:eastAsia="de-DE"/>
+                            </w:rPr>
+                          </w:pPr>
+                          <w:r>
+                            <w:rPr>
+                              <w:rFonts w:eastAsia="Calibri" w:cs="CorporateSPro-Light"/>
+                              <w:sz w:val="13"/>
+                              <w:szCs w:val="13"/>
+                              <w:lang w:eastAsia="de-DE"/>
+                            </w:rPr>
+                            <w:t>Fachanwalt für Handels- und Gesellschaftsrecht</w:t>
+                          </w:r>
+                        </w:p>
+                        <w:p>
+                          <w:pPr>
+                            <w:autoSpaceDE w:val="0"/>
+                            <w:autoSpaceDN w:val="0"/>
+                            <w:adjustRightInd w:val="0"/>
+                            <w:spacing w:line="360" w:lineRule="auto"/>
+                            <w:jc w:val="left"/>
+                            <w:rPr>
+                              <w:rFonts w:eastAsia="Calibri" w:cs="CorporateSPro-Light"/>
+                              <w:sz w:val="22"/>
+                              <w:szCs w:val="13"/>
+                              <w:lang w:eastAsia="de-DE"/>
+                            </w:rPr>
+                          </w:pPr>
+                        </w:p>
+                        <w:p>
+                          <w:pPr>
+                            <w:autoSpaceDE w:val="0"/>
+                            <w:autoSpaceDN w:val="0"/>
+                            <w:adjustRightInd w:val="0"/>
+                            <w:spacing w:line="360" w:lineRule="auto"/>
+                            <w:jc w:val="left"/>
+                            <w:rPr>
+                              <w:rFonts w:eastAsia="Calibri" w:cs="CorporateSPro-Demi"/>
+                              <w:b/>
+                              <w:sz w:val="22"/>
+                              <w:szCs w:val="13"/>
+                              <w:lang w:eastAsia="de-DE"/>
+                            </w:rPr>
+                          </w:pPr>
+                          <w:r>
+                            <w:rPr>
+                              <w:rFonts w:eastAsia="Calibri" w:cs="CorporateSPro-Demi"/>
+                              <w:b/>
+                              <w:sz w:val="13"/>
+                              <w:szCs w:val="13"/>
+                              <w:lang w:eastAsia="de-DE"/>
+                            </w:rPr>
+                            <w:t>Dr. Thomas Thöne</w:t>
+                          </w:r>
+                        </w:p>
+                        <w:p>
+                          <w:pPr>
+                            <w:autoSpaceDE w:val="0"/>
+                            <w:autoSpaceDN w:val="0"/>
+                            <w:adjustRightInd w:val="0"/>
+                            <w:spacing w:line="360" w:lineRule="auto"/>
+                            <w:jc w:val="left"/>
+                            <w:rPr>
+                              <w:rFonts w:eastAsia="Calibri" w:cs="CorporateSPro-Light"/>
+                              <w:sz w:val="22"/>
+                              <w:szCs w:val="13"/>
+                              <w:lang w:eastAsia="de-DE"/>
+                            </w:rPr>
+                          </w:pPr>
+                          <w:r>
+                            <w:rPr>
+                              <w:rFonts w:eastAsia="Calibri" w:cs="CorporateSPro-Light"/>
+                              <w:sz w:val="13"/>
+                              <w:szCs w:val="13"/>
+                              <w:lang w:eastAsia="de-DE"/>
+                            </w:rPr>
+                            <w:t>Fachanwalt für Insolvenz- und Sanierungsrecht</w:t>
+                          </w:r>
+                        </w:p>
+                        <w:p>
+                          <w:pPr>
+                            <w:autoSpaceDE w:val="0"/>
+                            <w:autoSpaceDN w:val="0"/>
+                            <w:adjustRightInd w:val="0"/>
+                            <w:spacing w:line="360" w:lineRule="auto"/>
+                            <w:jc w:val="left"/>
+                            <w:rPr>
+                              <w:rFonts w:eastAsia="Calibri" w:cs="CorporateSPro-Light"/>
+                              <w:sz w:val="22"/>
+                              <w:szCs w:val="13"/>
+                              <w:lang w:eastAsia="de-DE"/>
+                            </w:rPr>
+                          </w:pPr>
+                          <w:r>
+                            <w:rPr>
+                              <w:rFonts w:eastAsia="Calibri" w:cs="CorporateSPro-Light"/>
+                              <w:sz w:val="13"/>
+                              <w:szCs w:val="13"/>
+                              <w:lang w:eastAsia="de-DE"/>
+                            </w:rPr>
+                            <w:t>Fachanwalt für Steuerrecht</w:t>
+                          </w:r>
+                        </w:p>
+                        <w:p>
+                          <w:pPr>
+                            <w:autoSpaceDE w:val="0"/>
+                            <w:autoSpaceDN w:val="0"/>
+                            <w:adjustRightInd w:val="0"/>
+                            <w:spacing w:line="360" w:lineRule="auto"/>
+                            <w:jc w:val="left"/>
+                            <w:rPr>
+                              <w:rFonts w:eastAsia="Calibri" w:cs="CorporateSPro-Light"/>
+                              <w:sz w:val="22"/>
+                              <w:szCs w:val="13"/>
+                              <w:lang w:eastAsia="de-DE"/>
+                            </w:rPr>
+                          </w:pPr>
+                          <w:r>
+                            <w:rPr>
+                              <w:rFonts w:eastAsia="Calibri" w:cs="CorporateSPro-Light"/>
+                              <w:sz w:val="13"/>
+                              <w:szCs w:val="13"/>
+                              <w:lang w:eastAsia="de-DE"/>
+                            </w:rPr>
+                            <w:t>Notar in Wiesbaden</w:t>
+                          </w:r>
+                        </w:p>
+                        <w:p>
+                          <w:pPr>
+                            <w:pBdr>
+                              <w:bottom w:val="single" w:sz="4" w:space="1" w:color="auto"/>
+                            </w:pBdr>
+                            <w:autoSpaceDE w:val="0"/>
+                            <w:autoSpaceDN w:val="0"/>
+                            <w:adjustRightInd w:val="0"/>
+                            <w:spacing w:line="360" w:lineRule="auto"/>
+                            <w:jc w:val="left"/>
+                            <w:rPr>
+                              <w:rFonts w:eastAsia="Calibri" w:cs="CorporateSPro-Light"/>
+                              <w:sz w:val="22"/>
+                              <w:szCs w:val="13"/>
+                              <w:lang w:eastAsia="de-DE"/>
+                            </w:rPr>
+                          </w:pPr>
+                        </w:p>
+                        <w:p>
+                          <w:pPr>
+                            <w:autoSpaceDE w:val="0"/>
+                            <w:autoSpaceDN w:val="0"/>
+                            <w:adjustRightInd w:val="0"/>
+                            <w:spacing w:line="360" w:lineRule="auto"/>
+                            <w:jc w:val="left"/>
+                            <w:rPr>
+                              <w:rFonts w:eastAsia="Calibri" w:cs="CorporateSPro-Light"/>
+                              <w:sz w:val="22"/>
+                              <w:szCs w:val="13"/>
+                              <w:lang w:eastAsia="de-DE"/>
+                            </w:rPr>
+                          </w:pPr>
+                        </w:p>
+                        <w:p>
+                          <w:pPr>
+                            <w:autoSpaceDE w:val="0"/>
+                            <w:autoSpaceDN w:val="0"/>
+                            <w:adjustRightInd w:val="0"/>
+                            <w:jc w:val="left"/>
+                            <w:rPr>
+                              <w:rFonts w:eastAsia="Calibri" w:cs="CorporateSPro-Regular"/>
+                              <w:sz w:val="22"/>
+                              <w:szCs w:val="13"/>
+                              <w:lang w:eastAsia="de-DE"/>
+                            </w:rPr>
+                            <w:spacing w:line="360" w:lineRule="auto"/>
+                          </w:pPr>
+                          <w:r>
+                            <w:rPr>
+                              <w:rFonts w:eastAsia="Calibri" w:cs="CorporateSPro-Regular"/>
+                              <w:sz w:val="13"/>
+                              <w:szCs w:val="13"/>
+                              <w:lang w:eastAsia="de-DE"/>
+                            </w:rPr>
+                            <w:t>ANGESTELLTE RECHTSANWÄLTE</w:t>
+                          </w:r>
+                        </w:p>
+                        <w:p>
+                          <w:pPr>
+                            <w:autoSpaceDE w:val="0"/>
+                            <w:autoSpaceDN w:val="0"/>
+                            <w:adjustRightInd w:val="0"/>
+                            <w:spacing w:line="360" w:lineRule="auto"/>
+                            <w:jc w:val="left"/>
+                            <w:rPr>
+                              <w:rFonts w:eastAsia="Calibri" w:cs="CorporateSPro-Demi"/>
+                              <w:b/>
+                              <w:sz w:val="22"/>
+                              <w:szCs w:val="13"/>
+                              <w:lang w:eastAsia="de-DE"/>
+                            </w:rPr>
+                          </w:pPr>
+                          <w:r>
+                            <w:rPr>
+                              <w:rFonts w:eastAsia="Calibri" w:cs="CorporateSPro-Demi"/>
+                              <w:b/>
+                              <w:sz w:val="13"/>
+                              <w:szCs w:val="13"/>
+                              <w:lang w:eastAsia="de-DE"/>
+                            </w:rPr>
+                            <w:t>Eva Meyer</w:t>
+                          </w:r>
+                        </w:p>
+                        <w:p>
+                          <w:pPr>
+                            <w:autoSpaceDE w:val="0"/>
+                            <w:autoSpaceDN w:val="0"/>
+                            <w:adjustRightInd w:val="0"/>
+                            <w:spacing w:line="360" w:lineRule="auto"/>
+                            <w:jc w:val="left"/>
+                            <w:rPr>
+                              <w:rFonts w:eastAsia="Calibri" w:cs="CorporateSPro-Demi"/>
+                              <w:sz w:val="22"/>
+                              <w:szCs w:val="13"/>
+                              <w:lang w:eastAsia="de-DE"/>
+                            </w:rPr>
+                          </w:pPr>
+                          <w:r>
+                            <w:rPr>
+                              <w:rFonts w:eastAsia="Calibri" w:cs="CorporateSPro-Demi"/>
+                              <w:sz w:val="13"/>
+                              <w:szCs w:val="13"/>
+                              <w:lang w:eastAsia="de-DE"/>
+                            </w:rPr>
+                            <w:t>Fachanwältin für Insolvenz- und Sanierungsrecht</w:t>
+                          </w:r>
+                        </w:p>
+                        <w:p>
+                          <w:pPr>
+                            <w:autoSpaceDE w:val="0"/>
+                            <w:autoSpaceDN w:val="0"/>
+                            <w:adjustRightInd w:val="0"/>
+                            <w:spacing w:line="360" w:lineRule="auto"/>
+                            <w:jc w:val="left"/>
+                            <w:rPr>
+                              <w:rFonts w:eastAsia="Calibri" w:cs="CorporateSPro-Light"/>
+                              <w:sz w:val="22"/>
+                              <w:szCs w:val="13"/>
+                              <w:lang w:eastAsia="de-DE"/>
+                            </w:rPr>
+                          </w:pPr>
+                        </w:p>
+                        <w:p>
+                          <w:pPr>
+                            <w:autoSpaceDE w:val="0"/>
+                            <w:autoSpaceDN w:val="0"/>
+                            <w:adjustRightInd w:val="0"/>
+                            <w:spacing w:line="360" w:lineRule="auto"/>
+                            <w:jc w:val="left"/>
+                            <w:rPr>
+                              <w:rFonts w:eastAsia="Calibri" w:cs="CorporateSPro-Demi"/>
+                              <w:b/>
+                              <w:sz w:val="22"/>
+                              <w:szCs w:val="13"/>
+                              <w:lang w:eastAsia="de-DE"/>
+                            </w:rPr>
+                          </w:pPr>
+                          <w:r>
+                            <w:rPr>
+                              <w:rFonts w:eastAsia="Calibri" w:cs="CorporateSPro-Demi"/>
+                              <w:b/>
+                              <w:sz w:val="13"/>
+                              <w:szCs w:val="13"/>
+                              <w:lang w:eastAsia="de-DE"/>
+                            </w:rPr>
+                            <w:t>Bettina Dax</w:t>
+                          </w:r>
+                        </w:p>
+                        <w:p>
+                          <w:pPr>
+                            <w:autoSpaceDE w:val="0"/>
+                            <w:autoSpaceDN w:val="0"/>
+                            <w:adjustRightInd w:val="0"/>
+                            <w:spacing w:line="360" w:lineRule="auto"/>
+                            <w:jc w:val="left"/>
+                            <w:rPr>
+                              <w:rFonts w:eastAsia="Calibri" w:cs="CorporateSPro-Light"/>
+                              <w:sz w:val="22"/>
+                              <w:szCs w:val="13"/>
+                              <w:lang w:eastAsia="de-DE"/>
+                            </w:rPr>
+                          </w:pPr>
+                          <w:r>
+                            <w:rPr>
+                              <w:rFonts w:eastAsia="Calibri" w:cs="CorporateSPro-Light"/>
+                              <w:sz w:val="13"/>
+                              <w:szCs w:val="13"/>
+                              <w:lang w:eastAsia="de-DE"/>
+                            </w:rPr>
+                            <w:t>Rechtsanwältin</w:t>
+                          </w:r>
+                        </w:p>
+                        <w:p>
+                          <w:pPr>
+                            <w:autoSpaceDE w:val="0"/>
+                            <w:autoSpaceDN w:val="0"/>
+                            <w:adjustRightInd w:val="0"/>
+                            <w:spacing w:line="360" w:lineRule="auto"/>
+                            <w:jc w:val="left"/>
+                            <w:rPr>
+                              <w:rFonts w:eastAsia="Calibri" w:cs="CorporateSPro-Demi"/>
+                              <w:b/>
+                              <w:sz w:val="22"/>
+                              <w:szCs w:val="13"/>
+                              <w:lang w:eastAsia="de-DE"/>
+                            </w:rPr>
+                          </w:pPr>
+                        </w:p>
+                        <w:p>
+                          <w:pPr>
+                            <w:autoSpaceDE w:val="0"/>
+                            <w:autoSpaceDN w:val="0"/>
+                            <w:adjustRightInd w:val="0"/>
+                            <w:spacing w:line="360" w:lineRule="auto"/>
+                            <w:jc w:val="left"/>
+                            <w:rPr>
+                              <w:rFonts w:eastAsia="Calibri" w:cs="CorporateSPro-Demi"/>
+                              <w:b/>
+                              <w:sz w:val="22"/>
+                              <w:szCs w:val="13"/>
+                              <w:lang w:eastAsia="de-DE"/>
+                            </w:rPr>
+                          </w:pPr>
+                          <w:r>
+                            <w:rPr>
+                              <w:rFonts w:eastAsia="Calibri" w:cs="CorporateSPro-Demi"/>
+                              <w:b/>
+                              <w:sz w:val="13"/>
+                              <w:szCs w:val="13"/>
+                              <w:lang w:eastAsia="de-DE"/>
+                            </w:rPr>
+                            <w:t>Cornelia Kriege</w:t>
+                          </w:r>
+                        </w:p>
+                        <w:p>
+                          <w:pPr>
+                            <w:autoSpaceDE w:val="0"/>
+                            <w:autoSpaceDN w:val="0"/>
+                            <w:adjustRightInd w:val="0"/>
+                            <w:spacing w:line="360" w:lineRule="auto"/>
+                            <w:jc w:val="left"/>
+                            <w:rPr>
+                              <w:rFonts w:eastAsia="Calibri" w:cs="CorporateSPro-Light"/>
+                              <w:sz w:val="22"/>
+                              <w:szCs w:val="13"/>
+                              <w:lang w:eastAsia="de-DE"/>
+                            </w:rPr>
+                          </w:pPr>
+                          <w:r>
+                            <w:rPr>
+                              <w:rFonts w:eastAsia="Calibri" w:cs="CorporateSPro-Light"/>
+                              <w:sz w:val="13"/>
+                              <w:szCs w:val="13"/>
+                              <w:lang w:eastAsia="de-DE"/>
+                            </w:rPr>
+                            <w:t>Rechtsanwältin</w:t>
+                          </w:r>
+                        </w:p>
+                        <w:p>
+                          <w:pPr>
+                            <w:autoSpaceDE w:val="0"/>
+                            <w:autoSpaceDN w:val="0"/>
+                            <w:adjustRightInd w:val="0"/>
+                            <w:spacing w:line="360" w:lineRule="auto"/>
+                            <w:jc w:val="left"/>
+                            <w:rPr>
+                              <w:rFonts w:eastAsia="Calibri" w:cs="CorporateSPro-Light"/>
+                              <w:sz w:val="22"/>
+                              <w:szCs w:val="13"/>
+                              <w:lang w:eastAsia="de-DE"/>
+                            </w:rPr>
+                          </w:pPr>
+                        </w:p>
+                        <w:p>
+                          <w:pPr>
+                            <w:autoSpaceDE w:val="0"/>
+                            <w:autoSpaceDN w:val="0"/>
+                            <w:adjustRightInd w:val="0"/>
+                            <w:spacing w:line="360" w:lineRule="auto"/>
+                            <w:jc w:val="left"/>
+                            <w:rPr>
+                              <w:rFonts w:eastAsia="Calibri" w:cs="CorporateSPro-Demi"/>
+                              <w:b/>
+                              <w:sz w:val="22"/>
+                              <w:szCs w:val="13"/>
+                              <w:lang w:eastAsia="de-DE"/>
+                            </w:rPr>
+                          </w:pPr>
+                          <w:r>
+                            <w:rPr>
+                              <w:rFonts w:eastAsia="Calibri" w:cs="CorporateSPro-Demi"/>
+                              <w:b/>
+                              <w:sz w:val="13"/>
+                              <w:szCs w:val="13"/>
+                              <w:lang w:eastAsia="de-DE"/>
+                            </w:rPr>
+                            <w:t>Lars Wacker</w:t>
+                          </w:r>
+                        </w:p>
+                        <w:p>
+                          <w:pPr>
+                            <w:autoSpaceDE w:val="0"/>
+                            <w:autoSpaceDN w:val="0"/>
+                            <w:adjustRightInd w:val="0"/>
+                            <w:spacing w:line="360" w:lineRule="auto"/>
+                            <w:jc w:val="left"/>
+                            <w:rPr>
+                              <w:rFonts w:eastAsia="Calibri" w:cs="CorporateSPro-Light"/>
+                              <w:sz w:val="22"/>
+                              <w:szCs w:val="13"/>
+                              <w:lang w:eastAsia="de-DE"/>
+                            </w:rPr>
+                          </w:pPr>
+                          <w:r>
+                            <w:rPr>
+                              <w:rFonts w:eastAsia="Calibri" w:cs="CorporateSPro-Light"/>
+                              <w:sz w:val="13"/>
+                              <w:szCs w:val="13"/>
+                              <w:lang w:eastAsia="de-DE"/>
+                            </w:rPr>
+                            <w:t>Rechtsanwalt</w:t>
+                          </w:r>
+                        </w:p>
+                        <w:p>
+                          <w:pPr>
+                            <w:pBdr>
+                              <w:bottom w:val="single" w:sz="4" w:space="1" w:color="auto"/>
+                            </w:pBdr>
+                            <w:autoSpaceDE w:val="0"/>
+                            <w:autoSpaceDN w:val="0"/>
+                            <w:adjustRightInd w:val="0"/>
+                            <w:spacing w:line="360" w:lineRule="auto"/>
+                            <w:jc w:val="left"/>
+                            <w:rPr>
+                              <w:rFonts w:eastAsia="Calibri" w:cs="CorporateSPro-Light"/>
+                              <w:sz w:val="22"/>
+                              <w:szCs w:val="13"/>
+                              <w:lang w:eastAsia="de-DE"/>
+                            </w:rPr>
+                          </w:pPr>
+                        </w:p>
+                        <w:p>
+                          <w:pPr>
+                            <w:autoSpaceDE w:val="0"/>
+                            <w:autoSpaceDN w:val="0"/>
+                            <w:adjustRightInd w:val="0"/>
+                            <w:spacing w:line="360" w:lineRule="auto"/>
+                            <w:jc w:val="left"/>
+                            <w:rPr>
+                              <w:rFonts w:eastAsia="Calibri" w:cs="CorporateSPro-Light"/>
+                              <w:sz w:val="22"/>
+                              <w:szCs w:val="13"/>
+                              <w:lang w:eastAsia="de-DE"/>
+                            </w:rPr>
+                          </w:pPr>
+                        </w:p>
+                        <w:p>
+                          <w:pPr>
+                            <w:autoSpaceDE w:val="0"/>
+                            <w:autoSpaceDN w:val="0"/>
+                            <w:adjustRightInd w:val="0"/>
+                            <w:jc w:val="left"/>
+                            <w:rPr>
+                              <w:rFonts w:eastAsia="Calibri" w:cs="CorporateSPro-Regular"/>
+                              <w:sz w:val="22"/>
+                              <w:szCs w:val="13"/>
+                              <w:lang w:eastAsia="de-DE"/>
+                            </w:rPr>
+                            <w:spacing w:line="360" w:lineRule="auto"/>
+                          </w:pPr>
+                          <w:r>
+                            <w:rPr>
+                              <w:rFonts w:eastAsia="Calibri" w:cs="CorporateSPro-Regular"/>
+                              <w:sz w:val="13"/>
+                              <w:szCs w:val="13"/>
+                              <w:lang w:eastAsia="de-DE"/>
+                            </w:rPr>
+                            <w:t>OF COUNSEL</w:t>
+                          </w:r>
+                        </w:p>
+                        <w:p>
+                          <w:pPr>
+                            <w:autoSpaceDE w:val="0"/>
+                            <w:autoSpaceDN w:val="0"/>
+                            <w:adjustRightInd w:val="0"/>
+                            <w:spacing w:line="360" w:lineRule="auto"/>
+                            <w:jc w:val="left"/>
+                            <w:rPr>
+                              <w:rFonts w:eastAsia="Calibri" w:cs="CorporateSPro-Demi"/>
+                              <w:b/>
+                              <w:sz w:val="22"/>
+                              <w:szCs w:val="13"/>
+                              <w:lang w:eastAsia="de-DE"/>
+                            </w:rPr>
+                          </w:pPr>
+                          <w:r>
+                            <w:rPr>
+                              <w:rFonts w:eastAsia="Calibri" w:cs="CorporateSPro-Demi"/>
+                              <w:b/>
+                              <w:sz w:val="13"/>
+                              <w:szCs w:val="13"/>
+                              <w:lang w:eastAsia="de-DE"/>
+                            </w:rPr>
+                            <w:t>Justizrat Prof. Dr. Dr. Thomas B. Schmidt M.A.</w:t>
+                          </w:r>
+                        </w:p>
+                        <w:p>
+                          <w:pPr>
+                            <w:autoSpaceDE w:val="0"/>
+                            <w:autoSpaceDN w:val="0"/>
+                            <w:adjustRightInd w:val="0"/>
+                            <w:spacing w:line="360" w:lineRule="auto"/>
+                            <w:jc w:val="left"/>
+                            <w:rPr>
+                              <w:rFonts w:eastAsia="Calibri" w:cs="CorporateSPro-Light"/>
+                              <w:sz w:val="22"/>
+                              <w:szCs w:val="13"/>
+                              <w:lang w:eastAsia="de-DE"/>
+                            </w:rPr>
+                          </w:pPr>
+                          <w:r>
+                            <w:rPr>
+                              <w:rFonts w:eastAsia="Calibri" w:cs="CorporateSPro-Light"/>
+                              <w:sz w:val="13"/>
+                              <w:szCs w:val="13"/>
+                              <w:lang w:eastAsia="de-DE"/>
+                            </w:rPr>
+                            <w:t>Fachanwalt für Insolvenz- und Sanierungsrecht</w:t>
+                          </w:r>
+                        </w:p>
+                        <w:p>
+                          <w:pPr>
+                            <w:pBdr>
+                              <w:bottom w:val="single" w:sz="4" w:space="1" w:color="auto"/>
+                            </w:pBdr>
+                            <w:autoSpaceDE w:val="0"/>
+                            <w:autoSpaceDN w:val="0"/>
+                            <w:adjustRightInd w:val="0"/>
+                            <w:spacing w:line="360" w:lineRule="auto"/>
+                            <w:jc w:val="left"/>
+                            <w:rPr>
+                              <w:rFonts w:eastAsia="Calibri" w:cs="CorporateSPro-Light"/>
+                              <w:sz w:val="22"/>
+                              <w:szCs w:val="13"/>
+                              <w:lang w:eastAsia="de-DE"/>
+                            </w:rPr>
+                          </w:pPr>
+                        </w:p>
+                        <w:p>
+                          <w:pPr>
+                            <w:autoSpaceDE w:val="0"/>
+                            <w:autoSpaceDN w:val="0"/>
+                            <w:adjustRightInd w:val="0"/>
+                            <w:spacing w:line="360" w:lineRule="auto"/>
+                            <w:jc w:val="left"/>
+                            <w:rPr>
+                              <w:rFonts w:eastAsia="Calibri" w:cs="CorporateSPro-Light"/>
+                              <w:sz w:val="22"/>
+                              <w:szCs w:val="13"/>
+                              <w:lang w:eastAsia="de-DE"/>
+                            </w:rPr>
+                          </w:pPr>
+                        </w:p>
+                        <w:p>
+                          <w:pPr>
+                            <w:autoSpaceDE w:val="0"/>
+                            <w:autoSpaceDN w:val="0"/>
+                            <w:adjustRightInd w:val="0"/>
+                            <w:jc w:val="left"/>
+                            <w:rPr>
+                              <w:rFonts w:eastAsia="Calibri" w:cs="CorporateSPro-Regular"/>
+                              <w:sz w:val="22"/>
+                              <w:szCs w:val="13"/>
+                              <w:lang w:eastAsia="de-DE"/>
+                            </w:rPr>
+                            <w:spacing w:line="360" w:lineRule="auto"/>
+                          </w:pPr>
+                          <w:r>
+                            <w:rPr>
+                              <w:rFonts w:eastAsia="Calibri" w:cs="CorporateSPro-Regular"/>
+                              <w:sz w:val="13"/>
+                              <w:szCs w:val="13"/>
+                              <w:lang w:eastAsia="de-DE"/>
+                            </w:rPr>
+                            <w:t>STANDORTE</w:t>
+                          </w:r>
+                        </w:p>
+                        <w:p>
+                          <w:pPr>
+                            <w:autoSpaceDE w:val="0"/>
+                            <w:autoSpaceDN w:val="0"/>
+                            <w:adjustRightInd w:val="0"/>
+                            <w:spacing w:line="360" w:lineRule="auto"/>
+                            <w:rPr>
+                              <w:rFonts w:eastAsia="Calibri" w:cs="CorporateSPro-Demi"/>
+                              <w:sz w:val="22"/>
+                              <w:szCs w:val="13"/>
+                              <w:lang w:eastAsia="de-DE"/>
+                            </w:rPr>
+                          </w:pPr>
+                          <w:r>
+                            <w:rPr>
+                              <w:rFonts w:eastAsia="Calibri" w:cs="CorporateSPro-Demi"/>
+                              <w:sz w:val="13"/>
+                              <w:szCs w:val="13"/>
+                              <w:lang w:eastAsia="de-DE"/>
+                            </w:rPr>
+                            <w:t>Trier</w:t>
+                          </w:r>
+                          <w:r>
+                            <w:rPr>
+                              <w:rFonts w:eastAsia="Calibri" w:cs="CorporateSPro-Demi"/>
+                              <w:sz w:val="13"/>
+                              <w:szCs w:val="13"/>
+                              <w:lang w:eastAsia="de-DE"/>
+                            </w:rPr>
+                            <w:tab/>
+                          </w:r>
+                          <w:r>
+                            <w:rPr>
+                              <w:rFonts w:eastAsia="Calibri" w:cs="CorporateSPro-Demi"/>
+                              <w:sz w:val="13"/>
+                              <w:szCs w:val="13"/>
+                              <w:lang w:eastAsia="de-DE"/>
+                            </w:rPr>
+                            <w:tab/>
+                            <w:t>Bad Kreuznach</w:t>
+                          </w:r>
+                        </w:p>
+                        <w:p>
+                          <w:pPr>
+                            <w:autoSpaceDE w:val="0"/>
+                            <w:autoSpaceDN w:val="0"/>
+                            <w:adjustRightInd w:val="0"/>
+                            <w:spacing w:line="360" w:lineRule="auto"/>
+                            <w:rPr>
+                              <w:rFonts w:eastAsia="Calibri" w:cs="CorporateSPro-Demi"/>
+                              <w:sz w:val="22"/>
+                              <w:szCs w:val="13"/>
+                              <w:lang w:eastAsia="de-DE"/>
+                            </w:rPr>
+                          </w:pPr>
+                          <w:r>
+                            <w:rPr>
+                              <w:rFonts w:eastAsia="Calibri" w:cs="CorporateSPro-Demi"/>
+                              <w:sz w:val="13"/>
+                              <w:szCs w:val="13"/>
+                              <w:lang w:eastAsia="de-DE"/>
+                            </w:rPr>
+                            <w:t>Frankfurt am Main</w:t>
+                          </w:r>
+                          <w:r>
+                            <w:rPr>
+                              <w:rFonts w:eastAsia="Calibri" w:cs="CorporateSPro-Demi"/>
+                              <w:sz w:val="13"/>
+                              <w:szCs w:val="13"/>
+                              <w:lang w:eastAsia="de-DE"/>
+                            </w:rPr>
+                            <w:tab/>
+                            <w:t>Zell/Mosel</w:t>
+                          </w:r>
+                        </w:p>
+                        <w:p>
+                          <w:pPr>
+                            <w:autoSpaceDE w:val="0"/>
+                            <w:autoSpaceDN w:val="0"/>
+                            <w:adjustRightInd w:val="0"/>
+                            <w:spacing w:line="360" w:lineRule="auto"/>
+                            <w:rPr>
+                              <w:rFonts w:eastAsia="Calibri" w:cs="CorporateSPro-Demi"/>
+                              <w:sz w:val="22"/>
+                              <w:szCs w:val="13"/>
+                              <w:lang w:eastAsia="de-DE"/>
+                            </w:rPr>
+                          </w:pPr>
+                          <w:r>
+                            <w:rPr>
+                              <w:rFonts w:eastAsia="Calibri" w:cs="CorporateSPro-Demi"/>
+                              <w:sz w:val="13"/>
+                              <w:szCs w:val="13"/>
+                              <w:lang w:eastAsia="de-DE"/>
+                            </w:rPr>
+                            <w:t>Idar-Oberstein</w:t>
+                          </w:r>
+                          <w:r>
+                            <w:rPr>
+                              <w:rFonts w:eastAsia="Calibri" w:cs="CorporateSPro-Demi"/>
+                              <w:sz w:val="13"/>
+                              <w:szCs w:val="13"/>
+                              <w:lang w:eastAsia="de-DE"/>
+                            </w:rPr>
+                            <w:tab/>
+                            <w:t>Koblenz</w:t>
+                          </w:r>
+                        </w:p>
+                        <w:p>
+                          <w:pPr>
+                            <w:autoSpaceDE w:val="0"/>
+                            <w:autoSpaceDN w:val="0"/>
+                            <w:adjustRightInd w:val="0"/>
+                            <w:spacing w:line="360" w:lineRule="auto"/>
+                            <w:rPr>
+                              <w:rFonts w:eastAsia="Calibri" w:cs="CorporateSPro-Demi"/>
+                              <w:sz w:val="22"/>
+                              <w:szCs w:val="13"/>
+                              <w:lang w:eastAsia="de-DE"/>
+                            </w:rPr>
+                          </w:pPr>
+                          <w:r>
+                            <w:rPr>
+                              <w:rFonts w:eastAsia="Calibri" w:cs="CorporateSPro-Demi"/>
+                              <w:sz w:val="13"/>
+                              <w:szCs w:val="13"/>
+                              <w:lang w:eastAsia="de-DE"/>
+                            </w:rPr>
+                            <w:t>Langgöns</w:t>
+                          </w:r>
+                          <w:r>
+                            <w:rPr>
+                              <w:rFonts w:eastAsia="Calibri" w:cs="CorporateSPro-Demi"/>
+                              <w:sz w:val="13"/>
+                              <w:szCs w:val="13"/>
+                              <w:lang w:eastAsia="de-DE"/>
+                            </w:rPr>
+                            <w:tab/>
+                          </w:r>
+                          <w:r>
+                            <w:rPr>
+                              <w:rFonts w:eastAsia="Calibri" w:cs="CorporateSPro-Demi"/>
+                              <w:sz w:val="13"/>
+                              <w:szCs w:val="13"/>
+                              <w:lang w:eastAsia="de-DE"/>
+                            </w:rPr>
+                            <w:tab/>
+                            <w:t>Limburg/Lahn</w:t>
+                          </w:r>
+                        </w:p>
+                        <w:p>
+                          <w:pPr>
+                            <w:autoSpaceDE w:val="0"/>
+                            <w:autoSpaceDN w:val="0"/>
+                            <w:adjustRightInd w:val="0"/>
+                            <w:spacing w:line="360" w:lineRule="auto"/>
+                            <w:rPr>
+                              <w:rFonts w:eastAsia="Calibri" w:cs="CorporateSPro-Demi"/>
+                              <w:sz w:val="22"/>
+                              <w:szCs w:val="9"/>
+                              <w:lang w:eastAsia="de-DE"/>
+                            </w:rPr>
+                          </w:pPr>
+                          <w:r>
+                            <w:rPr>
+                              <w:rFonts w:eastAsia="Calibri" w:cs="CorporateSPro-Demi"/>
+                              <w:sz w:val="13"/>
+                              <w:szCs w:val="13"/>
+                              <w:lang w:eastAsia="de-DE"/>
+                            </w:rPr>
+                            <w:t>Mainz</w:t>
+                          </w:r>
+                          <w:r>
+                            <w:rPr>
+                              <w:rFonts w:eastAsia="Calibri" w:cs="CorporateSPro-Demi"/>
+                              <w:sz w:val="13"/>
+                              <w:szCs w:val="13"/>
+                              <w:lang w:eastAsia="de-DE"/>
+                            </w:rPr>
+                            <w:tab/>
+                          </w:r>
+                          <w:r>
+                            <w:rPr>
+                              <w:rFonts w:eastAsia="Calibri" w:cs="CorporateSPro-Demi"/>
+                              <w:sz w:val="13"/>
+                              <w:szCs w:val="13"/>
+                              <w:lang w:eastAsia="de-DE"/>
+                            </w:rPr>
+                            <w:tab/>
+                            <w:t>Wiesbaden</w:t>
+                          </w:r>
+                          <w:bookmarkEnd w:id="10"/>
+                          <w:bookmarkEnd w:id="11"/>
+                          <w:bookmarkEnd w:id="12"/>
+                          <w:bookmarkEnd w:id="13"/>
+                          <w:bookmarkEnd w:id="14"/>
+                          <w:bookmarkEnd w:id="15"/>
+                          <w:bookmarkEnd w:id="16"/>
+                          <w:bookmarkEnd w:id="17"/>
+                          <w:bookmarkEnd w:id="18"/>
+                          <w:bookmarkEnd w:id="19"/>
+                        </w:p>
+                      </w:txbxContent>
+                    </v:textbox>
+                    <w10:wrap type="square" anchory="margin"/>
+                  </v:shape>
+                </w:pict>
+              </mc:Fallback>
+            </mc:AlternateContent>
+          </w:r>
+          <w:r>
+            <w:rPr>
+              <w:b/>
+            </w:rPr>
+            <w:t xml:space="preserve">per </w:t>
+          </w:r>
+          <w:proofErr w:type="spellStart"/>
+          <w:r>
+            <w:rPr>
+              <w:b/>
+            </w:rPr>
+            <w:t>beA</w:t>
+          </w:r>
+          <w:proofErr w:type="spellEnd"/>
+        </w:p>
+        <w:p>
+          <w:pPr>
+            <w:jc w:val="left"/>
+            <w:rPr>
+              <w:b/>
+              <w:sz w:val="22"/>
+            </w:rPr>
+            <w:spacing w:line="360" w:lineRule="auto"/>
+          </w:pPr>
+          <w:r>
+            <w:rPr>
+              <w:noProof/>
+            </w:rPr>
+            <w:drawing>
+              <wp:anchor distT="0" distB="0" distL="114300" distR="114300" simplePos="0" relativeHeight="251661312" behindDoc="0" locked="1" layoutInCell="1" allowOverlap="1" wp14:anchorId="6AABFA21" wp14:editId="412D2ABC">
+                <wp:simplePos x="0" y="0"/>
+                <wp:positionH relativeFrom="column">
+                  <wp:posOffset>5670550</wp:posOffset>
+                </wp:positionH>
+                <wp:positionV relativeFrom="page">
+                  <wp:posOffset>4544695</wp:posOffset>
+                </wp:positionV>
+                <wp:extent cx="427355" cy="597535"/>
+                <wp:effectExtent l="0" t="0" r="0" b="0"/>
+                <wp:wrapNone/>
+                <wp:docPr id="2" name="Grafik 1" descr="Kein Aktenzeichen Audit _ QMISO- Siegel  bis 2025"/>
+                <wp:cNvGraphicFramePr>
+                  <a:graphicFrameLocks xmlns:a="http://schemas.openxmlformats.org/drawingml/2006/main" noChangeAspect="1"/>
+                </wp:cNvGraphicFramePr>
+                <a:graphic xmlns:a="http://schemas.openxmlformats.org/drawingml/2006/main">
+                  <a:graphicData uri="http://schemas.openxmlformats.org/drawingml/2006/picture">
+                    <pic:pic xmlns:pic="http://schemas.openxmlformats.org/drawingml/2006/picture">
+                      <pic:nvPicPr>
+                        <pic:cNvPr id="1" name="Grafik 1" descr="Kein Aktenzeichen Audit _ QMISO- Siegel  bis 2025"/>
+                        <pic:cNvPicPr>
+                          <a:picLocks noChangeAspect="1" noChangeArrowheads="1"/>
+                        </pic:cNvPicPr>
+                      </pic:nvPicPr>
+                      <pic:blipFill>
+                        <a:blip r:embed="rId500" cstate="print">
+                          <a:extLst>
+                            <a:ext uri="{28A0092B-C50C-407E-A947-70E740481C1C}">
+                              <a14:useLocalDpi xmlns:a14="http://schemas.microsoft.com/office/drawing/2010/main" val="0"/>
+                            </a:ext>
+                          </a:extLst>
+                        </a:blip>
+                        <a:srcRect/>
+                        <a:stretch>
+                          <a:fillRect/>
+                        </a:stretch>
+                      </pic:blipFill>
+                      <pic:spPr bwMode="auto">
+                        <a:xfrm>
+                          <a:off x="0" y="0"/>
+                          <a:ext cx="427355" cy="597535"/>
+                        </a:xfrm>
+                        <a:prstGeom prst="rect">
+                          <a:avLst/>
+                        </a:prstGeom>
+                        <a:noFill/>
+                      </pic:spPr>
+                    </pic:pic>
+                  </a:graphicData>
+                </a:graphic>
+                <wp14:sizeRelH relativeFrom="margin">
+                  <wp14:pctWidth>0</wp14:pctWidth>
+                </wp14:sizeRelH>
+                <wp14:sizeRelV relativeFrom="margin">
+                  <wp14:pctHeight>0</wp14:pctHeight>
+                </wp14:sizeRelV>
+              </wp:anchor>
+            </w:drawing>
+          </w:r>
+          <w:r>
+            <w:rPr>
+              <w:noProof/>
+            </w:rPr>
+            <w:drawing>
+              <wp:anchor distT="0" distB="0" distL="114300" distR="114300" simplePos="0" relativeHeight="251660288" behindDoc="0" locked="1" layoutInCell="1" allowOverlap="1" wp14:anchorId="58E7BFEE" wp14:editId="1FD6858E">
+                <wp:simplePos x="0" y="0"/>
+                <wp:positionH relativeFrom="column">
+                  <wp:posOffset>4864735</wp:posOffset>
+                </wp:positionH>
+                <wp:positionV relativeFrom="page">
+                  <wp:posOffset>4545965</wp:posOffset>
+                </wp:positionV>
+                <wp:extent cx="579120" cy="597535"/>
+                <wp:effectExtent l="0" t="0" r="0" b="0"/>
+                <wp:wrapNone/>
+                <wp:docPr id="3" name="Grafik 4"/>
+                <wp:cNvGraphicFramePr>
+                  <a:graphicFrameLocks xmlns:a="http://schemas.openxmlformats.org/drawingml/2006/main" noChangeAspect="1"/>
+                </wp:cNvGraphicFramePr>
+                <a:graphic xmlns:a="http://schemas.openxmlformats.org/drawingml/2006/main">
+                  <a:graphicData uri="http://schemas.openxmlformats.org/drawingml/2006/picture">
+                    <pic:pic xmlns:pic="http://schemas.openxmlformats.org/drawingml/2006/picture">
+                      <pic:nvPicPr>
+                        <pic:cNvPr id="2" name="Grafik 4"/>
+                        <pic:cNvPicPr>
+                          <a:picLocks noChangeAspect="1" noChangeArrowheads="1"/>
+                        </pic:cNvPicPr>
+                      </pic:nvPicPr>
+                      <pic:blipFill>
+                        <a:blip r:embed="rId501">
+                          <a:extLst>
+                            <a:ext uri="{28A0092B-C50C-407E-A947-70E740481C1C}">
+                              <a14:useLocalDpi xmlns:a14="http://schemas.microsoft.com/office/drawing/2010/main" val="0"/>
+                            </a:ext>
+                          </a:extLst>
+                        </a:blip>
+                        <a:srcRect/>
+                        <a:stretch>
+                          <a:fillRect/>
+                        </a:stretch>
+                      </pic:blipFill>
+                      <pic:spPr bwMode="auto">
+                        <a:xfrm>
+                          <a:off x="0" y="0"/>
+                          <a:ext cx="579120" cy="597535"/>
+                        </a:xfrm>
+                        <a:prstGeom prst="rect">
+                          <a:avLst/>
+                        </a:prstGeom>
+                        <a:noFill/>
+                      </pic:spPr>
+                    </pic:pic>
+                  </a:graphicData>
+                </a:graphic>
+                <wp14:sizeRelH relativeFrom="page">
+                  <wp14:pctWidth>0</wp14:pctWidth>
+                </wp14:sizeRelH>
+                <wp14:sizeRelV relativeFrom="page">
+                  <wp14:pctHeight>0</wp14:pctHeight>
+                </wp14:sizeRelV>
+              </wp:anchor>
+            </w:drawing>
+          </w:r>
+        </w:p>
+        <w:p>
+          <w:pPr>
+            <w:jc w:val="left"/>
+            <w:rPr>
+              <w:b/>
+              <w:sz w:val="22"/>
+            </w:rPr>
+            <w:spacing w:line="360" w:lineRule="auto"/>
+          </w:pPr>
+        </w:p>
+        <w:p>
+          <w:pPr>
+            <w:spacing w:line="360" w:lineRule="auto"/>
+            <w:rPr>
+              <w:sz w:val="22"/>
+            </w:rPr>
+          </w:pPr>
+          <w:proofErr w:type="spellStart"/>
+          <w:r>
+            <w:t>FELD_Briefkopf_Ort</w:t>
+          </w:r>
+          <w:proofErr w:type="spellEnd"/>
+          <w:r>
+            <w:t xml:space="preserve">, den </w:t>
+          </w:r>
+          <w:proofErr w:type="spellStart"/>
+          <w:r>
+            <w:t>FELD_Briefkopf_Datum</w:t>
+          </w:r>
+          <w:proofErr w:type="spellEnd"/>
+        </w:p>
+        <w:p>
+          <w:pPr>
+            <w:spacing w:line="360" w:lineRule="auto"/>
+            <w:rPr>
+              <w:sz w:val="22"/>
+            </w:rPr>
+          </w:pPr>
+        </w:p>
+        <w:p>
+          <w:pPr>
+            <w:spacing w:line="360" w:lineRule="auto"/>
+            <w:rPr>
+              <w:sz w:val="22"/>
+            </w:rPr>
+          </w:pPr>
+        </w:p>
+      </w:sdtContent>
+    </w:sdt>
     <w:p>
       <w:pPr>
         <w:spacing w:line="276" w:lineRule="auto"/>
@@ -321,13 +3841,604 @@
       </w:pPr>
     </w:p>
     <w:sectPr>
+      <w:headerReference w:type="first" r:id="rId100"/>
+      <w:headerReference w:type="default" r:id="rId102"/>
+      <w:footerReference w:type="first" r:id="rId101"/>
+      <w:footerReference w:type="default" r:id="rId103"/>
       <w:pgSz w:w="11906" w:h="16838"/>
       <w:pgMar w:top="1440" w:right="1440" w:bottom="1440" w:left="1440" w:header="708" w:footer="708" w:gutter="0"/>
       <w:cols w:space="708"/>
       <w:docGrid w:linePitch="360"/>
+      <w:titlePg/>
     </w:sectPr>
   </w:body>
 </w:document>
+</file>
+
+<file path=word/footer1.xml><?xml version="1.0" encoding="utf-8"?>
+<w:ftr xmlns:wpc="http://schemas.microsoft.com/office/word/2010/wordprocessingCanvas" xmlns:cx="http://schemas.microsoft.com/office/drawing/2014/chartex" xmlns:cx1="http://schemas.microsoft.com/office/drawing/2015/9/8/chartex" xmlns:cx2="http://schemas.microsoft.com/office/drawing/2015/10/21/chartex" xmlns:cx3="http://schemas.microsoft.com/office/drawing/2016/5/9/chartex" xmlns:cx4="http://schemas.microsoft.com/office/drawing/2016/5/10/chartex" xmlns:cx5="http://schemas.microsoft.com/office/drawing/2016/5/11/chartex" xmlns:cx6="http://schemas.microsoft.com/office/drawing/2016/5/12/chartex" xmlns:cx7="http://schemas.microsoft.com/office/drawing/2016/5/13/chartex" xmlns:cx8="http://schemas.microsoft.com/office/drawing/2016/5/14/chartex" xmlns:mc="http://schemas.openxmlformats.org/markup-compatibility/2006" xmlns:aink="http://schemas.microsoft.com/office/drawing/2016/ink" xmlns:am3d="http://schemas.microsoft.com/office/drawing/2017/model3d" xmlns:o="urn:schemas-microsoft-com:office:office" xmlns:oel="http://schemas.microsoft.com/office/2019/extlst" xmlns:r="http://schemas.openxmlformats.org/officeDocument/2006/relationships" xmlns:m="http://schemas.openxmlformats.org/officeDocument/2006/math" xmlns:v="urn:schemas-microsoft-com:vml" xmlns:wp14="http://schemas.microsoft.com/office/word/2010/wordprocessingDrawing" xmlns:wp="http://schemas.openxmlformats.org/drawingml/2006/wordprocessingDrawing" xmlns:w10="urn:schemas-microsoft-com:office:word" xmlns:w="http://schemas.openxmlformats.org/wordprocessingml/2006/main" xmlns:w14="http://schemas.microsoft.com/office/word/2010/wordml" xmlns:w15="http://schemas.microsoft.com/office/word/2012/wordml" xmlns:w16cex="http://schemas.microsoft.com/office/word/2018/wordml/cex" xmlns:w16cid="http://schemas.microsoft.com/office/word/2016/wordml/cid" xmlns:w16="http://schemas.microsoft.com/office/word/2018/wordml" xmlns:w16du="http://schemas.microsoft.com/office/word/2023/wordml/word16du" xmlns:w16sdtdh="http://schemas.microsoft.com/office/word/2020/wordml/sdtdatahash" xmlns:w16sdtfl="http://schemas.microsoft.com/office/word/2024/wordml/sdtformatlock" xmlns:w16se="http://schemas.microsoft.com/office/word/2015/wordml/symex" xmlns:wpg="http://schemas.microsoft.com/office/word/2010/wordprocessingGroup" xmlns:wpi="http://schemas.microsoft.com/office/word/2010/wordprocessingInk" xmlns:wne="http://schemas.microsoft.com/office/word/2006/wordml" xmlns:wps="http://schemas.microsoft.com/office/word/2010/wordprocessingShape" mc:Ignorable="w14 w15 w16se w16cid w16 w16cex w16sdtdh w16sdtfl w16du wp14">
+  <w:p>
+    <w:pPr>
+      <w:pStyle w:val="Footer"/>
+      <w:jc w:val="center"/>
+      <w:rPr>
+        <w:rFonts w:eastAsia="Calibri" w:cs="Avenir-Medium"/>
+        <w:b/>
+        <w:bCs/>
+        <w:color w:val="000000"/>
+        <w:sz w:val="16"/>
+        <w:szCs w:val="14"/>
+      </w:rPr>
+    </w:pPr>
+    <w:r>
+      <w:rPr>
+        <w:rFonts w:eastAsia="Calibri" w:cs="Avenir-Medium"/>
+        <w:color w:val="000000"/>
+        <w:sz w:val="16"/>
+        <w:szCs w:val="14"/>
+      </w:rPr>
+      <w:t xml:space="preserve">Seite </w:t>
+    </w:r>
+    <w:r>
+      <w:rPr>
+        <w:rFonts w:eastAsia="Calibri" w:cs="Avenir-Medium"/>
+        <w:b/>
+        <w:bCs/>
+        <w:color w:val="000000"/>
+        <w:sz w:val="16"/>
+        <w:szCs w:val="14"/>
+      </w:rPr>
+      <w:fldChar w:fldCharType="begin"/>
+    </w:r>
+    <w:r>
+      <w:rPr>
+        <w:rFonts w:eastAsia="Calibri" w:cs="Avenir-Medium"/>
+        <w:b/>
+        <w:bCs/>
+        <w:color w:val="000000"/>
+        <w:sz w:val="16"/>
+        <w:szCs w:val="14"/>
+      </w:rPr>
+      <w:instrText>PAGE  \* Arabic  \* MERGEFORMAT</w:instrText>
+    </w:r>
+    <w:r>
+      <w:rPr>
+        <w:rFonts w:eastAsia="Calibri" w:cs="Avenir-Medium"/>
+        <w:b/>
+        <w:bCs/>
+        <w:color w:val="000000"/>
+        <w:sz w:val="16"/>
+        <w:szCs w:val="14"/>
+      </w:rPr>
+      <w:fldChar w:fldCharType="separate"/>
+    </w:r>
+    <w:r>
+      <w:rPr>
+        <w:rFonts w:eastAsia="Calibri" w:cs="Avenir-Medium"/>
+        <w:b/>
+        <w:bCs/>
+        <w:noProof/>
+        <w:color w:val="000000"/>
+        <w:sz w:val="16"/>
+        <w:szCs w:val="14"/>
+      </w:rPr>
+      <w:t>2</w:t>
+    </w:r>
+    <w:r>
+      <w:rPr>
+        <w:rFonts w:eastAsia="Calibri" w:cs="Avenir-Medium"/>
+        <w:b/>
+        <w:bCs/>
+        <w:color w:val="000000"/>
+        <w:sz w:val="16"/>
+        <w:szCs w:val="14"/>
+      </w:rPr>
+      <w:fldChar w:fldCharType="end"/>
+    </w:r>
+    <w:r>
+      <w:rPr>
+        <w:rFonts w:eastAsia="Calibri" w:cs="Avenir-Medium"/>
+        <w:color w:val="000000"/>
+        <w:sz w:val="16"/>
+        <w:szCs w:val="14"/>
+      </w:rPr>
+      <w:t xml:space="preserve"> von </w:t>
+    </w:r>
+    <w:r>
+      <w:rPr>
+        <w:rFonts w:eastAsia="Calibri" w:cs="Avenir-Medium"/>
+        <w:b/>
+        <w:bCs/>
+        <w:color w:val="000000"/>
+        <w:sz w:val="16"/>
+        <w:szCs w:val="14"/>
+      </w:rPr>
+      <w:fldChar w:fldCharType="begin"/>
+    </w:r>
+    <w:r>
+      <w:rPr>
+        <w:rFonts w:eastAsia="Calibri" w:cs="Avenir-Medium"/>
+        <w:b/>
+        <w:bCs/>
+        <w:color w:val="000000"/>
+        <w:sz w:val="16"/>
+        <w:szCs w:val="14"/>
+      </w:rPr>
+      <w:instrText>NUMPAGES  \* Arabic  \* MERGEFORMAT</w:instrText>
+    </w:r>
+    <w:r>
+      <w:rPr>
+        <w:rFonts w:eastAsia="Calibri" w:cs="Avenir-Medium"/>
+        <w:b/>
+        <w:bCs/>
+        <w:color w:val="000000"/>
+        <w:sz w:val="16"/>
+        <w:szCs w:val="14"/>
+      </w:rPr>
+      <w:fldChar w:fldCharType="separate"/>
+    </w:r>
+    <w:r>
+      <w:rPr>
+        <w:rFonts w:eastAsia="Calibri" w:cs="Avenir-Medium"/>
+        <w:b/>
+        <w:bCs/>
+        <w:noProof/>
+        <w:color w:val="000000"/>
+        <w:sz w:val="16"/>
+        <w:szCs w:val="14"/>
+      </w:rPr>
+      <w:t>2</w:t>
+    </w:r>
+    <w:r>
+      <w:rPr>
+        <w:rFonts w:eastAsia="Calibri" w:cs="Avenir-Medium"/>
+        <w:b/>
+        <w:bCs/>
+        <w:color w:val="000000"/>
+        <w:sz w:val="16"/>
+        <w:szCs w:val="14"/>
+      </w:rPr>
+      <w:fldChar w:fldCharType="end"/>
+    </w:r>
+  </w:p>
+  <w:p>
+    <w:pPr>
+      <w:pStyle w:val="Footer"/>
+    </w:pPr>
+    <w:r>
+      <w:rPr>
+        <w:noProof/>
+        <w:lang w:eastAsia="de-DE"/>
+      </w:rPr>
+      <w:drawing>
+        <wp:anchor distT="0" distB="0" distL="114300" distR="114300" simplePos="0" relativeHeight="251663872" behindDoc="1" locked="1" layoutInCell="1" allowOverlap="1" wp14:anchorId="7B9D598B" wp14:editId="5E811996">
+          <wp:simplePos x="0" y="0"/>
+          <wp:positionH relativeFrom="leftMargin">
+            <wp:posOffset>-156210</wp:posOffset>
+          </wp:positionH>
+          <wp:positionV relativeFrom="margin">
+            <wp:posOffset>9455785</wp:posOffset>
+          </wp:positionV>
+          <wp:extent cx="7253605" cy="341630"/>
+          <wp:effectExtent l="0" t="0" r="0" b="1270"/>
+          <wp:wrapNone/>
+          <wp:docPr id="8" name="Grafik 1"/>
+          <wp:cNvGraphicFramePr>
+            <a:graphicFrameLocks xmlns:a="http://schemas.openxmlformats.org/drawingml/2006/main" noChangeAspect="1"/>
+          </wp:cNvGraphicFramePr>
+          <a:graphic xmlns:a="http://schemas.openxmlformats.org/drawingml/2006/main">
+            <a:graphicData uri="http://schemas.openxmlformats.org/drawingml/2006/picture">
+              <pic:pic xmlns:pic="http://schemas.openxmlformats.org/drawingml/2006/picture">
+                <pic:nvPicPr>
+                  <pic:cNvPr id="6" name=""/>
+                  <pic:cNvPicPr/>
+                </pic:nvPicPr>
+                <pic:blipFill>
+                  <a:blip r:embed="rId1"/>
+                  <a:stretch>
+                    <a:fillRect/>
+                  </a:stretch>
+                </pic:blipFill>
+                <pic:spPr>
+                  <a:xfrm>
+                    <a:off x="0" y="0"/>
+                    <a:ext cx="7253605" cy="341630"/>
+                  </a:xfrm>
+                  <a:prstGeom prst="rect">
+                    <a:avLst/>
+                  </a:prstGeom>
+                </pic:spPr>
+              </pic:pic>
+            </a:graphicData>
+          </a:graphic>
+          <wp14:sizeRelH relativeFrom="margin">
+            <wp14:pctWidth>0</wp14:pctWidth>
+          </wp14:sizeRelH>
+          <wp14:sizeRelV relativeFrom="margin">
+            <wp14:pctHeight>0</wp14:pctHeight>
+          </wp14:sizeRelV>
+        </wp:anchor>
+      </w:drawing>
+    </w:r>
+  </w:p>
+</w:ftr>
+</file>
+
+<file path=word/footer2.xml><?xml version="1.0" encoding="utf-8"?>
+<w:ftr xmlns:wpc="http://schemas.microsoft.com/office/word/2010/wordprocessingCanvas" xmlns:cx="http://schemas.microsoft.com/office/drawing/2014/chartex" xmlns:cx1="http://schemas.microsoft.com/office/drawing/2015/9/8/chartex" xmlns:cx2="http://schemas.microsoft.com/office/drawing/2015/10/21/chartex" xmlns:cx3="http://schemas.microsoft.com/office/drawing/2016/5/9/chartex" xmlns:cx4="http://schemas.microsoft.com/office/drawing/2016/5/10/chartex" xmlns:cx5="http://schemas.microsoft.com/office/drawing/2016/5/11/chartex" xmlns:cx6="http://schemas.microsoft.com/office/drawing/2016/5/12/chartex" xmlns:cx7="http://schemas.microsoft.com/office/drawing/2016/5/13/chartex" xmlns:cx8="http://schemas.microsoft.com/office/drawing/2016/5/14/chartex" xmlns:mc="http://schemas.openxmlformats.org/markup-compatibility/2006" xmlns:aink="http://schemas.microsoft.com/office/drawing/2016/ink" xmlns:am3d="http://schemas.microsoft.com/office/drawing/2017/model3d" xmlns:o="urn:schemas-microsoft-com:office:office" xmlns:oel="http://schemas.microsoft.com/office/2019/extlst" xmlns:r="http://schemas.openxmlformats.org/officeDocument/2006/relationships" xmlns:m="http://schemas.openxmlformats.org/officeDocument/2006/math" xmlns:v="urn:schemas-microsoft-com:vml" xmlns:wp14="http://schemas.microsoft.com/office/word/2010/wordprocessingDrawing" xmlns:wp="http://schemas.openxmlformats.org/drawingml/2006/wordprocessingDrawing" xmlns:w10="urn:schemas-microsoft-com:office:word" xmlns:w="http://schemas.openxmlformats.org/wordprocessingml/2006/main" xmlns:w14="http://schemas.microsoft.com/office/word/2010/wordml" xmlns:w15="http://schemas.microsoft.com/office/word/2012/wordml" xmlns:w16cex="http://schemas.microsoft.com/office/word/2018/wordml/cex" xmlns:w16cid="http://schemas.microsoft.com/office/word/2016/wordml/cid" xmlns:w16="http://schemas.microsoft.com/office/word/2018/wordml" xmlns:w16du="http://schemas.microsoft.com/office/word/2023/wordml/word16du" xmlns:w16sdtdh="http://schemas.microsoft.com/office/word/2020/wordml/sdtdatahash" xmlns:w16sdtfl="http://schemas.microsoft.com/office/word/2024/wordml/sdtformatlock" xmlns:w16se="http://schemas.microsoft.com/office/word/2015/wordml/symex" xmlns:wpg="http://schemas.microsoft.com/office/word/2010/wordprocessingGroup" xmlns:wpi="http://schemas.microsoft.com/office/word/2010/wordprocessingInk" xmlns:wne="http://schemas.microsoft.com/office/word/2006/wordml" xmlns:wps="http://schemas.microsoft.com/office/word/2010/wordprocessingShape" mc:Ignorable="w14 w15 w16se w16cid w16 w16cex w16sdtdh w16sdtfl w16du wp14">
+  <w:p>
+    <w:pPr>
+      <w:pStyle w:val="Footer"/>
+    </w:pPr>
+    <w:r>
+      <w:rPr>
+        <w:noProof/>
+        <w:lang w:eastAsia="de-DE"/>
+      </w:rPr>
+      <w:drawing>
+        <wp:anchor distT="0" distB="0" distL="114300" distR="114300" simplePos="0" relativeHeight="251665920" behindDoc="1" locked="1" layoutInCell="1" allowOverlap="1" wp14:anchorId="3256D2D6" wp14:editId="47E32985">
+          <wp:simplePos x="0" y="0"/>
+          <wp:positionH relativeFrom="leftMargin">
+            <wp:posOffset>-148590</wp:posOffset>
+          </wp:positionH>
+          <wp:positionV relativeFrom="margin">
+            <wp:posOffset>9448165</wp:posOffset>
+          </wp:positionV>
+          <wp:extent cx="7253605" cy="341630"/>
+          <wp:effectExtent l="0" t="0" r="0" b="1270"/>
+          <wp:wrapNone/>
+          <wp:docPr id="5" name="Grafik 7"/>
+          <wp:cNvGraphicFramePr>
+            <a:graphicFrameLocks xmlns:a="http://schemas.openxmlformats.org/drawingml/2006/main" noChangeAspect="1"/>
+          </wp:cNvGraphicFramePr>
+          <a:graphic xmlns:a="http://schemas.openxmlformats.org/drawingml/2006/main">
+            <a:graphicData uri="http://schemas.openxmlformats.org/drawingml/2006/picture">
+              <pic:pic xmlns:pic="http://schemas.openxmlformats.org/drawingml/2006/picture">
+                <pic:nvPicPr>
+                  <pic:cNvPr id="4" name=""/>
+                  <pic:cNvPicPr/>
+                </pic:nvPicPr>
+                <pic:blipFill>
+                  <a:blip r:embed="rId1"/>
+                  <a:stretch>
+                    <a:fillRect/>
+                  </a:stretch>
+                </pic:blipFill>
+                <pic:spPr>
+                  <a:xfrm>
+                    <a:off x="0" y="0"/>
+                    <a:ext cx="7253605" cy="341630"/>
+                  </a:xfrm>
+                  <a:prstGeom prst="rect">
+                    <a:avLst/>
+                  </a:prstGeom>
+                </pic:spPr>
+              </pic:pic>
+            </a:graphicData>
+          </a:graphic>
+          <wp14:sizeRelH relativeFrom="margin">
+            <wp14:pctWidth>0</wp14:pctWidth>
+          </wp14:sizeRelH>
+          <wp14:sizeRelV relativeFrom="margin">
+            <wp14:pctHeight>0</wp14:pctHeight>
+          </wp14:sizeRelV>
+        </wp:anchor>
+      </w:drawing>
+    </w:r>
+  </w:p>
+</w:ftr>
+</file>
+
+<file path=word/header1.xml><?xml version="1.0" encoding="utf-8"?>
+<w:hdr xmlns:wpc="http://schemas.microsoft.com/office/word/2010/wordprocessingCanvas" xmlns:cx="http://schemas.microsoft.com/office/drawing/2014/chartex" xmlns:cx1="http://schemas.microsoft.com/office/drawing/2015/9/8/chartex" xmlns:cx2="http://schemas.microsoft.com/office/drawing/2015/10/21/chartex" xmlns:cx3="http://schemas.microsoft.com/office/drawing/2016/5/9/chartex" xmlns:cx4="http://schemas.microsoft.com/office/drawing/2016/5/10/chartex" xmlns:cx5="http://schemas.microsoft.com/office/drawing/2016/5/11/chartex" xmlns:cx6="http://schemas.microsoft.com/office/drawing/2016/5/12/chartex" xmlns:cx7="http://schemas.microsoft.com/office/drawing/2016/5/13/chartex" xmlns:cx8="http://schemas.microsoft.com/office/drawing/2016/5/14/chartex" xmlns:mc="http://schemas.openxmlformats.org/markup-compatibility/2006" xmlns:aink="http://schemas.microsoft.com/office/drawing/2016/ink" xmlns:am3d="http://schemas.microsoft.com/office/drawing/2017/model3d" xmlns:o="urn:schemas-microsoft-com:office:office" xmlns:oel="http://schemas.microsoft.com/office/2019/extlst" xmlns:r="http://schemas.openxmlformats.org/officeDocument/2006/relationships" xmlns:m="http://schemas.openxmlformats.org/officeDocument/2006/math" xmlns:v="urn:schemas-microsoft-com:vml" xmlns:wp14="http://schemas.microsoft.com/office/word/2010/wordprocessingDrawing" xmlns:wp="http://schemas.openxmlformats.org/drawingml/2006/wordprocessingDrawing" xmlns:w10="urn:schemas-microsoft-com:office:word" xmlns:w="http://schemas.openxmlformats.org/wordprocessingml/2006/main" xmlns:w14="http://schemas.microsoft.com/office/word/2010/wordml" xmlns:w15="http://schemas.microsoft.com/office/word/2012/wordml" xmlns:w16cex="http://schemas.microsoft.com/office/word/2018/wordml/cex" xmlns:w16cid="http://schemas.microsoft.com/office/word/2016/wordml/cid" xmlns:w16="http://schemas.microsoft.com/office/word/2018/wordml" xmlns:w16du="http://schemas.microsoft.com/office/word/2023/wordml/word16du" xmlns:w16sdtdh="http://schemas.microsoft.com/office/word/2020/wordml/sdtdatahash" xmlns:w16sdtfl="http://schemas.microsoft.com/office/word/2024/wordml/sdtformatlock" xmlns:w16se="http://schemas.microsoft.com/office/word/2015/wordml/symex" xmlns:wpg="http://schemas.microsoft.com/office/word/2010/wordprocessingGroup" xmlns:wpi="http://schemas.microsoft.com/office/word/2010/wordprocessingInk" xmlns:wne="http://schemas.microsoft.com/office/word/2006/wordml" xmlns:wps="http://schemas.microsoft.com/office/word/2010/wordprocessingShape" mc:Ignorable="w14 w15 w16se w16cid w16 w16cex w16sdtdh w16sdtfl w16du wp14">
+  <w:p>
+    <w:pPr>
+      <w:pStyle w:val="Header"/>
+      <w:tabs>
+        <w:tab w:val="clear" w:pos="4536"/>
+      </w:tabs>
+    </w:pPr>
+  </w:p>
+</w:hdr>
+</file>
+
+<file path=word/header2.xml><?xml version="1.0" encoding="utf-8"?>
+<w:hdr xmlns:wpc="http://schemas.microsoft.com/office/word/2010/wordprocessingCanvas" xmlns:cx="http://schemas.microsoft.com/office/drawing/2014/chartex" xmlns:cx1="http://schemas.microsoft.com/office/drawing/2015/9/8/chartex" xmlns:cx2="http://schemas.microsoft.com/office/drawing/2015/10/21/chartex" xmlns:cx3="http://schemas.microsoft.com/office/drawing/2016/5/9/chartex" xmlns:cx4="http://schemas.microsoft.com/office/drawing/2016/5/10/chartex" xmlns:cx5="http://schemas.microsoft.com/office/drawing/2016/5/11/chartex" xmlns:cx6="http://schemas.microsoft.com/office/drawing/2016/5/12/chartex" xmlns:cx7="http://schemas.microsoft.com/office/drawing/2016/5/13/chartex" xmlns:cx8="http://schemas.microsoft.com/office/drawing/2016/5/14/chartex" xmlns:mc="http://schemas.openxmlformats.org/markup-compatibility/2006" xmlns:aink="http://schemas.microsoft.com/office/drawing/2016/ink" xmlns:am3d="http://schemas.microsoft.com/office/drawing/2017/model3d" xmlns:o="urn:schemas-microsoft-com:office:office" xmlns:oel="http://schemas.microsoft.com/office/2019/extlst" xmlns:r="http://schemas.openxmlformats.org/officeDocument/2006/relationships" xmlns:m="http://schemas.openxmlformats.org/officeDocument/2006/math" xmlns:v="urn:schemas-microsoft-com:vml" xmlns:wp14="http://schemas.microsoft.com/office/word/2010/wordprocessingDrawing" xmlns:wp="http://schemas.openxmlformats.org/drawingml/2006/wordprocessingDrawing" xmlns:w10="urn:schemas-microsoft-com:office:word" xmlns:w="http://schemas.openxmlformats.org/wordprocessingml/2006/main" xmlns:w14="http://schemas.microsoft.com/office/word/2010/wordml" xmlns:w15="http://schemas.microsoft.com/office/word/2012/wordml" xmlns:w16cex="http://schemas.microsoft.com/office/word/2018/wordml/cex" xmlns:w16cid="http://schemas.microsoft.com/office/word/2016/wordml/cid" xmlns:w16="http://schemas.microsoft.com/office/word/2018/wordml" xmlns:w16du="http://schemas.microsoft.com/office/word/2023/wordml/word16du" xmlns:w16sdtdh="http://schemas.microsoft.com/office/word/2020/wordml/sdtdatahash" xmlns:w16sdtfl="http://schemas.microsoft.com/office/word/2024/wordml/sdtformatlock" xmlns:w16se="http://schemas.microsoft.com/office/word/2015/wordml/symex" xmlns:wpg="http://schemas.microsoft.com/office/word/2010/wordprocessingGroup" xmlns:wpi="http://schemas.microsoft.com/office/word/2010/wordprocessingInk" xmlns:wne="http://schemas.microsoft.com/office/word/2006/wordml" xmlns:wps="http://schemas.microsoft.com/office/word/2010/wordprocessingShape" mc:Ignorable="w14 w15 w16se w16cid w16 w16cex w16sdtdh w16sdtfl w16du wp14">
+  <w:p>
+    <w:pPr>
+      <w:pStyle w:val="Header"/>
+    </w:pPr>
+    <w:r>
+      <w:rPr>
+        <w:noProof/>
+        <w:vertAlign w:val="subscript"/>
+        <w:lang w:eastAsia="de-DE"/>
+      </w:rPr>
+      <w:drawing>
+        <wp:anchor distT="0" distB="0" distL="114300" distR="114300" simplePos="0" relativeHeight="251659776" behindDoc="1" locked="0" layoutInCell="1" allowOverlap="1" wp14:anchorId="19BF8582" wp14:editId="637182EC">
+          <wp:simplePos x="0" y="0"/>
+          <wp:positionH relativeFrom="column">
+            <wp:posOffset>-711835</wp:posOffset>
+          </wp:positionH>
+          <wp:positionV relativeFrom="paragraph">
+            <wp:posOffset>373380</wp:posOffset>
+          </wp:positionV>
+          <wp:extent cx="7206615" cy="960755"/>
+          <wp:effectExtent l="0" t="0" r="0" b="0"/>
+          <wp:wrapNone/>
+          <wp:docPr id="6" name="Grafik 6"/>
+          <wp:cNvGraphicFramePr>
+            <a:graphicFrameLocks xmlns:a="http://schemas.openxmlformats.org/drawingml/2006/main" noChangeAspect="1"/>
+          </wp:cNvGraphicFramePr>
+          <a:graphic xmlns:a="http://schemas.openxmlformats.org/drawingml/2006/main">
+            <a:graphicData uri="http://schemas.openxmlformats.org/drawingml/2006/picture">
+              <pic:pic xmlns:pic="http://schemas.openxmlformats.org/drawingml/2006/picture">
+                <pic:nvPicPr>
+                  <pic:cNvPr id="5" name=""/>
+                  <pic:cNvPicPr/>
+                </pic:nvPicPr>
+                <pic:blipFill>
+                  <a:blip r:embed="rId1"/>
+                  <a:stretch>
+                    <a:fillRect/>
+                  </a:stretch>
+                </pic:blipFill>
+                <pic:spPr>
+                  <a:xfrm>
+                    <a:off x="0" y="0"/>
+                    <a:ext cx="7206615" cy="960755"/>
+                  </a:xfrm>
+                  <a:prstGeom prst="rect">
+                    <a:avLst/>
+                  </a:prstGeom>
+                </pic:spPr>
+              </pic:pic>
+            </a:graphicData>
+          </a:graphic>
+          <wp14:sizeRelH relativeFrom="margin">
+            <wp14:pctWidth>0</wp14:pctWidth>
+          </wp14:sizeRelH>
+          <wp14:sizeRelV relativeFrom="margin">
+            <wp14:pctHeight>0</wp14:pctHeight>
+          </wp14:sizeRelV>
+        </wp:anchor>
+      </w:drawing>
+    </w:r>
+    <w:r>
+      <w:rPr>
+        <w:rFonts w:ascii="Times New Roman" w:eastAsia="Calibri" w:hAnsi="Times New Roman"/>
+        <w:noProof/>
+        <w:sz w:val="24"/>
+        <w:szCs w:val="24"/>
+        <w:lang w:eastAsia="de-DE"/>
+      </w:rPr>
+      <mc:AlternateContent>
+        <mc:Choice Requires="wps">
+          <w:drawing>
+            <wp:anchor distT="0" distB="0" distL="114300" distR="114300" simplePos="0" relativeHeight="251661824" behindDoc="0" locked="1" layoutInCell="1" allowOverlap="1" wp14:anchorId="14B88881" wp14:editId="404F21BB">
+              <wp:simplePos x="0" y="0"/>
+              <wp:positionH relativeFrom="column">
+                <wp:posOffset>-672465</wp:posOffset>
+              </wp:positionH>
+              <wp:positionV relativeFrom="paragraph">
+                <wp:posOffset>7800975</wp:posOffset>
+              </wp:positionV>
+              <wp:extent cx="504825" cy="2470785"/>
+              <wp:effectExtent l="0" t="0" r="9525" b="5715"/>
+              <wp:wrapNone/>
+              <wp:docPr id="7" name="Textfeld 10"/>
+              <wp:cNvGraphicFramePr>
+                <a:graphicFrameLocks xmlns:a="http://schemas.openxmlformats.org/drawingml/2006/main"/>
+              </wp:cNvGraphicFramePr>
+              <a:graphic xmlns:a="http://schemas.openxmlformats.org/drawingml/2006/main">
+                <a:graphicData uri="http://schemas.microsoft.com/office/word/2010/wordprocessingShape">
+                  <wps:wsp>
+                    <wps:cNvSpPr txBox="1">
+                      <a:spLocks noChangeArrowheads="1"/>
+                    </wps:cNvSpPr>
+                    <wps:spPr bwMode="auto">
+                      <a:xfrm>
+                        <a:off x="0" y="0"/>
+                        <a:ext cx="504825" cy="2470785"/>
+                      </a:xfrm>
+                      <a:prstGeom prst="rect">
+                        <a:avLst/>
+                      </a:prstGeom>
+                      <a:solidFill>
+                        <a:srgbClr val="FFFFFF"/>
+                      </a:solidFill>
+                      <a:ln>
+                        <a:noFill/>
+                      </a:ln>
+                      <a:extLst>
+                        <a:ext uri="{91240B29-F687-4F45-9708-019B960494DF}">
+                          <a14:hiddenLine xmlns:a14="http://schemas.microsoft.com/office/drawing/2010/main" w="9525">
+                            <a:solidFill>
+                              <a:srgbClr val="000000"/>
+                            </a:solidFill>
+                            <a:miter lim="800000"/>
+                            <a:headEnd/>
+                            <a:tailEnd/>
+                          </a14:hiddenLine>
+                        </a:ext>
+                      </a:extLst>
+                    </wps:spPr>
+                    <wps:txbx>
+                      <w:txbxContent>
+                        <w:p>
+                          <w:pPr>
+                            <w:spacing w:line="276" w:lineRule="auto"/>
+                            <w:jc w:val="center"/>
+                            <w:rPr>
+                              <w:rFonts w:ascii="Code 39" w:eastAsiaTheme="minorEastAsia" w:hAnsi="Code 39" w:cs="Arial"/>
+                              <w:sz w:val="18"/>
+                              <w:szCs w:val="18"/>
+                              <w:lang w:val="en-US" w:eastAsia="de-DE"/>
+                            </w:rPr>
+                          </w:pPr>
+                          <w:r>
+                            <w:rPr>
+                              <w:rFonts w:ascii="Code 39" w:hAnsi="Code 39" w:cs="Arial"/>
+                              <w:sz w:val="18"/>
+                              <w:szCs w:val="18"/>
+                              <w:lang w:val="en-US"/>
+                            </w:rPr>
+                            <w:t>*Y0003AC1E*</w:t>
+                          </w:r>
+                          <w:r>
+                            <w:rPr>
+                              <w:rFonts w:ascii="Code 39" w:hAnsi="Code 39" w:cs="Arial"/>
+                              <w:sz w:val="18"/>
+                              <w:szCs w:val="18"/>
+                              <w:lang w:val="en-US"/>
+                            </w:rPr>
+                            <w:t xml:space="preserve"> </w:t>
+                          </w:r>
+                        </w:p>
+                        <w:p>
+                          <w:pPr>
+                            <w:spacing w:line="276" w:lineRule="auto"/>
+                            <w:jc w:val="center"/>
+                            <w:rPr>
+                              <w:rFonts w:ascii="Arial" w:hAnsi="Arial" w:cs="Arial"/>
+                              <w:sz w:val="18"/>
+                              <w:szCs w:val="18"/>
+                              <w:lang w:val="en-US"/>
+                            </w:rPr>
+                          </w:pPr>
+                          <w:r>
+                            <w:rPr>
+                              <w:rFonts w:ascii="Arial" w:hAnsi="Arial" w:cs="Arial"/>
+                              <w:sz w:val="18"/>
+                              <w:szCs w:val="18"/>
+                              <w:lang w:val="en-US"/>
+                            </w:rPr>
+                            <w:t>*Y0003AC1E*</w:t>
+                          </w:r>
+                          <w:r>
+                            <w:rPr>
+                              <w:rFonts w:ascii="Arial" w:hAnsi="Arial" w:cs="Arial"/>
+                              <w:sz w:val="18"/>
+                              <w:szCs w:val="18"/>
+                              <w:lang w:val="en-US"/>
+                            </w:rPr>
+                            <w:t xml:space="preserve"> </w:t>
+                          </w:r>
+                        </w:p>
+                        <w:p>
+                          <w:pPr>
+                            <w:spacing w:line="276" w:lineRule="auto"/>
+                            <w:rPr>
+                              <w:sz w:val="18"/>
+                              <w:szCs w:val="18"/>
+                            </w:rPr>
+                          </w:pPr>
+                        </w:p>
+                      </w:txbxContent>
+                    </wps:txbx>
+                    <wps:bodyPr rot="0" vert="vert270" wrap="square" lIns="91440" tIns="45720" rIns="91440" bIns="45720" anchor="ctr" anchorCtr="0" upright="1">
+                      <a:noAutofit/>
+                    </wps:bodyPr>
+                  </wps:wsp>
+                </a:graphicData>
+              </a:graphic>
+              <wp14:sizeRelH relativeFrom="page">
+                <wp14:pctWidth>0</wp14:pctWidth>
+              </wp14:sizeRelH>
+              <wp14:sizeRelV relativeFrom="page">
+                <wp14:pctHeight>0</wp14:pctHeight>
+              </wp14:sizeRelV>
+            </wp:anchor>
+          </w:drawing>
+        </mc:Choice>
+        <mc:Fallback>
+          <w:pict>
+            <v:shapetype w14:anchorId="14B88881" id="_x0000_t202" coordsize="21600,21600" o:spt="202" path="m,l,21600r21600,l21600,xe">
+              <v:stroke joinstyle="miter"/>
+              <v:path gradientshapeok="t" o:connecttype="rect"/>
+            </v:shapetype>
+            <v:shape id="Textfeld 10" o:spid="_x0000_s1027" type="#_x0000_t202" style="position:absolute;left:0;text-align:left;margin-left:-52.95pt;margin-top:614.25pt;width:39.75pt;height:194.55pt;z-index:251661824;visibility:visible;mso-wrap-style:square;mso-width-percent:0;mso-height-percent:0;mso-wrap-distance-left:9pt;mso-wrap-distance-top:0;mso-wrap-distance-right:9pt;mso-wrap-distance-bottom:0;mso-position-horizontal:absolute;mso-position-horizontal-relative:text;mso-position-vertical:absolute;mso-position-vertical-relative:text;mso-width-percent:0;mso-height-percent:0;mso-width-relative:page;mso-height-relative:page;v-text-anchor:middle" o:gfxdata="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" stroked="f">
+              <v:textbox style="layout-flow:vertical;mso-layout-flow-alt:bottom-to-top">
+                <w:txbxContent>
+                  <w:p>
+                    <w:pPr>
+                      <w:spacing w:line="276" w:lineRule="auto"/>
+                      <w:jc w:val="center"/>
+                      <w:rPr>
+                        <w:rFonts w:ascii="Code 39" w:eastAsiaTheme="minorEastAsia" w:hAnsi="Code 39" w:cs="Arial"/>
+                        <w:sz w:val="18"/>
+                        <w:szCs w:val="18"/>
+                        <w:lang w:val="en-US" w:eastAsia="de-DE"/>
+                      </w:rPr>
+                    </w:pPr>
+                    <w:r>
+                      <w:rPr>
+                        <w:rFonts w:ascii="Code 39" w:hAnsi="Code 39" w:cs="Arial"/>
+                        <w:sz w:val="18"/>
+                        <w:szCs w:val="18"/>
+                        <w:lang w:val="en-US"/>
+                      </w:rPr>
+                      <w:t>*Y0003AC1E*</w:t>
+                    </w:r>
+                    <w:r>
+                      <w:rPr>
+                        <w:rFonts w:ascii="Code 39" w:hAnsi="Code 39" w:cs="Arial"/>
+                        <w:sz w:val="18"/>
+                        <w:szCs w:val="18"/>
+                        <w:lang w:val="en-US"/>
+                      </w:rPr>
+                      <w:t xml:space="preserve"> </w:t>
+                    </w:r>
+                  </w:p>
+                  <w:p>
+                    <w:pPr>
+                      <w:spacing w:line="276" w:lineRule="auto"/>
+                      <w:jc w:val="center"/>
+                      <w:rPr>
+                        <w:rFonts w:ascii="Arial" w:hAnsi="Arial" w:cs="Arial"/>
+                        <w:sz w:val="18"/>
+                        <w:szCs w:val="18"/>
+                        <w:lang w:val="en-US"/>
+                      </w:rPr>
+                    </w:pPr>
+                    <w:r>
+                      <w:rPr>
+                        <w:rFonts w:ascii="Arial" w:hAnsi="Arial" w:cs="Arial"/>
+                        <w:sz w:val="18"/>
+                        <w:szCs w:val="18"/>
+                        <w:lang w:val="en-US"/>
+                      </w:rPr>
+                      <w:t>*Y0003AC1E*</w:t>
+                    </w:r>
+                    <w:r>
+                      <w:rPr>
+                        <w:rFonts w:ascii="Arial" w:hAnsi="Arial" w:cs="Arial"/>
+                        <w:sz w:val="18"/>
+                        <w:szCs w:val="18"/>
+                        <w:lang w:val="en-US"/>
+                      </w:rPr>
+                      <w:t xml:space="preserve"> </w:t>
+                    </w:r>
+                  </w:p>
+                  <w:p>
+                    <w:pPr>
+                      <w:spacing w:line="276" w:lineRule="auto"/>
+                      <w:rPr>
+                        <w:sz w:val="18"/>
+                        <w:szCs w:val="18"/>
+                      </w:rPr>
+                    </w:pPr>
+                  </w:p>
+                </w:txbxContent>
+              </v:textbox>
+              <w10:anchorlock/>
+            </v:shape>
+          </w:pict>
+        </mc:Fallback>
+      </mc:AlternateContent>
+    </w:r>
+  </w:p>
+</w:hdr>
 </file>
 
 <file path=word/styles.xml><?xml version="1.0" encoding="utf-8"?>

--- a/standardschreiben/templates/Bankenanfrage.docx
+++ b/standardschreiben/templates/Bankenanfrage.docx
@@ -586,11 +586,10 @@
                                   <w:rPr>
                                     <w:rFonts w:eastAsia="Calibri" w:cs="CorporateSPro-Demi"/>
                                     <w:b/>
-                                    <w:sz w:val="22"/>
-                                    <w:szCs w:val="13"/>
-                                    <w:lang w:eastAsia="de-DE"/>
-                                  </w:rPr>
-                                  <w:spacing w:line="360" w:lineRule="auto"/>
+                                    <w:sz w:val="13"/>
+                                    <w:szCs w:val="13"/>
+                                    <w:lang w:eastAsia="de-DE"/>
+                                  </w:rPr>
                                 </w:pPr>
                                 <w:r>
                                   <w:rPr>
@@ -608,11 +607,11 @@
                                   <w:autoSpaceDE w:val="0"/>
                                   <w:autoSpaceDN w:val="0"/>
                                   <w:adjustRightInd w:val="0"/>
-                                  <w:spacing w:line="360" w:lineRule="auto"/>
+                                  <w:spacing w:line="276" w:lineRule="auto"/>
                                   <w:jc w:val="left"/>
                                   <w:rPr>
                                     <w:rFonts w:eastAsia="Calibri" w:cs="CorporateSPro-Light"/>
-                                    <w:sz w:val="22"/>
+                                    <w:sz w:val="13"/>
                                     <w:szCs w:val="13"/>
                                     <w:lang w:eastAsia="de-DE"/>
                                   </w:rPr>
@@ -635,11 +634,11 @@
                                   <w:autoSpaceDE w:val="0"/>
                                   <w:autoSpaceDN w:val="0"/>
                                   <w:adjustRightInd w:val="0"/>
-                                  <w:spacing w:line="360" w:lineRule="auto"/>
+                                  <w:spacing w:line="276" w:lineRule="auto"/>
                                   <w:jc w:val="left"/>
                                   <w:rPr>
                                     <w:rFonts w:eastAsia="Calibri" w:cs="CorporateSPro-Light"/>
-                                    <w:sz w:val="22"/>
+                                    <w:sz w:val="13"/>
                                     <w:szCs w:val="13"/>
                                     <w:lang w:eastAsia="de-DE"/>
                                   </w:rPr>
@@ -662,11 +661,11 @@
                                   <w:autoSpaceDE w:val="0"/>
                                   <w:autoSpaceDN w:val="0"/>
                                   <w:adjustRightInd w:val="0"/>
-                                  <w:spacing w:line="360" w:lineRule="auto"/>
+                                  <w:spacing w:line="276" w:lineRule="auto"/>
                                   <w:jc w:val="center"/>
                                   <w:rPr>
                                     <w:rFonts w:eastAsia="Calibri" w:cs="CorporateSPro-Light"/>
-                                    <w:sz w:val="22"/>
+                                    <w:sz w:val="13"/>
                                     <w:szCs w:val="13"/>
                                     <w:lang w:eastAsia="de-DE"/>
                                   </w:rPr>
@@ -680,11 +679,11 @@
                                   <w:autoSpaceDE w:val="0"/>
                                   <w:autoSpaceDN w:val="0"/>
                                   <w:adjustRightInd w:val="0"/>
-                                  <w:spacing w:line="360" w:lineRule="auto"/>
+                                  <w:spacing w:line="276" w:lineRule="auto"/>
                                   <w:jc w:val="center"/>
                                   <w:rPr>
                                     <w:rFonts w:eastAsia="Calibri" w:cs="CorporateSPro-Light"/>
-                                    <w:sz w:val="22"/>
+                                    <w:sz w:val="13"/>
                                     <w:szCs w:val="13"/>
                                     <w:lang w:eastAsia="de-DE"/>
                                   </w:rPr>
@@ -698,11 +697,11 @@
                                   <w:autoSpaceDE w:val="0"/>
                                   <w:autoSpaceDN w:val="0"/>
                                   <w:adjustRightInd w:val="0"/>
-                                  <w:spacing w:line="360" w:lineRule="auto"/>
+                                  <w:spacing w:line="276" w:lineRule="auto"/>
                                   <w:jc w:val="center"/>
                                   <w:rPr>
                                     <w:rFonts w:eastAsia="Calibri" w:cs="CorporateSPro-Light"/>
-                                    <w:sz w:val="22"/>
+                                    <w:sz w:val="13"/>
                                     <w:szCs w:val="13"/>
                                     <w:lang w:eastAsia="de-DE"/>
                                   </w:rPr>
@@ -716,11 +715,11 @@
                                   <w:autoSpaceDE w:val="0"/>
                                   <w:autoSpaceDN w:val="0"/>
                                   <w:adjustRightInd w:val="0"/>
-                                  <w:spacing w:line="360" w:lineRule="auto"/>
+                                  <w:spacing w:line="276" w:lineRule="auto"/>
                                   <w:jc w:val="center"/>
                                   <w:rPr>
                                     <w:rFonts w:eastAsia="Calibri" w:cs="CorporateSPro-Light"/>
-                                    <w:sz w:val="22"/>
+                                    <w:sz w:val="13"/>
                                     <w:szCs w:val="13"/>
                                     <w:lang w:eastAsia="de-DE"/>
                                   </w:rPr>
@@ -734,11 +733,11 @@
                                   <w:autoSpaceDE w:val="0"/>
                                   <w:autoSpaceDN w:val="0"/>
                                   <w:adjustRightInd w:val="0"/>
-                                  <w:spacing w:line="360" w:lineRule="auto"/>
+                                  <w:spacing w:line="276" w:lineRule="auto"/>
                                   <w:jc w:val="center"/>
                                   <w:rPr>
                                     <w:rFonts w:eastAsia="Calibri" w:cs="CorporateSPro-Light"/>
-                                    <w:sz w:val="22"/>
+                                    <w:sz w:val="13"/>
                                     <w:szCs w:val="13"/>
                                     <w:lang w:eastAsia="de-DE"/>
                                   </w:rPr>
@@ -752,11 +751,11 @@
                                   <w:autoSpaceDE w:val="0"/>
                                   <w:autoSpaceDN w:val="0"/>
                                   <w:adjustRightInd w:val="0"/>
-                                  <w:spacing w:line="360" w:lineRule="auto"/>
+                                  <w:spacing w:line="276" w:lineRule="auto"/>
                                   <w:jc w:val="center"/>
                                   <w:rPr>
                                     <w:rFonts w:eastAsia="Calibri" w:cs="CorporateSPro-Light"/>
-                                    <w:sz w:val="22"/>
+                                    <w:sz w:val="13"/>
                                     <w:szCs w:val="13"/>
                                     <w:lang w:eastAsia="de-DE"/>
                                   </w:rPr>
@@ -770,26 +769,26 @@
                                   <w:autoSpaceDE w:val="0"/>
                                   <w:autoSpaceDN w:val="0"/>
                                   <w:adjustRightInd w:val="0"/>
-                                  <w:spacing w:line="360" w:lineRule="auto"/>
+                                  <w:spacing w:line="276" w:lineRule="auto"/>
                                   <w:jc w:val="center"/>
                                   <w:rPr>
                                     <w:rFonts w:eastAsia="Calibri" w:cs="CorporateSPro-Light"/>
-                                    <w:sz w:val="22"/>
-                                    <w:szCs w:val="13"/>
-                                    <w:lang w:eastAsia="de-DE"/>
-                                  </w:rPr>
-                                </w:pPr>
-                              </w:p>
-                              <w:p>
-                                <w:pPr>
-                                  <w:autoSpaceDE w:val="0"/>
-                                  <w:autoSpaceDN w:val="0"/>
-                                  <w:adjustRightInd w:val="0"/>
-                                  <w:spacing w:line="360" w:lineRule="auto"/>
+                                    <w:sz w:val="13"/>
+                                    <w:szCs w:val="13"/>
+                                    <w:lang w:eastAsia="de-DE"/>
+                                  </w:rPr>
+                                </w:pPr>
+                              </w:p>
+                              <w:p>
+                                <w:pPr>
+                                  <w:autoSpaceDE w:val="0"/>
+                                  <w:autoSpaceDN w:val="0"/>
+                                  <w:adjustRightInd w:val="0"/>
+                                  <w:spacing w:line="276" w:lineRule="auto"/>
                                   <w:jc w:val="left"/>
                                   <w:rPr>
                                     <w:rFonts w:eastAsia="Calibri" w:cs="CorporateSPro-Light"/>
-                                    <w:sz w:val="22"/>
+                                    <w:sz w:val="13"/>
                                     <w:szCs w:val="13"/>
                                     <w:lang w:eastAsia="de-DE"/>
                                   </w:rPr>
@@ -803,11 +802,10 @@
                                   <w:jc w:val="left"/>
                                   <w:rPr>
                                     <w:rFonts w:eastAsia="Calibri" w:cs="CorporateSPro-Regular"/>
-                                    <w:sz w:val="22"/>
-                                    <w:szCs w:val="13"/>
-                                    <w:lang w:eastAsia="de-DE"/>
-                                  </w:rPr>
-                                  <w:spacing w:line="360" w:lineRule="auto"/>
+                                    <w:sz w:val="13"/>
+                                    <w:szCs w:val="13"/>
+                                    <w:lang w:eastAsia="de-DE"/>
+                                  </w:rPr>
                                 </w:pPr>
                                 <w:bookmarkStart w:id="0" w:name="_Hlk217368252"/>
                                 <w:bookmarkStart w:id="1" w:name="_Hlk217368253"/>
@@ -834,12 +832,12 @@
                                   <w:autoSpaceDE w:val="0"/>
                                   <w:autoSpaceDN w:val="0"/>
                                   <w:adjustRightInd w:val="0"/>
-                                  <w:spacing w:line="360" w:lineRule="auto"/>
+                                  <w:spacing w:line="240" w:lineRule="auto"/>
                                   <w:jc w:val="left"/>
                                   <w:rPr>
                                     <w:rFonts w:eastAsia="Calibri" w:cs="CorporateSPro-Demi"/>
                                     <w:b/>
-                                    <w:sz w:val="22"/>
+                                    <w:sz w:val="13"/>
                                     <w:szCs w:val="13"/>
                                     <w:lang w:eastAsia="de-DE"/>
                                   </w:rPr>
@@ -860,11 +858,11 @@
                                   <w:autoSpaceDE w:val="0"/>
                                   <w:autoSpaceDN w:val="0"/>
                                   <w:adjustRightInd w:val="0"/>
-                                  <w:spacing w:line="360" w:lineRule="auto"/>
+                                  <w:spacing w:line="240" w:lineRule="auto"/>
                                   <w:jc w:val="left"/>
                                   <w:rPr>
                                     <w:rFonts w:eastAsia="Calibri" w:cs="CorporateSPro-Light"/>
-                                    <w:sz w:val="22"/>
+                                    <w:sz w:val="13"/>
                                     <w:szCs w:val="13"/>
                                     <w:lang w:eastAsia="de-DE"/>
                                   </w:rPr>
@@ -884,11 +882,11 @@
                                   <w:autoSpaceDE w:val="0"/>
                                   <w:autoSpaceDN w:val="0"/>
                                   <w:adjustRightInd w:val="0"/>
-                                  <w:spacing w:line="360" w:lineRule="auto"/>
+                                  <w:spacing w:line="240" w:lineRule="auto"/>
                                   <w:jc w:val="left"/>
                                   <w:rPr>
                                     <w:rFonts w:eastAsia="Calibri" w:cs="CorporateSPro-Light"/>
-                                    <w:sz w:val="22"/>
+                                    <w:sz w:val="13"/>
                                     <w:szCs w:val="13"/>
                                     <w:lang w:eastAsia="de-DE"/>
                                   </w:rPr>
@@ -908,28 +906,28 @@
                                   <w:autoSpaceDE w:val="0"/>
                                   <w:autoSpaceDN w:val="0"/>
                                   <w:adjustRightInd w:val="0"/>
-                                  <w:spacing w:line="360" w:lineRule="auto"/>
+                                  <w:spacing w:line="240" w:lineRule="auto"/>
                                   <w:jc w:val="left"/>
                                   <w:rPr>
                                     <w:rFonts w:eastAsia="Calibri" w:cs="CorporateSPro-Demi"/>
                                     <w:b/>
-                                    <w:sz w:val="22"/>
-                                    <w:szCs w:val="13"/>
-                                    <w:lang w:eastAsia="de-DE"/>
-                                  </w:rPr>
-                                </w:pPr>
-                              </w:p>
-                              <w:p>
-                                <w:pPr>
-                                  <w:autoSpaceDE w:val="0"/>
-                                  <w:autoSpaceDN w:val="0"/>
-                                  <w:adjustRightInd w:val="0"/>
-                                  <w:spacing w:line="360" w:lineRule="auto"/>
+                                    <w:sz w:val="13"/>
+                                    <w:szCs w:val="13"/>
+                                    <w:lang w:eastAsia="de-DE"/>
+                                  </w:rPr>
+                                </w:pPr>
+                              </w:p>
+                              <w:p>
+                                <w:pPr>
+                                  <w:autoSpaceDE w:val="0"/>
+                                  <w:autoSpaceDN w:val="0"/>
+                                  <w:adjustRightInd w:val="0"/>
+                                  <w:spacing w:line="240" w:lineRule="auto"/>
                                   <w:jc w:val="left"/>
                                   <w:rPr>
                                     <w:rFonts w:eastAsia="Calibri" w:cs="CorporateSPro-Demi"/>
                                     <w:b/>
-                                    <w:sz w:val="22"/>
+                                    <w:sz w:val="13"/>
                                     <w:szCs w:val="13"/>
                                     <w:lang w:val="en-GB" w:eastAsia="de-DE"/>
                                   </w:rPr>
@@ -950,11 +948,11 @@
                                   <w:autoSpaceDE w:val="0"/>
                                   <w:autoSpaceDN w:val="0"/>
                                   <w:adjustRightInd w:val="0"/>
-                                  <w:spacing w:line="360" w:lineRule="auto"/>
+                                  <w:spacing w:line="240" w:lineRule="auto"/>
                                   <w:jc w:val="left"/>
                                   <w:rPr>
                                     <w:rFonts w:eastAsia="Calibri" w:cs="CorporateSPro-Light"/>
-                                    <w:sz w:val="22"/>
+                                    <w:sz w:val="13"/>
                                     <w:szCs w:val="13"/>
                                     <w:lang w:eastAsia="de-DE"/>
                                   </w:rPr>
@@ -974,28 +972,28 @@
                                   <w:autoSpaceDE w:val="0"/>
                                   <w:autoSpaceDN w:val="0"/>
                                   <w:adjustRightInd w:val="0"/>
-                                  <w:spacing w:line="360" w:lineRule="auto"/>
+                                  <w:spacing w:line="240" w:lineRule="auto"/>
                                   <w:jc w:val="left"/>
                                   <w:rPr>
                                     <w:rFonts w:eastAsia="Calibri" w:cs="CorporateSPro-Demi"/>
                                     <w:b/>
-                                    <w:sz w:val="22"/>
-                                    <w:szCs w:val="13"/>
-                                    <w:lang w:eastAsia="de-DE"/>
-                                  </w:rPr>
-                                </w:pPr>
-                              </w:p>
-                              <w:p>
-                                <w:pPr>
-                                  <w:autoSpaceDE w:val="0"/>
-                                  <w:autoSpaceDN w:val="0"/>
-                                  <w:adjustRightInd w:val="0"/>
-                                  <w:spacing w:line="360" w:lineRule="auto"/>
+                                    <w:sz w:val="13"/>
+                                    <w:szCs w:val="13"/>
+                                    <w:lang w:eastAsia="de-DE"/>
+                                  </w:rPr>
+                                </w:pPr>
+                              </w:p>
+                              <w:p>
+                                <w:pPr>
+                                  <w:autoSpaceDE w:val="0"/>
+                                  <w:autoSpaceDN w:val="0"/>
+                                  <w:adjustRightInd w:val="0"/>
+                                  <w:spacing w:line="240" w:lineRule="auto"/>
                                   <w:jc w:val="left"/>
                                   <w:rPr>
                                     <w:rFonts w:eastAsia="Calibri" w:cs="CorporateSPro-Demi"/>
                                     <w:b/>
-                                    <w:sz w:val="22"/>
+                                    <w:sz w:val="13"/>
                                     <w:szCs w:val="13"/>
                                     <w:lang w:eastAsia="de-DE"/>
                                   </w:rPr>
@@ -1016,11 +1014,11 @@
                                   <w:autoSpaceDE w:val="0"/>
                                   <w:autoSpaceDN w:val="0"/>
                                   <w:adjustRightInd w:val="0"/>
-                                  <w:spacing w:line="360" w:lineRule="auto"/>
+                                  <w:spacing w:line="240" w:lineRule="auto"/>
                                   <w:jc w:val="left"/>
                                   <w:rPr>
                                     <w:rFonts w:eastAsia="Calibri" w:cs="CorporateSPro-Light"/>
-                                    <w:sz w:val="22"/>
+                                    <w:sz w:val="13"/>
                                     <w:szCs w:val="13"/>
                                     <w:lang w:eastAsia="de-DE"/>
                                   </w:rPr>
@@ -1040,11 +1038,11 @@
                                   <w:autoSpaceDE w:val="0"/>
                                   <w:autoSpaceDN w:val="0"/>
                                   <w:adjustRightInd w:val="0"/>
-                                  <w:spacing w:line="360" w:lineRule="auto"/>
+                                  <w:spacing w:line="240" w:lineRule="auto"/>
                                   <w:jc w:val="left"/>
                                   <w:rPr>
                                     <w:rFonts w:eastAsia="Calibri" w:cs="CorporateSPro-Light"/>
-                                    <w:sz w:val="22"/>
+                                    <w:sz w:val="13"/>
                                     <w:szCs w:val="13"/>
                                     <w:lang w:eastAsia="de-DE"/>
                                   </w:rPr>
@@ -1064,27 +1062,27 @@
                                   <w:autoSpaceDE w:val="0"/>
                                   <w:autoSpaceDN w:val="0"/>
                                   <w:adjustRightInd w:val="0"/>
-                                  <w:spacing w:line="360" w:lineRule="auto"/>
+                                  <w:spacing w:line="240" w:lineRule="auto"/>
                                   <w:jc w:val="left"/>
                                   <w:rPr>
                                     <w:rFonts w:eastAsia="Calibri" w:cs="CorporateSPro-Light"/>
-                                    <w:sz w:val="22"/>
-                                    <w:szCs w:val="13"/>
-                                    <w:lang w:eastAsia="de-DE"/>
-                                  </w:rPr>
-                                </w:pPr>
-                              </w:p>
-                              <w:p>
-                                <w:pPr>
-                                  <w:autoSpaceDE w:val="0"/>
-                                  <w:autoSpaceDN w:val="0"/>
-                                  <w:adjustRightInd w:val="0"/>
-                                  <w:spacing w:line="360" w:lineRule="auto"/>
+                                    <w:sz w:val="13"/>
+                                    <w:szCs w:val="13"/>
+                                    <w:lang w:eastAsia="de-DE"/>
+                                  </w:rPr>
+                                </w:pPr>
+                              </w:p>
+                              <w:p>
+                                <w:pPr>
+                                  <w:autoSpaceDE w:val="0"/>
+                                  <w:autoSpaceDN w:val="0"/>
+                                  <w:adjustRightInd w:val="0"/>
+                                  <w:spacing w:line="240" w:lineRule="auto"/>
                                   <w:jc w:val="left"/>
                                   <w:rPr>
                                     <w:rFonts w:eastAsia="Calibri" w:cs="CorporateSPro-Demi"/>
                                     <w:b/>
-                                    <w:sz w:val="22"/>
+                                    <w:sz w:val="13"/>
                                     <w:szCs w:val="13"/>
                                     <w:lang w:eastAsia="de-DE"/>
                                   </w:rPr>
@@ -1105,11 +1103,11 @@
                                   <w:autoSpaceDE w:val="0"/>
                                   <w:autoSpaceDN w:val="0"/>
                                   <w:adjustRightInd w:val="0"/>
-                                  <w:spacing w:line="360" w:lineRule="auto"/>
+                                  <w:spacing w:line="240" w:lineRule="auto"/>
                                   <w:jc w:val="left"/>
                                   <w:rPr>
                                     <w:rFonts w:eastAsia="Calibri" w:cs="CorporateSPro-Light"/>
-                                    <w:sz w:val="22"/>
+                                    <w:sz w:val="13"/>
                                     <w:szCs w:val="13"/>
                                     <w:lang w:eastAsia="de-DE"/>
                                   </w:rPr>
@@ -1129,11 +1127,11 @@
                                   <w:autoSpaceDE w:val="0"/>
                                   <w:autoSpaceDN w:val="0"/>
                                   <w:adjustRightInd w:val="0"/>
-                                  <w:spacing w:line="360" w:lineRule="auto"/>
+                                  <w:spacing w:line="240" w:lineRule="auto"/>
                                   <w:jc w:val="left"/>
                                   <w:rPr>
                                     <w:rFonts w:eastAsia="Calibri" w:cs="CorporateSPro-Light"/>
-                                    <w:sz w:val="22"/>
+                                    <w:sz w:val="13"/>
                                     <w:szCs w:val="13"/>
                                     <w:lang w:eastAsia="de-DE"/>
                                   </w:rPr>
@@ -1153,27 +1151,27 @@
                                   <w:autoSpaceDE w:val="0"/>
                                   <w:autoSpaceDN w:val="0"/>
                                   <w:adjustRightInd w:val="0"/>
-                                  <w:spacing w:line="360" w:lineRule="auto"/>
+                                  <w:spacing w:line="240" w:lineRule="auto"/>
                                   <w:jc w:val="left"/>
                                   <w:rPr>
                                     <w:rFonts w:eastAsia="Calibri" w:cs="CorporateSPro-Light"/>
-                                    <w:sz w:val="22"/>
-                                    <w:szCs w:val="13"/>
-                                    <w:lang w:eastAsia="de-DE"/>
-                                  </w:rPr>
-                                </w:pPr>
-                              </w:p>
-                              <w:p>
-                                <w:pPr>
-                                  <w:autoSpaceDE w:val="0"/>
-                                  <w:autoSpaceDN w:val="0"/>
-                                  <w:adjustRightInd w:val="0"/>
-                                  <w:spacing w:line="360" w:lineRule="auto"/>
+                                    <w:sz w:val="13"/>
+                                    <w:szCs w:val="13"/>
+                                    <w:lang w:eastAsia="de-DE"/>
+                                  </w:rPr>
+                                </w:pPr>
+                              </w:p>
+                              <w:p>
+                                <w:pPr>
+                                  <w:autoSpaceDE w:val="0"/>
+                                  <w:autoSpaceDN w:val="0"/>
+                                  <w:adjustRightInd w:val="0"/>
+                                  <w:spacing w:line="240" w:lineRule="auto"/>
                                   <w:jc w:val="left"/>
                                   <w:rPr>
                                     <w:rFonts w:eastAsia="Calibri" w:cs="CorporateSPro-Demi"/>
                                     <w:b/>
-                                    <w:sz w:val="22"/>
+                                    <w:sz w:val="13"/>
                                     <w:szCs w:val="13"/>
                                     <w:lang w:eastAsia="de-DE"/>
                                   </w:rPr>
@@ -1194,11 +1192,11 @@
                                   <w:autoSpaceDE w:val="0"/>
                                   <w:autoSpaceDN w:val="0"/>
                                   <w:adjustRightInd w:val="0"/>
-                                  <w:spacing w:line="360" w:lineRule="auto"/>
+                                  <w:spacing w:line="240" w:lineRule="auto"/>
                                   <w:jc w:val="left"/>
                                   <w:rPr>
                                     <w:rFonts w:eastAsia="Calibri" w:cs="CorporateSPro-Light"/>
-                                    <w:sz w:val="22"/>
+                                    <w:sz w:val="13"/>
                                     <w:szCs w:val="13"/>
                                     <w:lang w:eastAsia="de-DE"/>
                                   </w:rPr>
@@ -1218,11 +1216,11 @@
                                   <w:autoSpaceDE w:val="0"/>
                                   <w:autoSpaceDN w:val="0"/>
                                   <w:adjustRightInd w:val="0"/>
-                                  <w:spacing w:line="360" w:lineRule="auto"/>
+                                  <w:spacing w:line="240" w:lineRule="auto"/>
                                   <w:jc w:val="left"/>
                                   <w:rPr>
                                     <w:rFonts w:eastAsia="Calibri" w:cs="CorporateSPro-Light"/>
-                                    <w:sz w:val="22"/>
+                                    <w:sz w:val="13"/>
                                     <w:szCs w:val="13"/>
                                     <w:lang w:eastAsia="de-DE"/>
                                   </w:rPr>
@@ -1242,11 +1240,11 @@
                                   <w:autoSpaceDE w:val="0"/>
                                   <w:autoSpaceDN w:val="0"/>
                                   <w:adjustRightInd w:val="0"/>
-                                  <w:spacing w:line="360" w:lineRule="auto"/>
+                                  <w:spacing w:line="240" w:lineRule="auto"/>
                                   <w:jc w:val="left"/>
                                   <w:rPr>
                                     <w:rFonts w:eastAsia="Calibri" w:cs="CorporateSPro-Light"/>
-                                    <w:sz w:val="22"/>
+                                    <w:sz w:val="13"/>
                                     <w:szCs w:val="13"/>
                                     <w:lang w:eastAsia="de-DE"/>
                                   </w:rPr>
@@ -1269,26 +1267,26 @@
                                   <w:autoSpaceDE w:val="0"/>
                                   <w:autoSpaceDN w:val="0"/>
                                   <w:adjustRightInd w:val="0"/>
-                                  <w:spacing w:line="360" w:lineRule="auto"/>
+                                  <w:spacing w:line="276" w:lineRule="auto"/>
                                   <w:jc w:val="left"/>
                                   <w:rPr>
                                     <w:rFonts w:eastAsia="Calibri" w:cs="CorporateSPro-Light"/>
-                                    <w:sz w:val="22"/>
-                                    <w:szCs w:val="13"/>
-                                    <w:lang w:eastAsia="de-DE"/>
-                                  </w:rPr>
-                                </w:pPr>
-                              </w:p>
-                              <w:p>
-                                <w:pPr>
-                                  <w:autoSpaceDE w:val="0"/>
-                                  <w:autoSpaceDN w:val="0"/>
-                                  <w:adjustRightInd w:val="0"/>
-                                  <w:spacing w:line="360" w:lineRule="auto"/>
+                                    <w:sz w:val="13"/>
+                                    <w:szCs w:val="13"/>
+                                    <w:lang w:eastAsia="de-DE"/>
+                                  </w:rPr>
+                                </w:pPr>
+                              </w:p>
+                              <w:p>
+                                <w:pPr>
+                                  <w:autoSpaceDE w:val="0"/>
+                                  <w:autoSpaceDN w:val="0"/>
+                                  <w:adjustRightInd w:val="0"/>
+                                  <w:spacing w:line="276" w:lineRule="auto"/>
                                   <w:jc w:val="left"/>
                                   <w:rPr>
                                     <w:rFonts w:eastAsia="Calibri" w:cs="CorporateSPro-Light"/>
-                                    <w:sz w:val="22"/>
+                                    <w:sz w:val="13"/>
                                     <w:szCs w:val="13"/>
                                     <w:lang w:eastAsia="de-DE"/>
                                   </w:rPr>
@@ -1302,11 +1300,10 @@
                                   <w:jc w:val="left"/>
                                   <w:rPr>
                                     <w:rFonts w:eastAsia="Calibri" w:cs="CorporateSPro-Regular"/>
-                                    <w:sz w:val="22"/>
-                                    <w:szCs w:val="13"/>
-                                    <w:lang w:eastAsia="de-DE"/>
-                                  </w:rPr>
-                                  <w:spacing w:line="360" w:lineRule="auto"/>
+                                    <w:sz w:val="13"/>
+                                    <w:szCs w:val="13"/>
+                                    <w:lang w:eastAsia="de-DE"/>
+                                  </w:rPr>
                                 </w:pPr>
                                 <w:r>
                                   <w:rPr>
@@ -1323,12 +1320,12 @@
                                   <w:autoSpaceDE w:val="0"/>
                                   <w:autoSpaceDN w:val="0"/>
                                   <w:adjustRightInd w:val="0"/>
-                                  <w:spacing w:line="360" w:lineRule="auto"/>
+                                  <w:spacing w:line="240" w:lineRule="auto"/>
                                   <w:jc w:val="left"/>
                                   <w:rPr>
                                     <w:rFonts w:eastAsia="Calibri" w:cs="CorporateSPro-Demi"/>
                                     <w:b/>
-                                    <w:sz w:val="22"/>
+                                    <w:sz w:val="13"/>
                                     <w:szCs w:val="13"/>
                                     <w:lang w:eastAsia="de-DE"/>
                                   </w:rPr>
@@ -1349,11 +1346,11 @@
                                   <w:autoSpaceDE w:val="0"/>
                                   <w:autoSpaceDN w:val="0"/>
                                   <w:adjustRightInd w:val="0"/>
-                                  <w:spacing w:line="360" w:lineRule="auto"/>
+                                  <w:spacing w:line="240" w:lineRule="auto"/>
                                   <w:jc w:val="left"/>
                                   <w:rPr>
                                     <w:rFonts w:eastAsia="Calibri" w:cs="CorporateSPro-Demi"/>
-                                    <w:sz w:val="22"/>
+                                    <w:sz w:val="13"/>
                                     <w:szCs w:val="13"/>
                                     <w:lang w:eastAsia="de-DE"/>
                                   </w:rPr>
@@ -1373,27 +1370,27 @@
                                   <w:autoSpaceDE w:val="0"/>
                                   <w:autoSpaceDN w:val="0"/>
                                   <w:adjustRightInd w:val="0"/>
-                                  <w:spacing w:line="360" w:lineRule="auto"/>
+                                  <w:spacing w:line="240" w:lineRule="auto"/>
                                   <w:jc w:val="left"/>
                                   <w:rPr>
                                     <w:rFonts w:eastAsia="Calibri" w:cs="CorporateSPro-Light"/>
-                                    <w:sz w:val="22"/>
-                                    <w:szCs w:val="13"/>
-                                    <w:lang w:eastAsia="de-DE"/>
-                                  </w:rPr>
-                                </w:pPr>
-                              </w:p>
-                              <w:p>
-                                <w:pPr>
-                                  <w:autoSpaceDE w:val="0"/>
-                                  <w:autoSpaceDN w:val="0"/>
-                                  <w:adjustRightInd w:val="0"/>
-                                  <w:spacing w:line="360" w:lineRule="auto"/>
+                                    <w:sz w:val="13"/>
+                                    <w:szCs w:val="13"/>
+                                    <w:lang w:eastAsia="de-DE"/>
+                                  </w:rPr>
+                                </w:pPr>
+                              </w:p>
+                              <w:p>
+                                <w:pPr>
+                                  <w:autoSpaceDE w:val="0"/>
+                                  <w:autoSpaceDN w:val="0"/>
+                                  <w:adjustRightInd w:val="0"/>
+                                  <w:spacing w:line="240" w:lineRule="auto"/>
                                   <w:jc w:val="left"/>
                                   <w:rPr>
                                     <w:rFonts w:eastAsia="Calibri" w:cs="CorporateSPro-Demi"/>
                                     <w:b/>
-                                    <w:sz w:val="22"/>
+                                    <w:sz w:val="13"/>
                                     <w:szCs w:val="13"/>
                                     <w:lang w:eastAsia="de-DE"/>
                                   </w:rPr>
@@ -1414,11 +1411,11 @@
                                   <w:autoSpaceDE w:val="0"/>
                                   <w:autoSpaceDN w:val="0"/>
                                   <w:adjustRightInd w:val="0"/>
-                                  <w:spacing w:line="360" w:lineRule="auto"/>
+                                  <w:spacing w:line="240" w:lineRule="auto"/>
                                   <w:jc w:val="left"/>
                                   <w:rPr>
                                     <w:rFonts w:eastAsia="Calibri" w:cs="CorporateSPro-Light"/>
-                                    <w:sz w:val="22"/>
+                                    <w:sz w:val="13"/>
                                     <w:szCs w:val="13"/>
                                     <w:lang w:eastAsia="de-DE"/>
                                   </w:rPr>
@@ -1438,28 +1435,28 @@
                                   <w:autoSpaceDE w:val="0"/>
                                   <w:autoSpaceDN w:val="0"/>
                                   <w:adjustRightInd w:val="0"/>
-                                  <w:spacing w:line="360" w:lineRule="auto"/>
+                                  <w:spacing w:line="240" w:lineRule="auto"/>
                                   <w:jc w:val="left"/>
                                   <w:rPr>
                                     <w:rFonts w:eastAsia="Calibri" w:cs="CorporateSPro-Demi"/>
                                     <w:b/>
-                                    <w:sz w:val="22"/>
-                                    <w:szCs w:val="13"/>
-                                    <w:lang w:eastAsia="de-DE"/>
-                                  </w:rPr>
-                                </w:pPr>
-                              </w:p>
-                              <w:p>
-                                <w:pPr>
-                                  <w:autoSpaceDE w:val="0"/>
-                                  <w:autoSpaceDN w:val="0"/>
-                                  <w:adjustRightInd w:val="0"/>
-                                  <w:spacing w:line="360" w:lineRule="auto"/>
+                                    <w:sz w:val="13"/>
+                                    <w:szCs w:val="13"/>
+                                    <w:lang w:eastAsia="de-DE"/>
+                                  </w:rPr>
+                                </w:pPr>
+                              </w:p>
+                              <w:p>
+                                <w:pPr>
+                                  <w:autoSpaceDE w:val="0"/>
+                                  <w:autoSpaceDN w:val="0"/>
+                                  <w:adjustRightInd w:val="0"/>
+                                  <w:spacing w:line="240" w:lineRule="auto"/>
                                   <w:jc w:val="left"/>
                                   <w:rPr>
                                     <w:rFonts w:eastAsia="Calibri" w:cs="CorporateSPro-Demi"/>
                                     <w:b/>
-                                    <w:sz w:val="22"/>
+                                    <w:sz w:val="13"/>
                                     <w:szCs w:val="13"/>
                                     <w:lang w:eastAsia="de-DE"/>
                                   </w:rPr>
@@ -1480,11 +1477,11 @@
                                   <w:autoSpaceDE w:val="0"/>
                                   <w:autoSpaceDN w:val="0"/>
                                   <w:adjustRightInd w:val="0"/>
-                                  <w:spacing w:line="360" w:lineRule="auto"/>
+                                  <w:spacing w:line="240" w:lineRule="auto"/>
                                   <w:jc w:val="left"/>
                                   <w:rPr>
                                     <w:rFonts w:eastAsia="Calibri" w:cs="CorporateSPro-Light"/>
-                                    <w:sz w:val="22"/>
+                                    <w:sz w:val="13"/>
                                     <w:szCs w:val="13"/>
                                     <w:lang w:eastAsia="de-DE"/>
                                   </w:rPr>
@@ -1504,27 +1501,27 @@
                                   <w:autoSpaceDE w:val="0"/>
                                   <w:autoSpaceDN w:val="0"/>
                                   <w:adjustRightInd w:val="0"/>
-                                  <w:spacing w:line="360" w:lineRule="auto"/>
+                                  <w:spacing w:line="240" w:lineRule="auto"/>
                                   <w:jc w:val="left"/>
                                   <w:rPr>
                                     <w:rFonts w:eastAsia="Calibri" w:cs="CorporateSPro-Light"/>
-                                    <w:sz w:val="22"/>
-                                    <w:szCs w:val="13"/>
-                                    <w:lang w:eastAsia="de-DE"/>
-                                  </w:rPr>
-                                </w:pPr>
-                              </w:p>
-                              <w:p>
-                                <w:pPr>
-                                  <w:autoSpaceDE w:val="0"/>
-                                  <w:autoSpaceDN w:val="0"/>
-                                  <w:adjustRightInd w:val="0"/>
-                                  <w:spacing w:line="360" w:lineRule="auto"/>
+                                    <w:sz w:val="13"/>
+                                    <w:szCs w:val="13"/>
+                                    <w:lang w:eastAsia="de-DE"/>
+                                  </w:rPr>
+                                </w:pPr>
+                              </w:p>
+                              <w:p>
+                                <w:pPr>
+                                  <w:autoSpaceDE w:val="0"/>
+                                  <w:autoSpaceDN w:val="0"/>
+                                  <w:adjustRightInd w:val="0"/>
+                                  <w:spacing w:line="240" w:lineRule="auto"/>
                                   <w:jc w:val="left"/>
                                   <w:rPr>
                                     <w:rFonts w:eastAsia="Calibri" w:cs="CorporateSPro-Demi"/>
                                     <w:b/>
-                                    <w:sz w:val="22"/>
+                                    <w:sz w:val="13"/>
                                     <w:szCs w:val="13"/>
                                     <w:lang w:eastAsia="de-DE"/>
                                   </w:rPr>
@@ -1545,11 +1542,11 @@
                                   <w:autoSpaceDE w:val="0"/>
                                   <w:autoSpaceDN w:val="0"/>
                                   <w:adjustRightInd w:val="0"/>
-                                  <w:spacing w:line="360" w:lineRule="auto"/>
+                                  <w:spacing w:line="240" w:lineRule="auto"/>
                                   <w:jc w:val="left"/>
                                   <w:rPr>
                                     <w:rFonts w:eastAsia="Calibri" w:cs="CorporateSPro-Light"/>
-                                    <w:sz w:val="22"/>
+                                    <w:sz w:val="13"/>
                                     <w:szCs w:val="13"/>
                                     <w:lang w:eastAsia="de-DE"/>
                                   </w:rPr>
@@ -1572,26 +1569,26 @@
                                   <w:autoSpaceDE w:val="0"/>
                                   <w:autoSpaceDN w:val="0"/>
                                   <w:adjustRightInd w:val="0"/>
-                                  <w:spacing w:line="360" w:lineRule="auto"/>
+                                  <w:spacing w:line="276" w:lineRule="auto"/>
                                   <w:jc w:val="left"/>
                                   <w:rPr>
                                     <w:rFonts w:eastAsia="Calibri" w:cs="CorporateSPro-Light"/>
-                                    <w:sz w:val="22"/>
-                                    <w:szCs w:val="13"/>
-                                    <w:lang w:eastAsia="de-DE"/>
-                                  </w:rPr>
-                                </w:pPr>
-                              </w:p>
-                              <w:p>
-                                <w:pPr>
-                                  <w:autoSpaceDE w:val="0"/>
-                                  <w:autoSpaceDN w:val="0"/>
-                                  <w:adjustRightInd w:val="0"/>
-                                  <w:spacing w:line="360" w:lineRule="auto"/>
+                                    <w:sz w:val="13"/>
+                                    <w:szCs w:val="13"/>
+                                    <w:lang w:eastAsia="de-DE"/>
+                                  </w:rPr>
+                                </w:pPr>
+                              </w:p>
+                              <w:p>
+                                <w:pPr>
+                                  <w:autoSpaceDE w:val="0"/>
+                                  <w:autoSpaceDN w:val="0"/>
+                                  <w:adjustRightInd w:val="0"/>
+                                  <w:spacing w:line="276" w:lineRule="auto"/>
                                   <w:jc w:val="left"/>
                                   <w:rPr>
                                     <w:rFonts w:eastAsia="Calibri" w:cs="CorporateSPro-Light"/>
-                                    <w:sz w:val="22"/>
+                                    <w:sz w:val="13"/>
                                     <w:szCs w:val="13"/>
                                     <w:lang w:eastAsia="de-DE"/>
                                   </w:rPr>
@@ -1605,11 +1602,10 @@
                                   <w:jc w:val="left"/>
                                   <w:rPr>
                                     <w:rFonts w:eastAsia="Calibri" w:cs="CorporateSPro-Regular"/>
-                                    <w:sz w:val="22"/>
-                                    <w:szCs w:val="13"/>
-                                    <w:lang w:eastAsia="de-DE"/>
-                                  </w:rPr>
-                                  <w:spacing w:line="360" w:lineRule="auto"/>
+                                    <w:sz w:val="13"/>
+                                    <w:szCs w:val="13"/>
+                                    <w:lang w:eastAsia="de-DE"/>
+                                  </w:rPr>
                                 </w:pPr>
                                 <w:r>
                                   <w:rPr>
@@ -1626,12 +1622,12 @@
                                   <w:autoSpaceDE w:val="0"/>
                                   <w:autoSpaceDN w:val="0"/>
                                   <w:adjustRightInd w:val="0"/>
-                                  <w:spacing w:line="360" w:lineRule="auto"/>
+                                  <w:spacing w:line="240" w:lineRule="auto"/>
                                   <w:jc w:val="left"/>
                                   <w:rPr>
                                     <w:rFonts w:eastAsia="Calibri" w:cs="CorporateSPro-Demi"/>
                                     <w:b/>
-                                    <w:sz w:val="22"/>
+                                    <w:sz w:val="13"/>
                                     <w:szCs w:val="13"/>
                                     <w:lang w:eastAsia="de-DE"/>
                                   </w:rPr>
@@ -1652,11 +1648,11 @@
                                   <w:autoSpaceDE w:val="0"/>
                                   <w:autoSpaceDN w:val="0"/>
                                   <w:adjustRightInd w:val="0"/>
-                                  <w:spacing w:line="360" w:lineRule="auto"/>
+                                  <w:spacing w:line="240" w:lineRule="auto"/>
                                   <w:jc w:val="left"/>
                                   <w:rPr>
                                     <w:rFonts w:eastAsia="Calibri" w:cs="CorporateSPro-Light"/>
-                                    <w:sz w:val="22"/>
+                                    <w:sz w:val="13"/>
                                     <w:szCs w:val="13"/>
                                     <w:lang w:eastAsia="de-DE"/>
                                   </w:rPr>
@@ -1679,26 +1675,26 @@
                                   <w:autoSpaceDE w:val="0"/>
                                   <w:autoSpaceDN w:val="0"/>
                                   <w:adjustRightInd w:val="0"/>
-                                  <w:spacing w:line="360" w:lineRule="auto"/>
+                                  <w:spacing w:line="276" w:lineRule="auto"/>
                                   <w:jc w:val="left"/>
                                   <w:rPr>
                                     <w:rFonts w:eastAsia="Calibri" w:cs="CorporateSPro-Light"/>
-                                    <w:sz w:val="22"/>
-                                    <w:szCs w:val="13"/>
-                                    <w:lang w:eastAsia="de-DE"/>
-                                  </w:rPr>
-                                </w:pPr>
-                              </w:p>
-                              <w:p>
-                                <w:pPr>
-                                  <w:autoSpaceDE w:val="0"/>
-                                  <w:autoSpaceDN w:val="0"/>
-                                  <w:adjustRightInd w:val="0"/>
-                                  <w:spacing w:line="360" w:lineRule="auto"/>
+                                    <w:sz w:val="13"/>
+                                    <w:szCs w:val="13"/>
+                                    <w:lang w:eastAsia="de-DE"/>
+                                  </w:rPr>
+                                </w:pPr>
+                              </w:p>
+                              <w:p>
+                                <w:pPr>
+                                  <w:autoSpaceDE w:val="0"/>
+                                  <w:autoSpaceDN w:val="0"/>
+                                  <w:adjustRightInd w:val="0"/>
+                                  <w:spacing w:line="276" w:lineRule="auto"/>
                                   <w:jc w:val="left"/>
                                   <w:rPr>
                                     <w:rFonts w:eastAsia="Calibri" w:cs="CorporateSPro-Light"/>
-                                    <w:sz w:val="22"/>
+                                    <w:sz w:val="13"/>
                                     <w:szCs w:val="13"/>
                                     <w:lang w:eastAsia="de-DE"/>
                                   </w:rPr>
@@ -1712,11 +1708,10 @@
                                   <w:jc w:val="left"/>
                                   <w:rPr>
                                     <w:rFonts w:eastAsia="Calibri" w:cs="CorporateSPro-Regular"/>
-                                    <w:sz w:val="22"/>
-                                    <w:szCs w:val="13"/>
-                                    <w:lang w:eastAsia="de-DE"/>
-                                  </w:rPr>
-                                  <w:spacing w:line="360" w:lineRule="auto"/>
+                                    <w:sz w:val="13"/>
+                                    <w:szCs w:val="13"/>
+                                    <w:lang w:eastAsia="de-DE"/>
+                                  </w:rPr>
                                 </w:pPr>
                                 <w:r>
                                   <w:rPr>
@@ -1733,10 +1728,10 @@
                                   <w:autoSpaceDE w:val="0"/>
                                   <w:autoSpaceDN w:val="0"/>
                                   <w:adjustRightInd w:val="0"/>
-                                  <w:spacing w:line="360" w:lineRule="auto"/>
+                                  <w:spacing w:line="240" w:lineRule="auto"/>
                                   <w:rPr>
                                     <w:rFonts w:eastAsia="Calibri" w:cs="CorporateSPro-Demi"/>
-                                    <w:sz w:val="22"/>
+                                    <w:sz w:val="13"/>
                                     <w:szCs w:val="13"/>
                                     <w:lang w:eastAsia="de-DE"/>
                                   </w:rPr>
@@ -1775,10 +1770,10 @@
                                   <w:autoSpaceDE w:val="0"/>
                                   <w:autoSpaceDN w:val="0"/>
                                   <w:adjustRightInd w:val="0"/>
-                                  <w:spacing w:line="360" w:lineRule="auto"/>
+                                  <w:spacing w:line="240" w:lineRule="auto"/>
                                   <w:rPr>
                                     <w:rFonts w:eastAsia="Calibri" w:cs="CorporateSPro-Demi"/>
-                                    <w:sz w:val="22"/>
+                                    <w:sz w:val="13"/>
                                     <w:szCs w:val="13"/>
                                     <w:lang w:eastAsia="de-DE"/>
                                   </w:rPr>
@@ -1808,10 +1803,10 @@
                                   <w:autoSpaceDE w:val="0"/>
                                   <w:autoSpaceDN w:val="0"/>
                                   <w:adjustRightInd w:val="0"/>
-                                  <w:spacing w:line="360" w:lineRule="auto"/>
+                                  <w:spacing w:line="240" w:lineRule="auto"/>
                                   <w:rPr>
                                     <w:rFonts w:eastAsia="Calibri" w:cs="CorporateSPro-Demi"/>
-                                    <w:sz w:val="22"/>
+                                    <w:sz w:val="13"/>
                                     <w:szCs w:val="13"/>
                                     <w:lang w:eastAsia="de-DE"/>
                                   </w:rPr>
@@ -1841,10 +1836,10 @@
                                   <w:autoSpaceDE w:val="0"/>
                                   <w:autoSpaceDN w:val="0"/>
                                   <w:adjustRightInd w:val="0"/>
-                                  <w:spacing w:line="360" w:lineRule="auto"/>
+                                  <w:spacing w:line="240" w:lineRule="auto"/>
                                   <w:rPr>
                                     <w:rFonts w:eastAsia="Calibri" w:cs="CorporateSPro-Demi"/>
-                                    <w:sz w:val="22"/>
+                                    <w:sz w:val="13"/>
                                     <w:szCs w:val="13"/>
                                     <w:lang w:eastAsia="de-DE"/>
                                   </w:rPr>
@@ -1883,10 +1878,10 @@
                                   <w:autoSpaceDE w:val="0"/>
                                   <w:autoSpaceDN w:val="0"/>
                                   <w:adjustRightInd w:val="0"/>
-                                  <w:spacing w:line="360" w:lineRule="auto"/>
+                                  <w:spacing w:line="240" w:lineRule="auto"/>
                                   <w:rPr>
                                     <w:rFonts w:eastAsia="Calibri" w:cs="CorporateSPro-Demi"/>
-                                    <w:sz w:val="22"/>
+                                    <w:sz w:val="9"/>
                                     <w:szCs w:val="9"/>
                                     <w:lang w:eastAsia="de-DE"/>
                                   </w:rPr>
@@ -1968,11 +1963,10 @@
                             <w:rPr>
                               <w:rFonts w:eastAsia="Calibri" w:cs="CorporateSPro-Demi"/>
                               <w:b/>
-                              <w:sz w:val="22"/>
-                              <w:szCs w:val="13"/>
-                              <w:lang w:eastAsia="de-DE"/>
-                            </w:rPr>
-                            <w:spacing w:line="360" w:lineRule="auto"/>
+                              <w:sz w:val="13"/>
+                              <w:szCs w:val="13"/>
+                              <w:lang w:eastAsia="de-DE"/>
+                            </w:rPr>
                           </w:pPr>
                           <w:r>
                             <w:rPr>
@@ -1990,11 +1984,11 @@
                             <w:autoSpaceDE w:val="0"/>
                             <w:autoSpaceDN w:val="0"/>
                             <w:adjustRightInd w:val="0"/>
-                            <w:spacing w:line="360" w:lineRule="auto"/>
+                            <w:spacing w:line="276" w:lineRule="auto"/>
                             <w:jc w:val="left"/>
                             <w:rPr>
                               <w:rFonts w:eastAsia="Calibri" w:cs="CorporateSPro-Light"/>
-                              <w:sz w:val="22"/>
+                              <w:sz w:val="13"/>
                               <w:szCs w:val="13"/>
                               <w:lang w:eastAsia="de-DE"/>
                             </w:rPr>
@@ -2017,11 +2011,11 @@
                             <w:autoSpaceDE w:val="0"/>
                             <w:autoSpaceDN w:val="0"/>
                             <w:adjustRightInd w:val="0"/>
-                            <w:spacing w:line="360" w:lineRule="auto"/>
+                            <w:spacing w:line="276" w:lineRule="auto"/>
                             <w:jc w:val="left"/>
                             <w:rPr>
                               <w:rFonts w:eastAsia="Calibri" w:cs="CorporateSPro-Light"/>
-                              <w:sz w:val="22"/>
+                              <w:sz w:val="13"/>
                               <w:szCs w:val="13"/>
                               <w:lang w:eastAsia="de-DE"/>
                             </w:rPr>
@@ -2044,11 +2038,11 @@
                             <w:autoSpaceDE w:val="0"/>
                             <w:autoSpaceDN w:val="0"/>
                             <w:adjustRightInd w:val="0"/>
-                            <w:spacing w:line="360" w:lineRule="auto"/>
+                            <w:spacing w:line="276" w:lineRule="auto"/>
                             <w:jc w:val="center"/>
                             <w:rPr>
                               <w:rFonts w:eastAsia="Calibri" w:cs="CorporateSPro-Light"/>
-                              <w:sz w:val="22"/>
+                              <w:sz w:val="13"/>
                               <w:szCs w:val="13"/>
                               <w:lang w:eastAsia="de-DE"/>
                             </w:rPr>
@@ -2062,11 +2056,11 @@
                             <w:autoSpaceDE w:val="0"/>
                             <w:autoSpaceDN w:val="0"/>
                             <w:adjustRightInd w:val="0"/>
-                            <w:spacing w:line="360" w:lineRule="auto"/>
+                            <w:spacing w:line="276" w:lineRule="auto"/>
                             <w:jc w:val="center"/>
                             <w:rPr>
                               <w:rFonts w:eastAsia="Calibri" w:cs="CorporateSPro-Light"/>
-                              <w:sz w:val="22"/>
+                              <w:sz w:val="13"/>
                               <w:szCs w:val="13"/>
                               <w:lang w:eastAsia="de-DE"/>
                             </w:rPr>
@@ -2080,11 +2074,11 @@
                             <w:autoSpaceDE w:val="0"/>
                             <w:autoSpaceDN w:val="0"/>
                             <w:adjustRightInd w:val="0"/>
-                            <w:spacing w:line="360" w:lineRule="auto"/>
+                            <w:spacing w:line="276" w:lineRule="auto"/>
                             <w:jc w:val="center"/>
                             <w:rPr>
                               <w:rFonts w:eastAsia="Calibri" w:cs="CorporateSPro-Light"/>
-                              <w:sz w:val="22"/>
+                              <w:sz w:val="13"/>
                               <w:szCs w:val="13"/>
                               <w:lang w:eastAsia="de-DE"/>
                             </w:rPr>
@@ -2098,11 +2092,11 @@
                             <w:autoSpaceDE w:val="0"/>
                             <w:autoSpaceDN w:val="0"/>
                             <w:adjustRightInd w:val="0"/>
-                            <w:spacing w:line="360" w:lineRule="auto"/>
+                            <w:spacing w:line="276" w:lineRule="auto"/>
                             <w:jc w:val="center"/>
                             <w:rPr>
                               <w:rFonts w:eastAsia="Calibri" w:cs="CorporateSPro-Light"/>
-                              <w:sz w:val="22"/>
+                              <w:sz w:val="13"/>
                               <w:szCs w:val="13"/>
                               <w:lang w:eastAsia="de-DE"/>
                             </w:rPr>
@@ -2116,11 +2110,11 @@
                             <w:autoSpaceDE w:val="0"/>
                             <w:autoSpaceDN w:val="0"/>
                             <w:adjustRightInd w:val="0"/>
-                            <w:spacing w:line="360" w:lineRule="auto"/>
+                            <w:spacing w:line="276" w:lineRule="auto"/>
                             <w:jc w:val="center"/>
                             <w:rPr>
                               <w:rFonts w:eastAsia="Calibri" w:cs="CorporateSPro-Light"/>
-                              <w:sz w:val="22"/>
+                              <w:sz w:val="13"/>
                               <w:szCs w:val="13"/>
                               <w:lang w:eastAsia="de-DE"/>
                             </w:rPr>
@@ -2134,11 +2128,11 @@
                             <w:autoSpaceDE w:val="0"/>
                             <w:autoSpaceDN w:val="0"/>
                             <w:adjustRightInd w:val="0"/>
-                            <w:spacing w:line="360" w:lineRule="auto"/>
+                            <w:spacing w:line="276" w:lineRule="auto"/>
                             <w:jc w:val="center"/>
                             <w:rPr>
                               <w:rFonts w:eastAsia="Calibri" w:cs="CorporateSPro-Light"/>
-                              <w:sz w:val="22"/>
+                              <w:sz w:val="13"/>
                               <w:szCs w:val="13"/>
                               <w:lang w:eastAsia="de-DE"/>
                             </w:rPr>
@@ -2152,26 +2146,26 @@
                             <w:autoSpaceDE w:val="0"/>
                             <w:autoSpaceDN w:val="0"/>
                             <w:adjustRightInd w:val="0"/>
-                            <w:spacing w:line="360" w:lineRule="auto"/>
+                            <w:spacing w:line="276" w:lineRule="auto"/>
                             <w:jc w:val="center"/>
                             <w:rPr>
                               <w:rFonts w:eastAsia="Calibri" w:cs="CorporateSPro-Light"/>
-                              <w:sz w:val="22"/>
-                              <w:szCs w:val="13"/>
-                              <w:lang w:eastAsia="de-DE"/>
-                            </w:rPr>
-                          </w:pPr>
-                        </w:p>
-                        <w:p>
-                          <w:pPr>
-                            <w:autoSpaceDE w:val="0"/>
-                            <w:autoSpaceDN w:val="0"/>
-                            <w:adjustRightInd w:val="0"/>
-                            <w:spacing w:line="360" w:lineRule="auto"/>
+                              <w:sz w:val="13"/>
+                              <w:szCs w:val="13"/>
+                              <w:lang w:eastAsia="de-DE"/>
+                            </w:rPr>
+                          </w:pPr>
+                        </w:p>
+                        <w:p>
+                          <w:pPr>
+                            <w:autoSpaceDE w:val="0"/>
+                            <w:autoSpaceDN w:val="0"/>
+                            <w:adjustRightInd w:val="0"/>
+                            <w:spacing w:line="276" w:lineRule="auto"/>
                             <w:jc w:val="left"/>
                             <w:rPr>
                               <w:rFonts w:eastAsia="Calibri" w:cs="CorporateSPro-Light"/>
-                              <w:sz w:val="22"/>
+                              <w:sz w:val="13"/>
                               <w:szCs w:val="13"/>
                               <w:lang w:eastAsia="de-DE"/>
                             </w:rPr>
@@ -2185,11 +2179,10 @@
                             <w:jc w:val="left"/>
                             <w:rPr>
                               <w:rFonts w:eastAsia="Calibri" w:cs="CorporateSPro-Regular"/>
-                              <w:sz w:val="22"/>
-                              <w:szCs w:val="13"/>
-                              <w:lang w:eastAsia="de-DE"/>
-                            </w:rPr>
-                            <w:spacing w:line="360" w:lineRule="auto"/>
+                              <w:sz w:val="13"/>
+                              <w:szCs w:val="13"/>
+                              <w:lang w:eastAsia="de-DE"/>
+                            </w:rPr>
                           </w:pPr>
                           <w:bookmarkStart w:id="10" w:name="_Hlk217368252"/>
                           <w:bookmarkStart w:id="11" w:name="_Hlk217368253"/>
@@ -2216,12 +2209,12 @@
                             <w:autoSpaceDE w:val="0"/>
                             <w:autoSpaceDN w:val="0"/>
                             <w:adjustRightInd w:val="0"/>
-                            <w:spacing w:line="360" w:lineRule="auto"/>
+                            <w:spacing w:line="240" w:lineRule="auto"/>
                             <w:jc w:val="left"/>
                             <w:rPr>
                               <w:rFonts w:eastAsia="Calibri" w:cs="CorporateSPro-Demi"/>
                               <w:b/>
-                              <w:sz w:val="22"/>
+                              <w:sz w:val="13"/>
                               <w:szCs w:val="13"/>
                               <w:lang w:eastAsia="de-DE"/>
                             </w:rPr>
@@ -2242,11 +2235,11 @@
                             <w:autoSpaceDE w:val="0"/>
                             <w:autoSpaceDN w:val="0"/>
                             <w:adjustRightInd w:val="0"/>
-                            <w:spacing w:line="360" w:lineRule="auto"/>
+                            <w:spacing w:line="240" w:lineRule="auto"/>
                             <w:jc w:val="left"/>
                             <w:rPr>
                               <w:rFonts w:eastAsia="Calibri" w:cs="CorporateSPro-Light"/>
-                              <w:sz w:val="22"/>
+                              <w:sz w:val="13"/>
                               <w:szCs w:val="13"/>
                               <w:lang w:eastAsia="de-DE"/>
                             </w:rPr>
@@ -2266,11 +2259,11 @@
                             <w:autoSpaceDE w:val="0"/>
                             <w:autoSpaceDN w:val="0"/>
                             <w:adjustRightInd w:val="0"/>
-                            <w:spacing w:line="360" w:lineRule="auto"/>
+                            <w:spacing w:line="240" w:lineRule="auto"/>
                             <w:jc w:val="left"/>
                             <w:rPr>
                               <w:rFonts w:eastAsia="Calibri" w:cs="CorporateSPro-Light"/>
-                              <w:sz w:val="22"/>
+                              <w:sz w:val="13"/>
                               <w:szCs w:val="13"/>
                               <w:lang w:eastAsia="de-DE"/>
                             </w:rPr>
@@ -2290,28 +2283,28 @@
                             <w:autoSpaceDE w:val="0"/>
                             <w:autoSpaceDN w:val="0"/>
                             <w:adjustRightInd w:val="0"/>
-                            <w:spacing w:line="360" w:lineRule="auto"/>
+                            <w:spacing w:line="240" w:lineRule="auto"/>
                             <w:jc w:val="left"/>
                             <w:rPr>
                               <w:rFonts w:eastAsia="Calibri" w:cs="CorporateSPro-Demi"/>
                               <w:b/>
-                              <w:sz w:val="22"/>
-                              <w:szCs w:val="13"/>
-                              <w:lang w:eastAsia="de-DE"/>
-                            </w:rPr>
-                          </w:pPr>
-                        </w:p>
-                        <w:p>
-                          <w:pPr>
-                            <w:autoSpaceDE w:val="0"/>
-                            <w:autoSpaceDN w:val="0"/>
-                            <w:adjustRightInd w:val="0"/>
-                            <w:spacing w:line="360" w:lineRule="auto"/>
+                              <w:sz w:val="13"/>
+                              <w:szCs w:val="13"/>
+                              <w:lang w:eastAsia="de-DE"/>
+                            </w:rPr>
+                          </w:pPr>
+                        </w:p>
+                        <w:p>
+                          <w:pPr>
+                            <w:autoSpaceDE w:val="0"/>
+                            <w:autoSpaceDN w:val="0"/>
+                            <w:adjustRightInd w:val="0"/>
+                            <w:spacing w:line="240" w:lineRule="auto"/>
                             <w:jc w:val="left"/>
                             <w:rPr>
                               <w:rFonts w:eastAsia="Calibri" w:cs="CorporateSPro-Demi"/>
                               <w:b/>
-                              <w:sz w:val="22"/>
+                              <w:sz w:val="13"/>
                               <w:szCs w:val="13"/>
                               <w:lang w:val="en-GB" w:eastAsia="de-DE"/>
                             </w:rPr>
@@ -2332,11 +2325,11 @@
                             <w:autoSpaceDE w:val="0"/>
                             <w:autoSpaceDN w:val="0"/>
                             <w:adjustRightInd w:val="0"/>
-                            <w:spacing w:line="360" w:lineRule="auto"/>
+                            <w:spacing w:line="240" w:lineRule="auto"/>
                             <w:jc w:val="left"/>
                             <w:rPr>
                               <w:rFonts w:eastAsia="Calibri" w:cs="CorporateSPro-Light"/>
-                              <w:sz w:val="22"/>
+                              <w:sz w:val="13"/>
                               <w:szCs w:val="13"/>
                               <w:lang w:eastAsia="de-DE"/>
                             </w:rPr>
@@ -2356,28 +2349,28 @@
                             <w:autoSpaceDE w:val="0"/>
                             <w:autoSpaceDN w:val="0"/>
                             <w:adjustRightInd w:val="0"/>
-                            <w:spacing w:line="360" w:lineRule="auto"/>
+                            <w:spacing w:line="240" w:lineRule="auto"/>
                             <w:jc w:val="left"/>
                             <w:rPr>
                               <w:rFonts w:eastAsia="Calibri" w:cs="CorporateSPro-Demi"/>
                               <w:b/>
-                              <w:sz w:val="22"/>
-                              <w:szCs w:val="13"/>
-                              <w:lang w:eastAsia="de-DE"/>
-                            </w:rPr>
-                          </w:pPr>
-                        </w:p>
-                        <w:p>
-                          <w:pPr>
-                            <w:autoSpaceDE w:val="0"/>
-                            <w:autoSpaceDN w:val="0"/>
-                            <w:adjustRightInd w:val="0"/>
-                            <w:spacing w:line="360" w:lineRule="auto"/>
+                              <w:sz w:val="13"/>
+                              <w:szCs w:val="13"/>
+                              <w:lang w:eastAsia="de-DE"/>
+                            </w:rPr>
+                          </w:pPr>
+                        </w:p>
+                        <w:p>
+                          <w:pPr>
+                            <w:autoSpaceDE w:val="0"/>
+                            <w:autoSpaceDN w:val="0"/>
+                            <w:adjustRightInd w:val="0"/>
+                            <w:spacing w:line="240" w:lineRule="auto"/>
                             <w:jc w:val="left"/>
                             <w:rPr>
                               <w:rFonts w:eastAsia="Calibri" w:cs="CorporateSPro-Demi"/>
                               <w:b/>
-                              <w:sz w:val="22"/>
+                              <w:sz w:val="13"/>
                               <w:szCs w:val="13"/>
                               <w:lang w:eastAsia="de-DE"/>
                             </w:rPr>
@@ -2398,11 +2391,11 @@
                             <w:autoSpaceDE w:val="0"/>
                             <w:autoSpaceDN w:val="0"/>
                             <w:adjustRightInd w:val="0"/>
-                            <w:spacing w:line="360" w:lineRule="auto"/>
+                            <w:spacing w:line="240" w:lineRule="auto"/>
                             <w:jc w:val="left"/>
                             <w:rPr>
                               <w:rFonts w:eastAsia="Calibri" w:cs="CorporateSPro-Light"/>
-                              <w:sz w:val="22"/>
+                              <w:sz w:val="13"/>
                               <w:szCs w:val="13"/>
                               <w:lang w:eastAsia="de-DE"/>
                             </w:rPr>
@@ -2422,11 +2415,11 @@
                             <w:autoSpaceDE w:val="0"/>
                             <w:autoSpaceDN w:val="0"/>
                             <w:adjustRightInd w:val="0"/>
-                            <w:spacing w:line="360" w:lineRule="auto"/>
+                            <w:spacing w:line="240" w:lineRule="auto"/>
                             <w:jc w:val="left"/>
                             <w:rPr>
                               <w:rFonts w:eastAsia="Calibri" w:cs="CorporateSPro-Light"/>
-                              <w:sz w:val="22"/>
+                              <w:sz w:val="13"/>
                               <w:szCs w:val="13"/>
                               <w:lang w:eastAsia="de-DE"/>
                             </w:rPr>
@@ -2446,27 +2439,27 @@
                             <w:autoSpaceDE w:val="0"/>
                             <w:autoSpaceDN w:val="0"/>
                             <w:adjustRightInd w:val="0"/>
-                            <w:spacing w:line="360" w:lineRule="auto"/>
+                            <w:spacing w:line="240" w:lineRule="auto"/>
                             <w:jc w:val="left"/>
                             <w:rPr>
                               <w:rFonts w:eastAsia="Calibri" w:cs="CorporateSPro-Light"/>
-                              <w:sz w:val="22"/>
-                              <w:szCs w:val="13"/>
-                              <w:lang w:eastAsia="de-DE"/>
-                            </w:rPr>
-                          </w:pPr>
-                        </w:p>
-                        <w:p>
-                          <w:pPr>
-                            <w:autoSpaceDE w:val="0"/>
-                            <w:autoSpaceDN w:val="0"/>
-                            <w:adjustRightInd w:val="0"/>
-                            <w:spacing w:line="360" w:lineRule="auto"/>
+                              <w:sz w:val="13"/>
+                              <w:szCs w:val="13"/>
+                              <w:lang w:eastAsia="de-DE"/>
+                            </w:rPr>
+                          </w:pPr>
+                        </w:p>
+                        <w:p>
+                          <w:pPr>
+                            <w:autoSpaceDE w:val="0"/>
+                            <w:autoSpaceDN w:val="0"/>
+                            <w:adjustRightInd w:val="0"/>
+                            <w:spacing w:line="240" w:lineRule="auto"/>
                             <w:jc w:val="left"/>
                             <w:rPr>
                               <w:rFonts w:eastAsia="Calibri" w:cs="CorporateSPro-Demi"/>
                               <w:b/>
-                              <w:sz w:val="22"/>
+                              <w:sz w:val="13"/>
                               <w:szCs w:val="13"/>
                               <w:lang w:eastAsia="de-DE"/>
                             </w:rPr>
@@ -2487,11 +2480,11 @@
                             <w:autoSpaceDE w:val="0"/>
                             <w:autoSpaceDN w:val="0"/>
                             <w:adjustRightInd w:val="0"/>
-                            <w:spacing w:line="360" w:lineRule="auto"/>
+                            <w:spacing w:line="240" w:lineRule="auto"/>
                             <w:jc w:val="left"/>
                             <w:rPr>
                               <w:rFonts w:eastAsia="Calibri" w:cs="CorporateSPro-Light"/>
-                              <w:sz w:val="22"/>
+                              <w:sz w:val="13"/>
                               <w:szCs w:val="13"/>
                               <w:lang w:eastAsia="de-DE"/>
                             </w:rPr>
@@ -2511,11 +2504,11 @@
                             <w:autoSpaceDE w:val="0"/>
                             <w:autoSpaceDN w:val="0"/>
                             <w:adjustRightInd w:val="0"/>
-                            <w:spacing w:line="360" w:lineRule="auto"/>
+                            <w:spacing w:line="240" w:lineRule="auto"/>
                             <w:jc w:val="left"/>
                             <w:rPr>
                               <w:rFonts w:eastAsia="Calibri" w:cs="CorporateSPro-Light"/>
-                              <w:sz w:val="22"/>
+                              <w:sz w:val="13"/>
                               <w:szCs w:val="13"/>
                               <w:lang w:eastAsia="de-DE"/>
                             </w:rPr>
@@ -2535,27 +2528,27 @@
                             <w:autoSpaceDE w:val="0"/>
                             <w:autoSpaceDN w:val="0"/>
                             <w:adjustRightInd w:val="0"/>
-                            <w:spacing w:line="360" w:lineRule="auto"/>
+                            <w:spacing w:line="240" w:lineRule="auto"/>
                             <w:jc w:val="left"/>
                             <w:rPr>
                               <w:rFonts w:eastAsia="Calibri" w:cs="CorporateSPro-Light"/>
-                              <w:sz w:val="22"/>
-                              <w:szCs w:val="13"/>
-                              <w:lang w:eastAsia="de-DE"/>
-                            </w:rPr>
-                          </w:pPr>
-                        </w:p>
-                        <w:p>
-                          <w:pPr>
-                            <w:autoSpaceDE w:val="0"/>
-                            <w:autoSpaceDN w:val="0"/>
-                            <w:adjustRightInd w:val="0"/>
-                            <w:spacing w:line="360" w:lineRule="auto"/>
+                              <w:sz w:val="13"/>
+                              <w:szCs w:val="13"/>
+                              <w:lang w:eastAsia="de-DE"/>
+                            </w:rPr>
+                          </w:pPr>
+                        </w:p>
+                        <w:p>
+                          <w:pPr>
+                            <w:autoSpaceDE w:val="0"/>
+                            <w:autoSpaceDN w:val="0"/>
+                            <w:adjustRightInd w:val="0"/>
+                            <w:spacing w:line="240" w:lineRule="auto"/>
                             <w:jc w:val="left"/>
                             <w:rPr>
                               <w:rFonts w:eastAsia="Calibri" w:cs="CorporateSPro-Demi"/>
                               <w:b/>
-                              <w:sz w:val="22"/>
+                              <w:sz w:val="13"/>
                               <w:szCs w:val="13"/>
                               <w:lang w:eastAsia="de-DE"/>
                             </w:rPr>
@@ -2576,11 +2569,11 @@
                             <w:autoSpaceDE w:val="0"/>
                             <w:autoSpaceDN w:val="0"/>
                             <w:adjustRightInd w:val="0"/>
-                            <w:spacing w:line="360" w:lineRule="auto"/>
+                            <w:spacing w:line="240" w:lineRule="auto"/>
                             <w:jc w:val="left"/>
                             <w:rPr>
                               <w:rFonts w:eastAsia="Calibri" w:cs="CorporateSPro-Light"/>
-                              <w:sz w:val="22"/>
+                              <w:sz w:val="13"/>
                               <w:szCs w:val="13"/>
                               <w:lang w:eastAsia="de-DE"/>
                             </w:rPr>
@@ -2600,11 +2593,11 @@
                             <w:autoSpaceDE w:val="0"/>
                             <w:autoSpaceDN w:val="0"/>
                             <w:adjustRightInd w:val="0"/>
-                            <w:spacing w:line="360" w:lineRule="auto"/>
+                            <w:spacing w:line="240" w:lineRule="auto"/>
                             <w:jc w:val="left"/>
                             <w:rPr>
                               <w:rFonts w:eastAsia="Calibri" w:cs="CorporateSPro-Light"/>
-                              <w:sz w:val="22"/>
+                              <w:sz w:val="13"/>
                               <w:szCs w:val="13"/>
                               <w:lang w:eastAsia="de-DE"/>
                             </w:rPr>
@@ -2624,11 +2617,11 @@
                             <w:autoSpaceDE w:val="0"/>
                             <w:autoSpaceDN w:val="0"/>
                             <w:adjustRightInd w:val="0"/>
-                            <w:spacing w:line="360" w:lineRule="auto"/>
+                            <w:spacing w:line="240" w:lineRule="auto"/>
                             <w:jc w:val="left"/>
                             <w:rPr>
                               <w:rFonts w:eastAsia="Calibri" w:cs="CorporateSPro-Light"/>
-                              <w:sz w:val="22"/>
+                              <w:sz w:val="13"/>
                               <w:szCs w:val="13"/>
                               <w:lang w:eastAsia="de-DE"/>
                             </w:rPr>
@@ -2651,26 +2644,26 @@
                             <w:autoSpaceDE w:val="0"/>
                             <w:autoSpaceDN w:val="0"/>
                             <w:adjustRightInd w:val="0"/>
-                            <w:spacing w:line="360" w:lineRule="auto"/>
+                            <w:spacing w:line="276" w:lineRule="auto"/>
                             <w:jc w:val="left"/>
                             <w:rPr>
                               <w:rFonts w:eastAsia="Calibri" w:cs="CorporateSPro-Light"/>
-                              <w:sz w:val="22"/>
-                              <w:szCs w:val="13"/>
-                              <w:lang w:eastAsia="de-DE"/>
-                            </w:rPr>
-                          </w:pPr>
-                        </w:p>
-                        <w:p>
-                          <w:pPr>
-                            <w:autoSpaceDE w:val="0"/>
-                            <w:autoSpaceDN w:val="0"/>
-                            <w:adjustRightInd w:val="0"/>
-                            <w:spacing w:line="360" w:lineRule="auto"/>
+                              <w:sz w:val="13"/>
+                              <w:szCs w:val="13"/>
+                              <w:lang w:eastAsia="de-DE"/>
+                            </w:rPr>
+                          </w:pPr>
+                        </w:p>
+                        <w:p>
+                          <w:pPr>
+                            <w:autoSpaceDE w:val="0"/>
+                            <w:autoSpaceDN w:val="0"/>
+                            <w:adjustRightInd w:val="0"/>
+                            <w:spacing w:line="276" w:lineRule="auto"/>
                             <w:jc w:val="left"/>
                             <w:rPr>
                               <w:rFonts w:eastAsia="Calibri" w:cs="CorporateSPro-Light"/>
-                              <w:sz w:val="22"/>
+                              <w:sz w:val="13"/>
                               <w:szCs w:val="13"/>
                               <w:lang w:eastAsia="de-DE"/>
                             </w:rPr>
@@ -2684,11 +2677,10 @@
                             <w:jc w:val="left"/>
                             <w:rPr>
                               <w:rFonts w:eastAsia="Calibri" w:cs="CorporateSPro-Regular"/>
-                              <w:sz w:val="22"/>
-                              <w:szCs w:val="13"/>
-                              <w:lang w:eastAsia="de-DE"/>
-                            </w:rPr>
-                            <w:spacing w:line="360" w:lineRule="auto"/>
+                              <w:sz w:val="13"/>
+                              <w:szCs w:val="13"/>
+                              <w:lang w:eastAsia="de-DE"/>
+                            </w:rPr>
                           </w:pPr>
                           <w:r>
                             <w:rPr>
@@ -2705,12 +2697,12 @@
                             <w:autoSpaceDE w:val="0"/>
                             <w:autoSpaceDN w:val="0"/>
                             <w:adjustRightInd w:val="0"/>
-                            <w:spacing w:line="360" w:lineRule="auto"/>
+                            <w:spacing w:line="240" w:lineRule="auto"/>
                             <w:jc w:val="left"/>
                             <w:rPr>
                               <w:rFonts w:eastAsia="Calibri" w:cs="CorporateSPro-Demi"/>
                               <w:b/>
-                              <w:sz w:val="22"/>
+                              <w:sz w:val="13"/>
                               <w:szCs w:val="13"/>
                               <w:lang w:eastAsia="de-DE"/>
                             </w:rPr>
@@ -2731,11 +2723,11 @@
                             <w:autoSpaceDE w:val="0"/>
                             <w:autoSpaceDN w:val="0"/>
                             <w:adjustRightInd w:val="0"/>
-                            <w:spacing w:line="360" w:lineRule="auto"/>
+                            <w:spacing w:line="240" w:lineRule="auto"/>
                             <w:jc w:val="left"/>
                             <w:rPr>
                               <w:rFonts w:eastAsia="Calibri" w:cs="CorporateSPro-Demi"/>
-                              <w:sz w:val="22"/>
+                              <w:sz w:val="13"/>
                               <w:szCs w:val="13"/>
                               <w:lang w:eastAsia="de-DE"/>
                             </w:rPr>
@@ -2755,27 +2747,27 @@
                             <w:autoSpaceDE w:val="0"/>
                             <w:autoSpaceDN w:val="0"/>
                             <w:adjustRightInd w:val="0"/>
-                            <w:spacing w:line="360" w:lineRule="auto"/>
+                            <w:spacing w:line="240" w:lineRule="auto"/>
                             <w:jc w:val="left"/>
                             <w:rPr>
                               <w:rFonts w:eastAsia="Calibri" w:cs="CorporateSPro-Light"/>
-                              <w:sz w:val="22"/>
-                              <w:szCs w:val="13"/>
-                              <w:lang w:eastAsia="de-DE"/>
-                            </w:rPr>
-                          </w:pPr>
-                        </w:p>
-                        <w:p>
-                          <w:pPr>
-                            <w:autoSpaceDE w:val="0"/>
-                            <w:autoSpaceDN w:val="0"/>
-                            <w:adjustRightInd w:val="0"/>
-                            <w:spacing w:line="360" w:lineRule="auto"/>
+                              <w:sz w:val="13"/>
+                              <w:szCs w:val="13"/>
+                              <w:lang w:eastAsia="de-DE"/>
+                            </w:rPr>
+                          </w:pPr>
+                        </w:p>
+                        <w:p>
+                          <w:pPr>
+                            <w:autoSpaceDE w:val="0"/>
+                            <w:autoSpaceDN w:val="0"/>
+                            <w:adjustRightInd w:val="0"/>
+                            <w:spacing w:line="240" w:lineRule="auto"/>
                             <w:jc w:val="left"/>
                             <w:rPr>
                               <w:rFonts w:eastAsia="Calibri" w:cs="CorporateSPro-Demi"/>
                               <w:b/>
-                              <w:sz w:val="22"/>
+                              <w:sz w:val="13"/>
                               <w:szCs w:val="13"/>
                               <w:lang w:eastAsia="de-DE"/>
                             </w:rPr>
@@ -2796,11 +2788,11 @@
                             <w:autoSpaceDE w:val="0"/>
                             <w:autoSpaceDN w:val="0"/>
                             <w:adjustRightInd w:val="0"/>
-                            <w:spacing w:line="360" w:lineRule="auto"/>
+                            <w:spacing w:line="240" w:lineRule="auto"/>
                             <w:jc w:val="left"/>
                             <w:rPr>
                               <w:rFonts w:eastAsia="Calibri" w:cs="CorporateSPro-Light"/>
-                              <w:sz w:val="22"/>
+                              <w:sz w:val="13"/>
                               <w:szCs w:val="13"/>
                               <w:lang w:eastAsia="de-DE"/>
                             </w:rPr>
@@ -2820,28 +2812,28 @@
                             <w:autoSpaceDE w:val="0"/>
                             <w:autoSpaceDN w:val="0"/>
                             <w:adjustRightInd w:val="0"/>
-                            <w:spacing w:line="360" w:lineRule="auto"/>
+                            <w:spacing w:line="240" w:lineRule="auto"/>
                             <w:jc w:val="left"/>
                             <w:rPr>
                               <w:rFonts w:eastAsia="Calibri" w:cs="CorporateSPro-Demi"/>
                               <w:b/>
-                              <w:sz w:val="22"/>
-                              <w:szCs w:val="13"/>
-                              <w:lang w:eastAsia="de-DE"/>
-                            </w:rPr>
-                          </w:pPr>
-                        </w:p>
-                        <w:p>
-                          <w:pPr>
-                            <w:autoSpaceDE w:val="0"/>
-                            <w:autoSpaceDN w:val="0"/>
-                            <w:adjustRightInd w:val="0"/>
-                            <w:spacing w:line="360" w:lineRule="auto"/>
+                              <w:sz w:val="13"/>
+                              <w:szCs w:val="13"/>
+                              <w:lang w:eastAsia="de-DE"/>
+                            </w:rPr>
+                          </w:pPr>
+                        </w:p>
+                        <w:p>
+                          <w:pPr>
+                            <w:autoSpaceDE w:val="0"/>
+                            <w:autoSpaceDN w:val="0"/>
+                            <w:adjustRightInd w:val="0"/>
+                            <w:spacing w:line="240" w:lineRule="auto"/>
                             <w:jc w:val="left"/>
                             <w:rPr>
                               <w:rFonts w:eastAsia="Calibri" w:cs="CorporateSPro-Demi"/>
                               <w:b/>
-                              <w:sz w:val="22"/>
+                              <w:sz w:val="13"/>
                               <w:szCs w:val="13"/>
                               <w:lang w:eastAsia="de-DE"/>
                             </w:rPr>
@@ -2862,11 +2854,11 @@
                             <w:autoSpaceDE w:val="0"/>
                             <w:autoSpaceDN w:val="0"/>
                             <w:adjustRightInd w:val="0"/>
-                            <w:spacing w:line="360" w:lineRule="auto"/>
+                            <w:spacing w:line="240" w:lineRule="auto"/>
                             <w:jc w:val="left"/>
                             <w:rPr>
                               <w:rFonts w:eastAsia="Calibri" w:cs="CorporateSPro-Light"/>
-                              <w:sz w:val="22"/>
+                              <w:sz w:val="13"/>
                               <w:szCs w:val="13"/>
                               <w:lang w:eastAsia="de-DE"/>
                             </w:rPr>
@@ -2886,27 +2878,27 @@
                             <w:autoSpaceDE w:val="0"/>
                             <w:autoSpaceDN w:val="0"/>
                             <w:adjustRightInd w:val="0"/>
-                            <w:spacing w:line="360" w:lineRule="auto"/>
+                            <w:spacing w:line="240" w:lineRule="auto"/>
                             <w:jc w:val="left"/>
                             <w:rPr>
                               <w:rFonts w:eastAsia="Calibri" w:cs="CorporateSPro-Light"/>
-                              <w:sz w:val="22"/>
-                              <w:szCs w:val="13"/>
-                              <w:lang w:eastAsia="de-DE"/>
-                            </w:rPr>
-                          </w:pPr>
-                        </w:p>
-                        <w:p>
-                          <w:pPr>
-                            <w:autoSpaceDE w:val="0"/>
-                            <w:autoSpaceDN w:val="0"/>
-                            <w:adjustRightInd w:val="0"/>
-                            <w:spacing w:line="360" w:lineRule="auto"/>
+                              <w:sz w:val="13"/>
+                              <w:szCs w:val="13"/>
+                              <w:lang w:eastAsia="de-DE"/>
+                            </w:rPr>
+                          </w:pPr>
+                        </w:p>
+                        <w:p>
+                          <w:pPr>
+                            <w:autoSpaceDE w:val="0"/>
+                            <w:autoSpaceDN w:val="0"/>
+                            <w:adjustRightInd w:val="0"/>
+                            <w:spacing w:line="240" w:lineRule="auto"/>
                             <w:jc w:val="left"/>
                             <w:rPr>
                               <w:rFonts w:eastAsia="Calibri" w:cs="CorporateSPro-Demi"/>
                               <w:b/>
-                              <w:sz w:val="22"/>
+                              <w:sz w:val="13"/>
                               <w:szCs w:val="13"/>
                               <w:lang w:eastAsia="de-DE"/>
                             </w:rPr>
@@ -2927,11 +2919,11 @@
                             <w:autoSpaceDE w:val="0"/>
                             <w:autoSpaceDN w:val="0"/>
                             <w:adjustRightInd w:val="0"/>
-                            <w:spacing w:line="360" w:lineRule="auto"/>
+                            <w:spacing w:line="240" w:lineRule="auto"/>
                             <w:jc w:val="left"/>
                             <w:rPr>
                               <w:rFonts w:eastAsia="Calibri" w:cs="CorporateSPro-Light"/>
-                              <w:sz w:val="22"/>
+                              <w:sz w:val="13"/>
                               <w:szCs w:val="13"/>
                               <w:lang w:eastAsia="de-DE"/>
                             </w:rPr>
@@ -2954,26 +2946,26 @@
                             <w:autoSpaceDE w:val="0"/>
                             <w:autoSpaceDN w:val="0"/>
                             <w:adjustRightInd w:val="0"/>
-                            <w:spacing w:line="360" w:lineRule="auto"/>
+                            <w:spacing w:line="276" w:lineRule="auto"/>
                             <w:jc w:val="left"/>
                             <w:rPr>
                               <w:rFonts w:eastAsia="Calibri" w:cs="CorporateSPro-Light"/>
-                              <w:sz w:val="22"/>
-                              <w:szCs w:val="13"/>
-                              <w:lang w:eastAsia="de-DE"/>
-                            </w:rPr>
-                          </w:pPr>
-                        </w:p>
-                        <w:p>
-                          <w:pPr>
-                            <w:autoSpaceDE w:val="0"/>
-                            <w:autoSpaceDN w:val="0"/>
-                            <w:adjustRightInd w:val="0"/>
-                            <w:spacing w:line="360" w:lineRule="auto"/>
+                              <w:sz w:val="13"/>
+                              <w:szCs w:val="13"/>
+                              <w:lang w:eastAsia="de-DE"/>
+                            </w:rPr>
+                          </w:pPr>
+                        </w:p>
+                        <w:p>
+                          <w:pPr>
+                            <w:autoSpaceDE w:val="0"/>
+                            <w:autoSpaceDN w:val="0"/>
+                            <w:adjustRightInd w:val="0"/>
+                            <w:spacing w:line="276" w:lineRule="auto"/>
                             <w:jc w:val="left"/>
                             <w:rPr>
                               <w:rFonts w:eastAsia="Calibri" w:cs="CorporateSPro-Light"/>
-                              <w:sz w:val="22"/>
+                              <w:sz w:val="13"/>
                               <w:szCs w:val="13"/>
                               <w:lang w:eastAsia="de-DE"/>
                             </w:rPr>
@@ -2987,11 +2979,10 @@
                             <w:jc w:val="left"/>
                             <w:rPr>
                               <w:rFonts w:eastAsia="Calibri" w:cs="CorporateSPro-Regular"/>
-                              <w:sz w:val="22"/>
-                              <w:szCs w:val="13"/>
-                              <w:lang w:eastAsia="de-DE"/>
-                            </w:rPr>
-                            <w:spacing w:line="360" w:lineRule="auto"/>
+                              <w:sz w:val="13"/>
+                              <w:szCs w:val="13"/>
+                              <w:lang w:eastAsia="de-DE"/>
+                            </w:rPr>
                           </w:pPr>
                           <w:r>
                             <w:rPr>
@@ -3008,12 +2999,12 @@
                             <w:autoSpaceDE w:val="0"/>
                             <w:autoSpaceDN w:val="0"/>
                             <w:adjustRightInd w:val="0"/>
-                            <w:spacing w:line="360" w:lineRule="auto"/>
+                            <w:spacing w:line="240" w:lineRule="auto"/>
                             <w:jc w:val="left"/>
                             <w:rPr>
                               <w:rFonts w:eastAsia="Calibri" w:cs="CorporateSPro-Demi"/>
                               <w:b/>
-                              <w:sz w:val="22"/>
+                              <w:sz w:val="13"/>
                               <w:szCs w:val="13"/>
                               <w:lang w:eastAsia="de-DE"/>
                             </w:rPr>
@@ -3034,11 +3025,11 @@
                             <w:autoSpaceDE w:val="0"/>
                             <w:autoSpaceDN w:val="0"/>
                             <w:adjustRightInd w:val="0"/>
-                            <w:spacing w:line="360" w:lineRule="auto"/>
+                            <w:spacing w:line="240" w:lineRule="auto"/>
                             <w:jc w:val="left"/>
                             <w:rPr>
                               <w:rFonts w:eastAsia="Calibri" w:cs="CorporateSPro-Light"/>
-                              <w:sz w:val="22"/>
+                              <w:sz w:val="13"/>
                               <w:szCs w:val="13"/>
                               <w:lang w:eastAsia="de-DE"/>
                             </w:rPr>
@@ -3061,26 +3052,26 @@
                             <w:autoSpaceDE w:val="0"/>
                             <w:autoSpaceDN w:val="0"/>
                             <w:adjustRightInd w:val="0"/>
-                            <w:spacing w:line="360" w:lineRule="auto"/>
+                            <w:spacing w:line="276" w:lineRule="auto"/>
                             <w:jc w:val="left"/>
                             <w:rPr>
                               <w:rFonts w:eastAsia="Calibri" w:cs="CorporateSPro-Light"/>
-                              <w:sz w:val="22"/>
-                              <w:szCs w:val="13"/>
-                              <w:lang w:eastAsia="de-DE"/>
-                            </w:rPr>
-                          </w:pPr>
-                        </w:p>
-                        <w:p>
-                          <w:pPr>
-                            <w:autoSpaceDE w:val="0"/>
-                            <w:autoSpaceDN w:val="0"/>
-                            <w:adjustRightInd w:val="0"/>
-                            <w:spacing w:line="360" w:lineRule="auto"/>
+                              <w:sz w:val="13"/>
+                              <w:szCs w:val="13"/>
+                              <w:lang w:eastAsia="de-DE"/>
+                            </w:rPr>
+                          </w:pPr>
+                        </w:p>
+                        <w:p>
+                          <w:pPr>
+                            <w:autoSpaceDE w:val="0"/>
+                            <w:autoSpaceDN w:val="0"/>
+                            <w:adjustRightInd w:val="0"/>
+                            <w:spacing w:line="276" w:lineRule="auto"/>
                             <w:jc w:val="left"/>
                             <w:rPr>
                               <w:rFonts w:eastAsia="Calibri" w:cs="CorporateSPro-Light"/>
-                              <w:sz w:val="22"/>
+                              <w:sz w:val="13"/>
                               <w:szCs w:val="13"/>
                               <w:lang w:eastAsia="de-DE"/>
                             </w:rPr>
@@ -3094,11 +3085,10 @@
                             <w:jc w:val="left"/>
                             <w:rPr>
                               <w:rFonts w:eastAsia="Calibri" w:cs="CorporateSPro-Regular"/>
-                              <w:sz w:val="22"/>
-                              <w:szCs w:val="13"/>
-                              <w:lang w:eastAsia="de-DE"/>
-                            </w:rPr>
-                            <w:spacing w:line="360" w:lineRule="auto"/>
+                              <w:sz w:val="13"/>
+                              <w:szCs w:val="13"/>
+                              <w:lang w:eastAsia="de-DE"/>
+                            </w:rPr>
                           </w:pPr>
                           <w:r>
                             <w:rPr>
@@ -3115,10 +3105,10 @@
                             <w:autoSpaceDE w:val="0"/>
                             <w:autoSpaceDN w:val="0"/>
                             <w:adjustRightInd w:val="0"/>
-                            <w:spacing w:line="360" w:lineRule="auto"/>
+                            <w:spacing w:line="240" w:lineRule="auto"/>
                             <w:rPr>
                               <w:rFonts w:eastAsia="Calibri" w:cs="CorporateSPro-Demi"/>
-                              <w:sz w:val="22"/>
+                              <w:sz w:val="13"/>
                               <w:szCs w:val="13"/>
                               <w:lang w:eastAsia="de-DE"/>
                             </w:rPr>
@@ -3157,10 +3147,10 @@
                             <w:autoSpaceDE w:val="0"/>
                             <w:autoSpaceDN w:val="0"/>
                             <w:adjustRightInd w:val="0"/>
-                            <w:spacing w:line="360" w:lineRule="auto"/>
+                            <w:spacing w:line="240" w:lineRule="auto"/>
                             <w:rPr>
                               <w:rFonts w:eastAsia="Calibri" w:cs="CorporateSPro-Demi"/>
-                              <w:sz w:val="22"/>
+                              <w:sz w:val="13"/>
                               <w:szCs w:val="13"/>
                               <w:lang w:eastAsia="de-DE"/>
                             </w:rPr>
@@ -3190,10 +3180,10 @@
                             <w:autoSpaceDE w:val="0"/>
                             <w:autoSpaceDN w:val="0"/>
                             <w:adjustRightInd w:val="0"/>
-                            <w:spacing w:line="360" w:lineRule="auto"/>
+                            <w:spacing w:line="240" w:lineRule="auto"/>
                             <w:rPr>
                               <w:rFonts w:eastAsia="Calibri" w:cs="CorporateSPro-Demi"/>
-                              <w:sz w:val="22"/>
+                              <w:sz w:val="13"/>
                               <w:szCs w:val="13"/>
                               <w:lang w:eastAsia="de-DE"/>
                             </w:rPr>
@@ -3223,10 +3213,10 @@
                             <w:autoSpaceDE w:val="0"/>
                             <w:autoSpaceDN w:val="0"/>
                             <w:adjustRightInd w:val="0"/>
-                            <w:spacing w:line="360" w:lineRule="auto"/>
+                            <w:spacing w:line="240" w:lineRule="auto"/>
                             <w:rPr>
                               <w:rFonts w:eastAsia="Calibri" w:cs="CorporateSPro-Demi"/>
-                              <w:sz w:val="22"/>
+                              <w:sz w:val="13"/>
                               <w:szCs w:val="13"/>
                               <w:lang w:eastAsia="de-DE"/>
                             </w:rPr>
@@ -3265,10 +3255,10 @@
                             <w:autoSpaceDE w:val="0"/>
                             <w:autoSpaceDN w:val="0"/>
                             <w:adjustRightInd w:val="0"/>
-                            <w:spacing w:line="360" w:lineRule="auto"/>
+                            <w:spacing w:line="240" w:lineRule="auto"/>
                             <w:rPr>
                               <w:rFonts w:eastAsia="Calibri" w:cs="CorporateSPro-Demi"/>
-                              <w:sz w:val="22"/>
+                              <w:sz w:val="9"/>
                               <w:szCs w:val="9"/>
                               <w:lang w:eastAsia="de-DE"/>
                             </w:rPr>
@@ -3374,7 +3364,7 @@
                         </pic:cNvPicPr>
                       </pic:nvPicPr>
                       <pic:blipFill>
-                        <a:blip r:embed="rId500" cstate="print">
+                        <a:blip r:embed="rId504" cstate="print">
                           <a:extLst>
                             <a:ext uri="{28A0092B-C50C-407E-A947-70E740481C1C}">
                               <a14:useLocalDpi xmlns:a14="http://schemas.microsoft.com/office/drawing/2010/main" val="0"/>
@@ -3438,7 +3428,7 @@
                         </pic:cNvPicPr>
                       </pic:nvPicPr>
                       <pic:blipFill>
-                        <a:blip r:embed="rId501">
+                        <a:blip r:embed="rId505">
                           <a:extLst>
                             <a:ext uri="{28A0092B-C50C-407E-A947-70E740481C1C}">
                               <a14:useLocalDpi xmlns:a14="http://schemas.microsoft.com/office/drawing/2010/main" val="0"/>
@@ -3841,10 +3831,10 @@
       </w:pPr>
     </w:p>
     <w:sectPr>
-      <w:headerReference w:type="first" r:id="rId100"/>
-      <w:headerReference w:type="default" r:id="rId102"/>
-      <w:footerReference w:type="first" r:id="rId101"/>
-      <w:footerReference w:type="default" r:id="rId103"/>
+      <w:headerReference w:type="first" r:id="rId108"/>
+      <w:headerReference w:type="default" r:id="rId110"/>
+      <w:footerReference w:type="first" r:id="rId109"/>
+      <w:footerReference w:type="default" r:id="rId111"/>
       <w:pgSz w:w="11906" w:h="16838"/>
       <w:pgMar w:top="1440" w:right="1440" w:bottom="1440" w:left="1440" w:header="708" w:footer="708" w:gutter="0"/>
       <w:cols w:space="708"/>

--- a/standardschreiben/templates/Bankenanfrage.docx
+++ b/standardschreiben/templates/Bankenanfrage.docx
@@ -40,13 +40,8 @@
             </w:rPr>
           </w:pPr>
           <w:r>
-            <w:t xml:space="preserve">Amtsgericht </w:t>
-          </w:r>
-          <w:proofErr w:type="spellStart"/>
-          <w:r>
             <w:t>FELD_Gericht_Ort</w:t>
           </w:r>
-          <w:proofErr w:type="spellEnd"/>
         </w:p>
         <w:p>
           <w:pPr>
@@ -72,11 +67,9 @@
               <w:sz w:val="22"/>
             </w:rPr>
           </w:pPr>
-          <w:proofErr w:type="spellStart"/>
           <w:r>
             <w:t>FELD_Gericht_Adresse</w:t>
           </w:r>
-          <w:proofErr w:type="spellEnd"/>
         </w:p>
         <w:p>
           <w:pPr>
@@ -99,11 +92,12 @@
               <w:sz w:val="22"/>
             </w:rPr>
           </w:pPr>
-          <w:proofErr w:type="spellStart"/>
           <w:r>
-            <w:t>FELD_Gericht_PLZ_Ort</w:t>
+            <w:t>FELD_Gericht_PLZ_Ort </w:t>
           </w:r>
-          <w:proofErr w:type="spellEnd"/>
+          <w:r>
+            <w:t xml:space="preserve"/>
+          </w:r>
         </w:p>
         <w:p>
           <w:pPr>
@@ -151,28 +145,28 @@
               <w:sz w:val="12"/>
               <w:szCs w:val="12"/>
             </w:rPr>
-            <w:t>Kornmarkt</w:t>
+            <w:t>Kornmarkt 4 ∙ D-FELD_Gericht_PLZ_Ort </w:t>
           </w:r>
           <w:r>
             <w:rPr>
               <w:sz w:val="12"/>
               <w:szCs w:val="12"/>
             </w:rPr>
-            <w:t xml:space="preserve"> </w:t>
+            <w:t xml:space="preserve"/>
           </w:r>
           <w:r>
             <w:rPr>
               <w:sz w:val="12"/>
               <w:szCs w:val="12"/>
             </w:rPr>
-            <w:t>4</w:t>
+            <w:t/>
           </w:r>
           <w:r>
             <w:rPr>
               <w:sz w:val="12"/>
               <w:szCs w:val="12"/>
             </w:rPr>
-            <w:t xml:space="preserve"> </w:t>
+            <w:t xml:space="preserve"/>
           </w:r>
           <w:r>
             <w:rPr>
@@ -181,42 +175,42 @@
               <w:sz w:val="12"/>
               <w:szCs w:val="12"/>
             </w:rPr>
-            <w:t xml:space="preserve">∙ </w:t>
+            <w:t xml:space="preserve"/>
           </w:r>
           <w:r>
             <w:rPr>
               <w:sz w:val="12"/>
               <w:szCs w:val="12"/>
             </w:rPr>
-            <w:t>D-</w:t>
+            <w:t/>
           </w:r>
           <w:r>
             <w:rPr>
               <w:sz w:val="12"/>
               <w:szCs w:val="12"/>
             </w:rPr>
-            <w:t>54290</w:t>
+            <w:t/>
           </w:r>
           <w:r>
             <w:rPr>
               <w:sz w:val="12"/>
               <w:szCs w:val="12"/>
             </w:rPr>
-            <w:t xml:space="preserve"> </w:t>
+            <w:t xml:space="preserve"/>
           </w:r>
           <w:r>
             <w:rPr>
               <w:sz w:val="12"/>
               <w:szCs w:val="12"/>
             </w:rPr>
-            <w:t>Trier</w:t>
+            <w:t/>
           </w:r>
           <w:r>
             <w:rPr>
               <w:sz w:val="12"/>
               <w:szCs w:val="12"/>
             </w:rPr>
-            <w:t xml:space="preserve"> </w:t>
+            <w:t xml:space="preserve"/>
           </w:r>
         </w:p>
         <w:p>
@@ -258,16 +252,22 @@
               <w:szCs w:val="16"/>
             </w:rPr>
           </w:pPr>
-          <w:proofErr w:type="spellStart"/>
           <w:r>
             <w:rPr>
               <w:b/>
               <w:sz w:val="16"/>
               <w:szCs w:val="16"/>
             </w:rPr>
-            <w:t>FELD_Sachbearbeiter_Name</w:t>
+            <w:t>FELD_Sachbearbeiter_Name </w:t>
           </w:r>
-          <w:proofErr w:type="spellEnd"/>
+          <w:r>
+            <w:rPr>
+              <w:b/>
+              <w:sz w:val="16"/>
+              <w:szCs w:val="16"/>
+            </w:rPr>
+            <w:t xml:space="preserve"/>
+          </w:r>
         </w:p>
         <w:p>
           <w:pPr>
@@ -300,16 +300,22 @@
               <w:szCs w:val="16"/>
             </w:rPr>
           </w:pPr>
-          <w:proofErr w:type="spellStart"/>
           <w:r>
             <w:rPr>
               <w:b/>
               <w:sz w:val="16"/>
               <w:szCs w:val="16"/>
             </w:rPr>
-            <w:t>FELD_Sachbearbeiter_Durchwahl</w:t>
+            <w:t>FELD_Sachbearbeiter_Durchwahl </w:t>
           </w:r>
-          <w:proofErr w:type="spellEnd"/>
+          <w:r>
+            <w:rPr>
+              <w:b/>
+              <w:sz w:val="16"/>
+              <w:szCs w:val="16"/>
+            </w:rPr>
+            <w:t xml:space="preserve"/>
+          </w:r>
         </w:p>
         <w:p>
           <w:pPr>
@@ -342,16 +348,22 @@
               <w:szCs w:val="16"/>
             </w:rPr>
           </w:pPr>
-          <w:proofErr w:type="spellStart"/>
           <w:r>
             <w:rPr>
               <w:b/>
               <w:sz w:val="16"/>
               <w:szCs w:val="16"/>
             </w:rPr>
-            <w:t>FELD_Standort_Telefon</w:t>
+            <w:t>FELD_Standort_Telefon </w:t>
           </w:r>
-          <w:proofErr w:type="spellEnd"/>
+          <w:r>
+            <w:rPr>
+              <w:b/>
+              <w:sz w:val="16"/>
+              <w:szCs w:val="16"/>
+            </w:rPr>
+            <w:t xml:space="preserve"/>
+          </w:r>
         </w:p>
         <w:p>
           <w:pPr>
@@ -384,26 +396,30 @@
               <w:szCs w:val="16"/>
             </w:rPr>
           </w:pPr>
-          <w:proofErr w:type="spellStart"/>
           <w:r>
             <w:rPr>
               <w:b/>
               <w:sz w:val="16"/>
               <w:szCs w:val="16"/>
             </w:rPr>
-            <w:t>FELD_Sachbearbeiter_</w:t>
+            <w:t>FELD_Sachbearbeiter_Email </w:t>
           </w:r>
-          <w:proofErr w:type="gramStart"/>
           <w:r>
             <w:rPr>
               <w:b/>
               <w:sz w:val="16"/>
               <w:szCs w:val="16"/>
             </w:rPr>
-            <w:t>Email</w:t>
+            <w:t/>
           </w:r>
-          <w:proofErr w:type="spellEnd"/>
-          <w:proofErr w:type="gramEnd"/>
+          <w:r>
+            <w:rPr>
+              <w:b/>
+              <w:sz w:val="16"/>
+              <w:szCs w:val="16"/>
+            </w:rPr>
+            <w:t xml:space="preserve"/>
+          </w:r>
         </w:p>
         <w:p>
           <w:pPr>
@@ -436,16 +452,38 @@
               <w:szCs w:val="16"/>
             </w:rPr>
           </w:pPr>
-          <w:proofErr w:type="spellStart"/>
           <w:r>
             <w:rPr>
               <w:b/>
               <w:sz w:val="16"/>
               <w:szCs w:val="16"/>
             </w:rPr>
-            <w:t>FELD_Mein_Zeichen</w:t>
+            <w:t>FELD_Mein_Zeichen </w:t>
           </w:r>
-          <w:proofErr w:type="spellEnd"/>
+          <w:r>
+            <w:rPr>
+              <w:b/>
+              <w:sz w:val="16"/>
+              <w:szCs w:val="16"/>
+            </w:rPr>
+            <w:t xml:space="preserve"/>
+          </w:r>
+          <w:r>
+            <w:rPr>
+              <w:b/>
+              <w:sz w:val="16"/>
+              <w:szCs w:val="16"/>
+            </w:rPr>
+            <w:t/>
+          </w:r>
+          <w:r>
+            <w:rPr>
+              <w:b/>
+              <w:sz w:val="16"/>
+              <w:szCs w:val="16"/>
+            </w:rPr>
+            <w:t xml:space="preserve"/>
+          </w:r>
         </w:p>
         <w:p>
           <w:pPr>
@@ -475,10 +513,9 @@
             <w:rPr>
               <w:b/>
               <w:sz w:val="22"/>
-              <w:szCs w:val="14"/>
+              <w:szCs w:val="16"/>
             </w:rPr>
           </w:pPr>
-          <w:proofErr w:type="spellStart"/>
           <w:r>
             <w:rPr>
               <w:b/>
@@ -487,7 +524,6 @@
             </w:rPr>
             <w:t>FELD_Ihr_Zeichen</w:t>
           </w:r>
-          <w:proofErr w:type="spellEnd"/>
         </w:p>
         <w:p>
           <w:pPr>
@@ -554,7 +590,7 @@
                     <wp:extent cx="1990725" cy="6410325"/>
                     <wp:effectExtent l="0" t="0" r="9525" b="9525"/>
                     <wp:wrapSquare wrapText="bothSides"/>
-                    <wp:docPr id="1" name="Textfeld 2"/>
+                    <wp:docPr id="2" name="Textfeld 2"/>
                     <wp:cNvGraphicFramePr/>
                     <a:graphic xmlns:a="http://schemas.openxmlformats.org/drawingml/2006/main">
                       <a:graphicData uri="http://schemas.microsoft.com/office/word/2010/wordprocessingShape">
@@ -3339,7 +3375,7 @@
               <w:noProof/>
             </w:rPr>
             <w:drawing>
-              <wp:anchor distT="0" distB="0" distL="114300" distR="114300" simplePos="0" relativeHeight="251661312" behindDoc="0" locked="1" layoutInCell="1" allowOverlap="1" wp14:anchorId="6AABFA21" wp14:editId="412D2ABC">
+              <wp:anchor distT="0" distB="0" distL="114300" distR="114300" simplePos="0" relativeHeight="251661312" behindDoc="0" locked="1" layoutInCell="1" allowOverlap="1" wp14:anchorId="6AABFA21" wp14:editId="67882B81">
                 <wp:simplePos x="0" y="0"/>
                 <wp:positionH relativeFrom="column">
                   <wp:posOffset>5670550</wp:posOffset>
@@ -3350,7 +3386,7 @@
                 <wp:extent cx="427355" cy="597535"/>
                 <wp:effectExtent l="0" t="0" r="0" b="0"/>
                 <wp:wrapNone/>
-                <wp:docPr id="2" name="Grafik 1" descr="Kein Aktenzeichen Audit _ QMISO- Siegel  bis 2025"/>
+                <wp:docPr id="4" name="Grafik 1" descr="Kein Aktenzeichen Audit _ QMISO- Siegel  bis 2025"/>
                 <wp:cNvGraphicFramePr>
                   <a:graphicFrameLocks xmlns:a="http://schemas.openxmlformats.org/drawingml/2006/main" noChangeAspect="1"/>
                 </wp:cNvGraphicFramePr>
@@ -3358,13 +3394,13 @@
                   <a:graphicData uri="http://schemas.openxmlformats.org/drawingml/2006/picture">
                     <pic:pic xmlns:pic="http://schemas.openxmlformats.org/drawingml/2006/picture">
                       <pic:nvPicPr>
-                        <pic:cNvPr id="1" name="Grafik 1" descr="Kein Aktenzeichen Audit _ QMISO- Siegel  bis 2025"/>
+                        <pic:cNvPr id="0" name="Grafik 1" descr="Kein Aktenzeichen Audit _ QMISO- Siegel  bis 2025"/>
                         <pic:cNvPicPr>
                           <a:picLocks noChangeAspect="1" noChangeArrowheads="1"/>
                         </pic:cNvPicPr>
                       </pic:nvPicPr>
                       <pic:blipFill>
-                        <a:blip r:embed="rId504" cstate="print">
+                        <a:blip r:embed="rId506" cstate="print">
                           <a:extLst>
                             <a:ext uri="{28A0092B-C50C-407E-A947-70E740481C1C}">
                               <a14:useLocalDpi xmlns:a14="http://schemas.microsoft.com/office/drawing/2010/main" val="0"/>
@@ -3422,13 +3458,13 @@
                   <a:graphicData uri="http://schemas.openxmlformats.org/drawingml/2006/picture">
                     <pic:pic xmlns:pic="http://schemas.openxmlformats.org/drawingml/2006/picture">
                       <pic:nvPicPr>
-                        <pic:cNvPr id="2" name="Grafik 4"/>
+                        <pic:cNvPr id="0" name="Grafik 4"/>
                         <pic:cNvPicPr>
                           <a:picLocks noChangeAspect="1" noChangeArrowheads="1"/>
                         </pic:cNvPicPr>
                       </pic:nvPicPr>
                       <pic:blipFill>
-                        <a:blip r:embed="rId505">
+                        <a:blip r:embed="rId507">
                           <a:extLst>
                             <a:ext uri="{28A0092B-C50C-407E-A947-70E740481C1C}">
                               <a14:useLocalDpi xmlns:a14="http://schemas.microsoft.com/office/drawing/2010/main" val="0"/>
@@ -3475,24 +3511,33 @@
         </w:p>
         <w:p>
           <w:pPr>
+            <w:jc w:val="left"/>
             <w:spacing w:line="360" w:lineRule="auto"/>
             <w:rPr>
               <w:sz w:val="22"/>
             </w:rPr>
           </w:pPr>
-          <w:proofErr w:type="spellStart"/>
           <w:r>
-            <w:t>FELD_Briefkopf_Ort</w:t>
+            <w:t>FELD_Briefkopf_Ort, den FELD_Briefkopf_Datum</w:t>
           </w:r>
-          <w:proofErr w:type="spellEnd"/>
           <w:r>
-            <w:t xml:space="preserve">, den </w:t>
+            <w:t xml:space="preserve"/>
           </w:r>
-          <w:proofErr w:type="spellStart"/>
           <w:r>
-            <w:t>FELD_Briefkopf_Datum</w:t>
+            <w:t/>
           </w:r>
-          <w:proofErr w:type="spellEnd"/>
+          <w:r>
+            <w:t/>
+          </w:r>
+          <w:r>
+            <w:t/>
+          </w:r>
+          <w:r>
+            <w:t/>
+          </w:r>
+          <w:r>
+            <w:t/>
+          </w:r>
         </w:p>
         <w:p>
           <w:pPr>
@@ -3831,10 +3876,10 @@
       </w:pPr>
     </w:p>
     <w:sectPr>
-      <w:headerReference w:type="first" r:id="rId108"/>
-      <w:headerReference w:type="default" r:id="rId110"/>
-      <w:footerReference w:type="first" r:id="rId109"/>
-      <w:footerReference w:type="default" r:id="rId111"/>
+      <w:headerReference w:type="first" r:id="rId112"/>
+      <w:headerReference w:type="default" r:id="rId114"/>
+      <w:footerReference w:type="first" r:id="rId113"/>
+      <w:footerReference w:type="default" r:id="rId115"/>
       <w:pgSz w:w="11906" w:h="16838"/>
       <w:pgMar w:top="1440" w:right="1440" w:bottom="1440" w:left="1440" w:header="708" w:footer="708" w:gutter="0"/>
       <w:cols w:space="708"/>
@@ -4012,7 +4057,7 @@
           <wp:extent cx="7253605" cy="341630"/>
           <wp:effectExtent l="0" t="0" r="0" b="1270"/>
           <wp:wrapNone/>
-          <wp:docPr id="8" name="Grafik 1"/>
+          <wp:docPr id="1" name="Grafik 1"/>
           <wp:cNvGraphicFramePr>
             <a:graphicFrameLocks xmlns:a="http://schemas.openxmlformats.org/drawingml/2006/main" noChangeAspect="1"/>
           </wp:cNvGraphicFramePr>
@@ -4020,7 +4065,7 @@
             <a:graphicData uri="http://schemas.openxmlformats.org/drawingml/2006/picture">
               <pic:pic xmlns:pic="http://schemas.openxmlformats.org/drawingml/2006/picture">
                 <pic:nvPicPr>
-                  <pic:cNvPr id="6" name=""/>
+                  <pic:cNvPr id="1" name=""/>
                   <pic:cNvPicPr/>
                 </pic:nvPicPr>
                 <pic:blipFill>
@@ -4077,7 +4122,7 @@
           <wp:extent cx="7253605" cy="341630"/>
           <wp:effectExtent l="0" t="0" r="0" b="1270"/>
           <wp:wrapNone/>
-          <wp:docPr id="5" name="Grafik 7"/>
+          <wp:docPr id="7" name="Grafik 7"/>
           <wp:cNvGraphicFramePr>
             <a:graphicFrameLocks xmlns:a="http://schemas.openxmlformats.org/drawingml/2006/main" noChangeAspect="1"/>
           </wp:cNvGraphicFramePr>
@@ -4085,7 +4130,7 @@
             <a:graphicData uri="http://schemas.openxmlformats.org/drawingml/2006/picture">
               <pic:pic xmlns:pic="http://schemas.openxmlformats.org/drawingml/2006/picture">
                 <pic:nvPicPr>
-                  <pic:cNvPr id="4" name=""/>
+                  <pic:cNvPr id="1" name=""/>
                   <pic:cNvPicPr/>
                 </pic:nvPicPr>
                 <pic:blipFill>
@@ -4164,7 +4209,7 @@
             <a:graphicData uri="http://schemas.openxmlformats.org/drawingml/2006/picture">
               <pic:pic xmlns:pic="http://schemas.openxmlformats.org/drawingml/2006/picture">
                 <pic:nvPicPr>
-                  <pic:cNvPr id="5" name=""/>
+                  <pic:cNvPr id="1" name=""/>
                   <pic:cNvPicPr/>
                 </pic:nvPicPr>
                 <pic:blipFill>
@@ -4216,7 +4261,7 @@
               <wp:extent cx="504825" cy="2470785"/>
               <wp:effectExtent l="0" t="0" r="9525" b="5715"/>
               <wp:wrapNone/>
-              <wp:docPr id="7" name="Textfeld 10"/>
+              <wp:docPr id="10" name="Textfeld 10"/>
               <wp:cNvGraphicFramePr>
                 <a:graphicFrameLocks xmlns:a="http://schemas.openxmlformats.org/drawingml/2006/main"/>
               </wp:cNvGraphicFramePr>
@@ -4347,7 +4392,7 @@
               <v:stroke joinstyle="miter"/>
               <v:path gradientshapeok="t" o:connecttype="rect"/>
             </v:shapetype>
-            <v:shape id="Textfeld 10" o:spid="_x0000_s1027" type="#_x0000_t202" style="position:absolute;left:0;text-align:left;margin-left:-52.95pt;margin-top:614.25pt;width:39.75pt;height:194.55pt;z-index:251661824;visibility:visible;mso-wrap-style:square;mso-width-percent:0;mso-height-percent:0;mso-wrap-distance-left:9pt;mso-wrap-distance-top:0;mso-wrap-distance-right:9pt;mso-wrap-distance-bottom:0;mso-position-horizontal:absolute;mso-position-horizontal-relative:text;mso-position-vertical:absolute;mso-position-vertical-relative:text;mso-width-percent:0;mso-height-percent:0;mso-width-relative:page;mso-height-relative:page;v-text-anchor:middle" o:gfxdata="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" stroked="f">
+            <v:shape id="Textfeld 10" o:spid="_x0000_s1027" type="#_x0000_t202" style="position:absolute;left:0;text-align:left;margin-left:-52.95pt;margin-top:614.25pt;width:39.75pt;height:194.55pt;z-index:251661824;visibility:visible;mso-wrap-style:square;mso-width-percent:0;mso-height-percent:0;mso-wrap-distance-left:9pt;mso-wrap-distance-top:0;mso-wrap-distance-right:9pt;mso-wrap-distance-bottom:0;mso-position-horizontal:absolute;mso-position-horizontal-relative:text;mso-position-vertical:absolute;mso-position-vertical-relative:text;mso-width-percent:0;mso-height-percent:0;mso-width-relative:page;mso-height-relative:page;v-text-anchor:middle" o:gfxdata="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" stroked="f">
               <v:textbox style="layout-flow:vertical;mso-layout-flow-alt:bottom-to-top">
                 <w:txbxContent>
                   <w:p>

--- a/standardschreiben/templates/Bankenanfrage.docx
+++ b/standardschreiben/templates/Bankenanfrage.docx
@@ -691,144 +691,98 @@
                               </w:p>
                               <w:p>
                                 <w:pPr>
-                                  <w:pBdr>
-                                    <w:bottom w:val="single" w:sz="4" w:space="1" w:color="auto"/>
-                                  </w:pBdr>
-                                  <w:autoSpaceDE w:val="0"/>
-                                  <w:autoSpaceDN w:val="0"/>
-                                  <w:adjustRightInd w:val="0"/>
-                                  <w:spacing w:line="276" w:lineRule="auto"/>
-                                  <w:jc w:val="center"/>
-                                  <w:rPr>
-                                    <w:rFonts w:eastAsia="Calibri" w:cs="CorporateSPro-Light"/>
-                                    <w:sz w:val="13"/>
-                                    <w:szCs w:val="13"/>
-                                    <w:lang w:eastAsia="de-DE"/>
-                                  </w:rPr>
+                                  <w:spacing w:line="240" w:lineRule="auto" w:before="120" w:after="120"/>
                                 </w:pPr>
-                              </w:p>
-                              <w:p>
-                                <w:pPr>
-                                  <w:pBdr>
-                                    <w:bottom w:val="single" w:sz="4" w:space="1" w:color="auto"/>
-                                  </w:pBdr>
-                                  <w:autoSpaceDE w:val="0"/>
-                                  <w:autoSpaceDN w:val="0"/>
-                                  <w:adjustRightInd w:val="0"/>
-                                  <w:spacing w:line="276" w:lineRule="auto"/>
-                                  <w:jc w:val="center"/>
-                                  <w:rPr>
-                                    <w:rFonts w:eastAsia="Calibri" w:cs="CorporateSPro-Light"/>
-                                    <w:sz w:val="13"/>
-                                    <w:szCs w:val="13"/>
-                                    <w:lang w:eastAsia="de-DE"/>
-                                  </w:rPr>
-                                </w:pPr>
-                              </w:p>
-                              <w:p>
-                                <w:pPr>
-                                  <w:pBdr>
-                                    <w:bottom w:val="single" w:sz="4" w:space="1" w:color="auto"/>
-                                  </w:pBdr>
-                                  <w:autoSpaceDE w:val="0"/>
-                                  <w:autoSpaceDN w:val="0"/>
-                                  <w:adjustRightInd w:val="0"/>
-                                  <w:spacing w:line="276" w:lineRule="auto"/>
-                                  <w:jc w:val="center"/>
-                                  <w:rPr>
-                                    <w:rFonts w:eastAsia="Calibri" w:cs="CorporateSPro-Light"/>
-                                    <w:sz w:val="13"/>
-                                    <w:szCs w:val="13"/>
-                                    <w:lang w:eastAsia="de-DE"/>
-                                  </w:rPr>
-                                </w:pPr>
-                              </w:p>
-                              <w:p>
-                                <w:pPr>
-                                  <w:pBdr>
-                                    <w:bottom w:val="single" w:sz="4" w:space="1" w:color="auto"/>
-                                  </w:pBdr>
-                                  <w:autoSpaceDE w:val="0"/>
-                                  <w:autoSpaceDN w:val="0"/>
-                                  <w:adjustRightInd w:val="0"/>
-                                  <w:spacing w:line="276" w:lineRule="auto"/>
-                                  <w:jc w:val="center"/>
-                                  <w:rPr>
-                                    <w:rFonts w:eastAsia="Calibri" w:cs="CorporateSPro-Light"/>
-                                    <w:sz w:val="13"/>
-                                    <w:szCs w:val="13"/>
-                                    <w:lang w:eastAsia="de-DE"/>
-                                  </w:rPr>
-                                </w:pPr>
-                              </w:p>
-                              <w:p>
-                                <w:pPr>
-                                  <w:pBdr>
-                                    <w:bottom w:val="single" w:sz="4" w:space="1" w:color="auto"/>
-                                  </w:pBdr>
-                                  <w:autoSpaceDE w:val="0"/>
-                                  <w:autoSpaceDN w:val="0"/>
-                                  <w:adjustRightInd w:val="0"/>
-                                  <w:spacing w:line="276" w:lineRule="auto"/>
-                                  <w:jc w:val="center"/>
-                                  <w:rPr>
-                                    <w:rFonts w:eastAsia="Calibri" w:cs="CorporateSPro-Light"/>
-                                    <w:sz w:val="13"/>
-                                    <w:szCs w:val="13"/>
-                                    <w:lang w:eastAsia="de-DE"/>
-                                  </w:rPr>
-                                </w:pPr>
-                              </w:p>
-                              <w:p>
-                                <w:pPr>
-                                  <w:pBdr>
-                                    <w:bottom w:val="single" w:sz="4" w:space="1" w:color="auto"/>
-                                  </w:pBdr>
-                                  <w:autoSpaceDE w:val="0"/>
-                                  <w:autoSpaceDN w:val="0"/>
-                                  <w:adjustRightInd w:val="0"/>
-                                  <w:spacing w:line="276" w:lineRule="auto"/>
-                                  <w:jc w:val="center"/>
-                                  <w:rPr>
-                                    <w:rFonts w:eastAsia="Calibri" w:cs="CorporateSPro-Light"/>
-                                    <w:sz w:val="13"/>
-                                    <w:szCs w:val="13"/>
-                                    <w:lang w:eastAsia="de-DE"/>
-                                  </w:rPr>
-                                </w:pPr>
-                              </w:p>
-                              <w:p>
-                                <w:pPr>
-                                  <w:pBdr>
-                                    <w:bottom w:val="single" w:sz="4" w:space="1" w:color="auto"/>
-                                  </w:pBdr>
-                                  <w:autoSpaceDE w:val="0"/>
-                                  <w:autoSpaceDN w:val="0"/>
-                                  <w:adjustRightInd w:val="0"/>
-                                  <w:spacing w:line="276" w:lineRule="auto"/>
-                                  <w:jc w:val="center"/>
-                                  <w:rPr>
-                                    <w:rFonts w:eastAsia="Calibri" w:cs="CorporateSPro-Light"/>
-                                    <w:sz w:val="13"/>
-                                    <w:szCs w:val="13"/>
-                                    <w:lang w:eastAsia="de-DE"/>
-                                  </w:rPr>
-                                </w:pPr>
-                              </w:p>
-                              <w:p>
-                                <w:pPr>
-                                  <w:autoSpaceDE w:val="0"/>
-                                  <w:autoSpaceDN w:val="0"/>
-                                  <w:adjustRightInd w:val="0"/>
-                                  <w:spacing w:line="276" w:lineRule="auto"/>
-                                  <w:jc w:val="left"/>
-                                  <w:rPr>
-                                    <w:rFonts w:eastAsia="Calibri" w:cs="CorporateSPro-Light"/>
-                                    <w:sz w:val="13"/>
-                                    <w:szCs w:val="13"/>
-                                    <w:lang w:eastAsia="de-DE"/>
-                                  </w:rPr>
-                                </w:pPr>
+                                <w:r>
+                                  <w:drawing>
+                                    <wp:inline distT="0" distB="0" distL="0" distR="0">
+                                      <wp:extent cx="427355" cy="597535"/>
+                                      <wp:effectExtent l="0" t="0" r="0" b="0"/>
+                                      <wp:docPr id="1000" name="Grafik 1_inline"/>
+                                      <wp:cNvGraphicFramePr/>
+                                      <a:graphic>
+                                        <a:graphicData uri="http://schemas.openxmlformats.org/drawingml/2006/picture">
+                                          <pic:pic xmlns:pic="http://schemas.openxmlformats.org/drawingml/2006/picture">
+                                            <pic:nvPicPr>
+                                              <pic:cNvPr id="0" name="Grafik 1" descr="Kein Aktenzeichen Audit _ QMISO- Siegel  bis 2025"/>
+                                              <pic:cNvPicPr>
+                                                <a:picLocks noChangeAspect="1" noChangeArrowheads="1"/>
+                                              </pic:cNvPicPr>
+                                            </pic:nvPicPr>
+                                            <pic:blipFill>
+                                              <a:blip r:embed="rId512" cstate="print">
+                                                <a:extLst>
+                                                  <a:ext uri="{28A0092B-C50C-407E-A947-70E740481C1C}">
+                                                    <a14:useLocalDpi xmlns:a14="http://schemas.microsoft.com/office/drawing/2010/main" val="0"/>
+                                                  </a:ext>
+                                                </a:extLst>
+                                              </a:blip>
+                                              <a:srcRect/>
+                                              <a:stretch>
+                                                <a:fillRect/>
+                                              </a:stretch>
+                                            </pic:blipFill>
+                                            <pic:spPr bwMode="auto">
+                                              <a:xfrm>
+                                                <a:off x="0" y="0"/>
+                                                <a:ext cx="427355" cy="597535"/>
+                                              </a:xfrm>
+                                              <a:prstGeom prst="rect">
+                                                <a:avLst/>
+                                              </a:prstGeom>
+                                              <a:noFill/>
+                                            </pic:spPr>
+                                          </pic:pic>
+                                        </a:graphicData>
+                                      </a:graphic>
+                                    </wp:inline>
+                                  </w:drawing>
+                                </w:r>
+                                <w:r>
+                                  <w:drawing>
+                                    <wp:inline distT="0" distB="0" distL="0" distR="0">
+                                      <wp:extent cx="579120" cy="597535"/>
+                                      <wp:effectExtent l="0" t="0" r="0" b="0"/>
+                                      <wp:docPr id="1001" name="Grafik 4_inline"/>
+                                      <wp:cNvGraphicFramePr/>
+                                      <a:graphic>
+                                        <a:graphicData uri="http://schemas.openxmlformats.org/drawingml/2006/picture">
+                                          <pic:pic xmlns:pic="http://schemas.openxmlformats.org/drawingml/2006/picture">
+                                            <pic:nvPicPr>
+                                              <pic:cNvPr id="0" name="Grafik 4"/>
+                                              <pic:cNvPicPr>
+                                                <a:picLocks noChangeAspect="1" noChangeArrowheads="1"/>
+                                              </pic:cNvPicPr>
+                                            </pic:nvPicPr>
+                                            <pic:blipFill>
+                                              <a:blip r:embed="rId513">
+                                                <a:extLst>
+                                                  <a:ext uri="{28A0092B-C50C-407E-A947-70E740481C1C}">
+                                                    <a14:useLocalDpi xmlns:a14="http://schemas.microsoft.com/office/drawing/2010/main" val="0"/>
+                                                  </a:ext>
+                                                </a:extLst>
+                                              </a:blip>
+                                              <a:srcRect/>
+                                              <a:stretch>
+                                                <a:fillRect/>
+                                              </a:stretch>
+                                            </pic:blipFill>
+                                            <pic:spPr bwMode="auto">
+                                              <a:xfrm>
+                                                <a:off x="0" y="0"/>
+                                                <a:ext cx="579120" cy="597535"/>
+                                              </a:xfrm>
+                                              <a:prstGeom prst="rect">
+                                                <a:avLst/>
+                                              </a:prstGeom>
+                                              <a:noFill/>
+                                            </pic:spPr>
+                                          </pic:pic>
+                                        </a:graphicData>
+                                      </a:graphic>
+                                    </wp:inline>
+                                  </w:drawing>
+                                </w:r>
                               </w:p>
                               <w:p>
                                 <w:pPr>
@@ -2068,144 +2022,98 @@
                         </w:p>
                         <w:p>
                           <w:pPr>
-                            <w:pBdr>
-                              <w:bottom w:val="single" w:sz="4" w:space="1" w:color="auto"/>
-                            </w:pBdr>
-                            <w:autoSpaceDE w:val="0"/>
-                            <w:autoSpaceDN w:val="0"/>
-                            <w:adjustRightInd w:val="0"/>
-                            <w:spacing w:line="276" w:lineRule="auto"/>
-                            <w:jc w:val="center"/>
-                            <w:rPr>
-                              <w:rFonts w:eastAsia="Calibri" w:cs="CorporateSPro-Light"/>
-                              <w:sz w:val="13"/>
-                              <w:szCs w:val="13"/>
-                              <w:lang w:eastAsia="de-DE"/>
-                            </w:rPr>
+                            <w:spacing w:line="240" w:lineRule="auto" w:before="120" w:after="120"/>
                           </w:pPr>
-                        </w:p>
-                        <w:p>
-                          <w:pPr>
-                            <w:pBdr>
-                              <w:bottom w:val="single" w:sz="4" w:space="1" w:color="auto"/>
-                            </w:pBdr>
-                            <w:autoSpaceDE w:val="0"/>
-                            <w:autoSpaceDN w:val="0"/>
-                            <w:adjustRightInd w:val="0"/>
-                            <w:spacing w:line="276" w:lineRule="auto"/>
-                            <w:jc w:val="center"/>
-                            <w:rPr>
-                              <w:rFonts w:eastAsia="Calibri" w:cs="CorporateSPro-Light"/>
-                              <w:sz w:val="13"/>
-                              <w:szCs w:val="13"/>
-                              <w:lang w:eastAsia="de-DE"/>
-                            </w:rPr>
-                          </w:pPr>
-                        </w:p>
-                        <w:p>
-                          <w:pPr>
-                            <w:pBdr>
-                              <w:bottom w:val="single" w:sz="4" w:space="1" w:color="auto"/>
-                            </w:pBdr>
-                            <w:autoSpaceDE w:val="0"/>
-                            <w:autoSpaceDN w:val="0"/>
-                            <w:adjustRightInd w:val="0"/>
-                            <w:spacing w:line="276" w:lineRule="auto"/>
-                            <w:jc w:val="center"/>
-                            <w:rPr>
-                              <w:rFonts w:eastAsia="Calibri" w:cs="CorporateSPro-Light"/>
-                              <w:sz w:val="13"/>
-                              <w:szCs w:val="13"/>
-                              <w:lang w:eastAsia="de-DE"/>
-                            </w:rPr>
-                          </w:pPr>
-                        </w:p>
-                        <w:p>
-                          <w:pPr>
-                            <w:pBdr>
-                              <w:bottom w:val="single" w:sz="4" w:space="1" w:color="auto"/>
-                            </w:pBdr>
-                            <w:autoSpaceDE w:val="0"/>
-                            <w:autoSpaceDN w:val="0"/>
-                            <w:adjustRightInd w:val="0"/>
-                            <w:spacing w:line="276" w:lineRule="auto"/>
-                            <w:jc w:val="center"/>
-                            <w:rPr>
-                              <w:rFonts w:eastAsia="Calibri" w:cs="CorporateSPro-Light"/>
-                              <w:sz w:val="13"/>
-                              <w:szCs w:val="13"/>
-                              <w:lang w:eastAsia="de-DE"/>
-                            </w:rPr>
-                          </w:pPr>
-                        </w:p>
-                        <w:p>
-                          <w:pPr>
-                            <w:pBdr>
-                              <w:bottom w:val="single" w:sz="4" w:space="1" w:color="auto"/>
-                            </w:pBdr>
-                            <w:autoSpaceDE w:val="0"/>
-                            <w:autoSpaceDN w:val="0"/>
-                            <w:adjustRightInd w:val="0"/>
-                            <w:spacing w:line="276" w:lineRule="auto"/>
-                            <w:jc w:val="center"/>
-                            <w:rPr>
-                              <w:rFonts w:eastAsia="Calibri" w:cs="CorporateSPro-Light"/>
-                              <w:sz w:val="13"/>
-                              <w:szCs w:val="13"/>
-                              <w:lang w:eastAsia="de-DE"/>
-                            </w:rPr>
-                          </w:pPr>
-                        </w:p>
-                        <w:p>
-                          <w:pPr>
-                            <w:pBdr>
-                              <w:bottom w:val="single" w:sz="4" w:space="1" w:color="auto"/>
-                            </w:pBdr>
-                            <w:autoSpaceDE w:val="0"/>
-                            <w:autoSpaceDN w:val="0"/>
-                            <w:adjustRightInd w:val="0"/>
-                            <w:spacing w:line="276" w:lineRule="auto"/>
-                            <w:jc w:val="center"/>
-                            <w:rPr>
-                              <w:rFonts w:eastAsia="Calibri" w:cs="CorporateSPro-Light"/>
-                              <w:sz w:val="13"/>
-                              <w:szCs w:val="13"/>
-                              <w:lang w:eastAsia="de-DE"/>
-                            </w:rPr>
-                          </w:pPr>
-                        </w:p>
-                        <w:p>
-                          <w:pPr>
-                            <w:pBdr>
-                              <w:bottom w:val="single" w:sz="4" w:space="1" w:color="auto"/>
-                            </w:pBdr>
-                            <w:autoSpaceDE w:val="0"/>
-                            <w:autoSpaceDN w:val="0"/>
-                            <w:adjustRightInd w:val="0"/>
-                            <w:spacing w:line="276" w:lineRule="auto"/>
-                            <w:jc w:val="center"/>
-                            <w:rPr>
-                              <w:rFonts w:eastAsia="Calibri" w:cs="CorporateSPro-Light"/>
-                              <w:sz w:val="13"/>
-                              <w:szCs w:val="13"/>
-                              <w:lang w:eastAsia="de-DE"/>
-                            </w:rPr>
-                          </w:pPr>
-                        </w:p>
-                        <w:p>
-                          <w:pPr>
-                            <w:autoSpaceDE w:val="0"/>
-                            <w:autoSpaceDN w:val="0"/>
-                            <w:adjustRightInd w:val="0"/>
-                            <w:spacing w:line="276" w:lineRule="auto"/>
-                            <w:jc w:val="left"/>
-                            <w:rPr>
-                              <w:rFonts w:eastAsia="Calibri" w:cs="CorporateSPro-Light"/>
-                              <w:sz w:val="13"/>
-                              <w:szCs w:val="13"/>
-                              <w:lang w:eastAsia="de-DE"/>
-                            </w:rPr>
-                          </w:pPr>
+                          <w:r>
+                            <w:drawing>
+                              <wp:inline distT="0" distB="0" distL="0" distR="0">
+                                <wp:extent cx="427355" cy="597535"/>
+                                <wp:effectExtent l="0" t="0" r="0" b="0"/>
+                                <wp:docPr id="1000" name="Grafik 1_inline"/>
+                                <wp:cNvGraphicFramePr/>
+                                <a:graphic xmlns:a="http://schemas.openxmlformats.org/drawingml/2006/main">
+                                  <a:graphicData uri="http://schemas.openxmlformats.org/drawingml/2006/picture">
+                                    <pic:pic xmlns:pic="http://schemas.openxmlformats.org/drawingml/2006/picture">
+                                      <pic:nvPicPr>
+                                        <pic:cNvPr id="0" name="Grafik 1" descr="Kein Aktenzeichen Audit _ QMISO- Siegel  bis 2025"/>
+                                        <pic:cNvPicPr>
+                                          <a:picLocks noChangeAspect="1" noChangeArrowheads="1"/>
+                                        </pic:cNvPicPr>
+                                      </pic:nvPicPr>
+                                      <pic:blipFill>
+                                        <a:blip r:embed="rId512" cstate="print">
+                                          <a:extLst>
+                                            <a:ext uri="{28A0092B-C50C-407E-A947-70E740481C1C}">
+                                              <a14:useLocalDpi xmlns:a14="http://schemas.microsoft.com/office/drawing/2010/main" val="0"/>
+                                            </a:ext>
+                                          </a:extLst>
+                                        </a:blip>
+                                        <a:srcRect/>
+                                        <a:stretch>
+                                          <a:fillRect/>
+                                        </a:stretch>
+                                      </pic:blipFill>
+                                      <pic:spPr bwMode="auto">
+                                        <a:xfrm>
+                                          <a:off x="0" y="0"/>
+                                          <a:ext cx="427355" cy="597535"/>
+                                        </a:xfrm>
+                                        <a:prstGeom prst="rect">
+                                          <a:avLst/>
+                                        </a:prstGeom>
+                                        <a:noFill/>
+                                      </pic:spPr>
+                                    </pic:pic>
+                                  </a:graphicData>
+                                </a:graphic>
+                              </wp:inline>
+                            </w:drawing>
+                          </w:r>
+                          <w:r>
+                            <w:drawing>
+                              <wp:inline distT="0" distB="0" distL="0" distR="0">
+                                <wp:extent cx="579120" cy="597535"/>
+                                <wp:effectExtent l="0" t="0" r="0" b="0"/>
+                                <wp:docPr id="1001" name="Grafik 4_inline"/>
+                                <wp:cNvGraphicFramePr/>
+                                <a:graphic xmlns:a="http://schemas.openxmlformats.org/drawingml/2006/main">
+                                  <a:graphicData uri="http://schemas.openxmlformats.org/drawingml/2006/picture">
+                                    <pic:pic xmlns:pic="http://schemas.openxmlformats.org/drawingml/2006/picture">
+                                      <pic:nvPicPr>
+                                        <pic:cNvPr id="0" name="Grafik 4"/>
+                                        <pic:cNvPicPr>
+                                          <a:picLocks noChangeAspect="1" noChangeArrowheads="1"/>
+                                        </pic:cNvPicPr>
+                                      </pic:nvPicPr>
+                                      <pic:blipFill>
+                                        <a:blip r:embed="rId513">
+                                          <a:extLst>
+                                            <a:ext uri="{28A0092B-C50C-407E-A947-70E740481C1C}">
+                                              <a14:useLocalDpi xmlns:a14="http://schemas.microsoft.com/office/drawing/2010/main" val="0"/>
+                                            </a:ext>
+                                          </a:extLst>
+                                        </a:blip>
+                                        <a:srcRect/>
+                                        <a:stretch>
+                                          <a:fillRect/>
+                                        </a:stretch>
+                                      </pic:blipFill>
+                                      <pic:spPr bwMode="auto">
+                                        <a:xfrm>
+                                          <a:off x="0" y="0"/>
+                                          <a:ext cx="579120" cy="597535"/>
+                                        </a:xfrm>
+                                        <a:prstGeom prst="rect">
+                                          <a:avLst/>
+                                        </a:prstGeom>
+                                        <a:noFill/>
+                                      </pic:spPr>
+                                    </pic:pic>
+                                  </a:graphicData>
+                                </a:graphic>
+                              </wp:inline>
+                            </w:drawing>
+                          </w:r>
                         </w:p>
                         <w:p>
                           <w:pPr>
@@ -3374,129 +3282,11 @@
             <w:rPr>
               <w:noProof/>
             </w:rPr>
-            <w:drawing>
-              <wp:anchor distT="0" distB="0" distL="114300" distR="114300" simplePos="0" relativeHeight="251661312" behindDoc="0" locked="1" layoutInCell="1" allowOverlap="1" wp14:anchorId="6AABFA21" wp14:editId="67882B81">
-                <wp:simplePos x="0" y="0"/>
-                <wp:positionH relativeFrom="column">
-                  <wp:posOffset>5670550</wp:posOffset>
-                </wp:positionH>
-                <wp:positionV relativeFrom="page">
-                  <wp:posOffset>4544695</wp:posOffset>
-                </wp:positionV>
-                <wp:extent cx="427355" cy="597535"/>
-                <wp:effectExtent l="0" t="0" r="0" b="0"/>
-                <wp:wrapNone/>
-                <wp:docPr id="4" name="Grafik 1" descr="Kein Aktenzeichen Audit _ QMISO- Siegel  bis 2025"/>
-                <wp:cNvGraphicFramePr>
-                  <a:graphicFrameLocks xmlns:a="http://schemas.openxmlformats.org/drawingml/2006/main" noChangeAspect="1"/>
-                </wp:cNvGraphicFramePr>
-                <a:graphic xmlns:a="http://schemas.openxmlformats.org/drawingml/2006/main">
-                  <a:graphicData uri="http://schemas.openxmlformats.org/drawingml/2006/picture">
-                    <pic:pic xmlns:pic="http://schemas.openxmlformats.org/drawingml/2006/picture">
-                      <pic:nvPicPr>
-                        <pic:cNvPr id="0" name="Grafik 1" descr="Kein Aktenzeichen Audit _ QMISO- Siegel  bis 2025"/>
-                        <pic:cNvPicPr>
-                          <a:picLocks noChangeAspect="1" noChangeArrowheads="1"/>
-                        </pic:cNvPicPr>
-                      </pic:nvPicPr>
-                      <pic:blipFill>
-                        <a:blip r:embed="rId506" cstate="print">
-                          <a:extLst>
-                            <a:ext uri="{28A0092B-C50C-407E-A947-70E740481C1C}">
-                              <a14:useLocalDpi xmlns:a14="http://schemas.microsoft.com/office/drawing/2010/main" val="0"/>
-                            </a:ext>
-                          </a:extLst>
-                        </a:blip>
-                        <a:srcRect/>
-                        <a:stretch>
-                          <a:fillRect/>
-                        </a:stretch>
-                      </pic:blipFill>
-                      <pic:spPr bwMode="auto">
-                        <a:xfrm>
-                          <a:off x="0" y="0"/>
-                          <a:ext cx="427355" cy="597535"/>
-                        </a:xfrm>
-                        <a:prstGeom prst="rect">
-                          <a:avLst/>
-                        </a:prstGeom>
-                        <a:noFill/>
-                      </pic:spPr>
-                    </pic:pic>
-                  </a:graphicData>
-                </a:graphic>
-                <wp14:sizeRelH relativeFrom="margin">
-                  <wp14:pctWidth>0</wp14:pctWidth>
-                </wp14:sizeRelH>
-                <wp14:sizeRelV relativeFrom="margin">
-                  <wp14:pctHeight>0</wp14:pctHeight>
-                </wp14:sizeRelV>
-              </wp:anchor>
-            </w:drawing>
           </w:r>
           <w:r>
             <w:rPr>
               <w:noProof/>
             </w:rPr>
-            <w:drawing>
-              <wp:anchor distT="0" distB="0" distL="114300" distR="114300" simplePos="0" relativeHeight="251660288" behindDoc="0" locked="1" layoutInCell="1" allowOverlap="1" wp14:anchorId="58E7BFEE" wp14:editId="1FD6858E">
-                <wp:simplePos x="0" y="0"/>
-                <wp:positionH relativeFrom="column">
-                  <wp:posOffset>4864735</wp:posOffset>
-                </wp:positionH>
-                <wp:positionV relativeFrom="page">
-                  <wp:posOffset>4545965</wp:posOffset>
-                </wp:positionV>
-                <wp:extent cx="579120" cy="597535"/>
-                <wp:effectExtent l="0" t="0" r="0" b="0"/>
-                <wp:wrapNone/>
-                <wp:docPr id="3" name="Grafik 4"/>
-                <wp:cNvGraphicFramePr>
-                  <a:graphicFrameLocks xmlns:a="http://schemas.openxmlformats.org/drawingml/2006/main" noChangeAspect="1"/>
-                </wp:cNvGraphicFramePr>
-                <a:graphic xmlns:a="http://schemas.openxmlformats.org/drawingml/2006/main">
-                  <a:graphicData uri="http://schemas.openxmlformats.org/drawingml/2006/picture">
-                    <pic:pic xmlns:pic="http://schemas.openxmlformats.org/drawingml/2006/picture">
-                      <pic:nvPicPr>
-                        <pic:cNvPr id="0" name="Grafik 4"/>
-                        <pic:cNvPicPr>
-                          <a:picLocks noChangeAspect="1" noChangeArrowheads="1"/>
-                        </pic:cNvPicPr>
-                      </pic:nvPicPr>
-                      <pic:blipFill>
-                        <a:blip r:embed="rId507">
-                          <a:extLst>
-                            <a:ext uri="{28A0092B-C50C-407E-A947-70E740481C1C}">
-                              <a14:useLocalDpi xmlns:a14="http://schemas.microsoft.com/office/drawing/2010/main" val="0"/>
-                            </a:ext>
-                          </a:extLst>
-                        </a:blip>
-                        <a:srcRect/>
-                        <a:stretch>
-                          <a:fillRect/>
-                        </a:stretch>
-                      </pic:blipFill>
-                      <pic:spPr bwMode="auto">
-                        <a:xfrm>
-                          <a:off x="0" y="0"/>
-                          <a:ext cx="579120" cy="597535"/>
-                        </a:xfrm>
-                        <a:prstGeom prst="rect">
-                          <a:avLst/>
-                        </a:prstGeom>
-                        <a:noFill/>
-                      </pic:spPr>
-                    </pic:pic>
-                  </a:graphicData>
-                </a:graphic>
-                <wp14:sizeRelH relativeFrom="page">
-                  <wp14:pctWidth>0</wp14:pctWidth>
-                </wp14:sizeRelH>
-                <wp14:sizeRelV relativeFrom="page">
-                  <wp14:pctHeight>0</wp14:pctHeight>
-                </wp14:sizeRelV>
-              </wp:anchor>
-            </w:drawing>
           </w:r>
         </w:p>
         <w:p>
@@ -3876,10 +3666,10 @@
       </w:pPr>
     </w:p>
     <w:sectPr>
-      <w:headerReference w:type="first" r:id="rId112"/>
-      <w:headerReference w:type="default" r:id="rId114"/>
-      <w:footerReference w:type="first" r:id="rId113"/>
-      <w:footerReference w:type="default" r:id="rId115"/>
+      <w:headerReference w:type="first" r:id="rId124"/>
+      <w:headerReference w:type="default" r:id="rId126"/>
+      <w:footerReference w:type="first" r:id="rId125"/>
+      <w:footerReference w:type="default" r:id="rId127"/>
       <w:pgSz w:w="11906" w:h="16838"/>
       <w:pgMar w:top="1440" w:right="1440" w:bottom="1440" w:left="1440" w:header="708" w:footer="708" w:gutter="0"/>
       <w:cols w:space="708"/>

--- a/standardschreiben/templates/Bankenanfrage.docx
+++ b/standardschreiben/templates/Bankenanfrage.docx
@@ -11,33 +11,24 @@
           <w:pPr>
             <w:framePr w:w="5103" w:h="2279" w:hRule="exact" w:wrap="notBeside" w:vAnchor="page" w:hAnchor="page" w:x="1135" w:y="2966" w:anchorLock="1"/>
             <w:shd w:val="solid" w:color="FFFFFF" w:fill="FFFFFF"/>
-            <w:spacing w:line="360" w:lineRule="auto"/>
+            <w:spacing w:line="240" w:lineRule="auto"/>
             <w:jc w:val="left"/>
-            <w:rPr>
-              <w:sz w:val="22"/>
-            </w:rPr>
           </w:pPr>
         </w:p>
         <w:p>
           <w:pPr>
             <w:framePr w:w="5103" w:h="2279" w:hRule="exact" w:wrap="notBeside" w:vAnchor="page" w:hAnchor="page" w:x="1135" w:y="2966" w:anchorLock="1"/>
             <w:shd w:val="solid" w:color="FFFFFF" w:fill="FFFFFF"/>
-            <w:spacing w:line="360" w:lineRule="auto"/>
+            <w:spacing w:line="240" w:lineRule="auto"/>
             <w:jc w:val="left"/>
-            <w:rPr>
-              <w:sz w:val="22"/>
-            </w:rPr>
           </w:pPr>
         </w:p>
         <w:p>
           <w:pPr>
             <w:framePr w:w="5103" w:h="2279" w:hRule="exact" w:wrap="notBeside" w:vAnchor="page" w:hAnchor="page" w:x="1135" w:y="2966" w:anchorLock="1"/>
             <w:shd w:val="solid" w:color="FFFFFF" w:fill="FFFFFF"/>
-            <w:spacing w:line="360" w:lineRule="auto"/>
+            <w:spacing w:line="240" w:lineRule="auto"/>
             <w:jc w:val="left"/>
-            <w:rPr>
-              <w:sz w:val="22"/>
-            </w:rPr>
           </w:pPr>
           <w:r>
             <w:t>FELD_Gericht_Ort</w:t>
@@ -47,11 +38,8 @@
           <w:pPr>
             <w:framePr w:w="5103" w:h="2279" w:hRule="exact" w:wrap="notBeside" w:vAnchor="page" w:hAnchor="page" w:x="1135" w:y="2966" w:anchorLock="1"/>
             <w:shd w:val="solid" w:color="FFFFFF" w:fill="FFFFFF"/>
-            <w:spacing w:line="360" w:lineRule="auto"/>
+            <w:spacing w:line="240" w:lineRule="auto"/>
             <w:jc w:val="left"/>
-            <w:rPr>
-              <w:sz w:val="22"/>
-            </w:rPr>
           </w:pPr>
           <w:r>
             <w:t>-Insolvenzgericht-</w:t>
@@ -61,11 +49,8 @@
           <w:pPr>
             <w:framePr w:w="5103" w:h="2279" w:hRule="exact" w:wrap="notBeside" w:vAnchor="page" w:hAnchor="page" w:x="1135" w:y="2966" w:anchorLock="1"/>
             <w:shd w:val="solid" w:color="FFFFFF" w:fill="FFFFFF"/>
-            <w:spacing w:line="360" w:lineRule="auto"/>
+            <w:spacing w:line="240" w:lineRule="auto"/>
             <w:jc w:val="left"/>
-            <w:rPr>
-              <w:sz w:val="22"/>
-            </w:rPr>
           </w:pPr>
           <w:r>
             <w:t>FELD_Gericht_Adresse</w:t>
@@ -75,22 +60,16 @@
           <w:pPr>
             <w:framePr w:w="5103" w:h="2279" w:hRule="exact" w:wrap="notBeside" w:vAnchor="page" w:hAnchor="page" w:x="1135" w:y="2966" w:anchorLock="1"/>
             <w:shd w:val="solid" w:color="FFFFFF" w:fill="FFFFFF"/>
-            <w:spacing w:line="360" w:lineRule="auto"/>
+            <w:spacing w:line="240" w:lineRule="auto"/>
             <w:jc w:val="left"/>
-            <w:rPr>
-              <w:sz w:val="22"/>
-            </w:rPr>
           </w:pPr>
         </w:p>
         <w:p>
           <w:pPr>
             <w:framePr w:w="5103" w:h="2279" w:hRule="exact" w:wrap="notBeside" w:vAnchor="page" w:hAnchor="page" w:x="1135" w:y="2966" w:anchorLock="1"/>
             <w:shd w:val="solid" w:color="FFFFFF" w:fill="FFFFFF"/>
-            <w:spacing w:line="360" w:lineRule="auto"/>
+            <w:spacing w:line="240" w:lineRule="auto"/>
             <w:jc w:val="left"/>
-            <w:rPr>
-              <w:sz w:val="22"/>
-            </w:rPr>
           </w:pPr>
           <w:r>
             <w:t>FELD_Gericht_PLZ_Ort </w:t>
@@ -103,21 +82,18 @@
           <w:pPr>
             <w:framePr w:w="5103" w:h="2279" w:hRule="exact" w:wrap="notBeside" w:vAnchor="page" w:hAnchor="page" w:x="1135" w:y="2966" w:anchorLock="1"/>
             <w:shd w:val="solid" w:color="FFFFFF" w:fill="FFFFFF"/>
-            <w:spacing w:line="360" w:lineRule="auto"/>
+            <w:spacing w:line="240" w:lineRule="auto"/>
             <w:jc w:val="left"/>
-            <w:rPr>
-              <w:sz w:val="22"/>
-            </w:rPr>
           </w:pPr>
         </w:p>
         <w:p>
           <w:pPr>
             <w:framePr w:w="5525" w:h="387" w:hRule="exact" w:wrap="notBeside" w:vAnchor="page" w:hAnchor="page" w:x="1135" w:y="3063" w:anchorLock="1"/>
             <w:shd w:val="solid" w:color="FFFFFF" w:fill="FFFFFF"/>
-            <w:spacing w:line="360" w:lineRule="auto"/>
+            <w:spacing w:line="240" w:lineRule="auto"/>
             <w:jc w:val="left"/>
             <w:rPr>
-              <w:sz w:val="22"/>
+              <w:sz w:val="12"/>
               <w:szCs w:val="12"/>
             </w:rPr>
           </w:pPr>
@@ -133,10 +109,10 @@
           <w:pPr>
             <w:framePr w:w="5525" w:h="387" w:hRule="exact" w:wrap="notBeside" w:vAnchor="page" w:hAnchor="page" w:x="1135" w:y="3063" w:anchorLock="1"/>
             <w:shd w:val="solid" w:color="FFFFFF" w:fill="FFFFFF"/>
-            <w:spacing w:line="360" w:lineRule="auto"/>
+            <w:spacing w:line="240" w:lineRule="auto"/>
             <w:jc w:val="left"/>
             <w:rPr>
-              <w:sz w:val="22"/>
+              <w:sz w:val="12"/>
               <w:szCs w:val="12"/>
             </w:rPr>
           </w:pPr>
@@ -213,22 +189,15 @@
             <w:t xml:space="preserve"/>
           </w:r>
         </w:p>
-        <w:p>
-          <w:pPr>
-            <w:spacing w:line="360" w:lineRule="auto"/>
-            <w:rPr>
-              <w:sz w:val="22"/>
-            </w:rPr>
-          </w:pPr>
-        </w:p>
+        <w:p/>
         <w:p>
           <w:pPr>
             <w:framePr w:w="4537" w:h="2656" w:hRule="exact" w:wrap="notBeside" w:vAnchor="page" w:hAnchor="page" w:x="6961" w:y="3466"/>
             <w:shd w:val="solid" w:color="FFFFFF" w:fill="FFFFFF"/>
-            <w:spacing w:line="360" w:lineRule="auto"/>
+            <w:spacing w:line="240" w:lineRule="auto"/>
             <w:jc w:val="right"/>
             <w:rPr>
-              <w:sz w:val="22"/>
+              <w:sz w:val="14"/>
               <w:szCs w:val="14"/>
             </w:rPr>
           </w:pPr>
@@ -244,11 +213,11 @@
           <w:pPr>
             <w:framePr w:w="4537" w:h="2656" w:hRule="exact" w:wrap="notBeside" w:vAnchor="page" w:hAnchor="page" w:x="6961" w:y="3466"/>
             <w:shd w:val="solid" w:color="FFFFFF" w:fill="FFFFFF"/>
-            <w:spacing w:line="360" w:lineRule="auto"/>
+            <w:spacing w:line="240" w:lineRule="auto"/>
             <w:jc w:val="right"/>
             <w:rPr>
               <w:b/>
-              <w:sz w:val="22"/>
+              <w:sz w:val="16"/>
               <w:szCs w:val="16"/>
             </w:rPr>
           </w:pPr>
@@ -273,10 +242,10 @@
           <w:pPr>
             <w:framePr w:w="4537" w:h="2656" w:hRule="exact" w:wrap="notBeside" w:vAnchor="page" w:hAnchor="page" w:x="6961" w:y="3466"/>
             <w:shd w:val="solid" w:color="FFFFFF" w:fill="FFFFFF"/>
-            <w:spacing w:line="360" w:lineRule="auto"/>
+            <w:spacing w:line="240" w:lineRule="auto"/>
             <w:jc w:val="right"/>
             <w:rPr>
-              <w:sz w:val="22"/>
+              <w:sz w:val="14"/>
               <w:szCs w:val="14"/>
             </w:rPr>
           </w:pPr>
@@ -292,11 +261,11 @@
           <w:pPr>
             <w:framePr w:w="4537" w:h="2656" w:hRule="exact" w:wrap="notBeside" w:vAnchor="page" w:hAnchor="page" w:x="6961" w:y="3466"/>
             <w:shd w:val="solid" w:color="FFFFFF" w:fill="FFFFFF"/>
-            <w:spacing w:line="360" w:lineRule="auto"/>
+            <w:spacing w:line="240" w:lineRule="auto"/>
             <w:jc w:val="right"/>
             <w:rPr>
               <w:b/>
-              <w:sz w:val="22"/>
+              <w:sz w:val="16"/>
               <w:szCs w:val="16"/>
             </w:rPr>
           </w:pPr>
@@ -321,10 +290,10 @@
           <w:pPr>
             <w:framePr w:w="4537" w:h="2656" w:hRule="exact" w:wrap="notBeside" w:vAnchor="page" w:hAnchor="page" w:x="6961" w:y="3466"/>
             <w:shd w:val="solid" w:color="FFFFFF" w:fill="FFFFFF"/>
-            <w:spacing w:line="360" w:lineRule="auto"/>
+            <w:spacing w:line="240" w:lineRule="auto"/>
             <w:jc w:val="right"/>
             <w:rPr>
-              <w:sz w:val="22"/>
+              <w:sz w:val="14"/>
               <w:szCs w:val="14"/>
             </w:rPr>
           </w:pPr>
@@ -340,11 +309,11 @@
           <w:pPr>
             <w:framePr w:w="4537" w:h="2656" w:hRule="exact" w:wrap="notBeside" w:vAnchor="page" w:hAnchor="page" w:x="6961" w:y="3466"/>
             <w:shd w:val="solid" w:color="FFFFFF" w:fill="FFFFFF"/>
-            <w:spacing w:line="360" w:lineRule="auto"/>
+            <w:spacing w:line="240" w:lineRule="auto"/>
             <w:jc w:val="right"/>
             <w:rPr>
               <w:b/>
-              <w:sz w:val="22"/>
+              <w:sz w:val="16"/>
               <w:szCs w:val="16"/>
             </w:rPr>
           </w:pPr>
@@ -369,10 +338,10 @@
           <w:pPr>
             <w:framePr w:w="4537" w:h="2656" w:hRule="exact" w:wrap="notBeside" w:vAnchor="page" w:hAnchor="page" w:x="6961" w:y="3466"/>
             <w:shd w:val="solid" w:color="FFFFFF" w:fill="FFFFFF"/>
-            <w:spacing w:line="360" w:lineRule="auto"/>
+            <w:spacing w:line="240" w:lineRule="auto"/>
             <w:jc w:val="right"/>
             <w:rPr>
-              <w:sz w:val="22"/>
+              <w:sz w:val="14"/>
               <w:szCs w:val="14"/>
             </w:rPr>
           </w:pPr>
@@ -388,11 +357,11 @@
           <w:pPr>
             <w:framePr w:w="4537" w:h="2656" w:hRule="exact" w:wrap="notBeside" w:vAnchor="page" w:hAnchor="page" w:x="6961" w:y="3466"/>
             <w:shd w:val="solid" w:color="FFFFFF" w:fill="FFFFFF"/>
-            <w:spacing w:line="360" w:lineRule="auto"/>
+            <w:spacing w:line="240" w:lineRule="auto"/>
             <w:jc w:val="right"/>
             <w:rPr>
               <w:b/>
-              <w:sz w:val="22"/>
+              <w:sz w:val="16"/>
               <w:szCs w:val="16"/>
             </w:rPr>
           </w:pPr>
@@ -425,10 +394,10 @@
           <w:pPr>
             <w:framePr w:w="4537" w:h="2656" w:hRule="exact" w:wrap="notBeside" w:vAnchor="page" w:hAnchor="page" w:x="6961" w:y="3466"/>
             <w:shd w:val="solid" w:color="FFFFFF" w:fill="FFFFFF"/>
-            <w:spacing w:line="360" w:lineRule="auto"/>
+            <w:spacing w:line="240" w:lineRule="auto"/>
             <w:jc w:val="right"/>
             <w:rPr>
-              <w:sz w:val="22"/>
+              <w:sz w:val="14"/>
               <w:szCs w:val="14"/>
             </w:rPr>
           </w:pPr>
@@ -444,11 +413,11 @@
           <w:pPr>
             <w:framePr w:w="4537" w:h="2656" w:hRule="exact" w:wrap="notBeside" w:vAnchor="page" w:hAnchor="page" w:x="6961" w:y="3466"/>
             <w:shd w:val="solid" w:color="FFFFFF" w:fill="FFFFFF"/>
-            <w:spacing w:line="360" w:lineRule="auto"/>
+            <w:spacing w:line="240" w:lineRule="auto"/>
             <w:jc w:val="right"/>
             <w:rPr>
               <w:b/>
-              <w:sz w:val="22"/>
+              <w:sz w:val="16"/>
               <w:szCs w:val="16"/>
             </w:rPr>
           </w:pPr>
@@ -489,10 +458,10 @@
           <w:pPr>
             <w:framePr w:w="4537" w:h="2656" w:hRule="exact" w:wrap="notBeside" w:vAnchor="page" w:hAnchor="page" w:x="6961" w:y="3466"/>
             <w:shd w:val="solid" w:color="FFFFFF" w:fill="FFFFFF"/>
-            <w:spacing w:line="360" w:lineRule="auto"/>
+            <w:spacing w:line="240" w:lineRule="auto"/>
             <w:jc w:val="right"/>
             <w:rPr>
-              <w:sz w:val="22"/>
+              <w:sz w:val="14"/>
               <w:szCs w:val="14"/>
             </w:rPr>
           </w:pPr>
@@ -508,11 +477,11 @@
           <w:pPr>
             <w:framePr w:w="4537" w:h="2656" w:hRule="exact" w:wrap="notBeside" w:vAnchor="page" w:hAnchor="page" w:x="6961" w:y="3466"/>
             <w:shd w:val="solid" w:color="FFFFFF" w:fill="FFFFFF"/>
-            <w:spacing w:line="360" w:lineRule="auto"/>
+            <w:spacing w:line="240" w:lineRule="auto"/>
             <w:jc w:val="right"/>
             <w:rPr>
               <w:b/>
-              <w:sz w:val="22"/>
+              <w:sz w:val="16"/>
               <w:szCs w:val="16"/>
             </w:rPr>
           </w:pPr>
@@ -529,38 +498,20 @@
           <w:pPr>
             <w:framePr w:w="4537" w:h="2656" w:hRule="exact" w:wrap="notBeside" w:vAnchor="page" w:hAnchor="page" w:x="6961" w:y="3466"/>
             <w:shd w:val="solid" w:color="FFFFFF" w:fill="FFFFFF"/>
-            <w:spacing w:line="360" w:lineRule="auto"/>
+            <w:spacing w:line="240" w:lineRule="auto"/>
             <w:jc w:val="right"/>
             <w:rPr>
               <w:b/>
-              <w:sz w:val="22"/>
+              <w:sz w:val="14"/>
               <w:szCs w:val="14"/>
             </w:rPr>
           </w:pPr>
         </w:p>
-        <w:p>
-          <w:pPr>
-            <w:spacing w:line="360" w:lineRule="auto"/>
-            <w:rPr>
-              <w:sz w:val="22"/>
-            </w:rPr>
-          </w:pPr>
-        </w:p>
-        <w:p>
-          <w:pPr>
-            <w:spacing w:line="360" w:lineRule="auto"/>
-            <w:rPr>
-              <w:sz w:val="22"/>
-            </w:rPr>
-          </w:pPr>
-        </w:p>
+        <w:p/>
+        <w:p/>
         <w:p>
           <w:pPr>
             <w:jc w:val="left"/>
-            <w:spacing w:line="360" w:lineRule="auto"/>
-            <w:rPr>
-              <w:sz w:val="22"/>
-            </w:rPr>
           </w:pPr>
         </w:p>
         <w:p>
@@ -568,9 +519,7 @@
             <w:jc w:val="left"/>
             <w:rPr>
               <w:b/>
-              <w:sz w:val="22"/>
             </w:rPr>
-            <w:spacing w:line="360" w:lineRule="auto"/>
           </w:pPr>
           <w:r>
             <w:rPr>
@@ -691,98 +640,144 @@
                               </w:p>
                               <w:p>
                                 <w:pPr>
-                                  <w:spacing w:line="240" w:lineRule="auto" w:before="120" w:after="120"/>
-                                </w:pPr>
-                                <w:r>
-                                  <w:drawing>
-                                    <wp:inline distT="0" distB="0" distL="0" distR="0">
-                                      <wp:extent cx="427355" cy="597535"/>
-                                      <wp:effectExtent l="0" t="0" r="0" b="0"/>
-                                      <wp:docPr id="1000" name="Grafik 1_inline"/>
-                                      <wp:cNvGraphicFramePr/>
-                                      <a:graphic>
-                                        <a:graphicData uri="http://schemas.openxmlformats.org/drawingml/2006/picture">
-                                          <pic:pic xmlns:pic="http://schemas.openxmlformats.org/drawingml/2006/picture">
-                                            <pic:nvPicPr>
-                                              <pic:cNvPr id="0" name="Grafik 1" descr="Kein Aktenzeichen Audit _ QMISO- Siegel  bis 2025"/>
-                                              <pic:cNvPicPr>
-                                                <a:picLocks noChangeAspect="1" noChangeArrowheads="1"/>
-                                              </pic:cNvPicPr>
-                                            </pic:nvPicPr>
-                                            <pic:blipFill>
-                                              <a:blip r:embed="rId512" cstate="print">
-                                                <a:extLst>
-                                                  <a:ext uri="{28A0092B-C50C-407E-A947-70E740481C1C}">
-                                                    <a14:useLocalDpi xmlns:a14="http://schemas.microsoft.com/office/drawing/2010/main" val="0"/>
-                                                  </a:ext>
-                                                </a:extLst>
-                                              </a:blip>
-                                              <a:srcRect/>
-                                              <a:stretch>
-                                                <a:fillRect/>
-                                              </a:stretch>
-                                            </pic:blipFill>
-                                            <pic:spPr bwMode="auto">
-                                              <a:xfrm>
-                                                <a:off x="0" y="0"/>
-                                                <a:ext cx="427355" cy="597535"/>
-                                              </a:xfrm>
-                                              <a:prstGeom prst="rect">
-                                                <a:avLst/>
-                                              </a:prstGeom>
-                                              <a:noFill/>
-                                            </pic:spPr>
-                                          </pic:pic>
-                                        </a:graphicData>
-                                      </a:graphic>
-                                    </wp:inline>
-                                  </w:drawing>
-                                </w:r>
-                                <w:r>
-                                  <w:drawing>
-                                    <wp:inline distT="0" distB="0" distL="0" distR="0">
-                                      <wp:extent cx="579120" cy="597535"/>
-                                      <wp:effectExtent l="0" t="0" r="0" b="0"/>
-                                      <wp:docPr id="1001" name="Grafik 4_inline"/>
-                                      <wp:cNvGraphicFramePr/>
-                                      <a:graphic>
-                                        <a:graphicData uri="http://schemas.openxmlformats.org/drawingml/2006/picture">
-                                          <pic:pic xmlns:pic="http://schemas.openxmlformats.org/drawingml/2006/picture">
-                                            <pic:nvPicPr>
-                                              <pic:cNvPr id="0" name="Grafik 4"/>
-                                              <pic:cNvPicPr>
-                                                <a:picLocks noChangeAspect="1" noChangeArrowheads="1"/>
-                                              </pic:cNvPicPr>
-                                            </pic:nvPicPr>
-                                            <pic:blipFill>
-                                              <a:blip r:embed="rId513">
-                                                <a:extLst>
-                                                  <a:ext uri="{28A0092B-C50C-407E-A947-70E740481C1C}">
-                                                    <a14:useLocalDpi xmlns:a14="http://schemas.microsoft.com/office/drawing/2010/main" val="0"/>
-                                                  </a:ext>
-                                                </a:extLst>
-                                              </a:blip>
-                                              <a:srcRect/>
-                                              <a:stretch>
-                                                <a:fillRect/>
-                                              </a:stretch>
-                                            </pic:blipFill>
-                                            <pic:spPr bwMode="auto">
-                                              <a:xfrm>
-                                                <a:off x="0" y="0"/>
-                                                <a:ext cx="579120" cy="597535"/>
-                                              </a:xfrm>
-                                              <a:prstGeom prst="rect">
-                                                <a:avLst/>
-                                              </a:prstGeom>
-                                              <a:noFill/>
-                                            </pic:spPr>
-                                          </pic:pic>
-                                        </a:graphicData>
-                                      </a:graphic>
-                                    </wp:inline>
-                                  </w:drawing>
-                                </w:r>
+                                  <w:pBdr>
+                                    <w:bottom w:val="single" w:sz="4" w:space="1" w:color="auto"/>
+                                  </w:pBdr>
+                                  <w:autoSpaceDE w:val="0"/>
+                                  <w:autoSpaceDN w:val="0"/>
+                                  <w:adjustRightInd w:val="0"/>
+                                  <w:spacing w:line="276" w:lineRule="auto"/>
+                                  <w:jc w:val="center"/>
+                                  <w:rPr>
+                                    <w:rFonts w:eastAsia="Calibri" w:cs="CorporateSPro-Light"/>
+                                    <w:sz w:val="13"/>
+                                    <w:szCs w:val="13"/>
+                                    <w:lang w:eastAsia="de-DE"/>
+                                  </w:rPr>
+                                </w:pPr>
+                              </w:p>
+                              <w:p>
+                                <w:pPr>
+                                  <w:pBdr>
+                                    <w:bottom w:val="single" w:sz="4" w:space="1" w:color="auto"/>
+                                  </w:pBdr>
+                                  <w:autoSpaceDE w:val="0"/>
+                                  <w:autoSpaceDN w:val="0"/>
+                                  <w:adjustRightInd w:val="0"/>
+                                  <w:spacing w:line="276" w:lineRule="auto"/>
+                                  <w:jc w:val="center"/>
+                                  <w:rPr>
+                                    <w:rFonts w:eastAsia="Calibri" w:cs="CorporateSPro-Light"/>
+                                    <w:sz w:val="13"/>
+                                    <w:szCs w:val="13"/>
+                                    <w:lang w:eastAsia="de-DE"/>
+                                  </w:rPr>
+                                </w:pPr>
+                              </w:p>
+                              <w:p>
+                                <w:pPr>
+                                  <w:pBdr>
+                                    <w:bottom w:val="single" w:sz="4" w:space="1" w:color="auto"/>
+                                  </w:pBdr>
+                                  <w:autoSpaceDE w:val="0"/>
+                                  <w:autoSpaceDN w:val="0"/>
+                                  <w:adjustRightInd w:val="0"/>
+                                  <w:spacing w:line="276" w:lineRule="auto"/>
+                                  <w:jc w:val="center"/>
+                                  <w:rPr>
+                                    <w:rFonts w:eastAsia="Calibri" w:cs="CorporateSPro-Light"/>
+                                    <w:sz w:val="13"/>
+                                    <w:szCs w:val="13"/>
+                                    <w:lang w:eastAsia="de-DE"/>
+                                  </w:rPr>
+                                </w:pPr>
+                              </w:p>
+                              <w:p>
+                                <w:pPr>
+                                  <w:pBdr>
+                                    <w:bottom w:val="single" w:sz="4" w:space="1" w:color="auto"/>
+                                  </w:pBdr>
+                                  <w:autoSpaceDE w:val="0"/>
+                                  <w:autoSpaceDN w:val="0"/>
+                                  <w:adjustRightInd w:val="0"/>
+                                  <w:spacing w:line="276" w:lineRule="auto"/>
+                                  <w:jc w:val="center"/>
+                                  <w:rPr>
+                                    <w:rFonts w:eastAsia="Calibri" w:cs="CorporateSPro-Light"/>
+                                    <w:sz w:val="13"/>
+                                    <w:szCs w:val="13"/>
+                                    <w:lang w:eastAsia="de-DE"/>
+                                  </w:rPr>
+                                </w:pPr>
+                              </w:p>
+                              <w:p>
+                                <w:pPr>
+                                  <w:pBdr>
+                                    <w:bottom w:val="single" w:sz="4" w:space="1" w:color="auto"/>
+                                  </w:pBdr>
+                                  <w:autoSpaceDE w:val="0"/>
+                                  <w:autoSpaceDN w:val="0"/>
+                                  <w:adjustRightInd w:val="0"/>
+                                  <w:spacing w:line="276" w:lineRule="auto"/>
+                                  <w:jc w:val="center"/>
+                                  <w:rPr>
+                                    <w:rFonts w:eastAsia="Calibri" w:cs="CorporateSPro-Light"/>
+                                    <w:sz w:val="13"/>
+                                    <w:szCs w:val="13"/>
+                                    <w:lang w:eastAsia="de-DE"/>
+                                  </w:rPr>
+                                </w:pPr>
+                              </w:p>
+                              <w:p>
+                                <w:pPr>
+                                  <w:pBdr>
+                                    <w:bottom w:val="single" w:sz="4" w:space="1" w:color="auto"/>
+                                  </w:pBdr>
+                                  <w:autoSpaceDE w:val="0"/>
+                                  <w:autoSpaceDN w:val="0"/>
+                                  <w:adjustRightInd w:val="0"/>
+                                  <w:spacing w:line="276" w:lineRule="auto"/>
+                                  <w:jc w:val="center"/>
+                                  <w:rPr>
+                                    <w:rFonts w:eastAsia="Calibri" w:cs="CorporateSPro-Light"/>
+                                    <w:sz w:val="13"/>
+                                    <w:szCs w:val="13"/>
+                                    <w:lang w:eastAsia="de-DE"/>
+                                  </w:rPr>
+                                </w:pPr>
+                              </w:p>
+                              <w:p>
+                                <w:pPr>
+                                  <w:pBdr>
+                                    <w:bottom w:val="single" w:sz="4" w:space="1" w:color="auto"/>
+                                  </w:pBdr>
+                                  <w:autoSpaceDE w:val="0"/>
+                                  <w:autoSpaceDN w:val="0"/>
+                                  <w:adjustRightInd w:val="0"/>
+                                  <w:spacing w:line="276" w:lineRule="auto"/>
+                                  <w:jc w:val="center"/>
+                                  <w:rPr>
+                                    <w:rFonts w:eastAsia="Calibri" w:cs="CorporateSPro-Light"/>
+                                    <w:sz w:val="13"/>
+                                    <w:szCs w:val="13"/>
+                                    <w:lang w:eastAsia="de-DE"/>
+                                  </w:rPr>
+                                </w:pPr>
+                              </w:p>
+                              <w:p>
+                                <w:pPr>
+                                  <w:autoSpaceDE w:val="0"/>
+                                  <w:autoSpaceDN w:val="0"/>
+                                  <w:adjustRightInd w:val="0"/>
+                                  <w:spacing w:line="276" w:lineRule="auto"/>
+                                  <w:jc w:val="left"/>
+                                  <w:rPr>
+                                    <w:rFonts w:eastAsia="Calibri" w:cs="CorporateSPro-Light"/>
+                                    <w:sz w:val="13"/>
+                                    <w:szCs w:val="13"/>
+                                    <w:lang w:eastAsia="de-DE"/>
+                                  </w:rPr>
+                                </w:pPr>
                               </w:p>
                               <w:p>
                                 <w:pPr>
@@ -2022,98 +2017,144 @@
                         </w:p>
                         <w:p>
                           <w:pPr>
-                            <w:spacing w:line="240" w:lineRule="auto" w:before="120" w:after="120"/>
-                          </w:pPr>
-                          <w:r>
-                            <w:drawing>
-                              <wp:inline distT="0" distB="0" distL="0" distR="0">
-                                <wp:extent cx="427355" cy="597535"/>
-                                <wp:effectExtent l="0" t="0" r="0" b="0"/>
-                                <wp:docPr id="1000" name="Grafik 1_inline"/>
-                                <wp:cNvGraphicFramePr/>
-                                <a:graphic xmlns:a="http://schemas.openxmlformats.org/drawingml/2006/main">
-                                  <a:graphicData uri="http://schemas.openxmlformats.org/drawingml/2006/picture">
-                                    <pic:pic xmlns:pic="http://schemas.openxmlformats.org/drawingml/2006/picture">
-                                      <pic:nvPicPr>
-                                        <pic:cNvPr id="0" name="Grafik 1" descr="Kein Aktenzeichen Audit _ QMISO- Siegel  bis 2025"/>
-                                        <pic:cNvPicPr>
-                                          <a:picLocks noChangeAspect="1" noChangeArrowheads="1"/>
-                                        </pic:cNvPicPr>
-                                      </pic:nvPicPr>
-                                      <pic:blipFill>
-                                        <a:blip r:embed="rId512" cstate="print">
-                                          <a:extLst>
-                                            <a:ext uri="{28A0092B-C50C-407E-A947-70E740481C1C}">
-                                              <a14:useLocalDpi xmlns:a14="http://schemas.microsoft.com/office/drawing/2010/main" val="0"/>
-                                            </a:ext>
-                                          </a:extLst>
-                                        </a:blip>
-                                        <a:srcRect/>
-                                        <a:stretch>
-                                          <a:fillRect/>
-                                        </a:stretch>
-                                      </pic:blipFill>
-                                      <pic:spPr bwMode="auto">
-                                        <a:xfrm>
-                                          <a:off x="0" y="0"/>
-                                          <a:ext cx="427355" cy="597535"/>
-                                        </a:xfrm>
-                                        <a:prstGeom prst="rect">
-                                          <a:avLst/>
-                                        </a:prstGeom>
-                                        <a:noFill/>
-                                      </pic:spPr>
-                                    </pic:pic>
-                                  </a:graphicData>
-                                </a:graphic>
-                              </wp:inline>
-                            </w:drawing>
-                          </w:r>
-                          <w:r>
-                            <w:drawing>
-                              <wp:inline distT="0" distB="0" distL="0" distR="0">
-                                <wp:extent cx="579120" cy="597535"/>
-                                <wp:effectExtent l="0" t="0" r="0" b="0"/>
-                                <wp:docPr id="1001" name="Grafik 4_inline"/>
-                                <wp:cNvGraphicFramePr/>
-                                <a:graphic xmlns:a="http://schemas.openxmlformats.org/drawingml/2006/main">
-                                  <a:graphicData uri="http://schemas.openxmlformats.org/drawingml/2006/picture">
-                                    <pic:pic xmlns:pic="http://schemas.openxmlformats.org/drawingml/2006/picture">
-                                      <pic:nvPicPr>
-                                        <pic:cNvPr id="0" name="Grafik 4"/>
-                                        <pic:cNvPicPr>
-                                          <a:picLocks noChangeAspect="1" noChangeArrowheads="1"/>
-                                        </pic:cNvPicPr>
-                                      </pic:nvPicPr>
-                                      <pic:blipFill>
-                                        <a:blip r:embed="rId513">
-                                          <a:extLst>
-                                            <a:ext uri="{28A0092B-C50C-407E-A947-70E740481C1C}">
-                                              <a14:useLocalDpi xmlns:a14="http://schemas.microsoft.com/office/drawing/2010/main" val="0"/>
-                                            </a:ext>
-                                          </a:extLst>
-                                        </a:blip>
-                                        <a:srcRect/>
-                                        <a:stretch>
-                                          <a:fillRect/>
-                                        </a:stretch>
-                                      </pic:blipFill>
-                                      <pic:spPr bwMode="auto">
-                                        <a:xfrm>
-                                          <a:off x="0" y="0"/>
-                                          <a:ext cx="579120" cy="597535"/>
-                                        </a:xfrm>
-                                        <a:prstGeom prst="rect">
-                                          <a:avLst/>
-                                        </a:prstGeom>
-                                        <a:noFill/>
-                                      </pic:spPr>
-                                    </pic:pic>
-                                  </a:graphicData>
-                                </a:graphic>
-                              </wp:inline>
-                            </w:drawing>
-                          </w:r>
+                            <w:pBdr>
+                              <w:bottom w:val="single" w:sz="4" w:space="1" w:color="auto"/>
+                            </w:pBdr>
+                            <w:autoSpaceDE w:val="0"/>
+                            <w:autoSpaceDN w:val="0"/>
+                            <w:adjustRightInd w:val="0"/>
+                            <w:spacing w:line="276" w:lineRule="auto"/>
+                            <w:jc w:val="center"/>
+                            <w:rPr>
+                              <w:rFonts w:eastAsia="Calibri" w:cs="CorporateSPro-Light"/>
+                              <w:sz w:val="13"/>
+                              <w:szCs w:val="13"/>
+                              <w:lang w:eastAsia="de-DE"/>
+                            </w:rPr>
+                          </w:pPr>
+                        </w:p>
+                        <w:p>
+                          <w:pPr>
+                            <w:pBdr>
+                              <w:bottom w:val="single" w:sz="4" w:space="1" w:color="auto"/>
+                            </w:pBdr>
+                            <w:autoSpaceDE w:val="0"/>
+                            <w:autoSpaceDN w:val="0"/>
+                            <w:adjustRightInd w:val="0"/>
+                            <w:spacing w:line="276" w:lineRule="auto"/>
+                            <w:jc w:val="center"/>
+                            <w:rPr>
+                              <w:rFonts w:eastAsia="Calibri" w:cs="CorporateSPro-Light"/>
+                              <w:sz w:val="13"/>
+                              <w:szCs w:val="13"/>
+                              <w:lang w:eastAsia="de-DE"/>
+                            </w:rPr>
+                          </w:pPr>
+                        </w:p>
+                        <w:p>
+                          <w:pPr>
+                            <w:pBdr>
+                              <w:bottom w:val="single" w:sz="4" w:space="1" w:color="auto"/>
+                            </w:pBdr>
+                            <w:autoSpaceDE w:val="0"/>
+                            <w:autoSpaceDN w:val="0"/>
+                            <w:adjustRightInd w:val="0"/>
+                            <w:spacing w:line="276" w:lineRule="auto"/>
+                            <w:jc w:val="center"/>
+                            <w:rPr>
+                              <w:rFonts w:eastAsia="Calibri" w:cs="CorporateSPro-Light"/>
+                              <w:sz w:val="13"/>
+                              <w:szCs w:val="13"/>
+                              <w:lang w:eastAsia="de-DE"/>
+                            </w:rPr>
+                          </w:pPr>
+                        </w:p>
+                        <w:p>
+                          <w:pPr>
+                            <w:pBdr>
+                              <w:bottom w:val="single" w:sz="4" w:space="1" w:color="auto"/>
+                            </w:pBdr>
+                            <w:autoSpaceDE w:val="0"/>
+                            <w:autoSpaceDN w:val="0"/>
+                            <w:adjustRightInd w:val="0"/>
+                            <w:spacing w:line="276" w:lineRule="auto"/>
+                            <w:jc w:val="center"/>
+                            <w:rPr>
+                              <w:rFonts w:eastAsia="Calibri" w:cs="CorporateSPro-Light"/>
+                              <w:sz w:val="13"/>
+                              <w:szCs w:val="13"/>
+                              <w:lang w:eastAsia="de-DE"/>
+                            </w:rPr>
+                          </w:pPr>
+                        </w:p>
+                        <w:p>
+                          <w:pPr>
+                            <w:pBdr>
+                              <w:bottom w:val="single" w:sz="4" w:space="1" w:color="auto"/>
+                            </w:pBdr>
+                            <w:autoSpaceDE w:val="0"/>
+                            <w:autoSpaceDN w:val="0"/>
+                            <w:adjustRightInd w:val="0"/>
+                            <w:spacing w:line="276" w:lineRule="auto"/>
+                            <w:jc w:val="center"/>
+                            <w:rPr>
+                              <w:rFonts w:eastAsia="Calibri" w:cs="CorporateSPro-Light"/>
+                              <w:sz w:val="13"/>
+                              <w:szCs w:val="13"/>
+                              <w:lang w:eastAsia="de-DE"/>
+                            </w:rPr>
+                          </w:pPr>
+                        </w:p>
+                        <w:p>
+                          <w:pPr>
+                            <w:pBdr>
+                              <w:bottom w:val="single" w:sz="4" w:space="1" w:color="auto"/>
+                            </w:pBdr>
+                            <w:autoSpaceDE w:val="0"/>
+                            <w:autoSpaceDN w:val="0"/>
+                            <w:adjustRightInd w:val="0"/>
+                            <w:spacing w:line="276" w:lineRule="auto"/>
+                            <w:jc w:val="center"/>
+                            <w:rPr>
+                              <w:rFonts w:eastAsia="Calibri" w:cs="CorporateSPro-Light"/>
+                              <w:sz w:val="13"/>
+                              <w:szCs w:val="13"/>
+                              <w:lang w:eastAsia="de-DE"/>
+                            </w:rPr>
+                          </w:pPr>
+                        </w:p>
+                        <w:p>
+                          <w:pPr>
+                            <w:pBdr>
+                              <w:bottom w:val="single" w:sz="4" w:space="1" w:color="auto"/>
+                            </w:pBdr>
+                            <w:autoSpaceDE w:val="0"/>
+                            <w:autoSpaceDN w:val="0"/>
+                            <w:adjustRightInd w:val="0"/>
+                            <w:spacing w:line="276" w:lineRule="auto"/>
+                            <w:jc w:val="center"/>
+                            <w:rPr>
+                              <w:rFonts w:eastAsia="Calibri" w:cs="CorporateSPro-Light"/>
+                              <w:sz w:val="13"/>
+                              <w:szCs w:val="13"/>
+                              <w:lang w:eastAsia="de-DE"/>
+                            </w:rPr>
+                          </w:pPr>
+                        </w:p>
+                        <w:p>
+                          <w:pPr>
+                            <w:autoSpaceDE w:val="0"/>
+                            <w:autoSpaceDN w:val="0"/>
+                            <w:adjustRightInd w:val="0"/>
+                            <w:spacing w:line="276" w:lineRule="auto"/>
+                            <w:jc w:val="left"/>
+                            <w:rPr>
+                              <w:rFonts w:eastAsia="Calibri" w:cs="CorporateSPro-Light"/>
+                              <w:sz w:val="13"/>
+                              <w:szCs w:val="13"/>
+                              <w:lang w:eastAsia="de-DE"/>
+                            </w:rPr>
+                          </w:pPr>
                         </w:p>
                         <w:p>
                           <w:pPr>
@@ -3274,19 +3315,135 @@
             <w:jc w:val="left"/>
             <w:rPr>
               <w:b/>
-              <w:sz w:val="22"/>
             </w:rPr>
-            <w:spacing w:line="360" w:lineRule="auto"/>
           </w:pPr>
           <w:r>
             <w:rPr>
               <w:noProof/>
             </w:rPr>
+            <w:drawing>
+              <wp:anchor distT="0" distB="0" distL="114300" distR="114300" simplePos="0" relativeHeight="251661312" behindDoc="0" locked="1" layoutInCell="1" allowOverlap="1" wp14:anchorId="6AABFA21" wp14:editId="67882B81">
+                <wp:simplePos x="0" y="0"/>
+                <wp:positionH relativeFrom="column">
+                  <wp:posOffset>5670550</wp:posOffset>
+                </wp:positionH>
+                <wp:positionV relativeFrom="page">
+                  <wp:posOffset>4544695</wp:posOffset>
+                </wp:positionV>
+                <wp:extent cx="427355" cy="597535"/>
+                <wp:effectExtent l="0" t="0" r="0" b="0"/>
+                <wp:wrapNone/>
+                <wp:docPr id="4" name="Grafik 1" descr="Kein Aktenzeichen Audit _ QMISO- Siegel  bis 2025"/>
+                <wp:cNvGraphicFramePr>
+                  <a:graphicFrameLocks xmlns:a="http://schemas.openxmlformats.org/drawingml/2006/main" noChangeAspect="1"/>
+                </wp:cNvGraphicFramePr>
+                <a:graphic xmlns:a="http://schemas.openxmlformats.org/drawingml/2006/main">
+                  <a:graphicData uri="http://schemas.openxmlformats.org/drawingml/2006/picture">
+                    <pic:pic xmlns:pic="http://schemas.openxmlformats.org/drawingml/2006/picture">
+                      <pic:nvPicPr>
+                        <pic:cNvPr id="0" name="Grafik 1" descr="Kein Aktenzeichen Audit _ QMISO- Siegel  bis 2025"/>
+                        <pic:cNvPicPr>
+                          <a:picLocks noChangeAspect="1" noChangeArrowheads="1"/>
+                        </pic:cNvPicPr>
+                      </pic:nvPicPr>
+                      <pic:blipFill>
+                        <a:blip r:embed="rId514" cstate="print">
+                          <a:extLst>
+                            <a:ext uri="{28A0092B-C50C-407E-A947-70E740481C1C}">
+                              <a14:useLocalDpi xmlns:a14="http://schemas.microsoft.com/office/drawing/2010/main" val="0"/>
+                            </a:ext>
+                          </a:extLst>
+                        </a:blip>
+                        <a:srcRect/>
+                        <a:stretch>
+                          <a:fillRect/>
+                        </a:stretch>
+                      </pic:blipFill>
+                      <pic:spPr bwMode="auto">
+                        <a:xfrm>
+                          <a:off x="0" y="0"/>
+                          <a:ext cx="427355" cy="597535"/>
+                        </a:xfrm>
+                        <a:prstGeom prst="rect">
+                          <a:avLst/>
+                        </a:prstGeom>
+                        <a:noFill/>
+                      </pic:spPr>
+                    </pic:pic>
+                  </a:graphicData>
+                </a:graphic>
+                <wp14:sizeRelH relativeFrom="margin">
+                  <wp14:pctWidth>0</wp14:pctWidth>
+                </wp14:sizeRelH>
+                <wp14:sizeRelV relativeFrom="margin">
+                  <wp14:pctHeight>0</wp14:pctHeight>
+                </wp14:sizeRelV>
+              </wp:anchor>
+            </w:drawing>
           </w:r>
           <w:r>
             <w:rPr>
               <w:noProof/>
             </w:rPr>
+            <w:drawing>
+              <wp:anchor distT="0" distB="0" distL="114300" distR="114300" simplePos="0" relativeHeight="251660288" behindDoc="0" locked="1" layoutInCell="1" allowOverlap="1" wp14:anchorId="58E7BFEE" wp14:editId="1FD6858E">
+                <wp:simplePos x="0" y="0"/>
+                <wp:positionH relativeFrom="column">
+                  <wp:posOffset>4864735</wp:posOffset>
+                </wp:positionH>
+                <wp:positionV relativeFrom="page">
+                  <wp:posOffset>4545965</wp:posOffset>
+                </wp:positionV>
+                <wp:extent cx="579120" cy="597535"/>
+                <wp:effectExtent l="0" t="0" r="0" b="0"/>
+                <wp:wrapNone/>
+                <wp:docPr id="3" name="Grafik 4"/>
+                <wp:cNvGraphicFramePr>
+                  <a:graphicFrameLocks xmlns:a="http://schemas.openxmlformats.org/drawingml/2006/main" noChangeAspect="1"/>
+                </wp:cNvGraphicFramePr>
+                <a:graphic xmlns:a="http://schemas.openxmlformats.org/drawingml/2006/main">
+                  <a:graphicData uri="http://schemas.openxmlformats.org/drawingml/2006/picture">
+                    <pic:pic xmlns:pic="http://schemas.openxmlformats.org/drawingml/2006/picture">
+                      <pic:nvPicPr>
+                        <pic:cNvPr id="0" name="Grafik 4"/>
+                        <pic:cNvPicPr>
+                          <a:picLocks noChangeAspect="1" noChangeArrowheads="1"/>
+                        </pic:cNvPicPr>
+                      </pic:nvPicPr>
+                      <pic:blipFill>
+                        <a:blip r:embed="rId515">
+                          <a:extLst>
+                            <a:ext uri="{28A0092B-C50C-407E-A947-70E740481C1C}">
+                              <a14:useLocalDpi xmlns:a14="http://schemas.microsoft.com/office/drawing/2010/main" val="0"/>
+                            </a:ext>
+                          </a:extLst>
+                        </a:blip>
+                        <a:srcRect/>
+                        <a:stretch>
+                          <a:fillRect/>
+                        </a:stretch>
+                      </pic:blipFill>
+                      <pic:spPr bwMode="auto">
+                        <a:xfrm>
+                          <a:off x="0" y="0"/>
+                          <a:ext cx="579120" cy="597535"/>
+                        </a:xfrm>
+                        <a:prstGeom prst="rect">
+                          <a:avLst/>
+                        </a:prstGeom>
+                        <a:noFill/>
+                      </pic:spPr>
+                    </pic:pic>
+                  </a:graphicData>
+                </a:graphic>
+                <wp14:sizeRelH relativeFrom="page">
+                  <wp14:pctWidth>0</wp14:pctWidth>
+                </wp14:sizeRelH>
+                <wp14:sizeRelV relativeFrom="page">
+                  <wp14:pctHeight>0</wp14:pctHeight>
+                </wp14:sizeRelV>
+              </wp:anchor>
+            </w:drawing>
           </w:r>
         </w:p>
         <w:p>
@@ -3294,18 +3451,12 @@
             <w:jc w:val="left"/>
             <w:rPr>
               <w:b/>
-              <w:sz w:val="22"/>
             </w:rPr>
-            <w:spacing w:line="360" w:lineRule="auto"/>
           </w:pPr>
         </w:p>
         <w:p>
           <w:pPr>
             <w:jc w:val="left"/>
-            <w:spacing w:line="360" w:lineRule="auto"/>
-            <w:rPr>
-              <w:sz w:val="22"/>
-            </w:rPr>
           </w:pPr>
           <w:r>
             <w:t>FELD_Briefkopf_Ort, den FELD_Briefkopf_Datum</w:t>
@@ -3329,22 +3480,8 @@
             <w:t/>
           </w:r>
         </w:p>
-        <w:p>
-          <w:pPr>
-            <w:spacing w:line="360" w:lineRule="auto"/>
-            <w:rPr>
-              <w:sz w:val="22"/>
-            </w:rPr>
-          </w:pPr>
-        </w:p>
-        <w:p>
-          <w:pPr>
-            <w:spacing w:line="360" w:lineRule="auto"/>
-            <w:rPr>
-              <w:sz w:val="22"/>
-            </w:rPr>
-          </w:pPr>
-        </w:p>
+        <w:p/>
+        <w:p/>
       </w:sdtContent>
     </w:sdt>
     <w:p>
@@ -3666,10 +3803,10 @@
       </w:pPr>
     </w:p>
     <w:sectPr>
-      <w:headerReference w:type="first" r:id="rId124"/>
-      <w:headerReference w:type="default" r:id="rId126"/>
-      <w:footerReference w:type="first" r:id="rId125"/>
-      <w:footerReference w:type="default" r:id="rId127"/>
+      <w:headerReference w:type="first" r:id="rId128"/>
+      <w:headerReference w:type="default" r:id="rId130"/>
+      <w:footerReference w:type="first" r:id="rId129"/>
+      <w:footerReference w:type="default" r:id="rId131"/>
       <w:pgSz w:w="11906" w:h="16838"/>
       <w:pgMar w:top="1440" w:right="1440" w:bottom="1440" w:left="1440" w:header="708" w:footer="708" w:gutter="0"/>
       <w:cols w:space="708"/>
